--- a/cpf-docs/deliverables/기술사양서.docx
+++ b/cpf-docs/deliverables/기술사양서.docx
@@ -2237,6 +2237,14 @@
     </w:p>
     <w:p>
       <w:pPr>
+        <w:pStyle w:val="BodyText"/>
+      </w:pPr>
+      <w:r>
+        <w:t xml:space="preserve">49. 현재 제품 검증 상태와 R6J 사용 경계 </w:t>
+      </w:r>
+    </w:p>
+    <w:p>
+      <w:pPr>
         <w:pStyle w:val="Heading1"/>
         <w:keepNext/>
         <w:bidi w:val="0"/>
@@ -2275,196 +2283,166 @@
         <w:rPr>
           <w:rFonts w:ascii="Noto Sans CJK KR" w:hAnsi="Noto Sans CJK KR" w:eastAsia="Noto Sans CJK KR"/>
         </w:rPr>
-        <w:t xml:space="preserve">기준 </w:t>
-      </w:r>
-      <w:r>
-        <w:rPr>
-          <w:rFonts w:ascii="Noto Sans CJK KR" w:hAnsi="Noto Sans CJK KR" w:eastAsia="Noto Sans CJK KR"/>
-        </w:rPr>
-        <w:t xml:space="preserve">Repository: </w:t>
+        <w:t>기준 Repository: https://github.com/freeangelsun/202412_01_CPF 기준 Branch: master 문서 콘텐츠 기준 Commit: cd5baccb02245a980e5998aa0dc9bac579fc019f (07_04) 기준일: 2026-08-08 Asia/Seoul 기준 Commit: 현재 master 구현 기준 문서. Product Surface·Starter·Tool·EDU 식별자는 아래 기준 Commit의 Source 정본과 대조한다.</w:t>
+      </w:r>
+      <w:r>
+        <w:rPr>
+          <w:rFonts w:ascii="Noto Sans CJK KR" w:hAnsi="Noto Sans CJK KR" w:eastAsia="Noto Sans CJK KR"/>
+        </w:rPr>
       </w:r>
       <w:r>
         <w:rPr>
           <w:rStyle w:val="SourceText"/>
           <w:rFonts w:ascii="Noto Sans CJK KR" w:hAnsi="Noto Sans CJK KR" w:eastAsia="Noto Sans CJK KR"/>
         </w:rPr>
-        <w:t>https://github.com/freeangelsun/202412_01_CPF</w:t>
-      </w:r>
-      <w:r>
-        <w:rPr>
-          <w:rFonts w:ascii="Noto Sans CJK KR" w:hAnsi="Noto Sans CJK KR" w:eastAsia="Noto Sans CJK KR"/>
-        </w:rPr>
-        <w:t xml:space="preserve"> </w:t>
-      </w:r>
-      <w:r>
-        <w:rPr>
-          <w:rFonts w:ascii="Noto Sans CJK KR" w:hAnsi="Noto Sans CJK KR" w:eastAsia="Noto Sans CJK KR"/>
-        </w:rPr>
-        <w:t xml:space="preserve">기준 </w:t>
-      </w:r>
-      <w:r>
-        <w:rPr>
-          <w:rFonts w:ascii="Noto Sans CJK KR" w:hAnsi="Noto Sans CJK KR" w:eastAsia="Noto Sans CJK KR"/>
-        </w:rPr>
-        <w:t xml:space="preserve">Branch: </w:t>
+      </w:r>
+      <w:r>
+        <w:rPr>
+          <w:rFonts w:ascii="Noto Sans CJK KR" w:hAnsi="Noto Sans CJK KR" w:eastAsia="Noto Sans CJK KR"/>
+        </w:rPr>
+      </w:r>
+      <w:r>
+        <w:rPr>
+          <w:rFonts w:ascii="Noto Sans CJK KR" w:hAnsi="Noto Sans CJK KR" w:eastAsia="Noto Sans CJK KR"/>
+        </w:rPr>
+      </w:r>
+      <w:r>
+        <w:rPr>
+          <w:rFonts w:ascii="Noto Sans CJK KR" w:hAnsi="Noto Sans CJK KR" w:eastAsia="Noto Sans CJK KR"/>
+        </w:rPr>
       </w:r>
       <w:r>
         <w:rPr>
           <w:rStyle w:val="SourceText"/>
           <w:rFonts w:ascii="Noto Sans CJK KR" w:hAnsi="Noto Sans CJK KR" w:eastAsia="Noto Sans CJK KR"/>
         </w:rPr>
-        <w:t>master</w:t>
-      </w:r>
-      <w:r>
-        <w:rPr>
-          <w:rFonts w:ascii="Noto Sans CJK KR" w:hAnsi="Noto Sans CJK KR" w:eastAsia="Noto Sans CJK KR"/>
-        </w:rPr>
-        <w:t xml:space="preserve"> </w:t>
-      </w:r>
-      <w:r>
-        <w:rPr>
-          <w:rFonts w:ascii="Noto Sans CJK KR" w:hAnsi="Noto Sans CJK KR" w:eastAsia="Noto Sans CJK KR"/>
-        </w:rPr>
-        <w:t xml:space="preserve">문서 콘텐츠 기준 </w:t>
-      </w:r>
-      <w:r>
-        <w:rPr>
-          <w:rFonts w:ascii="Noto Sans CJK KR" w:hAnsi="Noto Sans CJK KR" w:eastAsia="Noto Sans CJK KR"/>
-        </w:rPr>
-        <w:t xml:space="preserve">Commit: </w:t>
+      </w:r>
+      <w:r>
+        <w:rPr>
+          <w:rFonts w:ascii="Noto Sans CJK KR" w:hAnsi="Noto Sans CJK KR" w:eastAsia="Noto Sans CJK KR"/>
+        </w:rPr>
+      </w:r>
+      <w:r>
+        <w:rPr>
+          <w:rFonts w:ascii="Noto Sans CJK KR" w:hAnsi="Noto Sans CJK KR" w:eastAsia="Noto Sans CJK KR"/>
+        </w:rPr>
+      </w:r>
+      <w:r>
+        <w:rPr>
+          <w:rFonts w:ascii="Noto Sans CJK KR" w:hAnsi="Noto Sans CJK KR" w:eastAsia="Noto Sans CJK KR"/>
+        </w:rPr>
       </w:r>
       <w:r>
         <w:rPr>
           <w:rStyle w:val="SourceText"/>
           <w:rFonts w:ascii="Noto Sans CJK KR" w:hAnsi="Noto Sans CJK KR" w:eastAsia="Noto Sans CJK KR"/>
         </w:rPr>
-        <w:t>3ed676061246c9db3e44f29e254c0393ecca3929</w:t>
-      </w:r>
-      <w:r>
-        <w:rPr>
-          <w:rFonts w:ascii="Noto Sans CJK KR" w:hAnsi="Noto Sans CJK KR" w:eastAsia="Noto Sans CJK KR"/>
-        </w:rPr>
-        <w:t xml:space="preserve"> (</w:t>
+      </w:r>
+      <w:r>
+        <w:rPr>
+          <w:rFonts w:ascii="Noto Sans CJK KR" w:hAnsi="Noto Sans CJK KR" w:eastAsia="Noto Sans CJK KR"/>
+        </w:rPr>
       </w:r>
       <w:r>
         <w:rPr>
           <w:rStyle w:val="SourceText"/>
           <w:rFonts w:ascii="Noto Sans CJK KR" w:hAnsi="Noto Sans CJK KR" w:eastAsia="Noto Sans CJK KR"/>
         </w:rPr>
-        <w:t>07_02</w:t>
-      </w:r>
-      <w:r>
-        <w:rPr>
-          <w:rFonts w:ascii="Noto Sans CJK KR" w:hAnsi="Noto Sans CJK KR" w:eastAsia="Noto Sans CJK KR"/>
-        </w:rPr>
-        <w:t xml:space="preserve">) </w:t>
-      </w:r>
-      <w:r>
-        <w:rPr>
-          <w:rFonts w:ascii="Noto Sans CJK KR" w:hAnsi="Noto Sans CJK KR" w:eastAsia="Noto Sans CJK KR"/>
-        </w:rPr>
-        <w:t>기준일</w:t>
-      </w:r>
-      <w:r>
-        <w:rPr>
-          <w:rFonts w:ascii="Noto Sans CJK KR" w:hAnsi="Noto Sans CJK KR" w:eastAsia="Noto Sans CJK KR"/>
-        </w:rPr>
-        <w:t xml:space="preserve">: </w:t>
+      </w:r>
+      <w:r>
+        <w:rPr>
+          <w:rFonts w:ascii="Noto Sans CJK KR" w:hAnsi="Noto Sans CJK KR" w:eastAsia="Noto Sans CJK KR"/>
+        </w:rPr>
+      </w:r>
+      <w:r>
+        <w:rPr>
+          <w:rFonts w:ascii="Noto Sans CJK KR" w:hAnsi="Noto Sans CJK KR" w:eastAsia="Noto Sans CJK KR"/>
+        </w:rPr>
+      </w:r>
+      <w:r>
+        <w:rPr>
+          <w:rFonts w:ascii="Noto Sans CJK KR" w:hAnsi="Noto Sans CJK KR" w:eastAsia="Noto Sans CJK KR"/>
+        </w:rPr>
       </w:r>
       <w:r>
         <w:rPr>
           <w:rStyle w:val="SourceText"/>
           <w:rFonts w:ascii="Noto Sans CJK KR" w:hAnsi="Noto Sans CJK KR" w:eastAsia="Noto Sans CJK KR"/>
         </w:rPr>
-        <w:t>2026-08-07 Asia/Seoul</w:t>
-      </w:r>
-      <w:r>
-        <w:rPr>
-          <w:rFonts w:ascii="Noto Sans CJK KR" w:hAnsi="Noto Sans CJK KR" w:eastAsia="Noto Sans CJK KR"/>
-        </w:rPr>
-        <w:t xml:space="preserve"> </w:t>
-      </w:r>
-      <w:r>
-        <w:rPr>
-          <w:rFonts w:ascii="Noto Sans CJK KR" w:hAnsi="Noto Sans CJK KR" w:eastAsia="Noto Sans CJK KR"/>
-        </w:rPr>
-        <w:t xml:space="preserve">기준 </w:t>
-      </w:r>
-      <w:r>
-        <w:rPr>
-          <w:rFonts w:ascii="Noto Sans CJK KR" w:hAnsi="Noto Sans CJK KR" w:eastAsia="Noto Sans CJK KR"/>
-        </w:rPr>
-        <w:t xml:space="preserve">Commit: </w:t>
+      </w:r>
+      <w:r>
+        <w:rPr>
+          <w:rFonts w:ascii="Noto Sans CJK KR" w:hAnsi="Noto Sans CJK KR" w:eastAsia="Noto Sans CJK KR"/>
+        </w:rPr>
+      </w:r>
+      <w:r>
+        <w:rPr>
+          <w:rFonts w:ascii="Noto Sans CJK KR" w:hAnsi="Noto Sans CJK KR" w:eastAsia="Noto Sans CJK KR"/>
+        </w:rPr>
+      </w:r>
+      <w:r>
+        <w:rPr>
+          <w:rFonts w:ascii="Noto Sans CJK KR" w:hAnsi="Noto Sans CJK KR" w:eastAsia="Noto Sans CJK KR"/>
+        </w:rPr>
       </w:r>
       <w:r>
         <w:rPr>
           <w:rStyle w:val="Strong"/>
           <w:rFonts w:ascii="Noto Sans CJK KR" w:hAnsi="Noto Sans CJK KR" w:eastAsia="Noto Sans CJK KR"/>
         </w:rPr>
-        <w:t xml:space="preserve">현재 </w:t>
       </w:r>
       <w:r>
         <w:rPr>
           <w:rStyle w:val="SourceText"/>
           <w:rFonts w:ascii="Noto Sans CJK KR" w:hAnsi="Noto Sans CJK KR" w:eastAsia="Noto Sans CJK KR"/>
         </w:rPr>
-        <w:t>master</w:t>
       </w:r>
       <w:r>
         <w:rPr>
           <w:rStyle w:val="Strong"/>
           <w:rFonts w:ascii="Noto Sans CJK KR" w:hAnsi="Noto Sans CJK KR" w:eastAsia="Noto Sans CJK KR"/>
         </w:rPr>
-        <w:t xml:space="preserve"> </w:t>
       </w:r>
       <w:r>
         <w:rPr>
           <w:rStyle w:val="Strong"/>
           <w:rFonts w:ascii="Noto Sans CJK KR" w:hAnsi="Noto Sans CJK KR" w:eastAsia="Noto Sans CJK KR"/>
         </w:rPr>
-        <w:t>구현 기준 문서</w:t>
-      </w:r>
-      <w:r>
-        <w:rPr>
-          <w:rFonts w:ascii="Noto Sans CJK KR" w:hAnsi="Noto Sans CJK KR" w:eastAsia="Noto Sans CJK KR"/>
-        </w:rPr>
-        <w:t xml:space="preserve">. Product Surface·Starter·Tool·EDU </w:t>
-      </w:r>
-      <w:r>
-        <w:rPr>
-          <w:rFonts w:ascii="Noto Sans CJK KR" w:hAnsi="Noto Sans CJK KR" w:eastAsia="Noto Sans CJK KR"/>
-        </w:rPr>
-        <w:t xml:space="preserve">식별자는 아래 기준 </w:t>
-      </w:r>
-      <w:r>
-        <w:rPr>
-          <w:rFonts w:ascii="Noto Sans CJK KR" w:hAnsi="Noto Sans CJK KR" w:eastAsia="Noto Sans CJK KR"/>
-        </w:rPr>
-        <w:t>Commit</w:t>
-      </w:r>
-      <w:r>
-        <w:rPr>
-          <w:rFonts w:ascii="Noto Sans CJK KR" w:hAnsi="Noto Sans CJK KR" w:eastAsia="Noto Sans CJK KR"/>
-        </w:rPr>
-        <w:t xml:space="preserve">의 </w:t>
-      </w:r>
-      <w:r>
-        <w:rPr>
-          <w:rFonts w:ascii="Noto Sans CJK KR" w:hAnsi="Noto Sans CJK KR" w:eastAsia="Noto Sans CJK KR"/>
-        </w:rPr>
-        <w:t xml:space="preserve">Source </w:t>
-      </w:r>
-      <w:r>
-        <w:rPr>
-          <w:rFonts w:ascii="Noto Sans CJK KR" w:hAnsi="Noto Sans CJK KR" w:eastAsia="Noto Sans CJK KR"/>
-        </w:rPr>
-        <w:t>정본과 대조한다</w:t>
-      </w:r>
-      <w:r>
-        <w:rPr>
-          <w:rFonts w:ascii="Noto Sans CJK KR" w:hAnsi="Noto Sans CJK KR" w:eastAsia="Noto Sans CJK KR"/>
-        </w:rPr>
-        <w:t>.</w:t>
+      </w:r>
+      <w:r>
+        <w:rPr>
+          <w:rFonts w:ascii="Noto Sans CJK KR" w:hAnsi="Noto Sans CJK KR" w:eastAsia="Noto Sans CJK KR"/>
+        </w:rPr>
+      </w:r>
+      <w:r>
+        <w:rPr>
+          <w:rFonts w:ascii="Noto Sans CJK KR" w:hAnsi="Noto Sans CJK KR" w:eastAsia="Noto Sans CJK KR"/>
+        </w:rPr>
+      </w:r>
+      <w:r>
+        <w:rPr>
+          <w:rFonts w:ascii="Noto Sans CJK KR" w:hAnsi="Noto Sans CJK KR" w:eastAsia="Noto Sans CJK KR"/>
+        </w:rPr>
+      </w:r>
+      <w:r>
+        <w:rPr>
+          <w:rFonts w:ascii="Noto Sans CJK KR" w:hAnsi="Noto Sans CJK KR" w:eastAsia="Noto Sans CJK KR"/>
+        </w:rPr>
+      </w:r>
+      <w:r>
+        <w:rPr>
+          <w:rFonts w:ascii="Noto Sans CJK KR" w:hAnsi="Noto Sans CJK KR" w:eastAsia="Noto Sans CJK KR"/>
+        </w:rPr>
+      </w:r>
+      <w:r>
+        <w:rPr>
+          <w:rFonts w:ascii="Noto Sans CJK KR" w:hAnsi="Noto Sans CJK KR" w:eastAsia="Noto Sans CJK KR"/>
+        </w:rPr>
+      </w:r>
+      <w:r>
+        <w:rPr>
+          <w:rFonts w:ascii="Noto Sans CJK KR" w:hAnsi="Noto Sans CJK KR" w:eastAsia="Noto Sans CJK KR"/>
+        </w:rPr>
       </w:r>
     </w:p>
     <w:tbl>
@@ -21383,6 +21361,1684 @@
           <w:rFonts w:ascii="Noto Sans CJK KR" w:hAnsi="Noto Sans CJK KR" w:eastAsia="Noto Sans CJK KR"/>
         </w:rPr>
         <w:t>.</w:t>
+      </w:r>
+    </w:p>
+    <w:p>
+      <w:pPr>
+        <w:pStyle w:val="Heading2"/>
+        <w:spacing w:before="0" w:after="40" w:line="228" w:lineRule="auto"/>
+      </w:pPr>
+      <w:r>
+        <w:t>49. 현재 제품 검증 상태와 R6J 사용 경계</w:t>
+      </w:r>
+    </w:p>
+    <w:p>
+      <w:pPr>
+        <w:spacing w:before="0" w:after="40" w:line="228" w:lineRule="auto"/>
+      </w:pPr>
+      <w:r>
+        <w:rPr>
+          <w:b/>
+          <w:sz w:val="18"/>
+        </w:rPr>
+        <w:t xml:space="preserve">판정 기준: </w:t>
+      </w:r>
+      <w:r>
+        <w:rPr>
+          <w:sz w:val="18"/>
+        </w:rPr>
+        <w:t xml:space="preserve">master cd5baccb02245a980e5998aa0dc9bac579fc019f (07_04), R6J QA basis 3ed676061246c9db3e44f29e254c0393ecca3929 (07_02). </w:t>
+      </w:r>
+      <w:r>
+        <w:rPr>
+          <w:sz w:val="18"/>
+        </w:rPr>
+        <w:t>07_04 Commit은 전체 프로젝트 100% Finalization Mandate와 QA Scope 보정을 추가했으며 R6J 검수 대상 Product Source는 07_02와 동일하다.</w:t>
+      </w:r>
+    </w:p>
+    <w:p>
+      <w:pPr>
+        <w:pStyle w:val="Normal"/>
+      </w:pPr>
+      <w:r>
+        <w:t>• 07_04 정책에 따라 34개 직접 Rework는 전체 개발 Scope가 아니다. 중앙 Requirement 93/93, Finding 56/56, 최상위 Requirement 전체, Runtime/GA 전체와 작업 중 자체 발견 결함까지 프로젝트 완료 범위로 본다.</w:t>
+      </w:r>
+    </w:p>
+    <w:p>
+      <w:pPr>
+        <w:pStyle w:val="BodyText"/>
+        <w:spacing w:before="0" w:after="40" w:line="228" w:lineRule="auto"/>
+      </w:pPr>
+      <w:r>
+        <w:rPr>
+          <w:sz w:val="18"/>
+        </w:rPr>
+        <w:t>• 현재 기술 사양 적용 기준은 cd5baccb(07_04)이며 R6J 제품 판정은 미통과(RELEASE_BLOCKED)다.</w:t>
+      </w:r>
+    </w:p>
+    <w:p>
+      <w:pPr>
+        <w:pStyle w:val="BodyText"/>
+        <w:spacing w:before="0" w:after="40" w:line="228" w:lineRule="auto"/>
+      </w:pPr>
+      <w:r>
+        <w:rPr>
+          <w:sz w:val="18"/>
+        </w:rPr>
+        <w:t>• Release-critical 미결 항목에는 current-SHA evidence provenance, Release workflow, ADM OpenAPI/generated drift, Approval durable UNKNOWN, transaction/file/DB logging, FileLog recovery, action permission, false-green qualification이 포함된다.</w:t>
+      </w:r>
+    </w:p>
+    <w:p>
+      <w:pPr>
+        <w:pStyle w:val="BodyText"/>
+        <w:spacing w:before="0" w:after="40" w:line="228" w:lineRule="auto"/>
+      </w:pPr>
+      <w:r>
+        <w:rPr>
+          <w:sz w:val="18"/>
+        </w:rPr>
+        <w:t>• Source가 존재하거나 정적 parity가 맞는 것과 target runtime 검증 통과를 분리한다.</w:t>
+      </w:r>
+    </w:p>
+    <w:p>
+      <w:pPr>
+        <w:pStyle w:val="BodyText"/>
+        <w:spacing w:before="0" w:after="40" w:line="228" w:lineRule="auto"/>
+      </w:pPr>
+      <w:r>
+        <w:rPr>
+          <w:sz w:val="18"/>
+        </w:rPr>
+        <w:t>• 후속 Source 재개발 시 이 사양서의 API/상태/식별자/오류/복구 표도 같은 변경 단위에서 갱신한다.</w:t>
+      </w:r>
+    </w:p>
+    <w:p>
+      <w:pPr>
+        <w:spacing w:before="0" w:after="40" w:line="228" w:lineRule="auto"/>
+      </w:pPr>
+      <w:r>
+        <w:rPr>
+          <w:sz w:val="18"/>
+        </w:rPr>
+        <w:t>이 문서에 직접 영향을 주는 R6J 재개발 항목: 16개. 아래 항목이 후속 exact SHA에서 닫히기 전에는 해당 기능을 Release 승인 근거로 사용하지 않는다.</w:t>
+      </w:r>
+      <w:r>
+        <w:t xml:space="preserve"> 이 표는 문서 영향 매핑이며 전체 프로젝트 Scope를 제한하지 않는다.</w:t>
+      </w:r>
+    </w:p>
+    <w:tbl>
+      <w:tblPr>
+        <w:tblW w:type="pct" w:w="5000"/>
+        <w:jc w:val="center"/>
+        <w:tblLook w:firstColumn="1" w:firstRow="1" w:lastColumn="0" w:lastRow="0" w:noHBand="0" w:noVBand="1" w:val="04A0"/>
+      </w:tblPr>
+      <w:tblGrid>
+        <w:gridCol w:w="2551"/>
+        <w:gridCol w:w="2551"/>
+        <w:gridCol w:w="2551"/>
+        <w:gridCol w:w="2551"/>
+      </w:tblGrid>
+      <w:tr>
+        <w:trPr/>
+        <w:tc>
+          <w:tcPr>
+            <w:tcW w:type="dxa" w:w="2551"/>
+            <w:tcMar>
+              <w:top w:w="25" w:type="dxa"/>
+              <w:start w:w="35" w:type="dxa"/>
+              <w:bottom w:w="25" w:type="dxa"/>
+              <w:end w:w="35" w:type="dxa"/>
+            </w:tcMar>
+          </w:tcPr>
+          <w:p>
+            <w:pPr>
+              <w:spacing w:before="0" w:after="0" w:line="216" w:lineRule="auto"/>
+            </w:pPr>
+            <w:r>
+              <w:rPr>
+                <w:b/>
+                <w:sz w:val="15"/>
+              </w:rPr>
+              <w:t>ID</w:t>
+            </w:r>
+          </w:p>
+        </w:tc>
+        <w:tc>
+          <w:tcPr>
+            <w:tcW w:type="dxa" w:w="2551"/>
+            <w:tcMar>
+              <w:top w:w="25" w:type="dxa"/>
+              <w:start w:w="35" w:type="dxa"/>
+              <w:bottom w:w="25" w:type="dxa"/>
+              <w:end w:w="35" w:type="dxa"/>
+            </w:tcMar>
+          </w:tcPr>
+          <w:p>
+            <w:pPr>
+              <w:spacing w:before="0" w:after="0" w:line="216" w:lineRule="auto"/>
+            </w:pPr>
+            <w:r>
+              <w:rPr>
+                <w:b/>
+                <w:sz w:val="15"/>
+              </w:rPr>
+              <w:t>우선순위</w:t>
+            </w:r>
+          </w:p>
+        </w:tc>
+        <w:tc>
+          <w:tcPr>
+            <w:tcW w:type="dxa" w:w="2551"/>
+            <w:tcMar>
+              <w:top w:w="25" w:type="dxa"/>
+              <w:start w:w="35" w:type="dxa"/>
+              <w:bottom w:w="25" w:type="dxa"/>
+              <w:end w:w="35" w:type="dxa"/>
+            </w:tcMar>
+          </w:tcPr>
+          <w:p>
+            <w:pPr>
+              <w:spacing w:before="0" w:after="0" w:line="216" w:lineRule="auto"/>
+            </w:pPr>
+            <w:r>
+              <w:rPr>
+                <w:b/>
+                <w:sz w:val="15"/>
+              </w:rPr>
+              <w:t>영역</w:t>
+            </w:r>
+          </w:p>
+        </w:tc>
+        <w:tc>
+          <w:tcPr>
+            <w:tcW w:type="dxa" w:w="2551"/>
+            <w:tcMar>
+              <w:top w:w="25" w:type="dxa"/>
+              <w:start w:w="35" w:type="dxa"/>
+              <w:bottom w:w="25" w:type="dxa"/>
+              <w:end w:w="35" w:type="dxa"/>
+            </w:tcMar>
+          </w:tcPr>
+          <w:p>
+            <w:pPr>
+              <w:spacing w:before="0" w:after="0" w:line="216" w:lineRule="auto"/>
+            </w:pPr>
+            <w:r>
+              <w:rPr>
+                <w:b/>
+                <w:sz w:val="15"/>
+              </w:rPr>
+              <w:t>현재 조치 기준</w:t>
+            </w:r>
+          </w:p>
+        </w:tc>
+      </w:tr>
+      <w:tr>
+        <w:trPr/>
+        <w:tc>
+          <w:tcPr>
+            <w:tcW w:type="dxa" w:w="2551"/>
+            <w:tcMar>
+              <w:top w:w="25" w:type="dxa"/>
+              <w:start w:w="35" w:type="dxa"/>
+              <w:bottom w:w="25" w:type="dxa"/>
+              <w:end w:w="35" w:type="dxa"/>
+            </w:tcMar>
+          </w:tcPr>
+          <w:p>
+            <w:pPr>
+              <w:spacing w:before="0" w:after="0" w:line="216" w:lineRule="auto"/>
+            </w:pPr>
+            <w:r>
+              <w:rPr>
+                <w:sz w:val="15"/>
+              </w:rPr>
+              <w:t>AB-R6-001</w:t>
+            </w:r>
+          </w:p>
+        </w:tc>
+        <w:tc>
+          <w:tcPr>
+            <w:tcW w:type="dxa" w:w="2551"/>
+            <w:tcMar>
+              <w:top w:w="25" w:type="dxa"/>
+              <w:start w:w="35" w:type="dxa"/>
+              <w:bottom w:w="25" w:type="dxa"/>
+              <w:end w:w="35" w:type="dxa"/>
+            </w:tcMar>
+          </w:tcPr>
+          <w:p>
+            <w:pPr>
+              <w:spacing w:before="0" w:after="0" w:line="216" w:lineRule="auto"/>
+            </w:pPr>
+            <w:r>
+              <w:rPr>
+                <w:sz w:val="15"/>
+              </w:rPr>
+              <w:t>P0</w:t>
+            </w:r>
+          </w:p>
+        </w:tc>
+        <w:tc>
+          <w:tcPr>
+            <w:tcW w:type="dxa" w:w="2551"/>
+            <w:tcMar>
+              <w:top w:w="25" w:type="dxa"/>
+              <w:start w:w="35" w:type="dxa"/>
+              <w:bottom w:w="25" w:type="dxa"/>
+              <w:end w:w="35" w:type="dxa"/>
+            </w:tcMar>
+          </w:tcPr>
+          <w:p>
+            <w:pPr>
+              <w:spacing w:before="0" w:after="0" w:line="216" w:lineRule="auto"/>
+            </w:pPr>
+            <w:r>
+              <w:rPr>
+                <w:sz w:val="15"/>
+              </w:rPr>
+              <w:t>Management/Quality</w:t>
+            </w:r>
+          </w:p>
+        </w:tc>
+        <w:tc>
+          <w:tcPr>
+            <w:tcW w:type="dxa" w:w="2551"/>
+            <w:tcMar>
+              <w:top w:w="25" w:type="dxa"/>
+              <w:start w:w="35" w:type="dxa"/>
+              <w:bottom w:w="25" w:type="dxa"/>
+              <w:end w:w="35" w:type="dxa"/>
+            </w:tcMar>
+          </w:tcPr>
+          <w:p>
+            <w:pPr>
+              <w:spacing w:before="0" w:after="0" w:line="216" w:lineRule="auto"/>
+            </w:pPr>
+            <w:r>
+              <w:rPr>
+                <w:sz w:val="15"/>
+              </w:rPr>
+              <w:t>Current result SHA와 execution Evidence provenance 미결속</w:t>
+            </w:r>
+          </w:p>
+        </w:tc>
+      </w:tr>
+      <w:tr>
+        <w:trPr/>
+        <w:tc>
+          <w:tcPr>
+            <w:tcW w:type="dxa" w:w="2551"/>
+            <w:tcMar>
+              <w:top w:w="25" w:type="dxa"/>
+              <w:start w:w="35" w:type="dxa"/>
+              <w:bottom w:w="25" w:type="dxa"/>
+              <w:end w:w="35" w:type="dxa"/>
+            </w:tcMar>
+          </w:tcPr>
+          <w:p>
+            <w:pPr>
+              <w:spacing w:before="0" w:after="0" w:line="216" w:lineRule="auto"/>
+            </w:pPr>
+            <w:r>
+              <w:rPr>
+                <w:sz w:val="15"/>
+              </w:rPr>
+              <w:t>AB-R6-002</w:t>
+            </w:r>
+          </w:p>
+        </w:tc>
+        <w:tc>
+          <w:tcPr>
+            <w:tcW w:type="dxa" w:w="2551"/>
+            <w:tcMar>
+              <w:top w:w="25" w:type="dxa"/>
+              <w:start w:w="35" w:type="dxa"/>
+              <w:bottom w:w="25" w:type="dxa"/>
+              <w:end w:w="35" w:type="dxa"/>
+            </w:tcMar>
+          </w:tcPr>
+          <w:p>
+            <w:pPr>
+              <w:spacing w:before="0" w:after="0" w:line="216" w:lineRule="auto"/>
+            </w:pPr>
+            <w:r>
+              <w:rPr>
+                <w:sz w:val="15"/>
+              </w:rPr>
+              <w:t>P0</w:t>
+            </w:r>
+          </w:p>
+        </w:tc>
+        <w:tc>
+          <w:tcPr>
+            <w:tcW w:type="dxa" w:w="2551"/>
+            <w:tcMar>
+              <w:top w:w="25" w:type="dxa"/>
+              <w:start w:w="35" w:type="dxa"/>
+              <w:bottom w:w="25" w:type="dxa"/>
+              <w:end w:w="35" w:type="dxa"/>
+            </w:tcMar>
+          </w:tcPr>
+          <w:p>
+            <w:pPr>
+              <w:spacing w:before="0" w:after="0" w:line="216" w:lineRule="auto"/>
+            </w:pPr>
+            <w:r>
+              <w:rPr>
+                <w:sz w:val="15"/>
+              </w:rPr>
+              <w:t>Runtime/Release</w:t>
+            </w:r>
+          </w:p>
+        </w:tc>
+        <w:tc>
+          <w:tcPr>
+            <w:tcW w:type="dxa" w:w="2551"/>
+            <w:tcMar>
+              <w:top w:w="25" w:type="dxa"/>
+              <w:start w:w="35" w:type="dxa"/>
+              <w:bottom w:w="25" w:type="dxa"/>
+              <w:end w:w="35" w:type="dxa"/>
+            </w:tcMar>
+          </w:tcPr>
+          <w:p>
+            <w:pPr>
+              <w:spacing w:before="0" w:after="0" w:line="216" w:lineRule="auto"/>
+            </w:pPr>
+            <w:r>
+              <w:rPr>
+                <w:sz w:val="15"/>
+              </w:rPr>
+              <w:t>Current master Push에 Release Workflow 실행 근거 없음</w:t>
+            </w:r>
+          </w:p>
+        </w:tc>
+      </w:tr>
+      <w:tr>
+        <w:trPr/>
+        <w:tc>
+          <w:tcPr>
+            <w:tcW w:type="dxa" w:w="2551"/>
+            <w:tcMar>
+              <w:top w:w="25" w:type="dxa"/>
+              <w:start w:w="35" w:type="dxa"/>
+              <w:bottom w:w="25" w:type="dxa"/>
+              <w:end w:w="35" w:type="dxa"/>
+            </w:tcMar>
+          </w:tcPr>
+          <w:p>
+            <w:pPr>
+              <w:spacing w:before="0" w:after="0" w:line="216" w:lineRule="auto"/>
+            </w:pPr>
+            <w:r>
+              <w:rPr>
+                <w:sz w:val="15"/>
+              </w:rPr>
+              <w:t>AB-R6-010</w:t>
+            </w:r>
+          </w:p>
+        </w:tc>
+        <w:tc>
+          <w:tcPr>
+            <w:tcW w:type="dxa" w:w="2551"/>
+            <w:tcMar>
+              <w:top w:w="25" w:type="dxa"/>
+              <w:start w:w="35" w:type="dxa"/>
+              <w:bottom w:w="25" w:type="dxa"/>
+              <w:end w:w="35" w:type="dxa"/>
+            </w:tcMar>
+          </w:tcPr>
+          <w:p>
+            <w:pPr>
+              <w:spacing w:before="0" w:after="0" w:line="216" w:lineRule="auto"/>
+            </w:pPr>
+            <w:r>
+              <w:rPr>
+                <w:sz w:val="15"/>
+              </w:rPr>
+              <w:t>P0</w:t>
+            </w:r>
+          </w:p>
+        </w:tc>
+        <w:tc>
+          <w:tcPr>
+            <w:tcW w:type="dxa" w:w="2551"/>
+            <w:tcMar>
+              <w:top w:w="25" w:type="dxa"/>
+              <w:start w:w="35" w:type="dxa"/>
+              <w:bottom w:w="25" w:type="dxa"/>
+              <w:end w:w="35" w:type="dxa"/>
+            </w:tcMar>
+          </w:tcPr>
+          <w:p>
+            <w:pPr>
+              <w:spacing w:before="0" w:after="0" w:line="216" w:lineRule="auto"/>
+            </w:pPr>
+            <w:r>
+              <w:rPr>
+                <w:sz w:val="15"/>
+              </w:rPr>
+              <w:t>ADM/Frontend/Contract</w:t>
+            </w:r>
+          </w:p>
+        </w:tc>
+        <w:tc>
+          <w:tcPr>
+            <w:tcW w:type="dxa" w:w="2551"/>
+            <w:tcMar>
+              <w:top w:w="25" w:type="dxa"/>
+              <w:start w:w="35" w:type="dxa"/>
+              <w:bottom w:w="25" w:type="dxa"/>
+              <w:end w:w="35" w:type="dxa"/>
+            </w:tcMar>
+          </w:tcPr>
+          <w:p>
+            <w:pPr>
+              <w:spacing w:before="0" w:after="0" w:line="216" w:lineRule="auto"/>
+            </w:pPr>
+            <w:r>
+              <w:rPr>
+                <w:sz w:val="15"/>
+              </w:rPr>
+              <w:t>Backend validation과 ADM OpenAPI/Generated artifact drift</w:t>
+            </w:r>
+          </w:p>
+        </w:tc>
+      </w:tr>
+      <w:tr>
+        <w:trPr/>
+        <w:tc>
+          <w:tcPr>
+            <w:tcW w:type="dxa" w:w="2551"/>
+            <w:tcMar>
+              <w:top w:w="25" w:type="dxa"/>
+              <w:start w:w="35" w:type="dxa"/>
+              <w:bottom w:w="25" w:type="dxa"/>
+              <w:end w:w="35" w:type="dxa"/>
+            </w:tcMar>
+          </w:tcPr>
+          <w:p>
+            <w:pPr>
+              <w:spacing w:before="0" w:after="0" w:line="216" w:lineRule="auto"/>
+            </w:pPr>
+            <w:r>
+              <w:rPr>
+                <w:sz w:val="15"/>
+              </w:rPr>
+              <w:t>AB-R6-012</w:t>
+            </w:r>
+          </w:p>
+        </w:tc>
+        <w:tc>
+          <w:tcPr>
+            <w:tcW w:type="dxa" w:w="2551"/>
+            <w:tcMar>
+              <w:top w:w="25" w:type="dxa"/>
+              <w:start w:w="35" w:type="dxa"/>
+              <w:bottom w:w="25" w:type="dxa"/>
+              <w:end w:w="35" w:type="dxa"/>
+            </w:tcMar>
+          </w:tcPr>
+          <w:p>
+            <w:pPr>
+              <w:spacing w:before="0" w:after="0" w:line="216" w:lineRule="auto"/>
+            </w:pPr>
+            <w:r>
+              <w:rPr>
+                <w:sz w:val="15"/>
+              </w:rPr>
+              <w:t>P1</w:t>
+            </w:r>
+          </w:p>
+        </w:tc>
+        <w:tc>
+          <w:tcPr>
+            <w:tcW w:type="dxa" w:w="2551"/>
+            <w:tcMar>
+              <w:top w:w="25" w:type="dxa"/>
+              <w:start w:w="35" w:type="dxa"/>
+              <w:bottom w:w="25" w:type="dxa"/>
+              <w:end w:w="35" w:type="dxa"/>
+            </w:tcMar>
+          </w:tcPr>
+          <w:p>
+            <w:pPr>
+              <w:spacing w:before="0" w:after="0" w:line="216" w:lineRule="auto"/>
+            </w:pPr>
+            <w:r>
+              <w:rPr>
+                <w:sz w:val="15"/>
+              </w:rPr>
+              <w:t>ADM/Frontend/Contract</w:t>
+            </w:r>
+          </w:p>
+        </w:tc>
+        <w:tc>
+          <w:tcPr>
+            <w:tcW w:type="dxa" w:w="2551"/>
+            <w:tcMar>
+              <w:top w:w="25" w:type="dxa"/>
+              <w:start w:w="35" w:type="dxa"/>
+              <w:bottom w:w="25" w:type="dxa"/>
+              <w:end w:w="35" w:type="dxa"/>
+            </w:tcMar>
+          </w:tcPr>
+          <w:p>
+            <w:pPr>
+              <w:spacing w:before="0" w:after="0" w:line="216" w:lineRule="auto"/>
+            </w:pPr>
+            <w:r>
+              <w:rPr>
+                <w:sz w:val="15"/>
+              </w:rPr>
+              <w:t>Generated Client가 high-risk 실제 Consumer를 충분히 구속하지 못함</w:t>
+            </w:r>
+          </w:p>
+        </w:tc>
+      </w:tr>
+      <w:tr>
+        <w:trPr/>
+        <w:tc>
+          <w:tcPr>
+            <w:tcW w:type="dxa" w:w="2551"/>
+            <w:tcMar>
+              <w:top w:w="25" w:type="dxa"/>
+              <w:start w:w="35" w:type="dxa"/>
+              <w:bottom w:w="25" w:type="dxa"/>
+              <w:end w:w="35" w:type="dxa"/>
+            </w:tcMar>
+          </w:tcPr>
+          <w:p>
+            <w:pPr>
+              <w:spacing w:before="0" w:after="0" w:line="216" w:lineRule="auto"/>
+            </w:pPr>
+            <w:r>
+              <w:rPr>
+                <w:sz w:val="15"/>
+              </w:rPr>
+              <w:t>AB-R6-020</w:t>
+            </w:r>
+          </w:p>
+        </w:tc>
+        <w:tc>
+          <w:tcPr>
+            <w:tcW w:type="dxa" w:w="2551"/>
+            <w:tcMar>
+              <w:top w:w="25" w:type="dxa"/>
+              <w:start w:w="35" w:type="dxa"/>
+              <w:bottom w:w="25" w:type="dxa"/>
+              <w:end w:w="35" w:type="dxa"/>
+            </w:tcMar>
+          </w:tcPr>
+          <w:p>
+            <w:pPr>
+              <w:spacing w:before="0" w:after="0" w:line="216" w:lineRule="auto"/>
+            </w:pPr>
+            <w:r>
+              <w:rPr>
+                <w:sz w:val="15"/>
+              </w:rPr>
+              <w:t>P0</w:t>
+            </w:r>
+          </w:p>
+        </w:tc>
+        <w:tc>
+          <w:tcPr>
+            <w:tcW w:type="dxa" w:w="2551"/>
+            <w:tcMar>
+              <w:top w:w="25" w:type="dxa"/>
+              <w:start w:w="35" w:type="dxa"/>
+              <w:bottom w:w="25" w:type="dxa"/>
+              <w:end w:w="35" w:type="dxa"/>
+            </w:tcMar>
+          </w:tcPr>
+          <w:p>
+            <w:pPr>
+              <w:spacing w:before="0" w:after="0" w:line="216" w:lineRule="auto"/>
+            </w:pPr>
+            <w:r>
+              <w:rPr>
+                <w:sz w:val="15"/>
+              </w:rPr>
+              <w:t>Approval/Security</w:t>
+            </w:r>
+          </w:p>
+        </w:tc>
+        <w:tc>
+          <w:tcPr>
+            <w:tcW w:type="dxa" w:w="2551"/>
+            <w:tcMar>
+              <w:top w:w="25" w:type="dxa"/>
+              <w:start w:w="35" w:type="dxa"/>
+              <w:bottom w:w="25" w:type="dxa"/>
+              <w:end w:w="35" w:type="dxa"/>
+            </w:tcMar>
+          </w:tcPr>
+          <w:p>
+            <w:pPr>
+              <w:spacing w:before="0" w:after="0" w:line="216" w:lineRule="auto"/>
+            </w:pPr>
+            <w:r>
+              <w:rPr>
+                <w:sz w:val="15"/>
+              </w:rPr>
+              <w:t>Process Kill 후 Approval RUNNING/EXECUTING 고착 경로</w:t>
+            </w:r>
+          </w:p>
+        </w:tc>
+      </w:tr>
+      <w:tr>
+        <w:trPr/>
+        <w:tc>
+          <w:tcPr>
+            <w:tcW w:type="dxa" w:w="2551"/>
+            <w:tcMar>
+              <w:top w:w="25" w:type="dxa"/>
+              <w:start w:w="35" w:type="dxa"/>
+              <w:bottom w:w="25" w:type="dxa"/>
+              <w:end w:w="35" w:type="dxa"/>
+            </w:tcMar>
+          </w:tcPr>
+          <w:p>
+            <w:pPr>
+              <w:spacing w:before="0" w:after="0" w:line="216" w:lineRule="auto"/>
+            </w:pPr>
+            <w:r>
+              <w:rPr>
+                <w:sz w:val="15"/>
+              </w:rPr>
+              <w:t>AB-R6-025</w:t>
+            </w:r>
+          </w:p>
+        </w:tc>
+        <w:tc>
+          <w:tcPr>
+            <w:tcW w:type="dxa" w:w="2551"/>
+            <w:tcMar>
+              <w:top w:w="25" w:type="dxa"/>
+              <w:start w:w="35" w:type="dxa"/>
+              <w:bottom w:w="25" w:type="dxa"/>
+              <w:end w:w="35" w:type="dxa"/>
+            </w:tcMar>
+          </w:tcPr>
+          <w:p>
+            <w:pPr>
+              <w:spacing w:before="0" w:after="0" w:line="216" w:lineRule="auto"/>
+            </w:pPr>
+            <w:r>
+              <w:rPr>
+                <w:sz w:val="15"/>
+              </w:rPr>
+              <w:t>P0</w:t>
+            </w:r>
+          </w:p>
+        </w:tc>
+        <w:tc>
+          <w:tcPr>
+            <w:tcW w:type="dxa" w:w="2551"/>
+            <w:tcMar>
+              <w:top w:w="25" w:type="dxa"/>
+              <w:start w:w="35" w:type="dxa"/>
+              <w:bottom w:w="25" w:type="dxa"/>
+              <w:end w:w="35" w:type="dxa"/>
+            </w:tcMar>
+          </w:tcPr>
+          <w:p>
+            <w:pPr>
+              <w:spacing w:before="0" w:after="0" w:line="216" w:lineRule="auto"/>
+            </w:pPr>
+            <w:r>
+              <w:rPr>
+                <w:sz w:val="15"/>
+              </w:rPr>
+              <w:t>Runtime/Release</w:t>
+            </w:r>
+          </w:p>
+        </w:tc>
+        <w:tc>
+          <w:tcPr>
+            <w:tcW w:type="dxa" w:w="2551"/>
+            <w:tcMar>
+              <w:top w:w="25" w:type="dxa"/>
+              <w:start w:w="35" w:type="dxa"/>
+              <w:bottom w:w="25" w:type="dxa"/>
+              <w:end w:w="35" w:type="dxa"/>
+            </w:tcMar>
+          </w:tcPr>
+          <w:p>
+            <w:pPr>
+              <w:spacing w:before="0" w:after="0" w:line="216" w:lineRule="auto"/>
+            </w:pPr>
+            <w:r>
+              <w:rPr>
+                <w:sz w:val="15"/>
+              </w:rPr>
+              <w:t>Owner success 후 DB finalization 장애 시 durable UNKNOWN 보장 부족</w:t>
+            </w:r>
+          </w:p>
+        </w:tc>
+      </w:tr>
+      <w:tr>
+        <w:trPr/>
+        <w:tc>
+          <w:tcPr>
+            <w:tcW w:type="dxa" w:w="2551"/>
+            <w:tcMar>
+              <w:top w:w="25" w:type="dxa"/>
+              <w:start w:w="35" w:type="dxa"/>
+              <w:bottom w:w="25" w:type="dxa"/>
+              <w:end w:w="35" w:type="dxa"/>
+            </w:tcMar>
+          </w:tcPr>
+          <w:p>
+            <w:pPr>
+              <w:spacing w:before="0" w:after="0" w:line="216" w:lineRule="auto"/>
+            </w:pPr>
+            <w:r>
+              <w:rPr>
+                <w:sz w:val="15"/>
+              </w:rPr>
+              <w:t>R6J-CENTRAL-NEW-002</w:t>
+            </w:r>
+          </w:p>
+        </w:tc>
+        <w:tc>
+          <w:tcPr>
+            <w:tcW w:type="dxa" w:w="2551"/>
+            <w:tcMar>
+              <w:top w:w="25" w:type="dxa"/>
+              <w:start w:w="35" w:type="dxa"/>
+              <w:bottom w:w="25" w:type="dxa"/>
+              <w:end w:w="35" w:type="dxa"/>
+            </w:tcMar>
+          </w:tcPr>
+          <w:p>
+            <w:pPr>
+              <w:spacing w:before="0" w:after="0" w:line="216" w:lineRule="auto"/>
+            </w:pPr>
+            <w:r>
+              <w:rPr>
+                <w:sz w:val="15"/>
+              </w:rPr>
+              <w:t>P0</w:t>
+            </w:r>
+          </w:p>
+        </w:tc>
+        <w:tc>
+          <w:tcPr>
+            <w:tcW w:type="dxa" w:w="2551"/>
+            <w:tcMar>
+              <w:top w:w="25" w:type="dxa"/>
+              <w:start w:w="35" w:type="dxa"/>
+              <w:bottom w:w="25" w:type="dxa"/>
+              <w:end w:w="35" w:type="dxa"/>
+            </w:tcMar>
+          </w:tcPr>
+          <w:p>
+            <w:pPr>
+              <w:spacing w:before="0" w:after="0" w:line="216" w:lineRule="auto"/>
+            </w:pPr>
+            <w:r>
+              <w:rPr>
+                <w:sz w:val="15"/>
+              </w:rPr>
+              <w:t>Runtime/Release</w:t>
+            </w:r>
+          </w:p>
+        </w:tc>
+        <w:tc>
+          <w:tcPr>
+            <w:tcW w:type="dxa" w:w="2551"/>
+            <w:tcMar>
+              <w:top w:w="25" w:type="dxa"/>
+              <w:start w:w="35" w:type="dxa"/>
+              <w:bottom w:w="25" w:type="dxa"/>
+              <w:end w:w="35" w:type="dxa"/>
+            </w:tcMar>
+          </w:tcPr>
+          <w:p>
+            <w:pPr>
+              <w:spacing w:before="0" w:after="0" w:line="216" w:lineRule="auto"/>
+            </w:pPr>
+            <w:r>
+              <w:rPr>
+                <w:sz w:val="15"/>
+              </w:rPr>
+              <w:t>Release Workflow ADM frontend URL preflight 변수명 불일치</w:t>
+            </w:r>
+          </w:p>
+        </w:tc>
+      </w:tr>
+      <w:tr>
+        <w:trPr/>
+        <w:tc>
+          <w:tcPr>
+            <w:tcW w:type="dxa" w:w="2551"/>
+            <w:tcMar>
+              <w:top w:w="25" w:type="dxa"/>
+              <w:start w:w="35" w:type="dxa"/>
+              <w:bottom w:w="25" w:type="dxa"/>
+              <w:end w:w="35" w:type="dxa"/>
+            </w:tcMar>
+          </w:tcPr>
+          <w:p>
+            <w:pPr>
+              <w:spacing w:before="0" w:after="0" w:line="216" w:lineRule="auto"/>
+            </w:pPr>
+            <w:r>
+              <w:rPr>
+                <w:sz w:val="15"/>
+              </w:rPr>
+              <w:t>R6J-CENTRAL-NEW-004</w:t>
+            </w:r>
+          </w:p>
+        </w:tc>
+        <w:tc>
+          <w:tcPr>
+            <w:tcW w:type="dxa" w:w="2551"/>
+            <w:tcMar>
+              <w:top w:w="25" w:type="dxa"/>
+              <w:start w:w="35" w:type="dxa"/>
+              <w:bottom w:w="25" w:type="dxa"/>
+              <w:end w:w="35" w:type="dxa"/>
+            </w:tcMar>
+          </w:tcPr>
+          <w:p>
+            <w:pPr>
+              <w:spacing w:before="0" w:after="0" w:line="216" w:lineRule="auto"/>
+            </w:pPr>
+            <w:r>
+              <w:rPr>
+                <w:sz w:val="15"/>
+              </w:rPr>
+              <w:t>P0</w:t>
+            </w:r>
+          </w:p>
+        </w:tc>
+        <w:tc>
+          <w:tcPr>
+            <w:tcW w:type="dxa" w:w="2551"/>
+            <w:tcMar>
+              <w:top w:w="25" w:type="dxa"/>
+              <w:start w:w="35" w:type="dxa"/>
+              <w:bottom w:w="25" w:type="dxa"/>
+              <w:end w:w="35" w:type="dxa"/>
+            </w:tcMar>
+          </w:tcPr>
+          <w:p>
+            <w:pPr>
+              <w:spacing w:before="0" w:after="0" w:line="216" w:lineRule="auto"/>
+            </w:pPr>
+            <w:r>
+              <w:rPr>
+                <w:sz w:val="15"/>
+              </w:rPr>
+              <w:t>Verification Tool/Observability</w:t>
+            </w:r>
+          </w:p>
+        </w:tc>
+        <w:tc>
+          <w:tcPr>
+            <w:tcW w:type="dxa" w:w="2551"/>
+            <w:tcMar>
+              <w:top w:w="25" w:type="dxa"/>
+              <w:start w:w="35" w:type="dxa"/>
+              <w:bottom w:w="25" w:type="dxa"/>
+              <w:end w:w="35" w:type="dxa"/>
+            </w:tcMar>
+          </w:tcPr>
+          <w:p>
+            <w:pPr>
+              <w:spacing w:before="0" w:after="0" w:line="216" w:lineRule="auto"/>
+            </w:pPr>
+            <w:r>
+              <w:rPr>
+                <w:sz w:val="15"/>
+              </w:rPr>
+              <w:t>Observability qualification이 self-attested proof로 false-green 가능</w:t>
+            </w:r>
+          </w:p>
+        </w:tc>
+      </w:tr>
+      <w:tr>
+        <w:trPr/>
+        <w:tc>
+          <w:tcPr>
+            <w:tcW w:type="dxa" w:w="2551"/>
+            <w:tcMar>
+              <w:top w:w="25" w:type="dxa"/>
+              <w:start w:w="35" w:type="dxa"/>
+              <w:bottom w:w="25" w:type="dxa"/>
+              <w:end w:w="35" w:type="dxa"/>
+            </w:tcMar>
+          </w:tcPr>
+          <w:p>
+            <w:pPr>
+              <w:spacing w:before="0" w:after="0" w:line="216" w:lineRule="auto"/>
+            </w:pPr>
+            <w:r>
+              <w:rPr>
+                <w:sz w:val="15"/>
+              </w:rPr>
+              <w:t>R6J-CENTRAL-NEW-005</w:t>
+            </w:r>
+          </w:p>
+        </w:tc>
+        <w:tc>
+          <w:tcPr>
+            <w:tcW w:type="dxa" w:w="2551"/>
+            <w:tcMar>
+              <w:top w:w="25" w:type="dxa"/>
+              <w:start w:w="35" w:type="dxa"/>
+              <w:bottom w:w="25" w:type="dxa"/>
+              <w:end w:w="35" w:type="dxa"/>
+            </w:tcMar>
+          </w:tcPr>
+          <w:p>
+            <w:pPr>
+              <w:spacing w:before="0" w:after="0" w:line="216" w:lineRule="auto"/>
+            </w:pPr>
+            <w:r>
+              <w:rPr>
+                <w:sz w:val="15"/>
+              </w:rPr>
+              <w:t>P0</w:t>
+            </w:r>
+          </w:p>
+        </w:tc>
+        <w:tc>
+          <w:tcPr>
+            <w:tcW w:type="dxa" w:w="2551"/>
+            <w:tcMar>
+              <w:top w:w="25" w:type="dxa"/>
+              <w:start w:w="35" w:type="dxa"/>
+              <w:bottom w:w="25" w:type="dxa"/>
+              <w:end w:w="35" w:type="dxa"/>
+            </w:tcMar>
+          </w:tcPr>
+          <w:p>
+            <w:pPr>
+              <w:spacing w:before="0" w:after="0" w:line="216" w:lineRule="auto"/>
+            </w:pPr>
+            <w:r>
+              <w:rPr>
+                <w:sz w:val="15"/>
+              </w:rPr>
+              <w:t>Management/Requirement</w:t>
+            </w:r>
+          </w:p>
+        </w:tc>
+        <w:tc>
+          <w:tcPr>
+            <w:tcW w:type="dxa" w:w="2551"/>
+            <w:tcMar>
+              <w:top w:w="25" w:type="dxa"/>
+              <w:start w:w="35" w:type="dxa"/>
+              <w:bottom w:w="25" w:type="dxa"/>
+              <w:end w:w="35" w:type="dxa"/>
+            </w:tcMar>
+          </w:tcPr>
+          <w:p>
+            <w:pPr>
+              <w:spacing w:before="0" w:after="0" w:line="216" w:lineRule="auto"/>
+            </w:pPr>
+            <w:r>
+              <w:rPr>
+                <w:sz w:val="15"/>
+              </w:rPr>
+              <w:t>거래/File/DB Logging 신규 정본이 이전 개발원장에 미반영</w:t>
+            </w:r>
+          </w:p>
+        </w:tc>
+      </w:tr>
+      <w:tr>
+        <w:trPr/>
+        <w:tc>
+          <w:tcPr>
+            <w:tcW w:type="dxa" w:w="2551"/>
+            <w:tcMar>
+              <w:top w:w="25" w:type="dxa"/>
+              <w:start w:w="35" w:type="dxa"/>
+              <w:bottom w:w="25" w:type="dxa"/>
+              <w:end w:w="35" w:type="dxa"/>
+            </w:tcMar>
+          </w:tcPr>
+          <w:p>
+            <w:pPr>
+              <w:spacing w:before="0" w:after="0" w:line="216" w:lineRule="auto"/>
+            </w:pPr>
+            <w:r>
+              <w:rPr>
+                <w:sz w:val="15"/>
+              </w:rPr>
+              <w:t>R6J-CENTRAL-NEW-006</w:t>
+            </w:r>
+          </w:p>
+        </w:tc>
+        <w:tc>
+          <w:tcPr>
+            <w:tcW w:type="dxa" w:w="2551"/>
+            <w:tcMar>
+              <w:top w:w="25" w:type="dxa"/>
+              <w:start w:w="35" w:type="dxa"/>
+              <w:bottom w:w="25" w:type="dxa"/>
+              <w:end w:w="35" w:type="dxa"/>
+            </w:tcMar>
+          </w:tcPr>
+          <w:p>
+            <w:pPr>
+              <w:spacing w:before="0" w:after="0" w:line="216" w:lineRule="auto"/>
+            </w:pPr>
+            <w:r>
+              <w:rPr>
+                <w:sz w:val="15"/>
+              </w:rPr>
+              <w:t>P0</w:t>
+            </w:r>
+          </w:p>
+        </w:tc>
+        <w:tc>
+          <w:tcPr>
+            <w:tcW w:type="dxa" w:w="2551"/>
+            <w:tcMar>
+              <w:top w:w="25" w:type="dxa"/>
+              <w:start w:w="35" w:type="dxa"/>
+              <w:bottom w:w="25" w:type="dxa"/>
+              <w:end w:w="35" w:type="dxa"/>
+            </w:tcMar>
+          </w:tcPr>
+          <w:p>
+            <w:pPr>
+              <w:spacing w:before="0" w:after="0" w:line="216" w:lineRule="auto"/>
+            </w:pPr>
+            <w:r>
+              <w:rPr>
+                <w:sz w:val="15"/>
+              </w:rPr>
+              <w:t>ADM/Transaction Timeline</w:t>
+            </w:r>
+          </w:p>
+        </w:tc>
+        <w:tc>
+          <w:tcPr>
+            <w:tcW w:type="dxa" w:w="2551"/>
+            <w:tcMar>
+              <w:top w:w="25" w:type="dxa"/>
+              <w:start w:w="35" w:type="dxa"/>
+              <w:bottom w:w="25" w:type="dxa"/>
+              <w:end w:w="35" w:type="dxa"/>
+            </w:tcMar>
+          </w:tcPr>
+          <w:p>
+            <w:pPr>
+              <w:spacing w:before="0" w:after="0" w:line="216" w:lineRule="auto"/>
+            </w:pPr>
+            <w:r>
+              <w:rPr>
+                <w:sz w:val="15"/>
+              </w:rPr>
+              <w:t>ADM transactionId one-shot가 Message/DLQ/Batch/File/Trace/Audit까지 통합하지 못함</w:t>
+            </w:r>
+          </w:p>
+        </w:tc>
+      </w:tr>
+      <w:tr>
+        <w:trPr/>
+        <w:tc>
+          <w:tcPr>
+            <w:tcW w:type="dxa" w:w="2551"/>
+            <w:tcMar>
+              <w:top w:w="25" w:type="dxa"/>
+              <w:start w:w="35" w:type="dxa"/>
+              <w:bottom w:w="25" w:type="dxa"/>
+              <w:end w:w="35" w:type="dxa"/>
+            </w:tcMar>
+          </w:tcPr>
+          <w:p>
+            <w:pPr>
+              <w:spacing w:before="0" w:after="0" w:line="216" w:lineRule="auto"/>
+            </w:pPr>
+            <w:r>
+              <w:rPr>
+                <w:sz w:val="15"/>
+              </w:rPr>
+              <w:t>R6J-CENTRAL-NEW-007</w:t>
+            </w:r>
+          </w:p>
+        </w:tc>
+        <w:tc>
+          <w:tcPr>
+            <w:tcW w:type="dxa" w:w="2551"/>
+            <w:tcMar>
+              <w:top w:w="25" w:type="dxa"/>
+              <w:start w:w="35" w:type="dxa"/>
+              <w:bottom w:w="25" w:type="dxa"/>
+              <w:end w:w="35" w:type="dxa"/>
+            </w:tcMar>
+          </w:tcPr>
+          <w:p>
+            <w:pPr>
+              <w:spacing w:before="0" w:after="0" w:line="216" w:lineRule="auto"/>
+            </w:pPr>
+            <w:r>
+              <w:rPr>
+                <w:sz w:val="15"/>
+              </w:rPr>
+              <w:t>P0</w:t>
+            </w:r>
+          </w:p>
+        </w:tc>
+        <w:tc>
+          <w:tcPr>
+            <w:tcW w:type="dxa" w:w="2551"/>
+            <w:tcMar>
+              <w:top w:w="25" w:type="dxa"/>
+              <w:start w:w="35" w:type="dxa"/>
+              <w:bottom w:w="25" w:type="dxa"/>
+              <w:end w:w="35" w:type="dxa"/>
+            </w:tcMar>
+          </w:tcPr>
+          <w:p>
+            <w:pPr>
+              <w:spacing w:before="0" w:after="0" w:line="216" w:lineRule="auto"/>
+            </w:pPr>
+            <w:r>
+              <w:rPr>
+                <w:sz w:val="15"/>
+              </w:rPr>
+              <w:t>DB/Transaction Logging</w:t>
+            </w:r>
+          </w:p>
+        </w:tc>
+        <w:tc>
+          <w:tcPr>
+            <w:tcW w:type="dxa" w:w="2551"/>
+            <w:tcMar>
+              <w:top w:w="25" w:type="dxa"/>
+              <w:start w:w="35" w:type="dxa"/>
+              <w:bottom w:w="25" w:type="dxa"/>
+              <w:end w:w="35" w:type="dxa"/>
+            </w:tcMar>
+          </w:tcPr>
+          <w:p>
+            <w:pPr>
+              <w:spacing w:before="0" w:after="0" w:line="216" w:lineRule="auto"/>
+            </w:pPr>
+            <w:r>
+              <w:rPr>
+                <w:sz w:val="15"/>
+              </w:rPr>
+              <w:t>DB3 transaction schema/query의 표준 식별자·join/index/retention 부족</w:t>
+            </w:r>
+          </w:p>
+        </w:tc>
+      </w:tr>
+      <w:tr>
+        <w:trPr/>
+        <w:tc>
+          <w:tcPr>
+            <w:tcW w:type="dxa" w:w="2551"/>
+            <w:tcMar>
+              <w:top w:w="25" w:type="dxa"/>
+              <w:start w:w="35" w:type="dxa"/>
+              <w:bottom w:w="25" w:type="dxa"/>
+              <w:end w:w="35" w:type="dxa"/>
+            </w:tcMar>
+          </w:tcPr>
+          <w:p>
+            <w:pPr>
+              <w:spacing w:before="0" w:after="0" w:line="216" w:lineRule="auto"/>
+            </w:pPr>
+            <w:r>
+              <w:rPr>
+                <w:sz w:val="15"/>
+              </w:rPr>
+              <w:t>R6J-CENTRAL-NEW-010</w:t>
+            </w:r>
+          </w:p>
+        </w:tc>
+        <w:tc>
+          <w:tcPr>
+            <w:tcW w:type="dxa" w:w="2551"/>
+            <w:tcMar>
+              <w:top w:w="25" w:type="dxa"/>
+              <w:start w:w="35" w:type="dxa"/>
+              <w:bottom w:w="25" w:type="dxa"/>
+              <w:end w:w="35" w:type="dxa"/>
+            </w:tcMar>
+          </w:tcPr>
+          <w:p>
+            <w:pPr>
+              <w:spacing w:before="0" w:after="0" w:line="216" w:lineRule="auto"/>
+            </w:pPr>
+            <w:r>
+              <w:rPr>
+                <w:sz w:val="15"/>
+              </w:rPr>
+              <w:t>P1</w:t>
+            </w:r>
+          </w:p>
+        </w:tc>
+        <w:tc>
+          <w:tcPr>
+            <w:tcW w:type="dxa" w:w="2551"/>
+            <w:tcMar>
+              <w:top w:w="25" w:type="dxa"/>
+              <w:start w:w="35" w:type="dxa"/>
+              <w:bottom w:w="25" w:type="dxa"/>
+              <w:end w:w="35" w:type="dxa"/>
+            </w:tcMar>
+          </w:tcPr>
+          <w:p>
+            <w:pPr>
+              <w:spacing w:before="0" w:after="0" w:line="216" w:lineRule="auto"/>
+            </w:pPr>
+            <w:r>
+              <w:rPr>
+                <w:sz w:val="15"/>
+              </w:rPr>
+              <w:t>OpenAPI/Frontend</w:t>
+            </w:r>
+          </w:p>
+        </w:tc>
+        <w:tc>
+          <w:tcPr>
+            <w:tcW w:type="dxa" w:w="2551"/>
+            <w:tcMar>
+              <w:top w:w="25" w:type="dxa"/>
+              <w:start w:w="35" w:type="dxa"/>
+              <w:bottom w:w="25" w:type="dxa"/>
+              <w:end w:w="35" w:type="dxa"/>
+            </w:tcMar>
+          </w:tcPr>
+          <w:p>
+            <w:pPr>
+              <w:spacing w:before="0" w:after="0" w:line="216" w:lineRule="auto"/>
+            </w:pPr>
+            <w:r>
+              <w:rPr>
+                <w:sz w:val="15"/>
+              </w:rPr>
+              <w:t>Approval backend 422와 OpenAPI/generated/UI error taxonomy drift</w:t>
+            </w:r>
+          </w:p>
+        </w:tc>
+      </w:tr>
+      <w:tr>
+        <w:trPr/>
+        <w:tc>
+          <w:tcPr>
+            <w:tcW w:type="dxa" w:w="2551"/>
+            <w:tcMar>
+              <w:top w:w="25" w:type="dxa"/>
+              <w:start w:w="35" w:type="dxa"/>
+              <w:bottom w:w="25" w:type="dxa"/>
+              <w:end w:w="35" w:type="dxa"/>
+            </w:tcMar>
+          </w:tcPr>
+          <w:p>
+            <w:pPr>
+              <w:spacing w:before="0" w:after="0" w:line="216" w:lineRule="auto"/>
+            </w:pPr>
+            <w:r>
+              <w:rPr>
+                <w:sz w:val="15"/>
+              </w:rPr>
+              <w:t>R6J-CENTRAL-NEW-011</w:t>
+            </w:r>
+          </w:p>
+        </w:tc>
+        <w:tc>
+          <w:tcPr>
+            <w:tcW w:type="dxa" w:w="2551"/>
+            <w:tcMar>
+              <w:top w:w="25" w:type="dxa"/>
+              <w:start w:w="35" w:type="dxa"/>
+              <w:bottom w:w="25" w:type="dxa"/>
+              <w:end w:w="35" w:type="dxa"/>
+            </w:tcMar>
+          </w:tcPr>
+          <w:p>
+            <w:pPr>
+              <w:spacing w:before="0" w:after="0" w:line="216" w:lineRule="auto"/>
+            </w:pPr>
+            <w:r>
+              <w:rPr>
+                <w:sz w:val="15"/>
+              </w:rPr>
+              <w:t>P0</w:t>
+            </w:r>
+          </w:p>
+        </w:tc>
+        <w:tc>
+          <w:tcPr>
+            <w:tcW w:type="dxa" w:w="2551"/>
+            <w:tcMar>
+              <w:top w:w="25" w:type="dxa"/>
+              <w:start w:w="35" w:type="dxa"/>
+              <w:bottom w:w="25" w:type="dxa"/>
+              <w:end w:w="35" w:type="dxa"/>
+            </w:tcMar>
+          </w:tcPr>
+          <w:p>
+            <w:pPr>
+              <w:spacing w:before="0" w:after="0" w:line="216" w:lineRule="auto"/>
+            </w:pPr>
+            <w:r>
+              <w:rPr>
+                <w:sz w:val="15"/>
+              </w:rPr>
+              <w:t>BZA/Frontend/Consumer</w:t>
+            </w:r>
+          </w:p>
+        </w:tc>
+        <w:tc>
+          <w:tcPr>
+            <w:tcW w:type="dxa" w:w="2551"/>
+            <w:tcMar>
+              <w:top w:w="25" w:type="dxa"/>
+              <w:start w:w="35" w:type="dxa"/>
+              <w:bottom w:w="25" w:type="dxa"/>
+              <w:end w:w="35" w:type="dxa"/>
+            </w:tcMar>
+          </w:tcPr>
+          <w:p>
+            <w:pPr>
+              <w:spacing w:before="0" w:after="0" w:line="216" w:lineRule="auto"/>
+            </w:pPr>
+            <w:r>
+              <w:rPr>
+                <w:sz w:val="15"/>
+              </w:rPr>
+              <w:t>Retired HTTP 410 Approval GET가 active consumer로 계산됨</w:t>
+            </w:r>
+          </w:p>
+        </w:tc>
+      </w:tr>
+      <w:tr>
+        <w:trPr/>
+        <w:tc>
+          <w:tcPr>
+            <w:tcW w:type="dxa" w:w="2551"/>
+            <w:tcMar>
+              <w:top w:w="25" w:type="dxa"/>
+              <w:start w:w="35" w:type="dxa"/>
+              <w:bottom w:w="25" w:type="dxa"/>
+              <w:end w:w="35" w:type="dxa"/>
+            </w:tcMar>
+          </w:tcPr>
+          <w:p>
+            <w:pPr>
+              <w:spacing w:before="0" w:after="0" w:line="216" w:lineRule="auto"/>
+            </w:pPr>
+            <w:r>
+              <w:rPr>
+                <w:sz w:val="15"/>
+              </w:rPr>
+              <w:t>R6J-CENTRAL-NEW-012</w:t>
+            </w:r>
+          </w:p>
+        </w:tc>
+        <w:tc>
+          <w:tcPr>
+            <w:tcW w:type="dxa" w:w="2551"/>
+            <w:tcMar>
+              <w:top w:w="25" w:type="dxa"/>
+              <w:start w:w="35" w:type="dxa"/>
+              <w:bottom w:w="25" w:type="dxa"/>
+              <w:end w:w="35" w:type="dxa"/>
+            </w:tcMar>
+          </w:tcPr>
+          <w:p>
+            <w:pPr>
+              <w:spacing w:before="0" w:after="0" w:line="216" w:lineRule="auto"/>
+            </w:pPr>
+            <w:r>
+              <w:rPr>
+                <w:sz w:val="15"/>
+              </w:rPr>
+              <w:t>P0</w:t>
+            </w:r>
+          </w:p>
+        </w:tc>
+        <w:tc>
+          <w:tcPr>
+            <w:tcW w:type="dxa" w:w="2551"/>
+            <w:tcMar>
+              <w:top w:w="25" w:type="dxa"/>
+              <w:start w:w="35" w:type="dxa"/>
+              <w:bottom w:w="25" w:type="dxa"/>
+              <w:end w:w="35" w:type="dxa"/>
+            </w:tcMar>
+          </w:tcPr>
+          <w:p>
+            <w:pPr>
+              <w:spacing w:before="0" w:after="0" w:line="216" w:lineRule="auto"/>
+            </w:pPr>
+            <w:r>
+              <w:rPr>
+                <w:sz w:val="15"/>
+              </w:rPr>
+              <w:t>Approval/Recovery</w:t>
+            </w:r>
+          </w:p>
+        </w:tc>
+        <w:tc>
+          <w:tcPr>
+            <w:tcW w:type="dxa" w:w="2551"/>
+            <w:tcMar>
+              <w:top w:w="25" w:type="dxa"/>
+              <w:start w:w="35" w:type="dxa"/>
+              <w:bottom w:w="25" w:type="dxa"/>
+              <w:end w:w="35" w:type="dxa"/>
+            </w:tcMar>
+          </w:tcPr>
+          <w:p>
+            <w:pPr>
+              <w:spacing w:before="0" w:after="0" w:line="216" w:lineRule="auto"/>
+            </w:pPr>
+            <w:r>
+              <w:rPr>
+                <w:sz w:val="15"/>
+              </w:rPr>
+              <w:t>UNKNOWN-producing Approval Owner의 observation reconcile 누락</w:t>
+            </w:r>
+          </w:p>
+        </w:tc>
+      </w:tr>
+      <w:tr>
+        <w:trPr/>
+        <w:tc>
+          <w:tcPr>
+            <w:tcW w:type="dxa" w:w="2551"/>
+            <w:tcMar>
+              <w:top w:w="25" w:type="dxa"/>
+              <w:start w:w="35" w:type="dxa"/>
+              <w:bottom w:w="25" w:type="dxa"/>
+              <w:end w:w="35" w:type="dxa"/>
+            </w:tcMar>
+          </w:tcPr>
+          <w:p>
+            <w:pPr>
+              <w:spacing w:before="0" w:after="0" w:line="216" w:lineRule="auto"/>
+            </w:pPr>
+            <w:r>
+              <w:rPr>
+                <w:sz w:val="15"/>
+              </w:rPr>
+              <w:t>R6J-CENTRAL-NEW-013</w:t>
+            </w:r>
+          </w:p>
+        </w:tc>
+        <w:tc>
+          <w:tcPr>
+            <w:tcW w:type="dxa" w:w="2551"/>
+            <w:tcMar>
+              <w:top w:w="25" w:type="dxa"/>
+              <w:start w:w="35" w:type="dxa"/>
+              <w:bottom w:w="25" w:type="dxa"/>
+              <w:end w:w="35" w:type="dxa"/>
+            </w:tcMar>
+          </w:tcPr>
+          <w:p>
+            <w:pPr>
+              <w:spacing w:before="0" w:after="0" w:line="216" w:lineRule="auto"/>
+            </w:pPr>
+            <w:r>
+              <w:rPr>
+                <w:sz w:val="15"/>
+              </w:rPr>
+              <w:t>P0</w:t>
+            </w:r>
+          </w:p>
+        </w:tc>
+        <w:tc>
+          <w:tcPr>
+            <w:tcW w:type="dxa" w:w="2551"/>
+            <w:tcMar>
+              <w:top w:w="25" w:type="dxa"/>
+              <w:start w:w="35" w:type="dxa"/>
+              <w:bottom w:w="25" w:type="dxa"/>
+              <w:end w:w="35" w:type="dxa"/>
+            </w:tcMar>
+          </w:tcPr>
+          <w:p>
+            <w:pPr>
+              <w:spacing w:before="0" w:after="0" w:line="216" w:lineRule="auto"/>
+            </w:pPr>
+            <w:r>
+              <w:rPr>
+                <w:sz w:val="15"/>
+              </w:rPr>
+              <w:t>ADM/Recovery</w:t>
+            </w:r>
+          </w:p>
+        </w:tc>
+        <w:tc>
+          <w:tcPr>
+            <w:tcW w:type="dxa" w:w="2551"/>
+            <w:tcMar>
+              <w:top w:w="25" w:type="dxa"/>
+              <w:start w:w="35" w:type="dxa"/>
+              <w:bottom w:w="25" w:type="dxa"/>
+              <w:end w:w="35" w:type="dxa"/>
+            </w:tcMar>
+          </w:tcPr>
+          <w:p>
+            <w:pPr>
+              <w:spacing w:before="0" w:after="0" w:line="216" w:lineRule="auto"/>
+            </w:pPr>
+            <w:r>
+              <w:rPr>
+                <w:sz w:val="15"/>
+              </w:rPr>
+              <w:t>RecoveryCenter가 canonical mutation의 permission/CAS 계약을 약화</w:t>
+            </w:r>
+          </w:p>
+        </w:tc>
+      </w:tr>
+      <w:tr>
+        <w:trPr/>
+        <w:tc>
+          <w:tcPr>
+            <w:tcW w:type="dxa" w:w="2551"/>
+            <w:tcMar>
+              <w:top w:w="25" w:type="dxa"/>
+              <w:start w:w="35" w:type="dxa"/>
+              <w:bottom w:w="25" w:type="dxa"/>
+              <w:end w:w="35" w:type="dxa"/>
+            </w:tcMar>
+          </w:tcPr>
+          <w:p>
+            <w:pPr>
+              <w:spacing w:before="0" w:after="0" w:line="216" w:lineRule="auto"/>
+            </w:pPr>
+            <w:r>
+              <w:rPr>
+                <w:sz w:val="15"/>
+              </w:rPr>
+              <w:t>R6J-CENTRAL-NEW-014</w:t>
+            </w:r>
+          </w:p>
+        </w:tc>
+        <w:tc>
+          <w:tcPr>
+            <w:tcW w:type="dxa" w:w="2551"/>
+            <w:tcMar>
+              <w:top w:w="25" w:type="dxa"/>
+              <w:start w:w="35" w:type="dxa"/>
+              <w:bottom w:w="25" w:type="dxa"/>
+              <w:end w:w="35" w:type="dxa"/>
+            </w:tcMar>
+          </w:tcPr>
+          <w:p>
+            <w:pPr>
+              <w:spacing w:before="0" w:after="0" w:line="216" w:lineRule="auto"/>
+            </w:pPr>
+            <w:r>
+              <w:rPr>
+                <w:sz w:val="15"/>
+              </w:rPr>
+              <w:t>P0</w:t>
+            </w:r>
+          </w:p>
+        </w:tc>
+        <w:tc>
+          <w:tcPr>
+            <w:tcW w:type="dxa" w:w="2551"/>
+            <w:tcMar>
+              <w:top w:w="25" w:type="dxa"/>
+              <w:start w:w="35" w:type="dxa"/>
+              <w:bottom w:w="25" w:type="dxa"/>
+              <w:end w:w="35" w:type="dxa"/>
+            </w:tcMar>
+          </w:tcPr>
+          <w:p>
+            <w:pPr>
+              <w:spacing w:before="0" w:after="0" w:line="216" w:lineRule="auto"/>
+            </w:pPr>
+            <w:r>
+              <w:rPr>
+                <w:sz w:val="15"/>
+              </w:rPr>
+              <w:t>Core/Logging</w:t>
+            </w:r>
+          </w:p>
+        </w:tc>
+        <w:tc>
+          <w:tcPr>
+            <w:tcW w:type="dxa" w:w="2551"/>
+            <w:tcMar>
+              <w:top w:w="25" w:type="dxa"/>
+              <w:start w:w="35" w:type="dxa"/>
+              <w:bottom w:w="25" w:type="dxa"/>
+              <w:end w:w="35" w:type="dxa"/>
+            </w:tcMar>
+          </w:tcPr>
+          <w:p>
+            <w:pPr>
+              <w:spacing w:before="0" w:after="0" w:line="216" w:lineRule="auto"/>
+            </w:pPr>
+            <w:r>
+              <w:rPr>
+                <w:sz w:val="15"/>
+              </w:rPr>
+              <w:t>CPF-LOGFAIL durable spool/retry/dedup/loss recovery Owner 부재</w:t>
+            </w:r>
+          </w:p>
+        </w:tc>
+      </w:tr>
+    </w:tbl>
+    <w:p>
+      <w:pPr>
+        <w:spacing w:before="0" w:after="40" w:line="228" w:lineRule="auto"/>
+      </w:pPr>
+      <w:r>
+        <w:rPr>
+          <w:sz w:val="18"/>
+        </w:rPr>
+        <w:t>정상화 판정은 Source 존재가 아니라 실제 Consumer·권한·실패·동시성·복구가 current exact SHA에서 실행되고, generated diff 0과 Evidence hash가 결속된 결과로 한다.</w:t>
       </w:r>
     </w:p>
     <w:sectPr>

--- a/cpf-docs/deliverables/기술사양서.docx
+++ b/cpf-docs/deliverables/기술사양서.docx
@@ -369,11 +369,8 @@
             </w:tcMar>
           </w:tcPr>
           <w:p>
-            <w:pPr>
-              <w:jc w:val="center"/>
-            </w:pPr>
-            <w:r>
-              <w:t>4870b2073387 · 07_06</w:t>
+            <w:r>
+              <w:t>b4b6b18b43e9 · 07_09</w:t>
             </w:r>
           </w:p>
         </w:tc>
@@ -389,11 +386,8 @@
             </w:tcMar>
           </w:tcPr>
           <w:p>
-            <w:pPr>
-              <w:jc w:val="center"/>
-            </w:pPr>
-            <w:r>
-              <w:t>34/34 반영 · 신규 31 Action</w:t>
+            <w:r>
+              <w:t>07_08 Product Source rework · QA 재검수 대기</w:t>
             </w:r>
           </w:p>
         </w:tc>
@@ -451,7 +445,7 @@
         <w:spacing w:before="200" w:after="80"/>
       </w:pPr>
       <w:r>
-        <w:t>07_06 Final QA 반영</w:t>
+        <w:t>07_09 문서 기준 · 07_08 Product Source rework 반영</w:t>
       </w:r>
     </w:p>
     <w:tbl>
@@ -486,22 +480,7 @@
           </w:tcPr>
           <w:p>
             <w:r>
-              <w:rPr>
-                <w:rFonts w:ascii="NanumSquare" w:hAnsi="NanumSquare" w:eastAsia="NanumSquare"/>
-                <w:b/>
-                <w:color w:val="2F6FEB"/>
-                <w:sz w:val="17"/>
-              </w:rPr>
-              <w:t xml:space="preserve">● </w:t>
-            </w:r>
-            <w:r>
-              <w:rPr>
-                <w:rFonts w:ascii="NanumBarunGothic" w:hAnsi="NanumBarunGothic" w:eastAsia="NanumBarunGothic"/>
-                <w:b w:val="0"/>
-                <w:color w:val="17212B"/>
-                <w:sz w:val="17"/>
-              </w:rPr>
-              <w:t>34/34 Source rework 사양 반영</w:t>
+              <w:t>● 07_08 Product Source rework 반영</w:t>
             </w:r>
           </w:p>
         </w:tc>
@@ -1407,7 +1386,7 @@
                 <w:color w:val="17212B"/>
                 <w:sz w:val="15"/>
               </w:rPr>
-              <w:t>Transaction·Logging 사양 - 07_06 현행 기준</w:t>
+              <w:t>Transaction·Logging 사양 - 07_08 Product Source 현행 기준</w:t>
             </w:r>
           </w:p>
         </w:tc>
@@ -1460,6 +1439,1294 @@
         <w:br w:type="page"/>
       </w:r>
     </w:p>
+    <w:p>
+      <w:pPr>
+        <w:pStyle w:val="Heading2"/>
+      </w:pPr>
+      <w:r>
+        <w:t>0. 기능 사양을 어디서 찾는가</w:t>
+      </w:r>
+    </w:p>
+    <w:tbl>
+      <w:tblPr>
+        <w:tblW w:type="auto" w:w="0"/>
+        <w:jc w:val="center"/>
+        <w:tblLook w:firstColumn="1" w:firstRow="1" w:lastColumn="0" w:lastRow="0" w:noHBand="0" w:noVBand="1" w:val="04A0"/>
+        <w:tblBorders>
+          <w:top w:val="single" w:sz="6" w:space="0" w:color="B7C9D6"/>
+          <w:left w:val="single" w:sz="6" w:space="0" w:color="B7C9D6"/>
+          <w:bottom w:val="single" w:sz="6" w:space="0" w:color="B7C9D6"/>
+          <w:right w:val="single" w:sz="6" w:space="0" w:color="B7C9D6"/>
+          <w:insideH w:val="single" w:sz="6" w:space="0" w:color="B7C9D6"/>
+          <w:insideV w:val="single" w:sz="6" w:space="0" w:color="B7C9D6"/>
+        </w:tblBorders>
+      </w:tblPr>
+      <w:tblGrid>
+        <w:gridCol w:w="3307"/>
+        <w:gridCol w:w="3307"/>
+        <w:gridCol w:w="3307"/>
+      </w:tblGrid>
+      <w:tr>
+        <w:trPr>
+          <w:cantSplit/>
+          <w:tblHeader w:val="true"/>
+        </w:trPr>
+        <w:tc>
+          <w:tcPr>
+            <w:tcW w:type="dxa" w:w="3456"/>
+            <w:vAlign w:val="center"/>
+            <w:tcMar>
+              <w:top w:w="90" w:type="dxa"/>
+              <w:start w:w="110" w:type="dxa"/>
+              <w:bottom w:w="90" w:type="dxa"/>
+              <w:end w:w="110" w:type="dxa"/>
+            </w:tcMar>
+            <w:shd w:fill="DCE6F1"/>
+          </w:tcPr>
+          <w:p>
+            <w:pPr>
+              <w:spacing w:after="30" w:before="30"/>
+            </w:pPr>
+            <w:r>
+              <w:rPr>
+                <w:b/>
+                <w:color w:val="1F374F"/>
+                <w:sz w:val="16"/>
+              </w:rPr>
+              <w:t>기능군</w:t>
+            </w:r>
+          </w:p>
+        </w:tc>
+        <w:tc>
+          <w:tcPr>
+            <w:tcW w:type="dxa" w:w="5832"/>
+            <w:vAlign w:val="center"/>
+            <w:tcMar>
+              <w:top w:w="90" w:type="dxa"/>
+              <w:start w:w="110" w:type="dxa"/>
+              <w:bottom w:w="90" w:type="dxa"/>
+              <w:end w:w="110" w:type="dxa"/>
+            </w:tcMar>
+            <w:shd w:fill="DCE6F1"/>
+          </w:tcPr>
+          <w:p>
+            <w:pPr>
+              <w:spacing w:after="30" w:before="30"/>
+            </w:pPr>
+            <w:r>
+              <w:rPr>
+                <w:b/>
+                <w:color w:val="1F374F"/>
+                <w:sz w:val="16"/>
+              </w:rPr>
+              <w:t>사양 핵심</w:t>
+            </w:r>
+          </w:p>
+        </w:tc>
+        <w:tc>
+          <w:tcPr>
+            <w:tcW w:type="dxa" w:w="2448"/>
+            <w:vAlign w:val="center"/>
+            <w:tcMar>
+              <w:top w:w="90" w:type="dxa"/>
+              <w:start w:w="110" w:type="dxa"/>
+              <w:bottom w:w="90" w:type="dxa"/>
+              <w:end w:w="110" w:type="dxa"/>
+            </w:tcMar>
+            <w:shd w:fill="DCE6F1"/>
+          </w:tcPr>
+          <w:p>
+            <w:pPr>
+              <w:spacing w:after="30" w:before="30"/>
+            </w:pPr>
+            <w:r>
+              <w:rPr>
+                <w:b/>
+                <w:color w:val="1F374F"/>
+                <w:sz w:val="16"/>
+              </w:rPr>
+              <w:t>상세</w:t>
+            </w:r>
+          </w:p>
+        </w:tc>
+      </w:tr>
+      <w:tr>
+        <w:trPr>
+          <w:cantSplit/>
+        </w:trPr>
+        <w:tc>
+          <w:tcPr>
+            <w:tcW w:type="dxa" w:w="3456"/>
+            <w:vAlign w:val="center"/>
+            <w:tcMar>
+              <w:top w:w="90" w:type="dxa"/>
+              <w:start w:w="110" w:type="dxa"/>
+              <w:bottom w:w="90" w:type="dxa"/>
+              <w:end w:w="110" w:type="dxa"/>
+            </w:tcMar>
+          </w:tcPr>
+          <w:p>
+            <w:pPr>
+              <w:spacing w:after="30" w:before="30"/>
+            </w:pPr>
+            <w:r>
+              <w:rPr>
+                <w:sz w:val="16"/>
+              </w:rPr>
+              <w:t>Query/Paging</w:t>
+            </w:r>
+          </w:p>
+        </w:tc>
+        <w:tc>
+          <w:tcPr>
+            <w:tcW w:type="dxa" w:w="5832"/>
+            <w:vAlign w:val="center"/>
+            <w:tcMar>
+              <w:top w:w="90" w:type="dxa"/>
+              <w:start w:w="110" w:type="dxa"/>
+              <w:bottom w:w="90" w:type="dxa"/>
+              <w:end w:w="110" w:type="dxa"/>
+            </w:tcMar>
+          </w:tcPr>
+          <w:p>
+            <w:pPr>
+              <w:spacing w:after="30" w:before="30"/>
+            </w:pPr>
+            <w:r>
+              <w:rPr>
+                <w:sz w:val="16"/>
+              </w:rPr>
+              <w:t>Criteria/Sort/Page 또는 Cursor/Scope/Masking/Error</w:t>
+            </w:r>
+          </w:p>
+        </w:tc>
+        <w:tc>
+          <w:tcPr>
+            <w:tcW w:type="dxa" w:w="2448"/>
+            <w:vAlign w:val="center"/>
+            <w:tcMar>
+              <w:top w:w="90" w:type="dxa"/>
+              <w:start w:w="110" w:type="dxa"/>
+              <w:bottom w:w="90" w:type="dxa"/>
+              <w:end w:w="110" w:type="dxa"/>
+            </w:tcMar>
+          </w:tcPr>
+          <w:p>
+            <w:pPr>
+              <w:spacing w:after="30" w:before="30"/>
+            </w:pPr>
+            <w:r>
+              <w:rPr>
+                <w:sz w:val="16"/>
+              </w:rPr>
+              <w:t>Query/API 사양 + 0.1</w:t>
+            </w:r>
+          </w:p>
+        </w:tc>
+      </w:tr>
+      <w:tr>
+        <w:trPr>
+          <w:cantSplit/>
+        </w:trPr>
+        <w:tc>
+          <w:tcPr>
+            <w:tcW w:type="dxa" w:w="3456"/>
+            <w:vAlign w:val="center"/>
+            <w:tcMar>
+              <w:top w:w="90" w:type="dxa"/>
+              <w:start w:w="110" w:type="dxa"/>
+              <w:bottom w:w="90" w:type="dxa"/>
+              <w:end w:w="110" w:type="dxa"/>
+            </w:tcMar>
+            <w:shd w:fill="F7F9FC"/>
+          </w:tcPr>
+          <w:p>
+            <w:pPr>
+              <w:spacing w:after="30" w:before="30"/>
+            </w:pPr>
+            <w:r>
+              <w:rPr>
+                <w:sz w:val="16"/>
+              </w:rPr>
+              <w:t>Command/Transaction</w:t>
+            </w:r>
+          </w:p>
+        </w:tc>
+        <w:tc>
+          <w:tcPr>
+            <w:tcW w:type="dxa" w:w="5832"/>
+            <w:vAlign w:val="center"/>
+            <w:tcMar>
+              <w:top w:w="90" w:type="dxa"/>
+              <w:start w:w="110" w:type="dxa"/>
+              <w:bottom w:w="90" w:type="dxa"/>
+              <w:end w:w="110" w:type="dxa"/>
+            </w:tcMar>
+            <w:shd w:fill="F7F9FC"/>
+          </w:tcPr>
+          <w:p>
+            <w:pPr>
+              <w:spacing w:after="30" w:before="30"/>
+            </w:pPr>
+            <w:r>
+              <w:rPr>
+                <w:sz w:val="16"/>
+              </w:rPr>
+              <w:t>Version/Idempotency/Local TX/History/Audit/Outbox</w:t>
+            </w:r>
+          </w:p>
+        </w:tc>
+        <w:tc>
+          <w:tcPr>
+            <w:tcW w:type="dxa" w:w="2448"/>
+            <w:vAlign w:val="center"/>
+            <w:tcMar>
+              <w:top w:w="90" w:type="dxa"/>
+              <w:start w:w="110" w:type="dxa"/>
+              <w:bottom w:w="90" w:type="dxa"/>
+              <w:end w:w="110" w:type="dxa"/>
+            </w:tcMar>
+            <w:shd w:fill="F7F9FC"/>
+          </w:tcPr>
+          <w:p>
+            <w:pPr>
+              <w:spacing w:after="30" w:before="30"/>
+            </w:pPr>
+            <w:r>
+              <w:rPr>
+                <w:sz w:val="16"/>
+              </w:rPr>
+              <w:t>Transaction 사양 + 0.2</w:t>
+            </w:r>
+          </w:p>
+        </w:tc>
+      </w:tr>
+      <w:tr>
+        <w:trPr>
+          <w:cantSplit/>
+        </w:trPr>
+        <w:tc>
+          <w:tcPr>
+            <w:tcW w:type="dxa" w:w="3456"/>
+            <w:vAlign w:val="center"/>
+            <w:tcMar>
+              <w:top w:w="90" w:type="dxa"/>
+              <w:start w:w="110" w:type="dxa"/>
+              <w:bottom w:w="90" w:type="dxa"/>
+              <w:end w:w="110" w:type="dxa"/>
+            </w:tcMar>
+          </w:tcPr>
+          <w:p>
+            <w:pPr>
+              <w:spacing w:after="30" w:before="30"/>
+            </w:pPr>
+            <w:r>
+              <w:rPr>
+                <w:sz w:val="16"/>
+              </w:rPr>
+              <w:t>Distributed transaction</w:t>
+            </w:r>
+          </w:p>
+        </w:tc>
+        <w:tc>
+          <w:tcPr>
+            <w:tcW w:type="dxa" w:w="5832"/>
+            <w:vAlign w:val="center"/>
+            <w:tcMar>
+              <w:top w:w="90" w:type="dxa"/>
+              <w:start w:w="110" w:type="dxa"/>
+              <w:bottom w:w="90" w:type="dxa"/>
+              <w:end w:w="110" w:type="dxa"/>
+            </w:tcMar>
+          </w:tcPr>
+          <w:p>
+            <w:pPr>
+              <w:spacing w:after="30" w:before="30"/>
+            </w:pPr>
+            <w:r>
+              <w:rPr>
+                <w:sz w:val="16"/>
+              </w:rPr>
+              <w:t>Root transactionId/segment/attempt/Saga/Compensation</w:t>
+            </w:r>
+          </w:p>
+        </w:tc>
+        <w:tc>
+          <w:tcPr>
+            <w:tcW w:type="dxa" w:w="2448"/>
+            <w:vAlign w:val="center"/>
+            <w:tcMar>
+              <w:top w:w="90" w:type="dxa"/>
+              <w:start w:w="110" w:type="dxa"/>
+              <w:bottom w:w="90" w:type="dxa"/>
+              <w:end w:w="110" w:type="dxa"/>
+            </w:tcMar>
+          </w:tcPr>
+          <w:p>
+            <w:pPr>
+              <w:spacing w:after="30" w:before="30"/>
+            </w:pPr>
+            <w:r>
+              <w:rPr>
+                <w:sz w:val="16"/>
+              </w:rPr>
+              <w:t>Transaction·Logging 사양 + 0.3</w:t>
+            </w:r>
+          </w:p>
+        </w:tc>
+      </w:tr>
+      <w:tr>
+        <w:trPr>
+          <w:cantSplit/>
+        </w:trPr>
+        <w:tc>
+          <w:tcPr>
+            <w:tcW w:type="dxa" w:w="3456"/>
+            <w:vAlign w:val="center"/>
+            <w:tcMar>
+              <w:top w:w="90" w:type="dxa"/>
+              <w:start w:w="110" w:type="dxa"/>
+              <w:bottom w:w="90" w:type="dxa"/>
+              <w:end w:w="110" w:type="dxa"/>
+            </w:tcMar>
+            <w:shd w:fill="F7F9FC"/>
+          </w:tcPr>
+          <w:p>
+            <w:pPr>
+              <w:spacing w:after="30" w:before="30"/>
+            </w:pPr>
+            <w:r>
+              <w:rPr>
+                <w:sz w:val="16"/>
+              </w:rPr>
+              <w:t>Logging/Lineage</w:t>
+            </w:r>
+          </w:p>
+        </w:tc>
+        <w:tc>
+          <w:tcPr>
+            <w:tcW w:type="dxa" w:w="5832"/>
+            <w:vAlign w:val="center"/>
+            <w:tcMar>
+              <w:top w:w="90" w:type="dxa"/>
+              <w:start w:w="110" w:type="dxa"/>
+              <w:bottom w:w="90" w:type="dxa"/>
+              <w:end w:w="110" w:type="dxa"/>
+            </w:tcMar>
+            <w:shd w:fill="F7F9FC"/>
+          </w:tcPr>
+          <w:p>
+            <w:pPr>
+              <w:spacing w:after="30" w:before="30"/>
+            </w:pPr>
+            <w:r>
+              <w:rPr>
+                <w:sz w:val="16"/>
+              </w:rPr>
+              <w:t>record schema/File recovery/DB projection/partial/stale</w:t>
+            </w:r>
+          </w:p>
+        </w:tc>
+        <w:tc>
+          <w:tcPr>
+            <w:tcW w:type="dxa" w:w="2448"/>
+            <w:vAlign w:val="center"/>
+            <w:tcMar>
+              <w:top w:w="90" w:type="dxa"/>
+              <w:start w:w="110" w:type="dxa"/>
+              <w:bottom w:w="90" w:type="dxa"/>
+              <w:end w:w="110" w:type="dxa"/>
+            </w:tcMar>
+            <w:shd w:fill="F7F9FC"/>
+          </w:tcPr>
+          <w:p>
+            <w:pPr>
+              <w:spacing w:after="30" w:before="30"/>
+            </w:pPr>
+            <w:r>
+              <w:rPr>
+                <w:sz w:val="16"/>
+              </w:rPr>
+              <w:t>§47 + 0.3</w:t>
+            </w:r>
+          </w:p>
+        </w:tc>
+      </w:tr>
+      <w:tr>
+        <w:trPr>
+          <w:cantSplit/>
+        </w:trPr>
+        <w:tc>
+          <w:tcPr>
+            <w:tcW w:type="dxa" w:w="3456"/>
+            <w:vAlign w:val="center"/>
+            <w:tcMar>
+              <w:top w:w="90" w:type="dxa"/>
+              <w:start w:w="110" w:type="dxa"/>
+              <w:bottom w:w="90" w:type="dxa"/>
+              <w:end w:w="110" w:type="dxa"/>
+            </w:tcMar>
+          </w:tcPr>
+          <w:p>
+            <w:pPr>
+              <w:spacing w:after="30" w:before="30"/>
+            </w:pPr>
+            <w:r>
+              <w:rPr>
+                <w:sz w:val="16"/>
+              </w:rPr>
+              <w:t>Batch</w:t>
+            </w:r>
+          </w:p>
+        </w:tc>
+        <w:tc>
+          <w:tcPr>
+            <w:tcW w:type="dxa" w:w="5832"/>
+            <w:vAlign w:val="center"/>
+            <w:tcMar>
+              <w:top w:w="90" w:type="dxa"/>
+              <w:start w:w="110" w:type="dxa"/>
+              <w:bottom w:w="90" w:type="dxa"/>
+              <w:end w:w="110" w:type="dxa"/>
+            </w:tcMar>
+          </w:tcPr>
+          <w:p>
+            <w:pPr>
+              <w:spacing w:after="30" w:before="30"/>
+            </w:pPr>
+            <w:r>
+              <w:rPr>
+                <w:sz w:val="16"/>
+              </w:rPr>
+              <w:t>Job/Step/Chunk/Partition/Worker/Lease/Fence</w:t>
+            </w:r>
+          </w:p>
+        </w:tc>
+        <w:tc>
+          <w:tcPr>
+            <w:tcW w:type="dxa" w:w="2448"/>
+            <w:vAlign w:val="center"/>
+            <w:tcMar>
+              <w:top w:w="90" w:type="dxa"/>
+              <w:start w:w="110" w:type="dxa"/>
+              <w:bottom w:w="90" w:type="dxa"/>
+              <w:end w:w="110" w:type="dxa"/>
+            </w:tcMar>
+          </w:tcPr>
+          <w:p>
+            <w:pPr>
+              <w:spacing w:after="30" w:before="30"/>
+            </w:pPr>
+            <w:r>
+              <w:rPr>
+                <w:sz w:val="16"/>
+              </w:rPr>
+              <w:t>Batch 사양</w:t>
+            </w:r>
+          </w:p>
+        </w:tc>
+      </w:tr>
+      <w:tr>
+        <w:trPr>
+          <w:cantSplit/>
+        </w:trPr>
+        <w:tc>
+          <w:tcPr>
+            <w:tcW w:type="dxa" w:w="3456"/>
+            <w:vAlign w:val="center"/>
+            <w:tcMar>
+              <w:top w:w="90" w:type="dxa"/>
+              <w:start w:w="110" w:type="dxa"/>
+              <w:bottom w:w="90" w:type="dxa"/>
+              <w:end w:w="110" w:type="dxa"/>
+            </w:tcMar>
+            <w:shd w:fill="F7F9FC"/>
+          </w:tcPr>
+          <w:p>
+            <w:pPr>
+              <w:spacing w:after="30" w:before="30"/>
+            </w:pPr>
+            <w:r>
+              <w:rPr>
+                <w:sz w:val="16"/>
+              </w:rPr>
+              <w:t>Security/Secret</w:t>
+            </w:r>
+          </w:p>
+        </w:tc>
+        <w:tc>
+          <w:tcPr>
+            <w:tcW w:type="dxa" w:w="5832"/>
+            <w:vAlign w:val="center"/>
+            <w:tcMar>
+              <w:top w:w="90" w:type="dxa"/>
+              <w:start w:w="110" w:type="dxa"/>
+              <w:bottom w:w="90" w:type="dxa"/>
+              <w:end w:w="110" w:type="dxa"/>
+            </w:tcMar>
+            <w:shd w:fill="F7F9FC"/>
+          </w:tcPr>
+          <w:p>
+            <w:pPr>
+              <w:spacing w:after="30" w:before="30"/>
+            </w:pPr>
+            <w:r>
+              <w:rPr>
+                <w:sz w:val="16"/>
+              </w:rPr>
+              <w:t>Permission/Data Scope/Masking/Audit/CpfSecretProvider</w:t>
+            </w:r>
+          </w:p>
+        </w:tc>
+        <w:tc>
+          <w:tcPr>
+            <w:tcW w:type="dxa" w:w="2448"/>
+            <w:vAlign w:val="center"/>
+            <w:tcMar>
+              <w:top w:w="90" w:type="dxa"/>
+              <w:start w:w="110" w:type="dxa"/>
+              <w:bottom w:w="90" w:type="dxa"/>
+              <w:end w:w="110" w:type="dxa"/>
+            </w:tcMar>
+            <w:shd w:fill="F7F9FC"/>
+          </w:tcPr>
+          <w:p>
+            <w:pPr>
+              <w:spacing w:after="30" w:before="30"/>
+            </w:pPr>
+            <w:r>
+              <w:rPr>
+                <w:sz w:val="16"/>
+              </w:rPr>
+              <w:t>Security 사양</w:t>
+            </w:r>
+          </w:p>
+        </w:tc>
+      </w:tr>
+    </w:tbl>
+    <w:p>
+      <w:pPr>
+        <w:pStyle w:val="Heading3"/>
+      </w:pPr>
+      <w:r>
+        <w:t>0.1 Query/Paging 사양</w:t>
+      </w:r>
+    </w:p>
+    <w:p>
+      <w:pPr>
+        <w:pStyle w:val="BodyText"/>
+        <w:spacing w:after="100"/>
+      </w:pPr>
+      <w:r>
+        <w:t>Paging Public API는 com.cpf.core.api.page의 CpfPageRequest, CpfPage&lt;T&gt;, CpfSort, CpfSortDirection, CpfCursorPage&lt;T&gt;, CpfCursorCodec을 정본으로 사용한다. CpfPageRequest는 0-base page, default size 20, max 200이며 offset()을 제공한다. CpfSort field는 Repository allow-list로 검증하고, 외부 Cursor는 CpfCursorCodec(기본 CpfHmacCursorCodec)으로 서명/검증한다. 각 Owner OpenAPI는 이 공통 계약을 실제 request/response schema와 error contract에 연결한다.</w:t>
+      </w:r>
+    </w:p>
+    <w:p>
+      <w:pPr>
+        <w:pStyle w:val="Heading3"/>
+      </w:pPr>
+      <w:r>
+        <w:t>0.2 Transaction 사양</w:t>
+      </w:r>
+    </w:p>
+    <w:p>
+      <w:pPr>
+        <w:pStyle w:val="BodyText"/>
+        <w:spacing w:after="100"/>
+      </w:pPr>
+      <w:r>
+        <w:t>Local Transaction은 한 Owner Resource 경계입니다. Current/History/Audit/Outbox가 원자적으로 같이 Commit되어야 하면 같은 TX에 둡니다. 외부 HTTP/Broker/File/다른 서비스 DB는 이 경계를 넘으므로 Attempt/Outbox/Saga/UNKNOWN/Reconcile로 연결합니다.</w:t>
+      </w:r>
+    </w:p>
+    <w:p>
+      <w:pPr>
+        <w:pStyle w:val="Heading3"/>
+      </w:pPr>
+      <w:r>
+        <w:t>0.3 Transaction/Logging canonical record</w:t>
+      </w:r>
+    </w:p>
+    <w:p>
+      <w:pPr>
+        <w:spacing w:before="100" w:after="60"/>
+        <w:jc w:val="center"/>
+      </w:pPr>
+      <w:r>
+        <w:drawing>
+          <wp:inline xmlns:a="http://schemas.openxmlformats.org/drawingml/2006/main">
+            <wp:extent cx="6537960" cy="3995420"/>
+            <wp:docPr id="2" name="Picture 2"/>
+            <wp:cNvGraphicFramePr>
+              <a:graphicFrameLocks noChangeAspect="1"/>
+            </wp:cNvGraphicFramePr>
+            <a:graphic>
+              <a:graphicData uri="http://schemas.openxmlformats.org/drawingml/2006/picture">
+                <pic:pic>
+                  <pic:nvPicPr>
+                    <pic:cNvPr id="0" name="transaction_lineage_sources.png"/>
+                    <pic:cNvPicPr/>
+                  </pic:nvPicPr>
+                  <pic:blipFill>
+                    <a:blip r:embed="rId13"/>
+                    <a:stretch>
+                      <a:fillRect/>
+                    </a:stretch>
+                  </pic:blipFill>
+                  <pic:spPr>
+                    <a:xfrm>
+                      <a:off x="0" y="0"/>
+                      <a:ext cx="6537960" cy="3995420"/>
+                    </a:xfrm>
+                    <a:prstGeom prst="rect"/>
+                  </pic:spPr>
+                </pic:pic>
+              </a:graphicData>
+            </a:graphic>
+          </wp:inline>
+        </w:drawing>
+      </w:r>
+    </w:p>
+    <w:p>
+      <w:pPr>
+        <w:pStyle w:val="CPFCaption"/>
+        <w:spacing w:after="140"/>
+        <w:jc w:val="center"/>
+      </w:pPr>
+      <w:r>
+        <w:t>그림 0-1. Transaction Lineage Source와 공개 조회 Port</w:t>
+      </w:r>
+    </w:p>
+    <w:tbl>
+      <w:tblPr>
+        <w:tblW w:type="auto" w:w="0"/>
+        <w:jc w:val="center"/>
+        <w:tblLook w:firstColumn="1" w:firstRow="1" w:lastColumn="0" w:lastRow="0" w:noHBand="0" w:noVBand="1" w:val="04A0"/>
+        <w:tblBorders>
+          <w:top w:val="single" w:sz="6" w:space="0" w:color="B7C9D6"/>
+          <w:left w:val="single" w:sz="6" w:space="0" w:color="B7C9D6"/>
+          <w:bottom w:val="single" w:sz="6" w:space="0" w:color="B7C9D6"/>
+          <w:right w:val="single" w:sz="6" w:space="0" w:color="B7C9D6"/>
+          <w:insideH w:val="single" w:sz="6" w:space="0" w:color="B7C9D6"/>
+          <w:insideV w:val="single" w:sz="6" w:space="0" w:color="B7C9D6"/>
+        </w:tblBorders>
+      </w:tblPr>
+      <w:tblGrid>
+        <w:gridCol w:w="3307"/>
+        <w:gridCol w:w="3307"/>
+        <w:gridCol w:w="3307"/>
+      </w:tblGrid>
+      <w:tr>
+        <w:trPr>
+          <w:cantSplit/>
+          <w:tblHeader w:val="true"/>
+        </w:trPr>
+        <w:tc>
+          <w:tcPr>
+            <w:tcW w:type="dxa" w:w="2088"/>
+            <w:vAlign w:val="center"/>
+            <w:tcMar>
+              <w:top w:w="90" w:type="dxa"/>
+              <w:start w:w="110" w:type="dxa"/>
+              <w:bottom w:w="90" w:type="dxa"/>
+              <w:end w:w="110" w:type="dxa"/>
+            </w:tcMar>
+            <w:shd w:fill="DCE6F1"/>
+          </w:tcPr>
+          <w:p>
+            <w:pPr>
+              <w:spacing w:after="30" w:before="30"/>
+            </w:pPr>
+            <w:r>
+              <w:rPr>
+                <w:b/>
+                <w:color w:val="1F374F"/>
+                <w:sz w:val="16"/>
+              </w:rPr>
+              <w:t>축</w:t>
+            </w:r>
+          </w:p>
+        </w:tc>
+        <w:tc>
+          <w:tcPr>
+            <w:tcW w:type="dxa" w:w="4608"/>
+            <w:vAlign w:val="center"/>
+            <w:tcMar>
+              <w:top w:w="90" w:type="dxa"/>
+              <w:start w:w="110" w:type="dxa"/>
+              <w:bottom w:w="90" w:type="dxa"/>
+              <w:end w:w="110" w:type="dxa"/>
+            </w:tcMar>
+            <w:shd w:fill="DCE6F1"/>
+          </w:tcPr>
+          <w:p>
+            <w:pPr>
+              <w:spacing w:after="30" w:before="30"/>
+            </w:pPr>
+            <w:r>
+              <w:rPr>
+                <w:b/>
+                <w:color w:val="1F374F"/>
+                <w:sz w:val="16"/>
+              </w:rPr>
+              <w:t>필드 예</w:t>
+            </w:r>
+          </w:p>
+        </w:tc>
+        <w:tc>
+          <w:tcPr>
+            <w:tcW w:type="dxa" w:w="5040"/>
+            <w:vAlign w:val="center"/>
+            <w:tcMar>
+              <w:top w:w="90" w:type="dxa"/>
+              <w:start w:w="110" w:type="dxa"/>
+              <w:bottom w:w="90" w:type="dxa"/>
+              <w:end w:w="110" w:type="dxa"/>
+            </w:tcMar>
+            <w:shd w:fill="DCE6F1"/>
+          </w:tcPr>
+          <w:p>
+            <w:pPr>
+              <w:spacing w:after="30" w:before="30"/>
+            </w:pPr>
+            <w:r>
+              <w:rPr>
+                <w:b/>
+                <w:color w:val="1F374F"/>
+                <w:sz w:val="16"/>
+              </w:rPr>
+              <w:t>사양</w:t>
+            </w:r>
+          </w:p>
+        </w:tc>
+      </w:tr>
+      <w:tr>
+        <w:trPr>
+          <w:cantSplit/>
+        </w:trPr>
+        <w:tc>
+          <w:tcPr>
+            <w:tcW w:type="dxa" w:w="2088"/>
+            <w:vAlign w:val="center"/>
+            <w:tcMar>
+              <w:top w:w="90" w:type="dxa"/>
+              <w:start w:w="110" w:type="dxa"/>
+              <w:bottom w:w="90" w:type="dxa"/>
+              <w:end w:w="110" w:type="dxa"/>
+            </w:tcMar>
+          </w:tcPr>
+          <w:p>
+            <w:pPr>
+              <w:spacing w:after="30" w:before="30"/>
+            </w:pPr>
+            <w:r>
+              <w:rPr>
+                <w:sz w:val="16"/>
+              </w:rPr>
+              <w:t>Root/Tree</w:t>
+            </w:r>
+          </w:p>
+        </w:tc>
+        <w:tc>
+          <w:tcPr>
+            <w:tcW w:type="dxa" w:w="4608"/>
+            <w:vAlign w:val="center"/>
+            <w:tcMar>
+              <w:top w:w="90" w:type="dxa"/>
+              <w:start w:w="110" w:type="dxa"/>
+              <w:bottom w:w="90" w:type="dxa"/>
+              <w:end w:w="110" w:type="dxa"/>
+            </w:tcMar>
+          </w:tcPr>
+          <w:p>
+            <w:pPr>
+              <w:spacing w:after="30" w:before="30"/>
+            </w:pPr>
+            <w:r>
+              <w:rPr>
+                <w:sz w:val="16"/>
+              </w:rPr>
+              <w:t>transactionId, segmentId, parentSegmentId</w:t>
+            </w:r>
+          </w:p>
+        </w:tc>
+        <w:tc>
+          <w:tcPr>
+            <w:tcW w:type="dxa" w:w="5040"/>
+            <w:vAlign w:val="center"/>
+            <w:tcMar>
+              <w:top w:w="90" w:type="dxa"/>
+              <w:start w:w="110" w:type="dxa"/>
+              <w:bottom w:w="90" w:type="dxa"/>
+              <w:end w:w="110" w:type="dxa"/>
+            </w:tcMar>
+          </w:tcPr>
+          <w:p>
+            <w:pPr>
+              <w:spacing w:after="30" w:before="30"/>
+            </w:pPr>
+            <w:r>
+              <w:rPr>
+                <w:sz w:val="16"/>
+              </w:rPr>
+              <w:t>root는 업무 전체, segment는 hop/하위처리</w:t>
+            </w:r>
+          </w:p>
+        </w:tc>
+      </w:tr>
+      <w:tr>
+        <w:trPr>
+          <w:cantSplit/>
+        </w:trPr>
+        <w:tc>
+          <w:tcPr>
+            <w:tcW w:type="dxa" w:w="2088"/>
+            <w:vAlign w:val="center"/>
+            <w:tcMar>
+              <w:top w:w="90" w:type="dxa"/>
+              <w:start w:w="110" w:type="dxa"/>
+              <w:bottom w:w="90" w:type="dxa"/>
+              <w:end w:w="110" w:type="dxa"/>
+            </w:tcMar>
+            <w:shd w:fill="F7F9FC"/>
+          </w:tcPr>
+          <w:p>
+            <w:pPr>
+              <w:spacing w:after="30" w:before="30"/>
+            </w:pPr>
+            <w:r>
+              <w:rPr>
+                <w:sz w:val="16"/>
+              </w:rPr>
+              <w:t>Retry</w:t>
+            </w:r>
+          </w:p>
+        </w:tc>
+        <w:tc>
+          <w:tcPr>
+            <w:tcW w:type="dxa" w:w="4608"/>
+            <w:vAlign w:val="center"/>
+            <w:tcMar>
+              <w:top w:w="90" w:type="dxa"/>
+              <w:start w:w="110" w:type="dxa"/>
+              <w:bottom w:w="90" w:type="dxa"/>
+              <w:end w:w="110" w:type="dxa"/>
+            </w:tcMar>
+            <w:shd w:fill="F7F9FC"/>
+          </w:tcPr>
+          <w:p>
+            <w:pPr>
+              <w:spacing w:after="30" w:before="30"/>
+            </w:pPr>
+            <w:r>
+              <w:rPr>
+                <w:sz w:val="16"/>
+              </w:rPr>
+              <w:t>attempt, requestId, idempotencyKey</w:t>
+            </w:r>
+          </w:p>
+        </w:tc>
+        <w:tc>
+          <w:tcPr>
+            <w:tcW w:type="dxa" w:w="5040"/>
+            <w:vAlign w:val="center"/>
+            <w:tcMar>
+              <w:top w:w="90" w:type="dxa"/>
+              <w:start w:w="110" w:type="dxa"/>
+              <w:bottom w:w="90" w:type="dxa"/>
+              <w:end w:w="110" w:type="dxa"/>
+            </w:tcMar>
+            <w:shd w:fill="F7F9FC"/>
+          </w:tcPr>
+          <w:p>
+            <w:pPr>
+              <w:spacing w:after="30" w:before="30"/>
+            </w:pPr>
+            <w:r>
+              <w:rPr>
+                <w:sz w:val="16"/>
+              </w:rPr>
+              <w:t>retry는 root를 바꾸지 않고 attempt 증가</w:t>
+            </w:r>
+          </w:p>
+        </w:tc>
+      </w:tr>
+      <w:tr>
+        <w:trPr>
+          <w:cantSplit/>
+        </w:trPr>
+        <w:tc>
+          <w:tcPr>
+            <w:tcW w:type="dxa" w:w="2088"/>
+            <w:vAlign w:val="center"/>
+            <w:tcMar>
+              <w:top w:w="90" w:type="dxa"/>
+              <w:start w:w="110" w:type="dxa"/>
+              <w:bottom w:w="90" w:type="dxa"/>
+              <w:end w:w="110" w:type="dxa"/>
+            </w:tcMar>
+          </w:tcPr>
+          <w:p>
+            <w:pPr>
+              <w:spacing w:after="30" w:before="30"/>
+            </w:pPr>
+            <w:r>
+              <w:rPr>
+                <w:sz w:val="16"/>
+              </w:rPr>
+              <w:t>Tracing</w:t>
+            </w:r>
+          </w:p>
+        </w:tc>
+        <w:tc>
+          <w:tcPr>
+            <w:tcW w:type="dxa" w:w="4608"/>
+            <w:vAlign w:val="center"/>
+            <w:tcMar>
+              <w:top w:w="90" w:type="dxa"/>
+              <w:start w:w="110" w:type="dxa"/>
+              <w:bottom w:w="90" w:type="dxa"/>
+              <w:end w:w="110" w:type="dxa"/>
+            </w:tcMar>
+          </w:tcPr>
+          <w:p>
+            <w:pPr>
+              <w:spacing w:after="30" w:before="30"/>
+            </w:pPr>
+            <w:r>
+              <w:rPr>
+                <w:sz w:val="16"/>
+              </w:rPr>
+              <w:t>traceId, spanId</w:t>
+            </w:r>
+          </w:p>
+        </w:tc>
+        <w:tc>
+          <w:tcPr>
+            <w:tcW w:type="dxa" w:w="5040"/>
+            <w:vAlign w:val="center"/>
+            <w:tcMar>
+              <w:top w:w="90" w:type="dxa"/>
+              <w:start w:w="110" w:type="dxa"/>
+              <w:bottom w:w="90" w:type="dxa"/>
+              <w:end w:w="110" w:type="dxa"/>
+            </w:tcMar>
+          </w:tcPr>
+          <w:p>
+            <w:pPr>
+              <w:spacing w:after="30" w:before="30"/>
+            </w:pPr>
+            <w:r>
+              <w:rPr>
+                <w:sz w:val="16"/>
+              </w:rPr>
+              <w:t>성능/원격호출 연결</w:t>
+            </w:r>
+          </w:p>
+        </w:tc>
+      </w:tr>
+      <w:tr>
+        <w:trPr>
+          <w:cantSplit/>
+        </w:trPr>
+        <w:tc>
+          <w:tcPr>
+            <w:tcW w:type="dxa" w:w="2088"/>
+            <w:vAlign w:val="center"/>
+            <w:tcMar>
+              <w:top w:w="90" w:type="dxa"/>
+              <w:start w:w="110" w:type="dxa"/>
+              <w:bottom w:w="90" w:type="dxa"/>
+              <w:end w:w="110" w:type="dxa"/>
+            </w:tcMar>
+            <w:shd w:fill="F7F9FC"/>
+          </w:tcPr>
+          <w:p>
+            <w:pPr>
+              <w:spacing w:after="30" w:before="30"/>
+            </w:pPr>
+            <w:r>
+              <w:rPr>
+                <w:sz w:val="16"/>
+              </w:rPr>
+              <w:t>Execution</w:t>
+            </w:r>
+          </w:p>
+        </w:tc>
+        <w:tc>
+          <w:tcPr>
+            <w:tcW w:type="dxa" w:w="4608"/>
+            <w:vAlign w:val="center"/>
+            <w:tcMar>
+              <w:top w:w="90" w:type="dxa"/>
+              <w:start w:w="110" w:type="dxa"/>
+              <w:bottom w:w="90" w:type="dxa"/>
+              <w:end w:w="110" w:type="dxa"/>
+            </w:tcMar>
+            <w:shd w:fill="F7F9FC"/>
+          </w:tcPr>
+          <w:p>
+            <w:pPr>
+              <w:spacing w:after="30" w:before="30"/>
+            </w:pPr>
+            <w:r>
+              <w:rPr>
+                <w:sz w:val="16"/>
+              </w:rPr>
+              <w:t>instanceId, wasId, agentId, workerId</w:t>
+            </w:r>
+          </w:p>
+        </w:tc>
+        <w:tc>
+          <w:tcPr>
+            <w:tcW w:type="dxa" w:w="5040"/>
+            <w:vAlign w:val="center"/>
+            <w:tcMar>
+              <w:top w:w="90" w:type="dxa"/>
+              <w:start w:w="110" w:type="dxa"/>
+              <w:bottom w:w="90" w:type="dxa"/>
+              <w:end w:w="110" w:type="dxa"/>
+            </w:tcMar>
+            <w:shd w:fill="F7F9FC"/>
+          </w:tcPr>
+          <w:p>
+            <w:pPr>
+              <w:spacing w:after="30" w:before="30"/>
+            </w:pPr>
+            <w:r>
+              <w:rPr>
+                <w:sz w:val="16"/>
+              </w:rPr>
+              <w:t>다중 인스턴스/배치 소유 식별</w:t>
+            </w:r>
+          </w:p>
+        </w:tc>
+      </w:tr>
+      <w:tr>
+        <w:trPr>
+          <w:cantSplit/>
+        </w:trPr>
+        <w:tc>
+          <w:tcPr>
+            <w:tcW w:type="dxa" w:w="2088"/>
+            <w:vAlign w:val="center"/>
+            <w:tcMar>
+              <w:top w:w="90" w:type="dxa"/>
+              <w:start w:w="110" w:type="dxa"/>
+              <w:bottom w:w="90" w:type="dxa"/>
+              <w:end w:w="110" w:type="dxa"/>
+            </w:tcMar>
+          </w:tcPr>
+          <w:p>
+            <w:pPr>
+              <w:spacing w:after="30" w:before="30"/>
+            </w:pPr>
+            <w:r>
+              <w:rPr>
+                <w:sz w:val="16"/>
+              </w:rPr>
+              <w:t>Domain/Remote</w:t>
+            </w:r>
+          </w:p>
+        </w:tc>
+        <w:tc>
+          <w:tcPr>
+            <w:tcW w:type="dxa" w:w="4608"/>
+            <w:vAlign w:val="center"/>
+            <w:tcMar>
+              <w:top w:w="90" w:type="dxa"/>
+              <w:start w:w="110" w:type="dxa"/>
+              <w:bottom w:w="90" w:type="dxa"/>
+              <w:end w:w="110" w:type="dxa"/>
+            </w:tcMar>
+          </w:tcPr>
+          <w:p>
+            <w:pPr>
+              <w:spacing w:after="30" w:before="30"/>
+            </w:pPr>
+            <w:r>
+              <w:rPr>
+                <w:sz w:val="16"/>
+              </w:rPr>
+              <w:t>operation, remoteSystem, messageId, fileId</w:t>
+            </w:r>
+          </w:p>
+        </w:tc>
+        <w:tc>
+          <w:tcPr>
+            <w:tcW w:type="dxa" w:w="5040"/>
+            <w:vAlign w:val="center"/>
+            <w:tcMar>
+              <w:top w:w="90" w:type="dxa"/>
+              <w:start w:w="110" w:type="dxa"/>
+              <w:bottom w:w="90" w:type="dxa"/>
+              <w:end w:w="110" w:type="dxa"/>
+            </w:tcMar>
+          </w:tcPr>
+          <w:p>
+            <w:pPr>
+              <w:spacing w:after="30" w:before="30"/>
+            </w:pPr>
+            <w:r>
+              <w:rPr>
+                <w:sz w:val="16"/>
+              </w:rPr>
+              <w:t>Side Effect Source 연결</w:t>
+            </w:r>
+          </w:p>
+        </w:tc>
+      </w:tr>
+      <w:tr>
+        <w:trPr>
+          <w:cantSplit/>
+        </w:trPr>
+        <w:tc>
+          <w:tcPr>
+            <w:tcW w:type="dxa" w:w="2088"/>
+            <w:vAlign w:val="center"/>
+            <w:tcMar>
+              <w:top w:w="90" w:type="dxa"/>
+              <w:start w:w="110" w:type="dxa"/>
+              <w:bottom w:w="90" w:type="dxa"/>
+              <w:end w:w="110" w:type="dxa"/>
+            </w:tcMar>
+            <w:shd w:fill="F7F9FC"/>
+          </w:tcPr>
+          <w:p>
+            <w:pPr>
+              <w:spacing w:after="30" w:before="30"/>
+            </w:pPr>
+            <w:r>
+              <w:rPr>
+                <w:sz w:val="16"/>
+              </w:rPr>
+              <w:t>Result</w:t>
+            </w:r>
+          </w:p>
+        </w:tc>
+        <w:tc>
+          <w:tcPr>
+            <w:tcW w:type="dxa" w:w="4608"/>
+            <w:vAlign w:val="center"/>
+            <w:tcMar>
+              <w:top w:w="90" w:type="dxa"/>
+              <w:start w:w="110" w:type="dxa"/>
+              <w:bottom w:w="90" w:type="dxa"/>
+              <w:end w:w="110" w:type="dxa"/>
+            </w:tcMar>
+            <w:shd w:fill="F7F9FC"/>
+          </w:tcPr>
+          <w:p>
+            <w:pPr>
+              <w:spacing w:after="30" w:before="30"/>
+            </w:pPr>
+            <w:r>
+              <w:rPr>
+                <w:sz w:val="16"/>
+              </w:rPr>
+              <w:t>lifecycleState, failureStage, unknownYn, reconcileState</w:t>
+            </w:r>
+          </w:p>
+        </w:tc>
+        <w:tc>
+          <w:tcPr>
+            <w:tcW w:type="dxa" w:w="5040"/>
+            <w:vAlign w:val="center"/>
+            <w:tcMar>
+              <w:top w:w="90" w:type="dxa"/>
+              <w:start w:w="110" w:type="dxa"/>
+              <w:bottom w:w="90" w:type="dxa"/>
+              <w:end w:w="110" w:type="dxa"/>
+            </w:tcMar>
+            <w:shd w:fill="F7F9FC"/>
+          </w:tcPr>
+          <w:p>
+            <w:pPr>
+              <w:spacing w:after="30" w:before="30"/>
+            </w:pPr>
+            <w:r>
+              <w:rPr>
+                <w:sz w:val="16"/>
+              </w:rPr>
+              <w:t>UNKNOWN/부분 실패/대사 결과</w:t>
+            </w:r>
+          </w:p>
+        </w:tc>
+      </w:tr>
+      <w:tr>
+        <w:trPr>
+          <w:cantSplit/>
+        </w:trPr>
+        <w:tc>
+          <w:tcPr>
+            <w:tcW w:type="dxa" w:w="2088"/>
+            <w:vAlign w:val="center"/>
+            <w:tcMar>
+              <w:top w:w="90" w:type="dxa"/>
+              <w:start w:w="110" w:type="dxa"/>
+              <w:bottom w:w="90" w:type="dxa"/>
+              <w:end w:w="110" w:type="dxa"/>
+            </w:tcMar>
+          </w:tcPr>
+          <w:p>
+            <w:pPr>
+              <w:spacing w:after="30" w:before="30"/>
+            </w:pPr>
+            <w:r>
+              <w:rPr>
+                <w:sz w:val="16"/>
+              </w:rPr>
+              <w:t>Security</w:t>
+            </w:r>
+          </w:p>
+        </w:tc>
+        <w:tc>
+          <w:tcPr>
+            <w:tcW w:type="dxa" w:w="4608"/>
+            <w:vAlign w:val="center"/>
+            <w:tcMar>
+              <w:top w:w="90" w:type="dxa"/>
+              <w:start w:w="110" w:type="dxa"/>
+              <w:bottom w:w="90" w:type="dxa"/>
+              <w:end w:w="110" w:type="dxa"/>
+            </w:tcMar>
+          </w:tcPr>
+          <w:p>
+            <w:pPr>
+              <w:spacing w:after="30" w:before="30"/>
+            </w:pPr>
+            <w:r>
+              <w:rPr>
+                <w:sz w:val="16"/>
+              </w:rPr>
+              <w:t>tenant/channel/actor masked</w:t>
+            </w:r>
+          </w:p>
+        </w:tc>
+        <w:tc>
+          <w:tcPr>
+            <w:tcW w:type="dxa" w:w="5040"/>
+            <w:vAlign w:val="center"/>
+            <w:tcMar>
+              <w:top w:w="90" w:type="dxa"/>
+              <w:start w:w="110" w:type="dxa"/>
+              <w:bottom w:w="90" w:type="dxa"/>
+              <w:end w:w="110" w:type="dxa"/>
+            </w:tcMar>
+          </w:tcPr>
+          <w:p>
+            <w:pPr>
+              <w:spacing w:after="30" w:before="30"/>
+            </w:pPr>
+            <w:r>
+              <w:rPr>
+                <w:sz w:val="16"/>
+              </w:rPr>
+              <w:t>Secret/Token/PII 원문 금지</w:t>
+            </w:r>
+          </w:p>
+        </w:tc>
+      </w:tr>
+    </w:tbl>
     <w:p>
       <w:pPr>
         <w:pStyle w:val="Heading2"/>
@@ -24491,7 +25758,7 @@
               <w:rPr/>
             </w:pPr>
             <w:r>
-              <w:t>4870b2073387…</w:t>
+              <w:t>b4b6b18b43e9…</w:t>
             </w:r>
           </w:p>
         </w:tc>
@@ -24648,7 +25915,7 @@
               <w:rPr/>
             </w:pPr>
             <w:r>
-              <w:t>4870b2073387…</w:t>
+              <w:t>b4b6b18b43e9…</w:t>
             </w:r>
           </w:p>
         </w:tc>
@@ -24805,7 +26072,7 @@
               <w:rPr/>
             </w:pPr>
             <w:r>
-              <w:t>4870b2073387…</w:t>
+              <w:t>b4b6b18b43e9…</w:t>
             </w:r>
           </w:p>
         </w:tc>
@@ -24962,7 +26229,7 @@
               <w:rPr/>
             </w:pPr>
             <w:r>
-              <w:t>4870b2073387…</w:t>
+              <w:t>b4b6b18b43e9…</w:t>
             </w:r>
           </w:p>
         </w:tc>
@@ -25119,7 +26386,7 @@
               <w:rPr/>
             </w:pPr>
             <w:r>
-              <w:t>4870b2073387…</w:t>
+              <w:t>b4b6b18b43e9…</w:t>
             </w:r>
           </w:p>
         </w:tc>
@@ -25276,7 +26543,7 @@
               <w:rPr/>
             </w:pPr>
             <w:r>
-              <w:t>4870b2073387…</w:t>
+              <w:t>b4b6b18b43e9…</w:t>
             </w:r>
           </w:p>
         </w:tc>
@@ -25433,7 +26700,7 @@
               <w:rPr/>
             </w:pPr>
             <w:r>
-              <w:t>4870b2073387…</w:t>
+              <w:t>b4b6b18b43e9…</w:t>
             </w:r>
           </w:p>
         </w:tc>
@@ -25590,7 +26857,7 @@
               <w:rPr/>
             </w:pPr>
             <w:r>
-              <w:t>4870b2073387…</w:t>
+              <w:t>b4b6b18b43e9…</w:t>
             </w:r>
           </w:p>
         </w:tc>
@@ -25747,7 +27014,7 @@
               <w:rPr/>
             </w:pPr>
             <w:r>
-              <w:t>4870b2073387…</w:t>
+              <w:t>b4b6b18b43e9…</w:t>
             </w:r>
           </w:p>
         </w:tc>
@@ -25904,7 +27171,7 @@
               <w:rPr/>
             </w:pPr>
             <w:r>
-              <w:t>4870b2073387…</w:t>
+              <w:t>b4b6b18b43e9…</w:t>
             </w:r>
           </w:p>
         </w:tc>
@@ -26061,7 +27328,7 @@
               <w:rPr/>
             </w:pPr>
             <w:r>
-              <w:t>4870b2073387…</w:t>
+              <w:t>b4b6b18b43e9…</w:t>
             </w:r>
           </w:p>
         </w:tc>
@@ -26218,7 +27485,7 @@
               <w:rPr/>
             </w:pPr>
             <w:r>
-              <w:t>4870b2073387…</w:t>
+              <w:t>b4b6b18b43e9…</w:t>
             </w:r>
           </w:p>
         </w:tc>
@@ -26375,7 +27642,7 @@
               <w:rPr/>
             </w:pPr>
             <w:r>
-              <w:t>4870b2073387…</w:t>
+              <w:t>b4b6b18b43e9…</w:t>
             </w:r>
           </w:p>
         </w:tc>
@@ -26532,7 +27799,7 @@
               <w:rPr/>
             </w:pPr>
             <w:r>
-              <w:t>4870b2073387…</w:t>
+              <w:t>b4b6b18b43e9…</w:t>
             </w:r>
           </w:p>
         </w:tc>
@@ -26689,7 +27956,7 @@
               <w:rPr/>
             </w:pPr>
             <w:r>
-              <w:t>4870b2073387…</w:t>
+              <w:t>b4b6b18b43e9…</w:t>
             </w:r>
           </w:p>
         </w:tc>
@@ -26846,7 +28113,7 @@
               <w:rPr/>
             </w:pPr>
             <w:r>
-              <w:t>4870b2073387…</w:t>
+              <w:t>b4b6b18b43e9…</w:t>
             </w:r>
           </w:p>
         </w:tc>
@@ -27394,7 +28661,7 @@
           <w:color w:val="2F6FEB"/>
           <w:sz w:val="18"/>
         </w:rPr>
-        <w:t>47. Transaction·Logging 사양 - 07_06 현행 기준</w:t>
+        <w:t>47. Transaction·Logging 사양 - 07_08 Product Source 현행 기준</w:t>
       </w:r>
     </w:p>
     <w:p>
@@ -27986,7 +29253,7 @@
         <w:pStyle w:val="CPFCallout"/>
       </w:pPr>
       <w:r>
-        <w:t>07_06 Final QA 중앙 Merge: 현재 master는 07_05 제품 Source 위에 QA/Control 산출물을 추가한 Commit이며 Product Source 변경은 없다. Final verdict는 FAIL / REDEVELOPMENT REQUIRED + UNVERIFIED / RELEASE_BLOCKED다. Canonical 완료 분모는 169 Requirement이고, 신규 독립 개발 Action은 31개(P0 22 / P1 9)다. 전체 Scope는 169 Requirement + 기존 56 Finding + 신규 31 + self-found + Runtime 13 + 개발 중 추가 발견 전체이며, 34/34 direct rework 구현 사실만으로 완료 판정하지 않는다.</w:t>
+        <w:t>현재 master 기준은 b4b6b18b43e9(07_09)이며 실제 Product Source 변경 기준은 f0aa49f29cba(07_08)이다. Developer current-state 보고에서는 Canonical 169, 중앙 Action 31, 기존 Finding 56에 대한 Source 구현/재점검을 마쳤다고 기록한다. 중앙 Release 판단은 UNVERIFIED / RELEASE_BLOCKED이며 Java 25·Gradle 9.1 exact-SHA clean build, live Oracle/PostgreSQL/MariaDB, 인증 Browser, 2+ instance/process-kill, Broker/Network/DB fault, 성능·보안·DR, Generator fresh-consumer, ADM 전체 Runtime consumer, 독립 Codex, multi-system Transaction/Logging E2E와 QA A/B·Special Review 재검수가 남아 있다.</w:t>
       </w:r>
     </w:p>
     <w:p>
@@ -27994,7 +29261,7 @@
         <w:pStyle w:val="CPFCallout"/>
       </w:pPr>
       <w:r>
-        <w:t>Final QA 신규 Action에는 Approval fencing, transaction trust boundary, Core persistence ownership, DB masking, canonical lineage writer, BZA/OpenAPI, FileLog recovery, verification false-green, ADM generated client가 포함된다. 사양의 목표 계약과 현재 구현을 혼동하지 않는다.</w:t>
+        <w:t>07_08 Product Source에는 Approval fencing/recovery, transactionId trust boundary, Core persistence SPI ownership, fail-closed masking, canonical lineage projection/writer, BZA OpenAPI/SIMULATE, FileLog Recovery V2, ADM HIGH/CRITICAL generated typed client와 false-green 방지 gate가 반영됐다. 다만 07_09 중앙 기준 QA A/B 재검수와 필수 Runtime qualification은 미검증이므로 Source 구현 상태와 Release 판정을 분리한다.</w:t>
       </w:r>
     </w:p>
     <w:p>
@@ -28004,12 +29271,7 @@
         <w:ind w:left="198" w:hanging="102"/>
       </w:pPr>
       <w:r>
-        <w:rPr>
-          <w:rFonts w:ascii="NanumBarunGothic" w:hAnsi="NanumBarunGothic" w:eastAsia="NanumBarunGothic"/>
-          <w:color w:val="17212B"/>
-          <w:sz w:val="18"/>
-        </w:rPr>
-        <w:t>• 현재 기술 사양 적용 기준은 4870b2073387(07_06)이다. 07_06은 07_05 Product Source 위에 Final QA/Control 판정을 추가한 Commit이며 Product Source 자체는 동일하다. 34/34 direct rework Source 구현은 반영됐지만 Runtime 13개 축과 독립 QA 판정은 미검증이다.</w:t>
+        <w:t>• 현재 기술 사양은 Product Source f0aa49f29cba(07_08)와 master b4b6b18b43e9(07_09)를 기준으로 한다. Source rework는 반영됐고 Runtime qualification과 QA A/B 재검수는 미검증이다.</w:t>
       </w:r>
     </w:p>
     <w:p>
@@ -28181,6 +29443,14 @@
         </w:tc>
       </w:tr>
     </w:tbl>
+    <w:p>
+      <w:pPr>
+        <w:pStyle w:val="CPFCaption"/>
+      </w:pPr>
+      <w:r>
+        <w:t>문서 기준: master b4b6b18b43e9 (07_09). Product Source 기준은 f0aa49f29cba (07_08)이며 중앙 Release 상태는 UNVERIFIED / RELEASE_BLOCKED이다.</w:t>
+      </w:r>
+    </w:p>
     <w:sectPr>
       <w:headerReference w:type="default" r:id="rId6"/>
       <w:footerReference w:type="default" r:id="rId7"/>
@@ -28348,7 +29618,7 @@
       </w:pBdr>
     </w:pPr>
     <w:r>
-      <w:t>CPF 기술사양서   |   Master 07_06 · 4870b2073387</w:t>
+      <w:t>CPF 기술사양서   |   Master 07_09 · b4b6b18b43e9</w:t>
     </w:r>
   </w:p>
 </w:hdr>

--- a/cpf-docs/deliverables/기술사양서.docx
+++ b/cpf-docs/deliverables/기술사양서.docx
@@ -143,7 +143,7 @@
           <w:color w:val="5F6368"/>
           <w:sz w:val="19"/>
         </w:rPr>
-        <w:t xml:space="preserve">Harness v1.1.3 / </w:t>
+        <w:t xml:space="preserve">Harness v1.2.5 / </w:t>
       </w:r>
       <w:r>
         <w:rPr>
@@ -159,7 +159,7 @@
           <w:color w:val="5F6368"/>
           <w:sz w:val="19"/>
         </w:rPr>
-        <w:t>Rev. 1</w:t>
+        <w:t>Rev. 2</w:t>
       </w:r>
       <w:r>
         <w:rPr>
@@ -218,7 +218,7 @@
           <w:color w:val="5F6368"/>
           <w:sz w:val="19"/>
         </w:rPr>
-        <w:t>2026-08-25</w:t>
+        <w:t>2026-08-26</w:t>
       </w:r>
     </w:p>
     <w:p>
@@ -238,869 +238,1127 @@
         <w:t>목차</w:t>
       </w:r>
     </w:p>
-    <w:sdt>
-      <w:sdtPr>
-        <w:docPartObj>
-          <w:docPartGallery w:val="Table of Contents"/>
-          <w:docPartUnique w:val="true"/>
-        </w:docPartObj>
-      </w:sdtPr>
-      <w:sdtContent>
-        <w:p>
-          <w:pPr>
-            <w:pStyle w:val="TOC1"/>
-            <w:tabs>
-              <w:tab w:val="clear" w:pos="15818"/>
-              <w:tab w:val="right" w:pos="15817" w:leader="dot"/>
-            </w:tabs>
-            <w:rPr/>
-          </w:pPr>
-          <w:r>
-            <w:fldChar w:fldCharType="begin"/>
-          </w:r>
-          <w:r>
-            <w:rPr>
-              <w:webHidden/>
-              <w:rStyle w:val="IndexLink"/>
-            </w:rPr>
-            <w:instrText xml:space="preserve"> TOC \z \o "1-2" \u \h</w:instrText>
-          </w:r>
-          <w:r>
-            <w:rPr>
-              <w:webHidden/>
-              <w:rStyle w:val="IndexLink"/>
-            </w:rPr>
-            <w:fldChar w:fldCharType="separate"/>
-          </w:r>
-          <w:hyperlink w:anchor="__RefHeading___Toc9529_1069379125">
-            <w:r>
-              <w:rPr>
-                <w:webHidden/>
-                <w:rStyle w:val="IndexLink"/>
-              </w:rPr>
-              <w:t xml:space="preserve">1. Runtime·Java·Spring·Build </w:t>
-            </w:r>
-            <w:r>
-              <w:rPr>
-                <w:rStyle w:val="IndexLink"/>
-              </w:rPr>
-              <w:t>기준</w:t>
-            </w:r>
-            <w:r>
-              <w:rPr>
-                <w:rStyle w:val="IndexLink"/>
-              </w:rPr>
-              <w:tab/>
-              <w:t>3</w:t>
-            </w:r>
-          </w:hyperlink>
-        </w:p>
-        <w:p>
-          <w:pPr>
-            <w:pStyle w:val="TOC2"/>
-            <w:tabs>
-              <w:tab w:val="clear" w:pos="15535"/>
-              <w:tab w:val="right" w:pos="15817" w:leader="dot"/>
-            </w:tabs>
-            <w:rPr/>
-          </w:pPr>
-          <w:hyperlink w:anchor="__RefHeading___Toc9531_1069379125">
-            <w:r>
-              <w:rPr>
-                <w:webHidden/>
-                <w:rStyle w:val="IndexLink"/>
-              </w:rPr>
-              <w:t>1.1 Runtime Baseline</w:t>
-              <w:tab/>
-              <w:t>3</w:t>
-            </w:r>
-          </w:hyperlink>
-        </w:p>
-        <w:p>
-          <w:pPr>
-            <w:pStyle w:val="TOC2"/>
-            <w:tabs>
-              <w:tab w:val="clear" w:pos="15535"/>
-              <w:tab w:val="right" w:pos="15817" w:leader="dot"/>
-            </w:tabs>
-            <w:rPr/>
-          </w:pPr>
-          <w:hyperlink w:anchor="__RefHeading___Toc9533_1069379125">
-            <w:r>
-              <w:rPr>
-                <w:webHidden/>
-                <w:rStyle w:val="IndexLink"/>
-              </w:rPr>
-              <w:t>1.2 Java</w:t>
-              <w:tab/>
-              <w:t>3</w:t>
-            </w:r>
-          </w:hyperlink>
-        </w:p>
-        <w:p>
-          <w:pPr>
-            <w:pStyle w:val="TOC2"/>
-            <w:tabs>
-              <w:tab w:val="clear" w:pos="15535"/>
-              <w:tab w:val="right" w:pos="15817" w:leader="dot"/>
-            </w:tabs>
-            <w:rPr/>
-          </w:pPr>
-          <w:hyperlink w:anchor="__RefHeading___Toc9535_1069379125">
-            <w:r>
-              <w:rPr>
-                <w:webHidden/>
-                <w:rStyle w:val="IndexLink"/>
-              </w:rPr>
-              <w:t>1.3 Spring/Spring Boot</w:t>
-              <w:tab/>
-              <w:t>3</w:t>
-            </w:r>
-          </w:hyperlink>
-        </w:p>
-        <w:p>
-          <w:pPr>
-            <w:pStyle w:val="TOC2"/>
-            <w:tabs>
-              <w:tab w:val="clear" w:pos="15535"/>
-              <w:tab w:val="right" w:pos="15817" w:leader="dot"/>
-            </w:tabs>
-            <w:rPr/>
-          </w:pPr>
-          <w:hyperlink w:anchor="__RefHeading___Toc9537_1069379125">
-            <w:r>
-              <w:rPr>
-                <w:webHidden/>
-                <w:rStyle w:val="IndexLink"/>
-              </w:rPr>
-              <w:t>1.4 Build/Artifact</w:t>
-              <w:tab/>
-              <w:t>3</w:t>
-            </w:r>
-          </w:hyperlink>
-        </w:p>
-        <w:p>
-          <w:pPr>
-            <w:pStyle w:val="TOC1"/>
-            <w:tabs>
-              <w:tab w:val="clear" w:pos="15818"/>
-              <w:tab w:val="right" w:pos="15817" w:leader="dot"/>
-            </w:tabs>
-            <w:rPr/>
-          </w:pPr>
-          <w:hyperlink w:anchor="__RefHeading___Toc9539_1069379125">
-            <w:r>
-              <w:rPr>
-                <w:webHidden/>
-                <w:rStyle w:val="IndexLink"/>
-              </w:rPr>
-              <w:t>2. Starter·Profile·Provider·Configuration</w:t>
-              <w:tab/>
-              <w:t>4</w:t>
-            </w:r>
-          </w:hyperlink>
-        </w:p>
-        <w:p>
-          <w:pPr>
-            <w:pStyle w:val="TOC2"/>
-            <w:tabs>
-              <w:tab w:val="clear" w:pos="15535"/>
-              <w:tab w:val="right" w:pos="15817" w:leader="dot"/>
-            </w:tabs>
-            <w:rPr/>
-          </w:pPr>
-          <w:hyperlink w:anchor="__RefHeading___Toc9541_1069379125">
-            <w:r>
-              <w:rPr>
-                <w:webHidden/>
-                <w:rStyle w:val="IndexLink"/>
-              </w:rPr>
-              <w:t>2.1 Starter</w:t>
-              <w:tab/>
-              <w:t>4</w:t>
-            </w:r>
-          </w:hyperlink>
-        </w:p>
-        <w:p>
-          <w:pPr>
-            <w:pStyle w:val="TOC2"/>
-            <w:tabs>
-              <w:tab w:val="clear" w:pos="15535"/>
-              <w:tab w:val="right" w:pos="15817" w:leader="dot"/>
-            </w:tabs>
-            <w:rPr/>
-          </w:pPr>
-          <w:hyperlink w:anchor="__RefHeading___Toc9543_1069379125">
-            <w:r>
-              <w:rPr>
-                <w:webHidden/>
-                <w:rStyle w:val="IndexLink"/>
-              </w:rPr>
-              <w:t>2.2 Profile</w:t>
-              <w:tab/>
-              <w:t>4</w:t>
-            </w:r>
-          </w:hyperlink>
-        </w:p>
-        <w:p>
-          <w:pPr>
-            <w:pStyle w:val="TOC2"/>
-            <w:tabs>
-              <w:tab w:val="clear" w:pos="15535"/>
-              <w:tab w:val="right" w:pos="15817" w:leader="dot"/>
-            </w:tabs>
-            <w:rPr/>
-          </w:pPr>
-          <w:hyperlink w:anchor="__RefHeading___Toc9545_1069379125">
-            <w:r>
-              <w:rPr>
-                <w:webHidden/>
-                <w:rStyle w:val="IndexLink"/>
-              </w:rPr>
-              <w:t>2.3 Provider</w:t>
-              <w:tab/>
-              <w:t>4</w:t>
-            </w:r>
-          </w:hyperlink>
-        </w:p>
-        <w:p>
-          <w:pPr>
-            <w:pStyle w:val="TOC2"/>
-            <w:tabs>
-              <w:tab w:val="clear" w:pos="15535"/>
-              <w:tab w:val="right" w:pos="15817" w:leader="dot"/>
-            </w:tabs>
-            <w:rPr/>
-          </w:pPr>
-          <w:hyperlink w:anchor="__RefHeading___Toc9547_1069379125">
-            <w:r>
-              <w:rPr>
-                <w:webHidden/>
-                <w:rStyle w:val="IndexLink"/>
-              </w:rPr>
-              <w:t>2.4 Configuration</w:t>
-              <w:tab/>
-              <w:t>4</w:t>
-            </w:r>
-          </w:hyperlink>
-        </w:p>
-        <w:p>
-          <w:pPr>
-            <w:pStyle w:val="TOC1"/>
-            <w:tabs>
-              <w:tab w:val="clear" w:pos="15818"/>
-              <w:tab w:val="right" w:pos="15817" w:leader="dot"/>
-            </w:tabs>
-            <w:rPr/>
-          </w:pPr>
-          <w:hyperlink w:anchor="__RefHeading___Toc9549_1069379125">
-            <w:r>
-              <w:rPr>
-                <w:webHidden/>
-                <w:rStyle w:val="IndexLink"/>
-              </w:rPr>
-              <w:t>3. Common·Persistence·Transaction</w:t>
-              <w:tab/>
-              <w:t>5</w:t>
-            </w:r>
-          </w:hyperlink>
-        </w:p>
-        <w:p>
-          <w:pPr>
-            <w:pStyle w:val="TOC2"/>
-            <w:tabs>
-              <w:tab w:val="clear" w:pos="15535"/>
-              <w:tab w:val="right" w:pos="15817" w:leader="dot"/>
-            </w:tabs>
-            <w:rPr/>
-          </w:pPr>
-          <w:hyperlink w:anchor="__RefHeading___Toc9551_1069379125">
-            <w:r>
-              <w:rPr>
-                <w:webHidden/>
-                <w:rStyle w:val="IndexLink"/>
-              </w:rPr>
-              <w:t>3.1 Framework Common</w:t>
-              <w:tab/>
-              <w:t>5</w:t>
-            </w:r>
-          </w:hyperlink>
-        </w:p>
-        <w:p>
-          <w:pPr>
-            <w:pStyle w:val="TOC2"/>
-            <w:tabs>
-              <w:tab w:val="clear" w:pos="15535"/>
-              <w:tab w:val="right" w:pos="15817" w:leader="dot"/>
-            </w:tabs>
-            <w:rPr/>
-          </w:pPr>
-          <w:hyperlink w:anchor="__RefHeading___Toc9553_1069379125">
-            <w:r>
-              <w:rPr>
-                <w:webHidden/>
-                <w:rStyle w:val="IndexLink"/>
-              </w:rPr>
-              <w:t>3.2 Persistence</w:t>
-              <w:tab/>
-              <w:t>6</w:t>
-            </w:r>
-          </w:hyperlink>
-        </w:p>
-        <w:p>
-          <w:pPr>
-            <w:pStyle w:val="TOC2"/>
-            <w:tabs>
-              <w:tab w:val="clear" w:pos="15535"/>
-              <w:tab w:val="right" w:pos="15817" w:leader="dot"/>
-            </w:tabs>
-            <w:rPr/>
-          </w:pPr>
-          <w:hyperlink w:anchor="__RefHeading___Toc9555_1069379125">
-            <w:r>
-              <w:rPr>
-                <w:webHidden/>
-                <w:rStyle w:val="IndexLink"/>
-              </w:rPr>
-              <w:t>3.3 Transaction</w:t>
-              <w:tab/>
-              <w:t>6</w:t>
-            </w:r>
-          </w:hyperlink>
-        </w:p>
-        <w:p>
-          <w:pPr>
-            <w:pStyle w:val="TOC1"/>
-            <w:tabs>
-              <w:tab w:val="clear" w:pos="15818"/>
-              <w:tab w:val="right" w:pos="15817" w:leader="dot"/>
-            </w:tabs>
-            <w:rPr/>
-          </w:pPr>
-          <w:hyperlink w:anchor="__RefHeading___Toc9557_1069379125">
-            <w:r>
-              <w:rPr>
-                <w:webHidden/>
-                <w:rStyle w:val="IndexLink"/>
-              </w:rPr>
-              <w:t>4. Integration·Messaging·Notification·File</w:t>
-              <w:tab/>
-              <w:t>6</w:t>
-            </w:r>
-          </w:hyperlink>
-        </w:p>
-        <w:p>
-          <w:pPr>
-            <w:pStyle w:val="TOC2"/>
-            <w:tabs>
-              <w:tab w:val="clear" w:pos="15535"/>
-              <w:tab w:val="right" w:pos="15817" w:leader="dot"/>
-            </w:tabs>
-            <w:rPr/>
-          </w:pPr>
-          <w:hyperlink w:anchor="__RefHeading___Toc9559_1069379125">
-            <w:r>
-              <w:rPr>
-                <w:webHidden/>
-                <w:rStyle w:val="IndexLink"/>
-              </w:rPr>
-              <w:t>4.1 Integration</w:t>
-              <w:tab/>
-              <w:t>6</w:t>
-            </w:r>
-          </w:hyperlink>
-        </w:p>
-        <w:p>
-          <w:pPr>
-            <w:pStyle w:val="TOC2"/>
-            <w:tabs>
-              <w:tab w:val="clear" w:pos="15535"/>
-              <w:tab w:val="right" w:pos="15817" w:leader="dot"/>
-            </w:tabs>
-            <w:rPr/>
-          </w:pPr>
-          <w:hyperlink w:anchor="__RefHeading___Toc9561_1069379125">
-            <w:r>
-              <w:rPr>
-                <w:webHidden/>
-                <w:rStyle w:val="IndexLink"/>
-              </w:rPr>
-              <w:t>4.2 Messaging</w:t>
-              <w:tab/>
-              <w:t>6</w:t>
-            </w:r>
-          </w:hyperlink>
-        </w:p>
-        <w:p>
-          <w:pPr>
-            <w:pStyle w:val="TOC2"/>
-            <w:tabs>
-              <w:tab w:val="clear" w:pos="15535"/>
-              <w:tab w:val="right" w:pos="15817" w:leader="dot"/>
-            </w:tabs>
-            <w:rPr/>
-          </w:pPr>
-          <w:hyperlink w:anchor="__RefHeading___Toc9563_1069379125">
-            <w:r>
-              <w:rPr>
-                <w:webHidden/>
-                <w:rStyle w:val="IndexLink"/>
-              </w:rPr>
-              <w:t>4.3 Notification</w:t>
-              <w:tab/>
-              <w:t>7</w:t>
-            </w:r>
-          </w:hyperlink>
-        </w:p>
-        <w:p>
-          <w:pPr>
-            <w:pStyle w:val="TOC2"/>
-            <w:tabs>
-              <w:tab w:val="clear" w:pos="15535"/>
-              <w:tab w:val="right" w:pos="15817" w:leader="dot"/>
-            </w:tabs>
-            <w:rPr/>
-          </w:pPr>
-          <w:hyperlink w:anchor="__RefHeading___Toc9565_1069379125">
-            <w:r>
-              <w:rPr>
-                <w:webHidden/>
-                <w:rStyle w:val="IndexLink"/>
-              </w:rPr>
-              <w:t>4.4 File/Archive/Object Storage</w:t>
-              <w:tab/>
-              <w:t>7</w:t>
-            </w:r>
-          </w:hyperlink>
-        </w:p>
-        <w:p>
-          <w:pPr>
-            <w:pStyle w:val="TOC1"/>
-            <w:tabs>
-              <w:tab w:val="clear" w:pos="15818"/>
-              <w:tab w:val="right" w:pos="15817" w:leader="dot"/>
-            </w:tabs>
-            <w:rPr/>
-          </w:pPr>
-          <w:hyperlink w:anchor="__RefHeading___Toc9567_1069379125">
-            <w:r>
-              <w:rPr>
-                <w:webHidden/>
-                <w:rStyle w:val="IndexLink"/>
-              </w:rPr>
-              <w:t>5. Security·Observability</w:t>
-              <w:tab/>
-              <w:t>7</w:t>
-            </w:r>
-          </w:hyperlink>
-        </w:p>
-        <w:p>
-          <w:pPr>
-            <w:pStyle w:val="TOC2"/>
-            <w:tabs>
-              <w:tab w:val="clear" w:pos="15535"/>
-              <w:tab w:val="right" w:pos="15817" w:leader="dot"/>
-            </w:tabs>
-            <w:rPr/>
-          </w:pPr>
-          <w:hyperlink w:anchor="__RefHeading___Toc9569_1069379125">
-            <w:r>
-              <w:rPr>
-                <w:webHidden/>
-                <w:rStyle w:val="IndexLink"/>
-              </w:rPr>
-              <w:t>5.1 Security</w:t>
-              <w:tab/>
-              <w:t>8</w:t>
-            </w:r>
-          </w:hyperlink>
-        </w:p>
-        <w:p>
-          <w:pPr>
-            <w:pStyle w:val="TOC2"/>
-            <w:tabs>
-              <w:tab w:val="clear" w:pos="15535"/>
-              <w:tab w:val="right" w:pos="15817" w:leader="dot"/>
-            </w:tabs>
-            <w:rPr/>
-          </w:pPr>
-          <w:hyperlink w:anchor="__RefHeading___Toc9571_1069379125">
-            <w:r>
-              <w:rPr>
-                <w:webHidden/>
-                <w:rStyle w:val="IndexLink"/>
-              </w:rPr>
-              <w:t>5.2 Audit/Approval</w:t>
-              <w:tab/>
-              <w:t>8</w:t>
-            </w:r>
-          </w:hyperlink>
-        </w:p>
-        <w:p>
-          <w:pPr>
-            <w:pStyle w:val="TOC2"/>
-            <w:tabs>
-              <w:tab w:val="clear" w:pos="15535"/>
-              <w:tab w:val="right" w:pos="15817" w:leader="dot"/>
-            </w:tabs>
-            <w:rPr/>
-          </w:pPr>
-          <w:hyperlink w:anchor="__RefHeading___Toc9573_1069379125">
-            <w:r>
-              <w:rPr>
-                <w:webHidden/>
-                <w:rStyle w:val="IndexLink"/>
-              </w:rPr>
-              <w:t>5.3 Observability</w:t>
-              <w:tab/>
-              <w:t>8</w:t>
-            </w:r>
-          </w:hyperlink>
-        </w:p>
-        <w:p>
-          <w:pPr>
-            <w:pStyle w:val="TOC1"/>
-            <w:tabs>
-              <w:tab w:val="clear" w:pos="15818"/>
-              <w:tab w:val="right" w:pos="15817" w:leader="dot"/>
-            </w:tabs>
-            <w:rPr/>
-          </w:pPr>
-          <w:hyperlink w:anchor="__RefHeading___Toc9575_1069379125">
-            <w:r>
-              <w:rPr>
-                <w:webHidden/>
-                <w:rStyle w:val="IndexLink"/>
-              </w:rPr>
-              <w:t>6. Platform Operations·OpenAPI</w:t>
-              <w:tab/>
-              <w:t>9</w:t>
-            </w:r>
-          </w:hyperlink>
-        </w:p>
-        <w:p>
-          <w:pPr>
-            <w:pStyle w:val="TOC2"/>
-            <w:tabs>
-              <w:tab w:val="clear" w:pos="15535"/>
-              <w:tab w:val="right" w:pos="15817" w:leader="dot"/>
-            </w:tabs>
-            <w:rPr/>
-          </w:pPr>
-          <w:hyperlink w:anchor="__RefHeading___Toc9577_1069379125">
-            <w:r>
-              <w:rPr>
-                <w:webHidden/>
-                <w:rStyle w:val="IndexLink"/>
-              </w:rPr>
-              <w:t>6.1 ADM/Platform Operations</w:t>
-              <w:tab/>
-              <w:t>9</w:t>
-            </w:r>
-          </w:hyperlink>
-        </w:p>
-        <w:p>
-          <w:pPr>
-            <w:pStyle w:val="TOC2"/>
-            <w:tabs>
-              <w:tab w:val="clear" w:pos="15535"/>
-              <w:tab w:val="right" w:pos="15817" w:leader="dot"/>
-            </w:tabs>
-            <w:rPr/>
-          </w:pPr>
-          <w:hyperlink w:anchor="__RefHeading___Toc9579_1069379125">
-            <w:r>
-              <w:rPr>
-                <w:webHidden/>
-                <w:rStyle w:val="IndexLink"/>
-              </w:rPr>
-              <w:t>6.2 OpenAPI</w:t>
-              <w:tab/>
-              <w:t>9</w:t>
-            </w:r>
-          </w:hyperlink>
-        </w:p>
-        <w:p>
-          <w:pPr>
-            <w:pStyle w:val="TOC2"/>
-            <w:tabs>
-              <w:tab w:val="clear" w:pos="15535"/>
-              <w:tab w:val="right" w:pos="15817" w:leader="dot"/>
-            </w:tabs>
-            <w:rPr/>
-          </w:pPr>
-          <w:hyperlink w:anchor="__RefHeading___Toc9581_1069379125">
-            <w:r>
-              <w:rPr>
-                <w:webHidden/>
-                <w:rStyle w:val="IndexLink"/>
-              </w:rPr>
-              <w:t>6.3 Frontend Client</w:t>
-              <w:tab/>
-              <w:t>9</w:t>
-            </w:r>
-          </w:hyperlink>
-        </w:p>
-        <w:p>
-          <w:pPr>
-            <w:pStyle w:val="TOC1"/>
-            <w:tabs>
-              <w:tab w:val="clear" w:pos="15818"/>
-              <w:tab w:val="right" w:pos="15817" w:leader="dot"/>
-            </w:tabs>
-            <w:rPr/>
-          </w:pPr>
-          <w:hyperlink w:anchor="__RefHeading___Toc9583_1069379125">
-            <w:r>
-              <w:rPr>
-                <w:webHidden/>
-                <w:rStyle w:val="IndexLink"/>
-              </w:rPr>
-              <w:t>7. Batch·Gateway</w:t>
-              <w:tab/>
-              <w:t>10</w:t>
-            </w:r>
-          </w:hyperlink>
-        </w:p>
-        <w:p>
-          <w:pPr>
-            <w:pStyle w:val="TOC2"/>
-            <w:tabs>
-              <w:tab w:val="clear" w:pos="15535"/>
-              <w:tab w:val="right" w:pos="15817" w:leader="dot"/>
-            </w:tabs>
-            <w:rPr/>
-          </w:pPr>
-          <w:hyperlink w:anchor="__RefHeading___Toc9585_1069379125">
-            <w:r>
-              <w:rPr>
-                <w:webHidden/>
-                <w:rStyle w:val="IndexLink"/>
-              </w:rPr>
-              <w:t>7.1 Batch</w:t>
-              <w:tab/>
-              <w:t>10</w:t>
-            </w:r>
-          </w:hyperlink>
-        </w:p>
-        <w:p>
-          <w:pPr>
-            <w:pStyle w:val="TOC2"/>
-            <w:tabs>
-              <w:tab w:val="clear" w:pos="15535"/>
-              <w:tab w:val="right" w:pos="15817" w:leader="dot"/>
-            </w:tabs>
-            <w:rPr/>
-          </w:pPr>
-          <w:hyperlink w:anchor="__RefHeading___Toc9587_1069379125">
-            <w:r>
-              <w:rPr>
-                <w:webHidden/>
-                <w:rStyle w:val="IndexLink"/>
-              </w:rPr>
-              <w:t>7.2 Gateway</w:t>
-              <w:tab/>
-              <w:t>10</w:t>
-            </w:r>
-          </w:hyperlink>
-        </w:p>
-        <w:p>
-          <w:pPr>
-            <w:pStyle w:val="TOC1"/>
-            <w:tabs>
-              <w:tab w:val="clear" w:pos="15818"/>
-              <w:tab w:val="right" w:pos="15817" w:leader="dot"/>
-            </w:tabs>
-            <w:rPr/>
-          </w:pPr>
-          <w:hyperlink w:anchor="__RefHeading___Toc9589_1069379125">
-            <w:r>
-              <w:rPr>
-                <w:webHidden/>
-                <w:rStyle w:val="IndexLink"/>
-              </w:rPr>
-              <w:t>8. Database·Generator·Generated Domain</w:t>
-              <w:tab/>
-              <w:t>10</w:t>
-            </w:r>
-          </w:hyperlink>
-        </w:p>
-        <w:p>
-          <w:pPr>
-            <w:pStyle w:val="TOC2"/>
-            <w:tabs>
-              <w:tab w:val="clear" w:pos="15535"/>
-              <w:tab w:val="right" w:pos="15817" w:leader="dot"/>
-            </w:tabs>
-            <w:rPr/>
-          </w:pPr>
-          <w:hyperlink w:anchor="__RefHeading___Toc9591_1069379125">
-            <w:r>
-              <w:rPr>
-                <w:webHidden/>
-                <w:rStyle w:val="IndexLink"/>
-              </w:rPr>
-              <w:t>8.1 Database</w:t>
-              <w:tab/>
-              <w:t>10</w:t>
-            </w:r>
-          </w:hyperlink>
-        </w:p>
-        <w:p>
-          <w:pPr>
-            <w:pStyle w:val="TOC2"/>
-            <w:tabs>
-              <w:tab w:val="clear" w:pos="15535"/>
-              <w:tab w:val="right" w:pos="15817" w:leader="dot"/>
-            </w:tabs>
-            <w:rPr/>
-          </w:pPr>
-          <w:hyperlink w:anchor="__RefHeading___Toc9593_1069379125">
-            <w:r>
-              <w:rPr>
-                <w:webHidden/>
-                <w:rStyle w:val="IndexLink"/>
-              </w:rPr>
-              <w:t>8.2 Generator</w:t>
-              <w:tab/>
-              <w:t>11</w:t>
-            </w:r>
-          </w:hyperlink>
-        </w:p>
-        <w:p>
-          <w:pPr>
-            <w:pStyle w:val="TOC2"/>
-            <w:tabs>
-              <w:tab w:val="clear" w:pos="15535"/>
-              <w:tab w:val="right" w:pos="15817" w:leader="dot"/>
-            </w:tabs>
-            <w:rPr/>
-          </w:pPr>
-          <w:hyperlink w:anchor="__RefHeading___Toc9595_1069379125">
-            <w:r>
-              <w:rPr>
-                <w:webHidden/>
-                <w:rStyle w:val="IndexLink"/>
-              </w:rPr>
-              <w:t>8.3 Generated Domain</w:t>
-              <w:tab/>
-              <w:t>11</w:t>
-            </w:r>
-          </w:hyperlink>
-        </w:p>
-        <w:p>
-          <w:pPr>
-            <w:pStyle w:val="TOC1"/>
-            <w:tabs>
-              <w:tab w:val="clear" w:pos="15818"/>
-              <w:tab w:val="right" w:pos="15817" w:leader="dot"/>
-            </w:tabs>
-            <w:rPr/>
-          </w:pPr>
-          <w:hyperlink w:anchor="__RefHeading___Toc9597_1069379125">
-            <w:r>
-              <w:rPr>
-                <w:webHidden/>
-                <w:rStyle w:val="IndexLink"/>
-              </w:rPr>
-              <w:t>9. Performance·Compatibility·Release</w:t>
-              <w:tab/>
-              <w:t>12</w:t>
-            </w:r>
-          </w:hyperlink>
-        </w:p>
-        <w:p>
-          <w:pPr>
-            <w:pStyle w:val="TOC2"/>
-            <w:tabs>
-              <w:tab w:val="clear" w:pos="15535"/>
-              <w:tab w:val="right" w:pos="15817" w:leader="dot"/>
-            </w:tabs>
-            <w:rPr/>
-          </w:pPr>
-          <w:hyperlink w:anchor="__RefHeading___Toc9599_1069379125">
-            <w:r>
-              <w:rPr>
-                <w:webHidden/>
-                <w:rStyle w:val="IndexLink"/>
-              </w:rPr>
-              <w:t>9.1 Performance/Capacity</w:t>
-              <w:tab/>
-              <w:t>12</w:t>
-            </w:r>
-          </w:hyperlink>
-        </w:p>
-        <w:p>
-          <w:pPr>
-            <w:pStyle w:val="TOC2"/>
-            <w:tabs>
-              <w:tab w:val="clear" w:pos="15535"/>
-              <w:tab w:val="right" w:pos="15817" w:leader="dot"/>
-            </w:tabs>
-            <w:rPr/>
-          </w:pPr>
-          <w:hyperlink w:anchor="__RefHeading___Toc9601_1069379125">
-            <w:r>
-              <w:rPr>
-                <w:webHidden/>
-                <w:rStyle w:val="IndexLink"/>
-              </w:rPr>
-              <w:t>9.2 Compatibility</w:t>
-              <w:tab/>
-              <w:t>12</w:t>
-            </w:r>
-          </w:hyperlink>
-        </w:p>
-        <w:p>
-          <w:pPr>
-            <w:pStyle w:val="TOC2"/>
-            <w:tabs>
-              <w:tab w:val="clear" w:pos="15535"/>
-              <w:tab w:val="right" w:pos="15817" w:leader="dot"/>
-            </w:tabs>
-            <w:rPr/>
-          </w:pPr>
-          <w:hyperlink w:anchor="__RefHeading___Toc9603_1069379125">
-            <w:r>
-              <w:rPr>
-                <w:webHidden/>
-                <w:rStyle w:val="IndexLink"/>
-              </w:rPr>
-              <w:t>9.3 Build/Test</w:t>
-              <w:tab/>
-              <w:t>12</w:t>
-            </w:r>
-          </w:hyperlink>
-        </w:p>
-        <w:p>
-          <w:pPr>
-            <w:pStyle w:val="TOC2"/>
-            <w:tabs>
-              <w:tab w:val="clear" w:pos="15535"/>
-              <w:tab w:val="right" w:pos="15817" w:leader="dot"/>
-            </w:tabs>
-            <w:rPr/>
-          </w:pPr>
-          <w:hyperlink w:anchor="__RefHeading___Toc9605_1069379125">
-            <w:r>
-              <w:rPr>
-                <w:webHidden/>
-                <w:rStyle w:val="IndexLink"/>
-              </w:rPr>
-              <w:t>9.4 Release Acceptance</w:t>
-              <w:tab/>
-              <w:t>12</w:t>
-            </w:r>
-          </w:hyperlink>
-          <w:r>
-            <w:rPr>
-              <w:rStyle w:val="IndexLink"/>
-            </w:rPr>
-            <w:fldChar w:fldCharType="end"/>
-          </w:r>
-        </w:p>
-      </w:sdtContent>
-    </w:sdt>
+    <w:tbl>
+      <w:tblPr>
+        <w:tblW w:type="auto" w:w="0"/>
+        <w:tblLayout w:type="fixed"/>
+        <w:tblLook w:firstColumn="1" w:firstRow="1" w:lastColumn="0" w:lastRow="0" w:noHBand="0" w:noVBand="1" w:val="04A0"/>
+        <w:tblBorders>
+          <w:top w:val="nil"/>
+          <w:left w:val="nil"/>
+          <w:bottom w:val="nil"/>
+          <w:right w:val="nil"/>
+          <w:insideH w:val="nil"/>
+          <w:insideV w:val="nil"/>
+        </w:tblBorders>
+      </w:tblPr>
+      <w:tblGrid>
+        <w:gridCol w:w="4535"/>
+        <w:gridCol w:w="4535"/>
+      </w:tblGrid>
+      <w:tr>
+        <w:trPr>
+          <w:tblHeader w:val="true"/>
+        </w:trPr>
+        <w:tc>
+          <w:tcPr>
+            <w:tcW w:type="dxa" w:w="7909"/>
+            <w:vAlign w:val="top"/>
+            <w:tcMar>
+              <w:top w:w="60" w:type="dxa"/>
+              <w:start w:w="80" w:type="dxa"/>
+              <w:bottom w:w="60" w:type="dxa"/>
+              <w:end w:w="80" w:type="dxa"/>
+            </w:tcMar>
+          </w:tcPr>
+          <w:p>
+            <w:pPr>
+              <w:spacing w:before="0" w:after="20" w:line="240" w:lineRule="auto"/>
+              <w:jc w:val="left"/>
+            </w:pPr>
+            <w:r>
+              <w:rPr>
+                <w:rFonts w:ascii="Noto Sans CJK KR" w:hAnsi="Noto Sans CJK KR"/>
+                <w:b/>
+                <w:color w:val="17324D"/>
+                <w:sz w:val="16"/>
+              </w:rPr>
+              <w:t>1. Runtime·Java·Spring·Build 기준  ·  p.2</w:t>
+            </w:r>
+          </w:p>
+        </w:tc>
+        <w:tc>
+          <w:tcPr>
+            <w:tcW w:type="dxa" w:w="7909"/>
+            <w:vAlign w:val="top"/>
+            <w:tcMar>
+              <w:top w:w="60" w:type="dxa"/>
+              <w:start w:w="80" w:type="dxa"/>
+              <w:bottom w:w="60" w:type="dxa"/>
+              <w:end w:w="80" w:type="dxa"/>
+            </w:tcMar>
+          </w:tcPr>
+          <w:p>
+            <w:pPr>
+              <w:spacing w:before="0" w:after="20" w:line="240" w:lineRule="auto"/>
+              <w:jc w:val="left"/>
+            </w:pPr>
+            <w:r>
+              <w:rPr>
+                <w:rFonts w:ascii="Noto Sans CJK KR" w:hAnsi="Noto Sans CJK KR"/>
+                <w:b w:val="0"/>
+                <w:color w:val="52667A"/>
+                <w:sz w:val="15"/>
+              </w:rPr>
+              <w:t xml:space="preserve">   5.1 Security  ·  p.7</w:t>
+            </w:r>
+          </w:p>
+        </w:tc>
+      </w:tr>
+      <w:tr>
+        <w:tc>
+          <w:tcPr>
+            <w:tcW w:type="dxa" w:w="7909"/>
+            <w:vAlign w:val="top"/>
+            <w:tcMar>
+              <w:top w:w="60" w:type="dxa"/>
+              <w:start w:w="80" w:type="dxa"/>
+              <w:bottom w:w="60" w:type="dxa"/>
+              <w:end w:w="80" w:type="dxa"/>
+            </w:tcMar>
+          </w:tcPr>
+          <w:p>
+            <w:pPr>
+              <w:spacing w:before="0" w:after="20" w:line="240" w:lineRule="auto"/>
+              <w:jc w:val="left"/>
+            </w:pPr>
+            <w:r>
+              <w:rPr>
+                <w:rFonts w:ascii="Noto Sans CJK KR" w:hAnsi="Noto Sans CJK KR"/>
+                <w:b w:val="0"/>
+                <w:color w:val="52667A"/>
+                <w:sz w:val="15"/>
+              </w:rPr>
+              <w:t xml:space="preserve">   1.1 Runtime Baseline  ·  p.2</w:t>
+            </w:r>
+          </w:p>
+        </w:tc>
+        <w:tc>
+          <w:tcPr>
+            <w:tcW w:type="dxa" w:w="7909"/>
+            <w:vAlign w:val="top"/>
+            <w:tcMar>
+              <w:top w:w="60" w:type="dxa"/>
+              <w:start w:w="80" w:type="dxa"/>
+              <w:bottom w:w="60" w:type="dxa"/>
+              <w:end w:w="80" w:type="dxa"/>
+            </w:tcMar>
+          </w:tcPr>
+          <w:p>
+            <w:pPr>
+              <w:spacing w:before="0" w:after="20" w:line="240" w:lineRule="auto"/>
+              <w:jc w:val="left"/>
+            </w:pPr>
+            <w:r>
+              <w:rPr>
+                <w:rFonts w:ascii="Noto Sans CJK KR" w:hAnsi="Noto Sans CJK KR"/>
+                <w:b w:val="0"/>
+                <w:color w:val="52667A"/>
+                <w:sz w:val="15"/>
+              </w:rPr>
+              <w:t xml:space="preserve">   5.2 Audit/Approval  ·  p.8</w:t>
+            </w:r>
+          </w:p>
+        </w:tc>
+      </w:tr>
+      <w:tr>
+        <w:tc>
+          <w:tcPr>
+            <w:tcW w:type="dxa" w:w="7909"/>
+            <w:vAlign w:val="top"/>
+            <w:tcMar>
+              <w:top w:w="60" w:type="dxa"/>
+              <w:start w:w="80" w:type="dxa"/>
+              <w:bottom w:w="60" w:type="dxa"/>
+              <w:end w:w="80" w:type="dxa"/>
+            </w:tcMar>
+          </w:tcPr>
+          <w:p>
+            <w:pPr>
+              <w:spacing w:before="0" w:after="20" w:line="240" w:lineRule="auto"/>
+              <w:jc w:val="left"/>
+            </w:pPr>
+            <w:r>
+              <w:rPr>
+                <w:rFonts w:ascii="Noto Sans CJK KR" w:hAnsi="Noto Sans CJK KR"/>
+                <w:b w:val="0"/>
+                <w:color w:val="52667A"/>
+                <w:sz w:val="15"/>
+              </w:rPr>
+              <w:t xml:space="preserve">   1.2 Java  ·  p.3</w:t>
+            </w:r>
+          </w:p>
+        </w:tc>
+        <w:tc>
+          <w:tcPr>
+            <w:tcW w:type="dxa" w:w="7909"/>
+            <w:vAlign w:val="top"/>
+            <w:tcMar>
+              <w:top w:w="60" w:type="dxa"/>
+              <w:start w:w="80" w:type="dxa"/>
+              <w:bottom w:w="60" w:type="dxa"/>
+              <w:end w:w="80" w:type="dxa"/>
+            </w:tcMar>
+          </w:tcPr>
+          <w:p>
+            <w:pPr>
+              <w:spacing w:before="0" w:after="20" w:line="240" w:lineRule="auto"/>
+              <w:jc w:val="left"/>
+            </w:pPr>
+            <w:r>
+              <w:rPr>
+                <w:rFonts w:ascii="Noto Sans CJK KR" w:hAnsi="Noto Sans CJK KR"/>
+                <w:b w:val="0"/>
+                <w:color w:val="52667A"/>
+                <w:sz w:val="15"/>
+              </w:rPr>
+              <w:t xml:space="preserve">   5.3 Observability  ·  p.8</w:t>
+            </w:r>
+          </w:p>
+        </w:tc>
+      </w:tr>
+      <w:tr>
+        <w:tc>
+          <w:tcPr>
+            <w:tcW w:type="dxa" w:w="7909"/>
+            <w:vAlign w:val="top"/>
+            <w:tcMar>
+              <w:top w:w="60" w:type="dxa"/>
+              <w:start w:w="80" w:type="dxa"/>
+              <w:bottom w:w="60" w:type="dxa"/>
+              <w:end w:w="80" w:type="dxa"/>
+            </w:tcMar>
+          </w:tcPr>
+          <w:p>
+            <w:pPr>
+              <w:spacing w:before="0" w:after="20" w:line="240" w:lineRule="auto"/>
+              <w:jc w:val="left"/>
+            </w:pPr>
+            <w:r>
+              <w:rPr>
+                <w:rFonts w:ascii="Noto Sans CJK KR" w:hAnsi="Noto Sans CJK KR"/>
+                <w:b w:val="0"/>
+                <w:color w:val="52667A"/>
+                <w:sz w:val="15"/>
+              </w:rPr>
+              <w:t xml:space="preserve">   1.3 Spring/Spring Boot  ·  p.3</w:t>
+            </w:r>
+          </w:p>
+        </w:tc>
+        <w:tc>
+          <w:tcPr>
+            <w:tcW w:type="dxa" w:w="7909"/>
+            <w:vAlign w:val="top"/>
+            <w:tcMar>
+              <w:top w:w="60" w:type="dxa"/>
+              <w:start w:w="80" w:type="dxa"/>
+              <w:bottom w:w="60" w:type="dxa"/>
+              <w:end w:w="80" w:type="dxa"/>
+            </w:tcMar>
+          </w:tcPr>
+          <w:p>
+            <w:pPr>
+              <w:spacing w:before="0" w:after="20" w:line="240" w:lineRule="auto"/>
+              <w:jc w:val="left"/>
+            </w:pPr>
+            <w:r>
+              <w:rPr>
+                <w:rFonts w:ascii="Noto Sans CJK KR" w:hAnsi="Noto Sans CJK KR"/>
+                <w:b/>
+                <w:color w:val="17324D"/>
+                <w:sz w:val="16"/>
+              </w:rPr>
+              <w:t>6. Platform Operations·OpenAPI  ·  p.8</w:t>
+            </w:r>
+          </w:p>
+        </w:tc>
+      </w:tr>
+      <w:tr>
+        <w:tc>
+          <w:tcPr>
+            <w:tcW w:type="dxa" w:w="7909"/>
+            <w:vAlign w:val="top"/>
+            <w:tcMar>
+              <w:top w:w="60" w:type="dxa"/>
+              <w:start w:w="80" w:type="dxa"/>
+              <w:bottom w:w="60" w:type="dxa"/>
+              <w:end w:w="80" w:type="dxa"/>
+            </w:tcMar>
+          </w:tcPr>
+          <w:p>
+            <w:pPr>
+              <w:spacing w:before="0" w:after="20" w:line="240" w:lineRule="auto"/>
+              <w:jc w:val="left"/>
+            </w:pPr>
+            <w:r>
+              <w:rPr>
+                <w:rFonts w:ascii="Noto Sans CJK KR" w:hAnsi="Noto Sans CJK KR"/>
+                <w:b w:val="0"/>
+                <w:color w:val="52667A"/>
+                <w:sz w:val="15"/>
+              </w:rPr>
+              <w:t xml:space="preserve">   1.4 Build/Artifact  ·  p.3</w:t>
+            </w:r>
+          </w:p>
+        </w:tc>
+        <w:tc>
+          <w:tcPr>
+            <w:tcW w:type="dxa" w:w="7909"/>
+            <w:vAlign w:val="top"/>
+            <w:tcMar>
+              <w:top w:w="60" w:type="dxa"/>
+              <w:start w:w="80" w:type="dxa"/>
+              <w:bottom w:w="60" w:type="dxa"/>
+              <w:end w:w="80" w:type="dxa"/>
+            </w:tcMar>
+          </w:tcPr>
+          <w:p>
+            <w:pPr>
+              <w:spacing w:before="0" w:after="20" w:line="240" w:lineRule="auto"/>
+              <w:jc w:val="left"/>
+            </w:pPr>
+            <w:r>
+              <w:rPr>
+                <w:rFonts w:ascii="Noto Sans CJK KR" w:hAnsi="Noto Sans CJK KR"/>
+                <w:b w:val="0"/>
+                <w:color w:val="52667A"/>
+                <w:sz w:val="15"/>
+              </w:rPr>
+              <w:t xml:space="preserve">   6.1 ADM/Platform Operations  ·  p.8</w:t>
+            </w:r>
+          </w:p>
+        </w:tc>
+      </w:tr>
+      <w:tr>
+        <w:tc>
+          <w:tcPr>
+            <w:tcW w:type="dxa" w:w="7909"/>
+            <w:vAlign w:val="top"/>
+            <w:tcMar>
+              <w:top w:w="60" w:type="dxa"/>
+              <w:start w:w="80" w:type="dxa"/>
+              <w:bottom w:w="60" w:type="dxa"/>
+              <w:end w:w="80" w:type="dxa"/>
+            </w:tcMar>
+          </w:tcPr>
+          <w:p>
+            <w:pPr>
+              <w:spacing w:before="0" w:after="20" w:line="240" w:lineRule="auto"/>
+              <w:jc w:val="left"/>
+            </w:pPr>
+            <w:r>
+              <w:rPr>
+                <w:rFonts w:ascii="Noto Sans CJK KR" w:hAnsi="Noto Sans CJK KR"/>
+                <w:b/>
+                <w:color w:val="17324D"/>
+                <w:sz w:val="16"/>
+              </w:rPr>
+              <w:t>2. Starter·Profile·Provider·Configuration  ·  p.4</w:t>
+            </w:r>
+          </w:p>
+        </w:tc>
+        <w:tc>
+          <w:tcPr>
+            <w:tcW w:type="dxa" w:w="7909"/>
+            <w:vAlign w:val="top"/>
+            <w:tcMar>
+              <w:top w:w="60" w:type="dxa"/>
+              <w:start w:w="80" w:type="dxa"/>
+              <w:bottom w:w="60" w:type="dxa"/>
+              <w:end w:w="80" w:type="dxa"/>
+            </w:tcMar>
+          </w:tcPr>
+          <w:p>
+            <w:pPr>
+              <w:spacing w:before="0" w:after="20" w:line="240" w:lineRule="auto"/>
+              <w:jc w:val="left"/>
+            </w:pPr>
+            <w:r>
+              <w:rPr>
+                <w:rFonts w:ascii="Noto Sans CJK KR" w:hAnsi="Noto Sans CJK KR"/>
+                <w:b w:val="0"/>
+                <w:color w:val="52667A"/>
+                <w:sz w:val="15"/>
+              </w:rPr>
+              <w:t xml:space="preserve">   6.2 OpenAPI  ·  p.9</w:t>
+            </w:r>
+          </w:p>
+        </w:tc>
+      </w:tr>
+      <w:tr>
+        <w:tc>
+          <w:tcPr>
+            <w:tcW w:type="dxa" w:w="7909"/>
+            <w:vAlign w:val="top"/>
+            <w:tcMar>
+              <w:top w:w="60" w:type="dxa"/>
+              <w:start w:w="80" w:type="dxa"/>
+              <w:bottom w:w="60" w:type="dxa"/>
+              <w:end w:w="80" w:type="dxa"/>
+            </w:tcMar>
+          </w:tcPr>
+          <w:p>
+            <w:pPr>
+              <w:spacing w:before="0" w:after="20" w:line="240" w:lineRule="auto"/>
+              <w:jc w:val="left"/>
+            </w:pPr>
+            <w:r>
+              <w:rPr>
+                <w:rFonts w:ascii="Noto Sans CJK KR" w:hAnsi="Noto Sans CJK KR"/>
+                <w:b w:val="0"/>
+                <w:color w:val="52667A"/>
+                <w:sz w:val="15"/>
+              </w:rPr>
+              <w:t xml:space="preserve">   2.1 Starter  ·  p.4</w:t>
+            </w:r>
+          </w:p>
+        </w:tc>
+        <w:tc>
+          <w:tcPr>
+            <w:tcW w:type="dxa" w:w="7909"/>
+            <w:vAlign w:val="top"/>
+            <w:tcMar>
+              <w:top w:w="60" w:type="dxa"/>
+              <w:start w:w="80" w:type="dxa"/>
+              <w:bottom w:w="60" w:type="dxa"/>
+              <w:end w:w="80" w:type="dxa"/>
+            </w:tcMar>
+          </w:tcPr>
+          <w:p>
+            <w:pPr>
+              <w:spacing w:before="0" w:after="20" w:line="240" w:lineRule="auto"/>
+              <w:jc w:val="left"/>
+            </w:pPr>
+            <w:r>
+              <w:rPr>
+                <w:rFonts w:ascii="Noto Sans CJK KR" w:hAnsi="Noto Sans CJK KR"/>
+                <w:b w:val="0"/>
+                <w:color w:val="52667A"/>
+                <w:sz w:val="15"/>
+              </w:rPr>
+              <w:t xml:space="preserve">   6.3 Frontend Client  ·  p.9</w:t>
+            </w:r>
+          </w:p>
+        </w:tc>
+      </w:tr>
+      <w:tr>
+        <w:tc>
+          <w:tcPr>
+            <w:tcW w:type="dxa" w:w="7909"/>
+            <w:vAlign w:val="top"/>
+            <w:tcMar>
+              <w:top w:w="60" w:type="dxa"/>
+              <w:start w:w="80" w:type="dxa"/>
+              <w:bottom w:w="60" w:type="dxa"/>
+              <w:end w:w="80" w:type="dxa"/>
+            </w:tcMar>
+          </w:tcPr>
+          <w:p>
+            <w:pPr>
+              <w:spacing w:before="0" w:after="20" w:line="240" w:lineRule="auto"/>
+              <w:jc w:val="left"/>
+            </w:pPr>
+            <w:r>
+              <w:rPr>
+                <w:rFonts w:ascii="Noto Sans CJK KR" w:hAnsi="Noto Sans CJK KR"/>
+                <w:b w:val="0"/>
+                <w:color w:val="52667A"/>
+                <w:sz w:val="15"/>
+              </w:rPr>
+              <w:t xml:space="preserve">   2.2 Profile  ·  p.4</w:t>
+            </w:r>
+          </w:p>
+        </w:tc>
+        <w:tc>
+          <w:tcPr>
+            <w:tcW w:type="dxa" w:w="7909"/>
+            <w:vAlign w:val="top"/>
+            <w:tcMar>
+              <w:top w:w="60" w:type="dxa"/>
+              <w:start w:w="80" w:type="dxa"/>
+              <w:bottom w:w="60" w:type="dxa"/>
+              <w:end w:w="80" w:type="dxa"/>
+            </w:tcMar>
+          </w:tcPr>
+          <w:p>
+            <w:pPr>
+              <w:spacing w:before="0" w:after="20" w:line="240" w:lineRule="auto"/>
+              <w:jc w:val="left"/>
+            </w:pPr>
+            <w:r>
+              <w:rPr>
+                <w:rFonts w:ascii="Noto Sans CJK KR" w:hAnsi="Noto Sans CJK KR"/>
+                <w:b/>
+                <w:color w:val="17324D"/>
+                <w:sz w:val="16"/>
+              </w:rPr>
+              <w:t>7. Batch·Gateway  ·  p.9</w:t>
+            </w:r>
+          </w:p>
+        </w:tc>
+      </w:tr>
+      <w:tr>
+        <w:tc>
+          <w:tcPr>
+            <w:tcW w:type="dxa" w:w="7909"/>
+            <w:vAlign w:val="top"/>
+            <w:tcMar>
+              <w:top w:w="60" w:type="dxa"/>
+              <w:start w:w="80" w:type="dxa"/>
+              <w:bottom w:w="60" w:type="dxa"/>
+              <w:end w:w="80" w:type="dxa"/>
+            </w:tcMar>
+          </w:tcPr>
+          <w:p>
+            <w:pPr>
+              <w:spacing w:before="0" w:after="20" w:line="240" w:lineRule="auto"/>
+              <w:jc w:val="left"/>
+            </w:pPr>
+            <w:r>
+              <w:rPr>
+                <w:rFonts w:ascii="Noto Sans CJK KR" w:hAnsi="Noto Sans CJK KR"/>
+                <w:b w:val="0"/>
+                <w:color w:val="52667A"/>
+                <w:sz w:val="15"/>
+              </w:rPr>
+              <w:t xml:space="preserve">   2.3 Provider  ·  p.4</w:t>
+            </w:r>
+          </w:p>
+        </w:tc>
+        <w:tc>
+          <w:tcPr>
+            <w:tcW w:type="dxa" w:w="7909"/>
+            <w:vAlign w:val="top"/>
+            <w:tcMar>
+              <w:top w:w="60" w:type="dxa"/>
+              <w:start w:w="80" w:type="dxa"/>
+              <w:bottom w:w="60" w:type="dxa"/>
+              <w:end w:w="80" w:type="dxa"/>
+            </w:tcMar>
+          </w:tcPr>
+          <w:p>
+            <w:pPr>
+              <w:spacing w:before="0" w:after="20" w:line="240" w:lineRule="auto"/>
+              <w:jc w:val="left"/>
+            </w:pPr>
+            <w:r>
+              <w:rPr>
+                <w:rFonts w:ascii="Noto Sans CJK KR" w:hAnsi="Noto Sans CJK KR"/>
+                <w:b w:val="0"/>
+                <w:color w:val="52667A"/>
+                <w:sz w:val="15"/>
+              </w:rPr>
+              <w:t xml:space="preserve">   7.1 Batch  ·  p.9</w:t>
+            </w:r>
+          </w:p>
+        </w:tc>
+      </w:tr>
+      <w:tr>
+        <w:tc>
+          <w:tcPr>
+            <w:tcW w:type="dxa" w:w="7909"/>
+            <w:vAlign w:val="top"/>
+            <w:tcMar>
+              <w:top w:w="60" w:type="dxa"/>
+              <w:start w:w="80" w:type="dxa"/>
+              <w:bottom w:w="60" w:type="dxa"/>
+              <w:end w:w="80" w:type="dxa"/>
+            </w:tcMar>
+          </w:tcPr>
+          <w:p>
+            <w:pPr>
+              <w:spacing w:before="0" w:after="20" w:line="240" w:lineRule="auto"/>
+              <w:jc w:val="left"/>
+            </w:pPr>
+            <w:r>
+              <w:rPr>
+                <w:rFonts w:ascii="Noto Sans CJK KR" w:hAnsi="Noto Sans CJK KR"/>
+                <w:b w:val="0"/>
+                <w:color w:val="52667A"/>
+                <w:sz w:val="15"/>
+              </w:rPr>
+              <w:t xml:space="preserve">   2.4 Configuration  ·  p.4</w:t>
+            </w:r>
+          </w:p>
+        </w:tc>
+        <w:tc>
+          <w:tcPr>
+            <w:tcW w:type="dxa" w:w="7909"/>
+            <w:vAlign w:val="top"/>
+            <w:tcMar>
+              <w:top w:w="60" w:type="dxa"/>
+              <w:start w:w="80" w:type="dxa"/>
+              <w:bottom w:w="60" w:type="dxa"/>
+              <w:end w:w="80" w:type="dxa"/>
+            </w:tcMar>
+          </w:tcPr>
+          <w:p>
+            <w:pPr>
+              <w:spacing w:before="0" w:after="20" w:line="240" w:lineRule="auto"/>
+              <w:jc w:val="left"/>
+            </w:pPr>
+            <w:r>
+              <w:rPr>
+                <w:rFonts w:ascii="Noto Sans CJK KR" w:hAnsi="Noto Sans CJK KR"/>
+                <w:b w:val="0"/>
+                <w:color w:val="52667A"/>
+                <w:sz w:val="15"/>
+              </w:rPr>
+              <w:t xml:space="preserve">   7.2 Gateway  ·  p.10</w:t>
+            </w:r>
+          </w:p>
+        </w:tc>
+      </w:tr>
+      <w:tr>
+        <w:tc>
+          <w:tcPr>
+            <w:tcW w:type="dxa" w:w="7909"/>
+            <w:vAlign w:val="top"/>
+            <w:tcMar>
+              <w:top w:w="60" w:type="dxa"/>
+              <w:start w:w="80" w:type="dxa"/>
+              <w:bottom w:w="60" w:type="dxa"/>
+              <w:end w:w="80" w:type="dxa"/>
+            </w:tcMar>
+          </w:tcPr>
+          <w:p>
+            <w:pPr>
+              <w:spacing w:before="0" w:after="20" w:line="240" w:lineRule="auto"/>
+              <w:jc w:val="left"/>
+            </w:pPr>
+            <w:r>
+              <w:rPr>
+                <w:rFonts w:ascii="Noto Sans CJK KR" w:hAnsi="Noto Sans CJK KR"/>
+                <w:b/>
+                <w:color w:val="17324D"/>
+                <w:sz w:val="16"/>
+              </w:rPr>
+              <w:t>3. Common·Persistence·Transaction  ·  p.5</w:t>
+            </w:r>
+          </w:p>
+        </w:tc>
+        <w:tc>
+          <w:tcPr>
+            <w:tcW w:type="dxa" w:w="7909"/>
+            <w:vAlign w:val="top"/>
+            <w:tcMar>
+              <w:top w:w="60" w:type="dxa"/>
+              <w:start w:w="80" w:type="dxa"/>
+              <w:bottom w:w="60" w:type="dxa"/>
+              <w:end w:w="80" w:type="dxa"/>
+            </w:tcMar>
+          </w:tcPr>
+          <w:p>
+            <w:pPr>
+              <w:spacing w:before="0" w:after="20" w:line="240" w:lineRule="auto"/>
+              <w:jc w:val="left"/>
+            </w:pPr>
+            <w:r>
+              <w:rPr>
+                <w:rFonts w:ascii="Noto Sans CJK KR" w:hAnsi="Noto Sans CJK KR"/>
+                <w:b/>
+                <w:color w:val="17324D"/>
+                <w:sz w:val="16"/>
+              </w:rPr>
+              <w:t>8. Database·Generator·Generated Domain  ·  p.10</w:t>
+            </w:r>
+          </w:p>
+        </w:tc>
+      </w:tr>
+      <w:tr>
+        <w:tc>
+          <w:tcPr>
+            <w:tcW w:type="dxa" w:w="7909"/>
+            <w:vAlign w:val="top"/>
+            <w:tcMar>
+              <w:top w:w="60" w:type="dxa"/>
+              <w:start w:w="80" w:type="dxa"/>
+              <w:bottom w:w="60" w:type="dxa"/>
+              <w:end w:w="80" w:type="dxa"/>
+            </w:tcMar>
+          </w:tcPr>
+          <w:p>
+            <w:pPr>
+              <w:spacing w:before="0" w:after="20" w:line="240" w:lineRule="auto"/>
+              <w:jc w:val="left"/>
+            </w:pPr>
+            <w:r>
+              <w:rPr>
+                <w:rFonts w:ascii="Noto Sans CJK KR" w:hAnsi="Noto Sans CJK KR"/>
+                <w:b w:val="0"/>
+                <w:color w:val="52667A"/>
+                <w:sz w:val="15"/>
+              </w:rPr>
+              <w:t xml:space="preserve">   3.1 Framework Common  ·  p.5</w:t>
+            </w:r>
+          </w:p>
+        </w:tc>
+        <w:tc>
+          <w:tcPr>
+            <w:tcW w:type="dxa" w:w="7909"/>
+            <w:vAlign w:val="top"/>
+            <w:tcMar>
+              <w:top w:w="60" w:type="dxa"/>
+              <w:start w:w="80" w:type="dxa"/>
+              <w:bottom w:w="60" w:type="dxa"/>
+              <w:end w:w="80" w:type="dxa"/>
+            </w:tcMar>
+          </w:tcPr>
+          <w:p>
+            <w:pPr>
+              <w:spacing w:before="0" w:after="20" w:line="240" w:lineRule="auto"/>
+              <w:jc w:val="left"/>
+            </w:pPr>
+            <w:r>
+              <w:rPr>
+                <w:rFonts w:ascii="Noto Sans CJK KR" w:hAnsi="Noto Sans CJK KR"/>
+                <w:b w:val="0"/>
+                <w:color w:val="52667A"/>
+                <w:sz w:val="15"/>
+              </w:rPr>
+              <w:t xml:space="preserve">   8.1 Database  ·  p.10</w:t>
+            </w:r>
+          </w:p>
+        </w:tc>
+      </w:tr>
+      <w:tr>
+        <w:tc>
+          <w:tcPr>
+            <w:tcW w:type="dxa" w:w="7909"/>
+            <w:vAlign w:val="top"/>
+            <w:tcMar>
+              <w:top w:w="60" w:type="dxa"/>
+              <w:start w:w="80" w:type="dxa"/>
+              <w:bottom w:w="60" w:type="dxa"/>
+              <w:end w:w="80" w:type="dxa"/>
+            </w:tcMar>
+          </w:tcPr>
+          <w:p>
+            <w:pPr>
+              <w:spacing w:before="0" w:after="20" w:line="240" w:lineRule="auto"/>
+              <w:jc w:val="left"/>
+            </w:pPr>
+            <w:r>
+              <w:rPr>
+                <w:rFonts w:ascii="Noto Sans CJK KR" w:hAnsi="Noto Sans CJK KR"/>
+                <w:b w:val="0"/>
+                <w:color w:val="52667A"/>
+                <w:sz w:val="15"/>
+              </w:rPr>
+              <w:t xml:space="preserve">   3.2 Persistence  ·  p.5</w:t>
+            </w:r>
+          </w:p>
+        </w:tc>
+        <w:tc>
+          <w:tcPr>
+            <w:tcW w:type="dxa" w:w="7909"/>
+            <w:vAlign w:val="top"/>
+            <w:tcMar>
+              <w:top w:w="60" w:type="dxa"/>
+              <w:start w:w="80" w:type="dxa"/>
+              <w:bottom w:w="60" w:type="dxa"/>
+              <w:end w:w="80" w:type="dxa"/>
+            </w:tcMar>
+          </w:tcPr>
+          <w:p>
+            <w:pPr>
+              <w:spacing w:before="0" w:after="20" w:line="240" w:lineRule="auto"/>
+              <w:jc w:val="left"/>
+            </w:pPr>
+            <w:r>
+              <w:rPr>
+                <w:rFonts w:ascii="Noto Sans CJK KR" w:hAnsi="Noto Sans CJK KR"/>
+                <w:b w:val="0"/>
+                <w:color w:val="52667A"/>
+                <w:sz w:val="15"/>
+              </w:rPr>
+              <w:t xml:space="preserve">   8.2 Generator  ·  p.10</w:t>
+            </w:r>
+          </w:p>
+        </w:tc>
+      </w:tr>
+      <w:tr>
+        <w:tc>
+          <w:tcPr>
+            <w:tcW w:type="dxa" w:w="7909"/>
+            <w:vAlign w:val="top"/>
+            <w:tcMar>
+              <w:top w:w="60" w:type="dxa"/>
+              <w:start w:w="80" w:type="dxa"/>
+              <w:bottom w:w="60" w:type="dxa"/>
+              <w:end w:w="80" w:type="dxa"/>
+            </w:tcMar>
+          </w:tcPr>
+          <w:p>
+            <w:pPr>
+              <w:spacing w:before="0" w:after="20" w:line="240" w:lineRule="auto"/>
+              <w:jc w:val="left"/>
+            </w:pPr>
+            <w:r>
+              <w:rPr>
+                <w:rFonts w:ascii="Noto Sans CJK KR" w:hAnsi="Noto Sans CJK KR"/>
+                <w:b w:val="0"/>
+                <w:color w:val="52667A"/>
+                <w:sz w:val="15"/>
+              </w:rPr>
+              <w:t xml:space="preserve">   3.3 Transaction  ·  p.6</w:t>
+            </w:r>
+          </w:p>
+        </w:tc>
+        <w:tc>
+          <w:tcPr>
+            <w:tcW w:type="dxa" w:w="7909"/>
+            <w:vAlign w:val="top"/>
+            <w:tcMar>
+              <w:top w:w="60" w:type="dxa"/>
+              <w:start w:w="80" w:type="dxa"/>
+              <w:bottom w:w="60" w:type="dxa"/>
+              <w:end w:w="80" w:type="dxa"/>
+            </w:tcMar>
+          </w:tcPr>
+          <w:p>
+            <w:pPr>
+              <w:spacing w:before="0" w:after="20" w:line="240" w:lineRule="auto"/>
+              <w:jc w:val="left"/>
+            </w:pPr>
+            <w:r>
+              <w:rPr>
+                <w:rFonts w:ascii="Noto Sans CJK KR" w:hAnsi="Noto Sans CJK KR"/>
+                <w:b w:val="0"/>
+                <w:color w:val="52667A"/>
+                <w:sz w:val="15"/>
+              </w:rPr>
+              <w:t xml:space="preserve">   8.3 Generated Domain  ·  p.10</w:t>
+            </w:r>
+          </w:p>
+        </w:tc>
+      </w:tr>
+      <w:tr>
+        <w:tc>
+          <w:tcPr>
+            <w:tcW w:type="dxa" w:w="7909"/>
+            <w:vAlign w:val="top"/>
+            <w:tcMar>
+              <w:top w:w="60" w:type="dxa"/>
+              <w:start w:w="80" w:type="dxa"/>
+              <w:bottom w:w="60" w:type="dxa"/>
+              <w:end w:w="80" w:type="dxa"/>
+            </w:tcMar>
+          </w:tcPr>
+          <w:p>
+            <w:pPr>
+              <w:spacing w:before="0" w:after="20" w:line="240" w:lineRule="auto"/>
+              <w:jc w:val="left"/>
+            </w:pPr>
+            <w:r>
+              <w:rPr>
+                <w:rFonts w:ascii="Noto Sans CJK KR" w:hAnsi="Noto Sans CJK KR"/>
+                <w:b/>
+                <w:color w:val="17324D"/>
+                <w:sz w:val="16"/>
+              </w:rPr>
+              <w:t>4. Integration·Messaging·Notification·File  ·  p.6</w:t>
+            </w:r>
+          </w:p>
+        </w:tc>
+        <w:tc>
+          <w:tcPr>
+            <w:tcW w:type="dxa" w:w="7909"/>
+            <w:vAlign w:val="top"/>
+            <w:tcMar>
+              <w:top w:w="60" w:type="dxa"/>
+              <w:start w:w="80" w:type="dxa"/>
+              <w:bottom w:w="60" w:type="dxa"/>
+              <w:end w:w="80" w:type="dxa"/>
+            </w:tcMar>
+          </w:tcPr>
+          <w:p>
+            <w:pPr>
+              <w:spacing w:before="0" w:after="20" w:line="240" w:lineRule="auto"/>
+              <w:jc w:val="left"/>
+            </w:pPr>
+            <w:r>
+              <w:rPr>
+                <w:rFonts w:ascii="Noto Sans CJK KR" w:hAnsi="Noto Sans CJK KR"/>
+                <w:b/>
+                <w:color w:val="17324D"/>
+                <w:sz w:val="16"/>
+              </w:rPr>
+              <w:t>9. Performance·Compatibility·Release  ·  p.11</w:t>
+            </w:r>
+          </w:p>
+        </w:tc>
+      </w:tr>
+      <w:tr>
+        <w:tc>
+          <w:tcPr>
+            <w:tcW w:type="dxa" w:w="7909"/>
+            <w:vAlign w:val="top"/>
+            <w:tcMar>
+              <w:top w:w="60" w:type="dxa"/>
+              <w:start w:w="80" w:type="dxa"/>
+              <w:bottom w:w="60" w:type="dxa"/>
+              <w:end w:w="80" w:type="dxa"/>
+            </w:tcMar>
+          </w:tcPr>
+          <w:p>
+            <w:pPr>
+              <w:spacing w:before="0" w:after="20" w:line="240" w:lineRule="auto"/>
+              <w:jc w:val="left"/>
+            </w:pPr>
+            <w:r>
+              <w:rPr>
+                <w:rFonts w:ascii="Noto Sans CJK KR" w:hAnsi="Noto Sans CJK KR"/>
+                <w:b w:val="0"/>
+                <w:color w:val="52667A"/>
+                <w:sz w:val="15"/>
+              </w:rPr>
+              <w:t xml:space="preserve">   4.1 Integration  ·  p.6</w:t>
+            </w:r>
+          </w:p>
+        </w:tc>
+        <w:tc>
+          <w:tcPr>
+            <w:tcW w:type="dxa" w:w="7909"/>
+            <w:vAlign w:val="top"/>
+            <w:tcMar>
+              <w:top w:w="60" w:type="dxa"/>
+              <w:start w:w="80" w:type="dxa"/>
+              <w:bottom w:w="60" w:type="dxa"/>
+              <w:end w:w="80" w:type="dxa"/>
+            </w:tcMar>
+          </w:tcPr>
+          <w:p>
+            <w:pPr>
+              <w:spacing w:before="0" w:after="20" w:line="240" w:lineRule="auto"/>
+              <w:jc w:val="left"/>
+            </w:pPr>
+            <w:r>
+              <w:rPr>
+                <w:rFonts w:ascii="Noto Sans CJK KR" w:hAnsi="Noto Sans CJK KR"/>
+                <w:b w:val="0"/>
+                <w:color w:val="52667A"/>
+                <w:sz w:val="15"/>
+              </w:rPr>
+              <w:t xml:space="preserve">   9.1 Performance/Capacity  ·  p.11</w:t>
+            </w:r>
+          </w:p>
+        </w:tc>
+      </w:tr>
+      <w:tr>
+        <w:tc>
+          <w:tcPr>
+            <w:tcW w:type="dxa" w:w="7909"/>
+            <w:vAlign w:val="top"/>
+            <w:tcMar>
+              <w:top w:w="60" w:type="dxa"/>
+              <w:start w:w="80" w:type="dxa"/>
+              <w:bottom w:w="60" w:type="dxa"/>
+              <w:end w:w="80" w:type="dxa"/>
+            </w:tcMar>
+          </w:tcPr>
+          <w:p>
+            <w:pPr>
+              <w:spacing w:before="0" w:after="20" w:line="240" w:lineRule="auto"/>
+              <w:jc w:val="left"/>
+            </w:pPr>
+            <w:r>
+              <w:rPr>
+                <w:rFonts w:ascii="Noto Sans CJK KR" w:hAnsi="Noto Sans CJK KR"/>
+                <w:b w:val="0"/>
+                <w:color w:val="52667A"/>
+                <w:sz w:val="15"/>
+              </w:rPr>
+              <w:t xml:space="preserve">   4.2 Messaging  ·  p.6</w:t>
+            </w:r>
+          </w:p>
+        </w:tc>
+        <w:tc>
+          <w:tcPr>
+            <w:tcW w:type="dxa" w:w="7909"/>
+            <w:vAlign w:val="top"/>
+            <w:tcMar>
+              <w:top w:w="60" w:type="dxa"/>
+              <w:start w:w="80" w:type="dxa"/>
+              <w:bottom w:w="60" w:type="dxa"/>
+              <w:end w:w="80" w:type="dxa"/>
+            </w:tcMar>
+          </w:tcPr>
+          <w:p>
+            <w:pPr>
+              <w:spacing w:before="0" w:after="20" w:line="240" w:lineRule="auto"/>
+              <w:jc w:val="left"/>
+            </w:pPr>
+            <w:r>
+              <w:rPr>
+                <w:rFonts w:ascii="Noto Sans CJK KR" w:hAnsi="Noto Sans CJK KR"/>
+                <w:b w:val="0"/>
+                <w:color w:val="52667A"/>
+                <w:sz w:val="15"/>
+              </w:rPr>
+              <w:t xml:space="preserve">   9.2 Compatibility  ·  p.12</w:t>
+            </w:r>
+          </w:p>
+        </w:tc>
+      </w:tr>
+      <w:tr>
+        <w:tc>
+          <w:tcPr>
+            <w:tcW w:type="dxa" w:w="7909"/>
+            <w:vAlign w:val="top"/>
+            <w:tcMar>
+              <w:top w:w="60" w:type="dxa"/>
+              <w:start w:w="80" w:type="dxa"/>
+              <w:bottom w:w="60" w:type="dxa"/>
+              <w:end w:w="80" w:type="dxa"/>
+            </w:tcMar>
+          </w:tcPr>
+          <w:p>
+            <w:pPr>
+              <w:spacing w:before="0" w:after="20" w:line="240" w:lineRule="auto"/>
+              <w:jc w:val="left"/>
+            </w:pPr>
+            <w:r>
+              <w:rPr>
+                <w:rFonts w:ascii="Noto Sans CJK KR" w:hAnsi="Noto Sans CJK KR"/>
+                <w:b w:val="0"/>
+                <w:color w:val="52667A"/>
+                <w:sz w:val="15"/>
+              </w:rPr>
+              <w:t xml:space="preserve">   4.3 Notification  ·  p.7</w:t>
+            </w:r>
+          </w:p>
+        </w:tc>
+        <w:tc>
+          <w:tcPr>
+            <w:tcW w:type="dxa" w:w="7909"/>
+            <w:vAlign w:val="top"/>
+            <w:tcMar>
+              <w:top w:w="60" w:type="dxa"/>
+              <w:start w:w="80" w:type="dxa"/>
+              <w:bottom w:w="60" w:type="dxa"/>
+              <w:end w:w="80" w:type="dxa"/>
+            </w:tcMar>
+          </w:tcPr>
+          <w:p>
+            <w:pPr>
+              <w:spacing w:before="0" w:after="20" w:line="240" w:lineRule="auto"/>
+              <w:jc w:val="left"/>
+            </w:pPr>
+            <w:r>
+              <w:rPr>
+                <w:rFonts w:ascii="Noto Sans CJK KR" w:hAnsi="Noto Sans CJK KR"/>
+                <w:b w:val="0"/>
+                <w:color w:val="52667A"/>
+                <w:sz w:val="15"/>
+              </w:rPr>
+              <w:t xml:space="preserve">   9.3 Build/Test  ·  p.12</w:t>
+            </w:r>
+          </w:p>
+        </w:tc>
+      </w:tr>
+      <w:tr>
+        <w:tc>
+          <w:tcPr>
+            <w:tcW w:type="dxa" w:w="7909"/>
+            <w:vAlign w:val="top"/>
+            <w:tcMar>
+              <w:top w:w="60" w:type="dxa"/>
+              <w:start w:w="80" w:type="dxa"/>
+              <w:bottom w:w="60" w:type="dxa"/>
+              <w:end w:w="80" w:type="dxa"/>
+            </w:tcMar>
+          </w:tcPr>
+          <w:p>
+            <w:pPr>
+              <w:spacing w:before="0" w:after="20" w:line="240" w:lineRule="auto"/>
+              <w:jc w:val="left"/>
+            </w:pPr>
+            <w:r>
+              <w:rPr>
+                <w:rFonts w:ascii="Noto Sans CJK KR" w:hAnsi="Noto Sans CJK KR"/>
+                <w:b w:val="0"/>
+                <w:color w:val="52667A"/>
+                <w:sz w:val="15"/>
+              </w:rPr>
+              <w:t xml:space="preserve">   4.4 File/Archive/Object Storage  ·  p.7</w:t>
+            </w:r>
+          </w:p>
+        </w:tc>
+        <w:tc>
+          <w:tcPr>
+            <w:tcW w:type="dxa" w:w="7909"/>
+            <w:vAlign w:val="top"/>
+            <w:tcMar>
+              <w:top w:w="60" w:type="dxa"/>
+              <w:start w:w="80" w:type="dxa"/>
+              <w:bottom w:w="60" w:type="dxa"/>
+              <w:end w:w="80" w:type="dxa"/>
+            </w:tcMar>
+          </w:tcPr>
+          <w:p>
+            <w:pPr>
+              <w:spacing w:before="0" w:after="20" w:line="240" w:lineRule="auto"/>
+              <w:jc w:val="left"/>
+            </w:pPr>
+            <w:r>
+              <w:rPr>
+                <w:rFonts w:ascii="Noto Sans CJK KR" w:hAnsi="Noto Sans CJK KR"/>
+                <w:b w:val="0"/>
+                <w:color w:val="52667A"/>
+                <w:sz w:val="15"/>
+              </w:rPr>
+              <w:t xml:space="preserve">   9.4 Release Acceptance  ·  p.12</w:t>
+            </w:r>
+          </w:p>
+        </w:tc>
+      </w:tr>
+      <w:tr>
+        <w:tc>
+          <w:tcPr>
+            <w:tcW w:type="dxa" w:w="7909"/>
+            <w:vAlign w:val="top"/>
+            <w:tcMar>
+              <w:top w:w="60" w:type="dxa"/>
+              <w:start w:w="80" w:type="dxa"/>
+              <w:bottom w:w="60" w:type="dxa"/>
+              <w:end w:w="80" w:type="dxa"/>
+            </w:tcMar>
+          </w:tcPr>
+          <w:p>
+            <w:pPr>
+              <w:spacing w:before="0" w:after="20" w:line="240" w:lineRule="auto"/>
+              <w:jc w:val="left"/>
+            </w:pPr>
+            <w:r>
+              <w:rPr>
+                <w:rFonts w:ascii="Noto Sans CJK KR" w:hAnsi="Noto Sans CJK KR"/>
+                <w:b/>
+                <w:color w:val="17324D"/>
+                <w:sz w:val="16"/>
+              </w:rPr>
+              <w:t>5. Security·Observability  ·  p.7</w:t>
+            </w:r>
+          </w:p>
+        </w:tc>
+        <w:tc>
+          <w:tcPr>
+            <w:tcW w:type="dxa" w:w="7909"/>
+          </w:tcPr>
+          <w:p/>
+        </w:tc>
+      </w:tr>
+    </w:tbl>
     <w:p>
       <w:pPr>
         <w:pStyle w:val="Heading1"/>
@@ -1111,9 +1369,7 @@
         <w:spacing w:before="0" w:after="160"/>
         <w:rPr/>
       </w:pPr>
-      <w:r>
-        <w:br w:type="page"/>
-      </w:r>
+      <w:r/>
       <w:bookmarkStart w:id="0" w:name="__RefHeading___Toc9529_1069379125"/>
       <w:bookmarkEnd w:id="0"/>
       <w:r>
@@ -13432,10 +13688,49 @@
   <w:p>
     <w:pPr>
       <w:pStyle w:val="Footer"/>
+      <w:tabs>
+        <w:tab w:pos="9354" w:val="right"/>
+      </w:tabs>
       <w:rPr/>
     </w:pPr>
     <w:r>
-      <w:rPr/>
+      <w:rPr>
+        <w:rFonts w:ascii="Noto Sans CJK KR" w:hAnsi="Noto Sans CJK KR"/>
+        <w:color w:val="5F6368"/>
+        <w:sz w:val="16"/>
+      </w:rPr>
+      <w:t>Core Platform Framework</w:t>
+    </w:r>
+    <w:r>
+      <w:tab/>
+    </w:r>
+    <w:r>
+      <w:rPr>
+        <w:rFonts w:ascii="Noto Sans CJK KR" w:hAnsi="Noto Sans CJK KR"/>
+        <w:color w:val="5F6368"/>
+        <w:sz w:val="16"/>
+      </w:rPr>
+      <w:t xml:space="preserve">p. </w:t>
+    </w:r>
+    <w:r>
+      <w:fldChar w:fldCharType="begin"/>
+    </w:r>
+    <w:r>
+      <w:instrText xml:space="preserve"> PAGE </w:instrText>
+    </w:r>
+    <w:r>
+      <w:fldChar w:fldCharType="separate"/>
+    </w:r>
+    <w:r>
+      <w:rPr>
+        <w:rFonts w:ascii="Noto Sans CJK KR" w:hAnsi="Noto Sans CJK KR"/>
+        <w:color w:val="5F6368"/>
+        <w:sz w:val="16"/>
+      </w:rPr>
+      <w:t>1</w:t>
+    </w:r>
+    <w:r>
+      <w:fldChar w:fldCharType="end"/>
     </w:r>
   </w:p>
 </w:ftr>
@@ -13474,46 +13769,48 @@
   <w:p>
     <w:pPr>
       <w:pStyle w:val="Footer"/>
+      <w:tabs>
+        <w:tab w:pos="9354" w:val="right"/>
+      </w:tabs>
       <w:rPr/>
     </w:pPr>
     <w:r>
       <w:rPr>
-        <w:rFonts w:eastAsia="Noto Sans CJK KR"/>
+        <w:rFonts w:ascii="Noto Sans CJK KR" w:hAnsi="Noto Sans CJK KR"/>
         <w:color w:val="5F6368"/>
         <w:sz w:val="16"/>
       </w:rPr>
       <w:t>Core Platform Framework</w:t>
     </w:r>
     <w:r>
-      <w:rPr/>
-      <w:t xml:space="preserve">            </w:t>
+      <w:tab/>
     </w:r>
     <w:r>
       <w:rPr>
-        <w:rFonts w:eastAsia="Noto Sans CJK KR"/>
+        <w:rFonts w:ascii="Noto Sans CJK KR" w:hAnsi="Noto Sans CJK KR"/>
         <w:color w:val="5F6368"/>
         <w:sz w:val="16"/>
       </w:rPr>
       <w:t xml:space="preserve">p. </w:t>
     </w:r>
     <w:r>
-      <w:rPr/>
       <w:fldChar w:fldCharType="begin"/>
     </w:r>
     <w:r>
-      <w:rPr/>
       <w:instrText xml:space="preserve"> PAGE </w:instrText>
     </w:r>
     <w:r>
-      <w:rPr/>
       <w:fldChar w:fldCharType="separate"/>
     </w:r>
     <w:r>
-      <w:rPr/>
-      <w:t>13</w:t>
+      <w:rPr>
+        <w:rFonts w:ascii="Noto Sans CJK KR" w:hAnsi="Noto Sans CJK KR"/>
+        <w:color w:val="5F6368"/>
+        <w:sz w:val="16"/>
+      </w:rPr>
+      <w:t>1</w:t>
     </w:r>
     <w:r>
-      <w:rPr/>
       <w:fldChar w:fldCharType="end"/>
     </w:r>
   </w:p>
@@ -13658,7 +13955,7 @@
         <w:color w:val="5F6368"/>
         <w:sz w:val="16"/>
       </w:rPr>
-      <w:t xml:space="preserve">Harness v1.1.3 / </w:t>
+      <w:t xml:space="preserve">Harness v1.2.5 / </w:t>
     </w:r>
     <w:r>
       <w:rPr>
@@ -13674,7 +13971,7 @@
         <w:color w:val="5F6368"/>
         <w:sz w:val="16"/>
       </w:rPr>
-      <w:t>Rev. 1</w:t>
+      <w:t>Rev. 2</w:t>
     </w:r>
   </w:p>
 </w:hdr>
@@ -13711,7 +14008,7 @@
         <w:color w:val="5F6368"/>
         <w:sz w:val="16"/>
       </w:rPr>
-      <w:t xml:space="preserve">Harness v1.1.3 / </w:t>
+      <w:t xml:space="preserve">Harness v1.2.5 / </w:t>
     </w:r>
     <w:r>
       <w:rPr>

--- a/cpf-docs/deliverables/기술사양서.docx
+++ b/cpf-docs/deliverables/기술사양서.docx
@@ -2,73 +2,239 @@
 <file path=word/document.xml><?xml version="1.0" encoding="utf-8"?>
 <w:document xmlns:wpc="http://schemas.microsoft.com/office/word/2010/wordprocessingCanvas" xmlns:mo="http://schemas.microsoft.com/office/mac/office/2008/main" xmlns:mc="http://schemas.openxmlformats.org/markup-compatibility/2006" xmlns:mv="urn:schemas-microsoft-com:mac:vml" xmlns:o="urn:schemas-microsoft-com:office:office" xmlns:r="http://schemas.openxmlformats.org/officeDocument/2006/relationships" xmlns:m="http://schemas.openxmlformats.org/officeDocument/2006/math" xmlns:v="urn:schemas-microsoft-com:vml" xmlns:wp14="http://schemas.microsoft.com/office/word/2010/wordprocessingDrawing" xmlns:wp="http://schemas.openxmlformats.org/drawingml/2006/wordprocessingDrawing" xmlns:w10="urn:schemas-microsoft-com:office:word" xmlns:w="http://schemas.openxmlformats.org/wordprocessingml/2006/main" xmlns:w14="http://schemas.microsoft.com/office/word/2010/wordml" xmlns:wpg="http://schemas.microsoft.com/office/word/2010/wordprocessingGroup" xmlns:wpi="http://schemas.microsoft.com/office/word/2010/wordprocessingInk" xmlns:wne="http://schemas.microsoft.com/office/word/2006/wordml" xmlns:wps="http://schemas.microsoft.com/office/word/2010/wordprocessingShape" mc:Ignorable="w14 wp14">
   <w:body>
+    <w:p>
+      <w:pPr>
+        <w:spacing w:before="280"/>
+      </w:pPr>
+      <w:r>
+        <w:rPr>
+          <w:rFonts w:ascii="Noto Sans KR" w:hAnsi="Noto Sans KR"/>
+          <w:b/>
+          <w:color w:val="00B882"/>
+          <w:sz w:val="22"/>
+        </w:rPr>
+        <w:t>CORE PLATFORM FRAMEWORK</w:t>
+      </w:r>
+    </w:p>
+    <w:p>
+      <w:pPr>
+        <w:pStyle w:val="Title"/>
+      </w:pPr>
+      <w:r>
+        <w:t>기술사양서</w:t>
+      </w:r>
+    </w:p>
+    <w:p>
+      <w:pPr>
+        <w:pStyle w:val="Subtitle"/>
+      </w:pPr>
+      <w:r>
+        <w:t>CPF Runtime·모듈·Public Surface·운영 연계의 구현 사양을 검수하는 문서</w:t>
+      </w:r>
+    </w:p>
+    <w:p>
+      <w:pPr>
+        <w:spacing w:before="240" w:after="160"/>
+      </w:pPr>
+    </w:p>
     <w:tbl>
       <w:tblPr>
         <w:tblW w:type="auto" w:w="0"/>
         <w:jc w:val="left"/>
+        <w:tblLayout w:type="fixed"/>
         <w:tblLook w:firstColumn="1" w:firstRow="1" w:lastColumn="0" w:lastRow="0" w:noHBand="0" w:noVBand="1" w:val="04A0"/>
       </w:tblPr>
       <w:tblGrid>
-        <w:gridCol w:w="10880"/>
+        <w:gridCol w:w="7625"/>
+        <w:gridCol w:w="7625"/>
       </w:tblGrid>
       <w:tr>
+        <w:trPr>
+          <w:tblHeader w:val="true"/>
+        </w:trPr>
         <w:tc>
           <w:tcPr>
-            <w:tcW w:type="dxa" w:w="10880"/>
-            <w:shd w:fill="0B2137"/>
+            <w:tcW w:type="dxa" w:w="7625"/>
             <w:tcMar>
-              <w:top w:w="220" w:type="dxa"/>
-              <w:start w:w="260" w:type="dxa"/>
-              <w:bottom w:w="220" w:type="dxa"/>
-              <w:end w:w="260" w:type="dxa"/>
+              <w:top w:w="100" w:type="dxa"/>
+              <w:start w:w="150" w:type="dxa"/>
+              <w:bottom w:w="100" w:type="dxa"/>
+              <w:end w:w="150" w:type="dxa"/>
+            </w:tcMar>
+            <w:shd w:fill="17324D"/>
+          </w:tcPr>
+          <w:p>
+            <w:r>
+              <w:rPr>
+                <w:b/>
+                <w:color w:val="FFFFFF"/>
+                <w:sz w:val="18"/>
+              </w:rPr>
+              <w:t>누가 보는가</w:t>
+            </w:r>
+          </w:p>
+        </w:tc>
+        <w:tc>
+          <w:tcPr>
+            <w:tcW w:type="dxa" w:w="7625"/>
+            <w:tcMar>
+              <w:top w:w="100" w:type="dxa"/>
+              <w:start w:w="150" w:type="dxa"/>
+              <w:bottom w:w="100" w:type="dxa"/>
+              <w:end w:w="150" w:type="dxa"/>
             </w:tcMar>
           </w:tcPr>
           <w:p>
             <w:r>
               <w:rPr>
-                <w:rFonts w:ascii="Noto Sans CJK KR" w:hAnsi="Noto Sans CJK KR"/>
-                <w:b/>
-                <w:color w:val="FFFFFF"/>
-                <w:sz w:val="28"/>
+                <w:sz w:val="18"/>
               </w:rPr>
-              <w:t>CPF  |  Core Platform Framework</w:t>
-            </w:r>
-          </w:p>
-          <w:p>
-            <w:pPr>
-              <w:spacing w:before="80" w:after="0"/>
-            </w:pPr>
-            <w:r>
-              <w:rPr>
-                <w:rFonts w:ascii="Noto Sans CJK KR" w:hAnsi="Noto Sans CJK KR"/>
-                <w:color w:val="CFE2F5"/>
-                <w:sz w:val="19"/>
-              </w:rPr>
-              <w:t>Business Platform Documentation</w:t>
+              <w:t>아키텍트·기술 검수자</w:t>
             </w:r>
           </w:p>
         </w:tc>
-        <w:trPr>
-          <w:tblHeader/>
-        </w:trPr>
+      </w:tr>
+      <w:tr>
+        <w:tc>
+          <w:tcPr>
+            <w:tcW w:type="dxa" w:w="7625"/>
+            <w:tcMar>
+              <w:top w:w="100" w:type="dxa"/>
+              <w:start w:w="150" w:type="dxa"/>
+              <w:bottom w:w="100" w:type="dxa"/>
+              <w:end w:w="150" w:type="dxa"/>
+            </w:tcMar>
+            <w:shd w:fill="17324D"/>
+          </w:tcPr>
+          <w:p>
+            <w:r>
+              <w:rPr>
+                <w:b/>
+                <w:color w:val="FFFFFF"/>
+                <w:sz w:val="18"/>
+              </w:rPr>
+              <w:t>이 문서로 끝낼 일</w:t>
+            </w:r>
+          </w:p>
+        </w:tc>
+        <w:tc>
+          <w:tcPr>
+            <w:tcW w:type="dxa" w:w="7625"/>
+            <w:tcMar>
+              <w:top w:w="100" w:type="dxa"/>
+              <w:start w:w="150" w:type="dxa"/>
+              <w:bottom w:w="100" w:type="dxa"/>
+              <w:end w:w="150" w:type="dxa"/>
+            </w:tcMar>
+          </w:tcPr>
+          <w:p>
+            <w:r>
+              <w:rPr>
+                <w:sz w:val="18"/>
+              </w:rPr>
+              <w:t>실행 기준·Deployable·Public/Internal 경계와 기술 Acceptance를 Source 정본과 대조한다</w:t>
+            </w:r>
+          </w:p>
+        </w:tc>
+      </w:tr>
+      <w:tr>
+        <w:tc>
+          <w:tcPr>
+            <w:tcW w:type="dxa" w:w="7625"/>
+            <w:tcMar>
+              <w:top w:w="100" w:type="dxa"/>
+              <w:start w:w="150" w:type="dxa"/>
+              <w:bottom w:w="100" w:type="dxa"/>
+              <w:end w:w="150" w:type="dxa"/>
+            </w:tcMar>
+            <w:shd w:fill="17324D"/>
+          </w:tcPr>
+          <w:p>
+            <w:r>
+              <w:rPr>
+                <w:b/>
+                <w:color w:val="FFFFFF"/>
+                <w:sz w:val="18"/>
+              </w:rPr>
+              <w:t>기준</w:t>
+            </w:r>
+          </w:p>
+        </w:tc>
+        <w:tc>
+          <w:tcPr>
+            <w:tcW w:type="dxa" w:w="7625"/>
+            <w:tcMar>
+              <w:top w:w="100" w:type="dxa"/>
+              <w:start w:w="150" w:type="dxa"/>
+              <w:bottom w:w="100" w:type="dxa"/>
+              <w:end w:w="150" w:type="dxa"/>
+            </w:tcMar>
+          </w:tcPr>
+          <w:p>
+            <w:r>
+              <w:rPr>
+                <w:sz w:val="18"/>
+              </w:rPr>
+              <w:t>Harness 2.2.0 · Source 054d894b47f4 · Oracle/PostgreSQL/MariaDB</w:t>
+            </w:r>
+          </w:p>
+        </w:tc>
       </w:tr>
     </w:tbl>
     <w:p>
       <w:pPr>
-        <w:pStyle w:val="Title"/>
-        <w:spacing w:before="680"/>
+        <w:spacing w:before="200"/>
+      </w:pPr>
+    </w:p>
+    <w:p>
+      <w:pPr>
+        <w:pStyle w:val="ListBullet"/>
+        <w:spacing w:after="60"/>
+        <w:ind w:left="283"/>
       </w:pPr>
       <w:r>
-        <w:t>CPF 기술사양서</w:t>
+        <w:t>Runtime/Build 기준선을 대조합니다.</w:t>
       </w:r>
     </w:p>
     <w:p>
       <w:pPr>
-        <w:pStyle w:val="Subtitle"/>
-        <w:spacing w:after="440"/>
+        <w:pStyle w:val="ListBullet"/>
+        <w:spacing w:after="60"/>
+        <w:ind w:left="283"/>
       </w:pPr>
       <w:r>
-        <w:t>Runtime·Starter·Provider·DB·Integration·Batch의 기술 사양과 호환성 기준을 정리합니다.</w:t>
+        <w:t>Owner·Deployable과 Public/Internal 경계를 검수합니다.</w:t>
+      </w:r>
+    </w:p>
+    <w:p>
+      <w:pPr>
+        <w:pStyle w:val="ListBullet"/>
+        <w:spacing w:after="60"/>
+        <w:ind w:left="283"/>
+      </w:pPr>
+      <w:r>
+        <w:t>DB3·Topology·Operations·Failure Acceptance를 확인합니다.</w:t>
+      </w:r>
+    </w:p>
+    <w:p>
+      <w:r>
+        <w:br w:type="page"/>
+      </w:r>
+    </w:p>
+    <w:p>
+      <w:pPr>
+        <w:pStyle w:val="Heading1"/>
+      </w:pPr>
+      <w:r>
+        <w:t>찾아보기</w:t>
+      </w:r>
+    </w:p>
+    <w:p>
+      <w:pPr>
+        <w:spacing w:after="100"/>
+      </w:pPr>
+      <w:r>
+        <w:t>필요한 작업을 먼저 찾고 해당 장으로 이동합니다. 페이지 번호는 최종 PDF 기준입니다.</w:t>
       </w:r>
     </w:p>
     <w:tbl>
@@ -79,153 +245,349 @@
         <w:tblLook w:firstColumn="1" w:firstRow="1" w:lastColumn="0" w:lastRow="0" w:noHBand="0" w:noVBand="1" w:val="04A0"/>
       </w:tblPr>
       <w:tblGrid>
-        <w:gridCol w:w="5440"/>
-        <w:gridCol w:w="5440"/>
+        <w:gridCol w:w="5083"/>
+        <w:gridCol w:w="5083"/>
+        <w:gridCol w:w="5083"/>
       </w:tblGrid>
       <w:tr>
+        <w:trPr>
+          <w:tblHeader w:val="true"/>
+        </w:trPr>
         <w:tc>
           <w:tcPr>
-            <w:tcW w:type="dxa" w:w="2154"/>
-            <w:shd w:fill="F4F7FA"/>
+            <w:tcW w:type="dxa" w:w="1247"/>
+            <w:shd w:fill="17324D"/>
+          </w:tcPr>
+          <w:p>
+            <w:r>
+              <w:rPr>
+                <w:b/>
+                <w:color w:val="FFFFFF"/>
+                <w:sz w:val="17"/>
+              </w:rPr>
+              <w:t>구분</w:t>
+            </w:r>
+          </w:p>
+        </w:tc>
+        <w:tc>
+          <w:tcPr>
+            <w:tcW w:type="dxa" w:w="12190"/>
+            <w:shd w:fill="17324D"/>
+          </w:tcPr>
+          <w:p>
+            <w:r>
+              <w:rPr>
+                <w:b/>
+                <w:color w:val="FFFFFF"/>
+                <w:sz w:val="17"/>
+              </w:rPr>
+              <w:t>내용</w:t>
+            </w:r>
+          </w:p>
+        </w:tc>
+        <w:tc>
+          <w:tcPr>
+            <w:tcW w:type="dxa" w:w="1020"/>
+            <w:shd w:fill="17324D"/>
+          </w:tcPr>
+          <w:p>
+            <w:r>
+              <w:rPr>
+                <w:b/>
+                <w:color w:val="FFFFFF"/>
+                <w:sz w:val="17"/>
+              </w:rPr>
+              <w:t>쪽</w:t>
+            </w:r>
+          </w:p>
+        </w:tc>
+      </w:tr>
+      <w:tr>
+        <w:trPr>
+          <w:cantSplit/>
+        </w:trPr>
+        <w:tc>
+          <w:tcPr>
+            <w:tcW w:type="dxa" w:w="1247"/>
+            <w:shd w:fill="E9F6F2"/>
             <w:tcMar>
-              <w:top w:w="80" w:type="dxa"/>
-              <w:start w:w="90" w:type="dxa"/>
-              <w:bottom w:w="80" w:type="dxa"/>
-              <w:end w:w="90" w:type="dxa"/>
+              <w:top w:w="70" w:type="dxa"/>
+              <w:start w:w="100" w:type="dxa"/>
+              <w:bottom w:w="70" w:type="dxa"/>
+              <w:end w:w="100" w:type="dxa"/>
+            </w:tcMar>
+          </w:tcPr>
+          <w:p>
+            <w:r>
+              <w:t>대메뉴</w:t>
+            </w:r>
+          </w:p>
+        </w:tc>
+        <w:tc>
+          <w:tcPr>
+            <w:tcW w:type="dxa" w:w="12190"/>
+            <w:tcMar>
+              <w:top w:w="70" w:type="dxa"/>
+              <w:start w:w="100" w:type="dxa"/>
+              <w:bottom w:w="70" w:type="dxa"/>
+              <w:end w:w="100" w:type="dxa"/>
             </w:tcMar>
           </w:tcPr>
           <w:p>
             <w:r>
               <w:rPr>
-                <w:rFonts w:ascii="Noto Sans CJK KR" w:hAnsi="Noto Sans CJK KR"/>
                 <w:b/>
-                <w:sz w:val="18"/>
               </w:rPr>
-              <w:t>문서 기준</w:t>
+              <w:t>1 Runtime · Build 기준선</w:t>
             </w:r>
           </w:p>
         </w:tc>
         <w:tc>
           <w:tcPr>
-            <w:tcW w:type="dxa" w:w="7370"/>
+            <w:tcW w:type="dxa" w:w="1020"/>
             <w:tcMar>
-              <w:top w:w="80" w:type="dxa"/>
-              <w:start w:w="90" w:type="dxa"/>
-              <w:bottom w:w="80" w:type="dxa"/>
-              <w:end w:w="90" w:type="dxa"/>
+              <w:top w:w="70" w:type="dxa"/>
+              <w:start w:w="100" w:type="dxa"/>
+              <w:bottom w:w="70" w:type="dxa"/>
+              <w:end w:w="100" w:type="dxa"/>
+            </w:tcMar>
+          </w:tcPr>
+          <w:p>
+            <w:r>
+              <w:t>3</w:t>
+            </w:r>
+          </w:p>
+        </w:tc>
+      </w:tr>
+      <w:tr>
+        <w:trPr>
+          <w:cantSplit/>
+        </w:trPr>
+        <w:tc>
+          <w:tcPr>
+            <w:tcW w:type="dxa" w:w="1247"/>
+            <w:shd w:fill="E9F6F2"/>
+            <w:tcMar>
+              <w:top w:w="70" w:type="dxa"/>
+              <w:start w:w="100" w:type="dxa"/>
+              <w:bottom w:w="70" w:type="dxa"/>
+              <w:end w:w="100" w:type="dxa"/>
+            </w:tcMar>
+          </w:tcPr>
+          <w:p>
+            <w:r>
+              <w:t>대메뉴</w:t>
+            </w:r>
+          </w:p>
+        </w:tc>
+        <w:tc>
+          <w:tcPr>
+            <w:tcW w:type="dxa" w:w="12190"/>
+            <w:tcMar>
+              <w:top w:w="70" w:type="dxa"/>
+              <w:start w:w="100" w:type="dxa"/>
+              <w:bottom w:w="70" w:type="dxa"/>
+              <w:end w:w="100" w:type="dxa"/>
             </w:tcMar>
           </w:tcPr>
           <w:p>
             <w:r>
               <w:rPr>
-                <w:rFonts w:ascii="Noto Sans CJK KR" w:hAnsi="Noto Sans CJK KR"/>
-                <w:sz w:val="18"/>
+                <w:b/>
               </w:rPr>
-              <w:t>Documentation Harness v2.1.0</w:t>
+              <w:t>2 제품 모듈 · 실행 단위</w:t>
             </w:r>
           </w:p>
         </w:tc>
-        <w:trPr>
-          <w:tblHeader/>
-        </w:trPr>
+        <w:tc>
+          <w:tcPr>
+            <w:tcW w:type="dxa" w:w="1020"/>
+            <w:tcMar>
+              <w:top w:w="70" w:type="dxa"/>
+              <w:start w:w="100" w:type="dxa"/>
+              <w:bottom w:w="70" w:type="dxa"/>
+              <w:end w:w="100" w:type="dxa"/>
+            </w:tcMar>
+          </w:tcPr>
+          <w:p>
+            <w:r>
+              <w:t>3</w:t>
+            </w:r>
+          </w:p>
+        </w:tc>
       </w:tr>
       <w:tr>
+        <w:trPr>
+          <w:cantSplit/>
+        </w:trPr>
         <w:tc>
           <w:tcPr>
-            <w:tcW w:type="dxa" w:w="2154"/>
-            <w:shd w:fill="F4F7FA"/>
+            <w:tcW w:type="dxa" w:w="1247"/>
+            <w:shd w:fill="E9F6F2"/>
             <w:tcMar>
-              <w:top w:w="80" w:type="dxa"/>
-              <w:start w:w="90" w:type="dxa"/>
-              <w:bottom w:w="80" w:type="dxa"/>
-              <w:end w:w="90" w:type="dxa"/>
+              <w:top w:w="70" w:type="dxa"/>
+              <w:start w:w="100" w:type="dxa"/>
+              <w:bottom w:w="70" w:type="dxa"/>
+              <w:end w:w="100" w:type="dxa"/>
+            </w:tcMar>
+          </w:tcPr>
+          <w:p>
+            <w:r>
+              <w:t>대메뉴</w:t>
+            </w:r>
+          </w:p>
+        </w:tc>
+        <w:tc>
+          <w:tcPr>
+            <w:tcW w:type="dxa" w:w="12190"/>
+            <w:tcMar>
+              <w:top w:w="70" w:type="dxa"/>
+              <w:start w:w="100" w:type="dxa"/>
+              <w:bottom w:w="70" w:type="dxa"/>
+              <w:end w:w="100" w:type="dxa"/>
             </w:tcMar>
           </w:tcPr>
           <w:p>
             <w:r>
               <w:rPr>
-                <w:rFonts w:ascii="Noto Sans CJK KR" w:hAnsi="Noto Sans CJK KR"/>
                 <w:b/>
-                <w:sz w:val="18"/>
               </w:rPr>
-              <w:t>기준 Source</w:t>
+              <w:t>3 Public Surface · 설정 경계</w:t>
             </w:r>
           </w:p>
         </w:tc>
         <w:tc>
           <w:tcPr>
-            <w:tcW w:type="dxa" w:w="7370"/>
+            <w:tcW w:type="dxa" w:w="1020"/>
             <w:tcMar>
-              <w:top w:w="80" w:type="dxa"/>
-              <w:start w:w="90" w:type="dxa"/>
-              <w:bottom w:w="80" w:type="dxa"/>
-              <w:end w:w="90" w:type="dxa"/>
+              <w:top w:w="70" w:type="dxa"/>
+              <w:start w:w="100" w:type="dxa"/>
+              <w:bottom w:w="70" w:type="dxa"/>
+              <w:end w:w="100" w:type="dxa"/>
+            </w:tcMar>
+          </w:tcPr>
+          <w:p>
+            <w:r>
+              <w:t>4</w:t>
+            </w:r>
+          </w:p>
+        </w:tc>
+      </w:tr>
+      <w:tr>
+        <w:trPr>
+          <w:cantSplit/>
+        </w:trPr>
+        <w:tc>
+          <w:tcPr>
+            <w:tcW w:type="dxa" w:w="1247"/>
+            <w:shd w:fill="E9F6F2"/>
+            <w:tcMar>
+              <w:top w:w="70" w:type="dxa"/>
+              <w:start w:w="100" w:type="dxa"/>
+              <w:bottom w:w="70" w:type="dxa"/>
+              <w:end w:w="100" w:type="dxa"/>
+            </w:tcMar>
+          </w:tcPr>
+          <w:p>
+            <w:r>
+              <w:t>대메뉴</w:t>
+            </w:r>
+          </w:p>
+        </w:tc>
+        <w:tc>
+          <w:tcPr>
+            <w:tcW w:type="dxa" w:w="12190"/>
+            <w:tcMar>
+              <w:top w:w="70" w:type="dxa"/>
+              <w:start w:w="100" w:type="dxa"/>
+              <w:bottom w:w="70" w:type="dxa"/>
+              <w:end w:w="100" w:type="dxa"/>
             </w:tcMar>
           </w:tcPr>
           <w:p>
             <w:r>
               <w:rPr>
-                <w:rFonts w:ascii="Noto Sans CJK KR" w:hAnsi="Noto Sans CJK KR"/>
-                <w:sz w:val="18"/>
+                <w:b/>
               </w:rPr>
-              <w:t>master 054d894b47f4be8323439dc6f9e58b7d8b60fe54</w:t>
+              <w:t>4 Runtime Identity · 운영 연계</w:t>
+            </w:r>
+          </w:p>
+        </w:tc>
+        <w:tc>
+          <w:tcPr>
+            <w:tcW w:type="dxa" w:w="1020"/>
+            <w:tcMar>
+              <w:top w:w="70" w:type="dxa"/>
+              <w:start w:w="100" w:type="dxa"/>
+              <w:bottom w:w="70" w:type="dxa"/>
+              <w:end w:w="100" w:type="dxa"/>
+            </w:tcMar>
+          </w:tcPr>
+          <w:p>
+            <w:r>
+              <w:t>4</w:t>
             </w:r>
           </w:p>
         </w:tc>
       </w:tr>
       <w:tr>
+        <w:trPr>
+          <w:cantSplit/>
+        </w:trPr>
         <w:tc>
           <w:tcPr>
-            <w:tcW w:type="dxa" w:w="2154"/>
-            <w:shd w:fill="F4F7FA"/>
+            <w:tcW w:type="dxa" w:w="1247"/>
+            <w:shd w:fill="E9F6F2"/>
             <w:tcMar>
-              <w:top w:w="80" w:type="dxa"/>
-              <w:start w:w="90" w:type="dxa"/>
-              <w:bottom w:w="80" w:type="dxa"/>
-              <w:end w:w="90" w:type="dxa"/>
+              <w:top w:w="70" w:type="dxa"/>
+              <w:start w:w="100" w:type="dxa"/>
+              <w:bottom w:w="70" w:type="dxa"/>
+              <w:end w:w="100" w:type="dxa"/>
+            </w:tcMar>
+          </w:tcPr>
+          <w:p>
+            <w:r>
+              <w:t>대메뉴</w:t>
+            </w:r>
+          </w:p>
+        </w:tc>
+        <w:tc>
+          <w:tcPr>
+            <w:tcW w:type="dxa" w:w="12190"/>
+            <w:tcMar>
+              <w:top w:w="70" w:type="dxa"/>
+              <w:start w:w="100" w:type="dxa"/>
+              <w:bottom w:w="70" w:type="dxa"/>
+              <w:end w:w="100" w:type="dxa"/>
             </w:tcMar>
           </w:tcPr>
           <w:p>
             <w:r>
               <w:rPr>
-                <w:rFonts w:ascii="Noto Sans CJK KR" w:hAnsi="Noto Sans CJK KR"/>
                 <w:b/>
-                <w:sz w:val="18"/>
               </w:rPr>
-              <w:t>기준일</w:t>
+              <w:t>5 기술 Acceptance Matrix</w:t>
             </w:r>
           </w:p>
         </w:tc>
         <w:tc>
           <w:tcPr>
-            <w:tcW w:type="dxa" w:w="7370"/>
+            <w:tcW w:type="dxa" w:w="1020"/>
             <w:tcMar>
-              <w:top w:w="80" w:type="dxa"/>
-              <w:start w:w="90" w:type="dxa"/>
-              <w:bottom w:w="80" w:type="dxa"/>
-              <w:end w:w="90" w:type="dxa"/>
+              <w:top w:w="70" w:type="dxa"/>
+              <w:start w:w="100" w:type="dxa"/>
+              <w:bottom w:w="70" w:type="dxa"/>
+              <w:end w:w="100" w:type="dxa"/>
             </w:tcMar>
           </w:tcPr>
           <w:p>
             <w:r>
-              <w:rPr>
-                <w:rFonts w:ascii="Noto Sans CJK KR" w:hAnsi="Noto Sans CJK KR"/>
-                <w:sz w:val="18"/>
-              </w:rPr>
-              <w:t>2026-08-26</w:t>
+              <w:t>5</w:t>
             </w:r>
           </w:p>
         </w:tc>
       </w:tr>
     </w:tbl>
-    <w:p>
-      <w:pPr>
-        <w:pStyle w:val="Subtitle"/>
-      </w:pPr>
-      <w:r>
-        <w:t>이 문서는 최신 Source의 공개 계약과 운영 경계를 기준으로 작성하며, 실행하지 않은 검증을 성공으로 기록하지 않습니다.</w:t>
-      </w:r>
-    </w:p>
     <w:p>
       <w:r>
         <w:br w:type="page"/>
@@ -233,18 +595,10 @@
     </w:p>
     <w:p>
       <w:pPr>
-        <w:pStyle w:val="Title"/>
+        <w:pStyle w:val="Heading1"/>
       </w:pPr>
       <w:r>
-        <w:t>목차</w:t>
-      </w:r>
-    </w:p>
-    <w:p>
-      <w:pPr>
-        <w:pStyle w:val="Subtitle"/>
-      </w:pPr>
-      <w:r>
-        <w:t>역할과 질문을 기준으로 필요한 절을 빠르게 찾습니다.</w:t>
+        <w:t>1 Runtime · Build 기준선</w:t>
       </w:r>
     </w:p>
     <w:tbl>
@@ -255,686 +609,93 @@
         <w:tblLook w:firstColumn="1" w:firstRow="1" w:lastColumn="0" w:lastRow="0" w:noHBand="0" w:noVBand="1" w:val="04A0"/>
       </w:tblPr>
       <w:tblGrid>
-        <w:gridCol w:w="5440"/>
-        <w:gridCol w:w="5440"/>
+        <w:gridCol w:w="7625"/>
+        <w:gridCol w:w="7625"/>
       </w:tblGrid>
       <w:tr>
+        <w:trPr>
+          <w:tblHeader w:val="true"/>
+        </w:trPr>
         <w:tc>
           <w:tcPr>
-            <w:tcW w:type="dxa" w:w="5440"/>
+            <w:tcW w:type="dxa" w:w="1927"/>
+            <w:shd w:fill="17324D"/>
             <w:tcMar>
-              <w:top w:w="0" w:type="dxa"/>
-              <w:start w:w="0" w:type="dxa"/>
-              <w:bottom w:w="0" w:type="dxa"/>
-              <w:end w:w="130" w:type="dxa"/>
+              <w:top w:w="110" w:type="dxa"/>
+              <w:start w:w="140" w:type="dxa"/>
+              <w:bottom w:w="110" w:type="dxa"/>
+              <w:end w:w="140" w:type="dxa"/>
             </w:tcMar>
-            <w:tcBorders>
-              <w:top w:val="nil"/>
-              <w:left w:val="nil"/>
-              <w:bottom w:val="nil"/>
-              <w:right w:val="nil"/>
-              <w:insideH w:val="nil"/>
-              <w:insideV w:val="nil"/>
-            </w:tcBorders>
           </w:tcPr>
           <w:p>
-            <w:pPr>
-              <w:pStyle w:val="TOC1"/>
-              <w:spacing w:after="28"/>
-            </w:pPr>
-            <w:r/>
             <w:r>
-              <w:t>1. Runtime·Java·Spring·Build 기준</w:t>
-            </w:r>
-          </w:p>
-          <w:p>
-            <w:pPr>
-              <w:pStyle w:val="TOC2"/>
-              <w:spacing w:after="12"/>
-            </w:pPr>
-            <w:r>
-              <w:t>1.1 Runtime Baseline</w:t>
-            </w:r>
-          </w:p>
-          <w:p>
-            <w:pPr>
-              <w:pStyle w:val="TOC2"/>
-              <w:spacing w:after="12"/>
-            </w:pPr>
-            <w:r>
-              <w:t>1.2 Java</w:t>
-            </w:r>
-          </w:p>
-          <w:p>
-            <w:pPr>
-              <w:pStyle w:val="TOC2"/>
-              <w:spacing w:after="12"/>
-            </w:pPr>
-            <w:r>
-              <w:t>1.3 Spring/Spring Boot</w:t>
-            </w:r>
-          </w:p>
-          <w:p>
-            <w:pPr>
-              <w:pStyle w:val="TOC2"/>
-              <w:spacing w:after="12"/>
-            </w:pPr>
-            <w:r>
-              <w:t>1.4 Build/Artifact</w:t>
-            </w:r>
-          </w:p>
-          <w:p>
-            <w:pPr>
-              <w:pStyle w:val="TOC1"/>
-              <w:spacing w:after="28"/>
-            </w:pPr>
-            <w:r>
-              <w:t>2. Starter·Profile·Provider·Configuration</w:t>
-            </w:r>
-          </w:p>
-          <w:p>
-            <w:pPr>
-              <w:pStyle w:val="TOC2"/>
-              <w:spacing w:after="12"/>
-            </w:pPr>
-            <w:r>
-              <w:t>2.1 Starter</w:t>
-            </w:r>
-          </w:p>
-          <w:p>
-            <w:pPr>
-              <w:pStyle w:val="TOC2"/>
-              <w:spacing w:after="12"/>
-            </w:pPr>
-            <w:r>
-              <w:t>2.2 Profile</w:t>
-            </w:r>
-          </w:p>
-          <w:p>
-            <w:pPr>
-              <w:pStyle w:val="TOC2"/>
-              <w:spacing w:after="12"/>
-            </w:pPr>
-            <w:r>
-              <w:t>2.3 Provider</w:t>
-            </w:r>
-          </w:p>
-          <w:p>
-            <w:pPr>
-              <w:pStyle w:val="TOC2"/>
-              <w:spacing w:after="12"/>
-            </w:pPr>
-            <w:r>
-              <w:t>2.4 Configuration</w:t>
-            </w:r>
-          </w:p>
-          <w:p>
-            <w:pPr>
-              <w:pStyle w:val="TOC1"/>
-              <w:spacing w:after="28"/>
-            </w:pPr>
-            <w:r>
-              <w:t>3. Common·Persistence·Transaction</w:t>
-            </w:r>
-          </w:p>
-          <w:p>
-            <w:pPr>
-              <w:pStyle w:val="TOC2"/>
-              <w:spacing w:after="12"/>
-            </w:pPr>
-            <w:r>
-              <w:t>3.1 Framework Common</w:t>
-            </w:r>
-          </w:p>
-          <w:p>
-            <w:pPr>
-              <w:pStyle w:val="TOC2"/>
-              <w:spacing w:after="12"/>
-            </w:pPr>
-            <w:r>
-              <w:t>3.2 Persistence</w:t>
-            </w:r>
-          </w:p>
-          <w:p>
-            <w:pPr>
-              <w:pStyle w:val="TOC2"/>
-              <w:spacing w:after="12"/>
-            </w:pPr>
-            <w:r>
-              <w:t>3.3 Transaction</w:t>
-            </w:r>
-          </w:p>
-          <w:p>
-            <w:pPr>
-              <w:pStyle w:val="TOC1"/>
-              <w:spacing w:after="28"/>
-            </w:pPr>
-            <w:r>
-              <w:t>4. Integration·Messaging·Notification·File</w:t>
-            </w:r>
-          </w:p>
-          <w:p>
-            <w:pPr>
-              <w:pStyle w:val="TOC2"/>
-              <w:spacing w:after="12"/>
-            </w:pPr>
-            <w:r>
-              <w:t>4.1 Integration</w:t>
-            </w:r>
-          </w:p>
-          <w:p>
-            <w:pPr>
-              <w:pStyle w:val="TOC2"/>
-              <w:spacing w:after="12"/>
-            </w:pPr>
-            <w:r>
-              <w:t>4.2 Messaging</w:t>
-            </w:r>
-          </w:p>
-          <w:p>
-            <w:pPr>
-              <w:pStyle w:val="TOC2"/>
-              <w:spacing w:after="12"/>
-            </w:pPr>
-            <w:r>
-              <w:t>4.3 Notification</w:t>
-            </w:r>
-          </w:p>
-          <w:p>
-            <w:pPr>
-              <w:pStyle w:val="TOC2"/>
-              <w:spacing w:after="12"/>
-            </w:pPr>
-            <w:r>
-              <w:t>4.4 File/Archive/Object Storage</w:t>
-            </w:r>
-          </w:p>
-          <w:p>
-            <w:pPr>
-              <w:pStyle w:val="TOC1"/>
-              <w:spacing w:after="28"/>
-            </w:pPr>
-            <w:r>
-              <w:t>5. Security·Observability</w:t>
+              <w:rPr>
+                <w:b/>
+                <w:color w:val="FFFFFF"/>
+              </w:rPr>
+              <w:t>이 장을 보는 이유</w:t>
             </w:r>
           </w:p>
         </w:tc>
         <w:tc>
           <w:tcPr>
-            <w:tcW w:type="dxa" w:w="5440"/>
+            <w:tcW w:type="dxa" w:w="11623"/>
             <w:tcMar>
-              <w:top w:w="0" w:type="dxa"/>
-              <w:start w:w="0" w:type="dxa"/>
-              <w:bottom w:w="0" w:type="dxa"/>
-              <w:end w:w="130" w:type="dxa"/>
+              <w:top w:w="110" w:type="dxa"/>
+              <w:start w:w="140" w:type="dxa"/>
+              <w:bottom w:w="110" w:type="dxa"/>
+              <w:end w:w="140" w:type="dxa"/>
             </w:tcMar>
-            <w:tcBorders>
-              <w:top w:val="nil"/>
-              <w:left w:val="nil"/>
-              <w:bottom w:val="nil"/>
-              <w:right w:val="nil"/>
-              <w:insideH w:val="nil"/>
-              <w:insideV w:val="nil"/>
-            </w:tcBorders>
           </w:tcPr>
           <w:p>
-            <w:pPr>
-              <w:pStyle w:val="TOC2"/>
-              <w:spacing w:after="12"/>
-            </w:pPr>
-            <w:r/>
             <w:r>
-              <w:t>5.1 Security</w:t>
-            </w:r>
-          </w:p>
-          <w:p>
-            <w:pPr>
-              <w:pStyle w:val="TOC2"/>
-              <w:spacing w:after="12"/>
-            </w:pPr>
-            <w:r>
-              <w:t>5.2 Audit/Approval</w:t>
-            </w:r>
-          </w:p>
-          <w:p>
-            <w:pPr>
-              <w:pStyle w:val="TOC2"/>
-              <w:spacing w:after="12"/>
-            </w:pPr>
-            <w:r>
-              <w:t>5.3 Observability</w:t>
-            </w:r>
-          </w:p>
-          <w:p>
-            <w:pPr>
-              <w:pStyle w:val="TOC1"/>
-              <w:spacing w:after="28"/>
-            </w:pPr>
-            <w:r>
-              <w:t>6. Platform Operations·OpenAPI</w:t>
-            </w:r>
-          </w:p>
-          <w:p>
-            <w:pPr>
-              <w:pStyle w:val="TOC2"/>
-              <w:spacing w:after="12"/>
-            </w:pPr>
-            <w:r>
-              <w:t>6.1 ADM/Platform Operations</w:t>
-            </w:r>
-          </w:p>
-          <w:p>
-            <w:pPr>
-              <w:pStyle w:val="TOC2"/>
-              <w:spacing w:after="12"/>
-            </w:pPr>
-            <w:r>
-              <w:t>6.2 OpenAPI</w:t>
-            </w:r>
-          </w:p>
-          <w:p>
-            <w:pPr>
-              <w:pStyle w:val="TOC2"/>
-              <w:spacing w:after="12"/>
-            </w:pPr>
-            <w:r>
-              <w:t>6.3 Frontend Client</w:t>
-            </w:r>
-          </w:p>
-          <w:p>
-            <w:pPr>
-              <w:pStyle w:val="TOC1"/>
-              <w:spacing w:after="28"/>
-            </w:pPr>
-            <w:r>
-              <w:t>7. Batch·Gateway</w:t>
-            </w:r>
-          </w:p>
-          <w:p>
-            <w:pPr>
-              <w:pStyle w:val="TOC2"/>
-              <w:spacing w:after="12"/>
-            </w:pPr>
-            <w:r>
-              <w:t>7.1 Batch</w:t>
-            </w:r>
-          </w:p>
-          <w:p>
-            <w:pPr>
-              <w:pStyle w:val="TOC2"/>
-              <w:spacing w:after="12"/>
-            </w:pPr>
-            <w:r>
-              <w:t>7.2 Gateway</w:t>
-            </w:r>
-          </w:p>
-          <w:p>
-            <w:pPr>
-              <w:pStyle w:val="TOC1"/>
-              <w:spacing w:after="28"/>
-            </w:pPr>
-            <w:r>
-              <w:t>8. Database·Generator·Generated Domain</w:t>
-            </w:r>
-          </w:p>
-          <w:p>
-            <w:pPr>
-              <w:pStyle w:val="TOC2"/>
-              <w:spacing w:after="12"/>
-            </w:pPr>
-            <w:r>
-              <w:t>8.1 Database</w:t>
-            </w:r>
-          </w:p>
-          <w:p>
-            <w:pPr>
-              <w:pStyle w:val="TOC2"/>
-              <w:spacing w:after="12"/>
-            </w:pPr>
-            <w:r>
-              <w:t>8.2 Generator</w:t>
-            </w:r>
-          </w:p>
-          <w:p>
-            <w:pPr>
-              <w:pStyle w:val="TOC2"/>
-              <w:spacing w:after="12"/>
-            </w:pPr>
-            <w:r>
-              <w:t>8.3 Generated Domain</w:t>
-            </w:r>
-          </w:p>
-          <w:p>
-            <w:pPr>
-              <w:pStyle w:val="TOC1"/>
-              <w:spacing w:after="28"/>
-            </w:pPr>
-            <w:r>
-              <w:t>9. Performance·Compatibility·Release</w:t>
-            </w:r>
-          </w:p>
-          <w:p>
-            <w:pPr>
-              <w:pStyle w:val="TOC2"/>
-              <w:spacing w:after="12"/>
-            </w:pPr>
-            <w:r>
-              <w:t>9.1 Performance/Capacity</w:t>
-            </w:r>
-          </w:p>
-          <w:p>
-            <w:pPr>
-              <w:pStyle w:val="TOC2"/>
-              <w:spacing w:after="12"/>
-            </w:pPr>
-            <w:r>
-              <w:t>9.2 Compatibility</w:t>
-            </w:r>
-          </w:p>
-          <w:p>
-            <w:pPr>
-              <w:pStyle w:val="TOC2"/>
-              <w:spacing w:after="12"/>
-            </w:pPr>
-            <w:r>
-              <w:t>9.3 Build/Test</w:t>
-            </w:r>
-          </w:p>
-          <w:p>
-            <w:pPr>
-              <w:pStyle w:val="TOC2"/>
-              <w:spacing w:after="12"/>
-            </w:pPr>
-            <w:r>
-              <w:t>9.4 Release Acceptance</w:t>
+              <w:t>배포와 검수에서 실제 실행 기준을 빠르게 대조합니다.</w:t>
             </w:r>
           </w:p>
         </w:tc>
-        <w:trPr>
-          <w:tblHeader/>
-        </w:trPr>
       </w:tr>
     </w:tbl>
     <w:p>
-      <w:r>
-        <w:br w:type="page"/>
-      </w:r>
-    </w:p>
-    <w:p>
       <w:pPr>
-        <w:pStyle w:val="Heading1"/>
-        <w:keepNext/>
-        <w:keepLines/>
-        <w:widowControl/>
+        <w:pStyle w:val="CPFLabel"/>
       </w:pPr>
       <w:r>
-        <w:t>1. Runtime·Java·Spring·Build 기준</w:t>
-      </w:r>
-    </w:p>
-    <w:p>
-      <w:pPr>
-        <w:pStyle w:val="FigureCaption"/>
-        <w:jc w:val="left"/>
-        <w:keepNext/>
-        <w:keepLines/>
-        <w:widowControl/>
-      </w:pPr>
-      <w:r>
-        <w:t>그림 1-1. CPF Runtime 구성</w:t>
-      </w:r>
-    </w:p>
-    <w:p>
-      <w:pPr>
-        <w:spacing w:after="40"/>
-        <w:jc w:val="center"/>
-        <w:keepNext/>
-        <w:keepLines/>
-        <w:widowControl/>
-      </w:pPr>
-      <w:r>
-        <w:drawing>
-          <wp:inline xmlns:a="http://schemas.openxmlformats.org/drawingml/2006/main" xmlns:pic="http://schemas.openxmlformats.org/drawingml/2006/picture">
-            <wp:extent cx="6408000" cy="3204000"/>
-            <wp:docPr id="1" name="Picture 1" descr="그림 1-1. CPF Runtime 구성 - Business Domain과 Framework Capability, 운영 Runtime의 물리적 역할을 구분합니다." title="그림 1-1. CPF Runtime 구성"/>
-            <wp:cNvGraphicFramePr>
-              <a:graphicFrameLocks noChangeAspect="1"/>
-            </wp:cNvGraphicFramePr>
-            <a:graphic>
-              <a:graphicData uri="http://schemas.openxmlformats.org/drawingml/2006/picture">
-                <pic:pic>
-                  <pic:nvPicPr>
-                    <pic:cNvPr id="0" name="architecture.png"/>
-                    <pic:cNvPicPr/>
-                  </pic:nvPicPr>
-                  <pic:blipFill>
-                    <a:blip r:embed="rId11"/>
-                    <a:stretch>
-                      <a:fillRect/>
-                    </a:stretch>
-                  </pic:blipFill>
-                  <pic:spPr>
-                    <a:xfrm>
-                      <a:off x="0" y="0"/>
-                      <a:ext cx="6408000" cy="3204000"/>
-                    </a:xfrm>
-                    <a:prstGeom prst="rect"/>
-                  </pic:spPr>
-                </pic:pic>
-              </a:graphicData>
-            </a:graphic>
-          </wp:inline>
-        </w:drawing>
-      </w:r>
-    </w:p>
-    <w:p>
-      <w:pPr>
-        <w:pStyle w:val="FigureExplain"/>
-        <w:keepLines/>
-        <w:widowControl/>
-      </w:pPr>
-      <w:r>
-        <w:t>Business Domain과 Framework Capability, 운영 Runtime의 물리적 역할을 구분합니다.</w:t>
-      </w:r>
-    </w:p>
-    <w:p>
-      <w:pPr>
-        <w:pStyle w:val="Heading2"/>
-        <w:keepNext/>
-        <w:keepLines/>
-        <w:widowControl/>
-      </w:pPr>
-      <w:r>
-        <w:t>1.1 Runtime Baseline</w:t>
-      </w:r>
-    </w:p>
-    <w:p>
-      <w:pPr>
-        <w:pStyle w:val="BodyRail"/>
-      </w:pPr>
-      <w:r>
-        <w:t>CPF Runtime baseline은 Java 25, Gradle 9.1.0, Spring Boot 4.1.0입니다. root build, Starter, Generated Domain과 publication 결과가 같은 stack을 사용해야 합니다.</w:t>
-      </w:r>
-    </w:p>
-    <w:p>
-      <w:pPr>
-        <w:pStyle w:val="BodyRail"/>
-      </w:pPr>
-      <w:r>
-        <w:t>javaVersion=25</w:t>
-      </w:r>
-    </w:p>
-    <w:p>
-      <w:pPr>
-        <w:pStyle w:val="BodyRail"/>
-      </w:pPr>
-      <w:r>
-        <w:t>gradleVersion=9.1.0</w:t>
-      </w:r>
-    </w:p>
-    <w:p>
-      <w:pPr>
-        <w:pStyle w:val="BodyRail"/>
-      </w:pPr>
-      <w:r>
-        <w:t>springBootVersion=4.1.0</w:t>
-      </w:r>
-    </w:p>
-    <w:p>
-      <w:pPr>
-        <w:pStyle w:val="Heading2"/>
-        <w:keepNext/>
-        <w:keepLines/>
-        <w:widowControl/>
-      </w:pPr>
-      <w:r>
-        <w:t>1.2 Java</w:t>
-      </w:r>
-    </w:p>
-    <w:p>
-      <w:pPr>
-        <w:pStyle w:val="BodyRail"/>
-      </w:pPr>
-      <w:r>
-        <w:t>Java 25 toolchain을 공식 기준으로 사용하며 compile/test/runtime에서 다른 JDK fallback으로 성공을 만들지 않습니다.</w:t>
-      </w:r>
-    </w:p>
-    <w:p>
-      <w:pPr>
-        <w:pStyle w:val="BodyRail"/>
-      </w:pPr>
-      <w:r>
-        <w:t>공식 Java baseline은 25이며 root build와 generated domain compile/test가 동일 toolchain에서 통과해야 합니다.</w:t>
-      </w:r>
-    </w:p>
-    <w:p>
-      <w:pPr>
-        <w:pStyle w:val="Heading2"/>
-        <w:keepNext/>
-        <w:keepLines/>
-        <w:widowControl/>
-      </w:pPr>
-      <w:r>
-        <w:t>1.3 Spring/Spring Boot</w:t>
-      </w:r>
-    </w:p>
-    <w:p>
-      <w:pPr>
-        <w:pStyle w:val="BodyRail"/>
-      </w:pPr>
-      <w:r>
-        <w:t>Spring Boot 4.1.0을 기준으로 AutoConfiguration, Starter 조건과 Provider wiring을 검증합니다. 선택되지 않은 Capability가 부수 bean을 만들지 않아야 합니다.</w:t>
-      </w:r>
-    </w:p>
-    <w:p>
-      <w:pPr>
-        <w:pStyle w:val="BodyRail"/>
-      </w:pPr>
-      <w:r>
-        <w:t>Spring Boot baseline은 4.1.0이며 Starter AutoConfiguration과 Provider wiring은 이 baseline에서 검증합니다.</w:t>
-      </w:r>
-    </w:p>
-    <w:p>
-      <w:pPr>
-        <w:pStyle w:val="Heading2"/>
-        <w:keepNext/>
-        <w:keepLines/>
-        <w:widowControl/>
-      </w:pPr>
-      <w:r>
-        <w:t>1.4 Build/Artifact</w:t>
-      </w:r>
-    </w:p>
-    <w:p>
-      <w:pPr>
-        <w:pStyle w:val="BodyRail"/>
-      </w:pPr>
-      <w:r>
-        <w:t>Build/Compatibility는 Java·Gradle·Spring baseline과 Artifact Catalog를 정본으로 맞춥니다. Publication/BOM/SBOM/verification 결과가 다른 Source snapshot을 가리키지 않게 합니다.</w:t>
-      </w:r>
-    </w:p>
-    <w:p>
-      <w:pPr>
-        <w:pStyle w:val="BulletRail"/>
-      </w:pPr>
-      <w:r>
-        <w:t>•  현재 baseline은 Java 25, Gradle 9.1.0, Spring Boot 4.1.0입니다.</w:t>
-      </w:r>
-    </w:p>
-    <w:p>
-      <w:pPr>
-        <w:pStyle w:val="BulletRail"/>
-      </w:pPr>
-      <w:r>
-        <w:t>•  공개 Surface 변경은 consumer compile/runtime과 generated output까지 회귀 검증합니다.</w:t>
-      </w:r>
-    </w:p>
-    <w:p>
-      <w:pPr>
-        <w:pStyle w:val="BodyRail"/>
-      </w:pPr>
-      <w:r>
-        <w:t>Java/Gradle/Spring baseline과 publication Artifact가 같은 버전 체계를 사용하는지 확인합니다.</w:t>
-      </w:r>
-    </w:p>
-    <w:p>
-      <w:pPr>
-        <w:pStyle w:val="TableTitle"/>
-        <w:keepNext/>
-        <w:keepLines/>
-        <w:widowControl/>
-      </w:pPr>
-      <w:r>
-        <w:t>표 1-1. 항목 / 지원/기준 / 제약 / 확인</w:t>
-      </w:r>
-    </w:p>
-    <w:p>
-      <w:pPr>
-        <w:pStyle w:val="TablePurpose"/>
-        <w:keepNext/>
-        <w:keepLines/>
-        <w:widowControl/>
-      </w:pPr>
-      <w:r>
-        <w:t>비교·선택·확인에 필요한 항목만 압축해 정리합니다.</w:t>
+        <w:t>실행 기준</w:t>
       </w:r>
     </w:p>
     <w:tbl>
       <w:tblPr>
         <w:tblW w:type="auto" w:w="0"/>
         <w:jc w:val="left"/>
-        <w:tblLayout w:type="autofit"/>
+        <w:tblLayout w:type="fixed"/>
         <w:tblLook w:firstColumn="1" w:firstRow="1" w:lastColumn="0" w:lastRow="0" w:noHBand="0" w:noVBand="1" w:val="04A0"/>
       </w:tblPr>
       <w:tblGrid>
-        <w:gridCol w:w="2720"/>
-        <w:gridCol w:w="2720"/>
-        <w:gridCol w:w="2720"/>
-        <w:gridCol w:w="2720"/>
+        <w:gridCol w:w="5083"/>
+        <w:gridCol w:w="5083"/>
+        <w:gridCol w:w="5083"/>
       </w:tblGrid>
       <w:tr>
         <w:trPr>
-          <w:cantSplit/>
           <w:tblHeader w:val="true"/>
         </w:trPr>
         <w:tc>
           <w:tcPr>
-            <w:tcW w:type="dxa" w:w="2720"/>
+            <w:tcW w:type="dxa" w:w="3266"/>
+            <w:shd w:fill="17324D"/>
             <w:tcMar>
-              <w:top w:w="70" w:type="dxa"/>
-              <w:start w:w="80" w:type="dxa"/>
-              <w:bottom w:w="70" w:type="dxa"/>
-              <w:end w:w="80" w:type="dxa"/>
+              <w:top w:w="90" w:type="dxa"/>
+              <w:start w:w="110" w:type="dxa"/>
+              <w:bottom w:w="90" w:type="dxa"/>
+              <w:end w:w="110" w:type="dxa"/>
             </w:tcMar>
-            <w:vAlign w:val="top"/>
-            <w:shd w:fill="17324D"/>
           </w:tcPr>
           <w:p>
             <w:r>
               <w:rPr>
-                <w:rFonts w:ascii="Noto Sans CJK KR" w:hAnsi="Noto Sans CJK KR"/>
                 <w:b/>
                 <w:color w:val="FFFFFF"/>
-                <w:sz w:val="17"/>
+                <w:sz w:val="16"/>
               </w:rPr>
               <w:t>항목</w:t>
             </w:r>
@@ -942,73 +703,45 @@
         </w:tc>
         <w:tc>
           <w:tcPr>
-            <w:tcW w:type="dxa" w:w="2720"/>
+            <w:tcW w:type="dxa" w:w="5412"/>
+            <w:shd w:fill="17324D"/>
             <w:tcMar>
-              <w:top w:w="70" w:type="dxa"/>
-              <w:start w:w="80" w:type="dxa"/>
-              <w:bottom w:w="70" w:type="dxa"/>
-              <w:end w:w="80" w:type="dxa"/>
+              <w:top w:w="90" w:type="dxa"/>
+              <w:start w:w="110" w:type="dxa"/>
+              <w:bottom w:w="90" w:type="dxa"/>
+              <w:end w:w="110" w:type="dxa"/>
             </w:tcMar>
-            <w:vAlign w:val="top"/>
-            <w:shd w:fill="17324D"/>
           </w:tcPr>
           <w:p>
             <w:r>
               <w:rPr>
-                <w:rFonts w:ascii="Noto Sans CJK KR" w:hAnsi="Noto Sans CJK KR"/>
                 <w:b/>
                 <w:color w:val="FFFFFF"/>
-                <w:sz w:val="17"/>
+                <w:sz w:val="16"/>
               </w:rPr>
-              <w:t>지원/기준</w:t>
+              <w:t>정본/버전</w:t>
             </w:r>
           </w:p>
         </w:tc>
         <w:tc>
           <w:tcPr>
-            <w:tcW w:type="dxa" w:w="2720"/>
+            <w:tcW w:type="dxa" w:w="6346"/>
+            <w:shd w:fill="17324D"/>
             <w:tcMar>
-              <w:top w:w="70" w:type="dxa"/>
-              <w:start w:w="80" w:type="dxa"/>
-              <w:bottom w:w="70" w:type="dxa"/>
-              <w:end w:w="80" w:type="dxa"/>
+              <w:top w:w="90" w:type="dxa"/>
+              <w:start w:w="110" w:type="dxa"/>
+              <w:bottom w:w="90" w:type="dxa"/>
+              <w:end w:w="110" w:type="dxa"/>
             </w:tcMar>
-            <w:vAlign w:val="top"/>
-            <w:shd w:fill="17324D"/>
           </w:tcPr>
           <w:p>
             <w:r>
               <w:rPr>
-                <w:rFonts w:ascii="Noto Sans CJK KR" w:hAnsi="Noto Sans CJK KR"/>
                 <w:b/>
                 <w:color w:val="FFFFFF"/>
-                <w:sz w:val="17"/>
+                <w:sz w:val="16"/>
               </w:rPr>
-              <w:t>제약</w:t>
-            </w:r>
-          </w:p>
-        </w:tc>
-        <w:tc>
-          <w:tcPr>
-            <w:tcW w:type="dxa" w:w="2720"/>
-            <w:tcMar>
-              <w:top w:w="70" w:type="dxa"/>
-              <w:start w:w="80" w:type="dxa"/>
-              <w:bottom w:w="70" w:type="dxa"/>
-              <w:end w:w="80" w:type="dxa"/>
-            </w:tcMar>
-            <w:vAlign w:val="top"/>
-            <w:shd w:fill="17324D"/>
-          </w:tcPr>
-          <w:p>
-            <w:r>
-              <w:rPr>
-                <w:rFonts w:ascii="Noto Sans CJK KR" w:hAnsi="Noto Sans CJK KR"/>
-                <w:b/>
-                <w:color w:val="FFFFFF"/>
-                <w:sz w:val="17"/>
-              </w:rPr>
-              <w:t>확인</w:t>
+              <w:t>검수 포인트</w:t>
             </w:r>
           </w:p>
         </w:tc>
@@ -1019,15 +752,14 @@
         </w:trPr>
         <w:tc>
           <w:tcPr>
-            <w:tcW w:type="dxa" w:w="2720"/>
+            <w:tcW w:type="dxa" w:w="3266"/>
             <w:tcMar>
-              <w:top w:w="70" w:type="dxa"/>
-              <w:start w:w="80" w:type="dxa"/>
-              <w:bottom w:w="70" w:type="dxa"/>
-              <w:end w:w="80" w:type="dxa"/>
+              <w:top w:w="80" w:type="dxa"/>
+              <w:start w:w="100" w:type="dxa"/>
+              <w:bottom w:w="80" w:type="dxa"/>
+              <w:end w:w="100" w:type="dxa"/>
             </w:tcMar>
-            <w:vAlign w:val="top"/>
-            <w:shd w:fill="F4F7FA"/>
+            <w:vAlign w:val="center"/>
           </w:tcPr>
           <w:p>
             <w:pPr>
@@ -1035,9 +767,8 @@
             </w:pPr>
             <w:r>
               <w:rPr>
-                <w:rFonts w:ascii="Noto Sans CJK KR" w:hAnsi="Noto Sans CJK KR"/>
-                <w:color w:val="202124"/>
-                <w:sz w:val="17"/>
+                <w:rFonts w:ascii="Noto Sans KR" w:hAnsi="Noto Sans KR" w:eastAsia="Noto Sans KR"/>
+                <w:sz w:val="16"/>
               </w:rPr>
               <w:t>Java</w:t>
             </w:r>
@@ -1045,14 +776,14 @@
         </w:tc>
         <w:tc>
           <w:tcPr>
-            <w:tcW w:type="dxa" w:w="2720"/>
+            <w:tcW w:type="dxa" w:w="5412"/>
             <w:tcMar>
-              <w:top w:w="70" w:type="dxa"/>
-              <w:start w:w="80" w:type="dxa"/>
-              <w:bottom w:w="70" w:type="dxa"/>
-              <w:end w:w="80" w:type="dxa"/>
+              <w:top w:w="80" w:type="dxa"/>
+              <w:start w:w="100" w:type="dxa"/>
+              <w:bottom w:w="80" w:type="dxa"/>
+              <w:end w:w="100" w:type="dxa"/>
             </w:tcMar>
-            <w:vAlign w:val="top"/>
+            <w:vAlign w:val="center"/>
           </w:tcPr>
           <w:p>
             <w:pPr>
@@ -1060,9 +791,8 @@
             </w:pPr>
             <w:r>
               <w:rPr>
-                <w:rFonts w:ascii="Noto Sans CJK KR" w:hAnsi="Noto Sans CJK KR"/>
-                <w:color w:val="202124"/>
-                <w:sz w:val="17"/>
+                <w:rFonts w:ascii="Noto Sans KR" w:hAnsi="Noto Sans KR" w:eastAsia="Noto Sans KR"/>
+                <w:sz w:val="16"/>
               </w:rPr>
               <w:t>25</w:t>
             </w:r>
@@ -1070,14 +800,14 @@
         </w:tc>
         <w:tc>
           <w:tcPr>
-            <w:tcW w:type="dxa" w:w="2720"/>
+            <w:tcW w:type="dxa" w:w="6346"/>
             <w:tcMar>
-              <w:top w:w="70" w:type="dxa"/>
-              <w:start w:w="80" w:type="dxa"/>
-              <w:bottom w:w="70" w:type="dxa"/>
-              <w:end w:w="80" w:type="dxa"/>
+              <w:top w:w="80" w:type="dxa"/>
+              <w:start w:w="100" w:type="dxa"/>
+              <w:bottom w:w="80" w:type="dxa"/>
+              <w:end w:w="100" w:type="dxa"/>
             </w:tcMar>
-            <w:vAlign w:val="top"/>
+            <w:vAlign w:val="center"/>
           </w:tcPr>
           <w:p>
             <w:pPr>
@@ -1085,36 +815,10 @@
             </w:pPr>
             <w:r>
               <w:rPr>
-                <w:rFonts w:ascii="Noto Sans CJK KR" w:hAnsi="Noto Sans CJK KR"/>
-                <w:color w:val="202124"/>
-                <w:sz w:val="17"/>
+                <w:rFonts w:ascii="Noto Sans KR" w:hAnsi="Noto Sans KR" w:eastAsia="Noto Sans KR"/>
+                <w:sz w:val="16"/>
               </w:rPr>
-              <w:t>프로젝트 baseline 일치</w:t>
-            </w:r>
-          </w:p>
-        </w:tc>
-        <w:tc>
-          <w:tcPr>
-            <w:tcW w:type="dxa" w:w="2720"/>
-            <w:tcMar>
-              <w:top w:w="70" w:type="dxa"/>
-              <w:start w:w="80" w:type="dxa"/>
-              <w:bottom w:w="70" w:type="dxa"/>
-              <w:end w:w="80" w:type="dxa"/>
-            </w:tcMar>
-            <w:vAlign w:val="top"/>
-          </w:tcPr>
-          <w:p>
-            <w:pPr>
-              <w:spacing w:after="0" w:line="252" w:lineRule="auto"/>
-            </w:pPr>
-            <w:r>
-              <w:rPr>
-                <w:rFonts w:ascii="Noto Sans CJK KR" w:hAnsi="Noto Sans CJK KR"/>
-                <w:color w:val="202124"/>
-                <w:sz w:val="17"/>
-              </w:rPr>
-              <w:t>gradle/cpf-stack.properties</w:t>
+              <w:t>빌드·Runtime 동일 Major</w:t>
             </w:r>
           </w:p>
         </w:tc>
@@ -1125,15 +829,15 @@
         </w:trPr>
         <w:tc>
           <w:tcPr>
-            <w:tcW w:type="dxa" w:w="2720"/>
+            <w:tcW w:type="dxa" w:w="3266"/>
             <w:tcMar>
-              <w:top w:w="70" w:type="dxa"/>
-              <w:start w:w="80" w:type="dxa"/>
-              <w:bottom w:w="70" w:type="dxa"/>
-              <w:end w:w="80" w:type="dxa"/>
+              <w:top w:w="80" w:type="dxa"/>
+              <w:start w:w="100" w:type="dxa"/>
+              <w:bottom w:w="80" w:type="dxa"/>
+              <w:end w:w="100" w:type="dxa"/>
             </w:tcMar>
-            <w:vAlign w:val="top"/>
-            <w:shd w:fill="F4F7FA"/>
+            <w:vAlign w:val="center"/>
+            <w:shd w:fill="F7FAFC"/>
           </w:tcPr>
           <w:p>
             <w:pPr>
@@ -1141,9 +845,8 @@
             </w:pPr>
             <w:r>
               <w:rPr>
-                <w:rFonts w:ascii="Noto Sans CJK KR" w:hAnsi="Noto Sans CJK KR"/>
-                <w:color w:val="202124"/>
-                <w:sz w:val="17"/>
+                <w:rFonts w:ascii="Noto Sans KR" w:hAnsi="Noto Sans KR" w:eastAsia="Noto Sans KR"/>
+                <w:sz w:val="16"/>
               </w:rPr>
               <w:t>Gradle</w:t>
             </w:r>
@@ -1151,14 +854,15 @@
         </w:tc>
         <w:tc>
           <w:tcPr>
-            <w:tcW w:type="dxa" w:w="2720"/>
+            <w:tcW w:type="dxa" w:w="5412"/>
             <w:tcMar>
-              <w:top w:w="70" w:type="dxa"/>
-              <w:start w:w="80" w:type="dxa"/>
-              <w:bottom w:w="70" w:type="dxa"/>
-              <w:end w:w="80" w:type="dxa"/>
+              <w:top w:w="80" w:type="dxa"/>
+              <w:start w:w="100" w:type="dxa"/>
+              <w:bottom w:w="80" w:type="dxa"/>
+              <w:end w:w="100" w:type="dxa"/>
             </w:tcMar>
-            <w:vAlign w:val="top"/>
+            <w:vAlign w:val="center"/>
+            <w:shd w:fill="F7FAFC"/>
           </w:tcPr>
           <w:p>
             <w:pPr>
@@ -1166,9 +870,8 @@
             </w:pPr>
             <w:r>
               <w:rPr>
-                <w:rFonts w:ascii="Noto Sans CJK KR" w:hAnsi="Noto Sans CJK KR"/>
-                <w:color w:val="202124"/>
-                <w:sz w:val="17"/>
+                <w:rFonts w:ascii="Noto Sans KR" w:hAnsi="Noto Sans KR" w:eastAsia="Noto Sans KR"/>
+                <w:sz w:val="16"/>
               </w:rPr>
               <w:t>9.1.0</w:t>
             </w:r>
@@ -1176,14 +879,15 @@
         </w:tc>
         <w:tc>
           <w:tcPr>
-            <w:tcW w:type="dxa" w:w="2720"/>
+            <w:tcW w:type="dxa" w:w="6346"/>
             <w:tcMar>
-              <w:top w:w="70" w:type="dxa"/>
-              <w:start w:w="80" w:type="dxa"/>
-              <w:bottom w:w="70" w:type="dxa"/>
-              <w:end w:w="80" w:type="dxa"/>
+              <w:top w:w="80" w:type="dxa"/>
+              <w:start w:w="100" w:type="dxa"/>
+              <w:bottom w:w="80" w:type="dxa"/>
+              <w:end w:w="100" w:type="dxa"/>
             </w:tcMar>
-            <w:vAlign w:val="top"/>
+            <w:vAlign w:val="center"/>
+            <w:shd w:fill="F7FAFC"/>
           </w:tcPr>
           <w:p>
             <w:pPr>
@@ -1191,36 +895,10 @@
             </w:pPr>
             <w:r>
               <w:rPr>
-                <w:rFonts w:ascii="Noto Sans CJK KR" w:hAnsi="Noto Sans CJK KR"/>
-                <w:color w:val="202124"/>
-                <w:sz w:val="17"/>
+                <w:rFonts w:ascii="Noto Sans KR" w:hAnsi="Noto Sans KR" w:eastAsia="Noto Sans KR"/>
+                <w:sz w:val="16"/>
               </w:rPr>
               <w:t>Wrapper 기준</w:t>
-            </w:r>
-          </w:p>
-        </w:tc>
-        <w:tc>
-          <w:tcPr>
-            <w:tcW w:type="dxa" w:w="2720"/>
-            <w:tcMar>
-              <w:top w:w="70" w:type="dxa"/>
-              <w:start w:w="80" w:type="dxa"/>
-              <w:bottom w:w="70" w:type="dxa"/>
-              <w:end w:w="80" w:type="dxa"/>
-            </w:tcMar>
-            <w:vAlign w:val="top"/>
-          </w:tcPr>
-          <w:p>
-            <w:pPr>
-              <w:spacing w:after="0" w:line="252" w:lineRule="auto"/>
-            </w:pPr>
-            <w:r>
-              <w:rPr>
-                <w:rFonts w:ascii="Noto Sans CJK KR" w:hAnsi="Noto Sans CJK KR"/>
-                <w:color w:val="202124"/>
-                <w:sz w:val="17"/>
-              </w:rPr>
-              <w:t>gradle/cpf-stack.properties</w:t>
             </w:r>
           </w:p>
         </w:tc>
@@ -1231,15 +909,14 @@
         </w:trPr>
         <w:tc>
           <w:tcPr>
-            <w:tcW w:type="dxa" w:w="2720"/>
+            <w:tcW w:type="dxa" w:w="3266"/>
             <w:tcMar>
-              <w:top w:w="70" w:type="dxa"/>
-              <w:start w:w="80" w:type="dxa"/>
-              <w:bottom w:w="70" w:type="dxa"/>
-              <w:end w:w="80" w:type="dxa"/>
+              <w:top w:w="80" w:type="dxa"/>
+              <w:start w:w="100" w:type="dxa"/>
+              <w:bottom w:w="80" w:type="dxa"/>
+              <w:end w:w="100" w:type="dxa"/>
             </w:tcMar>
-            <w:vAlign w:val="top"/>
-            <w:shd w:fill="F4F7FA"/>
+            <w:vAlign w:val="center"/>
           </w:tcPr>
           <w:p>
             <w:pPr>
@@ -1247,9 +924,8 @@
             </w:pPr>
             <w:r>
               <w:rPr>
-                <w:rFonts w:ascii="Noto Sans CJK KR" w:hAnsi="Noto Sans CJK KR"/>
-                <w:color w:val="202124"/>
-                <w:sz w:val="17"/>
+                <w:rFonts w:ascii="Noto Sans KR" w:hAnsi="Noto Sans KR" w:eastAsia="Noto Sans KR"/>
+                <w:sz w:val="16"/>
               </w:rPr>
               <w:t>Spring Boot</w:t>
             </w:r>
@@ -1257,14 +933,14 @@
         </w:tc>
         <w:tc>
           <w:tcPr>
-            <w:tcW w:type="dxa" w:w="2720"/>
+            <w:tcW w:type="dxa" w:w="5412"/>
             <w:tcMar>
-              <w:top w:w="70" w:type="dxa"/>
-              <w:start w:w="80" w:type="dxa"/>
-              <w:bottom w:w="70" w:type="dxa"/>
-              <w:end w:w="80" w:type="dxa"/>
+              <w:top w:w="80" w:type="dxa"/>
+              <w:start w:w="100" w:type="dxa"/>
+              <w:bottom w:w="80" w:type="dxa"/>
+              <w:end w:w="100" w:type="dxa"/>
             </w:tcMar>
-            <w:vAlign w:val="top"/>
+            <w:vAlign w:val="center"/>
           </w:tcPr>
           <w:p>
             <w:pPr>
@@ -1272,9 +948,8 @@
             </w:pPr>
             <w:r>
               <w:rPr>
-                <w:rFonts w:ascii="Noto Sans CJK KR" w:hAnsi="Noto Sans CJK KR"/>
-                <w:color w:val="202124"/>
-                <w:sz w:val="17"/>
+                <w:rFonts w:ascii="Noto Sans KR" w:hAnsi="Noto Sans KR" w:eastAsia="Noto Sans KR"/>
+                <w:sz w:val="16"/>
               </w:rPr>
               <w:t>4.1.0</w:t>
             </w:r>
@@ -1282,14 +957,14 @@
         </w:tc>
         <w:tc>
           <w:tcPr>
-            <w:tcW w:type="dxa" w:w="2720"/>
+            <w:tcW w:type="dxa" w:w="6346"/>
             <w:tcMar>
-              <w:top w:w="70" w:type="dxa"/>
-              <w:start w:w="80" w:type="dxa"/>
-              <w:bottom w:w="70" w:type="dxa"/>
-              <w:end w:w="80" w:type="dxa"/>
+              <w:top w:w="80" w:type="dxa"/>
+              <w:start w:w="100" w:type="dxa"/>
+              <w:bottom w:w="80" w:type="dxa"/>
+              <w:end w:w="100" w:type="dxa"/>
             </w:tcMar>
-            <w:vAlign w:val="top"/>
+            <w:vAlign w:val="center"/>
           </w:tcPr>
           <w:p>
             <w:pPr>
@@ -1297,36 +972,10 @@
             </w:pPr>
             <w:r>
               <w:rPr>
-                <w:rFonts w:ascii="Noto Sans CJK KR" w:hAnsi="Noto Sans CJK KR"/>
-                <w:color w:val="202124"/>
-                <w:sz w:val="17"/>
+                <w:rFonts w:ascii="Noto Sans KR" w:hAnsi="Noto Sans KR" w:eastAsia="Noto Sans KR"/>
+                <w:sz w:val="16"/>
               </w:rPr>
-              <w:t>CPF baseline</w:t>
-            </w:r>
-          </w:p>
-        </w:tc>
-        <w:tc>
-          <w:tcPr>
-            <w:tcW w:type="dxa" w:w="2720"/>
-            <w:tcMar>
-              <w:top w:w="70" w:type="dxa"/>
-              <w:start w:w="80" w:type="dxa"/>
-              <w:bottom w:w="70" w:type="dxa"/>
-              <w:end w:w="80" w:type="dxa"/>
-            </w:tcMar>
-            <w:vAlign w:val="top"/>
-          </w:tcPr>
-          <w:p>
-            <w:pPr>
-              <w:spacing w:after="0" w:line="252" w:lineRule="auto"/>
-            </w:pPr>
-            <w:r>
-              <w:rPr>
-                <w:rFonts w:ascii="Noto Sans CJK KR" w:hAnsi="Noto Sans CJK KR"/>
-                <w:color w:val="202124"/>
-                <w:sz w:val="17"/>
-              </w:rPr>
-              <w:t>gradle/cpf-stack.properties</w:t>
+              <w:t>Starter/AutoConfiguration 호환</w:t>
             </w:r>
           </w:p>
         </w:tc>
@@ -1337,15 +986,15 @@
         </w:trPr>
         <w:tc>
           <w:tcPr>
-            <w:tcW w:type="dxa" w:w="2720"/>
+            <w:tcW w:type="dxa" w:w="3266"/>
             <w:tcMar>
-              <w:top w:w="70" w:type="dxa"/>
-              <w:start w:w="80" w:type="dxa"/>
-              <w:bottom w:w="70" w:type="dxa"/>
-              <w:end w:w="80" w:type="dxa"/>
+              <w:top w:w="80" w:type="dxa"/>
+              <w:start w:w="100" w:type="dxa"/>
+              <w:bottom w:w="80" w:type="dxa"/>
+              <w:end w:w="100" w:type="dxa"/>
             </w:tcMar>
-            <w:vAlign w:val="top"/>
-            <w:shd w:fill="F4F7FA"/>
+            <w:vAlign w:val="center"/>
+            <w:shd w:fill="F7FAFC"/>
           </w:tcPr>
           <w:p>
             <w:pPr>
@@ -1353,24 +1002,24 @@
             </w:pPr>
             <w:r>
               <w:rPr>
-                <w:rFonts w:ascii="Noto Sans CJK KR" w:hAnsi="Noto Sans CJK KR"/>
-                <w:color w:val="202124"/>
-                <w:sz w:val="17"/>
+                <w:rFonts w:ascii="Noto Sans KR" w:hAnsi="Noto Sans KR" w:eastAsia="Noto Sans KR"/>
+                <w:sz w:val="16"/>
               </w:rPr>
-              <w:t>DB</w:t>
+              <w:t>Spring Cloud</w:t>
             </w:r>
           </w:p>
         </w:tc>
         <w:tc>
           <w:tcPr>
-            <w:tcW w:type="dxa" w:w="2720"/>
+            <w:tcW w:type="dxa" w:w="5412"/>
             <w:tcMar>
-              <w:top w:w="70" w:type="dxa"/>
-              <w:start w:w="80" w:type="dxa"/>
-              <w:bottom w:w="70" w:type="dxa"/>
-              <w:end w:w="80" w:type="dxa"/>
+              <w:top w:w="80" w:type="dxa"/>
+              <w:start w:w="100" w:type="dxa"/>
+              <w:bottom w:w="80" w:type="dxa"/>
+              <w:end w:w="100" w:type="dxa"/>
             </w:tcMar>
-            <w:vAlign w:val="top"/>
+            <w:vAlign w:val="center"/>
+            <w:shd w:fill="F7FAFC"/>
           </w:tcPr>
           <w:p>
             <w:pPr>
@@ -1378,24 +1027,24 @@
             </w:pPr>
             <w:r>
               <w:rPr>
-                <w:rFonts w:ascii="Noto Sans CJK KR" w:hAnsi="Noto Sans CJK KR"/>
-                <w:color w:val="202124"/>
-                <w:sz w:val="17"/>
+                <w:rFonts w:ascii="Noto Sans KR" w:hAnsi="Noto Sans KR" w:eastAsia="Noto Sans KR"/>
+                <w:sz w:val="16"/>
               </w:rPr>
-              <w:t>Oracle·PostgreSQL·MariaDB</w:t>
+              <w:t>2025.1.2</w:t>
             </w:r>
           </w:p>
         </w:tc>
         <w:tc>
           <w:tcPr>
-            <w:tcW w:type="dxa" w:w="2720"/>
+            <w:tcW w:type="dxa" w:w="6346"/>
             <w:tcMar>
-              <w:top w:w="70" w:type="dxa"/>
-              <w:start w:w="80" w:type="dxa"/>
-              <w:bottom w:w="70" w:type="dxa"/>
-              <w:end w:w="80" w:type="dxa"/>
+              <w:top w:w="80" w:type="dxa"/>
+              <w:start w:w="100" w:type="dxa"/>
+              <w:bottom w:w="80" w:type="dxa"/>
+              <w:end w:w="100" w:type="dxa"/>
             </w:tcMar>
-            <w:vAlign w:val="top"/>
+            <w:vAlign w:val="center"/>
+            <w:shd w:fill="F7FAFC"/>
           </w:tcPr>
           <w:p>
             <w:pPr>
@@ -1403,326 +1052,10 @@
             </w:pPr>
             <w:r>
               <w:rPr>
-                <w:rFonts w:ascii="Noto Sans CJK KR" w:hAnsi="Noto Sans CJK KR"/>
-                <w:color w:val="202124"/>
-                <w:sz w:val="17"/>
+                <w:rFonts w:ascii="Noto Sans KR" w:hAnsi="Noto Sans KR" w:eastAsia="Noto Sans KR"/>
+                <w:sz w:val="16"/>
               </w:rPr>
-              <w:t>DB3 only</w:t>
-            </w:r>
-          </w:p>
-        </w:tc>
-        <w:tc>
-          <w:tcPr>
-            <w:tcW w:type="dxa" w:w="2720"/>
-            <w:tcMar>
-              <w:top w:w="70" w:type="dxa"/>
-              <w:start w:w="80" w:type="dxa"/>
-              <w:bottom w:w="70" w:type="dxa"/>
-              <w:end w:w="80" w:type="dxa"/>
-            </w:tcMar>
-            <w:vAlign w:val="top"/>
-          </w:tcPr>
-          <w:p>
-            <w:pPr>
-              <w:spacing w:after="0" w:line="252" w:lineRule="auto"/>
-            </w:pPr>
-            <w:r>
-              <w:rPr>
-                <w:rFonts w:ascii="Noto Sans CJK KR" w:hAnsi="Noto Sans CJK KR"/>
-                <w:color w:val="202124"/>
-                <w:sz w:val="17"/>
-              </w:rPr>
-              <w:t>cpf-tools/db/vendor</w:t>
-            </w:r>
-          </w:p>
-        </w:tc>
-      </w:tr>
-    </w:tbl>
-    <w:p/>
-    <w:p>
-      <w:pPr>
-        <w:pStyle w:val="SourceRail"/>
-      </w:pPr>
-      <w:r>
-        <w:t>Source 길찾기 gradle/cpf-stack.properties</w:t>
-      </w:r>
-    </w:p>
-    <w:p>
-      <w:pPr>
-        <w:pStyle w:val="Heading1"/>
-        <w:keepNext/>
-        <w:keepLines/>
-        <w:widowControl/>
-      </w:pPr>
-      <w:r>
-        <w:t>2. Starter·Profile·Provider·Configuration</w:t>
-      </w:r>
-    </w:p>
-    <w:p>
-      <w:pPr>
-        <w:pStyle w:val="Heading2"/>
-        <w:keepNext/>
-        <w:keepLines/>
-        <w:widowControl/>
-      </w:pPr>
-      <w:r>
-        <w:t>2.1 Starter</w:t>
-      </w:r>
-    </w:p>
-    <w:p>
-      <w:pPr>
-        <w:pStyle w:val="BodyRail"/>
-      </w:pPr>
-      <w:r>
-        <w:t>Starter는 Application이 필요한 Capability를 명시적으로 선택하는 Public Entry입니다. Provider는 명시 선택하고 충돌 시 fail-fast하며 Internal leaf는 개발자 선택 Surface로 노출하지 않습니다.</w:t>
-      </w:r>
-    </w:p>
-    <w:p>
-      <w:pPr>
-        <w:pStyle w:val="BulletRail"/>
-      </w:pPr>
-      <w:r>
-        <w:t>•  한 Deployable은 기본적으로 exactly-one Top-level Profile을 선택합니다.</w:t>
-      </w:r>
-    </w:p>
-    <w:p>
-      <w:pPr>
-        <w:pStyle w:val="BulletRail"/>
-      </w:pPr>
-      <w:r>
-        <w:t>•  선택하지 않은 Optional Capability는 bean/thread/config/sql/endpoint Side Effect가 없어야 합니다.</w:t>
-      </w:r>
-    </w:p>
-    <w:p>
-      <w:pPr>
-        <w:pStyle w:val="Heading2"/>
-        <w:keepNext/>
-        <w:keepLines/>
-        <w:widowControl/>
-      </w:pPr>
-      <w:r>
-        <w:t>2.2 Profile</w:t>
-      </w:r>
-    </w:p>
-    <w:p>
-      <w:pPr>
-        <w:pStyle w:val="BodyRail"/>
-      </w:pPr>
-      <w:r>
-        <w:t>Profile은 Deployable의 공개 실행 형태와 Capability 묶음을 선택합니다. 하나의 Deployable에서 상충하는 Top-level Profile을 동시에 활성화하지 않습니다.</w:t>
-      </w:r>
-    </w:p>
-    <w:p>
-      <w:pPr>
-        <w:pStyle w:val="BodyRail"/>
-      </w:pPr>
-      <w:r>
-        <w:t>Profile은 Deployable의 공개 실행 형태를 선택하며 하나의 실행 단위가 상충하는 Top-level Profile을 동시에 활성화하지 않게 합니다.</w:t>
-      </w:r>
-    </w:p>
-    <w:p>
-      <w:pPr>
-        <w:pStyle w:val="Heading2"/>
-        <w:keepNext/>
-        <w:keepLines/>
-        <w:widowControl/>
-      </w:pPr>
-      <w:r>
-        <w:t>2.3 Provider</w:t>
-      </w:r>
-    </w:p>
-    <w:p>
-      <w:pPr>
-        <w:pStyle w:val="BodyRail"/>
-      </w:pPr>
-      <w:r>
-        <w:t>Provider는 같은 Public Capability의 구현체를 선택하는 확장점입니다. 중복 Provider가 활성화되면 fail-fast하고 Internal leaf를 고객 선택 Surface로 노출하지 않습니다.</w:t>
-      </w:r>
-    </w:p>
-    <w:p>
-      <w:pPr>
-        <w:pStyle w:val="BodyRail"/>
-      </w:pPr>
-      <w:r>
-        <w:t>선택되지 않은 Provider는 bean, thread, config, SQL, endpoint를 남기지 않습니다.</w:t>
-      </w:r>
-    </w:p>
-    <w:p>
-      <w:pPr>
-        <w:pStyle w:val="Heading2"/>
-        <w:keepNext/>
-        <w:keepLines/>
-        <w:widowControl/>
-      </w:pPr>
-      <w:r>
-        <w:t>2.4 Configuration</w:t>
-      </w:r>
-    </w:p>
-    <w:p>
-      <w:pPr>
-        <w:pStyle w:val="BodyRail"/>
-      </w:pPr>
-      <w:r>
-        <w:t>Config와 운영 State는 Source 기본값, environment/profile, 정책/override의 소유권과 우선순위를 분리합니다. Dynamic 변경은 적용 대상·version·reason·rollback 가능성을 추적합니다.</w:t>
-      </w:r>
-    </w:p>
-    <w:p>
-      <w:pPr>
-        <w:pStyle w:val="BulletRail"/>
-      </w:pPr>
-      <w:r>
-        <w:t>•  secret 값을 일반 property dump나 ADM 화면에 노출하지 않습니다.</w:t>
-      </w:r>
-    </w:p>
-    <w:p>
-      <w:pPr>
-        <w:pStyle w:val="BulletRail"/>
-      </w:pPr>
-      <w:r>
-        <w:t>•  동적 변경은 다중 인스턴스 전파와 stale version 충돌을 검증합니다.</w:t>
-      </w:r>
-    </w:p>
-    <w:p>
-      <w:pPr>
-        <w:pStyle w:val="BodyRail"/>
-      </w:pPr>
-      <w:r>
-        <w:t>필요 Capability에 맞는 Starter/Provider를 선택합니다.</w:t>
-      </w:r>
-    </w:p>
-    <w:p>
-      <w:pPr>
-        <w:pStyle w:val="TableTitle"/>
-        <w:keepNext/>
-        <w:keepLines/>
-        <w:widowControl/>
-      </w:pPr>
-      <w:r>
-        <w:t>표 2-1. 필요 기능 / Starter/Provider / 설정 / 선택 기준</w:t>
-      </w:r>
-    </w:p>
-    <w:p>
-      <w:pPr>
-        <w:pStyle w:val="TablePurpose"/>
-        <w:keepNext/>
-        <w:keepLines/>
-        <w:widowControl/>
-      </w:pPr>
-      <w:r>
-        <w:t>비교·선택·확인에 필요한 항목만 압축해 정리합니다.</w:t>
-      </w:r>
-    </w:p>
-    <w:tbl>
-      <w:tblPr>
-        <w:tblW w:type="auto" w:w="0"/>
-        <w:jc w:val="left"/>
-        <w:tblLayout w:type="autofit"/>
-        <w:tblLook w:firstColumn="1" w:firstRow="1" w:lastColumn="0" w:lastRow="0" w:noHBand="0" w:noVBand="1" w:val="04A0"/>
-      </w:tblPr>
-      <w:tblGrid>
-        <w:gridCol w:w="2720"/>
-        <w:gridCol w:w="2720"/>
-        <w:gridCol w:w="2720"/>
-        <w:gridCol w:w="2720"/>
-      </w:tblGrid>
-      <w:tr>
-        <w:trPr>
-          <w:cantSplit/>
-          <w:tblHeader w:val="true"/>
-        </w:trPr>
-        <w:tc>
-          <w:tcPr>
-            <w:tcW w:type="dxa" w:w="2720"/>
-            <w:tcMar>
-              <w:top w:w="70" w:type="dxa"/>
-              <w:start w:w="80" w:type="dxa"/>
-              <w:bottom w:w="70" w:type="dxa"/>
-              <w:end w:w="80" w:type="dxa"/>
-            </w:tcMar>
-            <w:vAlign w:val="top"/>
-            <w:shd w:fill="17324D"/>
-          </w:tcPr>
-          <w:p>
-            <w:r>
-              <w:rPr>
-                <w:rFonts w:ascii="Noto Sans CJK KR" w:hAnsi="Noto Sans CJK KR"/>
-                <w:b/>
-                <w:color w:val="FFFFFF"/>
-                <w:sz w:val="17"/>
-              </w:rPr>
-              <w:t>필요 기능</w:t>
-            </w:r>
-          </w:p>
-        </w:tc>
-        <w:tc>
-          <w:tcPr>
-            <w:tcW w:type="dxa" w:w="2720"/>
-            <w:tcMar>
-              <w:top w:w="70" w:type="dxa"/>
-              <w:start w:w="80" w:type="dxa"/>
-              <w:bottom w:w="70" w:type="dxa"/>
-              <w:end w:w="80" w:type="dxa"/>
-            </w:tcMar>
-            <w:vAlign w:val="top"/>
-            <w:shd w:fill="17324D"/>
-          </w:tcPr>
-          <w:p>
-            <w:r>
-              <w:rPr>
-                <w:rFonts w:ascii="Noto Sans CJK KR" w:hAnsi="Noto Sans CJK KR"/>
-                <w:b/>
-                <w:color w:val="FFFFFF"/>
-                <w:sz w:val="17"/>
-              </w:rPr>
-              <w:t>Starter/Provider</w:t>
-            </w:r>
-          </w:p>
-        </w:tc>
-        <w:tc>
-          <w:tcPr>
-            <w:tcW w:type="dxa" w:w="2720"/>
-            <w:tcMar>
-              <w:top w:w="70" w:type="dxa"/>
-              <w:start w:w="80" w:type="dxa"/>
-              <w:bottom w:w="70" w:type="dxa"/>
-              <w:end w:w="80" w:type="dxa"/>
-            </w:tcMar>
-            <w:vAlign w:val="top"/>
-            <w:shd w:fill="17324D"/>
-          </w:tcPr>
-          <w:p>
-            <w:r>
-              <w:rPr>
-                <w:rFonts w:ascii="Noto Sans CJK KR" w:hAnsi="Noto Sans CJK KR"/>
-                <w:b/>
-                <w:color w:val="FFFFFF"/>
-                <w:sz w:val="17"/>
-              </w:rPr>
-              <w:t>설정</w:t>
-            </w:r>
-          </w:p>
-        </w:tc>
-        <w:tc>
-          <w:tcPr>
-            <w:tcW w:type="dxa" w:w="2720"/>
-            <w:tcMar>
-              <w:top w:w="70" w:type="dxa"/>
-              <w:start w:w="80" w:type="dxa"/>
-              <w:bottom w:w="70" w:type="dxa"/>
-              <w:end w:w="80" w:type="dxa"/>
-            </w:tcMar>
-            <w:vAlign w:val="top"/>
-            <w:shd w:fill="17324D"/>
-          </w:tcPr>
-          <w:p>
-            <w:r>
-              <w:rPr>
-                <w:rFonts w:ascii="Noto Sans CJK KR" w:hAnsi="Noto Sans CJK KR"/>
-                <w:b/>
-                <w:color w:val="FFFFFF"/>
-                <w:sz w:val="17"/>
-              </w:rPr>
-              <w:t>선택 기준</w:t>
+              <w:t>Remote/Integration 호환</w:t>
             </w:r>
           </w:p>
         </w:tc>
@@ -1733,15 +1066,14 @@
         </w:trPr>
         <w:tc>
           <w:tcPr>
-            <w:tcW w:type="dxa" w:w="2720"/>
+            <w:tcW w:type="dxa" w:w="3266"/>
             <w:tcMar>
-              <w:top w:w="70" w:type="dxa"/>
-              <w:start w:w="80" w:type="dxa"/>
-              <w:bottom w:w="70" w:type="dxa"/>
-              <w:end w:w="80" w:type="dxa"/>
+              <w:top w:w="80" w:type="dxa"/>
+              <w:start w:w="100" w:type="dxa"/>
+              <w:bottom w:w="80" w:type="dxa"/>
+              <w:end w:w="100" w:type="dxa"/>
             </w:tcMar>
-            <w:vAlign w:val="top"/>
-            <w:shd w:fill="F4F7FA"/>
+            <w:vAlign w:val="center"/>
           </w:tcPr>
           <w:p>
             <w:pPr>
@@ -1749,24 +1081,23 @@
             </w:pPr>
             <w:r>
               <w:rPr>
-                <w:rFonts w:ascii="Noto Sans CJK KR" w:hAnsi="Noto Sans CJK KR"/>
-                <w:color w:val="202124"/>
-                <w:sz w:val="17"/>
+                <w:rFonts w:ascii="Noto Sans KR" w:hAnsi="Noto Sans KR" w:eastAsia="Noto Sans KR"/>
+                <w:sz w:val="16"/>
               </w:rPr>
-              <w:t>Web API</w:t>
+              <w:t>Spring Batch</w:t>
             </w:r>
           </w:p>
         </w:tc>
         <w:tc>
           <w:tcPr>
-            <w:tcW w:type="dxa" w:w="2720"/>
+            <w:tcW w:type="dxa" w:w="5412"/>
             <w:tcMar>
-              <w:top w:w="70" w:type="dxa"/>
-              <w:start w:w="80" w:type="dxa"/>
-              <w:bottom w:w="70" w:type="dxa"/>
-              <w:end w:w="80" w:type="dxa"/>
+              <w:top w:w="80" w:type="dxa"/>
+              <w:start w:w="100" w:type="dxa"/>
+              <w:bottom w:w="80" w:type="dxa"/>
+              <w:end w:w="100" w:type="dxa"/>
             </w:tcMar>
-            <w:vAlign w:val="top"/>
+            <w:vAlign w:val="center"/>
           </w:tcPr>
           <w:p>
             <w:pPr>
@@ -1774,24 +1105,23 @@
             </w:pPr>
             <w:r>
               <w:rPr>
-                <w:rFonts w:ascii="Noto Sans CJK KR" w:hAnsi="Noto Sans CJK KR"/>
-                <w:color w:val="202124"/>
-                <w:sz w:val="17"/>
+                <w:rFonts w:ascii="Noto Sans KR" w:hAnsi="Noto Sans KR" w:eastAsia="Noto Sans KR"/>
+                <w:sz w:val="16"/>
               </w:rPr>
-              <w:t>cpf-starter-web-api</w:t>
+              <w:t>6.0.4</w:t>
             </w:r>
           </w:p>
         </w:tc>
         <w:tc>
           <w:tcPr>
-            <w:tcW w:type="dxa" w:w="2720"/>
+            <w:tcW w:type="dxa" w:w="6346"/>
             <w:tcMar>
-              <w:top w:w="70" w:type="dxa"/>
-              <w:start w:w="80" w:type="dxa"/>
-              <w:bottom w:w="70" w:type="dxa"/>
-              <w:end w:w="80" w:type="dxa"/>
+              <w:top w:w="80" w:type="dxa"/>
+              <w:start w:w="100" w:type="dxa"/>
+              <w:bottom w:w="80" w:type="dxa"/>
+              <w:end w:w="100" w:type="dxa"/>
             </w:tcMar>
-            <w:vAlign w:val="top"/>
+            <w:vAlign w:val="center"/>
           </w:tcPr>
           <w:p>
             <w:pPr>
@@ -1799,36 +1129,10 @@
             </w:pPr>
             <w:r>
               <w:rPr>
-                <w:rFonts w:ascii="Noto Sans CJK KR" w:hAnsi="Noto Sans CJK KR"/>
-                <w:color w:val="202124"/>
-                <w:sz w:val="17"/>
+                <w:rFonts w:ascii="Noto Sans KR" w:hAnsi="Noto Sans KR" w:eastAsia="Noto Sans KR"/>
+                <w:sz w:val="16"/>
               </w:rPr>
-              <w:t>HTTP/Context</w:t>
-            </w:r>
-          </w:p>
-        </w:tc>
-        <w:tc>
-          <w:tcPr>
-            <w:tcW w:type="dxa" w:w="2720"/>
-            <w:tcMar>
-              <w:top w:w="70" w:type="dxa"/>
-              <w:start w:w="80" w:type="dxa"/>
-              <w:bottom w:w="70" w:type="dxa"/>
-              <w:end w:w="80" w:type="dxa"/>
-            </w:tcMar>
-            <w:vAlign w:val="top"/>
-          </w:tcPr>
-          <w:p>
-            <w:pPr>
-              <w:spacing w:after="0" w:line="252" w:lineRule="auto"/>
-            </w:pPr>
-            <w:r>
-              <w:rPr>
-                <w:rFonts w:ascii="Noto Sans CJK KR" w:hAnsi="Noto Sans CJK KR"/>
-                <w:color w:val="202124"/>
-                <w:sz w:val="17"/>
-              </w:rPr>
-              <w:t>Online API</w:t>
+              <w:t>Batch Runtime 호환</w:t>
             </w:r>
           </w:p>
         </w:tc>
@@ -1839,15 +1143,15 @@
         </w:trPr>
         <w:tc>
           <w:tcPr>
-            <w:tcW w:type="dxa" w:w="2720"/>
+            <w:tcW w:type="dxa" w:w="3266"/>
             <w:tcMar>
-              <w:top w:w="70" w:type="dxa"/>
-              <w:start w:w="80" w:type="dxa"/>
-              <w:bottom w:w="70" w:type="dxa"/>
-              <w:end w:w="80" w:type="dxa"/>
+              <w:top w:w="80" w:type="dxa"/>
+              <w:start w:w="100" w:type="dxa"/>
+              <w:bottom w:w="80" w:type="dxa"/>
+              <w:end w:w="100" w:type="dxa"/>
             </w:tcMar>
-            <w:vAlign w:val="top"/>
-            <w:shd w:fill="F4F7FA"/>
+            <w:vAlign w:val="center"/>
+            <w:shd w:fill="F7FAFC"/>
           </w:tcPr>
           <w:p>
             <w:pPr>
@@ -1855,24 +1159,24 @@
             </w:pPr>
             <w:r>
               <w:rPr>
-                <w:rFonts w:ascii="Noto Sans CJK KR" w:hAnsi="Noto Sans CJK KR"/>
-                <w:color w:val="202124"/>
-                <w:sz w:val="17"/>
+                <w:rFonts w:ascii="Noto Sans KR" w:hAnsi="Noto Sans KR" w:eastAsia="Noto Sans KR"/>
+                <w:sz w:val="16"/>
               </w:rPr>
-              <w:t>Secure API</w:t>
+              <w:t>Servlet Spec</w:t>
             </w:r>
           </w:p>
         </w:tc>
         <w:tc>
           <w:tcPr>
-            <w:tcW w:type="dxa" w:w="2720"/>
+            <w:tcW w:type="dxa" w:w="5412"/>
             <w:tcMar>
-              <w:top w:w="70" w:type="dxa"/>
-              <w:start w:w="80" w:type="dxa"/>
-              <w:bottom w:w="70" w:type="dxa"/>
-              <w:end w:w="80" w:type="dxa"/>
+              <w:top w:w="80" w:type="dxa"/>
+              <w:start w:w="100" w:type="dxa"/>
+              <w:bottom w:w="80" w:type="dxa"/>
+              <w:end w:w="100" w:type="dxa"/>
             </w:tcMar>
-            <w:vAlign w:val="top"/>
+            <w:vAlign w:val="center"/>
+            <w:shd w:fill="F7FAFC"/>
           </w:tcPr>
           <w:p>
             <w:pPr>
@@ -1880,24 +1184,24 @@
             </w:pPr>
             <w:r>
               <w:rPr>
-                <w:rFonts w:ascii="Noto Sans CJK KR" w:hAnsi="Noto Sans CJK KR"/>
-                <w:color w:val="202124"/>
-                <w:sz w:val="17"/>
+                <w:rFonts w:ascii="Noto Sans KR" w:hAnsi="Noto Sans KR" w:eastAsia="Noto Sans KR"/>
+                <w:sz w:val="16"/>
               </w:rPr>
-              <w:t>cpf-starter-secure-api</w:t>
+              <w:t>6.1</w:t>
             </w:r>
           </w:p>
         </w:tc>
         <w:tc>
           <w:tcPr>
-            <w:tcW w:type="dxa" w:w="2720"/>
+            <w:tcW w:type="dxa" w:w="6346"/>
             <w:tcMar>
-              <w:top w:w="70" w:type="dxa"/>
-              <w:start w:w="80" w:type="dxa"/>
-              <w:bottom w:w="70" w:type="dxa"/>
-              <w:end w:w="80" w:type="dxa"/>
+              <w:top w:w="80" w:type="dxa"/>
+              <w:start w:w="100" w:type="dxa"/>
+              <w:bottom w:w="80" w:type="dxa"/>
+              <w:end w:w="100" w:type="dxa"/>
             </w:tcMar>
-            <w:vAlign w:val="top"/>
+            <w:vAlign w:val="center"/>
+            <w:shd w:fill="F7FAFC"/>
           </w:tcPr>
           <w:p>
             <w:pPr>
@@ -1905,36 +1209,10 @@
             </w:pPr>
             <w:r>
               <w:rPr>
-                <w:rFonts w:ascii="Noto Sans CJK KR" w:hAnsi="Noto Sans CJK KR"/>
-                <w:color w:val="202124"/>
-                <w:sz w:val="17"/>
+                <w:rFonts w:ascii="Noto Sans KR" w:hAnsi="Noto Sans KR" w:eastAsia="Noto Sans KR"/>
+                <w:sz w:val="16"/>
               </w:rPr>
-              <w:t>Security</w:t>
-            </w:r>
-          </w:p>
-        </w:tc>
-        <w:tc>
-          <w:tcPr>
-            <w:tcW w:type="dxa" w:w="2720"/>
-            <w:tcMar>
-              <w:top w:w="70" w:type="dxa"/>
-              <w:start w:w="80" w:type="dxa"/>
-              <w:bottom w:w="70" w:type="dxa"/>
-              <w:end w:w="80" w:type="dxa"/>
-            </w:tcMar>
-            <w:vAlign w:val="top"/>
-          </w:tcPr>
-          <w:p>
-            <w:pPr>
-              <w:spacing w:after="0" w:line="252" w:lineRule="auto"/>
-            </w:pPr>
-            <w:r>
-              <w:rPr>
-                <w:rFonts w:ascii="Noto Sans CJK KR" w:hAnsi="Noto Sans CJK KR"/>
-                <w:color w:val="202124"/>
-                <w:sz w:val="17"/>
-              </w:rPr>
-              <w:t>보호 API</w:t>
+              <w:t>Web Runtime 계약</w:t>
             </w:r>
           </w:p>
         </w:tc>
@@ -1945,15 +1223,14 @@
         </w:trPr>
         <w:tc>
           <w:tcPr>
-            <w:tcW w:type="dxa" w:w="2720"/>
+            <w:tcW w:type="dxa" w:w="3266"/>
             <w:tcMar>
-              <w:top w:w="70" w:type="dxa"/>
-              <w:start w:w="80" w:type="dxa"/>
-              <w:bottom w:w="70" w:type="dxa"/>
-              <w:end w:w="80" w:type="dxa"/>
+              <w:top w:w="80" w:type="dxa"/>
+              <w:start w:w="100" w:type="dxa"/>
+              <w:bottom w:w="80" w:type="dxa"/>
+              <w:end w:w="100" w:type="dxa"/>
             </w:tcMar>
-            <w:vAlign w:val="top"/>
-            <w:shd w:fill="F4F7FA"/>
+            <w:vAlign w:val="center"/>
           </w:tcPr>
           <w:p>
             <w:pPr>
@@ -1961,24 +1238,23 @@
             </w:pPr>
             <w:r>
               <w:rPr>
-                <w:rFonts w:ascii="Noto Sans CJK KR" w:hAnsi="Noto Sans CJK KR"/>
-                <w:color w:val="202124"/>
-                <w:sz w:val="17"/>
+                <w:rFonts w:ascii="Noto Sans KR" w:hAnsi="Noto Sans KR" w:eastAsia="Noto Sans KR"/>
+                <w:sz w:val="16"/>
               </w:rPr>
-              <w:t>Persistence</w:t>
+              <w:t>공식 DB</w:t>
             </w:r>
           </w:p>
         </w:tc>
         <w:tc>
           <w:tcPr>
-            <w:tcW w:type="dxa" w:w="2720"/>
+            <w:tcW w:type="dxa" w:w="5412"/>
             <w:tcMar>
-              <w:top w:w="70" w:type="dxa"/>
-              <w:start w:w="80" w:type="dxa"/>
-              <w:bottom w:w="70" w:type="dxa"/>
-              <w:end w:w="80" w:type="dxa"/>
+              <w:top w:w="80" w:type="dxa"/>
+              <w:start w:w="100" w:type="dxa"/>
+              <w:bottom w:w="80" w:type="dxa"/>
+              <w:end w:w="100" w:type="dxa"/>
             </w:tcMar>
-            <w:vAlign w:val="top"/>
+            <w:vAlign w:val="center"/>
           </w:tcPr>
           <w:p>
             <w:pPr>
@@ -1986,24 +1262,23 @@
             </w:pPr>
             <w:r>
               <w:rPr>
-                <w:rFonts w:ascii="Noto Sans CJK KR" w:hAnsi="Noto Sans CJK KR"/>
-                <w:color w:val="202124"/>
-                <w:sz w:val="17"/>
+                <w:rFonts w:ascii="Noto Sans KR" w:hAnsi="Noto Sans KR" w:eastAsia="Noto Sans KR"/>
+                <w:sz w:val="16"/>
               </w:rPr>
-              <w:t>data-jdbc/mybatis/jpa</w:t>
+              <w:t>Oracle / PostgreSQL / MariaDB</w:t>
             </w:r>
           </w:p>
         </w:tc>
         <w:tc>
           <w:tcPr>
-            <w:tcW w:type="dxa" w:w="2720"/>
+            <w:tcW w:type="dxa" w:w="6346"/>
             <w:tcMar>
-              <w:top w:w="70" w:type="dxa"/>
-              <w:start w:w="80" w:type="dxa"/>
-              <w:bottom w:w="70" w:type="dxa"/>
-              <w:end w:w="80" w:type="dxa"/>
+              <w:top w:w="80" w:type="dxa"/>
+              <w:start w:w="100" w:type="dxa"/>
+              <w:bottom w:w="80" w:type="dxa"/>
+              <w:end w:w="100" w:type="dxa"/>
             </w:tcMar>
-            <w:vAlign w:val="top"/>
+            <w:vAlign w:val="center"/>
           </w:tcPr>
           <w:p>
             <w:pPr>
@@ -2011,36 +1286,195 @@
             </w:pPr>
             <w:r>
               <w:rPr>
-                <w:rFonts w:ascii="Noto Sans CJK KR" w:hAnsi="Noto Sans CJK KR"/>
-                <w:color w:val="202124"/>
-                <w:sz w:val="17"/>
+                <w:rFonts w:ascii="Noto Sans KR" w:hAnsi="Noto Sans KR" w:eastAsia="Noto Sans KR"/>
+                <w:sz w:val="16"/>
               </w:rPr>
-              <w:t>Provider 1개</w:t>
+              <w:t>DDL·Migration·Runtime·Recovery parity</w:t>
+            </w:r>
+          </w:p>
+        </w:tc>
+      </w:tr>
+    </w:tbl>
+    <w:p>
+      <w:pPr>
+        <w:ind w:left="255" w:right="113"/>
+      </w:pPr>
+      <w:r>
+        <w:t>Source: gradle/cpf-stack.properties</w:t>
+      </w:r>
+    </w:p>
+    <w:p>
+      <w:pPr>
+        <w:pStyle w:val="Heading1"/>
+      </w:pPr>
+      <w:r>
+        <w:t>2 제품 모듈 · 실행 단위</w:t>
+      </w:r>
+    </w:p>
+    <w:tbl>
+      <w:tblPr>
+        <w:tblW w:type="auto" w:w="0"/>
+        <w:jc w:val="left"/>
+        <w:tblLayout w:type="fixed"/>
+        <w:tblLook w:firstColumn="1" w:firstRow="1" w:lastColumn="0" w:lastRow="0" w:noHBand="0" w:noVBand="1" w:val="04A0"/>
+      </w:tblPr>
+      <w:tblGrid>
+        <w:gridCol w:w="7625"/>
+        <w:gridCol w:w="7625"/>
+      </w:tblGrid>
+      <w:tr>
+        <w:trPr>
+          <w:tblHeader w:val="true"/>
+        </w:trPr>
+        <w:tc>
+          <w:tcPr>
+            <w:tcW w:type="dxa" w:w="1927"/>
+            <w:shd w:fill="17324D"/>
+            <w:tcMar>
+              <w:top w:w="110" w:type="dxa"/>
+              <w:start w:w="140" w:type="dxa"/>
+              <w:bottom w:w="110" w:type="dxa"/>
+              <w:end w:w="140" w:type="dxa"/>
+            </w:tcMar>
+          </w:tcPr>
+          <w:p>
+            <w:r>
+              <w:rPr>
+                <w:b/>
+                <w:color w:val="FFFFFF"/>
+              </w:rPr>
+              <w:t>이 장을 보는 이유</w:t>
             </w:r>
           </w:p>
         </w:tc>
         <w:tc>
           <w:tcPr>
-            <w:tcW w:type="dxa" w:w="2720"/>
+            <w:tcW w:type="dxa" w:w="11623"/>
             <w:tcMar>
-              <w:top w:w="70" w:type="dxa"/>
-              <w:start w:w="80" w:type="dxa"/>
-              <w:bottom w:w="70" w:type="dxa"/>
-              <w:end w:w="80" w:type="dxa"/>
+              <w:top w:w="110" w:type="dxa"/>
+              <w:start w:w="140" w:type="dxa"/>
+              <w:bottom w:w="110" w:type="dxa"/>
+              <w:end w:w="140" w:type="dxa"/>
             </w:tcMar>
-            <w:vAlign w:val="top"/>
           </w:tcPr>
           <w:p>
-            <w:pPr>
-              <w:spacing w:after="0" w:line="252" w:lineRule="auto"/>
-            </w:pPr>
+            <w:r>
+              <w:t>어떤 Artifact가 무엇을 소유하고 무엇이 독립 Runtime인지 검수합니다.</w:t>
+            </w:r>
+          </w:p>
+        </w:tc>
+      </w:tr>
+    </w:tbl>
+    <w:p>
+      <w:pPr>
+        <w:pStyle w:val="CPFLabel"/>
+      </w:pPr>
+      <w:r>
+        <w:t>Owner / Deployable</w:t>
+      </w:r>
+    </w:p>
+    <w:tbl>
+      <w:tblPr>
+        <w:tblW w:type="auto" w:w="0"/>
+        <w:jc w:val="left"/>
+        <w:tblLayout w:type="fixed"/>
+        <w:tblLook w:firstColumn="1" w:firstRow="1" w:lastColumn="0" w:lastRow="0" w:noHBand="0" w:noVBand="1" w:val="04A0"/>
+      </w:tblPr>
+      <w:tblGrid>
+        <w:gridCol w:w="3812"/>
+        <w:gridCol w:w="3812"/>
+        <w:gridCol w:w="3812"/>
+        <w:gridCol w:w="3812"/>
+      </w:tblGrid>
+      <w:tr>
+        <w:trPr>
+          <w:tblHeader w:val="true"/>
+        </w:trPr>
+        <w:tc>
+          <w:tcPr>
+            <w:tcW w:type="dxa" w:w="2324"/>
+            <w:shd w:fill="17324D"/>
+            <w:tcMar>
+              <w:top w:w="90" w:type="dxa"/>
+              <w:start w:w="110" w:type="dxa"/>
+              <w:bottom w:w="90" w:type="dxa"/>
+              <w:end w:w="110" w:type="dxa"/>
+            </w:tcMar>
+          </w:tcPr>
+          <w:p>
             <w:r>
               <w:rPr>
-                <w:rFonts w:ascii="Noto Sans CJK KR" w:hAnsi="Noto Sans CJK KR"/>
-                <w:color w:val="202124"/>
-                <w:sz w:val="17"/>
+                <w:b/>
+                <w:color w:val="FFFFFF"/>
+                <w:sz w:val="16"/>
               </w:rPr>
-              <w:t>DB 접근</w:t>
+              <w:t>영역</w:t>
+            </w:r>
+          </w:p>
+        </w:tc>
+        <w:tc>
+          <w:tcPr>
+            <w:tcW w:type="dxa" w:w="3735"/>
+            <w:shd w:fill="17324D"/>
+            <w:tcMar>
+              <w:top w:w="90" w:type="dxa"/>
+              <w:start w:w="110" w:type="dxa"/>
+              <w:bottom w:w="90" w:type="dxa"/>
+              <w:end w:w="110" w:type="dxa"/>
+            </w:tcMar>
+          </w:tcPr>
+          <w:p>
+            <w:r>
+              <w:rPr>
+                <w:b/>
+                <w:color w:val="FFFFFF"/>
+                <w:sz w:val="16"/>
+              </w:rPr>
+              <w:t>Owner/Artifact</w:t>
+            </w:r>
+          </w:p>
+        </w:tc>
+        <w:tc>
+          <w:tcPr>
+            <w:tcW w:type="dxa" w:w="3569"/>
+            <w:shd w:fill="17324D"/>
+            <w:tcMar>
+              <w:top w:w="90" w:type="dxa"/>
+              <w:start w:w="110" w:type="dxa"/>
+              <w:bottom w:w="90" w:type="dxa"/>
+              <w:end w:w="110" w:type="dxa"/>
+            </w:tcMar>
+          </w:tcPr>
+          <w:p>
+            <w:r>
+              <w:rPr>
+                <w:b/>
+                <w:color w:val="FFFFFF"/>
+                <w:sz w:val="16"/>
+              </w:rPr>
+              <w:t>실행 형태</w:t>
+            </w:r>
+          </w:p>
+        </w:tc>
+        <w:tc>
+          <w:tcPr>
+            <w:tcW w:type="dxa" w:w="5395"/>
+            <w:shd w:fill="17324D"/>
+            <w:tcMar>
+              <w:top w:w="90" w:type="dxa"/>
+              <w:start w:w="110" w:type="dxa"/>
+              <w:bottom w:w="90" w:type="dxa"/>
+              <w:end w:w="110" w:type="dxa"/>
+            </w:tcMar>
+          </w:tcPr>
+          <w:p>
+            <w:r>
+              <w:rPr>
+                <w:b/>
+                <w:color w:val="FFFFFF"/>
+                <w:sz w:val="16"/>
+              </w:rPr>
+              <w:t>기술 검수 포인트</w:t>
             </w:r>
           </w:p>
         </w:tc>
@@ -2051,15 +1485,14 @@
         </w:trPr>
         <w:tc>
           <w:tcPr>
-            <w:tcW w:type="dxa" w:w="2720"/>
+            <w:tcW w:type="dxa" w:w="2324"/>
             <w:tcMar>
-              <w:top w:w="70" w:type="dxa"/>
-              <w:start w:w="80" w:type="dxa"/>
-              <w:bottom w:w="70" w:type="dxa"/>
-              <w:end w:w="80" w:type="dxa"/>
+              <w:top w:w="80" w:type="dxa"/>
+              <w:start w:w="100" w:type="dxa"/>
+              <w:bottom w:w="80" w:type="dxa"/>
+              <w:end w:w="100" w:type="dxa"/>
             </w:tcMar>
-            <w:vAlign w:val="top"/>
-            <w:shd w:fill="F4F7FA"/>
+            <w:vAlign w:val="center"/>
           </w:tcPr>
           <w:p>
             <w:pPr>
@@ -2067,24 +1500,23 @@
             </w:pPr>
             <w:r>
               <w:rPr>
-                <w:rFonts w:ascii="Noto Sans CJK KR" w:hAnsi="Noto Sans CJK KR"/>
-                <w:color w:val="202124"/>
-                <w:sz w:val="17"/>
+                <w:rFonts w:ascii="Noto Sans KR" w:hAnsi="Noto Sans KR" w:eastAsia="Noto Sans KR"/>
+                <w:sz w:val="16"/>
               </w:rPr>
-              <w:t>Messaging</w:t>
+              <w:t>기술 핵심</w:t>
             </w:r>
           </w:p>
         </w:tc>
         <w:tc>
           <w:tcPr>
-            <w:tcW w:type="dxa" w:w="2720"/>
+            <w:tcW w:type="dxa" w:w="3735"/>
             <w:tcMar>
-              <w:top w:w="70" w:type="dxa"/>
-              <w:start w:w="80" w:type="dxa"/>
-              <w:bottom w:w="70" w:type="dxa"/>
-              <w:end w:w="80" w:type="dxa"/>
+              <w:top w:w="80" w:type="dxa"/>
+              <w:start w:w="100" w:type="dxa"/>
+              <w:bottom w:w="80" w:type="dxa"/>
+              <w:end w:w="100" w:type="dxa"/>
             </w:tcMar>
-            <w:vAlign w:val="top"/>
+            <w:vAlign w:val="center"/>
           </w:tcPr>
           <w:p>
             <w:pPr>
@@ -2092,24 +1524,23 @@
             </w:pPr>
             <w:r>
               <w:rPr>
-                <w:rFonts w:ascii="Noto Sans CJK KR" w:hAnsi="Noto Sans CJK KR"/>
-                <w:color w:val="202124"/>
-                <w:sz w:val="17"/>
+                <w:rFonts w:ascii="Noto Sans KR" w:hAnsi="Noto Sans KR" w:eastAsia="Noto Sans KR"/>
+                <w:sz w:val="16"/>
               </w:rPr>
-              <w:t>kafka/rabbitmq/jms/ibm-mq</w:t>
+              <w:t>cpf-core</w:t>
             </w:r>
           </w:p>
         </w:tc>
         <w:tc>
           <w:tcPr>
-            <w:tcW w:type="dxa" w:w="2720"/>
+            <w:tcW w:type="dxa" w:w="3569"/>
             <w:tcMar>
-              <w:top w:w="70" w:type="dxa"/>
-              <w:start w:w="80" w:type="dxa"/>
-              <w:bottom w:w="70" w:type="dxa"/>
-              <w:end w:w="80" w:type="dxa"/>
+              <w:top w:w="80" w:type="dxa"/>
+              <w:start w:w="100" w:type="dxa"/>
+              <w:bottom w:w="80" w:type="dxa"/>
+              <w:end w:w="100" w:type="dxa"/>
             </w:tcMar>
-            <w:vAlign w:val="top"/>
+            <w:vAlign w:val="center"/>
           </w:tcPr>
           <w:p>
             <w:pPr>
@@ -2117,24 +1548,23 @@
             </w:pPr>
             <w:r>
               <w:rPr>
-                <w:rFonts w:ascii="Noto Sans CJK KR" w:hAnsi="Noto Sans CJK KR"/>
-                <w:color w:val="202124"/>
-                <w:sz w:val="17"/>
+                <w:rFonts w:ascii="Noto Sans KR" w:hAnsi="Noto Sans KR" w:eastAsia="Noto Sans KR"/>
+                <w:sz w:val="16"/>
               </w:rPr>
-              <w:t>Broker 선택</w:t>
+              <w:t>Library</w:t>
             </w:r>
           </w:p>
         </w:tc>
         <w:tc>
           <w:tcPr>
-            <w:tcW w:type="dxa" w:w="2720"/>
+            <w:tcW w:type="dxa" w:w="5395"/>
             <w:tcMar>
-              <w:top w:w="70" w:type="dxa"/>
-              <w:start w:w="80" w:type="dxa"/>
-              <w:bottom w:w="70" w:type="dxa"/>
-              <w:end w:w="80" w:type="dxa"/>
+              <w:top w:w="80" w:type="dxa"/>
+              <w:start w:w="100" w:type="dxa"/>
+              <w:bottom w:w="80" w:type="dxa"/>
+              <w:end w:w="100" w:type="dxa"/>
             </w:tcMar>
-            <w:vAlign w:val="top"/>
+            <w:vAlign w:val="center"/>
           </w:tcPr>
           <w:p>
             <w:pPr>
@@ -2142,11 +1572,10 @@
             </w:pPr>
             <w:r>
               <w:rPr>
-                <w:rFonts w:ascii="Noto Sans CJK KR" w:hAnsi="Noto Sans CJK KR"/>
-                <w:color w:val="202124"/>
-                <w:sz w:val="17"/>
+                <w:rFonts w:ascii="Noto Sans KR" w:hAnsi="Noto Sans KR" w:eastAsia="Noto Sans KR"/>
+                <w:sz w:val="16"/>
               </w:rPr>
-              <w:t>비동기 연계</w:t>
+              <w:t>topology-independent 계약만</w:t>
             </w:r>
           </w:p>
         </w:tc>
@@ -2157,15 +1586,15 @@
         </w:trPr>
         <w:tc>
           <w:tcPr>
-            <w:tcW w:type="dxa" w:w="2720"/>
+            <w:tcW w:type="dxa" w:w="2324"/>
             <w:tcMar>
-              <w:top w:w="70" w:type="dxa"/>
-              <w:start w:w="80" w:type="dxa"/>
-              <w:bottom w:w="70" w:type="dxa"/>
-              <w:end w:w="80" w:type="dxa"/>
+              <w:top w:w="80" w:type="dxa"/>
+              <w:start w:w="100" w:type="dxa"/>
+              <w:bottom w:w="80" w:type="dxa"/>
+              <w:end w:w="100" w:type="dxa"/>
             </w:tcMar>
-            <w:vAlign w:val="top"/>
-            <w:shd w:fill="F4F7FA"/>
+            <w:vAlign w:val="center"/>
+            <w:shd w:fill="F7FAFC"/>
           </w:tcPr>
           <w:p>
             <w:pPr>
@@ -2173,24 +1602,24 @@
             </w:pPr>
             <w:r>
               <w:rPr>
-                <w:rFonts w:ascii="Noto Sans CJK KR" w:hAnsi="Noto Sans CJK KR"/>
-                <w:color w:val="202124"/>
-                <w:sz w:val="17"/>
+                <w:rFonts w:ascii="Noto Sans KR" w:hAnsi="Noto Sans KR" w:eastAsia="Noto Sans KR"/>
+                <w:sz w:val="16"/>
               </w:rPr>
-              <w:t>Cache</w:t>
+              <w:t>업무 공통</w:t>
             </w:r>
           </w:p>
         </w:tc>
         <w:tc>
           <w:tcPr>
-            <w:tcW w:type="dxa" w:w="2720"/>
+            <w:tcW w:type="dxa" w:w="3735"/>
             <w:tcMar>
-              <w:top w:w="70" w:type="dxa"/>
-              <w:start w:w="80" w:type="dxa"/>
-              <w:bottom w:w="70" w:type="dxa"/>
-              <w:end w:w="80" w:type="dxa"/>
+              <w:top w:w="80" w:type="dxa"/>
+              <w:start w:w="100" w:type="dxa"/>
+              <w:bottom w:w="80" w:type="dxa"/>
+              <w:end w:w="100" w:type="dxa"/>
             </w:tcMar>
-            <w:vAlign w:val="top"/>
+            <w:vAlign w:val="center"/>
+            <w:shd w:fill="F7FAFC"/>
           </w:tcPr>
           <w:p>
             <w:pPr>
@@ -2198,24 +1627,24 @@
             </w:pPr>
             <w:r>
               <w:rPr>
-                <w:rFonts w:ascii="Noto Sans CJK KR" w:hAnsi="Noto Sans CJK KR"/>
-                <w:color w:val="202124"/>
-                <w:sz w:val="17"/>
+                <w:rFonts w:ascii="Noto Sans KR" w:hAnsi="Noto Sans KR" w:eastAsia="Noto Sans KR"/>
+                <w:sz w:val="16"/>
               </w:rPr>
-              <w:t>caffeine/redis/valkey</w:t>
+              <w:t>cpf-common</w:t>
             </w:r>
           </w:p>
         </w:tc>
         <w:tc>
           <w:tcPr>
-            <w:tcW w:type="dxa" w:w="2720"/>
+            <w:tcW w:type="dxa" w:w="3569"/>
             <w:tcMar>
-              <w:top w:w="70" w:type="dxa"/>
-              <w:start w:w="80" w:type="dxa"/>
-              <w:bottom w:w="70" w:type="dxa"/>
-              <w:end w:w="80" w:type="dxa"/>
+              <w:top w:w="80" w:type="dxa"/>
+              <w:start w:w="100" w:type="dxa"/>
+              <w:bottom w:w="80" w:type="dxa"/>
+              <w:end w:w="100" w:type="dxa"/>
             </w:tcMar>
-            <w:vAlign w:val="top"/>
+            <w:vAlign w:val="center"/>
+            <w:shd w:fill="F7FAFC"/>
           </w:tcPr>
           <w:p>
             <w:pPr>
@@ -2223,24 +1652,24 @@
             </w:pPr>
             <w:r>
               <w:rPr>
-                <w:rFonts w:ascii="Noto Sans CJK KR" w:hAnsi="Noto Sans CJK KR"/>
-                <w:color w:val="202124"/>
-                <w:sz w:val="17"/>
+                <w:rFonts w:ascii="Noto Sans KR" w:hAnsi="Noto Sans KR" w:eastAsia="Noto Sans KR"/>
+                <w:sz w:val="16"/>
               </w:rPr>
-              <w:t>TTL/invalid.</w:t>
+              <w:t>Library</w:t>
             </w:r>
           </w:p>
         </w:tc>
         <w:tc>
           <w:tcPr>
-            <w:tcW w:type="dxa" w:w="2720"/>
+            <w:tcW w:type="dxa" w:w="5395"/>
             <w:tcMar>
-              <w:top w:w="70" w:type="dxa"/>
-              <w:start w:w="80" w:type="dxa"/>
-              <w:bottom w:w="70" w:type="dxa"/>
-              <w:end w:w="80" w:type="dxa"/>
+              <w:top w:w="80" w:type="dxa"/>
+              <w:start w:w="100" w:type="dxa"/>
+              <w:bottom w:w="80" w:type="dxa"/>
+              <w:end w:w="100" w:type="dxa"/>
             </w:tcMar>
-            <w:vAlign w:val="top"/>
+            <w:vAlign w:val="center"/>
+            <w:shd w:fill="F7FAFC"/>
           </w:tcPr>
           <w:p>
             <w:pPr>
@@ -2248,894 +1677,10 @@
             </w:pPr>
             <w:r>
               <w:rPr>
-                <w:rFonts w:ascii="Noto Sans CJK KR" w:hAnsi="Noto Sans CJK KR"/>
-                <w:color w:val="202124"/>
-                <w:sz w:val="17"/>
+                <w:rFonts w:ascii="Noto Sans KR" w:hAnsi="Noto Sans KR" w:eastAsia="Noto Sans KR"/>
+                <w:sz w:val="16"/>
               </w:rPr>
-              <w:t>cache 필요 시</w:t>
-            </w:r>
-          </w:p>
-        </w:tc>
-      </w:tr>
-    </w:tbl>
-    <w:p/>
-    <w:p>
-      <w:pPr>
-        <w:pStyle w:val="BodyRail"/>
-      </w:pPr>
-      <w:r>
-        <w:t>기본값이 아닌 실제 선택이 필요한 옵션을 확인합니다.</w:t>
-      </w:r>
-    </w:p>
-    <w:p>
-      <w:pPr>
-        <w:pStyle w:val="SourceRail"/>
-      </w:pPr>
-      <w:r>
-        <w:t>Source 길찾기 cpf-tools/generator/contracts/cpf-starter-catalog.json</w:t>
-      </w:r>
-    </w:p>
-    <w:p>
-      <w:pPr>
-        <w:pStyle w:val="Heading1"/>
-        <w:keepNext/>
-        <w:keepLines/>
-        <w:widowControl/>
-      </w:pPr>
-      <w:r>
-        <w:t>3. Common·Persistence·Transaction</w:t>
-      </w:r>
-    </w:p>
-    <w:p>
-      <w:pPr>
-        <w:pStyle w:val="Heading2"/>
-        <w:keepNext/>
-        <w:keepLines/>
-        <w:widowControl/>
-      </w:pPr>
-      <w:r>
-        <w:t>3.1 Framework Common</w:t>
-      </w:r>
-    </w:p>
-    <w:p>
-      <w:pPr>
-        <w:pStyle w:val="BodyRail"/>
-      </w:pPr>
-      <w:r>
-        <w:t>Framework Common은 Logging, Validation, Code/Parameter/Message와 같은 반복 기능의 Public 계약을 제공하고 Starter가 Runtime wiring을 담당합니다.</w:t>
-      </w:r>
-    </w:p>
-    <w:p>
-      <w:pPr>
-        <w:pStyle w:val="BodyRail"/>
-      </w:pPr>
-      <w:r>
-        <w:t>Framework Common은 고객 업무 코드가 반복 구현하지 않아야 할 공통 계약을 제공하고 Starter가 runtime wiring을 담당합니다.</w:t>
-      </w:r>
-    </w:p>
-    <w:p>
-      <w:pPr>
-        <w:pStyle w:val="Heading2"/>
-        <w:keepNext/>
-        <w:keepLines/>
-        <w:widowControl/>
-      </w:pPr>
-      <w:r>
-        <w:t>3.2 Persistence</w:t>
-      </w:r>
-    </w:p>
-    <w:p>
-      <w:pPr>
-        <w:pStyle w:val="BodyRail"/>
-      </w:pPr>
-      <w:r>
-        <w:t>Persistence는 JDBC/MyBatis/JPA 중 업무와 팀 표준에 맞는 Provider를 선택하면서 Repository·Paging·Bulk·Lock의 공통 계약을 유지합니다.</w:t>
-      </w:r>
-    </w:p>
-    <w:p>
-      <w:pPr>
-        <w:pStyle w:val="BulletRail"/>
-      </w:pPr>
-      <w:r>
-        <w:t>•  Domain은 다른 Owner의 Repository/DB를 직접 조회하지 않습니다.</w:t>
-      </w:r>
-    </w:p>
-    <w:p>
-      <w:pPr>
-        <w:pStyle w:val="BulletRail"/>
-      </w:pPr>
-      <w:r>
-        <w:t>•  Bulk/Paging은 transaction 범위·lock·index·memory pressure를 함께 검토합니다.</w:t>
-      </w:r>
-    </w:p>
-    <w:p>
-      <w:pPr>
-        <w:pStyle w:val="Heading2"/>
-        <w:keepNext/>
-        <w:keepLines/>
-        <w:widowControl/>
-      </w:pPr>
-      <w:r>
-        <w:t>3.3 Transaction</w:t>
-      </w:r>
-    </w:p>
-    <w:p>
-      <w:pPr>
-        <w:pStyle w:val="BodyRail"/>
-      </w:pPr>
-      <w:r>
-        <w:t>Transaction 사양은 local DB 원자성, propagation, idempotency, remote Side Effect와 UNKNOWN/Reconcile 경계를 구분합니다.</w:t>
-      </w:r>
-    </w:p>
-    <w:p>
-      <w:pPr>
-        <w:pStyle w:val="BodyRail"/>
-      </w:pPr>
-      <w:r>
-        <w:t>Local Transaction과 Remote Side Effect의 경계를 분리하고 분산 결과가 확정되지 않으면 UNKNOWN·Reconcile 계약을 사용합니다.</w:t>
-      </w:r>
-    </w:p>
-    <w:p>
-      <w:pPr>
-        <w:pStyle w:val="BodyRail"/>
-      </w:pPr>
-      <w:r>
-        <w:t>작업에 사용할 Public API와 실패 주의점을 확인합니다.</w:t>
-      </w:r>
-    </w:p>
-    <w:p>
-      <w:pPr>
-        <w:pStyle w:val="SourceRail"/>
-      </w:pPr>
-      <w:r>
-        <w:t>Source 길찾기 cpf-starters/data/persistence/src/main/java/com/cpf/data/persistence/api/transaction/CpfTransactionOperations.java</w:t>
-      </w:r>
-    </w:p>
-    <w:p>
-      <w:pPr>
-        <w:pStyle w:val="Heading1"/>
-        <w:keepNext/>
-        <w:keepLines/>
-        <w:widowControl/>
-      </w:pPr>
-      <w:r>
-        <w:t>4. Integration·Messaging·Notification·File</w:t>
-      </w:r>
-    </w:p>
-    <w:p>
-      <w:pPr>
-        <w:pStyle w:val="Heading2"/>
-        <w:keepNext/>
-        <w:keepLines/>
-        <w:widowControl/>
-      </w:pPr>
-      <w:r>
-        <w:t>4.1 Integration</w:t>
-      </w:r>
-    </w:p>
-    <w:p>
-      <w:pPr>
-        <w:pStyle w:val="BodyRail"/>
-      </w:pPr>
-      <w:r>
-        <w:t>Integration은 HTTP·Fixed-Length·GraphQL·Realtime·Webhook 등 외부 연계 방식의 timeout, credential, retry와 결과 확정 의미를 정의합니다.</w:t>
-      </w:r>
-    </w:p>
-    <w:p>
-      <w:pPr>
-        <w:pStyle w:val="BodyRail"/>
-      </w:pPr>
-      <w:r>
-        <w:t>Integration은 HTTP·Fixed-Length·GraphQL·Realtime·Webhook 등 Provider별 호출 방식과 timeout·retry·UNKNOWN 의미를 같은 Public 계약 아래 둡니다.</w:t>
-      </w:r>
-    </w:p>
-    <w:p>
-      <w:pPr>
-        <w:pStyle w:val="Heading2"/>
-        <w:keepNext/>
-        <w:keepLines/>
-        <w:widowControl/>
-      </w:pPr>
-      <w:r>
-        <w:t>4.2 Messaging</w:t>
-      </w:r>
-    </w:p>
-    <w:p>
-      <w:pPr>
-        <w:pStyle w:val="BodyRail"/>
-      </w:pPr>
-      <w:r>
-        <w:t>Messaging은 Broker 종류와 무관하게 schema, producer/consumer context, duplicate, DLQ와 replay를 함께 관리합니다. 전송 성공과 업무 처리 성공을 같은 상태로 보지 않습니다.</w:t>
-      </w:r>
-    </w:p>
-    <w:p>
-      <w:pPr>
-        <w:pStyle w:val="BulletRail"/>
-      </w:pPr>
-      <w:r>
-        <w:t>•  Outbox/Inbox를 사용할 때 DB commit과 publish/consume 상태를 분리합니다.</w:t>
-      </w:r>
-    </w:p>
-    <w:p>
-      <w:pPr>
-        <w:pStyle w:val="BulletRail"/>
-      </w:pPr>
-      <w:r>
-        <w:t>•  Replay는 idempotency와 ordering/partition 영향을 확인한 뒤 수행합니다.</w:t>
-      </w:r>
-    </w:p>
-    <w:p>
-      <w:pPr>
-        <w:pStyle w:val="Heading2"/>
-        <w:keepNext/>
-        <w:keepLines/>
-        <w:widowControl/>
-      </w:pPr>
-      <w:r>
-        <w:t>4.3 Notification</w:t>
-      </w:r>
-    </w:p>
-    <w:p>
-      <w:pPr>
-        <w:pStyle w:val="BodyRail"/>
-      </w:pPr>
-      <w:r>
-        <w:t>Notification은 발송 요청, Provider 결과, Receipt, Reconcile 상태를 분리합니다. 요청 수락만으로 최종 전달 성공을 확정하지 않습니다.</w:t>
-      </w:r>
-    </w:p>
-    <w:p>
-      <w:pPr>
-        <w:pStyle w:val="BulletRail"/>
-      </w:pPr>
-      <w:r>
-        <w:t>•  Provider별 message/receipt ID를 내부 execution과 연결합니다.</w:t>
-      </w:r>
-    </w:p>
-    <w:p>
-      <w:pPr>
-        <w:pStyle w:val="BulletRail"/>
-      </w:pPr>
-      <w:r>
-        <w:t>•  UNKNOWN/지연 상태는 중복 발송 전에 조회·Reconcile합니다.</w:t>
-      </w:r>
-    </w:p>
-    <w:p>
-      <w:pPr>
-        <w:pStyle w:val="Heading2"/>
-        <w:keepNext/>
-        <w:keepLines/>
-        <w:widowControl/>
-      </w:pPr>
-      <w:r>
-        <w:t>4.4 File/Archive/Object Storage</w:t>
-      </w:r>
-    </w:p>
-    <w:p>
-      <w:pPr>
-        <w:pStyle w:val="BodyRail"/>
-      </w:pPr>
-      <w:r>
-        <w:t>File 기능은 Attachment, Object Storage, Archive/Checksum/Tabular 처리를 선택형 Capability로 제공합니다. 파일 원문과 metadata, scan/검증 상태를 분리합니다.</w:t>
-      </w:r>
-    </w:p>
-    <w:p>
-      <w:pPr>
-        <w:pStyle w:val="BulletRail"/>
-      </w:pPr>
-      <w:r>
-        <w:t>•  checksum·content type·size·inspection 결과를 처리 전 검증합니다.</w:t>
-      </w:r>
-    </w:p>
-    <w:p>
-      <w:pPr>
-        <w:pStyle w:val="BulletRail"/>
-      </w:pPr>
-      <w:r>
-        <w:t>•  Object Storage 장애/partial upload는 reconcile/cleanup 경로를 가집니다.</w:t>
-      </w:r>
-    </w:p>
-    <w:p>
-      <w:pPr>
-        <w:pStyle w:val="BodyRail"/>
-      </w:pPr>
-      <w:r>
-        <w:t>File/Archive/Object Storage의 지원 Provider와 크기·checksum·실패 제약을 확인합니다.</w:t>
-      </w:r>
-    </w:p>
-    <w:p>
-      <w:pPr>
-        <w:pStyle w:val="SourceRail"/>
-      </w:pPr>
-      <w:r>
-        <w:t>Source 길찾기 cpf-starters/file/src/main/java/com/cpf/file/objectstorage/api/CpfObjectStorageOperations.java</w:t>
-      </w:r>
-    </w:p>
-    <w:p>
-      <w:pPr>
-        <w:pStyle w:val="Heading1"/>
-        <w:keepNext/>
-        <w:keepLines/>
-        <w:widowControl/>
-      </w:pPr>
-      <w:r>
-        <w:t>5. Security·Observability</w:t>
-      </w:r>
-    </w:p>
-    <w:p>
-      <w:pPr>
-        <w:pStyle w:val="Heading2"/>
-        <w:keepNext/>
-        <w:keepLines/>
-        <w:widowControl/>
-      </w:pPr>
-      <w:r>
-        <w:t>5.1 Security</w:t>
-      </w:r>
-    </w:p>
-    <w:p>
-      <w:pPr>
-        <w:pStyle w:val="BodyRail"/>
-      </w:pPr>
-      <w:r>
-        <w:t>Security는 Authentication 이후 Authorization/Permission을 분리해 평가하고 Session/Token lifecycle을 Runtime 경계에 맞춥니다. 관리 기능과 업무 기능은 서로 다른 권한 Surface를 가집니다.</w:t>
-      </w:r>
-    </w:p>
-    <w:p>
-      <w:pPr>
-        <w:pStyle w:val="BulletRail"/>
-      </w:pPr>
-      <w:r>
-        <w:t>•  Protected Header와 사용자 credential을 동일 identity로 취급하지 않습니다.</w:t>
-      </w:r>
-    </w:p>
-    <w:p>
-      <w:pPr>
-        <w:pStyle w:val="BulletRail"/>
-      </w:pPr>
-      <w:r>
-        <w:t>•  401/403은 원인을 구분하고 실패도 audit/trace와 연결합니다.</w:t>
-      </w:r>
-    </w:p>
-    <w:p>
-      <w:pPr>
-        <w:pStyle w:val="Heading2"/>
-        <w:keepNext/>
-        <w:keepLines/>
-        <w:widowControl/>
-      </w:pPr>
-      <w:r>
-        <w:t>5.2 Audit/Approval</w:t>
-      </w:r>
-    </w:p>
-    <w:p>
-      <w:pPr>
-        <w:pStyle w:val="BodyRail"/>
-      </w:pPr>
-      <w:r>
-        <w:t>위험 운영 조치는 Permission만으로 끝내지 않고 reason, 필요 시 approval, 실행 결과와 audit를 연결합니다. Break-glass는 일반 권한 우회가 아니라 별도 통제된 비상 절차입니다.</w:t>
-      </w:r>
-    </w:p>
-    <w:p>
-      <w:pPr>
-        <w:pStyle w:val="BulletRail"/>
-      </w:pPr>
-      <w:r>
-        <w:t>•  승인자와 실행자의 SoD를 적용할 수 있어야 합니다.</w:t>
-      </w:r>
-    </w:p>
-    <w:p>
-      <w:pPr>
-        <w:pStyle w:val="BulletRail"/>
-      </w:pPr>
-      <w:r>
-        <w:t>•  실행 실패도 승인/요청/결과 trace에서 누락하지 않습니다.</w:t>
-      </w:r>
-    </w:p>
-    <w:p>
-      <w:pPr>
-        <w:pStyle w:val="Heading2"/>
-        <w:keepNext/>
-        <w:keepLines/>
-        <w:widowControl/>
-      </w:pPr>
-      <w:r>
-        <w:t>5.3 Observability</w:t>
-      </w:r>
-    </w:p>
-    <w:p>
-      <w:pPr>
-        <w:pStyle w:val="BodyRail"/>
-      </w:pPr>
-      <w:r>
-        <w:t>Observability는 transactionId·operationId·instanceId를 중심으로 Log, Trace, Metric, Timeline을 연결합니다. 운영자는 코드 위치보다 거래·실행 식별자에서 시작해 원인을 좁힐 수 있어야 합니다.</w:t>
-      </w:r>
-    </w:p>
-    <w:p>
-      <w:pPr>
-        <w:pStyle w:val="BulletRail"/>
-      </w:pPr>
-      <w:r>
-        <w:t>•  민감정보는 structured log에서도 마스킹합니다.</w:t>
-      </w:r>
-    </w:p>
-    <w:p>
-      <w:pPr>
-        <w:pStyle w:val="BulletRail"/>
-      </w:pPr>
-      <w:r>
-        <w:t>•  재시도/복구 segment가 원 거래와 단절되지 않도록 correlation을 유지합니다.</w:t>
-      </w:r>
-    </w:p>
-    <w:p>
-      <w:pPr>
-        <w:pStyle w:val="BodyRail"/>
-      </w:pPr>
-      <w:r>
-        <w:t>Log·Trace·Metric correlation과 masking/운영 조회 지원 범위를 확인합니다.</w:t>
-      </w:r>
-    </w:p>
-    <w:p>
-      <w:pPr>
-        <w:pStyle w:val="SourceRail"/>
-      </w:pPr>
-      <w:r>
-        <w:t>Source 길찾기 cpf-starters/platform-operations/observability/src/main/java/com/cpf/platform/operations/observability/api/CpfTelemetry.java</w:t>
-      </w:r>
-    </w:p>
-    <w:p>
-      <w:pPr>
-        <w:pStyle w:val="Heading1"/>
-        <w:keepNext/>
-        <w:keepLines/>
-        <w:widowControl/>
-      </w:pPr>
-      <w:r>
-        <w:t>6. Platform Operations·OpenAPI</w:t>
-      </w:r>
-    </w:p>
-    <w:p>
-      <w:pPr>
-        <w:pStyle w:val="Heading2"/>
-        <w:keepNext/>
-        <w:keepLines/>
-        <w:widowControl/>
-      </w:pPr>
-      <w:r>
-        <w:t>6.1 ADM/Platform Operations</w:t>
-      </w:r>
-    </w:p>
-    <w:p>
-      <w:pPr>
-        <w:pStyle w:val="BodyRail"/>
-      </w:pPr>
-      <w:r>
-        <w:t>ADM/Platform Operations는 Runtime 상태·정책·Trace·위험 조치를 조회/제어하는 운영 Surface이며 Permission·Reason·Approval·Audit를 연결합니다.</w:t>
-      </w:r>
-    </w:p>
-    <w:p>
-      <w:pPr>
-        <w:pStyle w:val="BodyRail"/>
-      </w:pPr>
-      <w:r>
-        <w:t>Platform Operations는 Runtime 상태·정책·Trace·위험 조치를 운영 Surface로 제공하며 권한·사유·감사 결과를 함께 남깁니다.</w:t>
-      </w:r>
-    </w:p>
-    <w:p>
-      <w:pPr>
-        <w:pStyle w:val="Heading2"/>
-        <w:keepNext/>
-        <w:keepLines/>
-        <w:widowControl/>
-      </w:pPr>
-      <w:r>
-        <w:t>6.2 OpenAPI</w:t>
-      </w:r>
-    </w:p>
-    <w:p>
-      <w:pPr>
-        <w:pStyle w:val="BodyRail"/>
-      </w:pPr>
-      <w:r>
-        <w:t>OpenAPI는 Controller 계약의 operationId와 오류/DTO를 외부 Consumer Surface로 고정합니다. Frontend는 Generated Client를 실제 화면 Consumer에 연결하고 수기 중복 API wrapper를 줄입니다.</w:t>
-      </w:r>
-    </w:p>
-    <w:p>
-      <w:pPr>
-        <w:pStyle w:val="BulletRail"/>
-      </w:pPr>
-      <w:r>
-        <w:t>•  401·403·404·409·429·500·503 상태를 화면/운영 흐름에서 구분합니다.</w:t>
-      </w:r>
-    </w:p>
-    <w:p>
-      <w:pPr>
-        <w:pStyle w:val="BulletRail"/>
-      </w:pPr>
-      <w:r>
-        <w:t>•  Generated client가 stale하지 않도록 Source→OpenAPI→client→route coverage를 검증합니다.</w:t>
-      </w:r>
-    </w:p>
-    <w:p>
-      <w:pPr>
-        <w:pStyle w:val="Heading2"/>
-        <w:keepNext/>
-        <w:keepLines/>
-        <w:widowControl/>
-      </w:pPr>
-      <w:r>
-        <w:t>6.3 Frontend Client</w:t>
-      </w:r>
-    </w:p>
-    <w:p>
-      <w:pPr>
-        <w:pStyle w:val="BodyRail"/>
-      </w:pPr>
-      <w:r>
-        <w:t>Frontend Client는 최신 OpenAPI에서 생성된 타입·operation을 사용하고 실제 화면 Route/Store가 Generated Client를 소비해야 합니다. 수기 duplicate wrapper로 계약을 다시 만들지 않습니다.</w:t>
-      </w:r>
-    </w:p>
-    <w:p>
-      <w:pPr>
-        <w:pStyle w:val="BulletRail"/>
-      </w:pPr>
-      <w:r>
-        <w:t>•  401·403·404·409·429·500·503 상태를 화면/운영 흐름에서 구분합니다.</w:t>
-      </w:r>
-    </w:p>
-    <w:p>
-      <w:pPr>
-        <w:pStyle w:val="BulletRail"/>
-      </w:pPr>
-      <w:r>
-        <w:t>•  Backend operation 변경 시 OpenAPI regenerate→client compile→화면 route consumer까지 같은 변경으로 검증합니다.</w:t>
-      </w:r>
-    </w:p>
-    <w:p>
-      <w:pPr>
-        <w:pStyle w:val="BodyRail"/>
-      </w:pPr>
-      <w:r>
-        <w:t>OpenAPI Generated Client와 실제 Frontend Consumer의 호환 조건을 확인합니다.</w:t>
-      </w:r>
-    </w:p>
-    <w:p>
-      <w:pPr>
-        <w:pStyle w:val="SourceRail"/>
-      </w:pPr>
-      <w:r>
-        <w:t>Source 길찾기 cpf-admin/frontend/src/generated/orval</w:t>
-      </w:r>
-    </w:p>
-    <w:p>
-      <w:pPr>
-        <w:pStyle w:val="Heading1"/>
-        <w:keepNext/>
-        <w:keepLines/>
-        <w:widowControl/>
-      </w:pPr>
-      <w:r>
-        <w:t>7. Batch·Gateway</w:t>
-      </w:r>
-    </w:p>
-    <w:p>
-      <w:pPr>
-        <w:pStyle w:val="Heading2"/>
-        <w:keepNext/>
-        <w:keepLines/>
-        <w:widowControl/>
-      </w:pPr>
-      <w:r>
-        <w:t>7.1 Batch</w:t>
-      </w:r>
-    </w:p>
-    <w:p>
-      <w:pPr>
-        <w:pStyle w:val="BodyRail"/>
-      </w:pPr>
-      <w:r>
-        <w:t>Batch 사양은 Control Plane, Scheduler, Worker, Center-Cut, Agent와 Job/Execution 상태·lease/fencing·복구 계약을 포함합니다. 실행 topology는 LOCAL·PARALLEL_STEPS·LOCAL_PARTITION으로 제한합니다.</w:t>
-      </w:r>
-    </w:p>
-    <w:p>
-      <w:pPr>
-        <w:pStyle w:val="BodyRail"/>
-      </w:pPr>
-      <w:r>
-        <w:t>Batch runtime은 cpf-batch가 소유하며 Control Plane, Scheduler, Worker, Center-Cut, Agent의 역할과 상태를 분리합니다. Batch 전용 Kafka/Broker Remote Transport는 제품 범위가 아닙니다.</w:t>
-      </w:r>
-    </w:p>
-    <w:p>
-      <w:pPr>
-        <w:pStyle w:val="Heading2"/>
-        <w:keepNext/>
-        <w:keepLines/>
-        <w:widowControl/>
-      </w:pPr>
-      <w:r>
-        <w:t>7.2 Gateway</w:t>
-      </w:r>
-    </w:p>
-    <w:p>
-      <w:pPr>
-        <w:pStyle w:val="BodyRail"/>
-      </w:pPr>
-      <w:r>
-        <w:t>Gateway는 외부 진입·trust normalization·routing·rate/resilience를 담당하는 Optional Edge입니다. 업무 로직과 Business DB는 Gateway에 두지 않습니다.</w:t>
-      </w:r>
-    </w:p>
-    <w:p>
-      <w:pPr>
-        <w:pStyle w:val="BulletRail"/>
-      </w:pPr>
-      <w:r>
-        <w:t>•  Gateway 없이 배포하는 topology도 공식 Domain 계약을 유지합니다.</w:t>
-      </w:r>
-    </w:p>
-    <w:p>
-      <w:pPr>
-        <w:pStyle w:val="BulletRail"/>
-      </w:pPr>
-      <w:r>
-        <w:t>•  Route 변경은 health/draining/canary/rollback과 함께 운영합니다.</w:t>
-      </w:r>
-    </w:p>
-    <w:p>
-      <w:pPr>
-        <w:pStyle w:val="BodyRail"/>
-      </w:pPr>
-      <w:r>
-        <w:t>Gateway Optionality, route/resilience와 비사용 topology의 지원 조건을 확인합니다.</w:t>
-      </w:r>
-    </w:p>
-    <w:p>
-      <w:pPr>
-        <w:pStyle w:val="SourceRail"/>
-      </w:pPr>
-      <w:r>
-        <w:t>Source 길찾기 cpf-gateway/src/main/java/com/cpf/gateway/api/CpfGatewayRoute.java</w:t>
-      </w:r>
-    </w:p>
-    <w:p>
-      <w:pPr>
-        <w:pStyle w:val="Heading1"/>
-        <w:keepNext/>
-        <w:keepLines/>
-        <w:widowControl/>
-      </w:pPr>
-      <w:r>
-        <w:t>8. Database·Generator·Generated Domain</w:t>
-      </w:r>
-    </w:p>
-    <w:p>
-      <w:pPr>
-        <w:pStyle w:val="Heading2"/>
-        <w:keepNext/>
-        <w:keepLines/>
-        <w:widowControl/>
-      </w:pPr>
-      <w:r>
-        <w:t>8.1 Database</w:t>
-      </w:r>
-    </w:p>
-    <w:p>
-      <w:pPr>
-        <w:pStyle w:val="BodyRail"/>
-      </w:pPr>
-      <w:r>
-        <w:t>Database는 Oracle·PostgreSQL·MariaDB를 공식 Vendor로 지원하고 Canonical Source→Migration→Upgrade→Rollback/Recovery→Runtime Query parity를 유지합니다.</w:t>
-      </w:r>
-    </w:p>
-    <w:p>
-      <w:pPr>
-        <w:pStyle w:val="BodyRail"/>
-      </w:pPr>
-      <w:r>
-        <w:t>공식 DB Vendor는 Oracle, PostgreSQL, MariaDB이며 Canonical Source부터 Migration·Upgrade·Rollback/Recovery·Runtime Query까지 DB3 parity를 유지합니다.</w:t>
-      </w:r>
-    </w:p>
-    <w:p>
-      <w:pPr>
-        <w:pStyle w:val="Heading2"/>
-        <w:keepNext/>
-        <w:keepLines/>
-        <w:widowControl/>
-      </w:pPr>
-      <w:r>
-        <w:t>8.2 Generator</w:t>
-      </w:r>
-    </w:p>
-    <w:p>
-      <w:pPr>
-        <w:pStyle w:val="BodyRail"/>
-      </w:pPr>
-      <w:r>
-        <w:t>Generator는 Canonical Catalog와 cpf-domain 계약에서 Generated Domain 구조, Starter와 DB 연결을 생성하고 Generated/User-owned 경계를 보존합니다.</w:t>
-      </w:r>
-    </w:p>
-    <w:p>
-      <w:pPr>
-        <w:pStyle w:val="BodyRail"/>
-      </w:pPr>
-      <w:r>
-        <w:t>Generator는 Canonical Catalog와 cpf-domain 계약을 기준으로 Domain 구조와 Starter/DB 연결을 생성하며 Generated/User-owned 경계를 보존합니다.</w:t>
-      </w:r>
-    </w:p>
-    <w:p>
-      <w:pPr>
-        <w:pStyle w:val="Heading2"/>
-        <w:keepNext/>
-        <w:keepLines/>
-        <w:widowControl/>
-      </w:pPr>
-      <w:r>
-        <w:t>8.3 Generated Domain</w:t>
-      </w:r>
-    </w:p>
-    <w:p>
-      <w:pPr>
-        <w:pStyle w:val="BodyRail"/>
-      </w:pPr>
-      <w:r>
-        <w:t>Generated Domain은 Project→Runtime Module→Java Base Package→Business Feature→Technical Role 순서로 구조를 분리합니다. Runtime 이름이나 Domain 이름을 package/feature에 중복 생성하지 않습니다.</w:t>
-      </w:r>
-    </w:p>
-    <w:p>
-      <w:pPr>
-        <w:pStyle w:val="BulletRail"/>
-      </w:pPr>
-      <w:r>
-        <w:t>•  base/는 Generator-owned bootstrap/common contract에만 사용합니다.</w:t>
-      </w:r>
-    </w:p>
-    <w:p>
-      <w:pPr>
-        <w:pStyle w:val="BulletRail"/>
-      </w:pPr>
-      <w:r>
-        <w:t>•  Feature에 필요하지 않은 controller/service/repository role을 기계적으로 만들지 않습니다.</w:t>
-      </w:r>
-    </w:p>
-    <w:p>
-      <w:pPr>
-        <w:pStyle w:val="BodyRail"/>
-      </w:pPr>
-      <w:r>
-        <w:t>Generated Domain이 참조하는 DB3 binding과 Vendor-neutral 설정이 Canonical Catalog와 일치하는지 확인합니다.</w:t>
-      </w:r>
-    </w:p>
-    <w:p>
-      <w:pPr>
-        <w:pStyle w:val="TableTitle"/>
-        <w:keepNext/>
-        <w:keepLines/>
-        <w:widowControl/>
-      </w:pPr>
-      <w:r>
-        <w:t>표 8-1. 항목 / Oracle / PostgreSQL / MariaDB</w:t>
-      </w:r>
-    </w:p>
-    <w:p>
-      <w:pPr>
-        <w:pStyle w:val="TablePurpose"/>
-        <w:keepNext/>
-        <w:keepLines/>
-        <w:widowControl/>
-      </w:pPr>
-      <w:r>
-        <w:t>비교·선택·확인에 필요한 항목만 압축해 정리합니다.</w:t>
-      </w:r>
-    </w:p>
-    <w:tbl>
-      <w:tblPr>
-        <w:tblW w:type="auto" w:w="0"/>
-        <w:jc w:val="left"/>
-        <w:tblLayout w:type="autofit"/>
-        <w:tblLook w:firstColumn="1" w:firstRow="1" w:lastColumn="0" w:lastRow="0" w:noHBand="0" w:noVBand="1" w:val="04A0"/>
-      </w:tblPr>
-      <w:tblGrid>
-        <w:gridCol w:w="2720"/>
-        <w:gridCol w:w="2720"/>
-        <w:gridCol w:w="2720"/>
-        <w:gridCol w:w="2720"/>
-      </w:tblGrid>
-      <w:tr>
-        <w:trPr>
-          <w:cantSplit/>
-          <w:tblHeader w:val="true"/>
-        </w:trPr>
-        <w:tc>
-          <w:tcPr>
-            <w:tcW w:type="dxa" w:w="2720"/>
-            <w:tcMar>
-              <w:top w:w="70" w:type="dxa"/>
-              <w:start w:w="80" w:type="dxa"/>
-              <w:bottom w:w="70" w:type="dxa"/>
-              <w:end w:w="80" w:type="dxa"/>
-            </w:tcMar>
-            <w:vAlign w:val="top"/>
-            <w:shd w:fill="17324D"/>
-          </w:tcPr>
-          <w:p>
-            <w:r>
-              <w:rPr>
-                <w:rFonts w:ascii="Noto Sans CJK KR" w:hAnsi="Noto Sans CJK KR"/>
-                <w:b/>
-                <w:color w:val="FFFFFF"/>
-                <w:sz w:val="17"/>
-              </w:rPr>
-              <w:t>항목</w:t>
-            </w:r>
-          </w:p>
-        </w:tc>
-        <w:tc>
-          <w:tcPr>
-            <w:tcW w:type="dxa" w:w="2720"/>
-            <w:tcMar>
-              <w:top w:w="70" w:type="dxa"/>
-              <w:start w:w="80" w:type="dxa"/>
-              <w:bottom w:w="70" w:type="dxa"/>
-              <w:end w:w="80" w:type="dxa"/>
-            </w:tcMar>
-            <w:vAlign w:val="top"/>
-            <w:shd w:fill="17324D"/>
-          </w:tcPr>
-          <w:p>
-            <w:r>
-              <w:rPr>
-                <w:rFonts w:ascii="Noto Sans CJK KR" w:hAnsi="Noto Sans CJK KR"/>
-                <w:b/>
-                <w:color w:val="FFFFFF"/>
-                <w:sz w:val="17"/>
-              </w:rPr>
-              <w:t>Oracle</w:t>
-            </w:r>
-          </w:p>
-        </w:tc>
-        <w:tc>
-          <w:tcPr>
-            <w:tcW w:type="dxa" w:w="2720"/>
-            <w:tcMar>
-              <w:top w:w="70" w:type="dxa"/>
-              <w:start w:w="80" w:type="dxa"/>
-              <w:bottom w:w="70" w:type="dxa"/>
-              <w:end w:w="80" w:type="dxa"/>
-            </w:tcMar>
-            <w:vAlign w:val="top"/>
-            <w:shd w:fill="17324D"/>
-          </w:tcPr>
-          <w:p>
-            <w:r>
-              <w:rPr>
-                <w:rFonts w:ascii="Noto Sans CJK KR" w:hAnsi="Noto Sans CJK KR"/>
-                <w:b/>
-                <w:color w:val="FFFFFF"/>
-                <w:sz w:val="17"/>
-              </w:rPr>
-              <w:t>PostgreSQL</w:t>
-            </w:r>
-          </w:p>
-        </w:tc>
-        <w:tc>
-          <w:tcPr>
-            <w:tcW w:type="dxa" w:w="2720"/>
-            <w:tcMar>
-              <w:top w:w="70" w:type="dxa"/>
-              <w:start w:w="80" w:type="dxa"/>
-              <w:bottom w:w="70" w:type="dxa"/>
-              <w:end w:w="80" w:type="dxa"/>
-            </w:tcMar>
-            <w:vAlign w:val="top"/>
-            <w:shd w:fill="17324D"/>
-          </w:tcPr>
-          <w:p>
-            <w:r>
-              <w:rPr>
-                <w:rFonts w:ascii="Noto Sans CJK KR" w:hAnsi="Noto Sans CJK KR"/>
-                <w:b/>
-                <w:color w:val="FFFFFF"/>
-                <w:sz w:val="17"/>
-              </w:rPr>
-              <w:t>MariaDB</w:t>
+              <w:t>고객 업무 공통 계약</w:t>
             </w:r>
           </w:p>
         </w:tc>
@@ -3146,15 +1691,14 @@
         </w:trPr>
         <w:tc>
           <w:tcPr>
-            <w:tcW w:type="dxa" w:w="2720"/>
+            <w:tcW w:type="dxa" w:w="2324"/>
             <w:tcMar>
-              <w:top w:w="70" w:type="dxa"/>
-              <w:start w:w="80" w:type="dxa"/>
-              <w:bottom w:w="70" w:type="dxa"/>
-              <w:end w:w="80" w:type="dxa"/>
+              <w:top w:w="80" w:type="dxa"/>
+              <w:start w:w="100" w:type="dxa"/>
+              <w:bottom w:w="80" w:type="dxa"/>
+              <w:end w:w="100" w:type="dxa"/>
             </w:tcMar>
-            <w:vAlign w:val="top"/>
-            <w:shd w:fill="F4F7FA"/>
+            <w:vAlign w:val="center"/>
           </w:tcPr>
           <w:p>
             <w:pPr>
@@ -3162,24 +1706,23 @@
             </w:pPr>
             <w:r>
               <w:rPr>
-                <w:rFonts w:ascii="Noto Sans CJK KR" w:hAnsi="Noto Sans CJK KR"/>
-                <w:color w:val="202124"/>
-                <w:sz w:val="17"/>
+                <w:rFonts w:ascii="Noto Sans KR" w:hAnsi="Noto Sans KR" w:eastAsia="Noto Sans KR"/>
+                <w:sz w:val="16"/>
               </w:rPr>
-              <w:t>공식 지원</w:t>
+              <w:t>플랫폼 운영</w:t>
             </w:r>
           </w:p>
         </w:tc>
         <w:tc>
           <w:tcPr>
-            <w:tcW w:type="dxa" w:w="2720"/>
+            <w:tcW w:type="dxa" w:w="3735"/>
             <w:tcMar>
-              <w:top w:w="70" w:type="dxa"/>
-              <w:start w:w="80" w:type="dxa"/>
-              <w:bottom w:w="70" w:type="dxa"/>
-              <w:end w:w="80" w:type="dxa"/>
+              <w:top w:w="80" w:type="dxa"/>
+              <w:start w:w="100" w:type="dxa"/>
+              <w:bottom w:w="80" w:type="dxa"/>
+              <w:end w:w="100" w:type="dxa"/>
             </w:tcMar>
-            <w:vAlign w:val="top"/>
+            <w:vAlign w:val="center"/>
           </w:tcPr>
           <w:p>
             <w:pPr>
@@ -3187,24 +1730,23 @@
             </w:pPr>
             <w:r>
               <w:rPr>
-                <w:rFonts w:ascii="Noto Sans CJK KR" w:hAnsi="Noto Sans CJK KR"/>
-                <w:color w:val="202124"/>
-                <w:sz w:val="17"/>
+                <w:rFonts w:ascii="Noto Sans KR" w:hAnsi="Noto Sans KR" w:eastAsia="Noto Sans KR"/>
+                <w:sz w:val="16"/>
               </w:rPr>
-              <w:t>지원</w:t>
+              <w:t>cpf-admin</w:t>
             </w:r>
           </w:p>
         </w:tc>
         <w:tc>
           <w:tcPr>
-            <w:tcW w:type="dxa" w:w="2720"/>
+            <w:tcW w:type="dxa" w:w="3569"/>
             <w:tcMar>
-              <w:top w:w="70" w:type="dxa"/>
-              <w:start w:w="80" w:type="dxa"/>
-              <w:bottom w:w="70" w:type="dxa"/>
-              <w:end w:w="80" w:type="dxa"/>
+              <w:top w:w="80" w:type="dxa"/>
+              <w:start w:w="100" w:type="dxa"/>
+              <w:bottom w:w="80" w:type="dxa"/>
+              <w:end w:w="100" w:type="dxa"/>
             </w:tcMar>
-            <w:vAlign w:val="top"/>
+            <w:vAlign w:val="center"/>
           </w:tcPr>
           <w:p>
             <w:pPr>
@@ -3212,24 +1754,23 @@
             </w:pPr>
             <w:r>
               <w:rPr>
-                <w:rFonts w:ascii="Noto Sans CJK KR" w:hAnsi="Noto Sans CJK KR"/>
-                <w:color w:val="202124"/>
-                <w:sz w:val="17"/>
+                <w:rFonts w:ascii="Noto Sans KR" w:hAnsi="Noto Sans KR" w:eastAsia="Noto Sans KR"/>
+                <w:sz w:val="16"/>
               </w:rPr>
-              <w:t>지원</w:t>
+              <w:t>Runtime/관리 Surface</w:t>
             </w:r>
           </w:p>
         </w:tc>
         <w:tc>
           <w:tcPr>
-            <w:tcW w:type="dxa" w:w="2720"/>
+            <w:tcW w:type="dxa" w:w="5395"/>
             <w:tcMar>
-              <w:top w:w="70" w:type="dxa"/>
-              <w:start w:w="80" w:type="dxa"/>
-              <w:bottom w:w="70" w:type="dxa"/>
-              <w:end w:w="80" w:type="dxa"/>
+              <w:top w:w="80" w:type="dxa"/>
+              <w:start w:w="100" w:type="dxa"/>
+              <w:bottom w:w="80" w:type="dxa"/>
+              <w:end w:w="100" w:type="dxa"/>
             </w:tcMar>
-            <w:vAlign w:val="top"/>
+            <w:vAlign w:val="center"/>
           </w:tcPr>
           <w:p>
             <w:pPr>
@@ -3237,11 +1778,10 @@
             </w:pPr>
             <w:r>
               <w:rPr>
-                <w:rFonts w:ascii="Noto Sans CJK KR" w:hAnsi="Noto Sans CJK KR"/>
-                <w:color w:val="202124"/>
-                <w:sz w:val="17"/>
+                <w:rFonts w:ascii="Noto Sans KR" w:hAnsi="Noto Sans KR" w:eastAsia="Noto Sans KR"/>
+                <w:sz w:val="16"/>
               </w:rPr>
-              <w:t>지원</w:t>
+              <w:t>운영·감사·제어</w:t>
             </w:r>
           </w:p>
         </w:tc>
@@ -3252,15 +1792,15 @@
         </w:trPr>
         <w:tc>
           <w:tcPr>
-            <w:tcW w:type="dxa" w:w="2720"/>
+            <w:tcW w:type="dxa" w:w="2324"/>
             <w:tcMar>
-              <w:top w:w="70" w:type="dxa"/>
-              <w:start w:w="80" w:type="dxa"/>
-              <w:bottom w:w="70" w:type="dxa"/>
-              <w:end w:w="80" w:type="dxa"/>
+              <w:top w:w="80" w:type="dxa"/>
+              <w:start w:w="100" w:type="dxa"/>
+              <w:bottom w:w="80" w:type="dxa"/>
+              <w:end w:w="100" w:type="dxa"/>
             </w:tcMar>
-            <w:vAlign w:val="top"/>
-            <w:shd w:fill="F4F7FA"/>
+            <w:vAlign w:val="center"/>
+            <w:shd w:fill="F7FAFC"/>
           </w:tcPr>
           <w:p>
             <w:pPr>
@@ -3268,24 +1808,24 @@
             </w:pPr>
             <w:r>
               <w:rPr>
-                <w:rFonts w:ascii="Noto Sans CJK KR" w:hAnsi="Noto Sans CJK KR"/>
-                <w:color w:val="202124"/>
-                <w:sz w:val="17"/>
+                <w:rFonts w:ascii="Noto Sans KR" w:hAnsi="Noto Sans KR" w:eastAsia="Noto Sans KR"/>
+                <w:sz w:val="16"/>
               </w:rPr>
-              <w:t>Canonical 의미</w:t>
+              <w:t>업무 관리자</w:t>
             </w:r>
           </w:p>
         </w:tc>
         <w:tc>
           <w:tcPr>
-            <w:tcW w:type="dxa" w:w="2720"/>
+            <w:tcW w:type="dxa" w:w="3735"/>
             <w:tcMar>
-              <w:top w:w="70" w:type="dxa"/>
-              <w:start w:w="80" w:type="dxa"/>
-              <w:bottom w:w="70" w:type="dxa"/>
-              <w:end w:w="80" w:type="dxa"/>
+              <w:top w:w="80" w:type="dxa"/>
+              <w:start w:w="100" w:type="dxa"/>
+              <w:bottom w:w="80" w:type="dxa"/>
+              <w:end w:w="100" w:type="dxa"/>
             </w:tcMar>
-            <w:vAlign w:val="top"/>
+            <w:vAlign w:val="center"/>
+            <w:shd w:fill="F7FAFC"/>
           </w:tcPr>
           <w:p>
             <w:pPr>
@@ -3293,24 +1833,24 @@
             </w:pPr>
             <w:r>
               <w:rPr>
-                <w:rFonts w:ascii="Noto Sans CJK KR" w:hAnsi="Noto Sans CJK KR"/>
-                <w:color w:val="202124"/>
-                <w:sz w:val="17"/>
+                <w:rFonts w:ascii="Noto Sans KR" w:hAnsi="Noto Sans KR" w:eastAsia="Noto Sans KR"/>
+                <w:sz w:val="16"/>
               </w:rPr>
-              <w:t>공통</w:t>
+              <w:t>cpf-backoffice</w:t>
             </w:r>
           </w:p>
         </w:tc>
         <w:tc>
           <w:tcPr>
-            <w:tcW w:type="dxa" w:w="2720"/>
+            <w:tcW w:type="dxa" w:w="3569"/>
             <w:tcMar>
-              <w:top w:w="70" w:type="dxa"/>
-              <w:start w:w="80" w:type="dxa"/>
-              <w:bottom w:w="70" w:type="dxa"/>
-              <w:end w:w="80" w:type="dxa"/>
+              <w:top w:w="80" w:type="dxa"/>
+              <w:start w:w="100" w:type="dxa"/>
+              <w:bottom w:w="80" w:type="dxa"/>
+              <w:end w:w="100" w:type="dxa"/>
             </w:tcMar>
-            <w:vAlign w:val="top"/>
+            <w:vAlign w:val="center"/>
+            <w:shd w:fill="F7FAFC"/>
           </w:tcPr>
           <w:p>
             <w:pPr>
@@ -3318,24 +1858,24 @@
             </w:pPr>
             <w:r>
               <w:rPr>
-                <w:rFonts w:ascii="Noto Sans CJK KR" w:hAnsi="Noto Sans CJK KR"/>
-                <w:color w:val="202124"/>
-                <w:sz w:val="17"/>
+                <w:rFonts w:ascii="Noto Sans KR" w:hAnsi="Noto Sans KR" w:eastAsia="Noto Sans KR"/>
+                <w:sz w:val="16"/>
               </w:rPr>
-              <w:t>공통</w:t>
+              <w:t>선택 Runtime/BFF</w:t>
             </w:r>
           </w:p>
         </w:tc>
         <w:tc>
           <w:tcPr>
-            <w:tcW w:type="dxa" w:w="2720"/>
+            <w:tcW w:type="dxa" w:w="5395"/>
             <w:tcMar>
-              <w:top w:w="70" w:type="dxa"/>
-              <w:start w:w="80" w:type="dxa"/>
-              <w:bottom w:w="70" w:type="dxa"/>
-              <w:end w:w="80" w:type="dxa"/>
+              <w:top w:w="80" w:type="dxa"/>
+              <w:start w:w="100" w:type="dxa"/>
+              <w:bottom w:w="80" w:type="dxa"/>
+              <w:end w:w="100" w:type="dxa"/>
             </w:tcMar>
-            <w:vAlign w:val="top"/>
+            <w:vAlign w:val="center"/>
+            <w:shd w:fill="F7FAFC"/>
           </w:tcPr>
           <w:p>
             <w:pPr>
@@ -3343,11 +1883,10 @@
             </w:pPr>
             <w:r>
               <w:rPr>
-                <w:rFonts w:ascii="Noto Sans CJK KR" w:hAnsi="Noto Sans CJK KR"/>
-                <w:color w:val="202124"/>
-                <w:sz w:val="17"/>
+                <w:rFonts w:ascii="Noto Sans KR" w:hAnsi="Noto Sans KR" w:eastAsia="Noto Sans KR"/>
+                <w:sz w:val="16"/>
               </w:rPr>
-              <w:t>공통</w:t>
+              <w:t>DB Owner 아님, 제거 가능</w:t>
             </w:r>
           </w:p>
         </w:tc>
@@ -3358,15 +1897,14 @@
         </w:trPr>
         <w:tc>
           <w:tcPr>
-            <w:tcW w:type="dxa" w:w="2720"/>
+            <w:tcW w:type="dxa" w:w="2324"/>
             <w:tcMar>
-              <w:top w:w="70" w:type="dxa"/>
-              <w:start w:w="80" w:type="dxa"/>
-              <w:bottom w:w="70" w:type="dxa"/>
-              <w:end w:w="80" w:type="dxa"/>
+              <w:top w:w="80" w:type="dxa"/>
+              <w:start w:w="100" w:type="dxa"/>
+              <w:bottom w:w="80" w:type="dxa"/>
+              <w:end w:w="100" w:type="dxa"/>
             </w:tcMar>
-            <w:vAlign w:val="top"/>
-            <w:shd w:fill="F4F7FA"/>
+            <w:vAlign w:val="center"/>
           </w:tcPr>
           <w:p>
             <w:pPr>
@@ -3374,24 +1912,23 @@
             </w:pPr>
             <w:r>
               <w:rPr>
-                <w:rFonts w:ascii="Noto Sans CJK KR" w:hAnsi="Noto Sans CJK KR"/>
-                <w:color w:val="202124"/>
-                <w:sz w:val="17"/>
+                <w:rFonts w:ascii="Noto Sans KR" w:hAnsi="Noto Sans KR" w:eastAsia="Noto Sans KR"/>
+                <w:sz w:val="16"/>
               </w:rPr>
-              <w:t>Vendor Render</w:t>
+              <w:t>Batch</w:t>
             </w:r>
           </w:p>
         </w:tc>
         <w:tc>
           <w:tcPr>
-            <w:tcW w:type="dxa" w:w="2720"/>
+            <w:tcW w:type="dxa" w:w="3735"/>
             <w:tcMar>
-              <w:top w:w="70" w:type="dxa"/>
-              <w:start w:w="80" w:type="dxa"/>
-              <w:bottom w:w="70" w:type="dxa"/>
-              <w:end w:w="80" w:type="dxa"/>
+              <w:top w:w="80" w:type="dxa"/>
+              <w:start w:w="100" w:type="dxa"/>
+              <w:bottom w:w="80" w:type="dxa"/>
+              <w:end w:w="100" w:type="dxa"/>
             </w:tcMar>
-            <w:vAlign w:val="top"/>
+            <w:vAlign w:val="center"/>
           </w:tcPr>
           <w:p>
             <w:pPr>
@@ -3399,24 +1936,23 @@
             </w:pPr>
             <w:r>
               <w:rPr>
-                <w:rFonts w:ascii="Noto Sans CJK KR" w:hAnsi="Noto Sans CJK KR"/>
-                <w:color w:val="202124"/>
-                <w:sz w:val="17"/>
+                <w:rFonts w:ascii="Noto Sans KR" w:hAnsi="Noto Sans KR" w:eastAsia="Noto Sans KR"/>
+                <w:sz w:val="16"/>
               </w:rPr>
-              <w:t>oracle</w:t>
+              <w:t>cpf-batch</w:t>
             </w:r>
           </w:p>
         </w:tc>
         <w:tc>
           <w:tcPr>
-            <w:tcW w:type="dxa" w:w="2720"/>
+            <w:tcW w:type="dxa" w:w="3569"/>
             <w:tcMar>
-              <w:top w:w="70" w:type="dxa"/>
-              <w:start w:w="80" w:type="dxa"/>
-              <w:bottom w:w="70" w:type="dxa"/>
-              <w:end w:w="80" w:type="dxa"/>
+              <w:top w:w="80" w:type="dxa"/>
+              <w:start w:w="100" w:type="dxa"/>
+              <w:bottom w:w="80" w:type="dxa"/>
+              <w:end w:w="100" w:type="dxa"/>
             </w:tcMar>
-            <w:vAlign w:val="top"/>
+            <w:vAlign w:val="center"/>
           </w:tcPr>
           <w:p>
             <w:pPr>
@@ -3424,24 +1960,23 @@
             </w:pPr>
             <w:r>
               <w:rPr>
-                <w:rFonts w:ascii="Noto Sans CJK KR" w:hAnsi="Noto Sans CJK KR"/>
-                <w:color w:val="202124"/>
-                <w:sz w:val="17"/>
+                <w:rFonts w:ascii="Noto Sans KR" w:hAnsi="Noto Sans KR" w:eastAsia="Noto Sans KR"/>
+                <w:sz w:val="16"/>
               </w:rPr>
-              <w:t>postgresql</w:t>
+              <w:t>Library + 독립 Runtime</w:t>
             </w:r>
           </w:p>
         </w:tc>
         <w:tc>
           <w:tcPr>
-            <w:tcW w:type="dxa" w:w="2720"/>
+            <w:tcW w:type="dxa" w:w="5395"/>
             <w:tcMar>
-              <w:top w:w="70" w:type="dxa"/>
-              <w:start w:w="80" w:type="dxa"/>
-              <w:bottom w:w="70" w:type="dxa"/>
-              <w:end w:w="80" w:type="dxa"/>
+              <w:top w:w="80" w:type="dxa"/>
+              <w:start w:w="100" w:type="dxa"/>
+              <w:bottom w:w="80" w:type="dxa"/>
+              <w:end w:w="100" w:type="dxa"/>
             </w:tcMar>
-            <w:vAlign w:val="top"/>
+            <w:vAlign w:val="center"/>
           </w:tcPr>
           <w:p>
             <w:pPr>
@@ -3449,11 +1984,10 @@
             </w:pPr>
             <w:r>
               <w:rPr>
-                <w:rFonts w:ascii="Noto Sans CJK KR" w:hAnsi="Noto Sans CJK KR"/>
-                <w:color w:val="202124"/>
-                <w:sz w:val="17"/>
+                <w:rFonts w:ascii="Noto Sans KR" w:hAnsi="Noto Sans KR" w:eastAsia="Noto Sans KR"/>
+                <w:sz w:val="16"/>
               </w:rPr>
-              <w:t>mariadb</w:t>
+              <w:t>control-plane/scheduler/worker/center-cut/agent</w:t>
             </w:r>
           </w:p>
         </w:tc>
@@ -3464,15 +1998,15 @@
         </w:trPr>
         <w:tc>
           <w:tcPr>
-            <w:tcW w:type="dxa" w:w="2720"/>
+            <w:tcW w:type="dxa" w:w="2324"/>
             <w:tcMar>
-              <w:top w:w="70" w:type="dxa"/>
-              <w:start w:w="80" w:type="dxa"/>
-              <w:bottom w:w="70" w:type="dxa"/>
-              <w:end w:w="80" w:type="dxa"/>
+              <w:top w:w="80" w:type="dxa"/>
+              <w:start w:w="100" w:type="dxa"/>
+              <w:bottom w:w="80" w:type="dxa"/>
+              <w:end w:w="100" w:type="dxa"/>
             </w:tcMar>
-            <w:vAlign w:val="top"/>
-            <w:shd w:fill="F4F7FA"/>
+            <w:vAlign w:val="center"/>
+            <w:shd w:fill="F7FAFC"/>
           </w:tcPr>
           <w:p>
             <w:pPr>
@@ -3480,24 +2014,24 @@
             </w:pPr>
             <w:r>
               <w:rPr>
-                <w:rFonts w:ascii="Noto Sans CJK KR" w:hAnsi="Noto Sans CJK KR"/>
-                <w:color w:val="202124"/>
-                <w:sz w:val="17"/>
+                <w:rFonts w:ascii="Noto Sans KR" w:hAnsi="Noto Sans KR" w:eastAsia="Noto Sans KR"/>
+                <w:sz w:val="16"/>
               </w:rPr>
-              <w:t>검증</w:t>
+              <w:t>Generated Domain</w:t>
             </w:r>
           </w:p>
         </w:tc>
         <w:tc>
           <w:tcPr>
-            <w:tcW w:type="dxa" w:w="2720"/>
+            <w:tcW w:type="dxa" w:w="3735"/>
             <w:tcMar>
-              <w:top w:w="70" w:type="dxa"/>
-              <w:start w:w="80" w:type="dxa"/>
-              <w:bottom w:w="70" w:type="dxa"/>
-              <w:end w:w="80" w:type="dxa"/>
+              <w:top w:w="80" w:type="dxa"/>
+              <w:start w:w="100" w:type="dxa"/>
+              <w:bottom w:w="80" w:type="dxa"/>
+              <w:end w:w="100" w:type="dxa"/>
             </w:tcMar>
-            <w:vAlign w:val="top"/>
+            <w:vAlign w:val="center"/>
+            <w:shd w:fill="F7FAFC"/>
           </w:tcPr>
           <w:p>
             <w:pPr>
@@ -3505,24 +2039,24 @@
             </w:pPr>
             <w:r>
               <w:rPr>
-                <w:rFonts w:ascii="Noto Sans CJK KR" w:hAnsi="Noto Sans CJK KR"/>
-                <w:color w:val="202124"/>
-                <w:sz w:val="17"/>
+                <w:rFonts w:ascii="Noto Sans KR" w:hAnsi="Noto Sans KR" w:eastAsia="Noto Sans KR"/>
+                <w:sz w:val="16"/>
               </w:rPr>
-              <w:t>DDL·Runtime</w:t>
+              <w:t>cpf-&lt;domain&gt;</w:t>
             </w:r>
           </w:p>
         </w:tc>
         <w:tc>
           <w:tcPr>
-            <w:tcW w:type="dxa" w:w="2720"/>
+            <w:tcW w:type="dxa" w:w="3569"/>
             <w:tcMar>
-              <w:top w:w="70" w:type="dxa"/>
-              <w:start w:w="80" w:type="dxa"/>
-              <w:bottom w:w="70" w:type="dxa"/>
-              <w:end w:w="80" w:type="dxa"/>
+              <w:top w:w="80" w:type="dxa"/>
+              <w:start w:w="100" w:type="dxa"/>
+              <w:bottom w:w="80" w:type="dxa"/>
+              <w:end w:w="100" w:type="dxa"/>
             </w:tcMar>
-            <w:vAlign w:val="top"/>
+            <w:vAlign w:val="center"/>
+            <w:shd w:fill="F7FAFC"/>
           </w:tcPr>
           <w:p>
             <w:pPr>
@@ -3530,24 +2064,24 @@
             </w:pPr>
             <w:r>
               <w:rPr>
-                <w:rFonts w:ascii="Noto Sans CJK KR" w:hAnsi="Noto Sans CJK KR"/>
-                <w:color w:val="202124"/>
-                <w:sz w:val="17"/>
+                <w:rFonts w:ascii="Noto Sans KR" w:hAnsi="Noto Sans KR" w:eastAsia="Noto Sans KR"/>
+                <w:sz w:val="16"/>
               </w:rPr>
-              <w:t>DDL·Runtime</w:t>
+              <w:t>Online/선택 Batch</w:t>
             </w:r>
           </w:p>
         </w:tc>
         <w:tc>
           <w:tcPr>
-            <w:tcW w:type="dxa" w:w="2720"/>
+            <w:tcW w:type="dxa" w:w="5395"/>
             <w:tcMar>
-              <w:top w:w="70" w:type="dxa"/>
-              <w:start w:w="80" w:type="dxa"/>
-              <w:bottom w:w="70" w:type="dxa"/>
-              <w:end w:w="80" w:type="dxa"/>
+              <w:top w:w="80" w:type="dxa"/>
+              <w:start w:w="100" w:type="dxa"/>
+              <w:bottom w:w="80" w:type="dxa"/>
+              <w:end w:w="100" w:type="dxa"/>
             </w:tcMar>
-            <w:vAlign w:val="top"/>
+            <w:vAlign w:val="center"/>
+            <w:shd w:fill="F7FAFC"/>
           </w:tcPr>
           <w:p>
             <w:pPr>
@@ -3555,309 +2089,10 @@
             </w:pPr>
             <w:r>
               <w:rPr>
-                <w:rFonts w:ascii="Noto Sans CJK KR" w:hAnsi="Noto Sans CJK KR"/>
-                <w:color w:val="202124"/>
-                <w:sz w:val="17"/>
+                <w:rFonts w:ascii="Noto Sans KR" w:hAnsi="Noto Sans KR" w:eastAsia="Noto Sans KR"/>
+                <w:sz w:val="16"/>
               </w:rPr>
-              <w:t>DDL·Runtime</w:t>
-            </w:r>
-          </w:p>
-        </w:tc>
-      </w:tr>
-    </w:tbl>
-    <w:p/>
-    <w:p>
-      <w:pPr>
-        <w:pStyle w:val="BodyRail"/>
-      </w:pPr>
-      <w:r>
-        <w:t>Generated Domain 구조와 Generator-owned/User-owned 경계의 지원 조건을 확인합니다.</w:t>
-      </w:r>
-    </w:p>
-    <w:p>
-      <w:pPr>
-        <w:pStyle w:val="SourceRail"/>
-      </w:pPr>
-      <w:r>
-        <w:t>Source 길찾기 cpf-tools/generator/contracts/cpf-domain.schema.json</w:t>
-      </w:r>
-    </w:p>
-    <w:p>
-      <w:pPr>
-        <w:pStyle w:val="Heading1"/>
-        <w:keepNext/>
-        <w:keepLines/>
-        <w:widowControl/>
-      </w:pPr>
-      <w:r>
-        <w:t>9. Performance·Compatibility·Release</w:t>
-      </w:r>
-    </w:p>
-    <w:p>
-      <w:pPr>
-        <w:pStyle w:val="Heading2"/>
-        <w:keepNext/>
-        <w:keepLines/>
-        <w:widowControl/>
-      </w:pPr>
-      <w:r>
-        <w:t>9.1 Performance/Capacity</w:t>
-      </w:r>
-    </w:p>
-    <w:p>
-      <w:pPr>
-        <w:pStyle w:val="BodyRail"/>
-      </w:pPr>
-      <w:r>
-        <w:t>성능 판단은 TPS 하나가 아니라 latency, DB lock/query, 외부 연계 backlog, Worker 수, resource saturation을 함께 봅니다. 용량 변경은 장애 격리와 replay 폭증 가능성까지 확인합니다.</w:t>
-      </w:r>
-    </w:p>
-    <w:p>
-      <w:pPr>
-        <w:pStyle w:val="BulletRail"/>
-      </w:pPr>
-      <w:r>
-        <w:t>•  대량 작업은 샘플 성공이 아니라 최대/경계 규모에서 측정합니다.</w:t>
-      </w:r>
-    </w:p>
-    <w:p>
-      <w:pPr>
-        <w:pStyle w:val="BulletRail"/>
-      </w:pPr>
-      <w:r>
-        <w:t>•  Scale-out 시 shared state와 idempotency/lease가 다중 인스턴스를 견뎌야 합니다.</w:t>
-      </w:r>
-    </w:p>
-    <w:p>
-      <w:pPr>
-        <w:pStyle w:val="Heading2"/>
-        <w:keepNext/>
-        <w:keepLines/>
-        <w:widowControl/>
-      </w:pPr>
-      <w:r>
-        <w:t>9.2 Compatibility</w:t>
-      </w:r>
-    </w:p>
-    <w:p>
-      <w:pPr>
-        <w:pStyle w:val="BodyRail"/>
-      </w:pPr>
-      <w:r>
-        <w:t>Compatibility는 Java·Spring·Starter·Provider·DB·Generated output 조합이 같은 Public Contract를 유지하는지 검증합니다.</w:t>
-      </w:r>
-    </w:p>
-    <w:p>
-      <w:pPr>
-        <w:pStyle w:val="BulletRail"/>
-      </w:pPr>
-      <w:r>
-        <w:t>•  지원 조합 변경은 consumer compile/runtime과 generated output까지 회귀 검증합니다.</w:t>
-      </w:r>
-    </w:p>
-    <w:p>
-      <w:pPr>
-        <w:pStyle w:val="Heading2"/>
-        <w:keepNext/>
-        <w:keepLines/>
-        <w:widowControl/>
-      </w:pPr>
-      <w:r>
-        <w:t>9.3 Build/Test</w:t>
-      </w:r>
-    </w:p>
-    <w:p>
-      <w:pPr>
-        <w:pStyle w:val="BodyRail"/>
-      </w:pPr>
-      <w:r>
-        <w:t>Build/Test는 root configuration부터 consumer compile, unit/integration/runtime, publication 산출물까지 같은 Source identity로 검증합니다.</w:t>
-      </w:r>
-    </w:p>
-    <w:p>
-      <w:pPr>
-        <w:pStyle w:val="BulletRail"/>
-      </w:pPr>
-      <w:r>
-        <w:t>•  실행 명령·ExitCode·테스트 결과와 기준 Source를 같은 Evidence에 연결합니다.</w:t>
-      </w:r>
-    </w:p>
-    <w:p>
-      <w:pPr>
-        <w:pStyle w:val="Heading2"/>
-        <w:keepNext/>
-        <w:keepLines/>
-        <w:widowControl/>
-      </w:pPr>
-      <w:r>
-        <w:t>9.4 Release Acceptance</w:t>
-      </w:r>
-    </w:p>
-    <w:p>
-      <w:pPr>
-        <w:pStyle w:val="BodyRail"/>
-      </w:pPr>
-      <w:r>
-        <w:t>Release Acceptance는 root build/test, Public API compatibility, DB3/Generator parity, publication 산출물과 Runtime 검증이 같은 Source identity에서 통과했는지 확인합니다. 미실행 검증은 Release PASS 근거로 사용하지 않습니다.</w:t>
-      </w:r>
-    </w:p>
-    <w:p>
-      <w:pPr>
-        <w:pStyle w:val="BulletRail"/>
-      </w:pPr>
-      <w:r>
-        <w:t>•  root build/test, Public API compatibility, DB3/Generator parity와 publication 산출물이 같은 Source identity를 가리켜야 합니다.</w:t>
-      </w:r>
-    </w:p>
-    <w:p>
-      <w:pPr>
-        <w:pStyle w:val="BulletRail"/>
-      </w:pPr>
-      <w:r>
-        <w:t>•  Runtime 검증을 수행하지 못한 항목은 PASS가 아니라 미검증으로 분리하고 재실행 조건을 남깁니다.</w:t>
-      </w:r>
-    </w:p>
-    <w:p>
-      <w:pPr>
-        <w:pStyle w:val="BodyRail"/>
-      </w:pPr>
-      <w:r>
-        <w:t>Release 후보가 충족해야 할 build/runtime/compatibility 검증 기준을 확인합니다.</w:t>
-      </w:r>
-    </w:p>
-    <w:p>
-      <w:pPr>
-        <w:pStyle w:val="TableTitle"/>
-        <w:keepNext/>
-        <w:keepLines/>
-        <w:widowControl/>
-      </w:pPr>
-      <w:r>
-        <w:t>표 9-1. 항목 / 지원/기준 / 제약 / 확인</w:t>
-      </w:r>
-    </w:p>
-    <w:p>
-      <w:pPr>
-        <w:pStyle w:val="TablePurpose"/>
-        <w:keepNext/>
-        <w:keepLines/>
-        <w:widowControl/>
-      </w:pPr>
-      <w:r>
-        <w:t>비교·선택·확인에 필요한 항목만 압축해 정리합니다.</w:t>
-      </w:r>
-    </w:p>
-    <w:tbl>
-      <w:tblPr>
-        <w:tblW w:type="auto" w:w="0"/>
-        <w:jc w:val="left"/>
-        <w:tblLayout w:type="autofit"/>
-        <w:tblLook w:firstColumn="1" w:firstRow="1" w:lastColumn="0" w:lastRow="0" w:noHBand="0" w:noVBand="1" w:val="04A0"/>
-      </w:tblPr>
-      <w:tblGrid>
-        <w:gridCol w:w="2720"/>
-        <w:gridCol w:w="2720"/>
-        <w:gridCol w:w="2720"/>
-        <w:gridCol w:w="2720"/>
-      </w:tblGrid>
-      <w:tr>
-        <w:trPr>
-          <w:cantSplit/>
-          <w:tblHeader w:val="true"/>
-        </w:trPr>
-        <w:tc>
-          <w:tcPr>
-            <w:tcW w:type="dxa" w:w="2720"/>
-            <w:tcMar>
-              <w:top w:w="70" w:type="dxa"/>
-              <w:start w:w="80" w:type="dxa"/>
-              <w:bottom w:w="70" w:type="dxa"/>
-              <w:end w:w="80" w:type="dxa"/>
-            </w:tcMar>
-            <w:vAlign w:val="top"/>
-            <w:shd w:fill="17324D"/>
-          </w:tcPr>
-          <w:p>
-            <w:r>
-              <w:rPr>
-                <w:rFonts w:ascii="Noto Sans CJK KR" w:hAnsi="Noto Sans CJK KR"/>
-                <w:b/>
-                <w:color w:val="FFFFFF"/>
-                <w:sz w:val="17"/>
-              </w:rPr>
-              <w:t>항목</w:t>
-            </w:r>
-          </w:p>
-        </w:tc>
-        <w:tc>
-          <w:tcPr>
-            <w:tcW w:type="dxa" w:w="2720"/>
-            <w:tcMar>
-              <w:top w:w="70" w:type="dxa"/>
-              <w:start w:w="80" w:type="dxa"/>
-              <w:bottom w:w="70" w:type="dxa"/>
-              <w:end w:w="80" w:type="dxa"/>
-            </w:tcMar>
-            <w:vAlign w:val="top"/>
-            <w:shd w:fill="17324D"/>
-          </w:tcPr>
-          <w:p>
-            <w:r>
-              <w:rPr>
-                <w:rFonts w:ascii="Noto Sans CJK KR" w:hAnsi="Noto Sans CJK KR"/>
-                <w:b/>
-                <w:color w:val="FFFFFF"/>
-                <w:sz w:val="17"/>
-              </w:rPr>
-              <w:t>지원/기준</w:t>
-            </w:r>
-          </w:p>
-        </w:tc>
-        <w:tc>
-          <w:tcPr>
-            <w:tcW w:type="dxa" w:w="2720"/>
-            <w:tcMar>
-              <w:top w:w="70" w:type="dxa"/>
-              <w:start w:w="80" w:type="dxa"/>
-              <w:bottom w:w="70" w:type="dxa"/>
-              <w:end w:w="80" w:type="dxa"/>
-            </w:tcMar>
-            <w:vAlign w:val="top"/>
-            <w:shd w:fill="17324D"/>
-          </w:tcPr>
-          <w:p>
-            <w:r>
-              <w:rPr>
-                <w:rFonts w:ascii="Noto Sans CJK KR" w:hAnsi="Noto Sans CJK KR"/>
-                <w:b/>
-                <w:color w:val="FFFFFF"/>
-                <w:sz w:val="17"/>
-              </w:rPr>
-              <w:t>제약</w:t>
-            </w:r>
-          </w:p>
-        </w:tc>
-        <w:tc>
-          <w:tcPr>
-            <w:tcW w:type="dxa" w:w="2720"/>
-            <w:tcMar>
-              <w:top w:w="70" w:type="dxa"/>
-              <w:start w:w="80" w:type="dxa"/>
-              <w:bottom w:w="70" w:type="dxa"/>
-              <w:end w:w="80" w:type="dxa"/>
-            </w:tcMar>
-            <w:vAlign w:val="top"/>
-            <w:shd w:fill="17324D"/>
-          </w:tcPr>
-          <w:p>
-            <w:r>
-              <w:rPr>
-                <w:rFonts w:ascii="Noto Sans CJK KR" w:hAnsi="Noto Sans CJK KR"/>
-                <w:b/>
-                <w:color w:val="FFFFFF"/>
-                <w:sz w:val="17"/>
-              </w:rPr>
-              <w:t>확인</w:t>
+              <w:t>Public Starter만 직접 참조</w:t>
             </w:r>
           </w:p>
         </w:tc>
@@ -3868,15 +2103,14 @@
         </w:trPr>
         <w:tc>
           <w:tcPr>
-            <w:tcW w:type="dxa" w:w="2720"/>
+            <w:tcW w:type="dxa" w:w="2324"/>
             <w:tcMar>
-              <w:top w:w="70" w:type="dxa"/>
-              <w:start w:w="80" w:type="dxa"/>
-              <w:bottom w:w="70" w:type="dxa"/>
-              <w:end w:w="80" w:type="dxa"/>
+              <w:top w:w="80" w:type="dxa"/>
+              <w:start w:w="100" w:type="dxa"/>
+              <w:bottom w:w="80" w:type="dxa"/>
+              <w:end w:w="100" w:type="dxa"/>
             </w:tcMar>
-            <w:vAlign w:val="top"/>
-            <w:shd w:fill="F4F7FA"/>
+            <w:vAlign w:val="center"/>
           </w:tcPr>
           <w:p>
             <w:pPr>
@@ -3884,24 +2118,23 @@
             </w:pPr>
             <w:r>
               <w:rPr>
-                <w:rFonts w:ascii="Noto Sans CJK KR" w:hAnsi="Noto Sans CJK KR"/>
-                <w:color w:val="202124"/>
-                <w:sz w:val="17"/>
+                <w:rFonts w:ascii="Noto Sans KR" w:hAnsi="Noto Sans KR" w:eastAsia="Noto Sans KR"/>
+                <w:sz w:val="16"/>
               </w:rPr>
-              <w:t>Java</w:t>
+              <w:t>Gateway</w:t>
             </w:r>
           </w:p>
         </w:tc>
         <w:tc>
           <w:tcPr>
-            <w:tcW w:type="dxa" w:w="2720"/>
+            <w:tcW w:type="dxa" w:w="3735"/>
             <w:tcMar>
-              <w:top w:w="70" w:type="dxa"/>
-              <w:start w:w="80" w:type="dxa"/>
-              <w:bottom w:w="70" w:type="dxa"/>
-              <w:end w:w="80" w:type="dxa"/>
+              <w:top w:w="80" w:type="dxa"/>
+              <w:start w:w="100" w:type="dxa"/>
+              <w:bottom w:w="80" w:type="dxa"/>
+              <w:end w:w="100" w:type="dxa"/>
             </w:tcMar>
-            <w:vAlign w:val="top"/>
+            <w:vAlign w:val="center"/>
           </w:tcPr>
           <w:p>
             <w:pPr>
@@ -3909,24 +2142,23 @@
             </w:pPr>
             <w:r>
               <w:rPr>
-                <w:rFonts w:ascii="Noto Sans CJK KR" w:hAnsi="Noto Sans CJK KR"/>
-                <w:color w:val="202124"/>
-                <w:sz w:val="17"/>
+                <w:rFonts w:ascii="Noto Sans KR" w:hAnsi="Noto Sans KR" w:eastAsia="Noto Sans KR"/>
+                <w:sz w:val="16"/>
               </w:rPr>
-              <w:t>25</w:t>
+              <w:t>선택 Edge</w:t>
             </w:r>
           </w:p>
         </w:tc>
         <w:tc>
           <w:tcPr>
-            <w:tcW w:type="dxa" w:w="2720"/>
+            <w:tcW w:type="dxa" w:w="3569"/>
             <w:tcMar>
-              <w:top w:w="70" w:type="dxa"/>
-              <w:start w:w="80" w:type="dxa"/>
-              <w:bottom w:w="70" w:type="dxa"/>
-              <w:end w:w="80" w:type="dxa"/>
+              <w:top w:w="80" w:type="dxa"/>
+              <w:start w:w="100" w:type="dxa"/>
+              <w:bottom w:w="80" w:type="dxa"/>
+              <w:end w:w="100" w:type="dxa"/>
             </w:tcMar>
-            <w:vAlign w:val="top"/>
+            <w:vAlign w:val="center"/>
           </w:tcPr>
           <w:p>
             <w:pPr>
@@ -3934,24 +2166,23 @@
             </w:pPr>
             <w:r>
               <w:rPr>
-                <w:rFonts w:ascii="Noto Sans CJK KR" w:hAnsi="Noto Sans CJK KR"/>
-                <w:color w:val="202124"/>
-                <w:sz w:val="17"/>
+                <w:rFonts w:ascii="Noto Sans KR" w:hAnsi="Noto Sans KR" w:eastAsia="Noto Sans KR"/>
+                <w:sz w:val="16"/>
               </w:rPr>
-              <w:t>프로젝트 baseline 일치</w:t>
+              <w:t>외부 Entry</w:t>
             </w:r>
           </w:p>
         </w:tc>
         <w:tc>
           <w:tcPr>
-            <w:tcW w:type="dxa" w:w="2720"/>
+            <w:tcW w:type="dxa" w:w="5395"/>
             <w:tcMar>
-              <w:top w:w="70" w:type="dxa"/>
-              <w:start w:w="80" w:type="dxa"/>
-              <w:bottom w:w="70" w:type="dxa"/>
-              <w:end w:w="80" w:type="dxa"/>
+              <w:top w:w="80" w:type="dxa"/>
+              <w:start w:w="100" w:type="dxa"/>
+              <w:bottom w:w="80" w:type="dxa"/>
+              <w:end w:w="100" w:type="dxa"/>
             </w:tcMar>
-            <w:vAlign w:val="top"/>
+            <w:vAlign w:val="center"/>
           </w:tcPr>
           <w:p>
             <w:pPr>
@@ -3959,11 +2190,164 @@
             </w:pPr>
             <w:r>
               <w:rPr>
-                <w:rFonts w:ascii="Noto Sans CJK KR" w:hAnsi="Noto Sans CJK KR"/>
-                <w:color w:val="202124"/>
-                <w:sz w:val="17"/>
+                <w:rFonts w:ascii="Noto Sans KR" w:hAnsi="Noto Sans KR" w:eastAsia="Noto Sans KR"/>
+                <w:sz w:val="16"/>
               </w:rPr>
-              <w:t>gradle/cpf-stack.properties</w:t>
+              <w:t>내부 Domain 호출 경로가 아님</w:t>
+            </w:r>
+          </w:p>
+        </w:tc>
+      </w:tr>
+    </w:tbl>
+    <w:p>
+      <w:pPr>
+        <w:pStyle w:val="Heading1"/>
+      </w:pPr>
+      <w:r>
+        <w:t>3 Public Surface · 설정 경계</w:t>
+      </w:r>
+    </w:p>
+    <w:tbl>
+      <w:tblPr>
+        <w:tblW w:type="auto" w:w="0"/>
+        <w:jc w:val="left"/>
+        <w:tblLayout w:type="fixed"/>
+        <w:tblLook w:firstColumn="1" w:firstRow="1" w:lastColumn="0" w:lastRow="0" w:noHBand="0" w:noVBand="1" w:val="04A0"/>
+      </w:tblPr>
+      <w:tblGrid>
+        <w:gridCol w:w="7625"/>
+        <w:gridCol w:w="7625"/>
+      </w:tblGrid>
+      <w:tr>
+        <w:trPr>
+          <w:tblHeader w:val="true"/>
+        </w:trPr>
+        <w:tc>
+          <w:tcPr>
+            <w:tcW w:type="dxa" w:w="1927"/>
+            <w:shd w:fill="17324D"/>
+            <w:tcMar>
+              <w:top w:w="110" w:type="dxa"/>
+              <w:start w:w="140" w:type="dxa"/>
+              <w:bottom w:w="110" w:type="dxa"/>
+              <w:end w:w="140" w:type="dxa"/>
+            </w:tcMar>
+          </w:tcPr>
+          <w:p>
+            <w:r>
+              <w:rPr>
+                <w:b/>
+                <w:color w:val="FFFFFF"/>
+              </w:rPr>
+              <w:t>이 장을 보는 이유</w:t>
+            </w:r>
+          </w:p>
+        </w:tc>
+        <w:tc>
+          <w:tcPr>
+            <w:tcW w:type="dxa" w:w="11623"/>
+            <w:tcMar>
+              <w:top w:w="110" w:type="dxa"/>
+              <w:start w:w="140" w:type="dxa"/>
+              <w:bottom w:w="110" w:type="dxa"/>
+              <w:end w:w="140" w:type="dxa"/>
+            </w:tcMar>
+          </w:tcPr>
+          <w:p>
+            <w:r>
+              <w:t>Consumer가 실제로 의존할 Surface와 내부 구현을 구분합니다.</w:t>
+            </w:r>
+          </w:p>
+        </w:tc>
+      </w:tr>
+    </w:tbl>
+    <w:p>
+      <w:pPr>
+        <w:pStyle w:val="CPFLabel"/>
+      </w:pPr>
+      <w:r>
+        <w:t>Public Surface</w:t>
+      </w:r>
+    </w:p>
+    <w:tbl>
+      <w:tblPr>
+        <w:tblW w:type="auto" w:w="0"/>
+        <w:jc w:val="left"/>
+        <w:tblLayout w:type="fixed"/>
+        <w:tblLook w:firstColumn="1" w:firstRow="1" w:lastColumn="0" w:lastRow="0" w:noHBand="0" w:noVBand="1" w:val="04A0"/>
+      </w:tblPr>
+      <w:tblGrid>
+        <w:gridCol w:w="5083"/>
+        <w:gridCol w:w="5083"/>
+        <w:gridCol w:w="5083"/>
+      </w:tblGrid>
+      <w:tr>
+        <w:trPr>
+          <w:tblHeader w:val="true"/>
+        </w:trPr>
+        <w:tc>
+          <w:tcPr>
+            <w:tcW w:type="dxa" w:w="2324"/>
+            <w:shd w:fill="17324D"/>
+            <w:tcMar>
+              <w:top w:w="90" w:type="dxa"/>
+              <w:start w:w="110" w:type="dxa"/>
+              <w:bottom w:w="90" w:type="dxa"/>
+              <w:end w:w="110" w:type="dxa"/>
+            </w:tcMar>
+          </w:tcPr>
+          <w:p>
+            <w:r>
+              <w:rPr>
+                <w:b/>
+                <w:color w:val="FFFFFF"/>
+                <w:sz w:val="16"/>
+              </w:rPr>
+              <w:t>분류</w:t>
+            </w:r>
+          </w:p>
+        </w:tc>
+        <w:tc>
+          <w:tcPr>
+            <w:tcW w:type="dxa" w:w="6226"/>
+            <w:shd w:fill="17324D"/>
+            <w:tcMar>
+              <w:top w:w="90" w:type="dxa"/>
+              <w:start w:w="110" w:type="dxa"/>
+              <w:bottom w:w="90" w:type="dxa"/>
+              <w:end w:w="110" w:type="dxa"/>
+            </w:tcMar>
+          </w:tcPr>
+          <w:p>
+            <w:r>
+              <w:rPr>
+                <w:b/>
+                <w:color w:val="FFFFFF"/>
+                <w:sz w:val="16"/>
+              </w:rPr>
+              <w:t>대표 Surface</w:t>
+            </w:r>
+          </w:p>
+        </w:tc>
+        <w:tc>
+          <w:tcPr>
+            <w:tcW w:type="dxa" w:w="6475"/>
+            <w:shd w:fill="17324D"/>
+            <w:tcMar>
+              <w:top w:w="90" w:type="dxa"/>
+              <w:start w:w="110" w:type="dxa"/>
+              <w:bottom w:w="90" w:type="dxa"/>
+              <w:end w:w="110" w:type="dxa"/>
+            </w:tcMar>
+          </w:tcPr>
+          <w:p>
+            <w:r>
+              <w:rPr>
+                <w:b/>
+                <w:color w:val="FFFFFF"/>
+                <w:sz w:val="16"/>
+              </w:rPr>
+              <w:t>검수 기준</w:t>
             </w:r>
           </w:p>
         </w:tc>
@@ -3974,15 +2358,14 @@
         </w:trPr>
         <w:tc>
           <w:tcPr>
-            <w:tcW w:type="dxa" w:w="2720"/>
+            <w:tcW w:type="dxa" w:w="2324"/>
             <w:tcMar>
-              <w:top w:w="70" w:type="dxa"/>
-              <w:start w:w="80" w:type="dxa"/>
-              <w:bottom w:w="70" w:type="dxa"/>
-              <w:end w:w="80" w:type="dxa"/>
+              <w:top w:w="80" w:type="dxa"/>
+              <w:start w:w="100" w:type="dxa"/>
+              <w:bottom w:w="80" w:type="dxa"/>
+              <w:end w:w="100" w:type="dxa"/>
             </w:tcMar>
-            <w:vAlign w:val="top"/>
-            <w:shd w:fill="F4F7FA"/>
+            <w:vAlign w:val="center"/>
           </w:tcPr>
           <w:p>
             <w:pPr>
@@ -3990,24 +2373,23 @@
             </w:pPr>
             <w:r>
               <w:rPr>
-                <w:rFonts w:ascii="Noto Sans CJK KR" w:hAnsi="Noto Sans CJK KR"/>
-                <w:color w:val="202124"/>
-                <w:sz w:val="17"/>
+                <w:rFonts w:ascii="Noto Sans KR" w:hAnsi="Noto Sans KR" w:eastAsia="Noto Sans KR"/>
+                <w:sz w:val="16"/>
               </w:rPr>
-              <w:t>Gradle</w:t>
+              <w:t>Web/Service</w:t>
             </w:r>
           </w:p>
         </w:tc>
         <w:tc>
           <w:tcPr>
-            <w:tcW w:type="dxa" w:w="2720"/>
+            <w:tcW w:type="dxa" w:w="6226"/>
             <w:tcMar>
-              <w:top w:w="70" w:type="dxa"/>
-              <w:start w:w="80" w:type="dxa"/>
-              <w:bottom w:w="70" w:type="dxa"/>
-              <w:end w:w="80" w:type="dxa"/>
+              <w:top w:w="80" w:type="dxa"/>
+              <w:start w:w="100" w:type="dxa"/>
+              <w:bottom w:w="80" w:type="dxa"/>
+              <w:end w:w="100" w:type="dxa"/>
             </w:tcMar>
-            <w:vAlign w:val="top"/>
+            <w:vAlign w:val="center"/>
           </w:tcPr>
           <w:p>
             <w:pPr>
@@ -4015,24 +2397,23 @@
             </w:pPr>
             <w:r>
               <w:rPr>
-                <w:rFonts w:ascii="Noto Sans CJK KR" w:hAnsi="Noto Sans CJK KR"/>
-                <w:color w:val="202124"/>
-                <w:sz w:val="17"/>
+                <w:rFonts w:ascii="Noto Sans KR" w:hAnsi="Noto Sans KR" w:eastAsia="Noto Sans KR"/>
+                <w:sz w:val="16"/>
               </w:rPr>
-              <w:t>9.1.0</w:t>
+              <w:t>@CpfController / @CpfService</w:t>
             </w:r>
           </w:p>
         </w:tc>
         <w:tc>
           <w:tcPr>
-            <w:tcW w:type="dxa" w:w="2720"/>
+            <w:tcW w:type="dxa" w:w="6475"/>
             <w:tcMar>
-              <w:top w:w="70" w:type="dxa"/>
-              <w:start w:w="80" w:type="dxa"/>
-              <w:bottom w:w="70" w:type="dxa"/>
-              <w:end w:w="80" w:type="dxa"/>
+              <w:top w:w="80" w:type="dxa"/>
+              <w:start w:w="100" w:type="dxa"/>
+              <w:bottom w:w="80" w:type="dxa"/>
+              <w:end w:w="100" w:type="dxa"/>
             </w:tcMar>
-            <w:vAlign w:val="top"/>
+            <w:vAlign w:val="center"/>
           </w:tcPr>
           <w:p>
             <w:pPr>
@@ -4040,36 +2421,10 @@
             </w:pPr>
             <w:r>
               <w:rPr>
-                <w:rFonts w:ascii="Noto Sans CJK KR" w:hAnsi="Noto Sans CJK KR"/>
-                <w:color w:val="202124"/>
-                <w:sz w:val="17"/>
+                <w:rFonts w:ascii="Noto Sans KR" w:hAnsi="Noto Sans KR" w:eastAsia="Noto Sans KR"/>
+                <w:sz w:val="16"/>
               </w:rPr>
-              <w:t>Wrapper 기준</w:t>
-            </w:r>
-          </w:p>
-        </w:tc>
-        <w:tc>
-          <w:tcPr>
-            <w:tcW w:type="dxa" w:w="2720"/>
-            <w:tcMar>
-              <w:top w:w="70" w:type="dxa"/>
-              <w:start w:w="80" w:type="dxa"/>
-              <w:bottom w:w="70" w:type="dxa"/>
-              <w:end w:w="80" w:type="dxa"/>
-            </w:tcMar>
-            <w:vAlign w:val="top"/>
-          </w:tcPr>
-          <w:p>
-            <w:pPr>
-              <w:spacing w:after="0" w:line="252" w:lineRule="auto"/>
-            </w:pPr>
-            <w:r>
-              <w:rPr>
-                <w:rFonts w:ascii="Noto Sans CJK KR" w:hAnsi="Noto Sans CJK KR"/>
-                <w:color w:val="202124"/>
-                <w:sz w:val="17"/>
-              </w:rPr>
-              <w:t>gradle/cpf-stack.properties</w:t>
+              <w:t>업무 진입·규칙</w:t>
             </w:r>
           </w:p>
         </w:tc>
@@ -4080,15 +2435,15 @@
         </w:trPr>
         <w:tc>
           <w:tcPr>
-            <w:tcW w:type="dxa" w:w="2720"/>
+            <w:tcW w:type="dxa" w:w="2324"/>
             <w:tcMar>
-              <w:top w:w="70" w:type="dxa"/>
-              <w:start w:w="80" w:type="dxa"/>
-              <w:bottom w:w="70" w:type="dxa"/>
-              <w:end w:w="80" w:type="dxa"/>
+              <w:top w:w="80" w:type="dxa"/>
+              <w:start w:w="100" w:type="dxa"/>
+              <w:bottom w:w="80" w:type="dxa"/>
+              <w:end w:w="100" w:type="dxa"/>
             </w:tcMar>
-            <w:vAlign w:val="top"/>
-            <w:shd w:fill="F4F7FA"/>
+            <w:vAlign w:val="center"/>
+            <w:shd w:fill="F7FAFC"/>
           </w:tcPr>
           <w:p>
             <w:pPr>
@@ -4096,24 +2451,24 @@
             </w:pPr>
             <w:r>
               <w:rPr>
-                <w:rFonts w:ascii="Noto Sans CJK KR" w:hAnsi="Noto Sans CJK KR"/>
-                <w:color w:val="202124"/>
-                <w:sz w:val="17"/>
+                <w:rFonts w:ascii="Noto Sans KR" w:hAnsi="Noto Sans KR" w:eastAsia="Noto Sans KR"/>
+                <w:sz w:val="16"/>
               </w:rPr>
-              <w:t>Spring Boot</w:t>
+              <w:t>Persistence</w:t>
             </w:r>
           </w:p>
         </w:tc>
         <w:tc>
           <w:tcPr>
-            <w:tcW w:type="dxa" w:w="2720"/>
+            <w:tcW w:type="dxa" w:w="6226"/>
             <w:tcMar>
-              <w:top w:w="70" w:type="dxa"/>
-              <w:start w:w="80" w:type="dxa"/>
-              <w:bottom w:w="70" w:type="dxa"/>
-              <w:end w:w="80" w:type="dxa"/>
+              <w:top w:w="80" w:type="dxa"/>
+              <w:start w:w="100" w:type="dxa"/>
+              <w:bottom w:w="80" w:type="dxa"/>
+              <w:end w:w="100" w:type="dxa"/>
             </w:tcMar>
-            <w:vAlign w:val="top"/>
+            <w:vAlign w:val="center"/>
+            <w:shd w:fill="F7FAFC"/>
           </w:tcPr>
           <w:p>
             <w:pPr>
@@ -4121,24 +2476,24 @@
             </w:pPr>
             <w:r>
               <w:rPr>
-                <w:rFonts w:ascii="Noto Sans CJK KR" w:hAnsi="Noto Sans CJK KR"/>
-                <w:color w:val="202124"/>
-                <w:sz w:val="17"/>
+                <w:rFonts w:ascii="Noto Sans KR" w:hAnsi="Noto Sans KR" w:eastAsia="Noto Sans KR"/>
+                <w:sz w:val="16"/>
               </w:rPr>
-              <w:t>4.1.0</w:t>
+              <w:t>@CpfRepository / CpfCrudRepository / @CpfTransactional</w:t>
             </w:r>
           </w:p>
         </w:tc>
         <w:tc>
           <w:tcPr>
-            <w:tcW w:type="dxa" w:w="2720"/>
+            <w:tcW w:type="dxa" w:w="6475"/>
             <w:tcMar>
-              <w:top w:w="70" w:type="dxa"/>
-              <w:start w:w="80" w:type="dxa"/>
-              <w:bottom w:w="70" w:type="dxa"/>
-              <w:end w:w="80" w:type="dxa"/>
+              <w:top w:w="80" w:type="dxa"/>
+              <w:start w:w="100" w:type="dxa"/>
+              <w:bottom w:w="80" w:type="dxa"/>
+              <w:end w:w="100" w:type="dxa"/>
             </w:tcMar>
-            <w:vAlign w:val="top"/>
+            <w:vAlign w:val="center"/>
+            <w:shd w:fill="F7FAFC"/>
           </w:tcPr>
           <w:p>
             <w:pPr>
@@ -4146,36 +2501,10 @@
             </w:pPr>
             <w:r>
               <w:rPr>
-                <w:rFonts w:ascii="Noto Sans CJK KR" w:hAnsi="Noto Sans CJK KR"/>
-                <w:color w:val="202124"/>
-                <w:sz w:val="17"/>
+                <w:rFonts w:ascii="Noto Sans KR" w:hAnsi="Noto Sans KR" w:eastAsia="Noto Sans KR"/>
+                <w:sz w:val="16"/>
               </w:rPr>
-              <w:t>CPF baseline</w:t>
-            </w:r>
-          </w:p>
-        </w:tc>
-        <w:tc>
-          <w:tcPr>
-            <w:tcW w:type="dxa" w:w="2720"/>
-            <w:tcMar>
-              <w:top w:w="70" w:type="dxa"/>
-              <w:start w:w="80" w:type="dxa"/>
-              <w:bottom w:w="70" w:type="dxa"/>
-              <w:end w:w="80" w:type="dxa"/>
-            </w:tcMar>
-            <w:vAlign w:val="top"/>
-          </w:tcPr>
-          <w:p>
-            <w:pPr>
-              <w:spacing w:after="0" w:line="252" w:lineRule="auto"/>
-            </w:pPr>
-            <w:r>
-              <w:rPr>
-                <w:rFonts w:ascii="Noto Sans CJK KR" w:hAnsi="Noto Sans CJK KR"/>
-                <w:color w:val="202124"/>
-                <w:sz w:val="17"/>
-              </w:rPr>
-              <w:t>gradle/cpf-stack.properties</w:t>
+              <w:t>Owner DB, Local Tx</w:t>
             </w:r>
           </w:p>
         </w:tc>
@@ -4186,15 +2515,14 @@
         </w:trPr>
         <w:tc>
           <w:tcPr>
-            <w:tcW w:type="dxa" w:w="2720"/>
+            <w:tcW w:type="dxa" w:w="2324"/>
             <w:tcMar>
-              <w:top w:w="70" w:type="dxa"/>
-              <w:start w:w="80" w:type="dxa"/>
-              <w:bottom w:w="70" w:type="dxa"/>
-              <w:end w:w="80" w:type="dxa"/>
+              <w:top w:w="80" w:type="dxa"/>
+              <w:start w:w="100" w:type="dxa"/>
+              <w:bottom w:w="80" w:type="dxa"/>
+              <w:end w:w="100" w:type="dxa"/>
             </w:tcMar>
-            <w:vAlign w:val="top"/>
-            <w:shd w:fill="F4F7FA"/>
+            <w:vAlign w:val="center"/>
           </w:tcPr>
           <w:p>
             <w:pPr>
@@ -4202,24 +2530,23 @@
             </w:pPr>
             <w:r>
               <w:rPr>
-                <w:rFonts w:ascii="Noto Sans CJK KR" w:hAnsi="Noto Sans CJK KR"/>
-                <w:color w:val="202124"/>
-                <w:sz w:val="17"/>
+                <w:rFonts w:ascii="Noto Sans KR" w:hAnsi="Noto Sans KR" w:eastAsia="Noto Sans KR"/>
+                <w:sz w:val="16"/>
               </w:rPr>
-              <w:t>DB</w:t>
+              <w:t>Domain</w:t>
             </w:r>
           </w:p>
         </w:tc>
         <w:tc>
           <w:tcPr>
-            <w:tcW w:type="dxa" w:w="2720"/>
+            <w:tcW w:type="dxa" w:w="6226"/>
             <w:tcMar>
-              <w:top w:w="70" w:type="dxa"/>
-              <w:start w:w="80" w:type="dxa"/>
-              <w:bottom w:w="70" w:type="dxa"/>
-              <w:end w:w="80" w:type="dxa"/>
+              <w:top w:w="80" w:type="dxa"/>
+              <w:start w:w="100" w:type="dxa"/>
+              <w:bottom w:w="80" w:type="dxa"/>
+              <w:end w:w="100" w:type="dxa"/>
             </w:tcMar>
-            <w:vAlign w:val="top"/>
+            <w:vAlign w:val="center"/>
           </w:tcPr>
           <w:p>
             <w:pPr>
@@ -4227,24 +2554,23 @@
             </w:pPr>
             <w:r>
               <w:rPr>
-                <w:rFonts w:ascii="Noto Sans CJK KR" w:hAnsi="Noto Sans CJK KR"/>
-                <w:color w:val="202124"/>
-                <w:sz w:val="17"/>
+                <w:rFonts w:ascii="Noto Sans KR" w:hAnsi="Noto Sans KR" w:eastAsia="Noto Sans KR"/>
+                <w:sz w:val="16"/>
               </w:rPr>
-              <w:t>Oracle·PostgreSQL·MariaDB</w:t>
+              <w:t>CpfDomainClient / @CpfOnlineTransaction</w:t>
             </w:r>
           </w:p>
         </w:tc>
         <w:tc>
           <w:tcPr>
-            <w:tcW w:type="dxa" w:w="2720"/>
+            <w:tcW w:type="dxa" w:w="6475"/>
             <w:tcMar>
-              <w:top w:w="70" w:type="dxa"/>
-              <w:start w:w="80" w:type="dxa"/>
-              <w:bottom w:w="70" w:type="dxa"/>
-              <w:end w:w="80" w:type="dxa"/>
+              <w:top w:w="80" w:type="dxa"/>
+              <w:start w:w="100" w:type="dxa"/>
+              <w:bottom w:w="80" w:type="dxa"/>
+              <w:end w:w="100" w:type="dxa"/>
             </w:tcMar>
-            <w:vAlign w:val="top"/>
+            <w:vAlign w:val="center"/>
           </w:tcPr>
           <w:p>
             <w:pPr>
@@ -4252,24 +2578,29 @@
             </w:pPr>
             <w:r>
               <w:rPr>
-                <w:rFonts w:ascii="Noto Sans CJK KR" w:hAnsi="Noto Sans CJK KR"/>
-                <w:color w:val="202124"/>
-                <w:sz w:val="17"/>
+                <w:rFonts w:ascii="Noto Sans KR" w:hAnsi="Noto Sans KR" w:eastAsia="Noto Sans KR"/>
+                <w:sz w:val="16"/>
               </w:rPr>
-              <w:t>DB3 only</w:t>
+              <w:t>Same JVM/Remote 동일 업무 계약</w:t>
             </w:r>
           </w:p>
         </w:tc>
+      </w:tr>
+      <w:tr>
+        <w:trPr>
+          <w:cantSplit/>
+        </w:trPr>
         <w:tc>
           <w:tcPr>
-            <w:tcW w:type="dxa" w:w="2720"/>
+            <w:tcW w:type="dxa" w:w="2324"/>
             <w:tcMar>
-              <w:top w:w="70" w:type="dxa"/>
-              <w:start w:w="80" w:type="dxa"/>
-              <w:bottom w:w="70" w:type="dxa"/>
-              <w:end w:w="80" w:type="dxa"/>
+              <w:top w:w="80" w:type="dxa"/>
+              <w:start w:w="100" w:type="dxa"/>
+              <w:bottom w:w="80" w:type="dxa"/>
+              <w:end w:w="100" w:type="dxa"/>
             </w:tcMar>
-            <w:vAlign w:val="top"/>
+            <w:vAlign w:val="center"/>
+            <w:shd w:fill="F7FAFC"/>
           </w:tcPr>
           <w:p>
             <w:pPr>
@@ -4277,38 +2608,1640 @@
             </w:pPr>
             <w:r>
               <w:rPr>
-                <w:rFonts w:ascii="Noto Sans CJK KR" w:hAnsi="Noto Sans CJK KR"/>
-                <w:color w:val="202124"/>
-                <w:sz w:val="17"/>
+                <w:rFonts w:ascii="Noto Sans KR" w:hAnsi="Noto Sans KR" w:eastAsia="Noto Sans KR"/>
+                <w:sz w:val="16"/>
               </w:rPr>
-              <w:t>cpf-tools/db/vendor</w:t>
+              <w:t>Reliability</w:t>
+            </w:r>
+          </w:p>
+        </w:tc>
+        <w:tc>
+          <w:tcPr>
+            <w:tcW w:type="dxa" w:w="6226"/>
+            <w:tcMar>
+              <w:top w:w="80" w:type="dxa"/>
+              <w:start w:w="100" w:type="dxa"/>
+              <w:bottom w:w="80" w:type="dxa"/>
+              <w:end w:w="100" w:type="dxa"/>
+            </w:tcMar>
+            <w:vAlign w:val="center"/>
+            <w:shd w:fill="F7FAFC"/>
+          </w:tcPr>
+          <w:p>
+            <w:pPr>
+              <w:spacing w:after="0" w:line="252" w:lineRule="auto"/>
+            </w:pPr>
+            <w:r>
+              <w:rPr>
+                <w:rFonts w:ascii="Noto Sans KR" w:hAnsi="Noto Sans KR" w:eastAsia="Noto Sans KR"/>
+                <w:sz w:val="16"/>
+              </w:rPr>
+              <w:t>CpfResult / @CpfRetry / @CpfTimeout / @CpfIdempotent</w:t>
+            </w:r>
+          </w:p>
+        </w:tc>
+        <w:tc>
+          <w:tcPr>
+            <w:tcW w:type="dxa" w:w="6475"/>
+            <w:tcMar>
+              <w:top w:w="80" w:type="dxa"/>
+              <w:start w:w="100" w:type="dxa"/>
+              <w:bottom w:w="80" w:type="dxa"/>
+              <w:end w:w="100" w:type="dxa"/>
+            </w:tcMar>
+            <w:vAlign w:val="center"/>
+            <w:shd w:fill="F7FAFC"/>
+          </w:tcPr>
+          <w:p>
+            <w:pPr>
+              <w:spacing w:after="0" w:line="252" w:lineRule="auto"/>
+            </w:pPr>
+            <w:r>
+              <w:rPr>
+                <w:rFonts w:ascii="Noto Sans KR" w:hAnsi="Noto Sans KR" w:eastAsia="Noto Sans KR"/>
+                <w:sz w:val="16"/>
+              </w:rPr>
+              <w:t>UNKNOWN·Retry·중복 처리</w:t>
+            </w:r>
+          </w:p>
+        </w:tc>
+      </w:tr>
+      <w:tr>
+        <w:trPr>
+          <w:cantSplit/>
+        </w:trPr>
+        <w:tc>
+          <w:tcPr>
+            <w:tcW w:type="dxa" w:w="2324"/>
+            <w:tcMar>
+              <w:top w:w="80" w:type="dxa"/>
+              <w:start w:w="100" w:type="dxa"/>
+              <w:bottom w:w="80" w:type="dxa"/>
+              <w:end w:w="100" w:type="dxa"/>
+            </w:tcMar>
+            <w:vAlign w:val="center"/>
+          </w:tcPr>
+          <w:p>
+            <w:pPr>
+              <w:spacing w:after="0" w:line="252" w:lineRule="auto"/>
+            </w:pPr>
+            <w:r>
+              <w:rPr>
+                <w:rFonts w:ascii="Noto Sans KR" w:hAnsi="Noto Sans KR" w:eastAsia="Noto Sans KR"/>
+                <w:sz w:val="16"/>
+              </w:rPr>
+              <w:t>Integration</w:t>
+            </w:r>
+          </w:p>
+        </w:tc>
+        <w:tc>
+          <w:tcPr>
+            <w:tcW w:type="dxa" w:w="6226"/>
+            <w:tcMar>
+              <w:top w:w="80" w:type="dxa"/>
+              <w:start w:w="100" w:type="dxa"/>
+              <w:bottom w:w="80" w:type="dxa"/>
+              <w:end w:w="100" w:type="dxa"/>
+            </w:tcMar>
+            <w:vAlign w:val="center"/>
+          </w:tcPr>
+          <w:p>
+            <w:pPr>
+              <w:spacing w:after="0" w:line="252" w:lineRule="auto"/>
+            </w:pPr>
+            <w:r>
+              <w:rPr>
+                <w:rFonts w:ascii="Noto Sans KR" w:hAnsi="Noto Sans KR" w:eastAsia="Noto Sans KR"/>
+                <w:sz w:val="16"/>
+              </w:rPr>
+              <w:t>@CpfClient</w:t>
+            </w:r>
+          </w:p>
+        </w:tc>
+        <w:tc>
+          <w:tcPr>
+            <w:tcW w:type="dxa" w:w="6475"/>
+            <w:tcMar>
+              <w:top w:w="80" w:type="dxa"/>
+              <w:start w:w="100" w:type="dxa"/>
+              <w:bottom w:w="80" w:type="dxa"/>
+              <w:end w:w="100" w:type="dxa"/>
+            </w:tcMar>
+            <w:vAlign w:val="center"/>
+          </w:tcPr>
+          <w:p>
+            <w:pPr>
+              <w:spacing w:after="0" w:line="252" w:lineRule="auto"/>
+            </w:pPr>
+            <w:r>
+              <w:rPr>
+                <w:rFonts w:ascii="Noto Sans KR" w:hAnsi="Noto Sans KR" w:eastAsia="Noto Sans KR"/>
+                <w:sz w:val="16"/>
+              </w:rPr>
+              <w:t>외부 경계·실패 정책</w:t>
+            </w:r>
+          </w:p>
+        </w:tc>
+      </w:tr>
+      <w:tr>
+        <w:trPr>
+          <w:cantSplit/>
+        </w:trPr>
+        <w:tc>
+          <w:tcPr>
+            <w:tcW w:type="dxa" w:w="2324"/>
+            <w:tcMar>
+              <w:top w:w="80" w:type="dxa"/>
+              <w:start w:w="100" w:type="dxa"/>
+              <w:bottom w:w="80" w:type="dxa"/>
+              <w:end w:w="100" w:type="dxa"/>
+            </w:tcMar>
+            <w:vAlign w:val="center"/>
+            <w:shd w:fill="F7FAFC"/>
+          </w:tcPr>
+          <w:p>
+            <w:pPr>
+              <w:spacing w:after="0" w:line="252" w:lineRule="auto"/>
+            </w:pPr>
+            <w:r>
+              <w:rPr>
+                <w:rFonts w:ascii="Noto Sans KR" w:hAnsi="Noto Sans KR" w:eastAsia="Noto Sans KR"/>
+                <w:sz w:val="16"/>
+              </w:rPr>
+              <w:t>Async</w:t>
+            </w:r>
+          </w:p>
+        </w:tc>
+        <w:tc>
+          <w:tcPr>
+            <w:tcW w:type="dxa" w:w="6226"/>
+            <w:tcMar>
+              <w:top w:w="80" w:type="dxa"/>
+              <w:start w:w="100" w:type="dxa"/>
+              <w:bottom w:w="80" w:type="dxa"/>
+              <w:end w:w="100" w:type="dxa"/>
+            </w:tcMar>
+            <w:vAlign w:val="center"/>
+            <w:shd w:fill="F7FAFC"/>
+          </w:tcPr>
+          <w:p>
+            <w:pPr>
+              <w:spacing w:after="0" w:line="252" w:lineRule="auto"/>
+            </w:pPr>
+            <w:r>
+              <w:rPr>
+                <w:rFonts w:ascii="Noto Sans KR" w:hAnsi="Noto Sans KR" w:eastAsia="Noto Sans KR"/>
+                <w:sz w:val="16"/>
+              </w:rPr>
+              <w:t>CpfMessagingTemplate / @CpfMessageListener</w:t>
+            </w:r>
+          </w:p>
+        </w:tc>
+        <w:tc>
+          <w:tcPr>
+            <w:tcW w:type="dxa" w:w="6475"/>
+            <w:tcMar>
+              <w:top w:w="80" w:type="dxa"/>
+              <w:start w:w="100" w:type="dxa"/>
+              <w:bottom w:w="80" w:type="dxa"/>
+              <w:end w:w="100" w:type="dxa"/>
+            </w:tcMar>
+            <w:vAlign w:val="center"/>
+            <w:shd w:fill="F7FAFC"/>
+          </w:tcPr>
+          <w:p>
+            <w:pPr>
+              <w:spacing w:after="0" w:line="252" w:lineRule="auto"/>
+            </w:pPr>
+            <w:r>
+              <w:rPr>
+                <w:rFonts w:ascii="Noto Sans KR" w:hAnsi="Noto Sans KR" w:eastAsia="Noto Sans KR"/>
+                <w:sz w:val="16"/>
+              </w:rPr>
+              <w:t>Context·Idempotency·Replay</w:t>
+            </w:r>
+          </w:p>
+        </w:tc>
+      </w:tr>
+      <w:tr>
+        <w:trPr>
+          <w:cantSplit/>
+        </w:trPr>
+        <w:tc>
+          <w:tcPr>
+            <w:tcW w:type="dxa" w:w="2324"/>
+            <w:tcMar>
+              <w:top w:w="80" w:type="dxa"/>
+              <w:start w:w="100" w:type="dxa"/>
+              <w:bottom w:w="80" w:type="dxa"/>
+              <w:end w:w="100" w:type="dxa"/>
+            </w:tcMar>
+            <w:vAlign w:val="center"/>
+          </w:tcPr>
+          <w:p>
+            <w:pPr>
+              <w:spacing w:after="0" w:line="252" w:lineRule="auto"/>
+            </w:pPr>
+            <w:r>
+              <w:rPr>
+                <w:rFonts w:ascii="Noto Sans KR" w:hAnsi="Noto Sans KR" w:eastAsia="Noto Sans KR"/>
+                <w:sz w:val="16"/>
+              </w:rPr>
+              <w:t>Security</w:t>
+            </w:r>
+          </w:p>
+        </w:tc>
+        <w:tc>
+          <w:tcPr>
+            <w:tcW w:type="dxa" w:w="6226"/>
+            <w:tcMar>
+              <w:top w:w="80" w:type="dxa"/>
+              <w:start w:w="100" w:type="dxa"/>
+              <w:bottom w:w="80" w:type="dxa"/>
+              <w:end w:w="100" w:type="dxa"/>
+            </w:tcMar>
+            <w:vAlign w:val="center"/>
+          </w:tcPr>
+          <w:p>
+            <w:pPr>
+              <w:spacing w:after="0" w:line="252" w:lineRule="auto"/>
+            </w:pPr>
+            <w:r>
+              <w:rPr>
+                <w:rFonts w:ascii="Noto Sans KR" w:hAnsi="Noto Sans KR" w:eastAsia="Noto Sans KR"/>
+                <w:sz w:val="16"/>
+              </w:rPr>
+              <w:t>@CpfPermission / @CpfApprovalRequired / @CpfAudit</w:t>
+            </w:r>
+          </w:p>
+        </w:tc>
+        <w:tc>
+          <w:tcPr>
+            <w:tcW w:type="dxa" w:w="6475"/>
+            <w:tcMar>
+              <w:top w:w="80" w:type="dxa"/>
+              <w:start w:w="100" w:type="dxa"/>
+              <w:bottom w:w="80" w:type="dxa"/>
+              <w:end w:w="100" w:type="dxa"/>
+            </w:tcMar>
+            <w:vAlign w:val="center"/>
+          </w:tcPr>
+          <w:p>
+            <w:pPr>
+              <w:spacing w:after="0" w:line="252" w:lineRule="auto"/>
+            </w:pPr>
+            <w:r>
+              <w:rPr>
+                <w:rFonts w:ascii="Noto Sans KR" w:hAnsi="Noto Sans KR" w:eastAsia="Noto Sans KR"/>
+                <w:sz w:val="16"/>
+              </w:rPr>
+              <w:t>권한·승인·감사</w:t>
+            </w:r>
+          </w:p>
+        </w:tc>
+      </w:tr>
+      <w:tr>
+        <w:trPr>
+          <w:cantSplit/>
+        </w:trPr>
+        <w:tc>
+          <w:tcPr>
+            <w:tcW w:type="dxa" w:w="2324"/>
+            <w:tcMar>
+              <w:top w:w="80" w:type="dxa"/>
+              <w:start w:w="100" w:type="dxa"/>
+              <w:bottom w:w="80" w:type="dxa"/>
+              <w:end w:w="100" w:type="dxa"/>
+            </w:tcMar>
+            <w:vAlign w:val="center"/>
+            <w:shd w:fill="F7FAFC"/>
+          </w:tcPr>
+          <w:p>
+            <w:pPr>
+              <w:spacing w:after="0" w:line="252" w:lineRule="auto"/>
+            </w:pPr>
+            <w:r>
+              <w:rPr>
+                <w:rFonts w:ascii="Noto Sans KR" w:hAnsi="Noto Sans KR" w:eastAsia="Noto Sans KR"/>
+                <w:sz w:val="16"/>
+              </w:rPr>
+              <w:t>Batch</w:t>
+            </w:r>
+          </w:p>
+        </w:tc>
+        <w:tc>
+          <w:tcPr>
+            <w:tcW w:type="dxa" w:w="6226"/>
+            <w:tcMar>
+              <w:top w:w="80" w:type="dxa"/>
+              <w:start w:w="100" w:type="dxa"/>
+              <w:bottom w:w="80" w:type="dxa"/>
+              <w:end w:w="100" w:type="dxa"/>
+            </w:tcMar>
+            <w:vAlign w:val="center"/>
+            <w:shd w:fill="F7FAFC"/>
+          </w:tcPr>
+          <w:p>
+            <w:pPr>
+              <w:spacing w:after="0" w:line="252" w:lineRule="auto"/>
+            </w:pPr>
+            <w:r>
+              <w:rPr>
+                <w:rFonts w:ascii="Noto Sans KR" w:hAnsi="Noto Sans KR" w:eastAsia="Noto Sans KR"/>
+                <w:sz w:val="16"/>
+              </w:rPr>
+              <w:t>@CpfBatchJob / @CpfBatchStep</w:t>
+            </w:r>
+          </w:p>
+        </w:tc>
+        <w:tc>
+          <w:tcPr>
+            <w:tcW w:type="dxa" w:w="6475"/>
+            <w:tcMar>
+              <w:top w:w="80" w:type="dxa"/>
+              <w:start w:w="100" w:type="dxa"/>
+              <w:bottom w:w="80" w:type="dxa"/>
+              <w:end w:w="100" w:type="dxa"/>
+            </w:tcMar>
+            <w:vAlign w:val="center"/>
+            <w:shd w:fill="F7FAFC"/>
+          </w:tcPr>
+          <w:p>
+            <w:pPr>
+              <w:spacing w:after="0" w:line="252" w:lineRule="auto"/>
+            </w:pPr>
+            <w:r>
+              <w:rPr>
+                <w:rFonts w:ascii="Noto Sans KR" w:hAnsi="Noto Sans KR" w:eastAsia="Noto Sans KR"/>
+                <w:sz w:val="16"/>
+              </w:rPr>
+              <w:t>Job/Step 계약</w:t>
             </w:r>
           </w:p>
         </w:tc>
       </w:tr>
     </w:tbl>
-    <w:p/>
+    <w:tbl>
+      <w:tblPr>
+        <w:tblW w:type="auto" w:w="0"/>
+        <w:jc w:val="left"/>
+        <w:tblLayout w:type="fixed"/>
+        <w:tblLook w:firstColumn="1" w:firstRow="1" w:lastColumn="0" w:lastRow="0" w:noHBand="0" w:noVBand="1" w:val="04A0"/>
+      </w:tblPr>
+      <w:tblGrid>
+        <w:gridCol w:w="7625"/>
+        <w:gridCol w:w="7625"/>
+      </w:tblGrid>
+      <w:tr>
+        <w:trPr>
+          <w:tblHeader w:val="true"/>
+        </w:trPr>
+        <w:tc>
+          <w:tcPr>
+            <w:tcW w:type="dxa" w:w="1701"/>
+            <w:shd w:fill="17324D"/>
+            <w:tcMar>
+              <w:top w:w="90" w:type="dxa"/>
+              <w:start w:w="120" w:type="dxa"/>
+              <w:bottom w:w="90" w:type="dxa"/>
+              <w:end w:w="120" w:type="dxa"/>
+            </w:tcMar>
+          </w:tcPr>
+          <w:p>
+            <w:r>
+              <w:rPr>
+                <w:b/>
+                <w:color w:val="FFFFFF"/>
+                <w:sz w:val="16"/>
+              </w:rPr>
+              <w:t>경계</w:t>
+            </w:r>
+          </w:p>
+        </w:tc>
+        <w:tc>
+          <w:tcPr>
+            <w:tcW w:type="dxa" w:w="11907"/>
+            <w:shd w:fill="EDF6FF"/>
+            <w:tcMar>
+              <w:top w:w="90" w:type="dxa"/>
+              <w:start w:w="120" w:type="dxa"/>
+              <w:bottom w:w="90" w:type="dxa"/>
+              <w:end w:w="120" w:type="dxa"/>
+            </w:tcMar>
+          </w:tcPr>
+          <w:p>
+            <w:r>
+              <w:t>Public BOM/Starter에서 Internal Leaf를 노출하지 않고, 외부 모듈이 Internal package를 직접 참조하지 않는지 확인합니다.</w:t>
+            </w:r>
+          </w:p>
+        </w:tc>
+      </w:tr>
+    </w:tbl>
     <w:p>
       <w:pPr>
-        <w:pStyle w:val="BodyRail"/>
+        <w:pStyle w:val="Heading1"/>
       </w:pPr>
       <w:r>
-        <w:t>정상·실패·복구까지 통과해야 할 시나리오를 확인합니다.</w:t>
+        <w:t>4 Runtime Identity · 운영 연계</w:t>
+      </w:r>
+    </w:p>
+    <w:tbl>
+      <w:tblPr>
+        <w:tblW w:type="auto" w:w="0"/>
+        <w:jc w:val="left"/>
+        <w:tblLayout w:type="fixed"/>
+        <w:tblLook w:firstColumn="1" w:firstRow="1" w:lastColumn="0" w:lastRow="0" w:noHBand="0" w:noVBand="1" w:val="04A0"/>
+      </w:tblPr>
+      <w:tblGrid>
+        <w:gridCol w:w="7625"/>
+        <w:gridCol w:w="7625"/>
+      </w:tblGrid>
+      <w:tr>
+        <w:trPr>
+          <w:tblHeader w:val="true"/>
+        </w:trPr>
+        <w:tc>
+          <w:tcPr>
+            <w:tcW w:type="dxa" w:w="1927"/>
+            <w:shd w:fill="17324D"/>
+            <w:tcMar>
+              <w:top w:w="110" w:type="dxa"/>
+              <w:start w:w="140" w:type="dxa"/>
+              <w:bottom w:w="110" w:type="dxa"/>
+              <w:end w:w="140" w:type="dxa"/>
+            </w:tcMar>
+          </w:tcPr>
+          <w:p>
+            <w:r>
+              <w:rPr>
+                <w:b/>
+                <w:color w:val="FFFFFF"/>
+              </w:rPr>
+              <w:t>이 장을 보는 이유</w:t>
+            </w:r>
+          </w:p>
+        </w:tc>
+        <w:tc>
+          <w:tcPr>
+            <w:tcW w:type="dxa" w:w="11623"/>
+            <w:tcMar>
+              <w:top w:w="110" w:type="dxa"/>
+              <w:start w:w="140" w:type="dxa"/>
+              <w:bottom w:w="110" w:type="dxa"/>
+              <w:end w:w="140" w:type="dxa"/>
+            </w:tcMar>
+          </w:tcPr>
+          <w:p>
+            <w:r>
+              <w:t>실행 후 추적과 운영 제어에 필요한 기술 필드를 대조합니다.</w:t>
+            </w:r>
+          </w:p>
+        </w:tc>
+      </w:tr>
+    </w:tbl>
+    <w:p>
+      <w:pPr>
+        <w:pStyle w:val="CPFLabel"/>
+      </w:pPr>
+      <w:r>
+        <w:t>Runtime Identity</w:t>
+      </w:r>
+    </w:p>
+    <w:tbl>
+      <w:tblPr>
+        <w:tblW w:type="auto" w:w="0"/>
+        <w:jc w:val="left"/>
+        <w:tblLayout w:type="fixed"/>
+        <w:tblLook w:firstColumn="1" w:firstRow="1" w:lastColumn="0" w:lastRow="0" w:noHBand="0" w:noVBand="1" w:val="04A0"/>
+      </w:tblPr>
+      <w:tblGrid>
+        <w:gridCol w:w="5083"/>
+        <w:gridCol w:w="5083"/>
+        <w:gridCol w:w="5083"/>
+      </w:tblGrid>
+      <w:tr>
+        <w:trPr>
+          <w:tblHeader w:val="true"/>
+        </w:trPr>
+        <w:tc>
+          <w:tcPr>
+            <w:tcW w:type="dxa" w:w="3075"/>
+            <w:shd w:fill="17324D"/>
+            <w:tcMar>
+              <w:top w:w="90" w:type="dxa"/>
+              <w:start w:w="110" w:type="dxa"/>
+              <w:bottom w:w="90" w:type="dxa"/>
+              <w:end w:w="110" w:type="dxa"/>
+            </w:tcMar>
+          </w:tcPr>
+          <w:p>
+            <w:r>
+              <w:rPr>
+                <w:b/>
+                <w:color w:val="FFFFFF"/>
+                <w:sz w:val="16"/>
+              </w:rPr>
+              <w:t>항목</w:t>
+            </w:r>
+          </w:p>
+        </w:tc>
+        <w:tc>
+          <w:tcPr>
+            <w:tcW w:type="dxa" w:w="5096"/>
+            <w:shd w:fill="17324D"/>
+            <w:tcMar>
+              <w:top w:w="90" w:type="dxa"/>
+              <w:start w:w="110" w:type="dxa"/>
+              <w:bottom w:w="90" w:type="dxa"/>
+              <w:end w:w="110" w:type="dxa"/>
+            </w:tcMar>
+          </w:tcPr>
+          <w:p>
+            <w:r>
+              <w:rPr>
+                <w:b/>
+                <w:color w:val="FFFFFF"/>
+                <w:sz w:val="16"/>
+              </w:rPr>
+              <w:t>역할</w:t>
+            </w:r>
+          </w:p>
+        </w:tc>
+        <w:tc>
+          <w:tcPr>
+            <w:tcW w:type="dxa" w:w="6853"/>
+            <w:shd w:fill="17324D"/>
+            <w:tcMar>
+              <w:top w:w="90" w:type="dxa"/>
+              <w:start w:w="110" w:type="dxa"/>
+              <w:bottom w:w="90" w:type="dxa"/>
+              <w:end w:w="110" w:type="dxa"/>
+            </w:tcMar>
+          </w:tcPr>
+          <w:p>
+            <w:r>
+              <w:rPr>
+                <w:b/>
+                <w:color w:val="FFFFFF"/>
+                <w:sz w:val="16"/>
+              </w:rPr>
+              <w:t>전파/관찰</w:t>
+            </w:r>
+          </w:p>
+        </w:tc>
+      </w:tr>
+      <w:tr>
+        <w:trPr>
+          <w:cantSplit/>
+        </w:trPr>
+        <w:tc>
+          <w:tcPr>
+            <w:tcW w:type="dxa" w:w="3075"/>
+            <w:tcMar>
+              <w:top w:w="80" w:type="dxa"/>
+              <w:start w:w="100" w:type="dxa"/>
+              <w:bottom w:w="80" w:type="dxa"/>
+              <w:end w:w="100" w:type="dxa"/>
+            </w:tcMar>
+            <w:vAlign w:val="center"/>
+          </w:tcPr>
+          <w:p>
+            <w:pPr>
+              <w:spacing w:after="0" w:line="252" w:lineRule="auto"/>
+            </w:pPr>
+            <w:r>
+              <w:rPr>
+                <w:rFonts w:ascii="Noto Sans KR" w:hAnsi="Noto Sans KR" w:eastAsia="Noto Sans KR"/>
+                <w:sz w:val="16"/>
+              </w:rPr>
+              <w:t>transactionId</w:t>
+            </w:r>
+          </w:p>
+        </w:tc>
+        <w:tc>
+          <w:tcPr>
+            <w:tcW w:type="dxa" w:w="5096"/>
+            <w:tcMar>
+              <w:top w:w="80" w:type="dxa"/>
+              <w:start w:w="100" w:type="dxa"/>
+              <w:bottom w:w="80" w:type="dxa"/>
+              <w:end w:w="100" w:type="dxa"/>
+            </w:tcMar>
+            <w:vAlign w:val="center"/>
+          </w:tcPr>
+          <w:p>
+            <w:pPr>
+              <w:spacing w:after="0" w:line="252" w:lineRule="auto"/>
+            </w:pPr>
+            <w:r>
+              <w:rPr>
+                <w:rFonts w:ascii="Noto Sans KR" w:hAnsi="Noto Sans KR" w:eastAsia="Noto Sans KR"/>
+                <w:sz w:val="16"/>
+              </w:rPr>
+              <w:t>거래 전체 식별</w:t>
+            </w:r>
+          </w:p>
+        </w:tc>
+        <w:tc>
+          <w:tcPr>
+            <w:tcW w:type="dxa" w:w="6853"/>
+            <w:tcMar>
+              <w:top w:w="80" w:type="dxa"/>
+              <w:start w:w="100" w:type="dxa"/>
+              <w:bottom w:w="80" w:type="dxa"/>
+              <w:end w:w="100" w:type="dxa"/>
+            </w:tcMar>
+            <w:vAlign w:val="center"/>
+          </w:tcPr>
+          <w:p>
+            <w:pPr>
+              <w:spacing w:after="0" w:line="252" w:lineRule="auto"/>
+            </w:pPr>
+            <w:r>
+              <w:rPr>
+                <w:rFonts w:ascii="Noto Sans KR" w:hAnsi="Noto Sans KR" w:eastAsia="Noto Sans KR"/>
+                <w:sz w:val="16"/>
+              </w:rPr>
+              <w:t>System6·Trace</w:t>
+            </w:r>
+          </w:p>
+        </w:tc>
+      </w:tr>
+      <w:tr>
+        <w:trPr>
+          <w:cantSplit/>
+        </w:trPr>
+        <w:tc>
+          <w:tcPr>
+            <w:tcW w:type="dxa" w:w="3075"/>
+            <w:tcMar>
+              <w:top w:w="80" w:type="dxa"/>
+              <w:start w:w="100" w:type="dxa"/>
+              <w:bottom w:w="80" w:type="dxa"/>
+              <w:end w:w="100" w:type="dxa"/>
+            </w:tcMar>
+            <w:vAlign w:val="center"/>
+            <w:shd w:fill="F7FAFC"/>
+          </w:tcPr>
+          <w:p>
+            <w:pPr>
+              <w:spacing w:after="0" w:line="252" w:lineRule="auto"/>
+            </w:pPr>
+            <w:r>
+              <w:rPr>
+                <w:rFonts w:ascii="Noto Sans KR" w:hAnsi="Noto Sans KR" w:eastAsia="Noto Sans KR"/>
+                <w:sz w:val="16"/>
+              </w:rPr>
+              <w:t>operationId</w:t>
+            </w:r>
+          </w:p>
+        </w:tc>
+        <w:tc>
+          <w:tcPr>
+            <w:tcW w:type="dxa" w:w="5096"/>
+            <w:tcMar>
+              <w:top w:w="80" w:type="dxa"/>
+              <w:start w:w="100" w:type="dxa"/>
+              <w:bottom w:w="80" w:type="dxa"/>
+              <w:end w:w="100" w:type="dxa"/>
+            </w:tcMar>
+            <w:vAlign w:val="center"/>
+            <w:shd w:fill="F7FAFC"/>
+          </w:tcPr>
+          <w:p>
+            <w:pPr>
+              <w:spacing w:after="0" w:line="252" w:lineRule="auto"/>
+            </w:pPr>
+            <w:r>
+              <w:rPr>
+                <w:rFonts w:ascii="Noto Sans KR" w:hAnsi="Noto Sans KR" w:eastAsia="Noto Sans KR"/>
+                <w:sz w:val="16"/>
+              </w:rPr>
+              <w:t>업무 Operation 단일 정본</w:t>
+            </w:r>
+          </w:p>
+        </w:tc>
+        <w:tc>
+          <w:tcPr>
+            <w:tcW w:type="dxa" w:w="6853"/>
+            <w:tcMar>
+              <w:top w:w="80" w:type="dxa"/>
+              <w:start w:w="100" w:type="dxa"/>
+              <w:bottom w:w="80" w:type="dxa"/>
+              <w:end w:w="100" w:type="dxa"/>
+            </w:tcMar>
+            <w:vAlign w:val="center"/>
+            <w:shd w:fill="F7FAFC"/>
+          </w:tcPr>
+          <w:p>
+            <w:pPr>
+              <w:spacing w:after="0" w:line="252" w:lineRule="auto"/>
+            </w:pPr>
+            <w:r>
+              <w:rPr>
+                <w:rFonts w:ascii="Noto Sans KR" w:hAnsi="Noto Sans KR" w:eastAsia="Noto Sans KR"/>
+                <w:sz w:val="16"/>
+              </w:rPr>
+              <w:t>Annotation/OpenAPI/Header/Client/ADM/Log</w:t>
+            </w:r>
+          </w:p>
+        </w:tc>
+      </w:tr>
+      <w:tr>
+        <w:trPr>
+          <w:cantSplit/>
+        </w:trPr>
+        <w:tc>
+          <w:tcPr>
+            <w:tcW w:type="dxa" w:w="3075"/>
+            <w:tcMar>
+              <w:top w:w="80" w:type="dxa"/>
+              <w:start w:w="100" w:type="dxa"/>
+              <w:bottom w:w="80" w:type="dxa"/>
+              <w:end w:w="100" w:type="dxa"/>
+            </w:tcMar>
+            <w:vAlign w:val="center"/>
+          </w:tcPr>
+          <w:p>
+            <w:pPr>
+              <w:spacing w:after="0" w:line="252" w:lineRule="auto"/>
+            </w:pPr>
+            <w:r>
+              <w:rPr>
+                <w:rFonts w:ascii="Noto Sans KR" w:hAnsi="Noto Sans KR" w:eastAsia="Noto Sans KR"/>
+                <w:sz w:val="16"/>
+              </w:rPr>
+              <w:t>instanceId</w:t>
+            </w:r>
+          </w:p>
+        </w:tc>
+        <w:tc>
+          <w:tcPr>
+            <w:tcW w:type="dxa" w:w="5096"/>
+            <w:tcMar>
+              <w:top w:w="80" w:type="dxa"/>
+              <w:start w:w="100" w:type="dxa"/>
+              <w:bottom w:w="80" w:type="dxa"/>
+              <w:end w:w="100" w:type="dxa"/>
+            </w:tcMar>
+            <w:vAlign w:val="center"/>
+          </w:tcPr>
+          <w:p>
+            <w:pPr>
+              <w:spacing w:after="0" w:line="252" w:lineRule="auto"/>
+            </w:pPr>
+            <w:r>
+              <w:rPr>
+                <w:rFonts w:ascii="Noto Sans KR" w:hAnsi="Noto Sans KR" w:eastAsia="Noto Sans KR"/>
+                <w:sz w:val="16"/>
+              </w:rPr>
+              <w:t>현재 Runtime Instance</w:t>
+            </w:r>
+          </w:p>
+        </w:tc>
+        <w:tc>
+          <w:tcPr>
+            <w:tcW w:type="dxa" w:w="6853"/>
+            <w:tcMar>
+              <w:top w:w="80" w:type="dxa"/>
+              <w:start w:w="100" w:type="dxa"/>
+              <w:bottom w:w="80" w:type="dxa"/>
+              <w:end w:w="100" w:type="dxa"/>
+            </w:tcMar>
+            <w:vAlign w:val="center"/>
+          </w:tcPr>
+          <w:p>
+            <w:pPr>
+              <w:spacing w:after="0" w:line="252" w:lineRule="auto"/>
+            </w:pPr>
+            <w:r>
+              <w:rPr>
+                <w:rFonts w:ascii="Noto Sans KR" w:hAnsi="Noto Sans KR" w:eastAsia="Noto Sans KR"/>
+                <w:sz w:val="16"/>
+              </w:rPr>
+              <w:t>Header 제외, Runtime/ADM/Log</w:t>
+            </w:r>
+          </w:p>
+        </w:tc>
+      </w:tr>
+      <w:tr>
+        <w:trPr>
+          <w:cantSplit/>
+        </w:trPr>
+        <w:tc>
+          <w:tcPr>
+            <w:tcW w:type="dxa" w:w="3075"/>
+            <w:tcMar>
+              <w:top w:w="80" w:type="dxa"/>
+              <w:start w:w="100" w:type="dxa"/>
+              <w:bottom w:w="80" w:type="dxa"/>
+              <w:end w:w="100" w:type="dxa"/>
+            </w:tcMar>
+            <w:vAlign w:val="center"/>
+            <w:shd w:fill="F7FAFC"/>
+          </w:tcPr>
+          <w:p>
+            <w:pPr>
+              <w:spacing w:after="0" w:line="252" w:lineRule="auto"/>
+            </w:pPr>
+            <w:r>
+              <w:rPr>
+                <w:rFonts w:ascii="Noto Sans KR" w:hAnsi="Noto Sans KR" w:eastAsia="Noto Sans KR"/>
+                <w:sz w:val="16"/>
+              </w:rPr>
+              <w:t>systemCode</w:t>
+            </w:r>
+          </w:p>
+        </w:tc>
+        <w:tc>
+          <w:tcPr>
+            <w:tcW w:type="dxa" w:w="5096"/>
+            <w:tcMar>
+              <w:top w:w="80" w:type="dxa"/>
+              <w:start w:w="100" w:type="dxa"/>
+              <w:bottom w:w="80" w:type="dxa"/>
+              <w:end w:w="100" w:type="dxa"/>
+            </w:tcMar>
+            <w:vAlign w:val="center"/>
+            <w:shd w:fill="F7FAFC"/>
+          </w:tcPr>
+          <w:p>
+            <w:pPr>
+              <w:spacing w:after="0" w:line="252" w:lineRule="auto"/>
+            </w:pPr>
+            <w:r>
+              <w:rPr>
+                <w:rFonts w:ascii="Noto Sans KR" w:hAnsi="Noto Sans KR" w:eastAsia="Noto Sans KR"/>
+                <w:sz w:val="16"/>
+              </w:rPr>
+              <w:t>현재 System</w:t>
+            </w:r>
+          </w:p>
+        </w:tc>
+        <w:tc>
+          <w:tcPr>
+            <w:tcW w:type="dxa" w:w="6853"/>
+            <w:tcMar>
+              <w:top w:w="80" w:type="dxa"/>
+              <w:start w:w="100" w:type="dxa"/>
+              <w:bottom w:w="80" w:type="dxa"/>
+              <w:end w:w="100" w:type="dxa"/>
+            </w:tcMar>
+            <w:vAlign w:val="center"/>
+            <w:shd w:fill="F7FAFC"/>
+          </w:tcPr>
+          <w:p>
+            <w:pPr>
+              <w:spacing w:after="0" w:line="252" w:lineRule="auto"/>
+            </w:pPr>
+            <w:r>
+              <w:rPr>
+                <w:rFonts w:ascii="Noto Sans KR" w:hAnsi="Noto Sans KR" w:eastAsia="Noto Sans KR"/>
+                <w:sz w:val="16"/>
+              </w:rPr>
+              <w:t>System6 hop</w:t>
+            </w:r>
+          </w:p>
+        </w:tc>
+      </w:tr>
+      <w:tr>
+        <w:trPr>
+          <w:cantSplit/>
+        </w:trPr>
+        <w:tc>
+          <w:tcPr>
+            <w:tcW w:type="dxa" w:w="3075"/>
+            <w:tcMar>
+              <w:top w:w="80" w:type="dxa"/>
+              <w:start w:w="100" w:type="dxa"/>
+              <w:bottom w:w="80" w:type="dxa"/>
+              <w:end w:w="100" w:type="dxa"/>
+            </w:tcMar>
+            <w:vAlign w:val="center"/>
+          </w:tcPr>
+          <w:p>
+            <w:pPr>
+              <w:spacing w:after="0" w:line="252" w:lineRule="auto"/>
+            </w:pPr>
+            <w:r>
+              <w:rPr>
+                <w:rFonts w:ascii="Noto Sans KR" w:hAnsi="Noto Sans KR" w:eastAsia="Noto Sans KR"/>
+                <w:sz w:val="16"/>
+              </w:rPr>
+              <w:t>originalSystemCode</w:t>
+            </w:r>
+          </w:p>
+        </w:tc>
+        <w:tc>
+          <w:tcPr>
+            <w:tcW w:type="dxa" w:w="5096"/>
+            <w:tcMar>
+              <w:top w:w="80" w:type="dxa"/>
+              <w:start w:w="100" w:type="dxa"/>
+              <w:bottom w:w="80" w:type="dxa"/>
+              <w:end w:w="100" w:type="dxa"/>
+            </w:tcMar>
+            <w:vAlign w:val="center"/>
+          </w:tcPr>
+          <w:p>
+            <w:pPr>
+              <w:spacing w:after="0" w:line="252" w:lineRule="auto"/>
+            </w:pPr>
+            <w:r>
+              <w:rPr>
+                <w:rFonts w:ascii="Noto Sans KR" w:hAnsi="Noto Sans KR" w:eastAsia="Noto Sans KR"/>
+                <w:sz w:val="16"/>
+              </w:rPr>
+              <w:t>최초 System</w:t>
+            </w:r>
+          </w:p>
+        </w:tc>
+        <w:tc>
+          <w:tcPr>
+            <w:tcW w:type="dxa" w:w="6853"/>
+            <w:tcMar>
+              <w:top w:w="80" w:type="dxa"/>
+              <w:start w:w="100" w:type="dxa"/>
+              <w:bottom w:w="80" w:type="dxa"/>
+              <w:end w:w="100" w:type="dxa"/>
+            </w:tcMar>
+            <w:vAlign w:val="center"/>
+          </w:tcPr>
+          <w:p>
+            <w:pPr>
+              <w:spacing w:after="0" w:line="252" w:lineRule="auto"/>
+            </w:pPr>
+            <w:r>
+              <w:rPr>
+                <w:rFonts w:ascii="Noto Sans KR" w:hAnsi="Noto Sans KR" w:eastAsia="Noto Sans KR"/>
+                <w:sz w:val="16"/>
+              </w:rPr>
+              <w:t>불변</w:t>
+            </w:r>
+          </w:p>
+        </w:tc>
+      </w:tr>
+    </w:tbl>
+    <w:p>
+      <w:pPr>
+        <w:pStyle w:val="ListBullet"/>
+        <w:spacing w:after="40"/>
+        <w:ind w:left="454" w:hanging="198"/>
+      </w:pPr>
+      <w:r>
+        <w:t>Same JVM은 Context/in-process를 사용하고 self-HTTP를 만들지 않습니다.</w:t>
       </w:r>
     </w:p>
     <w:p>
       <w:pPr>
-        <w:pStyle w:val="SourceRail"/>
+        <w:pStyle w:val="ListBullet"/>
+        <w:spacing w:after="40"/>
+        <w:ind w:left="454" w:hanging="198"/>
       </w:pPr>
       <w:r>
-        <w:t>Source 길찾기 cpf-tools/verification/tools/run-cpf-development-final-gate.py</w:t>
+        <w:t>Remote Domain은 System6/Transport를 사용하되 Gateway를 경유시키지 않습니다.</w:t>
+      </w:r>
+    </w:p>
+    <w:p>
+      <w:pPr>
+        <w:pStyle w:val="ListBullet"/>
+        <w:spacing w:after="40"/>
+        <w:ind w:left="454" w:hanging="198"/>
+      </w:pPr>
+      <w:r>
+        <w:t>외부 경계에는 Canonical 내부 Header6를 그대로 전달하지 않습니다.</w:t>
+      </w:r>
+    </w:p>
+    <w:p>
+      <w:pPr>
+        <w:pStyle w:val="Heading1"/>
+      </w:pPr>
+      <w:r>
+        <w:t>5 기술 Acceptance Matrix</w:t>
+      </w:r>
+    </w:p>
+    <w:tbl>
+      <w:tblPr>
+        <w:tblW w:type="auto" w:w="0"/>
+        <w:jc w:val="left"/>
+        <w:tblLayout w:type="fixed"/>
+        <w:tblLook w:firstColumn="1" w:firstRow="1" w:lastColumn="0" w:lastRow="0" w:noHBand="0" w:noVBand="1" w:val="04A0"/>
+      </w:tblPr>
+      <w:tblGrid>
+        <w:gridCol w:w="7625"/>
+        <w:gridCol w:w="7625"/>
+      </w:tblGrid>
+      <w:tr>
+        <w:trPr>
+          <w:tblHeader w:val="true"/>
+        </w:trPr>
+        <w:tc>
+          <w:tcPr>
+            <w:tcW w:type="dxa" w:w="1927"/>
+            <w:shd w:fill="17324D"/>
+            <w:tcMar>
+              <w:top w:w="110" w:type="dxa"/>
+              <w:start w:w="140" w:type="dxa"/>
+              <w:bottom w:w="110" w:type="dxa"/>
+              <w:end w:w="140" w:type="dxa"/>
+            </w:tcMar>
+          </w:tcPr>
+          <w:p>
+            <w:r>
+              <w:rPr>
+                <w:b/>
+                <w:color w:val="FFFFFF"/>
+              </w:rPr>
+              <w:t>이 장을 보는 이유</w:t>
+            </w:r>
+          </w:p>
+        </w:tc>
+        <w:tc>
+          <w:tcPr>
+            <w:tcW w:type="dxa" w:w="11623"/>
+            <w:tcMar>
+              <w:top w:w="110" w:type="dxa"/>
+              <w:start w:w="140" w:type="dxa"/>
+              <w:bottom w:w="110" w:type="dxa"/>
+              <w:end w:w="140" w:type="dxa"/>
+            </w:tcMar>
+          </w:tcPr>
+          <w:p>
+            <w:r>
+              <w:t>제품 사양이 문서에만 존재하지 않고 실제 Source·Runtime·DB3까지 닫혔는지 검수합니다.</w:t>
+            </w:r>
+          </w:p>
+        </w:tc>
+      </w:tr>
+    </w:tbl>
+    <w:p>
+      <w:pPr>
+        <w:pStyle w:val="CPFLabel"/>
+      </w:pPr>
+      <w:r>
+        <w:t>Acceptance</w:t>
+      </w:r>
+    </w:p>
+    <w:tbl>
+      <w:tblPr>
+        <w:tblW w:type="auto" w:w="0"/>
+        <w:jc w:val="left"/>
+        <w:tblLayout w:type="fixed"/>
+        <w:tblLook w:firstColumn="1" w:firstRow="1" w:lastColumn="0" w:lastRow="0" w:noHBand="0" w:noVBand="1" w:val="04A0"/>
+      </w:tblPr>
+      <w:tblGrid>
+        <w:gridCol w:w="7625"/>
+        <w:gridCol w:w="7625"/>
+      </w:tblGrid>
+      <w:tr>
+        <w:trPr>
+          <w:tblHeader w:val="true"/>
+        </w:trPr>
+        <w:tc>
+          <w:tcPr>
+            <w:tcW w:type="dxa" w:w="3895"/>
+            <w:shd w:fill="17324D"/>
+            <w:tcMar>
+              <w:top w:w="90" w:type="dxa"/>
+              <w:start w:w="110" w:type="dxa"/>
+              <w:bottom w:w="90" w:type="dxa"/>
+              <w:end w:w="110" w:type="dxa"/>
+            </w:tcMar>
+          </w:tcPr>
+          <w:p>
+            <w:r>
+              <w:rPr>
+                <w:b/>
+                <w:color w:val="FFFFFF"/>
+                <w:sz w:val="16"/>
+              </w:rPr>
+              <w:t>검수 항목</w:t>
+            </w:r>
+          </w:p>
+        </w:tc>
+        <w:tc>
+          <w:tcPr>
+            <w:tcW w:type="dxa" w:w="11130"/>
+            <w:shd w:fill="17324D"/>
+            <w:tcMar>
+              <w:top w:w="90" w:type="dxa"/>
+              <w:start w:w="110" w:type="dxa"/>
+              <w:bottom w:w="90" w:type="dxa"/>
+              <w:end w:w="110" w:type="dxa"/>
+            </w:tcMar>
+          </w:tcPr>
+          <w:p>
+            <w:r>
+              <w:rPr>
+                <w:b/>
+                <w:color w:val="FFFFFF"/>
+                <w:sz w:val="16"/>
+              </w:rPr>
+              <w:t>PASS 조건</w:t>
+            </w:r>
+          </w:p>
+        </w:tc>
+      </w:tr>
+      <w:tr>
+        <w:trPr>
+          <w:cantSplit/>
+        </w:trPr>
+        <w:tc>
+          <w:tcPr>
+            <w:tcW w:type="dxa" w:w="3895"/>
+            <w:tcMar>
+              <w:top w:w="80" w:type="dxa"/>
+              <w:start w:w="100" w:type="dxa"/>
+              <w:bottom w:w="80" w:type="dxa"/>
+              <w:end w:w="100" w:type="dxa"/>
+            </w:tcMar>
+            <w:vAlign w:val="center"/>
+          </w:tcPr>
+          <w:p>
+            <w:pPr>
+              <w:spacing w:after="0" w:line="252" w:lineRule="auto"/>
+            </w:pPr>
+            <w:r>
+              <w:rPr>
+                <w:rFonts w:ascii="Noto Sans KR" w:hAnsi="Noto Sans KR" w:eastAsia="Noto Sans KR"/>
+                <w:sz w:val="16"/>
+              </w:rPr>
+              <w:t>Build</w:t>
+            </w:r>
+          </w:p>
+        </w:tc>
+        <w:tc>
+          <w:tcPr>
+            <w:tcW w:type="dxa" w:w="11130"/>
+            <w:tcMar>
+              <w:top w:w="80" w:type="dxa"/>
+              <w:start w:w="100" w:type="dxa"/>
+              <w:bottom w:w="80" w:type="dxa"/>
+              <w:end w:w="100" w:type="dxa"/>
+            </w:tcMar>
+            <w:vAlign w:val="center"/>
+          </w:tcPr>
+          <w:p>
+            <w:pPr>
+              <w:spacing w:after="0" w:line="252" w:lineRule="auto"/>
+            </w:pPr>
+            <w:r>
+              <w:rPr>
+                <w:rFonts w:ascii="Noto Sans KR" w:hAnsi="Noto Sans KR" w:eastAsia="Noto Sans KR"/>
+                <w:sz w:val="16"/>
+              </w:rPr>
+              <w:t>Wrapper 기준 compile/test 성공</w:t>
+            </w:r>
+          </w:p>
+        </w:tc>
+      </w:tr>
+      <w:tr>
+        <w:trPr>
+          <w:cantSplit/>
+        </w:trPr>
+        <w:tc>
+          <w:tcPr>
+            <w:tcW w:type="dxa" w:w="3895"/>
+            <w:tcMar>
+              <w:top w:w="80" w:type="dxa"/>
+              <w:start w:w="100" w:type="dxa"/>
+              <w:bottom w:w="80" w:type="dxa"/>
+              <w:end w:w="100" w:type="dxa"/>
+            </w:tcMar>
+            <w:vAlign w:val="center"/>
+            <w:shd w:fill="F7FAFC"/>
+          </w:tcPr>
+          <w:p>
+            <w:pPr>
+              <w:spacing w:after="0" w:line="252" w:lineRule="auto"/>
+            </w:pPr>
+            <w:r>
+              <w:rPr>
+                <w:rFonts w:ascii="Noto Sans KR" w:hAnsi="Noto Sans KR" w:eastAsia="Noto Sans KR"/>
+                <w:sz w:val="16"/>
+              </w:rPr>
+              <w:t>Starter</w:t>
+            </w:r>
+          </w:p>
+        </w:tc>
+        <w:tc>
+          <w:tcPr>
+            <w:tcW w:type="dxa" w:w="11130"/>
+            <w:tcMar>
+              <w:top w:w="80" w:type="dxa"/>
+              <w:start w:w="100" w:type="dxa"/>
+              <w:bottom w:w="80" w:type="dxa"/>
+              <w:end w:w="100" w:type="dxa"/>
+            </w:tcMar>
+            <w:vAlign w:val="center"/>
+            <w:shd w:fill="F7FAFC"/>
+          </w:tcPr>
+          <w:p>
+            <w:pPr>
+              <w:spacing w:after="0" w:line="252" w:lineRule="auto"/>
+            </w:pPr>
+            <w:r>
+              <w:rPr>
+                <w:rFonts w:ascii="Noto Sans KR" w:hAnsi="Noto Sans KR" w:eastAsia="Noto Sans KR"/>
+                <w:sz w:val="16"/>
+              </w:rPr>
+              <w:t>Public Surface→AutoConfiguration→실제 Consumer 연결</w:t>
+            </w:r>
+          </w:p>
+        </w:tc>
+      </w:tr>
+      <w:tr>
+        <w:trPr>
+          <w:cantSplit/>
+        </w:trPr>
+        <w:tc>
+          <w:tcPr>
+            <w:tcW w:type="dxa" w:w="3895"/>
+            <w:tcMar>
+              <w:top w:w="80" w:type="dxa"/>
+              <w:start w:w="100" w:type="dxa"/>
+              <w:bottom w:w="80" w:type="dxa"/>
+              <w:end w:w="100" w:type="dxa"/>
+            </w:tcMar>
+            <w:vAlign w:val="center"/>
+          </w:tcPr>
+          <w:p>
+            <w:pPr>
+              <w:spacing w:after="0" w:line="252" w:lineRule="auto"/>
+            </w:pPr>
+            <w:r>
+              <w:rPr>
+                <w:rFonts w:ascii="Noto Sans KR" w:hAnsi="Noto Sans KR" w:eastAsia="Noto Sans KR"/>
+                <w:sz w:val="16"/>
+              </w:rPr>
+              <w:t>Topology</w:t>
+            </w:r>
+          </w:p>
+        </w:tc>
+        <w:tc>
+          <w:tcPr>
+            <w:tcW w:type="dxa" w:w="11130"/>
+            <w:tcMar>
+              <w:top w:w="80" w:type="dxa"/>
+              <w:start w:w="100" w:type="dxa"/>
+              <w:bottom w:w="80" w:type="dxa"/>
+              <w:end w:w="100" w:type="dxa"/>
+            </w:tcMar>
+            <w:vAlign w:val="center"/>
+          </w:tcPr>
+          <w:p>
+            <w:pPr>
+              <w:spacing w:after="0" w:line="252" w:lineRule="auto"/>
+            </w:pPr>
+            <w:r>
+              <w:rPr>
+                <w:rFonts w:ascii="Noto Sans KR" w:hAnsi="Noto Sans KR" w:eastAsia="Noto Sans KR"/>
+                <w:sz w:val="16"/>
+              </w:rPr>
+              <w:t>Same JVM/Remote 계약 parity, self-HTTP 0</w:t>
+            </w:r>
+          </w:p>
+        </w:tc>
+      </w:tr>
+      <w:tr>
+        <w:trPr>
+          <w:cantSplit/>
+        </w:trPr>
+        <w:tc>
+          <w:tcPr>
+            <w:tcW w:type="dxa" w:w="3895"/>
+            <w:tcMar>
+              <w:top w:w="80" w:type="dxa"/>
+              <w:start w:w="100" w:type="dxa"/>
+              <w:bottom w:w="80" w:type="dxa"/>
+              <w:end w:w="100" w:type="dxa"/>
+            </w:tcMar>
+            <w:vAlign w:val="center"/>
+            <w:shd w:fill="F7FAFC"/>
+          </w:tcPr>
+          <w:p>
+            <w:pPr>
+              <w:spacing w:after="0" w:line="252" w:lineRule="auto"/>
+            </w:pPr>
+            <w:r>
+              <w:rPr>
+                <w:rFonts w:ascii="Noto Sans KR" w:hAnsi="Noto Sans KR" w:eastAsia="Noto Sans KR"/>
+                <w:sz w:val="16"/>
+              </w:rPr>
+              <w:t>DB3</w:t>
+            </w:r>
+          </w:p>
+        </w:tc>
+        <w:tc>
+          <w:tcPr>
+            <w:tcW w:type="dxa" w:w="11130"/>
+            <w:tcMar>
+              <w:top w:w="80" w:type="dxa"/>
+              <w:start w:w="100" w:type="dxa"/>
+              <w:bottom w:w="80" w:type="dxa"/>
+              <w:end w:w="100" w:type="dxa"/>
+            </w:tcMar>
+            <w:vAlign w:val="center"/>
+            <w:shd w:fill="F7FAFC"/>
+          </w:tcPr>
+          <w:p>
+            <w:pPr>
+              <w:spacing w:after="0" w:line="252" w:lineRule="auto"/>
+            </w:pPr>
+            <w:r>
+              <w:rPr>
+                <w:rFonts w:ascii="Noto Sans KR" w:hAnsi="Noto Sans KR" w:eastAsia="Noto Sans KR"/>
+                <w:sz w:val="16"/>
+              </w:rPr>
+              <w:t>Oracle/PostgreSQL/MariaDB Install/Upgrade/Recovery/Runtime parity</w:t>
+            </w:r>
+          </w:p>
+        </w:tc>
+      </w:tr>
+      <w:tr>
+        <w:trPr>
+          <w:cantSplit/>
+        </w:trPr>
+        <w:tc>
+          <w:tcPr>
+            <w:tcW w:type="dxa" w:w="3895"/>
+            <w:tcMar>
+              <w:top w:w="80" w:type="dxa"/>
+              <w:start w:w="100" w:type="dxa"/>
+              <w:bottom w:w="80" w:type="dxa"/>
+              <w:end w:w="100" w:type="dxa"/>
+            </w:tcMar>
+            <w:vAlign w:val="center"/>
+          </w:tcPr>
+          <w:p>
+            <w:pPr>
+              <w:spacing w:after="0" w:line="252" w:lineRule="auto"/>
+            </w:pPr>
+            <w:r>
+              <w:rPr>
+                <w:rFonts w:ascii="Noto Sans KR" w:hAnsi="Noto Sans KR" w:eastAsia="Noto Sans KR"/>
+                <w:sz w:val="16"/>
+              </w:rPr>
+              <w:t>Generator</w:t>
+            </w:r>
+          </w:p>
+        </w:tc>
+        <w:tc>
+          <w:tcPr>
+            <w:tcW w:type="dxa" w:w="11130"/>
+            <w:tcMar>
+              <w:top w:w="80" w:type="dxa"/>
+              <w:start w:w="100" w:type="dxa"/>
+              <w:bottom w:w="80" w:type="dxa"/>
+              <w:end w:w="100" w:type="dxa"/>
+            </w:tcMar>
+            <w:vAlign w:val="center"/>
+          </w:tcPr>
+          <w:p>
+            <w:pPr>
+              <w:spacing w:after="0" w:line="252" w:lineRule="auto"/>
+            </w:pPr>
+            <w:r>
+              <w:rPr>
+                <w:rFonts w:ascii="Noto Sans KR" w:hAnsi="Noto Sans KR" w:eastAsia="Noto Sans KR"/>
+                <w:sz w:val="16"/>
+              </w:rPr>
+              <w:t>Canonical 입력→fresh generation→compile/test</w:t>
+            </w:r>
+          </w:p>
+        </w:tc>
+      </w:tr>
+      <w:tr>
+        <w:trPr>
+          <w:cantSplit/>
+        </w:trPr>
+        <w:tc>
+          <w:tcPr>
+            <w:tcW w:type="dxa" w:w="3895"/>
+            <w:tcMar>
+              <w:top w:w="80" w:type="dxa"/>
+              <w:start w:w="100" w:type="dxa"/>
+              <w:bottom w:w="80" w:type="dxa"/>
+              <w:end w:w="100" w:type="dxa"/>
+            </w:tcMar>
+            <w:vAlign w:val="center"/>
+            <w:shd w:fill="F7FAFC"/>
+          </w:tcPr>
+          <w:p>
+            <w:pPr>
+              <w:spacing w:after="0" w:line="252" w:lineRule="auto"/>
+            </w:pPr>
+            <w:r>
+              <w:rPr>
+                <w:rFonts w:ascii="Noto Sans KR" w:hAnsi="Noto Sans KR" w:eastAsia="Noto Sans KR"/>
+                <w:sz w:val="16"/>
+              </w:rPr>
+              <w:t>Operations</w:t>
+            </w:r>
+          </w:p>
+        </w:tc>
+        <w:tc>
+          <w:tcPr>
+            <w:tcW w:type="dxa" w:w="11130"/>
+            <w:tcMar>
+              <w:top w:w="80" w:type="dxa"/>
+              <w:start w:w="100" w:type="dxa"/>
+              <w:bottom w:w="80" w:type="dxa"/>
+              <w:end w:w="100" w:type="dxa"/>
+            </w:tcMar>
+            <w:vAlign w:val="center"/>
+            <w:shd w:fill="F7FAFC"/>
+          </w:tcPr>
+          <w:p>
+            <w:pPr>
+              <w:spacing w:after="0" w:line="252" w:lineRule="auto"/>
+            </w:pPr>
+            <w:r>
+              <w:rPr>
+                <w:rFonts w:ascii="Noto Sans KR" w:hAnsi="Noto Sans KR" w:eastAsia="Noto Sans KR"/>
+                <w:sz w:val="16"/>
+              </w:rPr>
+              <w:t>transactionId/operationId/instanceId 추적 가능</w:t>
+            </w:r>
+          </w:p>
+        </w:tc>
+      </w:tr>
+      <w:tr>
+        <w:trPr>
+          <w:cantSplit/>
+        </w:trPr>
+        <w:tc>
+          <w:tcPr>
+            <w:tcW w:type="dxa" w:w="3895"/>
+            <w:tcMar>
+              <w:top w:w="80" w:type="dxa"/>
+              <w:start w:w="100" w:type="dxa"/>
+              <w:bottom w:w="80" w:type="dxa"/>
+              <w:end w:w="100" w:type="dxa"/>
+            </w:tcMar>
+            <w:vAlign w:val="center"/>
+          </w:tcPr>
+          <w:p>
+            <w:pPr>
+              <w:spacing w:after="0" w:line="252" w:lineRule="auto"/>
+            </w:pPr>
+            <w:r>
+              <w:rPr>
+                <w:rFonts w:ascii="Noto Sans KR" w:hAnsi="Noto Sans KR" w:eastAsia="Noto Sans KR"/>
+                <w:sz w:val="16"/>
+              </w:rPr>
+              <w:t>Security</w:t>
+            </w:r>
+          </w:p>
+        </w:tc>
+        <w:tc>
+          <w:tcPr>
+            <w:tcW w:type="dxa" w:w="11130"/>
+            <w:tcMar>
+              <w:top w:w="80" w:type="dxa"/>
+              <w:start w:w="100" w:type="dxa"/>
+              <w:bottom w:w="80" w:type="dxa"/>
+              <w:end w:w="100" w:type="dxa"/>
+            </w:tcMar>
+            <w:vAlign w:val="center"/>
+          </w:tcPr>
+          <w:p>
+            <w:pPr>
+              <w:spacing w:after="0" w:line="252" w:lineRule="auto"/>
+            </w:pPr>
+            <w:r>
+              <w:rPr>
+                <w:rFonts w:ascii="Noto Sans KR" w:hAnsi="Noto Sans KR" w:eastAsia="Noto Sans KR"/>
+                <w:sz w:val="16"/>
+              </w:rPr>
+              <w:t>Permission/Reason/Approval/Audit 및 Secret/PII 원문 0</w:t>
+            </w:r>
+          </w:p>
+        </w:tc>
+      </w:tr>
+      <w:tr>
+        <w:trPr>
+          <w:cantSplit/>
+        </w:trPr>
+        <w:tc>
+          <w:tcPr>
+            <w:tcW w:type="dxa" w:w="3895"/>
+            <w:tcMar>
+              <w:top w:w="80" w:type="dxa"/>
+              <w:start w:w="100" w:type="dxa"/>
+              <w:bottom w:w="80" w:type="dxa"/>
+              <w:end w:w="100" w:type="dxa"/>
+            </w:tcMar>
+            <w:vAlign w:val="center"/>
+            <w:shd w:fill="F7FAFC"/>
+          </w:tcPr>
+          <w:p>
+            <w:pPr>
+              <w:spacing w:after="0" w:line="252" w:lineRule="auto"/>
+            </w:pPr>
+            <w:r>
+              <w:rPr>
+                <w:rFonts w:ascii="Noto Sans KR" w:hAnsi="Noto Sans KR" w:eastAsia="Noto Sans KR"/>
+                <w:sz w:val="16"/>
+              </w:rPr>
+              <w:t>Failure</w:t>
+            </w:r>
+          </w:p>
+        </w:tc>
+        <w:tc>
+          <w:tcPr>
+            <w:tcW w:type="dxa" w:w="11130"/>
+            <w:tcMar>
+              <w:top w:w="80" w:type="dxa"/>
+              <w:start w:w="100" w:type="dxa"/>
+              <w:bottom w:w="80" w:type="dxa"/>
+              <w:end w:w="100" w:type="dxa"/>
+            </w:tcMar>
+            <w:vAlign w:val="center"/>
+            <w:shd w:fill="F7FAFC"/>
+          </w:tcPr>
+          <w:p>
+            <w:pPr>
+              <w:spacing w:after="0" w:line="252" w:lineRule="auto"/>
+            </w:pPr>
+            <w:r>
+              <w:rPr>
+                <w:rFonts w:ascii="Noto Sans KR" w:hAnsi="Noto Sans KR" w:eastAsia="Noto Sans KR"/>
+                <w:sz w:val="16"/>
+              </w:rPr>
+              <w:t>Timeout/Retry/UNKNOWN/Reconcile 경로 존재</w:t>
+            </w:r>
+          </w:p>
+        </w:tc>
+      </w:tr>
+      <w:tr>
+        <w:trPr>
+          <w:cantSplit/>
+        </w:trPr>
+        <w:tc>
+          <w:tcPr>
+            <w:tcW w:type="dxa" w:w="3895"/>
+            <w:tcMar>
+              <w:top w:w="80" w:type="dxa"/>
+              <w:start w:w="100" w:type="dxa"/>
+              <w:bottom w:w="80" w:type="dxa"/>
+              <w:end w:w="100" w:type="dxa"/>
+            </w:tcMar>
+            <w:vAlign w:val="center"/>
+          </w:tcPr>
+          <w:p>
+            <w:pPr>
+              <w:spacing w:after="0" w:line="252" w:lineRule="auto"/>
+            </w:pPr>
+            <w:r>
+              <w:rPr>
+                <w:rFonts w:ascii="Noto Sans KR" w:hAnsi="Noto Sans KR" w:eastAsia="Noto Sans KR"/>
+                <w:sz w:val="16"/>
+              </w:rPr>
+              <w:t>Evidence</w:t>
+            </w:r>
+          </w:p>
+        </w:tc>
+        <w:tc>
+          <w:tcPr>
+            <w:tcW w:type="dxa" w:w="11130"/>
+            <w:tcMar>
+              <w:top w:w="80" w:type="dxa"/>
+              <w:start w:w="100" w:type="dxa"/>
+              <w:bottom w:w="80" w:type="dxa"/>
+              <w:end w:w="100" w:type="dxa"/>
+            </w:tcMar>
+            <w:vAlign w:val="center"/>
+          </w:tcPr>
+          <w:p>
+            <w:pPr>
+              <w:spacing w:after="0" w:line="252" w:lineRule="auto"/>
+            </w:pPr>
+            <w:r>
+              <w:rPr>
+                <w:rFonts w:ascii="Noto Sans KR" w:hAnsi="Noto Sans KR" w:eastAsia="Noto Sans KR"/>
+                <w:sz w:val="16"/>
+              </w:rPr>
+              <w:t>실행 명령·ExitCode·Source SHA와 결과 일치</w:t>
+            </w:r>
+          </w:p>
+        </w:tc>
+      </w:tr>
+    </w:tbl>
+    <w:p>
+      <w:pPr>
+        <w:pStyle w:val="CPFCaption"/>
+        <w:spacing w:before="160"/>
+      </w:pPr>
+      <w:r>
+        <w:t>근거: Source snapshot ZIP-SHA256:B47BCE7700700BF4의 Public 계약과 CPF 정본 문서. Source에 없는 API·옵션은 작성하지 않음.</w:t>
       </w:r>
     </w:p>
     <w:sectPr>
       <w:headerReference w:type="default" r:id="rId9"/>
       <w:footerReference w:type="default" r:id="rId10"/>
-      <w:pgSz w:w="12240" w:h="15840"/>
-      <w:pgMar w:top="510" w:right="680" w:bottom="510" w:left="680" w:header="255" w:footer="312" w:gutter="0"/>
+      <w:pgSz w:w="16838" w:h="11906" w:orient="landscape"/>
+      <w:pgMar w:top="737" w:right="794" w:bottom="794" w:left="794" w:header="397" w:footer="454" w:gutter="0"/>
       <w:cols w:space="720"/>
       <w:docGrid w:linePitch="360"/>
     </w:sectPr>
@@ -4321,16 +4254,21 @@
   <w:p>
     <w:pPr>
       <w:pStyle w:val="Footer"/>
-      <w:jc w:val="right"/>
+      <w:jc w:val="center"/>
     </w:pPr>
     <w:r>
       <w:rPr>
-        <w:color w:val="5F738A"/>
-        <w:sz w:val="16"/>
-      </w:rPr>
-      <w:t xml:space="preserve">Harness v2.1.0  ·  Source 054d894b47f4  ·  </w:t>
+        <w:rFonts w:ascii="Noto Sans KR" w:hAnsi="Noto Sans KR"/>
+        <w:color w:val="5E7186"/>
+        <w:sz w:val="15"/>
+      </w:rPr>
+      <w:t xml:space="preserve">Core Platform Framework  |  </w:t>
     </w:r>
-    <w:fldSimple w:instr="PAGE"/>
+    <w:r>
+      <w:fldChar w:fldCharType="begin"/>
+      <w:instrText xml:space="preserve"> PAGE </w:instrText>
+      <w:fldChar w:fldCharType="end"/>
+    </w:r>
   </w:p>
 </w:ftr>
 </file>
@@ -4338,13 +4276,17 @@
 <file path=word/header1.xml><?xml version="1.0" encoding="utf-8"?>
 <w:hdr xmlns:m="http://schemas.openxmlformats.org/officeDocument/2006/math" xmlns:mc="http://schemas.openxmlformats.org/markup-compatibility/2006" xmlns:mo="http://schemas.microsoft.com/office/mac/office/2008/main" xmlns:mv="urn:schemas-microsoft-com:mac:vml" xmlns:o="urn:schemas-microsoft-com:office:office" xmlns:r="http://schemas.openxmlformats.org/officeDocument/2006/relationships" xmlns:v="urn:schemas-microsoft-com:vml" xmlns:w10="urn:schemas-microsoft-com:office:word" xmlns:w14="http://schemas.microsoft.com/office/word/2010/wordml" xmlns:w="http://schemas.openxmlformats.org/wordprocessingml/2006/main" xmlns:wne="http://schemas.microsoft.com/office/word/2006/wordml" xmlns:wp14="http://schemas.microsoft.com/office/word/2010/wordprocessingDrawing" xmlns:wp="http://schemas.openxmlformats.org/drawingml/2006/wordprocessingDrawing" xmlns:wpc="http://schemas.microsoft.com/office/word/2010/wordprocessingCanvas" xmlns:wpg="http://schemas.microsoft.com/office/word/2010/wordprocessingGroup" xmlns:wpi="http://schemas.microsoft.com/office/word/2010/wordprocessingInk" xmlns:wps="http://schemas.microsoft.com/office/word/2010/wordprocessingShape" mc:Ignorable="w14 wp14">
   <w:p>
-    <w:pPr/>
+    <w:pPr>
+      <w:pStyle w:val="Header"/>
+      <w:jc w:val="right"/>
+    </w:pPr>
     <w:r>
       <w:rPr>
-        <w:color w:val="5F738A"/>
-        <w:sz w:val="16"/>
-      </w:rPr>
-      <w:t>CPF  |  Core Platform Framework</w:t>
+        <w:rFonts w:ascii="Noto Sans KR" w:hAnsi="Noto Sans KR"/>
+        <w:color w:val="5E7186"/>
+        <w:sz w:val="15"/>
+      </w:rPr>
+      <w:t>CPF  ·  기술사양서</w:t>
     </w:r>
   </w:p>
 </w:hdr>
@@ -4714,12 +4656,12 @@
     <w:qFormat/>
     <w:rsid w:val="00FC693F"/>
     <w:pPr>
-      <w:spacing w:after="100" w:line="281" w:lineRule="auto"/>
+      <w:spacing w:after="86" w:line="283" w:lineRule="auto"/>
     </w:pPr>
     <w:rPr>
-      <w:rFonts w:ascii="Noto Sans CJK KR" w:hAnsi="Noto Sans CJK KR"/>
-      <w:color w:val="202124"/>
-      <w:sz w:val="20"/>
+      <w:rFonts w:ascii="Noto Sans KR" w:hAnsi="Noto Sans KR" w:eastAsia="Noto Sans KR"/>
+      <w:color w:val="243547"/>
+      <w:sz w:val="18"/>
     </w:rPr>
   </w:style>
   <w:style w:type="paragraph" w:styleId="Header">
@@ -4777,11 +4719,11 @@
     <w:pPr>
       <w:keepNext/>
       <w:keepLines/>
-      <w:spacing w:before="560" w:after="240"/>
+      <w:spacing w:before="300" w:after="100"/>
       <w:outlineLvl w:val="0"/>
     </w:pPr>
     <w:rPr>
-      <w:rFonts w:asciiTheme="majorHAnsi" w:eastAsiaTheme="majorEastAsia" w:hAnsiTheme="majorHAnsi" w:cstheme="majorBidi" w:ascii="Noto Sans CJK KR" w:hAnsi="Noto Sans CJK KR"/>
+      <w:rFonts w:asciiTheme="majorHAnsi" w:eastAsiaTheme="majorEastAsia" w:hAnsiTheme="majorHAnsi" w:cstheme="majorBidi" w:ascii="Noto Sans KR" w:hAnsi="Noto Sans KR" w:eastAsia="Noto Sans KR"/>
       <w:b/>
       <w:bCs/>
       <w:color w:val="17324D"/>
@@ -4801,15 +4743,16 @@
     <w:pPr>
       <w:keepNext/>
       <w:keepLines/>
-      <w:spacing w:before="320" w:after="70"/>
+      <w:spacing w:before="200" w:after="60"/>
+      <w:ind w:left="113"/>
       <w:outlineLvl w:val="1"/>
     </w:pPr>
     <w:rPr>
-      <w:rFonts w:asciiTheme="majorHAnsi" w:eastAsiaTheme="majorEastAsia" w:hAnsiTheme="majorHAnsi" w:cstheme="majorBidi" w:ascii="Noto Sans CJK KR" w:hAnsi="Noto Sans CJK KR"/>
+      <w:rFonts w:asciiTheme="majorHAnsi" w:eastAsiaTheme="majorEastAsia" w:hAnsiTheme="majorHAnsi" w:cstheme="majorBidi" w:ascii="Noto Sans KR" w:hAnsi="Noto Sans KR" w:eastAsia="Noto Sans KR"/>
       <w:b/>
       <w:bCs/>
       <w:color w:val="17324D"/>
-      <w:sz w:val="27"/>
+      <w:sz w:val="25"/>
       <w:szCs w:val="26"/>
     </w:rPr>
   </w:style>
@@ -4825,15 +4768,16 @@
     <w:pPr>
       <w:keepNext/>
       <w:keepLines/>
-      <w:spacing w:before="200" w:after="60"/>
+      <w:spacing w:before="140" w:after="40"/>
+      <w:ind w:left="255"/>
       <w:outlineLvl w:val="2"/>
     </w:pPr>
     <w:rPr>
-      <w:rFonts w:asciiTheme="majorHAnsi" w:eastAsiaTheme="majorEastAsia" w:hAnsiTheme="majorHAnsi" w:cstheme="majorBidi" w:ascii="Noto Sans CJK KR" w:hAnsi="Noto Sans CJK KR"/>
+      <w:rFonts w:asciiTheme="majorHAnsi" w:eastAsiaTheme="majorEastAsia" w:hAnsiTheme="majorHAnsi" w:cstheme="majorBidi" w:ascii="Noto Sans KR" w:hAnsi="Noto Sans KR" w:eastAsia="Noto Sans KR"/>
       <w:b/>
       <w:bCs/>
-      <w:color w:val="2563EB"/>
-      <w:sz w:val="23"/>
+      <w:color w:val="7154C7"/>
+      <w:sz w:val="21"/>
     </w:rPr>
   </w:style>
   <w:style w:type="paragraph" w:styleId="Heading4">
@@ -5067,16 +5011,16 @@
       <w:pBdr>
         <w:bottom w:val="single" w:sz="8" w:space="4" w:color="4F81BD" w:themeColor="accent1"/>
       </w:pBdr>
-      <w:spacing w:after="240" w:line="240" w:lineRule="auto" w:before="0"/>
+      <w:spacing w:after="300" w:line="240" w:lineRule="auto"/>
       <w:contextualSpacing/>
     </w:pPr>
     <w:rPr>
-      <w:rFonts w:asciiTheme="majorHAnsi" w:eastAsiaTheme="majorEastAsia" w:hAnsiTheme="majorHAnsi" w:cstheme="majorBidi" w:ascii="Noto Sans CJK KR" w:hAnsi="Noto Sans CJK KR"/>
+      <w:rFonts w:asciiTheme="majorHAnsi" w:eastAsiaTheme="majorEastAsia" w:hAnsiTheme="majorHAnsi" w:cstheme="majorBidi" w:ascii="Noto Sans KR" w:hAnsi="Noto Sans KR" w:eastAsia="Noto Sans KR"/>
       <w:b/>
-      <w:color w:val="17324D"/>
+      <w:color w:val="071A2B"/>
       <w:spacing w:val="5"/>
       <w:kern w:val="28"/>
-      <w:sz w:val="48"/>
+      <w:sz w:val="60"/>
       <w:szCs w:val="52"/>
     </w:rPr>
   </w:style>
@@ -5107,16 +5051,15 @@
       <w:numPr>
         <w:ilvl w:val="1"/>
       </w:numPr>
-      <w:spacing w:after="100"/>
     </w:pPr>
     <w:rPr>
-      <w:rFonts w:asciiTheme="majorHAnsi" w:eastAsiaTheme="majorEastAsia" w:hAnsiTheme="majorHAnsi" w:cstheme="majorBidi" w:ascii="Noto Sans CJK KR" w:hAnsi="Noto Sans CJK KR"/>
+      <w:rFonts w:asciiTheme="majorHAnsi" w:eastAsiaTheme="majorEastAsia" w:hAnsiTheme="majorHAnsi" w:cstheme="majorBidi" w:ascii="Noto Sans KR" w:hAnsi="Noto Sans KR" w:eastAsia="Noto Sans KR"/>
       <w:b w:val="0"/>
       <w:i/>
       <w:iCs/>
-      <w:color w:val="60738A"/>
+      <w:color w:val="5E7186"/>
       <w:spacing w:val="15"/>
-      <w:sz w:val="23"/>
+      <w:sz w:val="22"/>
       <w:szCs w:val="24"/>
     </w:rPr>
   </w:style>
@@ -16408,117 +16351,42 @@
       </w:tcPr>
     </w:tblStylePr>
   </w:style>
-  <w:style w:type="paragraph" w:customStyle="1" w:styleId="BodyRail">
-    <w:name w:val="Body Rail"/>
+  <w:style w:type="paragraph" w:customStyle="1" w:styleId="CPFCode">
+    <w:name w:val="CPF Code"/>
     <w:pPr>
-      <w:spacing w:after="100"/>
+      <w:spacing w:before="40" w:after="80"/>
+      <w:ind w:left="283" w:right="170"/>
+    </w:pPr>
+    <w:rPr>
+      <w:rFonts w:ascii="DejaVu Sans Mono" w:hAnsi="DejaVu Sans Mono" w:eastAsia="DejaVu Sans Mono"/>
+      <w:color w:val="071A2B"/>
+      <w:sz w:val="16"/>
+    </w:rPr>
+  </w:style>
+  <w:style w:type="paragraph" w:customStyle="1" w:styleId="CPFCaption">
+    <w:name w:val="CPF Caption"/>
+    <w:pPr>
+      <w:spacing w:before="40" w:after="100"/>
+      <w:ind w:left="255" w:right="255"/>
+    </w:pPr>
+    <w:rPr>
+      <w:rFonts w:ascii="Noto Sans KR" w:hAnsi="Noto Sans KR" w:eastAsia="Noto Sans KR"/>
+      <w:color w:val="5E7186"/>
+      <w:sz w:val="16"/>
+    </w:rPr>
+  </w:style>
+  <w:style w:type="paragraph" w:customStyle="1" w:styleId="CPFLabel">
+    <w:name w:val="CPF Label"/>
+    <w:pPr>
+      <w:keepNext/>
+      <w:spacing w:before="140" w:after="40"/>
       <w:ind w:left="255"/>
     </w:pPr>
     <w:rPr>
-      <w:rFonts w:ascii="Noto Sans CJK KR" w:hAnsi="Noto Sans CJK KR"/>
-      <w:b w:val="0"/>
-      <w:color w:val="202124"/>
-      <w:sz w:val="20"/>
-    </w:rPr>
-  </w:style>
-  <w:style w:type="paragraph" w:customStyle="1" w:styleId="BulletRail">
-    <w:name w:val="Bullet Rail"/>
-    <w:pPr>
-      <w:spacing w:after="60"/>
-      <w:ind w:left="425" w:hanging="170"/>
-    </w:pPr>
-    <w:rPr>
-      <w:rFonts w:ascii="Noto Sans CJK KR" w:hAnsi="Noto Sans CJK KR"/>
-      <w:b w:val="0"/>
-      <w:color w:val="202124"/>
-      <w:sz w:val="20"/>
-    </w:rPr>
-  </w:style>
-  <w:style w:type="paragraph" w:customStyle="1" w:styleId="FigureCaption">
-    <w:name w:val="Figure Caption"/>
-    <w:pPr>
-      <w:spacing w:after="60"/>
-    </w:pPr>
-    <w:rPr>
-      <w:rFonts w:ascii="Noto Sans CJK KR" w:hAnsi="Noto Sans CJK KR"/>
+      <w:rFonts w:ascii="Noto Sans KR" w:hAnsi="Noto Sans KR" w:eastAsia="Noto Sans KR"/>
       <w:b/>
-      <w:color w:val="17324D"/>
-      <w:sz w:val="18"/>
-    </w:rPr>
-  </w:style>
-  <w:style w:type="paragraph" w:customStyle="1" w:styleId="FigureExplain">
-    <w:name w:val="Figure Explain"/>
-    <w:pPr>
-      <w:spacing w:after="160"/>
-      <w:ind w:left="255"/>
-    </w:pPr>
-    <w:rPr>
-      <w:rFonts w:ascii="Noto Sans CJK KR" w:hAnsi="Noto Sans CJK KR"/>
-      <w:b w:val="0"/>
-      <w:color w:val="60738A"/>
-      <w:sz w:val="18"/>
-    </w:rPr>
-  </w:style>
-  <w:style w:type="paragraph" w:customStyle="1" w:styleId="SourceRail">
-    <w:name w:val="Source Rail"/>
-    <w:pPr>
-      <w:spacing w:after="120"/>
-      <w:ind w:left="255"/>
-    </w:pPr>
-    <w:rPr>
-      <w:rFonts w:ascii="Noto Sans CJK KR" w:hAnsi="Noto Sans CJK KR"/>
-      <w:b w:val="0"/>
-      <w:color w:val="2563EB"/>
-      <w:sz w:val="18"/>
-    </w:rPr>
-  </w:style>
-  <w:style w:type="paragraph" w:customStyle="1" w:styleId="TableTitle">
-    <w:name w:val="Table Title"/>
-    <w:pPr>
-      <w:spacing w:after="40"/>
-    </w:pPr>
-    <w:rPr>
-      <w:rFonts w:ascii="Noto Sans CJK KR" w:hAnsi="Noto Sans CJK KR"/>
-      <w:b/>
-      <w:color w:val="17324D"/>
-      <w:sz w:val="20"/>
-    </w:rPr>
-  </w:style>
-  <w:style w:type="paragraph" w:customStyle="1" w:styleId="TablePurpose">
-    <w:name w:val="Table Purpose"/>
-    <w:pPr>
-      <w:spacing w:after="100"/>
-    </w:pPr>
-    <w:rPr>
-      <w:rFonts w:ascii="Noto Sans CJK KR" w:hAnsi="Noto Sans CJK KR"/>
-      <w:b w:val="0"/>
-      <w:color w:val="60738A"/>
-      <w:sz w:val="18"/>
-    </w:rPr>
-  </w:style>
-  <w:style w:type="paragraph" w:customStyle="1" w:styleId="TOC1">
-    <w:name w:val="TOC 1"/>
-    <w:pPr>
-      <w:spacing w:after="40"/>
-    </w:pPr>
-    <w:rPr>
-      <w:rFonts w:ascii="Noto Sans CJK KR" w:hAnsi="Noto Sans CJK KR"/>
-      <w:b/>
-      <w:color w:val="17324D"/>
+      <w:color w:val="7154C7"/>
       <w:sz w:val="21"/>
-    </w:rPr>
-  </w:style>
-  <w:style w:type="paragraph" w:customStyle="1" w:styleId="TOC2">
-    <w:name w:val="TOC 2"/>
-    <w:pPr>
-      <w:spacing w:after="20"/>
-      <w:ind w:left="340"/>
-    </w:pPr>
-    <w:rPr>
-      <w:rFonts w:ascii="Noto Sans CJK KR" w:hAnsi="Noto Sans CJK KR"/>
-      <w:b w:val="0"/>
-      <w:color w:val="60738A"/>
-      <w:sz w:val="19"/>
     </w:rPr>
   </w:style>
 </w:styles>

--- a/cpf-docs/deliverables/기술사양서.docx
+++ b/cpf-docs/deliverables/기술사양서.docx
@@ -40,7 +40,7 @@
     <w:tbl>
       <w:tblPr>
         <w:tblW w:type="auto" w:w="0"/>
-        <w:jc w:val="left"/>
+        <w:jc w:val="center"/>
         <w:tblLayout w:type="fixed"/>
         <w:tblLook w:firstColumn="1" w:firstRow="1" w:lastColumn="0" w:lastRow="0" w:noHBand="0" w:noVBand="1" w:val="04A0"/>
       </w:tblPr>
@@ -54,21 +54,26 @@
         </w:trPr>
         <w:tc>
           <w:tcPr>
-            <w:tcW w:type="dxa" w:w="7625"/>
+            <w:tcW w:type="dxa" w:w="3660"/>
             <w:tcMar>
-              <w:top w:w="100" w:type="dxa"/>
-              <w:start w:w="150" w:type="dxa"/>
-              <w:bottom w:w="100" w:type="dxa"/>
-              <w:end w:w="150" w:type="dxa"/>
+              <w:top w:w="90" w:type="dxa"/>
+              <w:start w:w="100" w:type="dxa"/>
+              <w:bottom w:w="90" w:type="dxa"/>
+              <w:end w:w="100" w:type="dxa"/>
             </w:tcMar>
-            <w:shd w:fill="17324D"/>
+            <w:shd w:fill="223A57"/>
+            <w:vAlign w:val="center"/>
           </w:tcPr>
           <w:p>
+            <w:pPr>
+              <w:spacing w:before="0" w:after="0" w:line="252" w:lineRule="auto"/>
+              <w:jc w:val="left"/>
+            </w:pPr>
             <w:r>
               <w:rPr>
                 <w:b/>
                 <w:color w:val="FFFFFF"/>
-                <w:sz w:val="18"/>
+                <w:sz w:val="16"/>
               </w:rPr>
               <w:t>누가 보는가</w:t>
             </w:r>
@@ -76,18 +81,26 @@
         </w:tc>
         <w:tc>
           <w:tcPr>
-            <w:tcW w:type="dxa" w:w="7625"/>
+            <w:tcW w:type="dxa" w:w="11590"/>
             <w:tcMar>
-              <w:top w:w="100" w:type="dxa"/>
-              <w:start w:w="150" w:type="dxa"/>
-              <w:bottom w:w="100" w:type="dxa"/>
-              <w:end w:w="150" w:type="dxa"/>
+              <w:top w:w="90" w:type="dxa"/>
+              <w:start w:w="100" w:type="dxa"/>
+              <w:bottom w:w="90" w:type="dxa"/>
+              <w:end w:w="100" w:type="dxa"/>
             </w:tcMar>
+            <w:vAlign w:val="center"/>
+            <w:shd w:fill="223A57"/>
           </w:tcPr>
           <w:p>
+            <w:pPr>
+              <w:spacing w:before="0" w:after="0" w:line="252" w:lineRule="auto"/>
+              <w:jc w:val="left"/>
+            </w:pPr>
             <w:r>
               <w:rPr>
-                <w:sz w:val="18"/>
+                <w:b/>
+                <w:color w:val="FFFFFF"/>
+                <w:sz w:val="16"/>
               </w:rPr>
               <w:t>아키텍트·기술 검수자</w:t>
             </w:r>
@@ -97,21 +110,25 @@
       <w:tr>
         <w:tc>
           <w:tcPr>
-            <w:tcW w:type="dxa" w:w="7625"/>
+            <w:tcW w:type="dxa" w:w="3660"/>
             <w:tcMar>
-              <w:top w:w="100" w:type="dxa"/>
-              <w:start w:w="150" w:type="dxa"/>
-              <w:bottom w:w="100" w:type="dxa"/>
-              <w:end w:w="150" w:type="dxa"/>
+              <w:top w:w="90" w:type="dxa"/>
+              <w:start w:w="100" w:type="dxa"/>
+              <w:bottom w:w="90" w:type="dxa"/>
+              <w:end w:w="100" w:type="dxa"/>
             </w:tcMar>
             <w:shd w:fill="17324D"/>
+            <w:vAlign w:val="center"/>
           </w:tcPr>
           <w:p>
+            <w:pPr>
+              <w:spacing w:before="0" w:after="0" w:line="252" w:lineRule="auto"/>
+            </w:pPr>
             <w:r>
               <w:rPr>
                 <w:b/>
                 <w:color w:val="FFFFFF"/>
-                <w:sz w:val="18"/>
+                <w:sz w:val="17"/>
               </w:rPr>
               <w:t>이 문서로 끝낼 일</w:t>
             </w:r>
@@ -119,18 +136,22 @@
         </w:tc>
         <w:tc>
           <w:tcPr>
-            <w:tcW w:type="dxa" w:w="7625"/>
+            <w:tcW w:type="dxa" w:w="11590"/>
             <w:tcMar>
-              <w:top w:w="100" w:type="dxa"/>
-              <w:start w:w="150" w:type="dxa"/>
-              <w:bottom w:w="100" w:type="dxa"/>
-              <w:end w:w="150" w:type="dxa"/>
+              <w:top w:w="90" w:type="dxa"/>
+              <w:start w:w="100" w:type="dxa"/>
+              <w:bottom w:w="90" w:type="dxa"/>
+              <w:end w:w="100" w:type="dxa"/>
             </w:tcMar>
+            <w:vAlign w:val="center"/>
           </w:tcPr>
           <w:p>
+            <w:pPr>
+              <w:spacing w:before="0" w:after="0" w:line="252" w:lineRule="auto"/>
+            </w:pPr>
             <w:r>
               <w:rPr>
-                <w:sz w:val="18"/>
+                <w:sz w:val="17"/>
               </w:rPr>
               <w:t>실행 기준·Deployable·Public/Internal 경계와 기술 Acceptance를 Source 정본과 대조한다</w:t>
             </w:r>
@@ -140,21 +161,25 @@
       <w:tr>
         <w:tc>
           <w:tcPr>
-            <w:tcW w:type="dxa" w:w="7625"/>
+            <w:tcW w:type="dxa" w:w="3660"/>
             <w:tcMar>
-              <w:top w:w="100" w:type="dxa"/>
-              <w:start w:w="150" w:type="dxa"/>
-              <w:bottom w:w="100" w:type="dxa"/>
-              <w:end w:w="150" w:type="dxa"/>
+              <w:top w:w="90" w:type="dxa"/>
+              <w:start w:w="100" w:type="dxa"/>
+              <w:bottom w:w="90" w:type="dxa"/>
+              <w:end w:w="100" w:type="dxa"/>
             </w:tcMar>
-            <w:shd w:fill="17324D"/>
+            <w:shd w:fill="F5F8FB"/>
+            <w:vAlign w:val="center"/>
           </w:tcPr>
           <w:p>
+            <w:pPr>
+              <w:spacing w:before="0" w:after="0" w:line="252" w:lineRule="auto"/>
+            </w:pPr>
             <w:r>
               <w:rPr>
                 <w:b/>
                 <w:color w:val="FFFFFF"/>
-                <w:sz w:val="18"/>
+                <w:sz w:val="17"/>
               </w:rPr>
               <w:t>기준</w:t>
             </w:r>
@@ -162,20 +187,23 @@
         </w:tc>
         <w:tc>
           <w:tcPr>
-            <w:tcW w:type="dxa" w:w="7625"/>
+            <w:tcW w:type="dxa" w:w="11590"/>
             <w:tcMar>
-              <w:top w:w="100" w:type="dxa"/>
-              <w:start w:w="150" w:type="dxa"/>
-              <w:bottom w:w="100" w:type="dxa"/>
-              <w:end w:w="150" w:type="dxa"/>
+              <w:top w:w="90" w:type="dxa"/>
+              <w:start w:w="100" w:type="dxa"/>
+              <w:bottom w:w="90" w:type="dxa"/>
+              <w:end w:w="100" w:type="dxa"/>
             </w:tcMar>
+            <w:vAlign w:val="center"/>
+            <w:shd w:fill="F5F8FB"/>
           </w:tcPr>
           <w:p>
             <w:r>
               <w:rPr>
-                <w:sz w:val="18"/>
+                <w:color w:val="26374C"/>
+                <w:sz w:val="16"/>
               </w:rPr>
-              <w:t>Harness 2.2.0 · Source 054d894b47f4 · Oracle/PostgreSQL/MariaDB</w:t>
+              <w:t>Harness 2.3.0 · Source A5B7844665F4 · Oracle/PostgreSQL/MariaDB</w:t>
             </w:r>
           </w:p>
         </w:tc>
@@ -224,6 +252,7 @@
     <w:p>
       <w:pPr>
         <w:pStyle w:val="Heading1"/>
+        <w:keepNext/>
       </w:pPr>
       <w:r>
         <w:t>찾아보기</w:t>
@@ -237,10 +266,127 @@
         <w:t>필요한 작업을 먼저 찾고 해당 장으로 이동합니다. 페이지 번호는 최종 PDF 기준입니다.</w:t>
       </w:r>
     </w:p>
+    <w:p>
+      <w:pPr>
+        <w:spacing w:after="60"/>
+        <w:ind w:left="259"/>
+      </w:pPr>
+      <w:r>
+        <w:rPr>
+          <w:b/>
+          <w:color w:val="1F3349"/>
+          <w:sz w:val="21"/>
+        </w:rPr>
+        <w:t>1 Runtime · Build 기준선</w:t>
+      </w:r>
+    </w:p>
+    <w:p>
+      <w:pPr>
+        <w:spacing w:after="60"/>
+        <w:ind w:left="259"/>
+      </w:pPr>
+      <w:r>
+        <w:rPr>
+          <w:b/>
+          <w:color w:val="1F3349"/>
+          <w:sz w:val="21"/>
+        </w:rPr>
+        <w:t>2 제품 모듈 · 실행 단위</w:t>
+      </w:r>
+    </w:p>
+    <w:p>
+      <w:pPr>
+        <w:spacing w:after="60"/>
+        <w:ind w:left="259"/>
+      </w:pPr>
+      <w:r>
+        <w:rPr>
+          <w:b/>
+          <w:color w:val="1F3349"/>
+          <w:sz w:val="21"/>
+        </w:rPr>
+        <w:t>3 Public Surface · 설정 경계</w:t>
+      </w:r>
+    </w:p>
+    <w:p>
+      <w:pPr>
+        <w:spacing w:after="60"/>
+        <w:ind w:left="259"/>
+      </w:pPr>
+      <w:r>
+        <w:rPr>
+          <w:b/>
+          <w:color w:val="1F3349"/>
+          <w:sz w:val="21"/>
+        </w:rPr>
+        <w:t>4 Runtime Identity · 운영 연계</w:t>
+      </w:r>
+    </w:p>
+    <w:p>
+      <w:pPr>
+        <w:spacing w:after="60"/>
+        <w:ind w:left="259"/>
+      </w:pPr>
+      <w:r>
+        <w:rPr>
+          <w:b/>
+          <w:color w:val="1F3349"/>
+          <w:sz w:val="21"/>
+        </w:rPr>
+        <w:t>5 기술 Acceptance Matrix</w:t>
+      </w:r>
+    </w:p>
+    <w:p>
+      <w:r>
+        <w:br w:type="page"/>
+      </w:r>
+    </w:p>
+    <w:p>
+      <w:pPr>
+        <w:pStyle w:val="Heading1"/>
+        <w:keepNext/>
+      </w:pPr>
+      <w:r>
+        <w:t>1 Runtime · Build 기준선</w:t>
+      </w:r>
+    </w:p>
+    <w:p>
+      <w:pPr>
+        <w:spacing w:before="80" w:after="200"/>
+        <w:ind w:left="173" w:right="58"/>
+        <w:shd w:fill="F3F7FB"/>
+        <w:pBdr>
+          <w:left w:val="single" w:sz="18" w:space="8" w:color="4F46E5"/>
+        </w:pBdr>
+      </w:pPr>
+      <w:r>
+        <w:rPr>
+          <w:b/>
+          <w:color w:val="362D91"/>
+          <w:sz w:val="20"/>
+        </w:rPr>
+        <w:t xml:space="preserve">이 장을 보는 이유  </w:t>
+      </w:r>
+      <w:r>
+        <w:rPr>
+          <w:color w:val="26374C"/>
+          <w:sz w:val="20"/>
+        </w:rPr>
+        <w:t>배포와 검수에서 실제 실행 기준을 빠르게 대조합니다.</w:t>
+      </w:r>
+    </w:p>
+    <w:p>
+      <w:pPr>
+        <w:pStyle w:val="CPFLabel"/>
+      </w:pPr>
+      <w:r>
+        <w:t>실행 기준</w:t>
+      </w:r>
+    </w:p>
     <w:tbl>
       <w:tblPr>
         <w:tblW w:type="auto" w:w="0"/>
-        <w:jc w:val="left"/>
+        <w:jc w:val="center"/>
         <w:tblLayout w:type="fixed"/>
         <w:tblLook w:firstColumn="1" w:firstRow="1" w:lastColumn="0" w:lastRow="0" w:noHBand="0" w:noVBand="1" w:val="04A0"/>
       </w:tblPr>
@@ -255,442 +401,21 @@
         </w:trPr>
         <w:tc>
           <w:tcPr>
-            <w:tcW w:type="dxa" w:w="1247"/>
-            <w:shd w:fill="17324D"/>
+            <w:tcW w:type="dxa" w:w="3050"/>
+            <w:shd w:fill="223A57"/>
+            <w:tcMar>
+              <w:top w:w="90" w:type="dxa"/>
+              <w:start w:w="100" w:type="dxa"/>
+              <w:bottom w:w="90" w:type="dxa"/>
+              <w:end w:w="100" w:type="dxa"/>
+            </w:tcMar>
+            <w:vAlign w:val="center"/>
           </w:tcPr>
           <w:p>
-            <w:r>
-              <w:rPr>
-                <w:b/>
-                <w:color w:val="FFFFFF"/>
-                <w:sz w:val="17"/>
-              </w:rPr>
-              <w:t>구분</w:t>
-            </w:r>
-          </w:p>
-        </w:tc>
-        <w:tc>
-          <w:tcPr>
-            <w:tcW w:type="dxa" w:w="12190"/>
-            <w:shd w:fill="17324D"/>
-          </w:tcPr>
-          <w:p>
-            <w:r>
-              <w:rPr>
-                <w:b/>
-                <w:color w:val="FFFFFF"/>
-                <w:sz w:val="17"/>
-              </w:rPr>
-              <w:t>내용</w:t>
-            </w:r>
-          </w:p>
-        </w:tc>
-        <w:tc>
-          <w:tcPr>
-            <w:tcW w:type="dxa" w:w="1020"/>
-            <w:shd w:fill="17324D"/>
-          </w:tcPr>
-          <w:p>
-            <w:r>
-              <w:rPr>
-                <w:b/>
-                <w:color w:val="FFFFFF"/>
-                <w:sz w:val="17"/>
-              </w:rPr>
-              <w:t>쪽</w:t>
-            </w:r>
-          </w:p>
-        </w:tc>
-      </w:tr>
-      <w:tr>
-        <w:trPr>
-          <w:cantSplit/>
-        </w:trPr>
-        <w:tc>
-          <w:tcPr>
-            <w:tcW w:type="dxa" w:w="1247"/>
-            <w:shd w:fill="E9F6F2"/>
-            <w:tcMar>
-              <w:top w:w="70" w:type="dxa"/>
-              <w:start w:w="100" w:type="dxa"/>
-              <w:bottom w:w="70" w:type="dxa"/>
-              <w:end w:w="100" w:type="dxa"/>
-            </w:tcMar>
-          </w:tcPr>
-          <w:p>
-            <w:r>
-              <w:t>대메뉴</w:t>
-            </w:r>
-          </w:p>
-        </w:tc>
-        <w:tc>
-          <w:tcPr>
-            <w:tcW w:type="dxa" w:w="12190"/>
-            <w:tcMar>
-              <w:top w:w="70" w:type="dxa"/>
-              <w:start w:w="100" w:type="dxa"/>
-              <w:bottom w:w="70" w:type="dxa"/>
-              <w:end w:w="100" w:type="dxa"/>
-            </w:tcMar>
-          </w:tcPr>
-          <w:p>
-            <w:r>
-              <w:rPr>
-                <w:b/>
-              </w:rPr>
-              <w:t>1 Runtime · Build 기준선</w:t>
-            </w:r>
-          </w:p>
-        </w:tc>
-        <w:tc>
-          <w:tcPr>
-            <w:tcW w:type="dxa" w:w="1020"/>
-            <w:tcMar>
-              <w:top w:w="70" w:type="dxa"/>
-              <w:start w:w="100" w:type="dxa"/>
-              <w:bottom w:w="70" w:type="dxa"/>
-              <w:end w:w="100" w:type="dxa"/>
-            </w:tcMar>
-          </w:tcPr>
-          <w:p>
-            <w:r>
-              <w:t>3</w:t>
-            </w:r>
-          </w:p>
-        </w:tc>
-      </w:tr>
-      <w:tr>
-        <w:trPr>
-          <w:cantSplit/>
-        </w:trPr>
-        <w:tc>
-          <w:tcPr>
-            <w:tcW w:type="dxa" w:w="1247"/>
-            <w:shd w:fill="E9F6F2"/>
-            <w:tcMar>
-              <w:top w:w="70" w:type="dxa"/>
-              <w:start w:w="100" w:type="dxa"/>
-              <w:bottom w:w="70" w:type="dxa"/>
-              <w:end w:w="100" w:type="dxa"/>
-            </w:tcMar>
-          </w:tcPr>
-          <w:p>
-            <w:r>
-              <w:t>대메뉴</w:t>
-            </w:r>
-          </w:p>
-        </w:tc>
-        <w:tc>
-          <w:tcPr>
-            <w:tcW w:type="dxa" w:w="12190"/>
-            <w:tcMar>
-              <w:top w:w="70" w:type="dxa"/>
-              <w:start w:w="100" w:type="dxa"/>
-              <w:bottom w:w="70" w:type="dxa"/>
-              <w:end w:w="100" w:type="dxa"/>
-            </w:tcMar>
-          </w:tcPr>
-          <w:p>
-            <w:r>
-              <w:rPr>
-                <w:b/>
-              </w:rPr>
-              <w:t>2 제품 모듈 · 실행 단위</w:t>
-            </w:r>
-          </w:p>
-        </w:tc>
-        <w:tc>
-          <w:tcPr>
-            <w:tcW w:type="dxa" w:w="1020"/>
-            <w:tcMar>
-              <w:top w:w="70" w:type="dxa"/>
-              <w:start w:w="100" w:type="dxa"/>
-              <w:bottom w:w="70" w:type="dxa"/>
-              <w:end w:w="100" w:type="dxa"/>
-            </w:tcMar>
-          </w:tcPr>
-          <w:p>
-            <w:r>
-              <w:t>3</w:t>
-            </w:r>
-          </w:p>
-        </w:tc>
-      </w:tr>
-      <w:tr>
-        <w:trPr>
-          <w:cantSplit/>
-        </w:trPr>
-        <w:tc>
-          <w:tcPr>
-            <w:tcW w:type="dxa" w:w="1247"/>
-            <w:shd w:fill="E9F6F2"/>
-            <w:tcMar>
-              <w:top w:w="70" w:type="dxa"/>
-              <w:start w:w="100" w:type="dxa"/>
-              <w:bottom w:w="70" w:type="dxa"/>
-              <w:end w:w="100" w:type="dxa"/>
-            </w:tcMar>
-          </w:tcPr>
-          <w:p>
-            <w:r>
-              <w:t>대메뉴</w:t>
-            </w:r>
-          </w:p>
-        </w:tc>
-        <w:tc>
-          <w:tcPr>
-            <w:tcW w:type="dxa" w:w="12190"/>
-            <w:tcMar>
-              <w:top w:w="70" w:type="dxa"/>
-              <w:start w:w="100" w:type="dxa"/>
-              <w:bottom w:w="70" w:type="dxa"/>
-              <w:end w:w="100" w:type="dxa"/>
-            </w:tcMar>
-          </w:tcPr>
-          <w:p>
-            <w:r>
-              <w:rPr>
-                <w:b/>
-              </w:rPr>
-              <w:t>3 Public Surface · 설정 경계</w:t>
-            </w:r>
-          </w:p>
-        </w:tc>
-        <w:tc>
-          <w:tcPr>
-            <w:tcW w:type="dxa" w:w="1020"/>
-            <w:tcMar>
-              <w:top w:w="70" w:type="dxa"/>
-              <w:start w:w="100" w:type="dxa"/>
-              <w:bottom w:w="70" w:type="dxa"/>
-              <w:end w:w="100" w:type="dxa"/>
-            </w:tcMar>
-          </w:tcPr>
-          <w:p>
-            <w:r>
-              <w:t>4</w:t>
-            </w:r>
-          </w:p>
-        </w:tc>
-      </w:tr>
-      <w:tr>
-        <w:trPr>
-          <w:cantSplit/>
-        </w:trPr>
-        <w:tc>
-          <w:tcPr>
-            <w:tcW w:type="dxa" w:w="1247"/>
-            <w:shd w:fill="E9F6F2"/>
-            <w:tcMar>
-              <w:top w:w="70" w:type="dxa"/>
-              <w:start w:w="100" w:type="dxa"/>
-              <w:bottom w:w="70" w:type="dxa"/>
-              <w:end w:w="100" w:type="dxa"/>
-            </w:tcMar>
-          </w:tcPr>
-          <w:p>
-            <w:r>
-              <w:t>대메뉴</w:t>
-            </w:r>
-          </w:p>
-        </w:tc>
-        <w:tc>
-          <w:tcPr>
-            <w:tcW w:type="dxa" w:w="12190"/>
-            <w:tcMar>
-              <w:top w:w="70" w:type="dxa"/>
-              <w:start w:w="100" w:type="dxa"/>
-              <w:bottom w:w="70" w:type="dxa"/>
-              <w:end w:w="100" w:type="dxa"/>
-            </w:tcMar>
-          </w:tcPr>
-          <w:p>
-            <w:r>
-              <w:rPr>
-                <w:b/>
-              </w:rPr>
-              <w:t>4 Runtime Identity · 운영 연계</w:t>
-            </w:r>
-          </w:p>
-        </w:tc>
-        <w:tc>
-          <w:tcPr>
-            <w:tcW w:type="dxa" w:w="1020"/>
-            <w:tcMar>
-              <w:top w:w="70" w:type="dxa"/>
-              <w:start w:w="100" w:type="dxa"/>
-              <w:bottom w:w="70" w:type="dxa"/>
-              <w:end w:w="100" w:type="dxa"/>
-            </w:tcMar>
-          </w:tcPr>
-          <w:p>
-            <w:r>
-              <w:t>4</w:t>
-            </w:r>
-          </w:p>
-        </w:tc>
-      </w:tr>
-      <w:tr>
-        <w:trPr>
-          <w:cantSplit/>
-        </w:trPr>
-        <w:tc>
-          <w:tcPr>
-            <w:tcW w:type="dxa" w:w="1247"/>
-            <w:shd w:fill="E9F6F2"/>
-            <w:tcMar>
-              <w:top w:w="70" w:type="dxa"/>
-              <w:start w:w="100" w:type="dxa"/>
-              <w:bottom w:w="70" w:type="dxa"/>
-              <w:end w:w="100" w:type="dxa"/>
-            </w:tcMar>
-          </w:tcPr>
-          <w:p>
-            <w:r>
-              <w:t>대메뉴</w:t>
-            </w:r>
-          </w:p>
-        </w:tc>
-        <w:tc>
-          <w:tcPr>
-            <w:tcW w:type="dxa" w:w="12190"/>
-            <w:tcMar>
-              <w:top w:w="70" w:type="dxa"/>
-              <w:start w:w="100" w:type="dxa"/>
-              <w:bottom w:w="70" w:type="dxa"/>
-              <w:end w:w="100" w:type="dxa"/>
-            </w:tcMar>
-          </w:tcPr>
-          <w:p>
-            <w:r>
-              <w:rPr>
-                <w:b/>
-              </w:rPr>
-              <w:t>5 기술 Acceptance Matrix</w:t>
-            </w:r>
-          </w:p>
-        </w:tc>
-        <w:tc>
-          <w:tcPr>
-            <w:tcW w:type="dxa" w:w="1020"/>
-            <w:tcMar>
-              <w:top w:w="70" w:type="dxa"/>
-              <w:start w:w="100" w:type="dxa"/>
-              <w:bottom w:w="70" w:type="dxa"/>
-              <w:end w:w="100" w:type="dxa"/>
-            </w:tcMar>
-          </w:tcPr>
-          <w:p>
-            <w:r>
-              <w:t>5</w:t>
-            </w:r>
-          </w:p>
-        </w:tc>
-      </w:tr>
-    </w:tbl>
-    <w:p>
-      <w:r>
-        <w:br w:type="page"/>
-      </w:r>
-    </w:p>
-    <w:p>
-      <w:pPr>
-        <w:pStyle w:val="Heading1"/>
-      </w:pPr>
-      <w:r>
-        <w:t>1 Runtime · Build 기준선</w:t>
-      </w:r>
-    </w:p>
-    <w:tbl>
-      <w:tblPr>
-        <w:tblW w:type="auto" w:w="0"/>
-        <w:jc w:val="left"/>
-        <w:tblLayout w:type="fixed"/>
-        <w:tblLook w:firstColumn="1" w:firstRow="1" w:lastColumn="0" w:lastRow="0" w:noHBand="0" w:noVBand="1" w:val="04A0"/>
-      </w:tblPr>
-      <w:tblGrid>
-        <w:gridCol w:w="7625"/>
-        <w:gridCol w:w="7625"/>
-      </w:tblGrid>
-      <w:tr>
-        <w:trPr>
-          <w:tblHeader w:val="true"/>
-        </w:trPr>
-        <w:tc>
-          <w:tcPr>
-            <w:tcW w:type="dxa" w:w="1927"/>
-            <w:shd w:fill="17324D"/>
-            <w:tcMar>
-              <w:top w:w="110" w:type="dxa"/>
-              <w:start w:w="140" w:type="dxa"/>
-              <w:bottom w:w="110" w:type="dxa"/>
-              <w:end w:w="140" w:type="dxa"/>
-            </w:tcMar>
-          </w:tcPr>
-          <w:p>
-            <w:r>
-              <w:rPr>
-                <w:b/>
-                <w:color w:val="FFFFFF"/>
-              </w:rPr>
-              <w:t>이 장을 보는 이유</w:t>
-            </w:r>
-          </w:p>
-        </w:tc>
-        <w:tc>
-          <w:tcPr>
-            <w:tcW w:type="dxa" w:w="11623"/>
-            <w:tcMar>
-              <w:top w:w="110" w:type="dxa"/>
-              <w:start w:w="140" w:type="dxa"/>
-              <w:bottom w:w="110" w:type="dxa"/>
-              <w:end w:w="140" w:type="dxa"/>
-            </w:tcMar>
-          </w:tcPr>
-          <w:p>
-            <w:r>
-              <w:t>배포와 검수에서 실제 실행 기준을 빠르게 대조합니다.</w:t>
-            </w:r>
-          </w:p>
-        </w:tc>
-      </w:tr>
-    </w:tbl>
-    <w:p>
-      <w:pPr>
-        <w:pStyle w:val="CPFLabel"/>
-      </w:pPr>
-      <w:r>
-        <w:t>실행 기준</w:t>
-      </w:r>
-    </w:p>
-    <w:tbl>
-      <w:tblPr>
-        <w:tblW w:type="auto" w:w="0"/>
-        <w:jc w:val="left"/>
-        <w:tblLayout w:type="fixed"/>
-        <w:tblLook w:firstColumn="1" w:firstRow="1" w:lastColumn="0" w:lastRow="0" w:noHBand="0" w:noVBand="1" w:val="04A0"/>
-      </w:tblPr>
-      <w:tblGrid>
-        <w:gridCol w:w="5083"/>
-        <w:gridCol w:w="5083"/>
-        <w:gridCol w:w="5083"/>
-      </w:tblGrid>
-      <w:tr>
-        <w:trPr>
-          <w:tblHeader w:val="true"/>
-        </w:trPr>
-        <w:tc>
-          <w:tcPr>
-            <w:tcW w:type="dxa" w:w="3266"/>
-            <w:shd w:fill="17324D"/>
-            <w:tcMar>
-              <w:top w:w="90" w:type="dxa"/>
-              <w:start w:w="110" w:type="dxa"/>
-              <w:bottom w:w="90" w:type="dxa"/>
-              <w:end w:w="110" w:type="dxa"/>
-            </w:tcMar>
-          </w:tcPr>
-          <w:p>
+            <w:pPr>
+              <w:spacing w:before="0" w:after="0" w:line="252" w:lineRule="auto"/>
+              <w:jc w:val="left"/>
+            </w:pPr>
             <w:r>
               <w:rPr>
                 <w:b/>
@@ -703,16 +428,21 @@
         </w:tc>
         <w:tc>
           <w:tcPr>
-            <w:tcW w:type="dxa" w:w="5412"/>
-            <w:shd w:fill="17324D"/>
+            <w:tcW w:type="dxa" w:w="7320"/>
+            <w:shd w:fill="223A57"/>
             <w:tcMar>
               <w:top w:w="90" w:type="dxa"/>
-              <w:start w:w="110" w:type="dxa"/>
+              <w:start w:w="100" w:type="dxa"/>
               <w:bottom w:w="90" w:type="dxa"/>
-              <w:end w:w="110" w:type="dxa"/>
+              <w:end w:w="100" w:type="dxa"/>
             </w:tcMar>
+            <w:vAlign w:val="center"/>
           </w:tcPr>
           <w:p>
+            <w:pPr>
+              <w:spacing w:before="0" w:after="0" w:line="252" w:lineRule="auto"/>
+              <w:jc w:val="left"/>
+            </w:pPr>
             <w:r>
               <w:rPr>
                 <w:b/>
@@ -725,16 +455,21 @@
         </w:tc>
         <w:tc>
           <w:tcPr>
-            <w:tcW w:type="dxa" w:w="6346"/>
-            <w:shd w:fill="17324D"/>
+            <w:tcW w:type="dxa" w:w="4880"/>
+            <w:shd w:fill="223A57"/>
             <w:tcMar>
               <w:top w:w="90" w:type="dxa"/>
-              <w:start w:w="110" w:type="dxa"/>
+              <w:start w:w="100" w:type="dxa"/>
               <w:bottom w:w="90" w:type="dxa"/>
-              <w:end w:w="110" w:type="dxa"/>
+              <w:end w:w="100" w:type="dxa"/>
             </w:tcMar>
+            <w:vAlign w:val="center"/>
           </w:tcPr>
           <w:p>
+            <w:pPr>
+              <w:spacing w:before="0" w:after="0" w:line="252" w:lineRule="auto"/>
+              <w:jc w:val="left"/>
+            </w:pPr>
             <w:r>
               <w:rPr>
                 <w:b/>
@@ -752,23 +487,23 @@
         </w:trPr>
         <w:tc>
           <w:tcPr>
-            <w:tcW w:type="dxa" w:w="3266"/>
+            <w:tcW w:type="dxa" w:w="3050"/>
             <w:tcMar>
-              <w:top w:w="80" w:type="dxa"/>
+              <w:top w:w="90" w:type="dxa"/>
               <w:start w:w="100" w:type="dxa"/>
-              <w:bottom w:w="80" w:type="dxa"/>
+              <w:bottom w:w="90" w:type="dxa"/>
               <w:end w:w="100" w:type="dxa"/>
             </w:tcMar>
             <w:vAlign w:val="center"/>
           </w:tcPr>
           <w:p>
             <w:pPr>
-              <w:spacing w:after="0" w:line="252" w:lineRule="auto"/>
+              <w:spacing w:after="0" w:line="252" w:lineRule="auto" w:before="0"/>
             </w:pPr>
             <w:r>
               <w:rPr>
                 <w:rFonts w:ascii="Noto Sans KR" w:hAnsi="Noto Sans KR" w:eastAsia="Noto Sans KR"/>
-                <w:sz w:val="16"/>
+                <w:sz w:val="17"/>
               </w:rPr>
               <w:t>Java</w:t>
             </w:r>
@@ -776,23 +511,23 @@
         </w:tc>
         <w:tc>
           <w:tcPr>
-            <w:tcW w:type="dxa" w:w="5412"/>
+            <w:tcW w:type="dxa" w:w="7320"/>
             <w:tcMar>
-              <w:top w:w="80" w:type="dxa"/>
+              <w:top w:w="90" w:type="dxa"/>
               <w:start w:w="100" w:type="dxa"/>
-              <w:bottom w:w="80" w:type="dxa"/>
+              <w:bottom w:w="90" w:type="dxa"/>
               <w:end w:w="100" w:type="dxa"/>
             </w:tcMar>
             <w:vAlign w:val="center"/>
           </w:tcPr>
           <w:p>
             <w:pPr>
-              <w:spacing w:after="0" w:line="252" w:lineRule="auto"/>
+              <w:spacing w:after="0" w:line="252" w:lineRule="auto" w:before="0"/>
             </w:pPr>
             <w:r>
               <w:rPr>
                 <w:rFonts w:ascii="Noto Sans KR" w:hAnsi="Noto Sans KR" w:eastAsia="Noto Sans KR"/>
-                <w:sz w:val="16"/>
+                <w:sz w:val="17"/>
               </w:rPr>
               <w:t>25</w:t>
             </w:r>
@@ -800,23 +535,23 @@
         </w:tc>
         <w:tc>
           <w:tcPr>
-            <w:tcW w:type="dxa" w:w="6346"/>
+            <w:tcW w:type="dxa" w:w="4880"/>
             <w:tcMar>
-              <w:top w:w="80" w:type="dxa"/>
+              <w:top w:w="90" w:type="dxa"/>
               <w:start w:w="100" w:type="dxa"/>
-              <w:bottom w:w="80" w:type="dxa"/>
+              <w:bottom w:w="90" w:type="dxa"/>
               <w:end w:w="100" w:type="dxa"/>
             </w:tcMar>
             <w:vAlign w:val="center"/>
           </w:tcPr>
           <w:p>
             <w:pPr>
-              <w:spacing w:after="0" w:line="252" w:lineRule="auto"/>
+              <w:spacing w:after="0" w:line="252" w:lineRule="auto" w:before="0"/>
             </w:pPr>
             <w:r>
               <w:rPr>
                 <w:rFonts w:ascii="Noto Sans KR" w:hAnsi="Noto Sans KR" w:eastAsia="Noto Sans KR"/>
-                <w:sz w:val="16"/>
+                <w:sz w:val="17"/>
               </w:rPr>
               <w:t>빌드·Runtime 동일 Major</w:t>
             </w:r>
@@ -829,24 +564,24 @@
         </w:trPr>
         <w:tc>
           <w:tcPr>
-            <w:tcW w:type="dxa" w:w="3266"/>
+            <w:tcW w:type="dxa" w:w="3050"/>
             <w:tcMar>
-              <w:top w:w="80" w:type="dxa"/>
+              <w:top w:w="90" w:type="dxa"/>
               <w:start w:w="100" w:type="dxa"/>
-              <w:bottom w:w="80" w:type="dxa"/>
+              <w:bottom w:w="90" w:type="dxa"/>
               <w:end w:w="100" w:type="dxa"/>
             </w:tcMar>
             <w:vAlign w:val="center"/>
-            <w:shd w:fill="F7FAFC"/>
+            <w:shd w:fill="F5F8FB"/>
           </w:tcPr>
           <w:p>
             <w:pPr>
-              <w:spacing w:after="0" w:line="252" w:lineRule="auto"/>
+              <w:spacing w:after="0" w:line="252" w:lineRule="auto" w:before="0"/>
             </w:pPr>
             <w:r>
               <w:rPr>
                 <w:rFonts w:ascii="Noto Sans KR" w:hAnsi="Noto Sans KR" w:eastAsia="Noto Sans KR"/>
-                <w:sz w:val="16"/>
+                <w:sz w:val="17"/>
               </w:rPr>
               <w:t>Gradle</w:t>
             </w:r>
@@ -854,24 +589,24 @@
         </w:tc>
         <w:tc>
           <w:tcPr>
-            <w:tcW w:type="dxa" w:w="5412"/>
+            <w:tcW w:type="dxa" w:w="7320"/>
             <w:tcMar>
-              <w:top w:w="80" w:type="dxa"/>
+              <w:top w:w="90" w:type="dxa"/>
               <w:start w:w="100" w:type="dxa"/>
-              <w:bottom w:w="80" w:type="dxa"/>
+              <w:bottom w:w="90" w:type="dxa"/>
               <w:end w:w="100" w:type="dxa"/>
             </w:tcMar>
             <w:vAlign w:val="center"/>
-            <w:shd w:fill="F7FAFC"/>
+            <w:shd w:fill="F5F8FB"/>
           </w:tcPr>
           <w:p>
             <w:pPr>
-              <w:spacing w:after="0" w:line="252" w:lineRule="auto"/>
+              <w:spacing w:after="0" w:line="252" w:lineRule="auto" w:before="0"/>
             </w:pPr>
             <w:r>
               <w:rPr>
                 <w:rFonts w:ascii="Noto Sans KR" w:hAnsi="Noto Sans KR" w:eastAsia="Noto Sans KR"/>
-                <w:sz w:val="16"/>
+                <w:sz w:val="17"/>
               </w:rPr>
               <w:t>9.1.0</w:t>
             </w:r>
@@ -879,24 +614,24 @@
         </w:tc>
         <w:tc>
           <w:tcPr>
-            <w:tcW w:type="dxa" w:w="6346"/>
+            <w:tcW w:type="dxa" w:w="4880"/>
             <w:tcMar>
-              <w:top w:w="80" w:type="dxa"/>
+              <w:top w:w="90" w:type="dxa"/>
               <w:start w:w="100" w:type="dxa"/>
-              <w:bottom w:w="80" w:type="dxa"/>
+              <w:bottom w:w="90" w:type="dxa"/>
               <w:end w:w="100" w:type="dxa"/>
             </w:tcMar>
             <w:vAlign w:val="center"/>
-            <w:shd w:fill="F7FAFC"/>
+            <w:shd w:fill="F5F8FB"/>
           </w:tcPr>
           <w:p>
             <w:pPr>
-              <w:spacing w:after="0" w:line="252" w:lineRule="auto"/>
+              <w:spacing w:after="0" w:line="252" w:lineRule="auto" w:before="0"/>
             </w:pPr>
             <w:r>
               <w:rPr>
                 <w:rFonts w:ascii="Noto Sans KR" w:hAnsi="Noto Sans KR" w:eastAsia="Noto Sans KR"/>
-                <w:sz w:val="16"/>
+                <w:sz w:val="17"/>
               </w:rPr>
               <w:t>Wrapper 기준</w:t>
             </w:r>
@@ -909,23 +644,23 @@
         </w:trPr>
         <w:tc>
           <w:tcPr>
-            <w:tcW w:type="dxa" w:w="3266"/>
+            <w:tcW w:type="dxa" w:w="3050"/>
             <w:tcMar>
-              <w:top w:w="80" w:type="dxa"/>
+              <w:top w:w="90" w:type="dxa"/>
               <w:start w:w="100" w:type="dxa"/>
-              <w:bottom w:w="80" w:type="dxa"/>
+              <w:bottom w:w="90" w:type="dxa"/>
               <w:end w:w="100" w:type="dxa"/>
             </w:tcMar>
             <w:vAlign w:val="center"/>
           </w:tcPr>
           <w:p>
             <w:pPr>
-              <w:spacing w:after="0" w:line="252" w:lineRule="auto"/>
+              <w:spacing w:after="0" w:line="252" w:lineRule="auto" w:before="0"/>
             </w:pPr>
             <w:r>
               <w:rPr>
                 <w:rFonts w:ascii="Noto Sans KR" w:hAnsi="Noto Sans KR" w:eastAsia="Noto Sans KR"/>
-                <w:sz w:val="16"/>
+                <w:sz w:val="17"/>
               </w:rPr>
               <w:t>Spring Boot</w:t>
             </w:r>
@@ -933,23 +668,23 @@
         </w:tc>
         <w:tc>
           <w:tcPr>
-            <w:tcW w:type="dxa" w:w="5412"/>
+            <w:tcW w:type="dxa" w:w="7320"/>
             <w:tcMar>
-              <w:top w:w="80" w:type="dxa"/>
+              <w:top w:w="90" w:type="dxa"/>
               <w:start w:w="100" w:type="dxa"/>
-              <w:bottom w:w="80" w:type="dxa"/>
+              <w:bottom w:w="90" w:type="dxa"/>
               <w:end w:w="100" w:type="dxa"/>
             </w:tcMar>
             <w:vAlign w:val="center"/>
           </w:tcPr>
           <w:p>
             <w:pPr>
-              <w:spacing w:after="0" w:line="252" w:lineRule="auto"/>
+              <w:spacing w:after="0" w:line="252" w:lineRule="auto" w:before="0"/>
             </w:pPr>
             <w:r>
               <w:rPr>
                 <w:rFonts w:ascii="Noto Sans KR" w:hAnsi="Noto Sans KR" w:eastAsia="Noto Sans KR"/>
-                <w:sz w:val="16"/>
+                <w:sz w:val="17"/>
               </w:rPr>
               <w:t>4.1.0</w:t>
             </w:r>
@@ -957,23 +692,23 @@
         </w:tc>
         <w:tc>
           <w:tcPr>
-            <w:tcW w:type="dxa" w:w="6346"/>
+            <w:tcW w:type="dxa" w:w="4880"/>
             <w:tcMar>
-              <w:top w:w="80" w:type="dxa"/>
+              <w:top w:w="90" w:type="dxa"/>
               <w:start w:w="100" w:type="dxa"/>
-              <w:bottom w:w="80" w:type="dxa"/>
+              <w:bottom w:w="90" w:type="dxa"/>
               <w:end w:w="100" w:type="dxa"/>
             </w:tcMar>
             <w:vAlign w:val="center"/>
           </w:tcPr>
           <w:p>
             <w:pPr>
-              <w:spacing w:after="0" w:line="252" w:lineRule="auto"/>
+              <w:spacing w:after="0" w:line="252" w:lineRule="auto" w:before="0"/>
             </w:pPr>
             <w:r>
               <w:rPr>
                 <w:rFonts w:ascii="Noto Sans KR" w:hAnsi="Noto Sans KR" w:eastAsia="Noto Sans KR"/>
-                <w:sz w:val="16"/>
+                <w:sz w:val="17"/>
               </w:rPr>
               <w:t>Starter/AutoConfiguration 호환</w:t>
             </w:r>
@@ -986,24 +721,24 @@
         </w:trPr>
         <w:tc>
           <w:tcPr>
-            <w:tcW w:type="dxa" w:w="3266"/>
+            <w:tcW w:type="dxa" w:w="3050"/>
             <w:tcMar>
-              <w:top w:w="80" w:type="dxa"/>
+              <w:top w:w="90" w:type="dxa"/>
               <w:start w:w="100" w:type="dxa"/>
-              <w:bottom w:w="80" w:type="dxa"/>
+              <w:bottom w:w="90" w:type="dxa"/>
               <w:end w:w="100" w:type="dxa"/>
             </w:tcMar>
             <w:vAlign w:val="center"/>
-            <w:shd w:fill="F7FAFC"/>
+            <w:shd w:fill="F5F8FB"/>
           </w:tcPr>
           <w:p>
             <w:pPr>
-              <w:spacing w:after="0" w:line="252" w:lineRule="auto"/>
+              <w:spacing w:after="0" w:line="252" w:lineRule="auto" w:before="0"/>
             </w:pPr>
             <w:r>
               <w:rPr>
                 <w:rFonts w:ascii="Noto Sans KR" w:hAnsi="Noto Sans KR" w:eastAsia="Noto Sans KR"/>
-                <w:sz w:val="16"/>
+                <w:sz w:val="17"/>
               </w:rPr>
               <w:t>Spring Cloud</w:t>
             </w:r>
@@ -1011,24 +746,24 @@
         </w:tc>
         <w:tc>
           <w:tcPr>
-            <w:tcW w:type="dxa" w:w="5412"/>
+            <w:tcW w:type="dxa" w:w="7320"/>
             <w:tcMar>
-              <w:top w:w="80" w:type="dxa"/>
+              <w:top w:w="90" w:type="dxa"/>
               <w:start w:w="100" w:type="dxa"/>
-              <w:bottom w:w="80" w:type="dxa"/>
+              <w:bottom w:w="90" w:type="dxa"/>
               <w:end w:w="100" w:type="dxa"/>
             </w:tcMar>
             <w:vAlign w:val="center"/>
-            <w:shd w:fill="F7FAFC"/>
+            <w:shd w:fill="F5F8FB"/>
           </w:tcPr>
           <w:p>
             <w:pPr>
-              <w:spacing w:after="0" w:line="252" w:lineRule="auto"/>
+              <w:spacing w:after="0" w:line="252" w:lineRule="auto" w:before="0"/>
             </w:pPr>
             <w:r>
               <w:rPr>
                 <w:rFonts w:ascii="Noto Sans KR" w:hAnsi="Noto Sans KR" w:eastAsia="Noto Sans KR"/>
-                <w:sz w:val="16"/>
+                <w:sz w:val="17"/>
               </w:rPr>
               <w:t>2025.1.2</w:t>
             </w:r>
@@ -1036,24 +771,24 @@
         </w:tc>
         <w:tc>
           <w:tcPr>
-            <w:tcW w:type="dxa" w:w="6346"/>
+            <w:tcW w:type="dxa" w:w="4880"/>
             <w:tcMar>
-              <w:top w:w="80" w:type="dxa"/>
+              <w:top w:w="90" w:type="dxa"/>
               <w:start w:w="100" w:type="dxa"/>
-              <w:bottom w:w="80" w:type="dxa"/>
+              <w:bottom w:w="90" w:type="dxa"/>
               <w:end w:w="100" w:type="dxa"/>
             </w:tcMar>
             <w:vAlign w:val="center"/>
-            <w:shd w:fill="F7FAFC"/>
+            <w:shd w:fill="F5F8FB"/>
           </w:tcPr>
           <w:p>
             <w:pPr>
-              <w:spacing w:after="0" w:line="252" w:lineRule="auto"/>
+              <w:spacing w:after="0" w:line="252" w:lineRule="auto" w:before="0"/>
             </w:pPr>
             <w:r>
               <w:rPr>
                 <w:rFonts w:ascii="Noto Sans KR" w:hAnsi="Noto Sans KR" w:eastAsia="Noto Sans KR"/>
-                <w:sz w:val="16"/>
+                <w:sz w:val="17"/>
               </w:rPr>
               <w:t>Remote/Integration 호환</w:t>
             </w:r>
@@ -1066,23 +801,23 @@
         </w:trPr>
         <w:tc>
           <w:tcPr>
-            <w:tcW w:type="dxa" w:w="3266"/>
+            <w:tcW w:type="dxa" w:w="3050"/>
             <w:tcMar>
-              <w:top w:w="80" w:type="dxa"/>
+              <w:top w:w="90" w:type="dxa"/>
               <w:start w:w="100" w:type="dxa"/>
-              <w:bottom w:w="80" w:type="dxa"/>
+              <w:bottom w:w="90" w:type="dxa"/>
               <w:end w:w="100" w:type="dxa"/>
             </w:tcMar>
             <w:vAlign w:val="center"/>
           </w:tcPr>
           <w:p>
             <w:pPr>
-              <w:spacing w:after="0" w:line="252" w:lineRule="auto"/>
+              <w:spacing w:after="0" w:line="252" w:lineRule="auto" w:before="0"/>
             </w:pPr>
             <w:r>
               <w:rPr>
                 <w:rFonts w:ascii="Noto Sans KR" w:hAnsi="Noto Sans KR" w:eastAsia="Noto Sans KR"/>
-                <w:sz w:val="16"/>
+                <w:sz w:val="17"/>
               </w:rPr>
               <w:t>Spring Batch</w:t>
             </w:r>
@@ -1090,23 +825,23 @@
         </w:tc>
         <w:tc>
           <w:tcPr>
-            <w:tcW w:type="dxa" w:w="5412"/>
+            <w:tcW w:type="dxa" w:w="7320"/>
             <w:tcMar>
-              <w:top w:w="80" w:type="dxa"/>
+              <w:top w:w="90" w:type="dxa"/>
               <w:start w:w="100" w:type="dxa"/>
-              <w:bottom w:w="80" w:type="dxa"/>
+              <w:bottom w:w="90" w:type="dxa"/>
               <w:end w:w="100" w:type="dxa"/>
             </w:tcMar>
             <w:vAlign w:val="center"/>
           </w:tcPr>
           <w:p>
             <w:pPr>
-              <w:spacing w:after="0" w:line="252" w:lineRule="auto"/>
+              <w:spacing w:after="0" w:line="252" w:lineRule="auto" w:before="0"/>
             </w:pPr>
             <w:r>
               <w:rPr>
                 <w:rFonts w:ascii="Noto Sans KR" w:hAnsi="Noto Sans KR" w:eastAsia="Noto Sans KR"/>
-                <w:sz w:val="16"/>
+                <w:sz w:val="17"/>
               </w:rPr>
               <w:t>6.0.4</w:t>
             </w:r>
@@ -1114,23 +849,23 @@
         </w:tc>
         <w:tc>
           <w:tcPr>
-            <w:tcW w:type="dxa" w:w="6346"/>
+            <w:tcW w:type="dxa" w:w="4880"/>
             <w:tcMar>
-              <w:top w:w="80" w:type="dxa"/>
+              <w:top w:w="90" w:type="dxa"/>
               <w:start w:w="100" w:type="dxa"/>
-              <w:bottom w:w="80" w:type="dxa"/>
+              <w:bottom w:w="90" w:type="dxa"/>
               <w:end w:w="100" w:type="dxa"/>
             </w:tcMar>
             <w:vAlign w:val="center"/>
           </w:tcPr>
           <w:p>
             <w:pPr>
-              <w:spacing w:after="0" w:line="252" w:lineRule="auto"/>
+              <w:spacing w:after="0" w:line="252" w:lineRule="auto" w:before="0"/>
             </w:pPr>
             <w:r>
               <w:rPr>
                 <w:rFonts w:ascii="Noto Sans KR" w:hAnsi="Noto Sans KR" w:eastAsia="Noto Sans KR"/>
-                <w:sz w:val="16"/>
+                <w:sz w:val="17"/>
               </w:rPr>
               <w:t>Batch Runtime 호환</w:t>
             </w:r>
@@ -1143,24 +878,24 @@
         </w:trPr>
         <w:tc>
           <w:tcPr>
-            <w:tcW w:type="dxa" w:w="3266"/>
+            <w:tcW w:type="dxa" w:w="3050"/>
             <w:tcMar>
-              <w:top w:w="80" w:type="dxa"/>
+              <w:top w:w="90" w:type="dxa"/>
               <w:start w:w="100" w:type="dxa"/>
-              <w:bottom w:w="80" w:type="dxa"/>
+              <w:bottom w:w="90" w:type="dxa"/>
               <w:end w:w="100" w:type="dxa"/>
             </w:tcMar>
             <w:vAlign w:val="center"/>
-            <w:shd w:fill="F7FAFC"/>
+            <w:shd w:fill="F5F8FB"/>
           </w:tcPr>
           <w:p>
             <w:pPr>
-              <w:spacing w:after="0" w:line="252" w:lineRule="auto"/>
+              <w:spacing w:after="0" w:line="252" w:lineRule="auto" w:before="0"/>
             </w:pPr>
             <w:r>
               <w:rPr>
                 <w:rFonts w:ascii="Noto Sans KR" w:hAnsi="Noto Sans KR" w:eastAsia="Noto Sans KR"/>
-                <w:sz w:val="16"/>
+                <w:sz w:val="17"/>
               </w:rPr>
               <w:t>Servlet Spec</w:t>
             </w:r>
@@ -1168,24 +903,24 @@
         </w:tc>
         <w:tc>
           <w:tcPr>
-            <w:tcW w:type="dxa" w:w="5412"/>
+            <w:tcW w:type="dxa" w:w="7320"/>
             <w:tcMar>
-              <w:top w:w="80" w:type="dxa"/>
+              <w:top w:w="90" w:type="dxa"/>
               <w:start w:w="100" w:type="dxa"/>
-              <w:bottom w:w="80" w:type="dxa"/>
+              <w:bottom w:w="90" w:type="dxa"/>
               <w:end w:w="100" w:type="dxa"/>
             </w:tcMar>
             <w:vAlign w:val="center"/>
-            <w:shd w:fill="F7FAFC"/>
+            <w:shd w:fill="F5F8FB"/>
           </w:tcPr>
           <w:p>
             <w:pPr>
-              <w:spacing w:after="0" w:line="252" w:lineRule="auto"/>
+              <w:spacing w:after="0" w:line="252" w:lineRule="auto" w:before="0"/>
             </w:pPr>
             <w:r>
               <w:rPr>
                 <w:rFonts w:ascii="Noto Sans KR" w:hAnsi="Noto Sans KR" w:eastAsia="Noto Sans KR"/>
-                <w:sz w:val="16"/>
+                <w:sz w:val="17"/>
               </w:rPr>
               <w:t>6.1</w:t>
             </w:r>
@@ -1193,24 +928,24 @@
         </w:tc>
         <w:tc>
           <w:tcPr>
-            <w:tcW w:type="dxa" w:w="6346"/>
+            <w:tcW w:type="dxa" w:w="4880"/>
             <w:tcMar>
-              <w:top w:w="80" w:type="dxa"/>
+              <w:top w:w="90" w:type="dxa"/>
               <w:start w:w="100" w:type="dxa"/>
-              <w:bottom w:w="80" w:type="dxa"/>
+              <w:bottom w:w="90" w:type="dxa"/>
               <w:end w:w="100" w:type="dxa"/>
             </w:tcMar>
             <w:vAlign w:val="center"/>
-            <w:shd w:fill="F7FAFC"/>
+            <w:shd w:fill="F5F8FB"/>
           </w:tcPr>
           <w:p>
             <w:pPr>
-              <w:spacing w:after="0" w:line="252" w:lineRule="auto"/>
+              <w:spacing w:after="0" w:line="252" w:lineRule="auto" w:before="0"/>
             </w:pPr>
             <w:r>
               <w:rPr>
                 <w:rFonts w:ascii="Noto Sans KR" w:hAnsi="Noto Sans KR" w:eastAsia="Noto Sans KR"/>
-                <w:sz w:val="16"/>
+                <w:sz w:val="17"/>
               </w:rPr>
               <w:t>Web Runtime 계약</w:t>
             </w:r>
@@ -1223,23 +958,23 @@
         </w:trPr>
         <w:tc>
           <w:tcPr>
-            <w:tcW w:type="dxa" w:w="3266"/>
+            <w:tcW w:type="dxa" w:w="3050"/>
             <w:tcMar>
-              <w:top w:w="80" w:type="dxa"/>
+              <w:top w:w="90" w:type="dxa"/>
               <w:start w:w="100" w:type="dxa"/>
-              <w:bottom w:w="80" w:type="dxa"/>
+              <w:bottom w:w="90" w:type="dxa"/>
               <w:end w:w="100" w:type="dxa"/>
             </w:tcMar>
             <w:vAlign w:val="center"/>
           </w:tcPr>
           <w:p>
             <w:pPr>
-              <w:spacing w:after="0" w:line="252" w:lineRule="auto"/>
+              <w:spacing w:after="0" w:line="252" w:lineRule="auto" w:before="0"/>
             </w:pPr>
             <w:r>
               <w:rPr>
                 <w:rFonts w:ascii="Noto Sans KR" w:hAnsi="Noto Sans KR" w:eastAsia="Noto Sans KR"/>
-                <w:sz w:val="16"/>
+                <w:sz w:val="17"/>
               </w:rPr>
               <w:t>공식 DB</w:t>
             </w:r>
@@ -1247,23 +982,23 @@
         </w:tc>
         <w:tc>
           <w:tcPr>
-            <w:tcW w:type="dxa" w:w="5412"/>
+            <w:tcW w:type="dxa" w:w="7320"/>
             <w:tcMar>
-              <w:top w:w="80" w:type="dxa"/>
+              <w:top w:w="90" w:type="dxa"/>
               <w:start w:w="100" w:type="dxa"/>
-              <w:bottom w:w="80" w:type="dxa"/>
+              <w:bottom w:w="90" w:type="dxa"/>
               <w:end w:w="100" w:type="dxa"/>
             </w:tcMar>
             <w:vAlign w:val="center"/>
           </w:tcPr>
           <w:p>
             <w:pPr>
-              <w:spacing w:after="0" w:line="252" w:lineRule="auto"/>
+              <w:spacing w:after="0" w:line="252" w:lineRule="auto" w:before="0"/>
             </w:pPr>
             <w:r>
               <w:rPr>
                 <w:rFonts w:ascii="Noto Sans KR" w:hAnsi="Noto Sans KR" w:eastAsia="Noto Sans KR"/>
-                <w:sz w:val="16"/>
+                <w:sz w:val="17"/>
               </w:rPr>
               <w:t>Oracle / PostgreSQL / MariaDB</w:t>
             </w:r>
@@ -1271,23 +1006,23 @@
         </w:tc>
         <w:tc>
           <w:tcPr>
-            <w:tcW w:type="dxa" w:w="6346"/>
+            <w:tcW w:type="dxa" w:w="4880"/>
             <w:tcMar>
-              <w:top w:w="80" w:type="dxa"/>
+              <w:top w:w="90" w:type="dxa"/>
               <w:start w:w="100" w:type="dxa"/>
-              <w:bottom w:w="80" w:type="dxa"/>
+              <w:bottom w:w="90" w:type="dxa"/>
               <w:end w:w="100" w:type="dxa"/>
             </w:tcMar>
             <w:vAlign w:val="center"/>
           </w:tcPr>
           <w:p>
             <w:pPr>
-              <w:spacing w:after="0" w:line="252" w:lineRule="auto"/>
+              <w:spacing w:after="0" w:line="252" w:lineRule="auto" w:before="0"/>
             </w:pPr>
             <w:r>
               <w:rPr>
                 <w:rFonts w:ascii="Noto Sans KR" w:hAnsi="Noto Sans KR" w:eastAsia="Noto Sans KR"/>
-                <w:sz w:val="16"/>
+                <w:sz w:val="17"/>
               </w:rPr>
               <w:t>DDL·Migration·Runtime·Recovery parity</w:t>
             </w:r>
@@ -1297,74 +1032,51 @@
     </w:tbl>
     <w:p>
       <w:pPr>
+        <w:spacing w:before="60" w:after="160"/>
         <w:ind w:left="255" w:right="113"/>
       </w:pPr>
       <w:r>
+        <w:rPr>
+          <w:color w:val="3467A9"/>
+          <w:sz w:val="16"/>
+        </w:rPr>
         <w:t>Source: gradle/cpf-stack.properties</w:t>
       </w:r>
     </w:p>
     <w:p>
       <w:pPr>
         <w:pStyle w:val="Heading1"/>
+        <w:keepNext/>
       </w:pPr>
       <w:r>
         <w:t>2 제품 모듈 · 실행 단위</w:t>
       </w:r>
     </w:p>
-    <w:tbl>
-      <w:tblPr>
-        <w:tblW w:type="auto" w:w="0"/>
-        <w:jc w:val="left"/>
-        <w:tblLayout w:type="fixed"/>
-        <w:tblLook w:firstColumn="1" w:firstRow="1" w:lastColumn="0" w:lastRow="0" w:noHBand="0" w:noVBand="1" w:val="04A0"/>
-      </w:tblPr>
-      <w:tblGrid>
-        <w:gridCol w:w="7625"/>
-        <w:gridCol w:w="7625"/>
-      </w:tblGrid>
-      <w:tr>
-        <w:trPr>
-          <w:tblHeader w:val="true"/>
-        </w:trPr>
-        <w:tc>
-          <w:tcPr>
-            <w:tcW w:type="dxa" w:w="1927"/>
-            <w:shd w:fill="17324D"/>
-            <w:tcMar>
-              <w:top w:w="110" w:type="dxa"/>
-              <w:start w:w="140" w:type="dxa"/>
-              <w:bottom w:w="110" w:type="dxa"/>
-              <w:end w:w="140" w:type="dxa"/>
-            </w:tcMar>
-          </w:tcPr>
-          <w:p>
-            <w:r>
-              <w:rPr>
-                <w:b/>
-                <w:color w:val="FFFFFF"/>
-              </w:rPr>
-              <w:t>이 장을 보는 이유</w:t>
-            </w:r>
-          </w:p>
-        </w:tc>
-        <w:tc>
-          <w:tcPr>
-            <w:tcW w:type="dxa" w:w="11623"/>
-            <w:tcMar>
-              <w:top w:w="110" w:type="dxa"/>
-              <w:start w:w="140" w:type="dxa"/>
-              <w:bottom w:w="110" w:type="dxa"/>
-              <w:end w:w="140" w:type="dxa"/>
-            </w:tcMar>
-          </w:tcPr>
-          <w:p>
-            <w:r>
-              <w:t>어떤 Artifact가 무엇을 소유하고 무엇이 독립 Runtime인지 검수합니다.</w:t>
-            </w:r>
-          </w:p>
-        </w:tc>
-      </w:tr>
-    </w:tbl>
+    <w:p>
+      <w:pPr>
+        <w:spacing w:before="80" w:after="200"/>
+        <w:ind w:left="173" w:right="58"/>
+        <w:shd w:fill="F3F7FB"/>
+        <w:pBdr>
+          <w:left w:val="single" w:sz="18" w:space="8" w:color="4F46E5"/>
+        </w:pBdr>
+      </w:pPr>
+      <w:r>
+        <w:rPr>
+          <w:b/>
+          <w:color w:val="362D91"/>
+          <w:sz w:val="20"/>
+        </w:rPr>
+        <w:t xml:space="preserve">이 장을 보는 이유  </w:t>
+      </w:r>
+      <w:r>
+        <w:rPr>
+          <w:color w:val="26374C"/>
+          <w:sz w:val="20"/>
+        </w:rPr>
+        <w:t>어떤 Artifact가 무엇을 소유하고 무엇이 독립 Runtime인지 검수합니다.</w:t>
+      </w:r>
+    </w:p>
     <w:p>
       <w:pPr>
         <w:pStyle w:val="CPFLabel"/>
@@ -1376,7 +1088,7 @@
     <w:tbl>
       <w:tblPr>
         <w:tblW w:type="auto" w:w="0"/>
-        <w:jc w:val="left"/>
+        <w:jc w:val="center"/>
         <w:tblLayout w:type="fixed"/>
         <w:tblLook w:firstColumn="1" w:firstRow="1" w:lastColumn="0" w:lastRow="0" w:noHBand="0" w:noVBand="1" w:val="04A0"/>
       </w:tblPr>
@@ -1392,16 +1104,21 @@
         </w:trPr>
         <w:tc>
           <w:tcPr>
-            <w:tcW w:type="dxa" w:w="2324"/>
-            <w:shd w:fill="17324D"/>
+            <w:tcW w:type="dxa" w:w="1857"/>
+            <w:shd w:fill="223A57"/>
             <w:tcMar>
               <w:top w:w="90" w:type="dxa"/>
-              <w:start w:w="110" w:type="dxa"/>
+              <w:start w:w="100" w:type="dxa"/>
               <w:bottom w:w="90" w:type="dxa"/>
-              <w:end w:w="110" w:type="dxa"/>
+              <w:end w:w="100" w:type="dxa"/>
             </w:tcMar>
+            <w:vAlign w:val="center"/>
           </w:tcPr>
           <w:p>
+            <w:pPr>
+              <w:spacing w:before="0" w:after="0" w:line="252" w:lineRule="auto"/>
+              <w:jc w:val="left"/>
+            </w:pPr>
             <w:r>
               <w:rPr>
                 <w:b/>
@@ -1414,16 +1131,21 @@
         </w:tc>
         <w:tc>
           <w:tcPr>
-            <w:tcW w:type="dxa" w:w="3735"/>
-            <w:shd w:fill="17324D"/>
+            <w:tcW w:type="dxa" w:w="4442"/>
+            <w:shd w:fill="223A57"/>
             <w:tcMar>
               <w:top w:w="90" w:type="dxa"/>
-              <w:start w:w="110" w:type="dxa"/>
+              <w:start w:w="100" w:type="dxa"/>
               <w:bottom w:w="90" w:type="dxa"/>
-              <w:end w:w="110" w:type="dxa"/>
+              <w:end w:w="100" w:type="dxa"/>
             </w:tcMar>
+            <w:vAlign w:val="center"/>
           </w:tcPr>
           <w:p>
+            <w:pPr>
+              <w:spacing w:before="0" w:after="0" w:line="252" w:lineRule="auto"/>
+              <w:jc w:val="left"/>
+            </w:pPr>
             <w:r>
               <w:rPr>
                 <w:b/>
@@ -1436,16 +1158,21 @@
         </w:tc>
         <w:tc>
           <w:tcPr>
-            <w:tcW w:type="dxa" w:w="3569"/>
-            <w:shd w:fill="17324D"/>
+            <w:tcW w:type="dxa" w:w="3060"/>
+            <w:shd w:fill="223A57"/>
             <w:tcMar>
               <w:top w:w="90" w:type="dxa"/>
-              <w:start w:w="110" w:type="dxa"/>
+              <w:start w:w="100" w:type="dxa"/>
               <w:bottom w:w="90" w:type="dxa"/>
-              <w:end w:w="110" w:type="dxa"/>
+              <w:end w:w="100" w:type="dxa"/>
             </w:tcMar>
+            <w:vAlign w:val="center"/>
           </w:tcPr>
           <w:p>
+            <w:pPr>
+              <w:spacing w:before="0" w:after="0" w:line="252" w:lineRule="auto"/>
+              <w:jc w:val="left"/>
+            </w:pPr>
             <w:r>
               <w:rPr>
                 <w:b/>
@@ -1458,16 +1185,21 @@
         </w:tc>
         <w:tc>
           <w:tcPr>
-            <w:tcW w:type="dxa" w:w="5395"/>
-            <w:shd w:fill="17324D"/>
+            <w:tcW w:type="dxa" w:w="5888"/>
+            <w:shd w:fill="223A57"/>
             <w:tcMar>
               <w:top w:w="90" w:type="dxa"/>
-              <w:start w:w="110" w:type="dxa"/>
+              <w:start w:w="100" w:type="dxa"/>
               <w:bottom w:w="90" w:type="dxa"/>
-              <w:end w:w="110" w:type="dxa"/>
+              <w:end w:w="100" w:type="dxa"/>
             </w:tcMar>
+            <w:vAlign w:val="center"/>
           </w:tcPr>
           <w:p>
+            <w:pPr>
+              <w:spacing w:before="0" w:after="0" w:line="252" w:lineRule="auto"/>
+              <w:jc w:val="left"/>
+            </w:pPr>
             <w:r>
               <w:rPr>
                 <w:b/>
@@ -1485,23 +1217,23 @@
         </w:trPr>
         <w:tc>
           <w:tcPr>
-            <w:tcW w:type="dxa" w:w="2324"/>
+            <w:tcW w:type="dxa" w:w="1857"/>
             <w:tcMar>
-              <w:top w:w="80" w:type="dxa"/>
+              <w:top w:w="90" w:type="dxa"/>
               <w:start w:w="100" w:type="dxa"/>
-              <w:bottom w:w="80" w:type="dxa"/>
+              <w:bottom w:w="90" w:type="dxa"/>
               <w:end w:w="100" w:type="dxa"/>
             </w:tcMar>
             <w:vAlign w:val="center"/>
           </w:tcPr>
           <w:p>
             <w:pPr>
-              <w:spacing w:after="0" w:line="252" w:lineRule="auto"/>
+              <w:spacing w:after="0" w:line="252" w:lineRule="auto" w:before="0"/>
             </w:pPr>
             <w:r>
               <w:rPr>
                 <w:rFonts w:ascii="Noto Sans KR" w:hAnsi="Noto Sans KR" w:eastAsia="Noto Sans KR"/>
-                <w:sz w:val="16"/>
+                <w:sz w:val="17"/>
               </w:rPr>
               <w:t>기술 핵심</w:t>
             </w:r>
@@ -1509,23 +1241,23 @@
         </w:tc>
         <w:tc>
           <w:tcPr>
-            <w:tcW w:type="dxa" w:w="3735"/>
+            <w:tcW w:type="dxa" w:w="4442"/>
             <w:tcMar>
-              <w:top w:w="80" w:type="dxa"/>
+              <w:top w:w="90" w:type="dxa"/>
               <w:start w:w="100" w:type="dxa"/>
-              <w:bottom w:w="80" w:type="dxa"/>
+              <w:bottom w:w="90" w:type="dxa"/>
               <w:end w:w="100" w:type="dxa"/>
             </w:tcMar>
             <w:vAlign w:val="center"/>
           </w:tcPr>
           <w:p>
             <w:pPr>
-              <w:spacing w:after="0" w:line="252" w:lineRule="auto"/>
+              <w:spacing w:after="0" w:line="252" w:lineRule="auto" w:before="0"/>
             </w:pPr>
             <w:r>
               <w:rPr>
                 <w:rFonts w:ascii="Noto Sans KR" w:hAnsi="Noto Sans KR" w:eastAsia="Noto Sans KR"/>
-                <w:sz w:val="16"/>
+                <w:sz w:val="17"/>
               </w:rPr>
               <w:t>cpf-core</w:t>
             </w:r>
@@ -1533,23 +1265,23 @@
         </w:tc>
         <w:tc>
           <w:tcPr>
-            <w:tcW w:type="dxa" w:w="3569"/>
+            <w:tcW w:type="dxa" w:w="3060"/>
             <w:tcMar>
-              <w:top w:w="80" w:type="dxa"/>
+              <w:top w:w="90" w:type="dxa"/>
               <w:start w:w="100" w:type="dxa"/>
-              <w:bottom w:w="80" w:type="dxa"/>
+              <w:bottom w:w="90" w:type="dxa"/>
               <w:end w:w="100" w:type="dxa"/>
             </w:tcMar>
             <w:vAlign w:val="center"/>
           </w:tcPr>
           <w:p>
             <w:pPr>
-              <w:spacing w:after="0" w:line="252" w:lineRule="auto"/>
+              <w:spacing w:after="0" w:line="252" w:lineRule="auto" w:before="0"/>
             </w:pPr>
             <w:r>
               <w:rPr>
                 <w:rFonts w:ascii="Noto Sans KR" w:hAnsi="Noto Sans KR" w:eastAsia="Noto Sans KR"/>
-                <w:sz w:val="16"/>
+                <w:sz w:val="17"/>
               </w:rPr>
               <w:t>Library</w:t>
             </w:r>
@@ -1557,23 +1289,23 @@
         </w:tc>
         <w:tc>
           <w:tcPr>
-            <w:tcW w:type="dxa" w:w="5395"/>
+            <w:tcW w:type="dxa" w:w="5888"/>
             <w:tcMar>
-              <w:top w:w="80" w:type="dxa"/>
+              <w:top w:w="90" w:type="dxa"/>
               <w:start w:w="100" w:type="dxa"/>
-              <w:bottom w:w="80" w:type="dxa"/>
+              <w:bottom w:w="90" w:type="dxa"/>
               <w:end w:w="100" w:type="dxa"/>
             </w:tcMar>
             <w:vAlign w:val="center"/>
           </w:tcPr>
           <w:p>
             <w:pPr>
-              <w:spacing w:after="0" w:line="252" w:lineRule="auto"/>
+              <w:spacing w:after="0" w:line="252" w:lineRule="auto" w:before="0"/>
             </w:pPr>
             <w:r>
               <w:rPr>
                 <w:rFonts w:ascii="Noto Sans KR" w:hAnsi="Noto Sans KR" w:eastAsia="Noto Sans KR"/>
-                <w:sz w:val="16"/>
+                <w:sz w:val="17"/>
               </w:rPr>
               <w:t>topology-independent 계약만</w:t>
             </w:r>
@@ -1586,24 +1318,24 @@
         </w:trPr>
         <w:tc>
           <w:tcPr>
-            <w:tcW w:type="dxa" w:w="2324"/>
+            <w:tcW w:type="dxa" w:w="1857"/>
             <w:tcMar>
-              <w:top w:w="80" w:type="dxa"/>
+              <w:top w:w="90" w:type="dxa"/>
               <w:start w:w="100" w:type="dxa"/>
-              <w:bottom w:w="80" w:type="dxa"/>
+              <w:bottom w:w="90" w:type="dxa"/>
               <w:end w:w="100" w:type="dxa"/>
             </w:tcMar>
             <w:vAlign w:val="center"/>
-            <w:shd w:fill="F7FAFC"/>
+            <w:shd w:fill="F5F8FB"/>
           </w:tcPr>
           <w:p>
             <w:pPr>
-              <w:spacing w:after="0" w:line="252" w:lineRule="auto"/>
+              <w:spacing w:after="0" w:line="252" w:lineRule="auto" w:before="0"/>
             </w:pPr>
             <w:r>
               <w:rPr>
                 <w:rFonts w:ascii="Noto Sans KR" w:hAnsi="Noto Sans KR" w:eastAsia="Noto Sans KR"/>
-                <w:sz w:val="16"/>
+                <w:sz w:val="17"/>
               </w:rPr>
               <w:t>업무 공통</w:t>
             </w:r>
@@ -1611,24 +1343,24 @@
         </w:tc>
         <w:tc>
           <w:tcPr>
-            <w:tcW w:type="dxa" w:w="3735"/>
+            <w:tcW w:type="dxa" w:w="4442"/>
             <w:tcMar>
-              <w:top w:w="80" w:type="dxa"/>
+              <w:top w:w="90" w:type="dxa"/>
               <w:start w:w="100" w:type="dxa"/>
-              <w:bottom w:w="80" w:type="dxa"/>
+              <w:bottom w:w="90" w:type="dxa"/>
               <w:end w:w="100" w:type="dxa"/>
             </w:tcMar>
             <w:vAlign w:val="center"/>
-            <w:shd w:fill="F7FAFC"/>
+            <w:shd w:fill="F5F8FB"/>
           </w:tcPr>
           <w:p>
             <w:pPr>
-              <w:spacing w:after="0" w:line="252" w:lineRule="auto"/>
+              <w:spacing w:after="0" w:line="252" w:lineRule="auto" w:before="0"/>
             </w:pPr>
             <w:r>
               <w:rPr>
                 <w:rFonts w:ascii="Noto Sans KR" w:hAnsi="Noto Sans KR" w:eastAsia="Noto Sans KR"/>
-                <w:sz w:val="16"/>
+                <w:sz w:val="17"/>
               </w:rPr>
               <w:t>cpf-common</w:t>
             </w:r>
@@ -1636,24 +1368,24 @@
         </w:tc>
         <w:tc>
           <w:tcPr>
-            <w:tcW w:type="dxa" w:w="3569"/>
+            <w:tcW w:type="dxa" w:w="3060"/>
             <w:tcMar>
-              <w:top w:w="80" w:type="dxa"/>
+              <w:top w:w="90" w:type="dxa"/>
               <w:start w:w="100" w:type="dxa"/>
-              <w:bottom w:w="80" w:type="dxa"/>
+              <w:bottom w:w="90" w:type="dxa"/>
               <w:end w:w="100" w:type="dxa"/>
             </w:tcMar>
             <w:vAlign w:val="center"/>
-            <w:shd w:fill="F7FAFC"/>
+            <w:shd w:fill="F5F8FB"/>
           </w:tcPr>
           <w:p>
             <w:pPr>
-              <w:spacing w:after="0" w:line="252" w:lineRule="auto"/>
+              <w:spacing w:after="0" w:line="252" w:lineRule="auto" w:before="0"/>
             </w:pPr>
             <w:r>
               <w:rPr>
                 <w:rFonts w:ascii="Noto Sans KR" w:hAnsi="Noto Sans KR" w:eastAsia="Noto Sans KR"/>
-                <w:sz w:val="16"/>
+                <w:sz w:val="17"/>
               </w:rPr>
               <w:t>Library</w:t>
             </w:r>
@@ -1661,24 +1393,24 @@
         </w:tc>
         <w:tc>
           <w:tcPr>
-            <w:tcW w:type="dxa" w:w="5395"/>
+            <w:tcW w:type="dxa" w:w="5888"/>
             <w:tcMar>
-              <w:top w:w="80" w:type="dxa"/>
+              <w:top w:w="90" w:type="dxa"/>
               <w:start w:w="100" w:type="dxa"/>
-              <w:bottom w:w="80" w:type="dxa"/>
+              <w:bottom w:w="90" w:type="dxa"/>
               <w:end w:w="100" w:type="dxa"/>
             </w:tcMar>
             <w:vAlign w:val="center"/>
-            <w:shd w:fill="F7FAFC"/>
+            <w:shd w:fill="F5F8FB"/>
           </w:tcPr>
           <w:p>
             <w:pPr>
-              <w:spacing w:after="0" w:line="252" w:lineRule="auto"/>
+              <w:spacing w:after="0" w:line="252" w:lineRule="auto" w:before="0"/>
             </w:pPr>
             <w:r>
               <w:rPr>
                 <w:rFonts w:ascii="Noto Sans KR" w:hAnsi="Noto Sans KR" w:eastAsia="Noto Sans KR"/>
-                <w:sz w:val="16"/>
+                <w:sz w:val="17"/>
               </w:rPr>
               <w:t>고객 업무 공통 계약</w:t>
             </w:r>
@@ -1691,23 +1423,23 @@
         </w:trPr>
         <w:tc>
           <w:tcPr>
-            <w:tcW w:type="dxa" w:w="2324"/>
+            <w:tcW w:type="dxa" w:w="1857"/>
             <w:tcMar>
-              <w:top w:w="80" w:type="dxa"/>
+              <w:top w:w="90" w:type="dxa"/>
               <w:start w:w="100" w:type="dxa"/>
-              <w:bottom w:w="80" w:type="dxa"/>
+              <w:bottom w:w="90" w:type="dxa"/>
               <w:end w:w="100" w:type="dxa"/>
             </w:tcMar>
             <w:vAlign w:val="center"/>
           </w:tcPr>
           <w:p>
             <w:pPr>
-              <w:spacing w:after="0" w:line="252" w:lineRule="auto"/>
+              <w:spacing w:after="0" w:line="252" w:lineRule="auto" w:before="0"/>
             </w:pPr>
             <w:r>
               <w:rPr>
                 <w:rFonts w:ascii="Noto Sans KR" w:hAnsi="Noto Sans KR" w:eastAsia="Noto Sans KR"/>
-                <w:sz w:val="16"/>
+                <w:sz w:val="17"/>
               </w:rPr>
               <w:t>플랫폼 운영</w:t>
             </w:r>
@@ -1715,23 +1447,23 @@
         </w:tc>
         <w:tc>
           <w:tcPr>
-            <w:tcW w:type="dxa" w:w="3735"/>
+            <w:tcW w:type="dxa" w:w="4442"/>
             <w:tcMar>
-              <w:top w:w="80" w:type="dxa"/>
+              <w:top w:w="90" w:type="dxa"/>
               <w:start w:w="100" w:type="dxa"/>
-              <w:bottom w:w="80" w:type="dxa"/>
+              <w:bottom w:w="90" w:type="dxa"/>
               <w:end w:w="100" w:type="dxa"/>
             </w:tcMar>
             <w:vAlign w:val="center"/>
           </w:tcPr>
           <w:p>
             <w:pPr>
-              <w:spacing w:after="0" w:line="252" w:lineRule="auto"/>
+              <w:spacing w:after="0" w:line="252" w:lineRule="auto" w:before="0"/>
             </w:pPr>
             <w:r>
               <w:rPr>
                 <w:rFonts w:ascii="Noto Sans KR" w:hAnsi="Noto Sans KR" w:eastAsia="Noto Sans KR"/>
-                <w:sz w:val="16"/>
+                <w:sz w:val="17"/>
               </w:rPr>
               <w:t>cpf-admin</w:t>
             </w:r>
@@ -1739,23 +1471,23 @@
         </w:tc>
         <w:tc>
           <w:tcPr>
-            <w:tcW w:type="dxa" w:w="3569"/>
+            <w:tcW w:type="dxa" w:w="3060"/>
             <w:tcMar>
-              <w:top w:w="80" w:type="dxa"/>
+              <w:top w:w="90" w:type="dxa"/>
               <w:start w:w="100" w:type="dxa"/>
-              <w:bottom w:w="80" w:type="dxa"/>
+              <w:bottom w:w="90" w:type="dxa"/>
               <w:end w:w="100" w:type="dxa"/>
             </w:tcMar>
             <w:vAlign w:val="center"/>
           </w:tcPr>
           <w:p>
             <w:pPr>
-              <w:spacing w:after="0" w:line="252" w:lineRule="auto"/>
+              <w:spacing w:after="0" w:line="252" w:lineRule="auto" w:before="0"/>
             </w:pPr>
             <w:r>
               <w:rPr>
                 <w:rFonts w:ascii="Noto Sans KR" w:hAnsi="Noto Sans KR" w:eastAsia="Noto Sans KR"/>
-                <w:sz w:val="16"/>
+                <w:sz w:val="17"/>
               </w:rPr>
               <w:t>Runtime/관리 Surface</w:t>
             </w:r>
@@ -1763,23 +1495,23 @@
         </w:tc>
         <w:tc>
           <w:tcPr>
-            <w:tcW w:type="dxa" w:w="5395"/>
+            <w:tcW w:type="dxa" w:w="5888"/>
             <w:tcMar>
-              <w:top w:w="80" w:type="dxa"/>
+              <w:top w:w="90" w:type="dxa"/>
               <w:start w:w="100" w:type="dxa"/>
-              <w:bottom w:w="80" w:type="dxa"/>
+              <w:bottom w:w="90" w:type="dxa"/>
               <w:end w:w="100" w:type="dxa"/>
             </w:tcMar>
             <w:vAlign w:val="center"/>
           </w:tcPr>
           <w:p>
             <w:pPr>
-              <w:spacing w:after="0" w:line="252" w:lineRule="auto"/>
+              <w:spacing w:after="0" w:line="252" w:lineRule="auto" w:before="0"/>
             </w:pPr>
             <w:r>
               <w:rPr>
                 <w:rFonts w:ascii="Noto Sans KR" w:hAnsi="Noto Sans KR" w:eastAsia="Noto Sans KR"/>
-                <w:sz w:val="16"/>
+                <w:sz w:val="17"/>
               </w:rPr>
               <w:t>운영·감사·제어</w:t>
             </w:r>
@@ -1792,24 +1524,24 @@
         </w:trPr>
         <w:tc>
           <w:tcPr>
-            <w:tcW w:type="dxa" w:w="2324"/>
+            <w:tcW w:type="dxa" w:w="1857"/>
             <w:tcMar>
-              <w:top w:w="80" w:type="dxa"/>
+              <w:top w:w="90" w:type="dxa"/>
               <w:start w:w="100" w:type="dxa"/>
-              <w:bottom w:w="80" w:type="dxa"/>
+              <w:bottom w:w="90" w:type="dxa"/>
               <w:end w:w="100" w:type="dxa"/>
             </w:tcMar>
             <w:vAlign w:val="center"/>
-            <w:shd w:fill="F7FAFC"/>
+            <w:shd w:fill="F5F8FB"/>
           </w:tcPr>
           <w:p>
             <w:pPr>
-              <w:spacing w:after="0" w:line="252" w:lineRule="auto"/>
+              <w:spacing w:after="0" w:line="252" w:lineRule="auto" w:before="0"/>
             </w:pPr>
             <w:r>
               <w:rPr>
                 <w:rFonts w:ascii="Noto Sans KR" w:hAnsi="Noto Sans KR" w:eastAsia="Noto Sans KR"/>
-                <w:sz w:val="16"/>
+                <w:sz w:val="17"/>
               </w:rPr>
               <w:t>업무 관리자</w:t>
             </w:r>
@@ -1817,24 +1549,24 @@
         </w:tc>
         <w:tc>
           <w:tcPr>
-            <w:tcW w:type="dxa" w:w="3735"/>
+            <w:tcW w:type="dxa" w:w="4442"/>
             <w:tcMar>
-              <w:top w:w="80" w:type="dxa"/>
+              <w:top w:w="90" w:type="dxa"/>
               <w:start w:w="100" w:type="dxa"/>
-              <w:bottom w:w="80" w:type="dxa"/>
+              <w:bottom w:w="90" w:type="dxa"/>
               <w:end w:w="100" w:type="dxa"/>
             </w:tcMar>
             <w:vAlign w:val="center"/>
-            <w:shd w:fill="F7FAFC"/>
+            <w:shd w:fill="F5F8FB"/>
           </w:tcPr>
           <w:p>
             <w:pPr>
-              <w:spacing w:after="0" w:line="252" w:lineRule="auto"/>
+              <w:spacing w:after="0" w:line="252" w:lineRule="auto" w:before="0"/>
             </w:pPr>
             <w:r>
               <w:rPr>
                 <w:rFonts w:ascii="Noto Sans KR" w:hAnsi="Noto Sans KR" w:eastAsia="Noto Sans KR"/>
-                <w:sz w:val="16"/>
+                <w:sz w:val="17"/>
               </w:rPr>
               <w:t>cpf-backoffice</w:t>
             </w:r>
@@ -1842,24 +1574,24 @@
         </w:tc>
         <w:tc>
           <w:tcPr>
-            <w:tcW w:type="dxa" w:w="3569"/>
+            <w:tcW w:type="dxa" w:w="3060"/>
             <w:tcMar>
-              <w:top w:w="80" w:type="dxa"/>
+              <w:top w:w="90" w:type="dxa"/>
               <w:start w:w="100" w:type="dxa"/>
-              <w:bottom w:w="80" w:type="dxa"/>
+              <w:bottom w:w="90" w:type="dxa"/>
               <w:end w:w="100" w:type="dxa"/>
             </w:tcMar>
             <w:vAlign w:val="center"/>
-            <w:shd w:fill="F7FAFC"/>
+            <w:shd w:fill="F5F8FB"/>
           </w:tcPr>
           <w:p>
             <w:pPr>
-              <w:spacing w:after="0" w:line="252" w:lineRule="auto"/>
+              <w:spacing w:after="0" w:line="252" w:lineRule="auto" w:before="0"/>
             </w:pPr>
             <w:r>
               <w:rPr>
                 <w:rFonts w:ascii="Noto Sans KR" w:hAnsi="Noto Sans KR" w:eastAsia="Noto Sans KR"/>
-                <w:sz w:val="16"/>
+                <w:sz w:val="17"/>
               </w:rPr>
               <w:t>선택 Runtime/BFF</w:t>
             </w:r>
@@ -1867,24 +1599,24 @@
         </w:tc>
         <w:tc>
           <w:tcPr>
-            <w:tcW w:type="dxa" w:w="5395"/>
+            <w:tcW w:type="dxa" w:w="5888"/>
             <w:tcMar>
-              <w:top w:w="80" w:type="dxa"/>
+              <w:top w:w="90" w:type="dxa"/>
               <w:start w:w="100" w:type="dxa"/>
-              <w:bottom w:w="80" w:type="dxa"/>
+              <w:bottom w:w="90" w:type="dxa"/>
               <w:end w:w="100" w:type="dxa"/>
             </w:tcMar>
             <w:vAlign w:val="center"/>
-            <w:shd w:fill="F7FAFC"/>
+            <w:shd w:fill="F5F8FB"/>
           </w:tcPr>
           <w:p>
             <w:pPr>
-              <w:spacing w:after="0" w:line="252" w:lineRule="auto"/>
+              <w:spacing w:after="0" w:line="252" w:lineRule="auto" w:before="0"/>
             </w:pPr>
             <w:r>
               <w:rPr>
                 <w:rFonts w:ascii="Noto Sans KR" w:hAnsi="Noto Sans KR" w:eastAsia="Noto Sans KR"/>
-                <w:sz w:val="16"/>
+                <w:sz w:val="17"/>
               </w:rPr>
               <w:t>DB Owner 아님, 제거 가능</w:t>
             </w:r>
@@ -1897,23 +1629,23 @@
         </w:trPr>
         <w:tc>
           <w:tcPr>
-            <w:tcW w:type="dxa" w:w="2324"/>
+            <w:tcW w:type="dxa" w:w="1857"/>
             <w:tcMar>
-              <w:top w:w="80" w:type="dxa"/>
+              <w:top w:w="90" w:type="dxa"/>
               <w:start w:w="100" w:type="dxa"/>
-              <w:bottom w:w="80" w:type="dxa"/>
+              <w:bottom w:w="90" w:type="dxa"/>
               <w:end w:w="100" w:type="dxa"/>
             </w:tcMar>
             <w:vAlign w:val="center"/>
           </w:tcPr>
           <w:p>
             <w:pPr>
-              <w:spacing w:after="0" w:line="252" w:lineRule="auto"/>
+              <w:spacing w:after="0" w:line="252" w:lineRule="auto" w:before="0"/>
             </w:pPr>
             <w:r>
               <w:rPr>
                 <w:rFonts w:ascii="Noto Sans KR" w:hAnsi="Noto Sans KR" w:eastAsia="Noto Sans KR"/>
-                <w:sz w:val="16"/>
+                <w:sz w:val="17"/>
               </w:rPr>
               <w:t>Batch</w:t>
             </w:r>
@@ -1921,23 +1653,23 @@
         </w:tc>
         <w:tc>
           <w:tcPr>
-            <w:tcW w:type="dxa" w:w="3735"/>
+            <w:tcW w:type="dxa" w:w="4442"/>
             <w:tcMar>
-              <w:top w:w="80" w:type="dxa"/>
+              <w:top w:w="90" w:type="dxa"/>
               <w:start w:w="100" w:type="dxa"/>
-              <w:bottom w:w="80" w:type="dxa"/>
+              <w:bottom w:w="90" w:type="dxa"/>
               <w:end w:w="100" w:type="dxa"/>
             </w:tcMar>
             <w:vAlign w:val="center"/>
           </w:tcPr>
           <w:p>
             <w:pPr>
-              <w:spacing w:after="0" w:line="252" w:lineRule="auto"/>
+              <w:spacing w:after="0" w:line="252" w:lineRule="auto" w:before="0"/>
             </w:pPr>
             <w:r>
               <w:rPr>
                 <w:rFonts w:ascii="Noto Sans KR" w:hAnsi="Noto Sans KR" w:eastAsia="Noto Sans KR"/>
-                <w:sz w:val="16"/>
+                <w:sz w:val="17"/>
               </w:rPr>
               <w:t>cpf-batch</w:t>
             </w:r>
@@ -1945,23 +1677,23 @@
         </w:tc>
         <w:tc>
           <w:tcPr>
-            <w:tcW w:type="dxa" w:w="3569"/>
+            <w:tcW w:type="dxa" w:w="3060"/>
             <w:tcMar>
-              <w:top w:w="80" w:type="dxa"/>
+              <w:top w:w="90" w:type="dxa"/>
               <w:start w:w="100" w:type="dxa"/>
-              <w:bottom w:w="80" w:type="dxa"/>
+              <w:bottom w:w="90" w:type="dxa"/>
               <w:end w:w="100" w:type="dxa"/>
             </w:tcMar>
             <w:vAlign w:val="center"/>
           </w:tcPr>
           <w:p>
             <w:pPr>
-              <w:spacing w:after="0" w:line="252" w:lineRule="auto"/>
+              <w:spacing w:after="0" w:line="252" w:lineRule="auto" w:before="0"/>
             </w:pPr>
             <w:r>
               <w:rPr>
                 <w:rFonts w:ascii="Noto Sans KR" w:hAnsi="Noto Sans KR" w:eastAsia="Noto Sans KR"/>
-                <w:sz w:val="16"/>
+                <w:sz w:val="17"/>
               </w:rPr>
               <w:t>Library + 독립 Runtime</w:t>
             </w:r>
@@ -1969,23 +1701,23 @@
         </w:tc>
         <w:tc>
           <w:tcPr>
-            <w:tcW w:type="dxa" w:w="5395"/>
+            <w:tcW w:type="dxa" w:w="5888"/>
             <w:tcMar>
-              <w:top w:w="80" w:type="dxa"/>
+              <w:top w:w="90" w:type="dxa"/>
               <w:start w:w="100" w:type="dxa"/>
-              <w:bottom w:w="80" w:type="dxa"/>
+              <w:bottom w:w="90" w:type="dxa"/>
               <w:end w:w="100" w:type="dxa"/>
             </w:tcMar>
             <w:vAlign w:val="center"/>
           </w:tcPr>
           <w:p>
             <w:pPr>
-              <w:spacing w:after="0" w:line="252" w:lineRule="auto"/>
+              <w:spacing w:after="0" w:line="252" w:lineRule="auto" w:before="0"/>
             </w:pPr>
             <w:r>
               <w:rPr>
                 <w:rFonts w:ascii="Noto Sans KR" w:hAnsi="Noto Sans KR" w:eastAsia="Noto Sans KR"/>
-                <w:sz w:val="16"/>
+                <w:sz w:val="17"/>
               </w:rPr>
               <w:t>control-plane/scheduler/worker/center-cut/agent</w:t>
             </w:r>
@@ -1998,24 +1730,24 @@
         </w:trPr>
         <w:tc>
           <w:tcPr>
-            <w:tcW w:type="dxa" w:w="2324"/>
+            <w:tcW w:type="dxa" w:w="1857"/>
             <w:tcMar>
-              <w:top w:w="80" w:type="dxa"/>
+              <w:top w:w="90" w:type="dxa"/>
               <w:start w:w="100" w:type="dxa"/>
-              <w:bottom w:w="80" w:type="dxa"/>
+              <w:bottom w:w="90" w:type="dxa"/>
               <w:end w:w="100" w:type="dxa"/>
             </w:tcMar>
             <w:vAlign w:val="center"/>
-            <w:shd w:fill="F7FAFC"/>
+            <w:shd w:fill="F5F8FB"/>
           </w:tcPr>
           <w:p>
             <w:pPr>
-              <w:spacing w:after="0" w:line="252" w:lineRule="auto"/>
+              <w:spacing w:after="0" w:line="252" w:lineRule="auto" w:before="0"/>
             </w:pPr>
             <w:r>
               <w:rPr>
                 <w:rFonts w:ascii="Noto Sans KR" w:hAnsi="Noto Sans KR" w:eastAsia="Noto Sans KR"/>
-                <w:sz w:val="16"/>
+                <w:sz w:val="17"/>
               </w:rPr>
               <w:t>Generated Domain</w:t>
             </w:r>
@@ -2023,24 +1755,24 @@
         </w:tc>
         <w:tc>
           <w:tcPr>
-            <w:tcW w:type="dxa" w:w="3735"/>
+            <w:tcW w:type="dxa" w:w="4442"/>
             <w:tcMar>
-              <w:top w:w="80" w:type="dxa"/>
+              <w:top w:w="90" w:type="dxa"/>
               <w:start w:w="100" w:type="dxa"/>
-              <w:bottom w:w="80" w:type="dxa"/>
+              <w:bottom w:w="90" w:type="dxa"/>
               <w:end w:w="100" w:type="dxa"/>
             </w:tcMar>
             <w:vAlign w:val="center"/>
-            <w:shd w:fill="F7FAFC"/>
+            <w:shd w:fill="F5F8FB"/>
           </w:tcPr>
           <w:p>
             <w:pPr>
-              <w:spacing w:after="0" w:line="252" w:lineRule="auto"/>
+              <w:spacing w:after="0" w:line="252" w:lineRule="auto" w:before="0"/>
             </w:pPr>
             <w:r>
               <w:rPr>
                 <w:rFonts w:ascii="Noto Sans KR" w:hAnsi="Noto Sans KR" w:eastAsia="Noto Sans KR"/>
-                <w:sz w:val="16"/>
+                <w:sz w:val="17"/>
               </w:rPr>
               <w:t>cpf-&lt;domain&gt;</w:t>
             </w:r>
@@ -2048,24 +1780,24 @@
         </w:tc>
         <w:tc>
           <w:tcPr>
-            <w:tcW w:type="dxa" w:w="3569"/>
+            <w:tcW w:type="dxa" w:w="3060"/>
             <w:tcMar>
-              <w:top w:w="80" w:type="dxa"/>
+              <w:top w:w="90" w:type="dxa"/>
               <w:start w:w="100" w:type="dxa"/>
-              <w:bottom w:w="80" w:type="dxa"/>
+              <w:bottom w:w="90" w:type="dxa"/>
               <w:end w:w="100" w:type="dxa"/>
             </w:tcMar>
             <w:vAlign w:val="center"/>
-            <w:shd w:fill="F7FAFC"/>
+            <w:shd w:fill="F5F8FB"/>
           </w:tcPr>
           <w:p>
             <w:pPr>
-              <w:spacing w:after="0" w:line="252" w:lineRule="auto"/>
+              <w:spacing w:after="0" w:line="252" w:lineRule="auto" w:before="0"/>
             </w:pPr>
             <w:r>
               <w:rPr>
                 <w:rFonts w:ascii="Noto Sans KR" w:hAnsi="Noto Sans KR" w:eastAsia="Noto Sans KR"/>
-                <w:sz w:val="16"/>
+                <w:sz w:val="17"/>
               </w:rPr>
               <w:t>Online/선택 Batch</w:t>
             </w:r>
@@ -2073,24 +1805,24 @@
         </w:tc>
         <w:tc>
           <w:tcPr>
-            <w:tcW w:type="dxa" w:w="5395"/>
+            <w:tcW w:type="dxa" w:w="5888"/>
             <w:tcMar>
-              <w:top w:w="80" w:type="dxa"/>
+              <w:top w:w="90" w:type="dxa"/>
               <w:start w:w="100" w:type="dxa"/>
-              <w:bottom w:w="80" w:type="dxa"/>
+              <w:bottom w:w="90" w:type="dxa"/>
               <w:end w:w="100" w:type="dxa"/>
             </w:tcMar>
             <w:vAlign w:val="center"/>
-            <w:shd w:fill="F7FAFC"/>
+            <w:shd w:fill="F5F8FB"/>
           </w:tcPr>
           <w:p>
             <w:pPr>
-              <w:spacing w:after="0" w:line="252" w:lineRule="auto"/>
+              <w:spacing w:after="0" w:line="252" w:lineRule="auto" w:before="0"/>
             </w:pPr>
             <w:r>
               <w:rPr>
                 <w:rFonts w:ascii="Noto Sans KR" w:hAnsi="Noto Sans KR" w:eastAsia="Noto Sans KR"/>
-                <w:sz w:val="16"/>
+                <w:sz w:val="17"/>
               </w:rPr>
               <w:t>Public Starter만 직접 참조</w:t>
             </w:r>
@@ -2103,23 +1835,23 @@
         </w:trPr>
         <w:tc>
           <w:tcPr>
-            <w:tcW w:type="dxa" w:w="2324"/>
+            <w:tcW w:type="dxa" w:w="1857"/>
             <w:tcMar>
-              <w:top w:w="80" w:type="dxa"/>
+              <w:top w:w="90" w:type="dxa"/>
               <w:start w:w="100" w:type="dxa"/>
-              <w:bottom w:w="80" w:type="dxa"/>
+              <w:bottom w:w="90" w:type="dxa"/>
               <w:end w:w="100" w:type="dxa"/>
             </w:tcMar>
             <w:vAlign w:val="center"/>
           </w:tcPr>
           <w:p>
             <w:pPr>
-              <w:spacing w:after="0" w:line="252" w:lineRule="auto"/>
+              <w:spacing w:after="0" w:line="252" w:lineRule="auto" w:before="0"/>
             </w:pPr>
             <w:r>
               <w:rPr>
                 <w:rFonts w:ascii="Noto Sans KR" w:hAnsi="Noto Sans KR" w:eastAsia="Noto Sans KR"/>
-                <w:sz w:val="16"/>
+                <w:sz w:val="17"/>
               </w:rPr>
               <w:t>Gateway</w:t>
             </w:r>
@@ -2127,23 +1859,23 @@
         </w:tc>
         <w:tc>
           <w:tcPr>
-            <w:tcW w:type="dxa" w:w="3735"/>
+            <w:tcW w:type="dxa" w:w="4442"/>
             <w:tcMar>
-              <w:top w:w="80" w:type="dxa"/>
+              <w:top w:w="90" w:type="dxa"/>
               <w:start w:w="100" w:type="dxa"/>
-              <w:bottom w:w="80" w:type="dxa"/>
+              <w:bottom w:w="90" w:type="dxa"/>
               <w:end w:w="100" w:type="dxa"/>
             </w:tcMar>
             <w:vAlign w:val="center"/>
           </w:tcPr>
           <w:p>
             <w:pPr>
-              <w:spacing w:after="0" w:line="252" w:lineRule="auto"/>
+              <w:spacing w:after="0" w:line="252" w:lineRule="auto" w:before="0"/>
             </w:pPr>
             <w:r>
               <w:rPr>
                 <w:rFonts w:ascii="Noto Sans KR" w:hAnsi="Noto Sans KR" w:eastAsia="Noto Sans KR"/>
-                <w:sz w:val="16"/>
+                <w:sz w:val="17"/>
               </w:rPr>
               <w:t>선택 Edge</w:t>
             </w:r>
@@ -2151,23 +1883,23 @@
         </w:tc>
         <w:tc>
           <w:tcPr>
-            <w:tcW w:type="dxa" w:w="3569"/>
+            <w:tcW w:type="dxa" w:w="3060"/>
             <w:tcMar>
-              <w:top w:w="80" w:type="dxa"/>
+              <w:top w:w="90" w:type="dxa"/>
               <w:start w:w="100" w:type="dxa"/>
-              <w:bottom w:w="80" w:type="dxa"/>
+              <w:bottom w:w="90" w:type="dxa"/>
               <w:end w:w="100" w:type="dxa"/>
             </w:tcMar>
             <w:vAlign w:val="center"/>
           </w:tcPr>
           <w:p>
             <w:pPr>
-              <w:spacing w:after="0" w:line="252" w:lineRule="auto"/>
+              <w:spacing w:after="0" w:line="252" w:lineRule="auto" w:before="0"/>
             </w:pPr>
             <w:r>
               <w:rPr>
                 <w:rFonts w:ascii="Noto Sans KR" w:hAnsi="Noto Sans KR" w:eastAsia="Noto Sans KR"/>
-                <w:sz w:val="16"/>
+                <w:sz w:val="17"/>
               </w:rPr>
               <w:t>외부 Entry</w:t>
             </w:r>
@@ -2175,23 +1907,23 @@
         </w:tc>
         <w:tc>
           <w:tcPr>
-            <w:tcW w:type="dxa" w:w="5395"/>
+            <w:tcW w:type="dxa" w:w="5888"/>
             <w:tcMar>
-              <w:top w:w="80" w:type="dxa"/>
+              <w:top w:w="90" w:type="dxa"/>
               <w:start w:w="100" w:type="dxa"/>
-              <w:bottom w:w="80" w:type="dxa"/>
+              <w:bottom w:w="90" w:type="dxa"/>
               <w:end w:w="100" w:type="dxa"/>
             </w:tcMar>
             <w:vAlign w:val="center"/>
           </w:tcPr>
           <w:p>
             <w:pPr>
-              <w:spacing w:after="0" w:line="252" w:lineRule="auto"/>
+              <w:spacing w:after="0" w:line="252" w:lineRule="auto" w:before="0"/>
             </w:pPr>
             <w:r>
               <w:rPr>
                 <w:rFonts w:ascii="Noto Sans KR" w:hAnsi="Noto Sans KR" w:eastAsia="Noto Sans KR"/>
-                <w:sz w:val="16"/>
+                <w:sz w:val="17"/>
               </w:rPr>
               <w:t>내부 Domain 호출 경로가 아님</w:t>
             </w:r>
@@ -2202,65 +1934,37 @@
     <w:p>
       <w:pPr>
         <w:pStyle w:val="Heading1"/>
+        <w:keepNext/>
       </w:pPr>
       <w:r>
         <w:t>3 Public Surface · 설정 경계</w:t>
       </w:r>
     </w:p>
-    <w:tbl>
-      <w:tblPr>
-        <w:tblW w:type="auto" w:w="0"/>
-        <w:jc w:val="left"/>
-        <w:tblLayout w:type="fixed"/>
-        <w:tblLook w:firstColumn="1" w:firstRow="1" w:lastColumn="0" w:lastRow="0" w:noHBand="0" w:noVBand="1" w:val="04A0"/>
-      </w:tblPr>
-      <w:tblGrid>
-        <w:gridCol w:w="7625"/>
-        <w:gridCol w:w="7625"/>
-      </w:tblGrid>
-      <w:tr>
-        <w:trPr>
-          <w:tblHeader w:val="true"/>
-        </w:trPr>
-        <w:tc>
-          <w:tcPr>
-            <w:tcW w:type="dxa" w:w="1927"/>
-            <w:shd w:fill="17324D"/>
-            <w:tcMar>
-              <w:top w:w="110" w:type="dxa"/>
-              <w:start w:w="140" w:type="dxa"/>
-              <w:bottom w:w="110" w:type="dxa"/>
-              <w:end w:w="140" w:type="dxa"/>
-            </w:tcMar>
-          </w:tcPr>
-          <w:p>
-            <w:r>
-              <w:rPr>
-                <w:b/>
-                <w:color w:val="FFFFFF"/>
-              </w:rPr>
-              <w:t>이 장을 보는 이유</w:t>
-            </w:r>
-          </w:p>
-        </w:tc>
-        <w:tc>
-          <w:tcPr>
-            <w:tcW w:type="dxa" w:w="11623"/>
-            <w:tcMar>
-              <w:top w:w="110" w:type="dxa"/>
-              <w:start w:w="140" w:type="dxa"/>
-              <w:bottom w:w="110" w:type="dxa"/>
-              <w:end w:w="140" w:type="dxa"/>
-            </w:tcMar>
-          </w:tcPr>
-          <w:p>
-            <w:r>
-              <w:t>Consumer가 실제로 의존할 Surface와 내부 구현을 구분합니다.</w:t>
-            </w:r>
-          </w:p>
-        </w:tc>
-      </w:tr>
-    </w:tbl>
+    <w:p>
+      <w:pPr>
+        <w:spacing w:before="80" w:after="200"/>
+        <w:ind w:left="173" w:right="58"/>
+        <w:shd w:fill="F3F7FB"/>
+        <w:pBdr>
+          <w:left w:val="single" w:sz="18" w:space="8" w:color="4F46E5"/>
+        </w:pBdr>
+      </w:pPr>
+      <w:r>
+        <w:rPr>
+          <w:b/>
+          <w:color w:val="362D91"/>
+          <w:sz w:val="20"/>
+        </w:rPr>
+        <w:t xml:space="preserve">이 장을 보는 이유  </w:t>
+      </w:r>
+      <w:r>
+        <w:rPr>
+          <w:color w:val="26374C"/>
+          <w:sz w:val="20"/>
+        </w:rPr>
+        <w:t>Consumer가 실제로 의존할 Surface와 내부 구현을 구분합니다.</w:t>
+      </w:r>
+    </w:p>
     <w:p>
       <w:pPr>
         <w:pStyle w:val="CPFLabel"/>
@@ -2272,7 +1976,7 @@
     <w:tbl>
       <w:tblPr>
         <w:tblW w:type="auto" w:w="0"/>
-        <w:jc w:val="left"/>
+        <w:jc w:val="center"/>
         <w:tblLayout w:type="fixed"/>
         <w:tblLook w:firstColumn="1" w:firstRow="1" w:lastColumn="0" w:lastRow="0" w:noHBand="0" w:noVBand="1" w:val="04A0"/>
       </w:tblPr>
@@ -2287,16 +1991,21 @@
         </w:trPr>
         <w:tc>
           <w:tcPr>
-            <w:tcW w:type="dxa" w:w="2324"/>
-            <w:shd w:fill="17324D"/>
+            <w:tcW w:type="dxa" w:w="3050"/>
+            <w:shd w:fill="223A57"/>
             <w:tcMar>
               <w:top w:w="90" w:type="dxa"/>
-              <w:start w:w="110" w:type="dxa"/>
+              <w:start w:w="100" w:type="dxa"/>
               <w:bottom w:w="90" w:type="dxa"/>
-              <w:end w:w="110" w:type="dxa"/>
+              <w:end w:w="100" w:type="dxa"/>
             </w:tcMar>
+            <w:vAlign w:val="center"/>
           </w:tcPr>
           <w:p>
+            <w:pPr>
+              <w:spacing w:before="0" w:after="0" w:line="252" w:lineRule="auto"/>
+              <w:jc w:val="left"/>
+            </w:pPr>
             <w:r>
               <w:rPr>
                 <w:b/>
@@ -2309,16 +2018,21 @@
         </w:tc>
         <w:tc>
           <w:tcPr>
-            <w:tcW w:type="dxa" w:w="6226"/>
-            <w:shd w:fill="17324D"/>
+            <w:tcW w:type="dxa" w:w="7320"/>
+            <w:shd w:fill="223A57"/>
             <w:tcMar>
               <w:top w:w="90" w:type="dxa"/>
-              <w:start w:w="110" w:type="dxa"/>
+              <w:start w:w="100" w:type="dxa"/>
               <w:bottom w:w="90" w:type="dxa"/>
-              <w:end w:w="110" w:type="dxa"/>
+              <w:end w:w="100" w:type="dxa"/>
             </w:tcMar>
+            <w:vAlign w:val="center"/>
           </w:tcPr>
           <w:p>
+            <w:pPr>
+              <w:spacing w:before="0" w:after="0" w:line="252" w:lineRule="auto"/>
+              <w:jc w:val="left"/>
+            </w:pPr>
             <w:r>
               <w:rPr>
                 <w:b/>
@@ -2331,16 +2045,21 @@
         </w:tc>
         <w:tc>
           <w:tcPr>
-            <w:tcW w:type="dxa" w:w="6475"/>
-            <w:shd w:fill="17324D"/>
+            <w:tcW w:type="dxa" w:w="4880"/>
+            <w:shd w:fill="223A57"/>
             <w:tcMar>
               <w:top w:w="90" w:type="dxa"/>
-              <w:start w:w="110" w:type="dxa"/>
+              <w:start w:w="100" w:type="dxa"/>
               <w:bottom w:w="90" w:type="dxa"/>
-              <w:end w:w="110" w:type="dxa"/>
+              <w:end w:w="100" w:type="dxa"/>
             </w:tcMar>
+            <w:vAlign w:val="center"/>
           </w:tcPr>
           <w:p>
+            <w:pPr>
+              <w:spacing w:before="0" w:after="0" w:line="252" w:lineRule="auto"/>
+              <w:jc w:val="left"/>
+            </w:pPr>
             <w:r>
               <w:rPr>
                 <w:b/>
@@ -2358,23 +2077,23 @@
         </w:trPr>
         <w:tc>
           <w:tcPr>
-            <w:tcW w:type="dxa" w:w="2324"/>
+            <w:tcW w:type="dxa" w:w="3050"/>
             <w:tcMar>
-              <w:top w:w="80" w:type="dxa"/>
+              <w:top w:w="90" w:type="dxa"/>
               <w:start w:w="100" w:type="dxa"/>
-              <w:bottom w:w="80" w:type="dxa"/>
+              <w:bottom w:w="90" w:type="dxa"/>
               <w:end w:w="100" w:type="dxa"/>
             </w:tcMar>
             <w:vAlign w:val="center"/>
           </w:tcPr>
           <w:p>
             <w:pPr>
-              <w:spacing w:after="0" w:line="252" w:lineRule="auto"/>
+              <w:spacing w:after="0" w:line="252" w:lineRule="auto" w:before="0"/>
             </w:pPr>
             <w:r>
               <w:rPr>
                 <w:rFonts w:ascii="Noto Sans KR" w:hAnsi="Noto Sans KR" w:eastAsia="Noto Sans KR"/>
-                <w:sz w:val="16"/>
+                <w:sz w:val="17"/>
               </w:rPr>
               <w:t>Web/Service</w:t>
             </w:r>
@@ -2382,23 +2101,23 @@
         </w:tc>
         <w:tc>
           <w:tcPr>
-            <w:tcW w:type="dxa" w:w="6226"/>
+            <w:tcW w:type="dxa" w:w="7320"/>
             <w:tcMar>
-              <w:top w:w="80" w:type="dxa"/>
+              <w:top w:w="90" w:type="dxa"/>
               <w:start w:w="100" w:type="dxa"/>
-              <w:bottom w:w="80" w:type="dxa"/>
+              <w:bottom w:w="90" w:type="dxa"/>
               <w:end w:w="100" w:type="dxa"/>
             </w:tcMar>
             <w:vAlign w:val="center"/>
           </w:tcPr>
           <w:p>
             <w:pPr>
-              <w:spacing w:after="0" w:line="252" w:lineRule="auto"/>
+              <w:spacing w:after="0" w:line="252" w:lineRule="auto" w:before="0"/>
             </w:pPr>
             <w:r>
               <w:rPr>
                 <w:rFonts w:ascii="Noto Sans KR" w:hAnsi="Noto Sans KR" w:eastAsia="Noto Sans KR"/>
-                <w:sz w:val="16"/>
+                <w:sz w:val="17"/>
               </w:rPr>
               <w:t>@CpfController / @CpfService</w:t>
             </w:r>
@@ -2406,23 +2125,23 @@
         </w:tc>
         <w:tc>
           <w:tcPr>
-            <w:tcW w:type="dxa" w:w="6475"/>
+            <w:tcW w:type="dxa" w:w="4880"/>
             <w:tcMar>
-              <w:top w:w="80" w:type="dxa"/>
+              <w:top w:w="90" w:type="dxa"/>
               <w:start w:w="100" w:type="dxa"/>
-              <w:bottom w:w="80" w:type="dxa"/>
+              <w:bottom w:w="90" w:type="dxa"/>
               <w:end w:w="100" w:type="dxa"/>
             </w:tcMar>
             <w:vAlign w:val="center"/>
           </w:tcPr>
           <w:p>
             <w:pPr>
-              <w:spacing w:after="0" w:line="252" w:lineRule="auto"/>
+              <w:spacing w:after="0" w:line="252" w:lineRule="auto" w:before="0"/>
             </w:pPr>
             <w:r>
               <w:rPr>
                 <w:rFonts w:ascii="Noto Sans KR" w:hAnsi="Noto Sans KR" w:eastAsia="Noto Sans KR"/>
-                <w:sz w:val="16"/>
+                <w:sz w:val="17"/>
               </w:rPr>
               <w:t>업무 진입·규칙</w:t>
             </w:r>
@@ -2435,24 +2154,24 @@
         </w:trPr>
         <w:tc>
           <w:tcPr>
-            <w:tcW w:type="dxa" w:w="2324"/>
+            <w:tcW w:type="dxa" w:w="3050"/>
             <w:tcMar>
-              <w:top w:w="80" w:type="dxa"/>
+              <w:top w:w="90" w:type="dxa"/>
               <w:start w:w="100" w:type="dxa"/>
-              <w:bottom w:w="80" w:type="dxa"/>
+              <w:bottom w:w="90" w:type="dxa"/>
               <w:end w:w="100" w:type="dxa"/>
             </w:tcMar>
             <w:vAlign w:val="center"/>
-            <w:shd w:fill="F7FAFC"/>
+            <w:shd w:fill="F5F8FB"/>
           </w:tcPr>
           <w:p>
             <w:pPr>
-              <w:spacing w:after="0" w:line="252" w:lineRule="auto"/>
+              <w:spacing w:after="0" w:line="252" w:lineRule="auto" w:before="0"/>
             </w:pPr>
             <w:r>
               <w:rPr>
                 <w:rFonts w:ascii="Noto Sans KR" w:hAnsi="Noto Sans KR" w:eastAsia="Noto Sans KR"/>
-                <w:sz w:val="16"/>
+                <w:sz w:val="17"/>
               </w:rPr>
               <w:t>Persistence</w:t>
             </w:r>
@@ -2460,24 +2179,24 @@
         </w:tc>
         <w:tc>
           <w:tcPr>
-            <w:tcW w:type="dxa" w:w="6226"/>
+            <w:tcW w:type="dxa" w:w="7320"/>
             <w:tcMar>
-              <w:top w:w="80" w:type="dxa"/>
+              <w:top w:w="90" w:type="dxa"/>
               <w:start w:w="100" w:type="dxa"/>
-              <w:bottom w:w="80" w:type="dxa"/>
+              <w:bottom w:w="90" w:type="dxa"/>
               <w:end w:w="100" w:type="dxa"/>
             </w:tcMar>
             <w:vAlign w:val="center"/>
-            <w:shd w:fill="F7FAFC"/>
+            <w:shd w:fill="F5F8FB"/>
           </w:tcPr>
           <w:p>
             <w:pPr>
-              <w:spacing w:after="0" w:line="252" w:lineRule="auto"/>
+              <w:spacing w:after="0" w:line="252" w:lineRule="auto" w:before="0"/>
             </w:pPr>
             <w:r>
               <w:rPr>
                 <w:rFonts w:ascii="Noto Sans KR" w:hAnsi="Noto Sans KR" w:eastAsia="Noto Sans KR"/>
-                <w:sz w:val="16"/>
+                <w:sz w:val="17"/>
               </w:rPr>
               <w:t>@CpfRepository / CpfCrudRepository / @CpfTransactional</w:t>
             </w:r>
@@ -2485,24 +2204,24 @@
         </w:tc>
         <w:tc>
           <w:tcPr>
-            <w:tcW w:type="dxa" w:w="6475"/>
+            <w:tcW w:type="dxa" w:w="4880"/>
             <w:tcMar>
-              <w:top w:w="80" w:type="dxa"/>
+              <w:top w:w="90" w:type="dxa"/>
               <w:start w:w="100" w:type="dxa"/>
-              <w:bottom w:w="80" w:type="dxa"/>
+              <w:bottom w:w="90" w:type="dxa"/>
               <w:end w:w="100" w:type="dxa"/>
             </w:tcMar>
             <w:vAlign w:val="center"/>
-            <w:shd w:fill="F7FAFC"/>
+            <w:shd w:fill="F5F8FB"/>
           </w:tcPr>
           <w:p>
             <w:pPr>
-              <w:spacing w:after="0" w:line="252" w:lineRule="auto"/>
+              <w:spacing w:after="0" w:line="252" w:lineRule="auto" w:before="0"/>
             </w:pPr>
             <w:r>
               <w:rPr>
                 <w:rFonts w:ascii="Noto Sans KR" w:hAnsi="Noto Sans KR" w:eastAsia="Noto Sans KR"/>
-                <w:sz w:val="16"/>
+                <w:sz w:val="17"/>
               </w:rPr>
               <w:t>Owner DB, Local Tx</w:t>
             </w:r>
@@ -2515,23 +2234,23 @@
         </w:trPr>
         <w:tc>
           <w:tcPr>
-            <w:tcW w:type="dxa" w:w="2324"/>
+            <w:tcW w:type="dxa" w:w="3050"/>
             <w:tcMar>
-              <w:top w:w="80" w:type="dxa"/>
+              <w:top w:w="90" w:type="dxa"/>
               <w:start w:w="100" w:type="dxa"/>
-              <w:bottom w:w="80" w:type="dxa"/>
+              <w:bottom w:w="90" w:type="dxa"/>
               <w:end w:w="100" w:type="dxa"/>
             </w:tcMar>
             <w:vAlign w:val="center"/>
           </w:tcPr>
           <w:p>
             <w:pPr>
-              <w:spacing w:after="0" w:line="252" w:lineRule="auto"/>
+              <w:spacing w:after="0" w:line="252" w:lineRule="auto" w:before="0"/>
             </w:pPr>
             <w:r>
               <w:rPr>
                 <w:rFonts w:ascii="Noto Sans KR" w:hAnsi="Noto Sans KR" w:eastAsia="Noto Sans KR"/>
-                <w:sz w:val="16"/>
+                <w:sz w:val="17"/>
               </w:rPr>
               <w:t>Domain</w:t>
             </w:r>
@@ -2539,23 +2258,23 @@
         </w:tc>
         <w:tc>
           <w:tcPr>
-            <w:tcW w:type="dxa" w:w="6226"/>
+            <w:tcW w:type="dxa" w:w="7320"/>
             <w:tcMar>
-              <w:top w:w="80" w:type="dxa"/>
+              <w:top w:w="90" w:type="dxa"/>
               <w:start w:w="100" w:type="dxa"/>
-              <w:bottom w:w="80" w:type="dxa"/>
+              <w:bottom w:w="90" w:type="dxa"/>
               <w:end w:w="100" w:type="dxa"/>
             </w:tcMar>
             <w:vAlign w:val="center"/>
           </w:tcPr>
           <w:p>
             <w:pPr>
-              <w:spacing w:after="0" w:line="252" w:lineRule="auto"/>
+              <w:spacing w:after="0" w:line="252" w:lineRule="auto" w:before="0"/>
             </w:pPr>
             <w:r>
               <w:rPr>
                 <w:rFonts w:ascii="Noto Sans KR" w:hAnsi="Noto Sans KR" w:eastAsia="Noto Sans KR"/>
-                <w:sz w:val="16"/>
+                <w:sz w:val="17"/>
               </w:rPr>
               <w:t>CpfDomainClient / @CpfOnlineTransaction</w:t>
             </w:r>
@@ -2563,23 +2282,23 @@
         </w:tc>
         <w:tc>
           <w:tcPr>
-            <w:tcW w:type="dxa" w:w="6475"/>
+            <w:tcW w:type="dxa" w:w="4880"/>
             <w:tcMar>
-              <w:top w:w="80" w:type="dxa"/>
+              <w:top w:w="90" w:type="dxa"/>
               <w:start w:w="100" w:type="dxa"/>
-              <w:bottom w:w="80" w:type="dxa"/>
+              <w:bottom w:w="90" w:type="dxa"/>
               <w:end w:w="100" w:type="dxa"/>
             </w:tcMar>
             <w:vAlign w:val="center"/>
           </w:tcPr>
           <w:p>
             <w:pPr>
-              <w:spacing w:after="0" w:line="252" w:lineRule="auto"/>
+              <w:spacing w:after="0" w:line="252" w:lineRule="auto" w:before="0"/>
             </w:pPr>
             <w:r>
               <w:rPr>
                 <w:rFonts w:ascii="Noto Sans KR" w:hAnsi="Noto Sans KR" w:eastAsia="Noto Sans KR"/>
-                <w:sz w:val="16"/>
+                <w:sz w:val="17"/>
               </w:rPr>
               <w:t>Same JVM/Remote 동일 업무 계약</w:t>
             </w:r>
@@ -2592,24 +2311,24 @@
         </w:trPr>
         <w:tc>
           <w:tcPr>
-            <w:tcW w:type="dxa" w:w="2324"/>
+            <w:tcW w:type="dxa" w:w="3050"/>
             <w:tcMar>
-              <w:top w:w="80" w:type="dxa"/>
+              <w:top w:w="90" w:type="dxa"/>
               <w:start w:w="100" w:type="dxa"/>
-              <w:bottom w:w="80" w:type="dxa"/>
+              <w:bottom w:w="90" w:type="dxa"/>
               <w:end w:w="100" w:type="dxa"/>
             </w:tcMar>
             <w:vAlign w:val="center"/>
-            <w:shd w:fill="F7FAFC"/>
+            <w:shd w:fill="F5F8FB"/>
           </w:tcPr>
           <w:p>
             <w:pPr>
-              <w:spacing w:after="0" w:line="252" w:lineRule="auto"/>
+              <w:spacing w:after="0" w:line="252" w:lineRule="auto" w:before="0"/>
             </w:pPr>
             <w:r>
               <w:rPr>
                 <w:rFonts w:ascii="Noto Sans KR" w:hAnsi="Noto Sans KR" w:eastAsia="Noto Sans KR"/>
-                <w:sz w:val="16"/>
+                <w:sz w:val="17"/>
               </w:rPr>
               <w:t>Reliability</w:t>
             </w:r>
@@ -2617,24 +2336,24 @@
         </w:tc>
         <w:tc>
           <w:tcPr>
-            <w:tcW w:type="dxa" w:w="6226"/>
+            <w:tcW w:type="dxa" w:w="7320"/>
             <w:tcMar>
-              <w:top w:w="80" w:type="dxa"/>
+              <w:top w:w="90" w:type="dxa"/>
               <w:start w:w="100" w:type="dxa"/>
-              <w:bottom w:w="80" w:type="dxa"/>
+              <w:bottom w:w="90" w:type="dxa"/>
               <w:end w:w="100" w:type="dxa"/>
             </w:tcMar>
             <w:vAlign w:val="center"/>
-            <w:shd w:fill="F7FAFC"/>
+            <w:shd w:fill="F5F8FB"/>
           </w:tcPr>
           <w:p>
             <w:pPr>
-              <w:spacing w:after="0" w:line="252" w:lineRule="auto"/>
+              <w:spacing w:after="0" w:line="252" w:lineRule="auto" w:before="0"/>
             </w:pPr>
             <w:r>
               <w:rPr>
                 <w:rFonts w:ascii="Noto Sans KR" w:hAnsi="Noto Sans KR" w:eastAsia="Noto Sans KR"/>
-                <w:sz w:val="16"/>
+                <w:sz w:val="17"/>
               </w:rPr>
               <w:t>CpfResult / @CpfRetry / @CpfTimeout / @CpfIdempotent</w:t>
             </w:r>
@@ -2642,24 +2361,24 @@
         </w:tc>
         <w:tc>
           <w:tcPr>
-            <w:tcW w:type="dxa" w:w="6475"/>
+            <w:tcW w:type="dxa" w:w="4880"/>
             <w:tcMar>
-              <w:top w:w="80" w:type="dxa"/>
+              <w:top w:w="90" w:type="dxa"/>
               <w:start w:w="100" w:type="dxa"/>
-              <w:bottom w:w="80" w:type="dxa"/>
+              <w:bottom w:w="90" w:type="dxa"/>
               <w:end w:w="100" w:type="dxa"/>
             </w:tcMar>
             <w:vAlign w:val="center"/>
-            <w:shd w:fill="F7FAFC"/>
+            <w:shd w:fill="F5F8FB"/>
           </w:tcPr>
           <w:p>
             <w:pPr>
-              <w:spacing w:after="0" w:line="252" w:lineRule="auto"/>
+              <w:spacing w:after="0" w:line="252" w:lineRule="auto" w:before="0"/>
             </w:pPr>
             <w:r>
               <w:rPr>
                 <w:rFonts w:ascii="Noto Sans KR" w:hAnsi="Noto Sans KR" w:eastAsia="Noto Sans KR"/>
-                <w:sz w:val="16"/>
+                <w:sz w:val="17"/>
               </w:rPr>
               <w:t>UNKNOWN·Retry·중복 처리</w:t>
             </w:r>
@@ -2672,23 +2391,23 @@
         </w:trPr>
         <w:tc>
           <w:tcPr>
-            <w:tcW w:type="dxa" w:w="2324"/>
+            <w:tcW w:type="dxa" w:w="3050"/>
             <w:tcMar>
-              <w:top w:w="80" w:type="dxa"/>
+              <w:top w:w="90" w:type="dxa"/>
               <w:start w:w="100" w:type="dxa"/>
-              <w:bottom w:w="80" w:type="dxa"/>
+              <w:bottom w:w="90" w:type="dxa"/>
               <w:end w:w="100" w:type="dxa"/>
             </w:tcMar>
             <w:vAlign w:val="center"/>
           </w:tcPr>
           <w:p>
             <w:pPr>
-              <w:spacing w:after="0" w:line="252" w:lineRule="auto"/>
+              <w:spacing w:after="0" w:line="252" w:lineRule="auto" w:before="0"/>
             </w:pPr>
             <w:r>
               <w:rPr>
                 <w:rFonts w:ascii="Noto Sans KR" w:hAnsi="Noto Sans KR" w:eastAsia="Noto Sans KR"/>
-                <w:sz w:val="16"/>
+                <w:sz w:val="17"/>
               </w:rPr>
               <w:t>Integration</w:t>
             </w:r>
@@ -2696,23 +2415,23 @@
         </w:tc>
         <w:tc>
           <w:tcPr>
-            <w:tcW w:type="dxa" w:w="6226"/>
+            <w:tcW w:type="dxa" w:w="7320"/>
             <w:tcMar>
-              <w:top w:w="80" w:type="dxa"/>
+              <w:top w:w="90" w:type="dxa"/>
               <w:start w:w="100" w:type="dxa"/>
-              <w:bottom w:w="80" w:type="dxa"/>
+              <w:bottom w:w="90" w:type="dxa"/>
               <w:end w:w="100" w:type="dxa"/>
             </w:tcMar>
             <w:vAlign w:val="center"/>
           </w:tcPr>
           <w:p>
             <w:pPr>
-              <w:spacing w:after="0" w:line="252" w:lineRule="auto"/>
+              <w:spacing w:after="0" w:line="252" w:lineRule="auto" w:before="0"/>
             </w:pPr>
             <w:r>
               <w:rPr>
                 <w:rFonts w:ascii="Noto Sans KR" w:hAnsi="Noto Sans KR" w:eastAsia="Noto Sans KR"/>
-                <w:sz w:val="16"/>
+                <w:sz w:val="17"/>
               </w:rPr>
               <w:t>@CpfClient</w:t>
             </w:r>
@@ -2720,23 +2439,23 @@
         </w:tc>
         <w:tc>
           <w:tcPr>
-            <w:tcW w:type="dxa" w:w="6475"/>
+            <w:tcW w:type="dxa" w:w="4880"/>
             <w:tcMar>
-              <w:top w:w="80" w:type="dxa"/>
+              <w:top w:w="90" w:type="dxa"/>
               <w:start w:w="100" w:type="dxa"/>
-              <w:bottom w:w="80" w:type="dxa"/>
+              <w:bottom w:w="90" w:type="dxa"/>
               <w:end w:w="100" w:type="dxa"/>
             </w:tcMar>
             <w:vAlign w:val="center"/>
           </w:tcPr>
           <w:p>
             <w:pPr>
-              <w:spacing w:after="0" w:line="252" w:lineRule="auto"/>
+              <w:spacing w:after="0" w:line="252" w:lineRule="auto" w:before="0"/>
             </w:pPr>
             <w:r>
               <w:rPr>
                 <w:rFonts w:ascii="Noto Sans KR" w:hAnsi="Noto Sans KR" w:eastAsia="Noto Sans KR"/>
-                <w:sz w:val="16"/>
+                <w:sz w:val="17"/>
               </w:rPr>
               <w:t>외부 경계·실패 정책</w:t>
             </w:r>
@@ -2749,24 +2468,24 @@
         </w:trPr>
         <w:tc>
           <w:tcPr>
-            <w:tcW w:type="dxa" w:w="2324"/>
+            <w:tcW w:type="dxa" w:w="3050"/>
             <w:tcMar>
-              <w:top w:w="80" w:type="dxa"/>
+              <w:top w:w="90" w:type="dxa"/>
               <w:start w:w="100" w:type="dxa"/>
-              <w:bottom w:w="80" w:type="dxa"/>
+              <w:bottom w:w="90" w:type="dxa"/>
               <w:end w:w="100" w:type="dxa"/>
             </w:tcMar>
             <w:vAlign w:val="center"/>
-            <w:shd w:fill="F7FAFC"/>
+            <w:shd w:fill="F5F8FB"/>
           </w:tcPr>
           <w:p>
             <w:pPr>
-              <w:spacing w:after="0" w:line="252" w:lineRule="auto"/>
+              <w:spacing w:after="0" w:line="252" w:lineRule="auto" w:before="0"/>
             </w:pPr>
             <w:r>
               <w:rPr>
                 <w:rFonts w:ascii="Noto Sans KR" w:hAnsi="Noto Sans KR" w:eastAsia="Noto Sans KR"/>
-                <w:sz w:val="16"/>
+                <w:sz w:val="17"/>
               </w:rPr>
               <w:t>Async</w:t>
             </w:r>
@@ -2774,24 +2493,24 @@
         </w:tc>
         <w:tc>
           <w:tcPr>
-            <w:tcW w:type="dxa" w:w="6226"/>
+            <w:tcW w:type="dxa" w:w="7320"/>
             <w:tcMar>
-              <w:top w:w="80" w:type="dxa"/>
+              <w:top w:w="90" w:type="dxa"/>
               <w:start w:w="100" w:type="dxa"/>
-              <w:bottom w:w="80" w:type="dxa"/>
+              <w:bottom w:w="90" w:type="dxa"/>
               <w:end w:w="100" w:type="dxa"/>
             </w:tcMar>
             <w:vAlign w:val="center"/>
-            <w:shd w:fill="F7FAFC"/>
+            <w:shd w:fill="F5F8FB"/>
           </w:tcPr>
           <w:p>
             <w:pPr>
-              <w:spacing w:after="0" w:line="252" w:lineRule="auto"/>
+              <w:spacing w:after="0" w:line="252" w:lineRule="auto" w:before="0"/>
             </w:pPr>
             <w:r>
               <w:rPr>
                 <w:rFonts w:ascii="Noto Sans KR" w:hAnsi="Noto Sans KR" w:eastAsia="Noto Sans KR"/>
-                <w:sz w:val="16"/>
+                <w:sz w:val="17"/>
               </w:rPr>
               <w:t>CpfMessagingTemplate / @CpfMessageListener</w:t>
             </w:r>
@@ -2799,24 +2518,24 @@
         </w:tc>
         <w:tc>
           <w:tcPr>
-            <w:tcW w:type="dxa" w:w="6475"/>
+            <w:tcW w:type="dxa" w:w="4880"/>
             <w:tcMar>
-              <w:top w:w="80" w:type="dxa"/>
+              <w:top w:w="90" w:type="dxa"/>
               <w:start w:w="100" w:type="dxa"/>
-              <w:bottom w:w="80" w:type="dxa"/>
+              <w:bottom w:w="90" w:type="dxa"/>
               <w:end w:w="100" w:type="dxa"/>
             </w:tcMar>
             <w:vAlign w:val="center"/>
-            <w:shd w:fill="F7FAFC"/>
+            <w:shd w:fill="F5F8FB"/>
           </w:tcPr>
           <w:p>
             <w:pPr>
-              <w:spacing w:after="0" w:line="252" w:lineRule="auto"/>
+              <w:spacing w:after="0" w:line="252" w:lineRule="auto" w:before="0"/>
             </w:pPr>
             <w:r>
               <w:rPr>
                 <w:rFonts w:ascii="Noto Sans KR" w:hAnsi="Noto Sans KR" w:eastAsia="Noto Sans KR"/>
-                <w:sz w:val="16"/>
+                <w:sz w:val="17"/>
               </w:rPr>
               <w:t>Context·Idempotency·Replay</w:t>
             </w:r>
@@ -2829,23 +2548,23 @@
         </w:trPr>
         <w:tc>
           <w:tcPr>
-            <w:tcW w:type="dxa" w:w="2324"/>
+            <w:tcW w:type="dxa" w:w="3050"/>
             <w:tcMar>
-              <w:top w:w="80" w:type="dxa"/>
+              <w:top w:w="90" w:type="dxa"/>
               <w:start w:w="100" w:type="dxa"/>
-              <w:bottom w:w="80" w:type="dxa"/>
+              <w:bottom w:w="90" w:type="dxa"/>
               <w:end w:w="100" w:type="dxa"/>
             </w:tcMar>
             <w:vAlign w:val="center"/>
           </w:tcPr>
           <w:p>
             <w:pPr>
-              <w:spacing w:after="0" w:line="252" w:lineRule="auto"/>
+              <w:spacing w:after="0" w:line="252" w:lineRule="auto" w:before="0"/>
             </w:pPr>
             <w:r>
               <w:rPr>
                 <w:rFonts w:ascii="Noto Sans KR" w:hAnsi="Noto Sans KR" w:eastAsia="Noto Sans KR"/>
-                <w:sz w:val="16"/>
+                <w:sz w:val="17"/>
               </w:rPr>
               <w:t>Security</w:t>
             </w:r>
@@ -2853,23 +2572,23 @@
         </w:tc>
         <w:tc>
           <w:tcPr>
-            <w:tcW w:type="dxa" w:w="6226"/>
+            <w:tcW w:type="dxa" w:w="7320"/>
             <w:tcMar>
-              <w:top w:w="80" w:type="dxa"/>
+              <w:top w:w="90" w:type="dxa"/>
               <w:start w:w="100" w:type="dxa"/>
-              <w:bottom w:w="80" w:type="dxa"/>
+              <w:bottom w:w="90" w:type="dxa"/>
               <w:end w:w="100" w:type="dxa"/>
             </w:tcMar>
             <w:vAlign w:val="center"/>
           </w:tcPr>
           <w:p>
             <w:pPr>
-              <w:spacing w:after="0" w:line="252" w:lineRule="auto"/>
+              <w:spacing w:after="0" w:line="252" w:lineRule="auto" w:before="0"/>
             </w:pPr>
             <w:r>
               <w:rPr>
                 <w:rFonts w:ascii="Noto Sans KR" w:hAnsi="Noto Sans KR" w:eastAsia="Noto Sans KR"/>
-                <w:sz w:val="16"/>
+                <w:sz w:val="17"/>
               </w:rPr>
               <w:t>@CpfPermission / @CpfApprovalRequired / @CpfAudit</w:t>
             </w:r>
@@ -2877,23 +2596,23 @@
         </w:tc>
         <w:tc>
           <w:tcPr>
-            <w:tcW w:type="dxa" w:w="6475"/>
+            <w:tcW w:type="dxa" w:w="4880"/>
             <w:tcMar>
-              <w:top w:w="80" w:type="dxa"/>
+              <w:top w:w="90" w:type="dxa"/>
               <w:start w:w="100" w:type="dxa"/>
-              <w:bottom w:w="80" w:type="dxa"/>
+              <w:bottom w:w="90" w:type="dxa"/>
               <w:end w:w="100" w:type="dxa"/>
             </w:tcMar>
             <w:vAlign w:val="center"/>
           </w:tcPr>
           <w:p>
             <w:pPr>
-              <w:spacing w:after="0" w:line="252" w:lineRule="auto"/>
+              <w:spacing w:after="0" w:line="252" w:lineRule="auto" w:before="0"/>
             </w:pPr>
             <w:r>
               <w:rPr>
                 <w:rFonts w:ascii="Noto Sans KR" w:hAnsi="Noto Sans KR" w:eastAsia="Noto Sans KR"/>
-                <w:sz w:val="16"/>
+                <w:sz w:val="17"/>
               </w:rPr>
               <w:t>권한·승인·감사</w:t>
             </w:r>
@@ -2906,24 +2625,24 @@
         </w:trPr>
         <w:tc>
           <w:tcPr>
-            <w:tcW w:type="dxa" w:w="2324"/>
+            <w:tcW w:type="dxa" w:w="3050"/>
             <w:tcMar>
-              <w:top w:w="80" w:type="dxa"/>
+              <w:top w:w="90" w:type="dxa"/>
               <w:start w:w="100" w:type="dxa"/>
-              <w:bottom w:w="80" w:type="dxa"/>
+              <w:bottom w:w="90" w:type="dxa"/>
               <w:end w:w="100" w:type="dxa"/>
             </w:tcMar>
             <w:vAlign w:val="center"/>
-            <w:shd w:fill="F7FAFC"/>
+            <w:shd w:fill="F5F8FB"/>
           </w:tcPr>
           <w:p>
             <w:pPr>
-              <w:spacing w:after="0" w:line="252" w:lineRule="auto"/>
+              <w:spacing w:after="0" w:line="252" w:lineRule="auto" w:before="0"/>
             </w:pPr>
             <w:r>
               <w:rPr>
                 <w:rFonts w:ascii="Noto Sans KR" w:hAnsi="Noto Sans KR" w:eastAsia="Noto Sans KR"/>
-                <w:sz w:val="16"/>
+                <w:sz w:val="17"/>
               </w:rPr>
               <w:t>Batch</w:t>
             </w:r>
@@ -2931,24 +2650,24 @@
         </w:tc>
         <w:tc>
           <w:tcPr>
-            <w:tcW w:type="dxa" w:w="6226"/>
+            <w:tcW w:type="dxa" w:w="7320"/>
             <w:tcMar>
-              <w:top w:w="80" w:type="dxa"/>
+              <w:top w:w="90" w:type="dxa"/>
               <w:start w:w="100" w:type="dxa"/>
-              <w:bottom w:w="80" w:type="dxa"/>
+              <w:bottom w:w="90" w:type="dxa"/>
               <w:end w:w="100" w:type="dxa"/>
             </w:tcMar>
             <w:vAlign w:val="center"/>
-            <w:shd w:fill="F7FAFC"/>
+            <w:shd w:fill="F5F8FB"/>
           </w:tcPr>
           <w:p>
             <w:pPr>
-              <w:spacing w:after="0" w:line="252" w:lineRule="auto"/>
+              <w:spacing w:after="0" w:line="252" w:lineRule="auto" w:before="0"/>
             </w:pPr>
             <w:r>
               <w:rPr>
                 <w:rFonts w:ascii="Noto Sans KR" w:hAnsi="Noto Sans KR" w:eastAsia="Noto Sans KR"/>
-                <w:sz w:val="16"/>
+                <w:sz w:val="17"/>
               </w:rPr>
               <w:t>@CpfBatchJob / @CpfBatchStep</w:t>
             </w:r>
@@ -2956,24 +2675,24 @@
         </w:tc>
         <w:tc>
           <w:tcPr>
-            <w:tcW w:type="dxa" w:w="6475"/>
+            <w:tcW w:type="dxa" w:w="4880"/>
             <w:tcMar>
-              <w:top w:w="80" w:type="dxa"/>
+              <w:top w:w="90" w:type="dxa"/>
               <w:start w:w="100" w:type="dxa"/>
-              <w:bottom w:w="80" w:type="dxa"/>
+              <w:bottom w:w="90" w:type="dxa"/>
               <w:end w:w="100" w:type="dxa"/>
             </w:tcMar>
             <w:vAlign w:val="center"/>
-            <w:shd w:fill="F7FAFC"/>
+            <w:shd w:fill="F5F8FB"/>
           </w:tcPr>
           <w:p>
             <w:pPr>
-              <w:spacing w:after="0" w:line="252" w:lineRule="auto"/>
+              <w:spacing w:after="0" w:line="252" w:lineRule="auto" w:before="0"/>
             </w:pPr>
             <w:r>
               <w:rPr>
                 <w:rFonts w:ascii="Noto Sans KR" w:hAnsi="Noto Sans KR" w:eastAsia="Noto Sans KR"/>
-                <w:sz w:val="16"/>
+                <w:sz w:val="17"/>
               </w:rPr>
               <w:t>Job/Step 계약</w:t>
             </w:r>
@@ -2984,7 +2703,7 @@
     <w:tbl>
       <w:tblPr>
         <w:tblW w:type="auto" w:w="0"/>
-        <w:jc w:val="left"/>
+        <w:jc w:val="center"/>
         <w:tblLayout w:type="fixed"/>
         <w:tblLook w:firstColumn="1" w:firstRow="1" w:lastColumn="0" w:lastRow="0" w:noHBand="0" w:noVBand="1" w:val="04A0"/>
       </w:tblPr>
@@ -2998,16 +2717,21 @@
         </w:trPr>
         <w:tc>
           <w:tcPr>
-            <w:tcW w:type="dxa" w:w="1701"/>
-            <w:shd w:fill="17324D"/>
+            <w:tcW w:type="dxa" w:w="3812"/>
+            <w:shd w:fill="223A57"/>
             <w:tcMar>
               <w:top w:w="90" w:type="dxa"/>
-              <w:start w:w="120" w:type="dxa"/>
+              <w:start w:w="100" w:type="dxa"/>
               <w:bottom w:w="90" w:type="dxa"/>
-              <w:end w:w="120" w:type="dxa"/>
+              <w:end w:w="100" w:type="dxa"/>
             </w:tcMar>
+            <w:vAlign w:val="center"/>
           </w:tcPr>
           <w:p>
+            <w:pPr>
+              <w:spacing w:before="0" w:after="0" w:line="252" w:lineRule="auto"/>
+              <w:jc w:val="left"/>
+            </w:pPr>
             <w:r>
               <w:rPr>
                 <w:b/>
@@ -3020,17 +2744,27 @@
         </w:tc>
         <w:tc>
           <w:tcPr>
-            <w:tcW w:type="dxa" w:w="11907"/>
-            <w:shd w:fill="EDF6FF"/>
+            <w:tcW w:type="dxa" w:w="11437"/>
+            <w:shd w:fill="223A57"/>
             <w:tcMar>
               <w:top w:w="90" w:type="dxa"/>
-              <w:start w:w="120" w:type="dxa"/>
+              <w:start w:w="100" w:type="dxa"/>
               <w:bottom w:w="90" w:type="dxa"/>
-              <w:end w:w="120" w:type="dxa"/>
+              <w:end w:w="100" w:type="dxa"/>
             </w:tcMar>
+            <w:vAlign w:val="center"/>
           </w:tcPr>
           <w:p>
+            <w:pPr>
+              <w:spacing w:before="0" w:after="0" w:line="252" w:lineRule="auto"/>
+              <w:jc w:val="left"/>
+            </w:pPr>
             <w:r>
+              <w:rPr>
+                <w:b/>
+                <w:color w:val="FFFFFF"/>
+                <w:sz w:val="16"/>
+              </w:rPr>
               <w:t>Public BOM/Starter에서 Internal Leaf를 노출하지 않고, 외부 모듈이 Internal package를 직접 참조하지 않는지 확인합니다.</w:t>
             </w:r>
           </w:p>
@@ -3040,65 +2774,37 @@
     <w:p>
       <w:pPr>
         <w:pStyle w:val="Heading1"/>
+        <w:keepNext/>
       </w:pPr>
       <w:r>
         <w:t>4 Runtime Identity · 운영 연계</w:t>
       </w:r>
     </w:p>
-    <w:tbl>
-      <w:tblPr>
-        <w:tblW w:type="auto" w:w="0"/>
-        <w:jc w:val="left"/>
-        <w:tblLayout w:type="fixed"/>
-        <w:tblLook w:firstColumn="1" w:firstRow="1" w:lastColumn="0" w:lastRow="0" w:noHBand="0" w:noVBand="1" w:val="04A0"/>
-      </w:tblPr>
-      <w:tblGrid>
-        <w:gridCol w:w="7625"/>
-        <w:gridCol w:w="7625"/>
-      </w:tblGrid>
-      <w:tr>
-        <w:trPr>
-          <w:tblHeader w:val="true"/>
-        </w:trPr>
-        <w:tc>
-          <w:tcPr>
-            <w:tcW w:type="dxa" w:w="1927"/>
-            <w:shd w:fill="17324D"/>
-            <w:tcMar>
-              <w:top w:w="110" w:type="dxa"/>
-              <w:start w:w="140" w:type="dxa"/>
-              <w:bottom w:w="110" w:type="dxa"/>
-              <w:end w:w="140" w:type="dxa"/>
-            </w:tcMar>
-          </w:tcPr>
-          <w:p>
-            <w:r>
-              <w:rPr>
-                <w:b/>
-                <w:color w:val="FFFFFF"/>
-              </w:rPr>
-              <w:t>이 장을 보는 이유</w:t>
-            </w:r>
-          </w:p>
-        </w:tc>
-        <w:tc>
-          <w:tcPr>
-            <w:tcW w:type="dxa" w:w="11623"/>
-            <w:tcMar>
-              <w:top w:w="110" w:type="dxa"/>
-              <w:start w:w="140" w:type="dxa"/>
-              <w:bottom w:w="110" w:type="dxa"/>
-              <w:end w:w="140" w:type="dxa"/>
-            </w:tcMar>
-          </w:tcPr>
-          <w:p>
-            <w:r>
-              <w:t>실행 후 추적과 운영 제어에 필요한 기술 필드를 대조합니다.</w:t>
-            </w:r>
-          </w:p>
-        </w:tc>
-      </w:tr>
-    </w:tbl>
+    <w:p>
+      <w:pPr>
+        <w:spacing w:before="80" w:after="200"/>
+        <w:ind w:left="173" w:right="58"/>
+        <w:shd w:fill="F3F7FB"/>
+        <w:pBdr>
+          <w:left w:val="single" w:sz="18" w:space="8" w:color="4F46E5"/>
+        </w:pBdr>
+      </w:pPr>
+      <w:r>
+        <w:rPr>
+          <w:b/>
+          <w:color w:val="362D91"/>
+          <w:sz w:val="20"/>
+        </w:rPr>
+        <w:t xml:space="preserve">이 장을 보는 이유  </w:t>
+      </w:r>
+      <w:r>
+        <w:rPr>
+          <w:color w:val="26374C"/>
+          <w:sz w:val="20"/>
+        </w:rPr>
+        <w:t>실행 후 추적과 운영 제어에 필요한 기술 필드를 대조합니다.</w:t>
+      </w:r>
+    </w:p>
     <w:p>
       <w:pPr>
         <w:pStyle w:val="CPFLabel"/>
@@ -3110,7 +2816,7 @@
     <w:tbl>
       <w:tblPr>
         <w:tblW w:type="auto" w:w="0"/>
-        <w:jc w:val="left"/>
+        <w:jc w:val="center"/>
         <w:tblLayout w:type="fixed"/>
         <w:tblLook w:firstColumn="1" w:firstRow="1" w:lastColumn="0" w:lastRow="0" w:noHBand="0" w:noVBand="1" w:val="04A0"/>
       </w:tblPr>
@@ -3125,16 +2831,21 @@
         </w:trPr>
         <w:tc>
           <w:tcPr>
-            <w:tcW w:type="dxa" w:w="3075"/>
-            <w:shd w:fill="17324D"/>
+            <w:tcW w:type="dxa" w:w="3050"/>
+            <w:shd w:fill="223A57"/>
             <w:tcMar>
               <w:top w:w="90" w:type="dxa"/>
-              <w:start w:w="110" w:type="dxa"/>
+              <w:start w:w="100" w:type="dxa"/>
               <w:bottom w:w="90" w:type="dxa"/>
-              <w:end w:w="110" w:type="dxa"/>
+              <w:end w:w="100" w:type="dxa"/>
             </w:tcMar>
+            <w:vAlign w:val="center"/>
           </w:tcPr>
           <w:p>
+            <w:pPr>
+              <w:spacing w:before="0" w:after="0" w:line="252" w:lineRule="auto"/>
+              <w:jc w:val="left"/>
+            </w:pPr>
             <w:r>
               <w:rPr>
                 <w:b/>
@@ -3147,16 +2858,21 @@
         </w:tc>
         <w:tc>
           <w:tcPr>
-            <w:tcW w:type="dxa" w:w="5096"/>
-            <w:shd w:fill="17324D"/>
+            <w:tcW w:type="dxa" w:w="7320"/>
+            <w:shd w:fill="223A57"/>
             <w:tcMar>
               <w:top w:w="90" w:type="dxa"/>
-              <w:start w:w="110" w:type="dxa"/>
+              <w:start w:w="100" w:type="dxa"/>
               <w:bottom w:w="90" w:type="dxa"/>
-              <w:end w:w="110" w:type="dxa"/>
+              <w:end w:w="100" w:type="dxa"/>
             </w:tcMar>
+            <w:vAlign w:val="center"/>
           </w:tcPr>
           <w:p>
+            <w:pPr>
+              <w:spacing w:before="0" w:after="0" w:line="252" w:lineRule="auto"/>
+              <w:jc w:val="left"/>
+            </w:pPr>
             <w:r>
               <w:rPr>
                 <w:b/>
@@ -3169,16 +2885,21 @@
         </w:tc>
         <w:tc>
           <w:tcPr>
-            <w:tcW w:type="dxa" w:w="6853"/>
-            <w:shd w:fill="17324D"/>
+            <w:tcW w:type="dxa" w:w="4880"/>
+            <w:shd w:fill="223A57"/>
             <w:tcMar>
               <w:top w:w="90" w:type="dxa"/>
-              <w:start w:w="110" w:type="dxa"/>
+              <w:start w:w="100" w:type="dxa"/>
               <w:bottom w:w="90" w:type="dxa"/>
-              <w:end w:w="110" w:type="dxa"/>
+              <w:end w:w="100" w:type="dxa"/>
             </w:tcMar>
+            <w:vAlign w:val="center"/>
           </w:tcPr>
           <w:p>
+            <w:pPr>
+              <w:spacing w:before="0" w:after="0" w:line="252" w:lineRule="auto"/>
+              <w:jc w:val="left"/>
+            </w:pPr>
             <w:r>
               <w:rPr>
                 <w:b/>
@@ -3196,23 +2917,23 @@
         </w:trPr>
         <w:tc>
           <w:tcPr>
-            <w:tcW w:type="dxa" w:w="3075"/>
+            <w:tcW w:type="dxa" w:w="3050"/>
             <w:tcMar>
-              <w:top w:w="80" w:type="dxa"/>
+              <w:top w:w="90" w:type="dxa"/>
               <w:start w:w="100" w:type="dxa"/>
-              <w:bottom w:w="80" w:type="dxa"/>
+              <w:bottom w:w="90" w:type="dxa"/>
               <w:end w:w="100" w:type="dxa"/>
             </w:tcMar>
             <w:vAlign w:val="center"/>
           </w:tcPr>
           <w:p>
             <w:pPr>
-              <w:spacing w:after="0" w:line="252" w:lineRule="auto"/>
+              <w:spacing w:after="0" w:line="252" w:lineRule="auto" w:before="0"/>
             </w:pPr>
             <w:r>
               <w:rPr>
                 <w:rFonts w:ascii="Noto Sans KR" w:hAnsi="Noto Sans KR" w:eastAsia="Noto Sans KR"/>
-                <w:sz w:val="16"/>
+                <w:sz w:val="17"/>
               </w:rPr>
               <w:t>transactionId</w:t>
             </w:r>
@@ -3220,23 +2941,23 @@
         </w:tc>
         <w:tc>
           <w:tcPr>
-            <w:tcW w:type="dxa" w:w="5096"/>
+            <w:tcW w:type="dxa" w:w="7320"/>
             <w:tcMar>
-              <w:top w:w="80" w:type="dxa"/>
+              <w:top w:w="90" w:type="dxa"/>
               <w:start w:w="100" w:type="dxa"/>
-              <w:bottom w:w="80" w:type="dxa"/>
+              <w:bottom w:w="90" w:type="dxa"/>
               <w:end w:w="100" w:type="dxa"/>
             </w:tcMar>
             <w:vAlign w:val="center"/>
           </w:tcPr>
           <w:p>
             <w:pPr>
-              <w:spacing w:after="0" w:line="252" w:lineRule="auto"/>
+              <w:spacing w:after="0" w:line="252" w:lineRule="auto" w:before="0"/>
             </w:pPr>
             <w:r>
               <w:rPr>
                 <w:rFonts w:ascii="Noto Sans KR" w:hAnsi="Noto Sans KR" w:eastAsia="Noto Sans KR"/>
-                <w:sz w:val="16"/>
+                <w:sz w:val="17"/>
               </w:rPr>
               <w:t>거래 전체 식별</w:t>
             </w:r>
@@ -3244,23 +2965,23 @@
         </w:tc>
         <w:tc>
           <w:tcPr>
-            <w:tcW w:type="dxa" w:w="6853"/>
+            <w:tcW w:type="dxa" w:w="4880"/>
             <w:tcMar>
-              <w:top w:w="80" w:type="dxa"/>
+              <w:top w:w="90" w:type="dxa"/>
               <w:start w:w="100" w:type="dxa"/>
-              <w:bottom w:w="80" w:type="dxa"/>
+              <w:bottom w:w="90" w:type="dxa"/>
               <w:end w:w="100" w:type="dxa"/>
             </w:tcMar>
             <w:vAlign w:val="center"/>
           </w:tcPr>
           <w:p>
             <w:pPr>
-              <w:spacing w:after="0" w:line="252" w:lineRule="auto"/>
+              <w:spacing w:after="0" w:line="252" w:lineRule="auto" w:before="0"/>
             </w:pPr>
             <w:r>
               <w:rPr>
                 <w:rFonts w:ascii="Noto Sans KR" w:hAnsi="Noto Sans KR" w:eastAsia="Noto Sans KR"/>
-                <w:sz w:val="16"/>
+                <w:sz w:val="17"/>
               </w:rPr>
               <w:t>System6·Trace</w:t>
             </w:r>
@@ -3273,24 +2994,24 @@
         </w:trPr>
         <w:tc>
           <w:tcPr>
-            <w:tcW w:type="dxa" w:w="3075"/>
+            <w:tcW w:type="dxa" w:w="3050"/>
             <w:tcMar>
-              <w:top w:w="80" w:type="dxa"/>
+              <w:top w:w="90" w:type="dxa"/>
               <w:start w:w="100" w:type="dxa"/>
-              <w:bottom w:w="80" w:type="dxa"/>
+              <w:bottom w:w="90" w:type="dxa"/>
               <w:end w:w="100" w:type="dxa"/>
             </w:tcMar>
             <w:vAlign w:val="center"/>
-            <w:shd w:fill="F7FAFC"/>
+            <w:shd w:fill="F5F8FB"/>
           </w:tcPr>
           <w:p>
             <w:pPr>
-              <w:spacing w:after="0" w:line="252" w:lineRule="auto"/>
+              <w:spacing w:after="0" w:line="252" w:lineRule="auto" w:before="0"/>
             </w:pPr>
             <w:r>
               <w:rPr>
                 <w:rFonts w:ascii="Noto Sans KR" w:hAnsi="Noto Sans KR" w:eastAsia="Noto Sans KR"/>
-                <w:sz w:val="16"/>
+                <w:sz w:val="17"/>
               </w:rPr>
               <w:t>operationId</w:t>
             </w:r>
@@ -3298,24 +3019,24 @@
         </w:tc>
         <w:tc>
           <w:tcPr>
-            <w:tcW w:type="dxa" w:w="5096"/>
+            <w:tcW w:type="dxa" w:w="7320"/>
             <w:tcMar>
-              <w:top w:w="80" w:type="dxa"/>
+              <w:top w:w="90" w:type="dxa"/>
               <w:start w:w="100" w:type="dxa"/>
-              <w:bottom w:w="80" w:type="dxa"/>
+              <w:bottom w:w="90" w:type="dxa"/>
               <w:end w:w="100" w:type="dxa"/>
             </w:tcMar>
             <w:vAlign w:val="center"/>
-            <w:shd w:fill="F7FAFC"/>
+            <w:shd w:fill="F5F8FB"/>
           </w:tcPr>
           <w:p>
             <w:pPr>
-              <w:spacing w:after="0" w:line="252" w:lineRule="auto"/>
+              <w:spacing w:after="0" w:line="252" w:lineRule="auto" w:before="0"/>
             </w:pPr>
             <w:r>
               <w:rPr>
                 <w:rFonts w:ascii="Noto Sans KR" w:hAnsi="Noto Sans KR" w:eastAsia="Noto Sans KR"/>
-                <w:sz w:val="16"/>
+                <w:sz w:val="17"/>
               </w:rPr>
               <w:t>업무 Operation 단일 정본</w:t>
             </w:r>
@@ -3323,24 +3044,24 @@
         </w:tc>
         <w:tc>
           <w:tcPr>
-            <w:tcW w:type="dxa" w:w="6853"/>
+            <w:tcW w:type="dxa" w:w="4880"/>
             <w:tcMar>
-              <w:top w:w="80" w:type="dxa"/>
+              <w:top w:w="90" w:type="dxa"/>
               <w:start w:w="100" w:type="dxa"/>
-              <w:bottom w:w="80" w:type="dxa"/>
+              <w:bottom w:w="90" w:type="dxa"/>
               <w:end w:w="100" w:type="dxa"/>
             </w:tcMar>
             <w:vAlign w:val="center"/>
-            <w:shd w:fill="F7FAFC"/>
+            <w:shd w:fill="F5F8FB"/>
           </w:tcPr>
           <w:p>
             <w:pPr>
-              <w:spacing w:after="0" w:line="252" w:lineRule="auto"/>
+              <w:spacing w:after="0" w:line="252" w:lineRule="auto" w:before="0"/>
             </w:pPr>
             <w:r>
               <w:rPr>
                 <w:rFonts w:ascii="Noto Sans KR" w:hAnsi="Noto Sans KR" w:eastAsia="Noto Sans KR"/>
-                <w:sz w:val="16"/>
+                <w:sz w:val="17"/>
               </w:rPr>
               <w:t>Annotation/OpenAPI/Header/Client/ADM/Log</w:t>
             </w:r>
@@ -3353,23 +3074,23 @@
         </w:trPr>
         <w:tc>
           <w:tcPr>
-            <w:tcW w:type="dxa" w:w="3075"/>
+            <w:tcW w:type="dxa" w:w="3050"/>
             <w:tcMar>
-              <w:top w:w="80" w:type="dxa"/>
+              <w:top w:w="90" w:type="dxa"/>
               <w:start w:w="100" w:type="dxa"/>
-              <w:bottom w:w="80" w:type="dxa"/>
+              <w:bottom w:w="90" w:type="dxa"/>
               <w:end w:w="100" w:type="dxa"/>
             </w:tcMar>
             <w:vAlign w:val="center"/>
           </w:tcPr>
           <w:p>
             <w:pPr>
-              <w:spacing w:after="0" w:line="252" w:lineRule="auto"/>
+              <w:spacing w:after="0" w:line="252" w:lineRule="auto" w:before="0"/>
             </w:pPr>
             <w:r>
               <w:rPr>
                 <w:rFonts w:ascii="Noto Sans KR" w:hAnsi="Noto Sans KR" w:eastAsia="Noto Sans KR"/>
-                <w:sz w:val="16"/>
+                <w:sz w:val="17"/>
               </w:rPr>
               <w:t>instanceId</w:t>
             </w:r>
@@ -3377,23 +3098,23 @@
         </w:tc>
         <w:tc>
           <w:tcPr>
-            <w:tcW w:type="dxa" w:w="5096"/>
+            <w:tcW w:type="dxa" w:w="7320"/>
             <w:tcMar>
-              <w:top w:w="80" w:type="dxa"/>
+              <w:top w:w="90" w:type="dxa"/>
               <w:start w:w="100" w:type="dxa"/>
-              <w:bottom w:w="80" w:type="dxa"/>
+              <w:bottom w:w="90" w:type="dxa"/>
               <w:end w:w="100" w:type="dxa"/>
             </w:tcMar>
             <w:vAlign w:val="center"/>
           </w:tcPr>
           <w:p>
             <w:pPr>
-              <w:spacing w:after="0" w:line="252" w:lineRule="auto"/>
+              <w:spacing w:after="0" w:line="252" w:lineRule="auto" w:before="0"/>
             </w:pPr>
             <w:r>
               <w:rPr>
                 <w:rFonts w:ascii="Noto Sans KR" w:hAnsi="Noto Sans KR" w:eastAsia="Noto Sans KR"/>
-                <w:sz w:val="16"/>
+                <w:sz w:val="17"/>
               </w:rPr>
               <w:t>현재 Runtime Instance</w:t>
             </w:r>
@@ -3401,23 +3122,23 @@
         </w:tc>
         <w:tc>
           <w:tcPr>
-            <w:tcW w:type="dxa" w:w="6853"/>
+            <w:tcW w:type="dxa" w:w="4880"/>
             <w:tcMar>
-              <w:top w:w="80" w:type="dxa"/>
+              <w:top w:w="90" w:type="dxa"/>
               <w:start w:w="100" w:type="dxa"/>
-              <w:bottom w:w="80" w:type="dxa"/>
+              <w:bottom w:w="90" w:type="dxa"/>
               <w:end w:w="100" w:type="dxa"/>
             </w:tcMar>
             <w:vAlign w:val="center"/>
           </w:tcPr>
           <w:p>
             <w:pPr>
-              <w:spacing w:after="0" w:line="252" w:lineRule="auto"/>
+              <w:spacing w:after="0" w:line="252" w:lineRule="auto" w:before="0"/>
             </w:pPr>
             <w:r>
               <w:rPr>
                 <w:rFonts w:ascii="Noto Sans KR" w:hAnsi="Noto Sans KR" w:eastAsia="Noto Sans KR"/>
-                <w:sz w:val="16"/>
+                <w:sz w:val="17"/>
               </w:rPr>
               <w:t>Header 제외, Runtime/ADM/Log</w:t>
             </w:r>
@@ -3430,24 +3151,24 @@
         </w:trPr>
         <w:tc>
           <w:tcPr>
-            <w:tcW w:type="dxa" w:w="3075"/>
+            <w:tcW w:type="dxa" w:w="3050"/>
             <w:tcMar>
-              <w:top w:w="80" w:type="dxa"/>
+              <w:top w:w="90" w:type="dxa"/>
               <w:start w:w="100" w:type="dxa"/>
-              <w:bottom w:w="80" w:type="dxa"/>
+              <w:bottom w:w="90" w:type="dxa"/>
               <w:end w:w="100" w:type="dxa"/>
             </w:tcMar>
             <w:vAlign w:val="center"/>
-            <w:shd w:fill="F7FAFC"/>
+            <w:shd w:fill="F5F8FB"/>
           </w:tcPr>
           <w:p>
             <w:pPr>
-              <w:spacing w:after="0" w:line="252" w:lineRule="auto"/>
+              <w:spacing w:after="0" w:line="252" w:lineRule="auto" w:before="0"/>
             </w:pPr>
             <w:r>
               <w:rPr>
                 <w:rFonts w:ascii="Noto Sans KR" w:hAnsi="Noto Sans KR" w:eastAsia="Noto Sans KR"/>
-                <w:sz w:val="16"/>
+                <w:sz w:val="17"/>
               </w:rPr>
               <w:t>systemCode</w:t>
             </w:r>
@@ -3455,24 +3176,24 @@
         </w:tc>
         <w:tc>
           <w:tcPr>
-            <w:tcW w:type="dxa" w:w="5096"/>
+            <w:tcW w:type="dxa" w:w="7320"/>
             <w:tcMar>
-              <w:top w:w="80" w:type="dxa"/>
+              <w:top w:w="90" w:type="dxa"/>
               <w:start w:w="100" w:type="dxa"/>
-              <w:bottom w:w="80" w:type="dxa"/>
+              <w:bottom w:w="90" w:type="dxa"/>
               <w:end w:w="100" w:type="dxa"/>
             </w:tcMar>
             <w:vAlign w:val="center"/>
-            <w:shd w:fill="F7FAFC"/>
+            <w:shd w:fill="F5F8FB"/>
           </w:tcPr>
           <w:p>
             <w:pPr>
-              <w:spacing w:after="0" w:line="252" w:lineRule="auto"/>
+              <w:spacing w:after="0" w:line="252" w:lineRule="auto" w:before="0"/>
             </w:pPr>
             <w:r>
               <w:rPr>
                 <w:rFonts w:ascii="Noto Sans KR" w:hAnsi="Noto Sans KR" w:eastAsia="Noto Sans KR"/>
-                <w:sz w:val="16"/>
+                <w:sz w:val="17"/>
               </w:rPr>
               <w:t>현재 System</w:t>
             </w:r>
@@ -3480,24 +3201,24 @@
         </w:tc>
         <w:tc>
           <w:tcPr>
-            <w:tcW w:type="dxa" w:w="6853"/>
+            <w:tcW w:type="dxa" w:w="4880"/>
             <w:tcMar>
-              <w:top w:w="80" w:type="dxa"/>
+              <w:top w:w="90" w:type="dxa"/>
               <w:start w:w="100" w:type="dxa"/>
-              <w:bottom w:w="80" w:type="dxa"/>
+              <w:bottom w:w="90" w:type="dxa"/>
               <w:end w:w="100" w:type="dxa"/>
             </w:tcMar>
             <w:vAlign w:val="center"/>
-            <w:shd w:fill="F7FAFC"/>
+            <w:shd w:fill="F5F8FB"/>
           </w:tcPr>
           <w:p>
             <w:pPr>
-              <w:spacing w:after="0" w:line="252" w:lineRule="auto"/>
+              <w:spacing w:after="0" w:line="252" w:lineRule="auto" w:before="0"/>
             </w:pPr>
             <w:r>
               <w:rPr>
                 <w:rFonts w:ascii="Noto Sans KR" w:hAnsi="Noto Sans KR" w:eastAsia="Noto Sans KR"/>
-                <w:sz w:val="16"/>
+                <w:sz w:val="17"/>
               </w:rPr>
               <w:t>System6 hop</w:t>
             </w:r>
@@ -3510,23 +3231,23 @@
         </w:trPr>
         <w:tc>
           <w:tcPr>
-            <w:tcW w:type="dxa" w:w="3075"/>
+            <w:tcW w:type="dxa" w:w="3050"/>
             <w:tcMar>
-              <w:top w:w="80" w:type="dxa"/>
+              <w:top w:w="90" w:type="dxa"/>
               <w:start w:w="100" w:type="dxa"/>
-              <w:bottom w:w="80" w:type="dxa"/>
+              <w:bottom w:w="90" w:type="dxa"/>
               <w:end w:w="100" w:type="dxa"/>
             </w:tcMar>
             <w:vAlign w:val="center"/>
           </w:tcPr>
           <w:p>
             <w:pPr>
-              <w:spacing w:after="0" w:line="252" w:lineRule="auto"/>
+              <w:spacing w:after="0" w:line="252" w:lineRule="auto" w:before="0"/>
             </w:pPr>
             <w:r>
               <w:rPr>
                 <w:rFonts w:ascii="Noto Sans KR" w:hAnsi="Noto Sans KR" w:eastAsia="Noto Sans KR"/>
-                <w:sz w:val="16"/>
+                <w:sz w:val="17"/>
               </w:rPr>
               <w:t>originalSystemCode</w:t>
             </w:r>
@@ -3534,23 +3255,23 @@
         </w:tc>
         <w:tc>
           <w:tcPr>
-            <w:tcW w:type="dxa" w:w="5096"/>
+            <w:tcW w:type="dxa" w:w="7320"/>
             <w:tcMar>
-              <w:top w:w="80" w:type="dxa"/>
+              <w:top w:w="90" w:type="dxa"/>
               <w:start w:w="100" w:type="dxa"/>
-              <w:bottom w:w="80" w:type="dxa"/>
+              <w:bottom w:w="90" w:type="dxa"/>
               <w:end w:w="100" w:type="dxa"/>
             </w:tcMar>
             <w:vAlign w:val="center"/>
           </w:tcPr>
           <w:p>
             <w:pPr>
-              <w:spacing w:after="0" w:line="252" w:lineRule="auto"/>
+              <w:spacing w:after="0" w:line="252" w:lineRule="auto" w:before="0"/>
             </w:pPr>
             <w:r>
               <w:rPr>
                 <w:rFonts w:ascii="Noto Sans KR" w:hAnsi="Noto Sans KR" w:eastAsia="Noto Sans KR"/>
-                <w:sz w:val="16"/>
+                <w:sz w:val="17"/>
               </w:rPr>
               <w:t>최초 System</w:t>
             </w:r>
@@ -3558,23 +3279,23 @@
         </w:tc>
         <w:tc>
           <w:tcPr>
-            <w:tcW w:type="dxa" w:w="6853"/>
+            <w:tcW w:type="dxa" w:w="4880"/>
             <w:tcMar>
-              <w:top w:w="80" w:type="dxa"/>
+              <w:top w:w="90" w:type="dxa"/>
               <w:start w:w="100" w:type="dxa"/>
-              <w:bottom w:w="80" w:type="dxa"/>
+              <w:bottom w:w="90" w:type="dxa"/>
               <w:end w:w="100" w:type="dxa"/>
             </w:tcMar>
             <w:vAlign w:val="center"/>
           </w:tcPr>
           <w:p>
             <w:pPr>
-              <w:spacing w:after="0" w:line="252" w:lineRule="auto"/>
+              <w:spacing w:after="0" w:line="252" w:lineRule="auto" w:before="0"/>
             </w:pPr>
             <w:r>
               <w:rPr>
                 <w:rFonts w:ascii="Noto Sans KR" w:hAnsi="Noto Sans KR" w:eastAsia="Noto Sans KR"/>
-                <w:sz w:val="16"/>
+                <w:sz w:val="17"/>
               </w:rPr>
               <w:t>불변</w:t>
             </w:r>
@@ -3615,15 +3336,49 @@
     <w:p>
       <w:pPr>
         <w:pStyle w:val="Heading1"/>
+        <w:keepNext/>
       </w:pPr>
       <w:r>
         <w:t>5 기술 Acceptance Matrix</w:t>
       </w:r>
     </w:p>
+    <w:p>
+      <w:pPr>
+        <w:spacing w:before="80" w:after="200"/>
+        <w:ind w:left="173" w:right="58"/>
+        <w:shd w:fill="F3F7FB"/>
+        <w:pBdr>
+          <w:left w:val="single" w:sz="18" w:space="8" w:color="4F46E5"/>
+        </w:pBdr>
+      </w:pPr>
+      <w:r>
+        <w:rPr>
+          <w:b/>
+          <w:color w:val="362D91"/>
+          <w:sz w:val="20"/>
+        </w:rPr>
+        <w:t xml:space="preserve">이 장을 보는 이유  </w:t>
+      </w:r>
+      <w:r>
+        <w:rPr>
+          <w:color w:val="26374C"/>
+          <w:sz w:val="20"/>
+        </w:rPr>
+        <w:t>제품 사양이 문서에만 존재하지 않고 실제 Source·Runtime·DB3까지 닫혔는지 검수합니다.</w:t>
+      </w:r>
+    </w:p>
+    <w:p>
+      <w:pPr>
+        <w:pStyle w:val="CPFLabel"/>
+      </w:pPr>
+      <w:r>
+        <w:t>Acceptance</w:t>
+      </w:r>
+    </w:p>
     <w:tbl>
       <w:tblPr>
         <w:tblW w:type="auto" w:w="0"/>
-        <w:jc w:val="left"/>
+        <w:jc w:val="center"/>
         <w:tblLayout w:type="fixed"/>
         <w:tblLook w:firstColumn="1" w:firstRow="1" w:lastColumn="0" w:lastRow="0" w:noHBand="0" w:noVBand="1" w:val="04A0"/>
       </w:tblPr>
@@ -3637,78 +3392,21 @@
         </w:trPr>
         <w:tc>
           <w:tcPr>
-            <w:tcW w:type="dxa" w:w="1927"/>
-            <w:shd w:fill="17324D"/>
+            <w:tcW w:type="dxa" w:w="3812"/>
+            <w:shd w:fill="223A57"/>
             <w:tcMar>
-              <w:top w:w="110" w:type="dxa"/>
-              <w:start w:w="140" w:type="dxa"/>
-              <w:bottom w:w="110" w:type="dxa"/>
-              <w:end w:w="140" w:type="dxa"/>
+              <w:top w:w="90" w:type="dxa"/>
+              <w:start w:w="100" w:type="dxa"/>
+              <w:bottom w:w="90" w:type="dxa"/>
+              <w:end w:w="100" w:type="dxa"/>
             </w:tcMar>
+            <w:vAlign w:val="center"/>
           </w:tcPr>
           <w:p>
-            <w:r>
-              <w:rPr>
-                <w:b/>
-                <w:color w:val="FFFFFF"/>
-              </w:rPr>
-              <w:t>이 장을 보는 이유</w:t>
-            </w:r>
-          </w:p>
-        </w:tc>
-        <w:tc>
-          <w:tcPr>
-            <w:tcW w:type="dxa" w:w="11623"/>
-            <w:tcMar>
-              <w:top w:w="110" w:type="dxa"/>
-              <w:start w:w="140" w:type="dxa"/>
-              <w:bottom w:w="110" w:type="dxa"/>
-              <w:end w:w="140" w:type="dxa"/>
-            </w:tcMar>
-          </w:tcPr>
-          <w:p>
-            <w:r>
-              <w:t>제품 사양이 문서에만 존재하지 않고 실제 Source·Runtime·DB3까지 닫혔는지 검수합니다.</w:t>
-            </w:r>
-          </w:p>
-        </w:tc>
-      </w:tr>
-    </w:tbl>
-    <w:p>
-      <w:pPr>
-        <w:pStyle w:val="CPFLabel"/>
-      </w:pPr>
-      <w:r>
-        <w:t>Acceptance</w:t>
-      </w:r>
-    </w:p>
-    <w:tbl>
-      <w:tblPr>
-        <w:tblW w:type="auto" w:w="0"/>
-        <w:jc w:val="left"/>
-        <w:tblLayout w:type="fixed"/>
-        <w:tblLook w:firstColumn="1" w:firstRow="1" w:lastColumn="0" w:lastRow="0" w:noHBand="0" w:noVBand="1" w:val="04A0"/>
-      </w:tblPr>
-      <w:tblGrid>
-        <w:gridCol w:w="7625"/>
-        <w:gridCol w:w="7625"/>
-      </w:tblGrid>
-      <w:tr>
-        <w:trPr>
-          <w:tblHeader w:val="true"/>
-        </w:trPr>
-        <w:tc>
-          <w:tcPr>
-            <w:tcW w:type="dxa" w:w="3895"/>
-            <w:shd w:fill="17324D"/>
-            <w:tcMar>
-              <w:top w:w="90" w:type="dxa"/>
-              <w:start w:w="110" w:type="dxa"/>
-              <w:bottom w:w="90" w:type="dxa"/>
-              <w:end w:w="110" w:type="dxa"/>
-            </w:tcMar>
-          </w:tcPr>
-          <w:p>
+            <w:pPr>
+              <w:spacing w:before="0" w:after="0" w:line="252" w:lineRule="auto"/>
+              <w:jc w:val="left"/>
+            </w:pPr>
             <w:r>
               <w:rPr>
                 <w:b/>
@@ -3721,16 +3419,21 @@
         </w:tc>
         <w:tc>
           <w:tcPr>
-            <w:tcW w:type="dxa" w:w="11130"/>
-            <w:shd w:fill="17324D"/>
+            <w:tcW w:type="dxa" w:w="11437"/>
+            <w:shd w:fill="223A57"/>
             <w:tcMar>
               <w:top w:w="90" w:type="dxa"/>
-              <w:start w:w="110" w:type="dxa"/>
+              <w:start w:w="100" w:type="dxa"/>
               <w:bottom w:w="90" w:type="dxa"/>
-              <w:end w:w="110" w:type="dxa"/>
+              <w:end w:w="100" w:type="dxa"/>
             </w:tcMar>
+            <w:vAlign w:val="center"/>
           </w:tcPr>
           <w:p>
+            <w:pPr>
+              <w:spacing w:before="0" w:after="0" w:line="252" w:lineRule="auto"/>
+              <w:jc w:val="left"/>
+            </w:pPr>
             <w:r>
               <w:rPr>
                 <w:b/>
@@ -3748,23 +3451,23 @@
         </w:trPr>
         <w:tc>
           <w:tcPr>
-            <w:tcW w:type="dxa" w:w="3895"/>
+            <w:tcW w:type="dxa" w:w="3812"/>
             <w:tcMar>
-              <w:top w:w="80" w:type="dxa"/>
+              <w:top w:w="90" w:type="dxa"/>
               <w:start w:w="100" w:type="dxa"/>
-              <w:bottom w:w="80" w:type="dxa"/>
+              <w:bottom w:w="90" w:type="dxa"/>
               <w:end w:w="100" w:type="dxa"/>
             </w:tcMar>
             <w:vAlign w:val="center"/>
           </w:tcPr>
           <w:p>
             <w:pPr>
-              <w:spacing w:after="0" w:line="252" w:lineRule="auto"/>
+              <w:spacing w:after="0" w:line="252" w:lineRule="auto" w:before="0"/>
             </w:pPr>
             <w:r>
               <w:rPr>
                 <w:rFonts w:ascii="Noto Sans KR" w:hAnsi="Noto Sans KR" w:eastAsia="Noto Sans KR"/>
-                <w:sz w:val="16"/>
+                <w:sz w:val="17"/>
               </w:rPr>
               <w:t>Build</w:t>
             </w:r>
@@ -3772,23 +3475,23 @@
         </w:tc>
         <w:tc>
           <w:tcPr>
-            <w:tcW w:type="dxa" w:w="11130"/>
+            <w:tcW w:type="dxa" w:w="11437"/>
             <w:tcMar>
-              <w:top w:w="80" w:type="dxa"/>
+              <w:top w:w="90" w:type="dxa"/>
               <w:start w:w="100" w:type="dxa"/>
-              <w:bottom w:w="80" w:type="dxa"/>
+              <w:bottom w:w="90" w:type="dxa"/>
               <w:end w:w="100" w:type="dxa"/>
             </w:tcMar>
             <w:vAlign w:val="center"/>
           </w:tcPr>
           <w:p>
             <w:pPr>
-              <w:spacing w:after="0" w:line="252" w:lineRule="auto"/>
+              <w:spacing w:after="0" w:line="252" w:lineRule="auto" w:before="0"/>
             </w:pPr>
             <w:r>
               <w:rPr>
                 <w:rFonts w:ascii="Noto Sans KR" w:hAnsi="Noto Sans KR" w:eastAsia="Noto Sans KR"/>
-                <w:sz w:val="16"/>
+                <w:sz w:val="17"/>
               </w:rPr>
               <w:t>Wrapper 기준 compile/test 성공</w:t>
             </w:r>
@@ -3801,24 +3504,24 @@
         </w:trPr>
         <w:tc>
           <w:tcPr>
-            <w:tcW w:type="dxa" w:w="3895"/>
+            <w:tcW w:type="dxa" w:w="3812"/>
             <w:tcMar>
-              <w:top w:w="80" w:type="dxa"/>
+              <w:top w:w="90" w:type="dxa"/>
               <w:start w:w="100" w:type="dxa"/>
-              <w:bottom w:w="80" w:type="dxa"/>
+              <w:bottom w:w="90" w:type="dxa"/>
               <w:end w:w="100" w:type="dxa"/>
             </w:tcMar>
             <w:vAlign w:val="center"/>
-            <w:shd w:fill="F7FAFC"/>
+            <w:shd w:fill="F5F8FB"/>
           </w:tcPr>
           <w:p>
             <w:pPr>
-              <w:spacing w:after="0" w:line="252" w:lineRule="auto"/>
+              <w:spacing w:after="0" w:line="252" w:lineRule="auto" w:before="0"/>
             </w:pPr>
             <w:r>
               <w:rPr>
                 <w:rFonts w:ascii="Noto Sans KR" w:hAnsi="Noto Sans KR" w:eastAsia="Noto Sans KR"/>
-                <w:sz w:val="16"/>
+                <w:sz w:val="17"/>
               </w:rPr>
               <w:t>Starter</w:t>
             </w:r>
@@ -3826,24 +3529,24 @@
         </w:tc>
         <w:tc>
           <w:tcPr>
-            <w:tcW w:type="dxa" w:w="11130"/>
+            <w:tcW w:type="dxa" w:w="11437"/>
             <w:tcMar>
-              <w:top w:w="80" w:type="dxa"/>
+              <w:top w:w="90" w:type="dxa"/>
               <w:start w:w="100" w:type="dxa"/>
-              <w:bottom w:w="80" w:type="dxa"/>
+              <w:bottom w:w="90" w:type="dxa"/>
               <w:end w:w="100" w:type="dxa"/>
             </w:tcMar>
             <w:vAlign w:val="center"/>
-            <w:shd w:fill="F7FAFC"/>
+            <w:shd w:fill="F5F8FB"/>
           </w:tcPr>
           <w:p>
             <w:pPr>
-              <w:spacing w:after="0" w:line="252" w:lineRule="auto"/>
+              <w:spacing w:after="0" w:line="252" w:lineRule="auto" w:before="0"/>
             </w:pPr>
             <w:r>
               <w:rPr>
                 <w:rFonts w:ascii="Noto Sans KR" w:hAnsi="Noto Sans KR" w:eastAsia="Noto Sans KR"/>
-                <w:sz w:val="16"/>
+                <w:sz w:val="17"/>
               </w:rPr>
               <w:t>Public Surface→AutoConfiguration→실제 Consumer 연결</w:t>
             </w:r>
@@ -3856,23 +3559,23 @@
         </w:trPr>
         <w:tc>
           <w:tcPr>
-            <w:tcW w:type="dxa" w:w="3895"/>
+            <w:tcW w:type="dxa" w:w="3812"/>
             <w:tcMar>
-              <w:top w:w="80" w:type="dxa"/>
+              <w:top w:w="90" w:type="dxa"/>
               <w:start w:w="100" w:type="dxa"/>
-              <w:bottom w:w="80" w:type="dxa"/>
+              <w:bottom w:w="90" w:type="dxa"/>
               <w:end w:w="100" w:type="dxa"/>
             </w:tcMar>
             <w:vAlign w:val="center"/>
           </w:tcPr>
           <w:p>
             <w:pPr>
-              <w:spacing w:after="0" w:line="252" w:lineRule="auto"/>
+              <w:spacing w:after="0" w:line="252" w:lineRule="auto" w:before="0"/>
             </w:pPr>
             <w:r>
               <w:rPr>
                 <w:rFonts w:ascii="Noto Sans KR" w:hAnsi="Noto Sans KR" w:eastAsia="Noto Sans KR"/>
-                <w:sz w:val="16"/>
+                <w:sz w:val="17"/>
               </w:rPr>
               <w:t>Topology</w:t>
             </w:r>
@@ -3880,23 +3583,23 @@
         </w:tc>
         <w:tc>
           <w:tcPr>
-            <w:tcW w:type="dxa" w:w="11130"/>
+            <w:tcW w:type="dxa" w:w="11437"/>
             <w:tcMar>
-              <w:top w:w="80" w:type="dxa"/>
+              <w:top w:w="90" w:type="dxa"/>
               <w:start w:w="100" w:type="dxa"/>
-              <w:bottom w:w="80" w:type="dxa"/>
+              <w:bottom w:w="90" w:type="dxa"/>
               <w:end w:w="100" w:type="dxa"/>
             </w:tcMar>
             <w:vAlign w:val="center"/>
           </w:tcPr>
           <w:p>
             <w:pPr>
-              <w:spacing w:after="0" w:line="252" w:lineRule="auto"/>
+              <w:spacing w:after="0" w:line="252" w:lineRule="auto" w:before="0"/>
             </w:pPr>
             <w:r>
               <w:rPr>
                 <w:rFonts w:ascii="Noto Sans KR" w:hAnsi="Noto Sans KR" w:eastAsia="Noto Sans KR"/>
-                <w:sz w:val="16"/>
+                <w:sz w:val="17"/>
               </w:rPr>
               <w:t>Same JVM/Remote 계약 parity, self-HTTP 0</w:t>
             </w:r>
@@ -3909,24 +3612,24 @@
         </w:trPr>
         <w:tc>
           <w:tcPr>
-            <w:tcW w:type="dxa" w:w="3895"/>
+            <w:tcW w:type="dxa" w:w="3812"/>
             <w:tcMar>
-              <w:top w:w="80" w:type="dxa"/>
+              <w:top w:w="90" w:type="dxa"/>
               <w:start w:w="100" w:type="dxa"/>
-              <w:bottom w:w="80" w:type="dxa"/>
+              <w:bottom w:w="90" w:type="dxa"/>
               <w:end w:w="100" w:type="dxa"/>
             </w:tcMar>
             <w:vAlign w:val="center"/>
-            <w:shd w:fill="F7FAFC"/>
+            <w:shd w:fill="F5F8FB"/>
           </w:tcPr>
           <w:p>
             <w:pPr>
-              <w:spacing w:after="0" w:line="252" w:lineRule="auto"/>
+              <w:spacing w:after="0" w:line="252" w:lineRule="auto" w:before="0"/>
             </w:pPr>
             <w:r>
               <w:rPr>
                 <w:rFonts w:ascii="Noto Sans KR" w:hAnsi="Noto Sans KR" w:eastAsia="Noto Sans KR"/>
-                <w:sz w:val="16"/>
+                <w:sz w:val="17"/>
               </w:rPr>
               <w:t>DB3</w:t>
             </w:r>
@@ -3934,24 +3637,24 @@
         </w:tc>
         <w:tc>
           <w:tcPr>
-            <w:tcW w:type="dxa" w:w="11130"/>
+            <w:tcW w:type="dxa" w:w="11437"/>
             <w:tcMar>
-              <w:top w:w="80" w:type="dxa"/>
+              <w:top w:w="90" w:type="dxa"/>
               <w:start w:w="100" w:type="dxa"/>
-              <w:bottom w:w="80" w:type="dxa"/>
+              <w:bottom w:w="90" w:type="dxa"/>
               <w:end w:w="100" w:type="dxa"/>
             </w:tcMar>
             <w:vAlign w:val="center"/>
-            <w:shd w:fill="F7FAFC"/>
+            <w:shd w:fill="F5F8FB"/>
           </w:tcPr>
           <w:p>
             <w:pPr>
-              <w:spacing w:after="0" w:line="252" w:lineRule="auto"/>
+              <w:spacing w:after="0" w:line="252" w:lineRule="auto" w:before="0"/>
             </w:pPr>
             <w:r>
               <w:rPr>
                 <w:rFonts w:ascii="Noto Sans KR" w:hAnsi="Noto Sans KR" w:eastAsia="Noto Sans KR"/>
-                <w:sz w:val="16"/>
+                <w:sz w:val="17"/>
               </w:rPr>
               <w:t>Oracle/PostgreSQL/MariaDB Install/Upgrade/Recovery/Runtime parity</w:t>
             </w:r>
@@ -3964,23 +3667,23 @@
         </w:trPr>
         <w:tc>
           <w:tcPr>
-            <w:tcW w:type="dxa" w:w="3895"/>
+            <w:tcW w:type="dxa" w:w="3812"/>
             <w:tcMar>
-              <w:top w:w="80" w:type="dxa"/>
+              <w:top w:w="90" w:type="dxa"/>
               <w:start w:w="100" w:type="dxa"/>
-              <w:bottom w:w="80" w:type="dxa"/>
+              <w:bottom w:w="90" w:type="dxa"/>
               <w:end w:w="100" w:type="dxa"/>
             </w:tcMar>
             <w:vAlign w:val="center"/>
           </w:tcPr>
           <w:p>
             <w:pPr>
-              <w:spacing w:after="0" w:line="252" w:lineRule="auto"/>
+              <w:spacing w:after="0" w:line="252" w:lineRule="auto" w:before="0"/>
             </w:pPr>
             <w:r>
               <w:rPr>
                 <w:rFonts w:ascii="Noto Sans KR" w:hAnsi="Noto Sans KR" w:eastAsia="Noto Sans KR"/>
-                <w:sz w:val="16"/>
+                <w:sz w:val="17"/>
               </w:rPr>
               <w:t>Generator</w:t>
             </w:r>
@@ -3988,23 +3691,23 @@
         </w:tc>
         <w:tc>
           <w:tcPr>
-            <w:tcW w:type="dxa" w:w="11130"/>
+            <w:tcW w:type="dxa" w:w="11437"/>
             <w:tcMar>
-              <w:top w:w="80" w:type="dxa"/>
+              <w:top w:w="90" w:type="dxa"/>
               <w:start w:w="100" w:type="dxa"/>
-              <w:bottom w:w="80" w:type="dxa"/>
+              <w:bottom w:w="90" w:type="dxa"/>
               <w:end w:w="100" w:type="dxa"/>
             </w:tcMar>
             <w:vAlign w:val="center"/>
           </w:tcPr>
           <w:p>
             <w:pPr>
-              <w:spacing w:after="0" w:line="252" w:lineRule="auto"/>
+              <w:spacing w:after="0" w:line="252" w:lineRule="auto" w:before="0"/>
             </w:pPr>
             <w:r>
               <w:rPr>
                 <w:rFonts w:ascii="Noto Sans KR" w:hAnsi="Noto Sans KR" w:eastAsia="Noto Sans KR"/>
-                <w:sz w:val="16"/>
+                <w:sz w:val="17"/>
               </w:rPr>
               <w:t>Canonical 입력→fresh generation→compile/test</w:t>
             </w:r>
@@ -4017,24 +3720,24 @@
         </w:trPr>
         <w:tc>
           <w:tcPr>
-            <w:tcW w:type="dxa" w:w="3895"/>
+            <w:tcW w:type="dxa" w:w="3812"/>
             <w:tcMar>
-              <w:top w:w="80" w:type="dxa"/>
+              <w:top w:w="90" w:type="dxa"/>
               <w:start w:w="100" w:type="dxa"/>
-              <w:bottom w:w="80" w:type="dxa"/>
+              <w:bottom w:w="90" w:type="dxa"/>
               <w:end w:w="100" w:type="dxa"/>
             </w:tcMar>
             <w:vAlign w:val="center"/>
-            <w:shd w:fill="F7FAFC"/>
+            <w:shd w:fill="F5F8FB"/>
           </w:tcPr>
           <w:p>
             <w:pPr>
-              <w:spacing w:after="0" w:line="252" w:lineRule="auto"/>
+              <w:spacing w:after="0" w:line="252" w:lineRule="auto" w:before="0"/>
             </w:pPr>
             <w:r>
               <w:rPr>
                 <w:rFonts w:ascii="Noto Sans KR" w:hAnsi="Noto Sans KR" w:eastAsia="Noto Sans KR"/>
-                <w:sz w:val="16"/>
+                <w:sz w:val="17"/>
               </w:rPr>
               <w:t>Operations</w:t>
             </w:r>
@@ -4042,24 +3745,24 @@
         </w:tc>
         <w:tc>
           <w:tcPr>
-            <w:tcW w:type="dxa" w:w="11130"/>
+            <w:tcW w:type="dxa" w:w="11437"/>
             <w:tcMar>
-              <w:top w:w="80" w:type="dxa"/>
+              <w:top w:w="90" w:type="dxa"/>
               <w:start w:w="100" w:type="dxa"/>
-              <w:bottom w:w="80" w:type="dxa"/>
+              <w:bottom w:w="90" w:type="dxa"/>
               <w:end w:w="100" w:type="dxa"/>
             </w:tcMar>
             <w:vAlign w:val="center"/>
-            <w:shd w:fill="F7FAFC"/>
+            <w:shd w:fill="F5F8FB"/>
           </w:tcPr>
           <w:p>
             <w:pPr>
-              <w:spacing w:after="0" w:line="252" w:lineRule="auto"/>
+              <w:spacing w:after="0" w:line="252" w:lineRule="auto" w:before="0"/>
             </w:pPr>
             <w:r>
               <w:rPr>
                 <w:rFonts w:ascii="Noto Sans KR" w:hAnsi="Noto Sans KR" w:eastAsia="Noto Sans KR"/>
-                <w:sz w:val="16"/>
+                <w:sz w:val="17"/>
               </w:rPr>
               <w:t>transactionId/operationId/instanceId 추적 가능</w:t>
             </w:r>
@@ -4072,23 +3775,23 @@
         </w:trPr>
         <w:tc>
           <w:tcPr>
-            <w:tcW w:type="dxa" w:w="3895"/>
+            <w:tcW w:type="dxa" w:w="3812"/>
             <w:tcMar>
-              <w:top w:w="80" w:type="dxa"/>
+              <w:top w:w="90" w:type="dxa"/>
               <w:start w:w="100" w:type="dxa"/>
-              <w:bottom w:w="80" w:type="dxa"/>
+              <w:bottom w:w="90" w:type="dxa"/>
               <w:end w:w="100" w:type="dxa"/>
             </w:tcMar>
             <w:vAlign w:val="center"/>
           </w:tcPr>
           <w:p>
             <w:pPr>
-              <w:spacing w:after="0" w:line="252" w:lineRule="auto"/>
+              <w:spacing w:after="0" w:line="252" w:lineRule="auto" w:before="0"/>
             </w:pPr>
             <w:r>
               <w:rPr>
                 <w:rFonts w:ascii="Noto Sans KR" w:hAnsi="Noto Sans KR" w:eastAsia="Noto Sans KR"/>
-                <w:sz w:val="16"/>
+                <w:sz w:val="17"/>
               </w:rPr>
               <w:t>Security</w:t>
             </w:r>
@@ -4096,23 +3799,23 @@
         </w:tc>
         <w:tc>
           <w:tcPr>
-            <w:tcW w:type="dxa" w:w="11130"/>
+            <w:tcW w:type="dxa" w:w="11437"/>
             <w:tcMar>
-              <w:top w:w="80" w:type="dxa"/>
+              <w:top w:w="90" w:type="dxa"/>
               <w:start w:w="100" w:type="dxa"/>
-              <w:bottom w:w="80" w:type="dxa"/>
+              <w:bottom w:w="90" w:type="dxa"/>
               <w:end w:w="100" w:type="dxa"/>
             </w:tcMar>
             <w:vAlign w:val="center"/>
           </w:tcPr>
           <w:p>
             <w:pPr>
-              <w:spacing w:after="0" w:line="252" w:lineRule="auto"/>
+              <w:spacing w:after="0" w:line="252" w:lineRule="auto" w:before="0"/>
             </w:pPr>
             <w:r>
               <w:rPr>
                 <w:rFonts w:ascii="Noto Sans KR" w:hAnsi="Noto Sans KR" w:eastAsia="Noto Sans KR"/>
-                <w:sz w:val="16"/>
+                <w:sz w:val="17"/>
               </w:rPr>
               <w:t>Permission/Reason/Approval/Audit 및 Secret/PII 원문 0</w:t>
             </w:r>
@@ -4125,24 +3828,24 @@
         </w:trPr>
         <w:tc>
           <w:tcPr>
-            <w:tcW w:type="dxa" w:w="3895"/>
+            <w:tcW w:type="dxa" w:w="3812"/>
             <w:tcMar>
-              <w:top w:w="80" w:type="dxa"/>
+              <w:top w:w="90" w:type="dxa"/>
               <w:start w:w="100" w:type="dxa"/>
-              <w:bottom w:w="80" w:type="dxa"/>
+              <w:bottom w:w="90" w:type="dxa"/>
               <w:end w:w="100" w:type="dxa"/>
             </w:tcMar>
             <w:vAlign w:val="center"/>
-            <w:shd w:fill="F7FAFC"/>
+            <w:shd w:fill="F5F8FB"/>
           </w:tcPr>
           <w:p>
             <w:pPr>
-              <w:spacing w:after="0" w:line="252" w:lineRule="auto"/>
+              <w:spacing w:after="0" w:line="252" w:lineRule="auto" w:before="0"/>
             </w:pPr>
             <w:r>
               <w:rPr>
                 <w:rFonts w:ascii="Noto Sans KR" w:hAnsi="Noto Sans KR" w:eastAsia="Noto Sans KR"/>
-                <w:sz w:val="16"/>
+                <w:sz w:val="17"/>
               </w:rPr>
               <w:t>Failure</w:t>
             </w:r>
@@ -4150,24 +3853,24 @@
         </w:tc>
         <w:tc>
           <w:tcPr>
-            <w:tcW w:type="dxa" w:w="11130"/>
+            <w:tcW w:type="dxa" w:w="11437"/>
             <w:tcMar>
-              <w:top w:w="80" w:type="dxa"/>
+              <w:top w:w="90" w:type="dxa"/>
               <w:start w:w="100" w:type="dxa"/>
-              <w:bottom w:w="80" w:type="dxa"/>
+              <w:bottom w:w="90" w:type="dxa"/>
               <w:end w:w="100" w:type="dxa"/>
             </w:tcMar>
             <w:vAlign w:val="center"/>
-            <w:shd w:fill="F7FAFC"/>
+            <w:shd w:fill="F5F8FB"/>
           </w:tcPr>
           <w:p>
             <w:pPr>
-              <w:spacing w:after="0" w:line="252" w:lineRule="auto"/>
+              <w:spacing w:after="0" w:line="252" w:lineRule="auto" w:before="0"/>
             </w:pPr>
             <w:r>
               <w:rPr>
                 <w:rFonts w:ascii="Noto Sans KR" w:hAnsi="Noto Sans KR" w:eastAsia="Noto Sans KR"/>
-                <w:sz w:val="16"/>
+                <w:sz w:val="17"/>
               </w:rPr>
               <w:t>Timeout/Retry/UNKNOWN/Reconcile 경로 존재</w:t>
             </w:r>
@@ -4180,23 +3883,23 @@
         </w:trPr>
         <w:tc>
           <w:tcPr>
-            <w:tcW w:type="dxa" w:w="3895"/>
+            <w:tcW w:type="dxa" w:w="3812"/>
             <w:tcMar>
-              <w:top w:w="80" w:type="dxa"/>
+              <w:top w:w="90" w:type="dxa"/>
               <w:start w:w="100" w:type="dxa"/>
-              <w:bottom w:w="80" w:type="dxa"/>
+              <w:bottom w:w="90" w:type="dxa"/>
               <w:end w:w="100" w:type="dxa"/>
             </w:tcMar>
             <w:vAlign w:val="center"/>
           </w:tcPr>
           <w:p>
             <w:pPr>
-              <w:spacing w:after="0" w:line="252" w:lineRule="auto"/>
+              <w:spacing w:after="0" w:line="252" w:lineRule="auto" w:before="0"/>
             </w:pPr>
             <w:r>
               <w:rPr>
                 <w:rFonts w:ascii="Noto Sans KR" w:hAnsi="Noto Sans KR" w:eastAsia="Noto Sans KR"/>
-                <w:sz w:val="16"/>
+                <w:sz w:val="17"/>
               </w:rPr>
               <w:t>Evidence</w:t>
             </w:r>
@@ -4204,23 +3907,23 @@
         </w:tc>
         <w:tc>
           <w:tcPr>
-            <w:tcW w:type="dxa" w:w="11130"/>
+            <w:tcW w:type="dxa" w:w="11437"/>
             <w:tcMar>
-              <w:top w:w="80" w:type="dxa"/>
+              <w:top w:w="90" w:type="dxa"/>
               <w:start w:w="100" w:type="dxa"/>
-              <w:bottom w:w="80" w:type="dxa"/>
+              <w:bottom w:w="90" w:type="dxa"/>
               <w:end w:w="100" w:type="dxa"/>
             </w:tcMar>
             <w:vAlign w:val="center"/>
           </w:tcPr>
           <w:p>
             <w:pPr>
-              <w:spacing w:after="0" w:line="252" w:lineRule="auto"/>
+              <w:spacing w:after="0" w:line="252" w:lineRule="auto" w:before="0"/>
             </w:pPr>
             <w:r>
               <w:rPr>
                 <w:rFonts w:ascii="Noto Sans KR" w:hAnsi="Noto Sans KR" w:eastAsia="Noto Sans KR"/>
-                <w:sz w:val="16"/>
+                <w:sz w:val="17"/>
               </w:rPr>
               <w:t>실행 명령·ExitCode·Source SHA와 결과 일치</w:t>
             </w:r>
@@ -4228,15 +3931,6 @@
         </w:tc>
       </w:tr>
     </w:tbl>
-    <w:p>
-      <w:pPr>
-        <w:pStyle w:val="CPFCaption"/>
-        <w:spacing w:before="160"/>
-      </w:pPr>
-      <w:r>
-        <w:t>근거: Source snapshot ZIP-SHA256:B47BCE7700700BF4의 Public 계약과 CPF 정본 문서. Source에 없는 API·옵션은 작성하지 않음.</w:t>
-      </w:r>
-    </w:p>
     <w:sectPr>
       <w:headerReference w:type="default" r:id="rId9"/>
       <w:footerReference w:type="default" r:id="rId10"/>
@@ -4656,12 +4350,12 @@
     <w:qFormat/>
     <w:rsid w:val="00FC693F"/>
     <w:pPr>
-      <w:spacing w:after="86" w:line="283" w:lineRule="auto"/>
+      <w:spacing w:after="100" w:line="281" w:lineRule="auto"/>
     </w:pPr>
     <w:rPr>
       <w:rFonts w:ascii="Noto Sans KR" w:hAnsi="Noto Sans KR" w:eastAsia="Noto Sans KR"/>
       <w:color w:val="243547"/>
-      <w:sz w:val="18"/>
+      <w:sz w:val="19"/>
     </w:rPr>
   </w:style>
   <w:style w:type="paragraph" w:styleId="Header">
@@ -4719,7 +4413,7 @@
     <w:pPr>
       <w:keepNext/>
       <w:keepLines/>
-      <w:spacing w:before="300" w:after="100"/>
+      <w:spacing w:before="480" w:after="180"/>
       <w:outlineLvl w:val="0"/>
     </w:pPr>
     <w:rPr>
@@ -4727,7 +4421,7 @@
       <w:b/>
       <w:bCs/>
       <w:color w:val="17324D"/>
-      <w:sz w:val="34"/>
+      <w:sz w:val="38"/>
       <w:szCs w:val="28"/>
     </w:rPr>
   </w:style>
@@ -4743,7 +4437,7 @@
     <w:pPr>
       <w:keepNext/>
       <w:keepLines/>
-      <w:spacing w:before="200" w:after="60"/>
+      <w:spacing w:before="340" w:after="120"/>
       <w:ind w:left="113"/>
       <w:outlineLvl w:val="1"/>
     </w:pPr>
@@ -4751,8 +4445,8 @@
       <w:rFonts w:asciiTheme="majorHAnsi" w:eastAsiaTheme="majorEastAsia" w:hAnsiTheme="majorHAnsi" w:cstheme="majorBidi" w:ascii="Noto Sans KR" w:hAnsi="Noto Sans KR" w:eastAsia="Noto Sans KR"/>
       <w:b/>
       <w:bCs/>
-      <w:color w:val="17324D"/>
-      <w:sz w:val="25"/>
+      <w:color w:val="4F46E5"/>
+      <w:sz w:val="28"/>
       <w:szCs w:val="26"/>
     </w:rPr>
   </w:style>
@@ -4768,7 +4462,7 @@
     <w:pPr>
       <w:keepNext/>
       <w:keepLines/>
-      <w:spacing w:before="140" w:after="40"/>
+      <w:spacing w:before="240" w:after="80"/>
       <w:ind w:left="255"/>
       <w:outlineLvl w:val="2"/>
     </w:pPr>
@@ -4776,8 +4470,8 @@
       <w:rFonts w:asciiTheme="majorHAnsi" w:eastAsiaTheme="majorEastAsia" w:hAnsiTheme="majorHAnsi" w:cstheme="majorBidi" w:ascii="Noto Sans KR" w:hAnsi="Noto Sans KR" w:eastAsia="Noto Sans KR"/>
       <w:b/>
       <w:bCs/>
-      <w:color w:val="7154C7"/>
-      <w:sz w:val="21"/>
+      <w:color w:val="17324D"/>
+      <w:sz w:val="22"/>
     </w:rPr>
   </w:style>
   <w:style w:type="paragraph" w:styleId="Heading4">
@@ -5011,7 +4705,7 @@
       <w:pBdr>
         <w:bottom w:val="single" w:sz="8" w:space="4" w:color="4F81BD" w:themeColor="accent1"/>
       </w:pBdr>
-      <w:spacing w:after="300" w:line="240" w:lineRule="auto"/>
+      <w:spacing w:after="200" w:line="240" w:lineRule="auto"/>
       <w:contextualSpacing/>
     </w:pPr>
     <w:rPr>
@@ -5020,7 +4714,7 @@
       <w:color w:val="071A2B"/>
       <w:spacing w:val="5"/>
       <w:kern w:val="28"/>
-      <w:sz w:val="60"/>
+      <w:sz w:val="50"/>
       <w:szCs w:val="52"/>
     </w:rPr>
   </w:style>

--- a/cpf-docs/deliverables/기술사양서.docx
+++ b/cpf-docs/deliverables/기술사양서.docx
@@ -4,14 +4,14 @@
   <w:body>
     <w:p>
       <w:pPr>
-        <w:spacing w:before="280"/>
+        <w:spacing w:before="280" w:after="60"/>
       </w:pPr>
       <w:r>
         <w:rPr>
-          <w:rFonts w:ascii="Noto Sans KR" w:hAnsi="Noto Sans KR"/>
+          <w:rFonts w:ascii="Noto Sans KR" w:hAnsi="Noto Sans KR" w:eastAsia="Noto Sans KR" w:cs="Noto Sans KR"/>
           <w:b/>
-          <w:color w:val="00B882"/>
-          <w:sz w:val="22"/>
+          <w:color w:val="0F9D7A"/>
+          <w:sz w:val="16"/>
         </w:rPr>
         <w:t>CORE PLATFORM FRAMEWORK</w:t>
       </w:r>
@@ -21,6 +21,9 @@
         <w:pStyle w:val="Title"/>
       </w:pPr>
       <w:r>
+        <w:rPr>
+          <w:rFonts w:ascii="Noto Sans KR" w:hAnsi="Noto Sans KR" w:eastAsia="Noto Sans KR" w:cs="Noto Sans KR"/>
+        </w:rPr>
         <w:t>기술사양서</w:t>
       </w:r>
     </w:p>
@@ -29,218 +32,68 @@
         <w:pStyle w:val="Subtitle"/>
       </w:pPr>
       <w:r>
+        <w:rPr>
+          <w:rFonts w:ascii="Noto Sans KR" w:hAnsi="Noto Sans KR" w:eastAsia="Noto Sans KR" w:cs="Noto Sans KR"/>
+        </w:rPr>
         <w:t>CPF Runtime·모듈·Public Surface·운영 연계의 구현 사양을 검수하는 문서</w:t>
       </w:r>
     </w:p>
     <w:p>
       <w:pPr>
-        <w:spacing w:before="240" w:after="160"/>
+        <w:pStyle w:val="CPFLead"/>
+        <w:shd w:fill="EEF5FB"/>
+        <w:pBdr>
+          <w:left w:val="single" w:sz="20" w:space="8" w:color="0F9D7A"/>
+        </w:pBdr>
+        <w:spacing w:before="80" w:after="180"/>
+        <w:ind w:left="170" w:right="113"/>
       </w:pPr>
-    </w:p>
-    <w:tbl>
-      <w:tblPr>
-        <w:tblW w:type="auto" w:w="0"/>
-        <w:jc w:val="center"/>
-        <w:tblLayout w:type="fixed"/>
-        <w:tblLook w:firstColumn="1" w:firstRow="1" w:lastColumn="0" w:lastRow="0" w:noHBand="0" w:noVBand="1" w:val="04A0"/>
-      </w:tblPr>
-      <w:tblGrid>
-        <w:gridCol w:w="7625"/>
-        <w:gridCol w:w="7625"/>
-      </w:tblGrid>
-      <w:tr>
-        <w:trPr>
-          <w:tblHeader w:val="true"/>
-        </w:trPr>
-        <w:tc>
-          <w:tcPr>
-            <w:tcW w:type="dxa" w:w="3660"/>
-            <w:tcMar>
-              <w:top w:w="90" w:type="dxa"/>
-              <w:start w:w="100" w:type="dxa"/>
-              <w:bottom w:w="90" w:type="dxa"/>
-              <w:end w:w="100" w:type="dxa"/>
-            </w:tcMar>
-            <w:shd w:fill="223A57"/>
-            <w:vAlign w:val="center"/>
-          </w:tcPr>
-          <w:p>
-            <w:pPr>
-              <w:spacing w:before="0" w:after="0" w:line="252" w:lineRule="auto"/>
-              <w:jc w:val="left"/>
-            </w:pPr>
-            <w:r>
-              <w:rPr>
-                <w:b/>
-                <w:color w:val="FFFFFF"/>
-                <w:sz w:val="16"/>
-              </w:rPr>
-              <w:t>누가 보는가</w:t>
-            </w:r>
-          </w:p>
-        </w:tc>
-        <w:tc>
-          <w:tcPr>
-            <w:tcW w:type="dxa" w:w="11590"/>
-            <w:tcMar>
-              <w:top w:w="90" w:type="dxa"/>
-              <w:start w:w="100" w:type="dxa"/>
-              <w:bottom w:w="90" w:type="dxa"/>
-              <w:end w:w="100" w:type="dxa"/>
-            </w:tcMar>
-            <w:vAlign w:val="center"/>
-            <w:shd w:fill="223A57"/>
-          </w:tcPr>
-          <w:p>
-            <w:pPr>
-              <w:spacing w:before="0" w:after="0" w:line="252" w:lineRule="auto"/>
-              <w:jc w:val="left"/>
-            </w:pPr>
-            <w:r>
-              <w:rPr>
-                <w:b/>
-                <w:color w:val="FFFFFF"/>
-                <w:sz w:val="16"/>
-              </w:rPr>
-              <w:t>아키텍트·기술 검수자</w:t>
-            </w:r>
-          </w:p>
-        </w:tc>
-      </w:tr>
-      <w:tr>
-        <w:tc>
-          <w:tcPr>
-            <w:tcW w:type="dxa" w:w="3660"/>
-            <w:tcMar>
-              <w:top w:w="90" w:type="dxa"/>
-              <w:start w:w="100" w:type="dxa"/>
-              <w:bottom w:w="90" w:type="dxa"/>
-              <w:end w:w="100" w:type="dxa"/>
-            </w:tcMar>
-            <w:shd w:fill="17324D"/>
-            <w:vAlign w:val="center"/>
-          </w:tcPr>
-          <w:p>
-            <w:pPr>
-              <w:spacing w:before="0" w:after="0" w:line="252" w:lineRule="auto"/>
-            </w:pPr>
-            <w:r>
-              <w:rPr>
-                <w:b/>
-                <w:color w:val="FFFFFF"/>
-                <w:sz w:val="17"/>
-              </w:rPr>
-              <w:t>이 문서로 끝낼 일</w:t>
-            </w:r>
-          </w:p>
-        </w:tc>
-        <w:tc>
-          <w:tcPr>
-            <w:tcW w:type="dxa" w:w="11590"/>
-            <w:tcMar>
-              <w:top w:w="90" w:type="dxa"/>
-              <w:start w:w="100" w:type="dxa"/>
-              <w:bottom w:w="90" w:type="dxa"/>
-              <w:end w:w="100" w:type="dxa"/>
-            </w:tcMar>
-            <w:vAlign w:val="center"/>
-          </w:tcPr>
-          <w:p>
-            <w:pPr>
-              <w:spacing w:before="0" w:after="0" w:line="252" w:lineRule="auto"/>
-            </w:pPr>
-            <w:r>
-              <w:rPr>
-                <w:sz w:val="17"/>
-              </w:rPr>
-              <w:t>실행 기준·Deployable·Public/Internal 경계와 기술 Acceptance를 Source 정본과 대조한다</w:t>
-            </w:r>
-          </w:p>
-        </w:tc>
-      </w:tr>
-      <w:tr>
-        <w:tc>
-          <w:tcPr>
-            <w:tcW w:type="dxa" w:w="3660"/>
-            <w:tcMar>
-              <w:top w:w="90" w:type="dxa"/>
-              <w:start w:w="100" w:type="dxa"/>
-              <w:bottom w:w="90" w:type="dxa"/>
-              <w:end w:w="100" w:type="dxa"/>
-            </w:tcMar>
-            <w:shd w:fill="F5F8FB"/>
-            <w:vAlign w:val="center"/>
-          </w:tcPr>
-          <w:p>
-            <w:pPr>
-              <w:spacing w:before="0" w:after="0" w:line="252" w:lineRule="auto"/>
-            </w:pPr>
-            <w:r>
-              <w:rPr>
-                <w:b/>
-                <w:color w:val="FFFFFF"/>
-                <w:sz w:val="17"/>
-              </w:rPr>
-              <w:t>기준</w:t>
-            </w:r>
-          </w:p>
-        </w:tc>
-        <w:tc>
-          <w:tcPr>
-            <w:tcW w:type="dxa" w:w="11590"/>
-            <w:tcMar>
-              <w:top w:w="90" w:type="dxa"/>
-              <w:start w:w="100" w:type="dxa"/>
-              <w:bottom w:w="90" w:type="dxa"/>
-              <w:end w:w="100" w:type="dxa"/>
-            </w:tcMar>
-            <w:vAlign w:val="center"/>
-            <w:shd w:fill="F5F8FB"/>
-          </w:tcPr>
-          <w:p>
-            <w:r>
-              <w:rPr>
-                <w:color w:val="26374C"/>
-                <w:sz w:val="16"/>
-              </w:rPr>
-              <w:t>Harness 2.3.0 · Source A5B7844665F4 · Oracle/PostgreSQL/MariaDB</w:t>
-            </w:r>
-          </w:p>
-        </w:tc>
-      </w:tr>
-    </w:tbl>
-    <w:p>
-      <w:pPr>
-        <w:spacing w:before="200"/>
-      </w:pPr>
+      <w:r>
+        <w:t>아키텍트·기술 검수자를 위한 실무 문서입니다. 실행 기준·Deployable·Public/Internal 경계와 기술 Acceptance를 Source 정본과 대조합니다.</w:t>
+      </w:r>
     </w:p>
     <w:p>
       <w:pPr>
         <w:pStyle w:val="ListBullet"/>
-        <w:spacing w:after="60"/>
+        <w:spacing w:after="64" w:line="269" w:lineRule="auto"/>
         <w:ind w:left="283"/>
       </w:pPr>
       <w:r>
+        <w:rPr>
+          <w:rFonts w:ascii="Noto Sans KR" w:hAnsi="Noto Sans KR" w:eastAsia="Noto Sans KR" w:cs="Noto Sans KR"/>
+          <w:color w:val="243547"/>
+          <w:sz w:val="20"/>
+        </w:rPr>
         <w:t>Runtime/Build 기준선을 대조합니다.</w:t>
       </w:r>
     </w:p>
     <w:p>
       <w:pPr>
         <w:pStyle w:val="ListBullet"/>
-        <w:spacing w:after="60"/>
+        <w:spacing w:after="64" w:line="269" w:lineRule="auto"/>
         <w:ind w:left="283"/>
       </w:pPr>
       <w:r>
+        <w:rPr>
+          <w:rFonts w:ascii="Noto Sans KR" w:hAnsi="Noto Sans KR" w:eastAsia="Noto Sans KR" w:cs="Noto Sans KR"/>
+          <w:color w:val="243547"/>
+          <w:sz w:val="20"/>
+        </w:rPr>
         <w:t>Owner·Deployable과 Public/Internal 경계를 검수합니다.</w:t>
       </w:r>
     </w:p>
     <w:p>
       <w:pPr>
         <w:pStyle w:val="ListBullet"/>
-        <w:spacing w:after="60"/>
+        <w:spacing w:after="64" w:line="269" w:lineRule="auto"/>
         <w:ind w:left="283"/>
       </w:pPr>
       <w:r>
+        <w:rPr>
+          <w:rFonts w:ascii="Noto Sans KR" w:hAnsi="Noto Sans KR" w:eastAsia="Noto Sans KR" w:cs="Noto Sans KR"/>
+          <w:color w:val="243547"/>
+          <w:sz w:val="20"/>
+        </w:rPr>
         <w:t>DB3·Topology·Operations·Failure Acceptance를 확인합니다.</w:t>
       </w:r>
     </w:p>
@@ -255,6 +108,9 @@
         <w:keepNext/>
       </w:pPr>
       <w:r>
+        <w:rPr>
+          <w:rFonts w:ascii="Noto Sans KR" w:hAnsi="Noto Sans KR" w:eastAsia="Noto Sans KR" w:cs="Noto Sans KR"/>
+        </w:rPr>
         <w:t>찾아보기</w:t>
       </w:r>
     </w:p>
@@ -268,77 +124,152 @@
     </w:p>
     <w:p>
       <w:pPr>
-        <w:spacing w:after="60"/>
+        <w:pStyle w:val="CPFTOCEntry"/>
+        <w:tabs>
+          <w:tab w:pos="15357" w:val="right" w:leader="dot"/>
+        </w:tabs>
+        <w:spacing w:after="56"/>
         <w:ind w:left="259"/>
       </w:pPr>
       <w:r>
         <w:rPr>
-          <w:b/>
-          <w:color w:val="1F3349"/>
-          <w:sz w:val="21"/>
+          <w:rFonts w:ascii="Noto Sans KR" w:hAnsi="Noto Sans KR"/>
+          <w:color w:val="243547"/>
+          <w:sz w:val="20"/>
         </w:rPr>
         <w:t>1 Runtime · Build 기준선</w:t>
+      </w:r>
+      <w:r>
+        <w:tab/>
+      </w:r>
+      <w:r>
+        <w:rPr>
+          <w:rFonts w:ascii="Noto Sans KR" w:hAnsi="Noto Sans KR"/>
+          <w:b/>
+          <w:color w:val="17324D"/>
+          <w:sz w:val="20"/>
+        </w:rPr>
+        <w:t>2</w:t>
       </w:r>
     </w:p>
     <w:p>
       <w:pPr>
-        <w:spacing w:after="60"/>
+        <w:pStyle w:val="CPFTOCEntry"/>
+        <w:tabs>
+          <w:tab w:pos="15357" w:val="right" w:leader="dot"/>
+        </w:tabs>
+        <w:spacing w:after="56"/>
         <w:ind w:left="259"/>
       </w:pPr>
       <w:r>
         <w:rPr>
-          <w:b/>
-          <w:color w:val="1F3349"/>
-          <w:sz w:val="21"/>
+          <w:rFonts w:ascii="Noto Sans KR" w:hAnsi="Noto Sans KR"/>
+          <w:color w:val="243547"/>
+          <w:sz w:val="20"/>
         </w:rPr>
         <w:t>2 제품 모듈 · 실행 단위</w:t>
+      </w:r>
+      <w:r>
+        <w:tab/>
+      </w:r>
+      <w:r>
+        <w:rPr>
+          <w:rFonts w:ascii="Noto Sans KR" w:hAnsi="Noto Sans KR"/>
+          <w:b/>
+          <w:color w:val="17324D"/>
+          <w:sz w:val="20"/>
+        </w:rPr>
+        <w:t>2</w:t>
       </w:r>
     </w:p>
     <w:p>
       <w:pPr>
-        <w:spacing w:after="60"/>
+        <w:pStyle w:val="CPFTOCEntry"/>
+        <w:tabs>
+          <w:tab w:pos="15357" w:val="right" w:leader="dot"/>
+        </w:tabs>
+        <w:spacing w:after="56"/>
         <w:ind w:left="259"/>
       </w:pPr>
       <w:r>
         <w:rPr>
-          <w:b/>
-          <w:color w:val="1F3349"/>
-          <w:sz w:val="21"/>
+          <w:rFonts w:ascii="Noto Sans KR" w:hAnsi="Noto Sans KR"/>
+          <w:color w:val="243547"/>
+          <w:sz w:val="20"/>
         </w:rPr>
         <w:t>3 Public Surface · 설정 경계</w:t>
+      </w:r>
+      <w:r>
+        <w:tab/>
+      </w:r>
+      <w:r>
+        <w:rPr>
+          <w:rFonts w:ascii="Noto Sans KR" w:hAnsi="Noto Sans KR"/>
+          <w:b/>
+          <w:color w:val="17324D"/>
+          <w:sz w:val="20"/>
+        </w:rPr>
+        <w:t>3</w:t>
       </w:r>
     </w:p>
     <w:p>
       <w:pPr>
-        <w:spacing w:after="60"/>
+        <w:pStyle w:val="CPFTOCEntry"/>
+        <w:tabs>
+          <w:tab w:pos="15357" w:val="right" w:leader="dot"/>
+        </w:tabs>
+        <w:spacing w:after="56"/>
         <w:ind w:left="259"/>
       </w:pPr>
       <w:r>
         <w:rPr>
-          <w:b/>
-          <w:color w:val="1F3349"/>
-          <w:sz w:val="21"/>
+          <w:rFonts w:ascii="Noto Sans KR" w:hAnsi="Noto Sans KR"/>
+          <w:color w:val="243547"/>
+          <w:sz w:val="20"/>
         </w:rPr>
         <w:t>4 Runtime Identity · 운영 연계</w:t>
+      </w:r>
+      <w:r>
+        <w:tab/>
+      </w:r>
+      <w:r>
+        <w:rPr>
+          <w:rFonts w:ascii="Noto Sans KR" w:hAnsi="Noto Sans KR"/>
+          <w:b/>
+          <w:color w:val="17324D"/>
+          <w:sz w:val="20"/>
+        </w:rPr>
+        <w:t>4</w:t>
       </w:r>
     </w:p>
     <w:p>
       <w:pPr>
-        <w:spacing w:after="60"/>
+        <w:pStyle w:val="CPFTOCEntry"/>
+        <w:tabs>
+          <w:tab w:pos="15357" w:val="right" w:leader="dot"/>
+        </w:tabs>
+        <w:spacing w:after="56"/>
         <w:ind w:left="259"/>
       </w:pPr>
       <w:r>
         <w:rPr>
-          <w:b/>
-          <w:color w:val="1F3349"/>
-          <w:sz w:val="21"/>
+          <w:rFonts w:ascii="Noto Sans KR" w:hAnsi="Noto Sans KR"/>
+          <w:color w:val="243547"/>
+          <w:sz w:val="20"/>
         </w:rPr>
         <w:t>5 기술 Acceptance Matrix</w:t>
       </w:r>
-    </w:p>
-    <w:p>
       <w:r>
-        <w:br w:type="page"/>
+        <w:tab/>
+      </w:r>
+      <w:r>
+        <w:rPr>
+          <w:rFonts w:ascii="Noto Sans KR" w:hAnsi="Noto Sans KR"/>
+          <w:b/>
+          <w:color w:val="17324D"/>
+          <w:sz w:val="20"/>
+        </w:rPr>
+        <w:t>4</w:t>
       </w:r>
     </w:p>
     <w:p>
@@ -347,30 +278,25 @@
         <w:keepNext/>
       </w:pPr>
       <w:r>
+        <w:rPr>
+          <w:rFonts w:ascii="Noto Sans KR" w:hAnsi="Noto Sans KR" w:eastAsia="Noto Sans KR" w:cs="Noto Sans KR"/>
+        </w:rPr>
         <w:t>1 Runtime · Build 기준선</w:t>
       </w:r>
     </w:p>
     <w:p>
       <w:pPr>
         <w:spacing w:before="80" w:after="200"/>
-        <w:ind w:left="173" w:right="58"/>
-        <w:shd w:fill="F3F7FB"/>
+        <w:ind w:left="170" w:right="113"/>
+        <w:shd w:fill="F3F7FA"/>
+        <w:pStyle w:val="CPFSectionLead"/>
         <w:pBdr>
-          <w:left w:val="single" w:sz="18" w:space="8" w:color="4F46E5"/>
+          <w:left w:val="single" w:sz="16" w:space="7" w:color="8AA4BE"/>
         </w:pBdr>
       </w:pPr>
       <w:r>
         <w:rPr>
-          <w:b/>
-          <w:color w:val="362D91"/>
-          <w:sz w:val="20"/>
-        </w:rPr>
-        <w:t xml:space="preserve">이 장을 보는 이유  </w:t>
-      </w:r>
-      <w:r>
-        <w:rPr>
-          <w:color w:val="26374C"/>
-          <w:sz w:val="20"/>
+          <w:rFonts w:ascii="Noto Sans KR" w:hAnsi="Noto Sans KR" w:eastAsia="Noto Sans KR" w:cs="Noto Sans KR"/>
         </w:rPr>
         <w:t>배포와 검수에서 실제 실행 기준을 빠르게 대조합니다.</w:t>
       </w:r>
@@ -380,6 +306,9 @@
         <w:pStyle w:val="CPFLabel"/>
       </w:pPr>
       <w:r>
+        <w:rPr>
+          <w:rFonts w:ascii="Noto Sans KR" w:hAnsi="Noto Sans KR" w:eastAsia="Noto Sans KR" w:cs="Noto Sans KR"/>
+        </w:rPr>
         <w:t>실행 기준</w:t>
       </w:r>
     </w:p>
@@ -397,16 +326,17 @@
       </w:tblGrid>
       <w:tr>
         <w:trPr>
+          <w:trHeight w:hRule="atLeast" w:val="397"/>
           <w:tblHeader w:val="true"/>
         </w:trPr>
         <w:tc>
           <w:tcPr>
-            <w:tcW w:type="dxa" w:w="3050"/>
-            <w:shd w:fill="223A57"/>
+            <w:tcW w:type="dxa" w:w="4174"/>
+            <w:shd w:fill="0D2B45"/>
             <w:tcMar>
-              <w:top w:w="90" w:type="dxa"/>
+              <w:top w:w="70" w:type="dxa"/>
               <w:start w:w="100" w:type="dxa"/>
-              <w:bottom w:w="90" w:type="dxa"/>
+              <w:bottom w:w="70" w:type="dxa"/>
               <w:end w:w="100" w:type="dxa"/>
             </w:tcMar>
             <w:vAlign w:val="center"/>
@@ -414,13 +344,14 @@
           <w:p>
             <w:pPr>
               <w:spacing w:before="0" w:after="0" w:line="252" w:lineRule="auto"/>
-              <w:jc w:val="left"/>
+              <w:jc w:val="center"/>
             </w:pPr>
             <w:r>
               <w:rPr>
+                <w:rFonts w:ascii="Noto Sans KR" w:hAnsi="Noto Sans KR" w:eastAsia="Noto Sans KR" w:cs="Noto Sans KR"/>
                 <w:b/>
                 <w:color w:val="FFFFFF"/>
-                <w:sz w:val="16"/>
+                <w:sz w:val="18"/>
               </w:rPr>
               <w:t>항목</w:t>
             </w:r>
@@ -428,12 +359,12 @@
         </w:tc>
         <w:tc>
           <w:tcPr>
-            <w:tcW w:type="dxa" w:w="7320"/>
-            <w:shd w:fill="223A57"/>
+            <w:tcW w:type="dxa" w:w="3819"/>
+            <w:shd w:fill="0D2B45"/>
             <w:tcMar>
-              <w:top w:w="90" w:type="dxa"/>
+              <w:top w:w="70" w:type="dxa"/>
               <w:start w:w="100" w:type="dxa"/>
-              <w:bottom w:w="90" w:type="dxa"/>
+              <w:bottom w:w="70" w:type="dxa"/>
               <w:end w:w="100" w:type="dxa"/>
             </w:tcMar>
             <w:vAlign w:val="center"/>
@@ -441,13 +372,14 @@
           <w:p>
             <w:pPr>
               <w:spacing w:before="0" w:after="0" w:line="252" w:lineRule="auto"/>
-              <w:jc w:val="left"/>
+              <w:jc w:val="center"/>
             </w:pPr>
             <w:r>
               <w:rPr>
+                <w:rFonts w:ascii="Noto Sans KR" w:hAnsi="Noto Sans KR" w:eastAsia="Noto Sans KR" w:cs="Noto Sans KR"/>
                 <w:b/>
                 <w:color w:val="FFFFFF"/>
-                <w:sz w:val="16"/>
+                <w:sz w:val="18"/>
               </w:rPr>
               <w:t>정본/버전</w:t>
             </w:r>
@@ -455,12 +387,12 @@
         </w:tc>
         <w:tc>
           <w:tcPr>
-            <w:tcW w:type="dxa" w:w="4880"/>
-            <w:shd w:fill="223A57"/>
+            <w:tcW w:type="dxa" w:w="7823"/>
+            <w:shd w:fill="0D2B45"/>
             <w:tcMar>
-              <w:top w:w="90" w:type="dxa"/>
+              <w:top w:w="70" w:type="dxa"/>
               <w:start w:w="100" w:type="dxa"/>
-              <w:bottom w:w="90" w:type="dxa"/>
+              <w:bottom w:w="70" w:type="dxa"/>
               <w:end w:w="100" w:type="dxa"/>
             </w:tcMar>
             <w:vAlign w:val="center"/>
@@ -468,13 +400,14 @@
           <w:p>
             <w:pPr>
               <w:spacing w:before="0" w:after="0" w:line="252" w:lineRule="auto"/>
-              <w:jc w:val="left"/>
+              <w:jc w:val="center"/>
             </w:pPr>
             <w:r>
               <w:rPr>
+                <w:rFonts w:ascii="Noto Sans KR" w:hAnsi="Noto Sans KR" w:eastAsia="Noto Sans KR" w:cs="Noto Sans KR"/>
                 <w:b/>
                 <w:color w:val="FFFFFF"/>
-                <w:sz w:val="16"/>
+                <w:sz w:val="18"/>
               </w:rPr>
               <w:t>검수 포인트</w:t>
             </w:r>
@@ -484,26 +417,31 @@
       <w:tr>
         <w:trPr>
           <w:cantSplit/>
+          <w:trHeight w:hRule="atLeast" w:val="351"/>
         </w:trPr>
         <w:tc>
           <w:tcPr>
-            <w:tcW w:type="dxa" w:w="3050"/>
+            <w:tcW w:type="dxa" w:w="4174"/>
             <w:tcMar>
-              <w:top w:w="90" w:type="dxa"/>
+              <w:top w:w="70" w:type="dxa"/>
               <w:start w:w="100" w:type="dxa"/>
-              <w:bottom w:w="90" w:type="dxa"/>
+              <w:bottom w:w="70" w:type="dxa"/>
               <w:end w:w="100" w:type="dxa"/>
             </w:tcMar>
             <w:vAlign w:val="center"/>
+            <w:shd w:fill="FFFFFF"/>
           </w:tcPr>
           <w:p>
             <w:pPr>
               <w:spacing w:after="0" w:line="252" w:lineRule="auto" w:before="0"/>
+              <w:jc w:val="left"/>
             </w:pPr>
             <w:r>
               <w:rPr>
-                <w:rFonts w:ascii="Noto Sans KR" w:hAnsi="Noto Sans KR" w:eastAsia="Noto Sans KR"/>
-                <w:sz w:val="17"/>
+                <w:rFonts w:ascii="Noto Sans KR" w:hAnsi="Noto Sans KR" w:eastAsia="Noto Sans KR" w:cs="Noto Sans KR"/>
+                <w:b w:val="0"/>
+                <w:color w:val="243547"/>
+                <w:sz w:val="18"/>
               </w:rPr>
               <w:t>Java</w:t>
             </w:r>
@@ -511,23 +449,27 @@
         </w:tc>
         <w:tc>
           <w:tcPr>
-            <w:tcW w:type="dxa" w:w="7320"/>
+            <w:tcW w:type="dxa" w:w="3819"/>
             <w:tcMar>
-              <w:top w:w="90" w:type="dxa"/>
+              <w:top w:w="70" w:type="dxa"/>
               <w:start w:w="100" w:type="dxa"/>
-              <w:bottom w:w="90" w:type="dxa"/>
+              <w:bottom w:w="70" w:type="dxa"/>
               <w:end w:w="100" w:type="dxa"/>
             </w:tcMar>
             <w:vAlign w:val="center"/>
+            <w:shd w:fill="FFFFFF"/>
           </w:tcPr>
           <w:p>
             <w:pPr>
               <w:spacing w:after="0" w:line="252" w:lineRule="auto" w:before="0"/>
+              <w:jc w:val="left"/>
             </w:pPr>
             <w:r>
               <w:rPr>
-                <w:rFonts w:ascii="Noto Sans KR" w:hAnsi="Noto Sans KR" w:eastAsia="Noto Sans KR"/>
-                <w:sz w:val="17"/>
+                <w:rFonts w:ascii="Noto Sans KR" w:hAnsi="Noto Sans KR" w:eastAsia="Noto Sans KR" w:cs="Noto Sans KR"/>
+                <w:b w:val="0"/>
+                <w:color w:val="243547"/>
+                <w:sz w:val="18"/>
               </w:rPr>
               <w:t>25</w:t>
             </w:r>
@@ -535,23 +477,27 @@
         </w:tc>
         <w:tc>
           <w:tcPr>
-            <w:tcW w:type="dxa" w:w="4880"/>
+            <w:tcW w:type="dxa" w:w="7823"/>
             <w:tcMar>
-              <w:top w:w="90" w:type="dxa"/>
+              <w:top w:w="70" w:type="dxa"/>
               <w:start w:w="100" w:type="dxa"/>
-              <w:bottom w:w="90" w:type="dxa"/>
+              <w:bottom w:w="70" w:type="dxa"/>
               <w:end w:w="100" w:type="dxa"/>
             </w:tcMar>
             <w:vAlign w:val="center"/>
+            <w:shd w:fill="FFFFFF"/>
           </w:tcPr>
           <w:p>
             <w:pPr>
               <w:spacing w:after="0" w:line="252" w:lineRule="auto" w:before="0"/>
+              <w:jc w:val="left"/>
             </w:pPr>
             <w:r>
               <w:rPr>
-                <w:rFonts w:ascii="Noto Sans KR" w:hAnsi="Noto Sans KR" w:eastAsia="Noto Sans KR"/>
-                <w:sz w:val="17"/>
+                <w:rFonts w:ascii="Noto Sans KR" w:hAnsi="Noto Sans KR" w:eastAsia="Noto Sans KR" w:cs="Noto Sans KR"/>
+                <w:b w:val="0"/>
+                <w:color w:val="243547"/>
+                <w:sz w:val="18"/>
               </w:rPr>
               <w:t>빌드·Runtime 동일 Major</w:t>
             </w:r>
@@ -561,27 +507,31 @@
       <w:tr>
         <w:trPr>
           <w:cantSplit/>
+          <w:trHeight w:hRule="atLeast" w:val="351"/>
         </w:trPr>
         <w:tc>
           <w:tcPr>
-            <w:tcW w:type="dxa" w:w="3050"/>
+            <w:tcW w:type="dxa" w:w="4174"/>
             <w:tcMar>
-              <w:top w:w="90" w:type="dxa"/>
+              <w:top w:w="70" w:type="dxa"/>
               <w:start w:w="100" w:type="dxa"/>
-              <w:bottom w:w="90" w:type="dxa"/>
+              <w:bottom w:w="70" w:type="dxa"/>
               <w:end w:w="100" w:type="dxa"/>
             </w:tcMar>
             <w:vAlign w:val="center"/>
-            <w:shd w:fill="F5F8FB"/>
+            <w:shd w:fill="F7FAFC"/>
           </w:tcPr>
           <w:p>
             <w:pPr>
               <w:spacing w:after="0" w:line="252" w:lineRule="auto" w:before="0"/>
+              <w:jc w:val="left"/>
             </w:pPr>
             <w:r>
               <w:rPr>
-                <w:rFonts w:ascii="Noto Sans KR" w:hAnsi="Noto Sans KR" w:eastAsia="Noto Sans KR"/>
-                <w:sz w:val="17"/>
+                <w:rFonts w:ascii="Noto Sans KR" w:hAnsi="Noto Sans KR" w:eastAsia="Noto Sans KR" w:cs="Noto Sans KR"/>
+                <w:b w:val="0"/>
+                <w:color w:val="243547"/>
+                <w:sz w:val="18"/>
               </w:rPr>
               <w:t>Gradle</w:t>
             </w:r>
@@ -589,24 +539,27 @@
         </w:tc>
         <w:tc>
           <w:tcPr>
-            <w:tcW w:type="dxa" w:w="7320"/>
+            <w:tcW w:type="dxa" w:w="3819"/>
             <w:tcMar>
-              <w:top w:w="90" w:type="dxa"/>
+              <w:top w:w="70" w:type="dxa"/>
               <w:start w:w="100" w:type="dxa"/>
-              <w:bottom w:w="90" w:type="dxa"/>
+              <w:bottom w:w="70" w:type="dxa"/>
               <w:end w:w="100" w:type="dxa"/>
             </w:tcMar>
             <w:vAlign w:val="center"/>
-            <w:shd w:fill="F5F8FB"/>
+            <w:shd w:fill="F7FAFC"/>
           </w:tcPr>
           <w:p>
             <w:pPr>
               <w:spacing w:after="0" w:line="252" w:lineRule="auto" w:before="0"/>
+              <w:jc w:val="left"/>
             </w:pPr>
             <w:r>
               <w:rPr>
-                <w:rFonts w:ascii="Noto Sans KR" w:hAnsi="Noto Sans KR" w:eastAsia="Noto Sans KR"/>
-                <w:sz w:val="17"/>
+                <w:rFonts w:ascii="Noto Sans KR" w:hAnsi="Noto Sans KR" w:eastAsia="Noto Sans KR" w:cs="Noto Sans KR"/>
+                <w:b w:val="0"/>
+                <w:color w:val="243547"/>
+                <w:sz w:val="18"/>
               </w:rPr>
               <w:t>9.1.0</w:t>
             </w:r>
@@ -614,24 +567,27 @@
         </w:tc>
         <w:tc>
           <w:tcPr>
-            <w:tcW w:type="dxa" w:w="4880"/>
+            <w:tcW w:type="dxa" w:w="7823"/>
             <w:tcMar>
-              <w:top w:w="90" w:type="dxa"/>
+              <w:top w:w="70" w:type="dxa"/>
               <w:start w:w="100" w:type="dxa"/>
-              <w:bottom w:w="90" w:type="dxa"/>
+              <w:bottom w:w="70" w:type="dxa"/>
               <w:end w:w="100" w:type="dxa"/>
             </w:tcMar>
             <w:vAlign w:val="center"/>
-            <w:shd w:fill="F5F8FB"/>
+            <w:shd w:fill="F7FAFC"/>
           </w:tcPr>
           <w:p>
             <w:pPr>
               <w:spacing w:after="0" w:line="252" w:lineRule="auto" w:before="0"/>
+              <w:jc w:val="left"/>
             </w:pPr>
             <w:r>
               <w:rPr>
-                <w:rFonts w:ascii="Noto Sans KR" w:hAnsi="Noto Sans KR" w:eastAsia="Noto Sans KR"/>
-                <w:sz w:val="17"/>
+                <w:rFonts w:ascii="Noto Sans KR" w:hAnsi="Noto Sans KR" w:eastAsia="Noto Sans KR" w:cs="Noto Sans KR"/>
+                <w:b w:val="0"/>
+                <w:color w:val="243547"/>
+                <w:sz w:val="18"/>
               </w:rPr>
               <w:t>Wrapper 기준</w:t>
             </w:r>
@@ -641,26 +597,31 @@
       <w:tr>
         <w:trPr>
           <w:cantSplit/>
+          <w:trHeight w:hRule="atLeast" w:val="351"/>
         </w:trPr>
         <w:tc>
           <w:tcPr>
-            <w:tcW w:type="dxa" w:w="3050"/>
+            <w:tcW w:type="dxa" w:w="4174"/>
             <w:tcMar>
-              <w:top w:w="90" w:type="dxa"/>
+              <w:top w:w="70" w:type="dxa"/>
               <w:start w:w="100" w:type="dxa"/>
-              <w:bottom w:w="90" w:type="dxa"/>
+              <w:bottom w:w="70" w:type="dxa"/>
               <w:end w:w="100" w:type="dxa"/>
             </w:tcMar>
             <w:vAlign w:val="center"/>
+            <w:shd w:fill="FFFFFF"/>
           </w:tcPr>
           <w:p>
             <w:pPr>
               <w:spacing w:after="0" w:line="252" w:lineRule="auto" w:before="0"/>
+              <w:jc w:val="left"/>
             </w:pPr>
             <w:r>
               <w:rPr>
-                <w:rFonts w:ascii="Noto Sans KR" w:hAnsi="Noto Sans KR" w:eastAsia="Noto Sans KR"/>
-                <w:sz w:val="17"/>
+                <w:rFonts w:ascii="Noto Sans KR" w:hAnsi="Noto Sans KR" w:eastAsia="Noto Sans KR" w:cs="Noto Sans KR"/>
+                <w:b w:val="0"/>
+                <w:color w:val="243547"/>
+                <w:sz w:val="18"/>
               </w:rPr>
               <w:t>Spring Boot</w:t>
             </w:r>
@@ -668,23 +629,27 @@
         </w:tc>
         <w:tc>
           <w:tcPr>
-            <w:tcW w:type="dxa" w:w="7320"/>
+            <w:tcW w:type="dxa" w:w="3819"/>
             <w:tcMar>
-              <w:top w:w="90" w:type="dxa"/>
+              <w:top w:w="70" w:type="dxa"/>
               <w:start w:w="100" w:type="dxa"/>
-              <w:bottom w:w="90" w:type="dxa"/>
+              <w:bottom w:w="70" w:type="dxa"/>
               <w:end w:w="100" w:type="dxa"/>
             </w:tcMar>
             <w:vAlign w:val="center"/>
+            <w:shd w:fill="FFFFFF"/>
           </w:tcPr>
           <w:p>
             <w:pPr>
               <w:spacing w:after="0" w:line="252" w:lineRule="auto" w:before="0"/>
+              <w:jc w:val="left"/>
             </w:pPr>
             <w:r>
               <w:rPr>
-                <w:rFonts w:ascii="Noto Sans KR" w:hAnsi="Noto Sans KR" w:eastAsia="Noto Sans KR"/>
-                <w:sz w:val="17"/>
+                <w:rFonts w:ascii="Noto Sans KR" w:hAnsi="Noto Sans KR" w:eastAsia="Noto Sans KR" w:cs="Noto Sans KR"/>
+                <w:b w:val="0"/>
+                <w:color w:val="243547"/>
+                <w:sz w:val="18"/>
               </w:rPr>
               <w:t>4.1.0</w:t>
             </w:r>
@@ -692,23 +657,27 @@
         </w:tc>
         <w:tc>
           <w:tcPr>
-            <w:tcW w:type="dxa" w:w="4880"/>
+            <w:tcW w:type="dxa" w:w="7823"/>
             <w:tcMar>
-              <w:top w:w="90" w:type="dxa"/>
+              <w:top w:w="70" w:type="dxa"/>
               <w:start w:w="100" w:type="dxa"/>
-              <w:bottom w:w="90" w:type="dxa"/>
+              <w:bottom w:w="70" w:type="dxa"/>
               <w:end w:w="100" w:type="dxa"/>
             </w:tcMar>
             <w:vAlign w:val="center"/>
+            <w:shd w:fill="FFFFFF"/>
           </w:tcPr>
           <w:p>
             <w:pPr>
               <w:spacing w:after="0" w:line="252" w:lineRule="auto" w:before="0"/>
+              <w:jc w:val="left"/>
             </w:pPr>
             <w:r>
               <w:rPr>
-                <w:rFonts w:ascii="Noto Sans KR" w:hAnsi="Noto Sans KR" w:eastAsia="Noto Sans KR"/>
-                <w:sz w:val="17"/>
+                <w:rFonts w:ascii="Noto Sans KR" w:hAnsi="Noto Sans KR" w:eastAsia="Noto Sans KR" w:cs="Noto Sans KR"/>
+                <w:b w:val="0"/>
+                <w:color w:val="243547"/>
+                <w:sz w:val="18"/>
               </w:rPr>
               <w:t>Starter/AutoConfiguration 호환</w:t>
             </w:r>
@@ -718,27 +687,31 @@
       <w:tr>
         <w:trPr>
           <w:cantSplit/>
+          <w:trHeight w:hRule="atLeast" w:val="351"/>
         </w:trPr>
         <w:tc>
           <w:tcPr>
-            <w:tcW w:type="dxa" w:w="3050"/>
+            <w:tcW w:type="dxa" w:w="4174"/>
             <w:tcMar>
-              <w:top w:w="90" w:type="dxa"/>
+              <w:top w:w="70" w:type="dxa"/>
               <w:start w:w="100" w:type="dxa"/>
-              <w:bottom w:w="90" w:type="dxa"/>
+              <w:bottom w:w="70" w:type="dxa"/>
               <w:end w:w="100" w:type="dxa"/>
             </w:tcMar>
             <w:vAlign w:val="center"/>
-            <w:shd w:fill="F5F8FB"/>
+            <w:shd w:fill="F7FAFC"/>
           </w:tcPr>
           <w:p>
             <w:pPr>
               <w:spacing w:after="0" w:line="252" w:lineRule="auto" w:before="0"/>
+              <w:jc w:val="left"/>
             </w:pPr>
             <w:r>
               <w:rPr>
-                <w:rFonts w:ascii="Noto Sans KR" w:hAnsi="Noto Sans KR" w:eastAsia="Noto Sans KR"/>
-                <w:sz w:val="17"/>
+                <w:rFonts w:ascii="Noto Sans KR" w:hAnsi="Noto Sans KR" w:eastAsia="Noto Sans KR" w:cs="Noto Sans KR"/>
+                <w:b w:val="0"/>
+                <w:color w:val="243547"/>
+                <w:sz w:val="18"/>
               </w:rPr>
               <w:t>Spring Cloud</w:t>
             </w:r>
@@ -746,24 +719,27 @@
         </w:tc>
         <w:tc>
           <w:tcPr>
-            <w:tcW w:type="dxa" w:w="7320"/>
+            <w:tcW w:type="dxa" w:w="3819"/>
             <w:tcMar>
-              <w:top w:w="90" w:type="dxa"/>
+              <w:top w:w="70" w:type="dxa"/>
               <w:start w:w="100" w:type="dxa"/>
-              <w:bottom w:w="90" w:type="dxa"/>
+              <w:bottom w:w="70" w:type="dxa"/>
               <w:end w:w="100" w:type="dxa"/>
             </w:tcMar>
             <w:vAlign w:val="center"/>
-            <w:shd w:fill="F5F8FB"/>
+            <w:shd w:fill="F7FAFC"/>
           </w:tcPr>
           <w:p>
             <w:pPr>
               <w:spacing w:after="0" w:line="252" w:lineRule="auto" w:before="0"/>
+              <w:jc w:val="left"/>
             </w:pPr>
             <w:r>
               <w:rPr>
-                <w:rFonts w:ascii="Noto Sans KR" w:hAnsi="Noto Sans KR" w:eastAsia="Noto Sans KR"/>
-                <w:sz w:val="17"/>
+                <w:rFonts w:ascii="Noto Sans KR" w:hAnsi="Noto Sans KR" w:eastAsia="Noto Sans KR" w:cs="Noto Sans KR"/>
+                <w:b w:val="0"/>
+                <w:color w:val="243547"/>
+                <w:sz w:val="18"/>
               </w:rPr>
               <w:t>2025.1.2</w:t>
             </w:r>
@@ -771,24 +747,27 @@
         </w:tc>
         <w:tc>
           <w:tcPr>
-            <w:tcW w:type="dxa" w:w="4880"/>
+            <w:tcW w:type="dxa" w:w="7823"/>
             <w:tcMar>
-              <w:top w:w="90" w:type="dxa"/>
+              <w:top w:w="70" w:type="dxa"/>
               <w:start w:w="100" w:type="dxa"/>
-              <w:bottom w:w="90" w:type="dxa"/>
+              <w:bottom w:w="70" w:type="dxa"/>
               <w:end w:w="100" w:type="dxa"/>
             </w:tcMar>
             <w:vAlign w:val="center"/>
-            <w:shd w:fill="F5F8FB"/>
+            <w:shd w:fill="F7FAFC"/>
           </w:tcPr>
           <w:p>
             <w:pPr>
               <w:spacing w:after="0" w:line="252" w:lineRule="auto" w:before="0"/>
+              <w:jc w:val="left"/>
             </w:pPr>
             <w:r>
               <w:rPr>
-                <w:rFonts w:ascii="Noto Sans KR" w:hAnsi="Noto Sans KR" w:eastAsia="Noto Sans KR"/>
-                <w:sz w:val="17"/>
+                <w:rFonts w:ascii="Noto Sans KR" w:hAnsi="Noto Sans KR" w:eastAsia="Noto Sans KR" w:cs="Noto Sans KR"/>
+                <w:b w:val="0"/>
+                <w:color w:val="243547"/>
+                <w:sz w:val="18"/>
               </w:rPr>
               <w:t>Remote/Integration 호환</w:t>
             </w:r>
@@ -798,26 +777,31 @@
       <w:tr>
         <w:trPr>
           <w:cantSplit/>
+          <w:trHeight w:hRule="atLeast" w:val="351"/>
         </w:trPr>
         <w:tc>
           <w:tcPr>
-            <w:tcW w:type="dxa" w:w="3050"/>
+            <w:tcW w:type="dxa" w:w="4174"/>
             <w:tcMar>
-              <w:top w:w="90" w:type="dxa"/>
+              <w:top w:w="70" w:type="dxa"/>
               <w:start w:w="100" w:type="dxa"/>
-              <w:bottom w:w="90" w:type="dxa"/>
+              <w:bottom w:w="70" w:type="dxa"/>
               <w:end w:w="100" w:type="dxa"/>
             </w:tcMar>
             <w:vAlign w:val="center"/>
+            <w:shd w:fill="FFFFFF"/>
           </w:tcPr>
           <w:p>
             <w:pPr>
               <w:spacing w:after="0" w:line="252" w:lineRule="auto" w:before="0"/>
+              <w:jc w:val="left"/>
             </w:pPr>
             <w:r>
               <w:rPr>
-                <w:rFonts w:ascii="Noto Sans KR" w:hAnsi="Noto Sans KR" w:eastAsia="Noto Sans KR"/>
-                <w:sz w:val="17"/>
+                <w:rFonts w:ascii="Noto Sans KR" w:hAnsi="Noto Sans KR" w:eastAsia="Noto Sans KR" w:cs="Noto Sans KR"/>
+                <w:b w:val="0"/>
+                <w:color w:val="243547"/>
+                <w:sz w:val="18"/>
               </w:rPr>
               <w:t>Spring Batch</w:t>
             </w:r>
@@ -825,23 +809,27 @@
         </w:tc>
         <w:tc>
           <w:tcPr>
-            <w:tcW w:type="dxa" w:w="7320"/>
+            <w:tcW w:type="dxa" w:w="3819"/>
             <w:tcMar>
-              <w:top w:w="90" w:type="dxa"/>
+              <w:top w:w="70" w:type="dxa"/>
               <w:start w:w="100" w:type="dxa"/>
-              <w:bottom w:w="90" w:type="dxa"/>
+              <w:bottom w:w="70" w:type="dxa"/>
               <w:end w:w="100" w:type="dxa"/>
             </w:tcMar>
             <w:vAlign w:val="center"/>
+            <w:shd w:fill="FFFFFF"/>
           </w:tcPr>
           <w:p>
             <w:pPr>
               <w:spacing w:after="0" w:line="252" w:lineRule="auto" w:before="0"/>
+              <w:jc w:val="left"/>
             </w:pPr>
             <w:r>
               <w:rPr>
-                <w:rFonts w:ascii="Noto Sans KR" w:hAnsi="Noto Sans KR" w:eastAsia="Noto Sans KR"/>
-                <w:sz w:val="17"/>
+                <w:rFonts w:ascii="Noto Sans KR" w:hAnsi="Noto Sans KR" w:eastAsia="Noto Sans KR" w:cs="Noto Sans KR"/>
+                <w:b w:val="0"/>
+                <w:color w:val="243547"/>
+                <w:sz w:val="18"/>
               </w:rPr>
               <w:t>6.0.4</w:t>
             </w:r>
@@ -849,23 +837,27 @@
         </w:tc>
         <w:tc>
           <w:tcPr>
-            <w:tcW w:type="dxa" w:w="4880"/>
+            <w:tcW w:type="dxa" w:w="7823"/>
             <w:tcMar>
-              <w:top w:w="90" w:type="dxa"/>
+              <w:top w:w="70" w:type="dxa"/>
               <w:start w:w="100" w:type="dxa"/>
-              <w:bottom w:w="90" w:type="dxa"/>
+              <w:bottom w:w="70" w:type="dxa"/>
               <w:end w:w="100" w:type="dxa"/>
             </w:tcMar>
             <w:vAlign w:val="center"/>
+            <w:shd w:fill="FFFFFF"/>
           </w:tcPr>
           <w:p>
             <w:pPr>
               <w:spacing w:after="0" w:line="252" w:lineRule="auto" w:before="0"/>
+              <w:jc w:val="left"/>
             </w:pPr>
             <w:r>
               <w:rPr>
-                <w:rFonts w:ascii="Noto Sans KR" w:hAnsi="Noto Sans KR" w:eastAsia="Noto Sans KR"/>
-                <w:sz w:val="17"/>
+                <w:rFonts w:ascii="Noto Sans KR" w:hAnsi="Noto Sans KR" w:eastAsia="Noto Sans KR" w:cs="Noto Sans KR"/>
+                <w:b w:val="0"/>
+                <w:color w:val="243547"/>
+                <w:sz w:val="18"/>
               </w:rPr>
               <w:t>Batch Runtime 호환</w:t>
             </w:r>
@@ -875,27 +867,31 @@
       <w:tr>
         <w:trPr>
           <w:cantSplit/>
+          <w:trHeight w:hRule="atLeast" w:val="351"/>
         </w:trPr>
         <w:tc>
           <w:tcPr>
-            <w:tcW w:type="dxa" w:w="3050"/>
+            <w:tcW w:type="dxa" w:w="4174"/>
             <w:tcMar>
-              <w:top w:w="90" w:type="dxa"/>
+              <w:top w:w="70" w:type="dxa"/>
               <w:start w:w="100" w:type="dxa"/>
-              <w:bottom w:w="90" w:type="dxa"/>
+              <w:bottom w:w="70" w:type="dxa"/>
               <w:end w:w="100" w:type="dxa"/>
             </w:tcMar>
             <w:vAlign w:val="center"/>
-            <w:shd w:fill="F5F8FB"/>
+            <w:shd w:fill="F7FAFC"/>
           </w:tcPr>
           <w:p>
             <w:pPr>
               <w:spacing w:after="0" w:line="252" w:lineRule="auto" w:before="0"/>
+              <w:jc w:val="left"/>
             </w:pPr>
             <w:r>
               <w:rPr>
-                <w:rFonts w:ascii="Noto Sans KR" w:hAnsi="Noto Sans KR" w:eastAsia="Noto Sans KR"/>
-                <w:sz w:val="17"/>
+                <w:rFonts w:ascii="Noto Sans KR" w:hAnsi="Noto Sans KR" w:eastAsia="Noto Sans KR" w:cs="Noto Sans KR"/>
+                <w:b w:val="0"/>
+                <w:color w:val="243547"/>
+                <w:sz w:val="18"/>
               </w:rPr>
               <w:t>Servlet Spec</w:t>
             </w:r>
@@ -903,24 +899,27 @@
         </w:tc>
         <w:tc>
           <w:tcPr>
-            <w:tcW w:type="dxa" w:w="7320"/>
+            <w:tcW w:type="dxa" w:w="3819"/>
             <w:tcMar>
-              <w:top w:w="90" w:type="dxa"/>
+              <w:top w:w="70" w:type="dxa"/>
               <w:start w:w="100" w:type="dxa"/>
-              <w:bottom w:w="90" w:type="dxa"/>
+              <w:bottom w:w="70" w:type="dxa"/>
               <w:end w:w="100" w:type="dxa"/>
             </w:tcMar>
             <w:vAlign w:val="center"/>
-            <w:shd w:fill="F5F8FB"/>
+            <w:shd w:fill="F7FAFC"/>
           </w:tcPr>
           <w:p>
             <w:pPr>
               <w:spacing w:after="0" w:line="252" w:lineRule="auto" w:before="0"/>
+              <w:jc w:val="left"/>
             </w:pPr>
             <w:r>
               <w:rPr>
-                <w:rFonts w:ascii="Noto Sans KR" w:hAnsi="Noto Sans KR" w:eastAsia="Noto Sans KR"/>
-                <w:sz w:val="17"/>
+                <w:rFonts w:ascii="Noto Sans KR" w:hAnsi="Noto Sans KR" w:eastAsia="Noto Sans KR" w:cs="Noto Sans KR"/>
+                <w:b w:val="0"/>
+                <w:color w:val="243547"/>
+                <w:sz w:val="18"/>
               </w:rPr>
               <w:t>6.1</w:t>
             </w:r>
@@ -928,24 +927,27 @@
         </w:tc>
         <w:tc>
           <w:tcPr>
-            <w:tcW w:type="dxa" w:w="4880"/>
+            <w:tcW w:type="dxa" w:w="7823"/>
             <w:tcMar>
-              <w:top w:w="90" w:type="dxa"/>
+              <w:top w:w="70" w:type="dxa"/>
               <w:start w:w="100" w:type="dxa"/>
-              <w:bottom w:w="90" w:type="dxa"/>
+              <w:bottom w:w="70" w:type="dxa"/>
               <w:end w:w="100" w:type="dxa"/>
             </w:tcMar>
             <w:vAlign w:val="center"/>
-            <w:shd w:fill="F5F8FB"/>
+            <w:shd w:fill="F7FAFC"/>
           </w:tcPr>
           <w:p>
             <w:pPr>
               <w:spacing w:after="0" w:line="252" w:lineRule="auto" w:before="0"/>
+              <w:jc w:val="left"/>
             </w:pPr>
             <w:r>
               <w:rPr>
-                <w:rFonts w:ascii="Noto Sans KR" w:hAnsi="Noto Sans KR" w:eastAsia="Noto Sans KR"/>
-                <w:sz w:val="17"/>
+                <w:rFonts w:ascii="Noto Sans KR" w:hAnsi="Noto Sans KR" w:eastAsia="Noto Sans KR" w:cs="Noto Sans KR"/>
+                <w:b w:val="0"/>
+                <w:color w:val="243547"/>
+                <w:sz w:val="18"/>
               </w:rPr>
               <w:t>Web Runtime 계약</w:t>
             </w:r>
@@ -955,26 +957,31 @@
       <w:tr>
         <w:trPr>
           <w:cantSplit/>
+          <w:trHeight w:hRule="atLeast" w:val="351"/>
         </w:trPr>
         <w:tc>
           <w:tcPr>
-            <w:tcW w:type="dxa" w:w="3050"/>
+            <w:tcW w:type="dxa" w:w="4174"/>
             <w:tcMar>
-              <w:top w:w="90" w:type="dxa"/>
+              <w:top w:w="70" w:type="dxa"/>
               <w:start w:w="100" w:type="dxa"/>
-              <w:bottom w:w="90" w:type="dxa"/>
+              <w:bottom w:w="70" w:type="dxa"/>
               <w:end w:w="100" w:type="dxa"/>
             </w:tcMar>
             <w:vAlign w:val="center"/>
+            <w:shd w:fill="FFFFFF"/>
           </w:tcPr>
           <w:p>
             <w:pPr>
               <w:spacing w:after="0" w:line="252" w:lineRule="auto" w:before="0"/>
+              <w:jc w:val="left"/>
             </w:pPr>
             <w:r>
               <w:rPr>
-                <w:rFonts w:ascii="Noto Sans KR" w:hAnsi="Noto Sans KR" w:eastAsia="Noto Sans KR"/>
-                <w:sz w:val="17"/>
+                <w:rFonts w:ascii="Noto Sans KR" w:hAnsi="Noto Sans KR" w:eastAsia="Noto Sans KR" w:cs="Noto Sans KR"/>
+                <w:b w:val="0"/>
+                <w:color w:val="243547"/>
+                <w:sz w:val="18"/>
               </w:rPr>
               <w:t>공식 DB</w:t>
             </w:r>
@@ -982,23 +989,27 @@
         </w:tc>
         <w:tc>
           <w:tcPr>
-            <w:tcW w:type="dxa" w:w="7320"/>
+            <w:tcW w:type="dxa" w:w="3819"/>
             <w:tcMar>
-              <w:top w:w="90" w:type="dxa"/>
+              <w:top w:w="70" w:type="dxa"/>
               <w:start w:w="100" w:type="dxa"/>
-              <w:bottom w:w="90" w:type="dxa"/>
+              <w:bottom w:w="70" w:type="dxa"/>
               <w:end w:w="100" w:type="dxa"/>
             </w:tcMar>
             <w:vAlign w:val="center"/>
+            <w:shd w:fill="FFFFFF"/>
           </w:tcPr>
           <w:p>
             <w:pPr>
               <w:spacing w:after="0" w:line="252" w:lineRule="auto" w:before="0"/>
+              <w:jc w:val="left"/>
             </w:pPr>
             <w:r>
               <w:rPr>
-                <w:rFonts w:ascii="Noto Sans KR" w:hAnsi="Noto Sans KR" w:eastAsia="Noto Sans KR"/>
-                <w:sz w:val="17"/>
+                <w:rFonts w:ascii="Noto Sans KR" w:hAnsi="Noto Sans KR" w:eastAsia="Noto Sans KR" w:cs="Noto Sans KR"/>
+                <w:b w:val="0"/>
+                <w:color w:val="243547"/>
+                <w:sz w:val="18"/>
               </w:rPr>
               <w:t>Oracle / PostgreSQL / MariaDB</w:t>
             </w:r>
@@ -1006,23 +1017,27 @@
         </w:tc>
         <w:tc>
           <w:tcPr>
-            <w:tcW w:type="dxa" w:w="4880"/>
+            <w:tcW w:type="dxa" w:w="7823"/>
             <w:tcMar>
-              <w:top w:w="90" w:type="dxa"/>
+              <w:top w:w="70" w:type="dxa"/>
               <w:start w:w="100" w:type="dxa"/>
-              <w:bottom w:w="90" w:type="dxa"/>
+              <w:bottom w:w="70" w:type="dxa"/>
               <w:end w:w="100" w:type="dxa"/>
             </w:tcMar>
             <w:vAlign w:val="center"/>
+            <w:shd w:fill="FFFFFF"/>
           </w:tcPr>
           <w:p>
             <w:pPr>
               <w:spacing w:after="0" w:line="252" w:lineRule="auto" w:before="0"/>
+              <w:jc w:val="left"/>
             </w:pPr>
             <w:r>
               <w:rPr>
-                <w:rFonts w:ascii="Noto Sans KR" w:hAnsi="Noto Sans KR" w:eastAsia="Noto Sans KR"/>
-                <w:sz w:val="17"/>
+                <w:rFonts w:ascii="Noto Sans KR" w:hAnsi="Noto Sans KR" w:eastAsia="Noto Sans KR" w:cs="Noto Sans KR"/>
+                <w:b w:val="0"/>
+                <w:color w:val="243547"/>
+                <w:sz w:val="18"/>
               </w:rPr>
               <w:t>DDL·Migration·Runtime·Recovery parity</w:t>
             </w:r>
@@ -1032,13 +1047,16 @@
     </w:tbl>
     <w:p>
       <w:pPr>
+        <w:pStyle w:val="CPFSource"/>
         <w:spacing w:before="60" w:after="160"/>
         <w:ind w:left="255" w:right="113"/>
       </w:pPr>
       <w:r>
         <w:rPr>
-          <w:color w:val="3467A9"/>
-          <w:sz w:val="16"/>
+          <w:rFonts w:ascii="Noto Sans KR" w:hAnsi="Noto Sans KR" w:eastAsia="Noto Sans KR" w:cs="Noto Sans KR"/>
+          <w:b w:val="0"/>
+          <w:color w:val="5E7186"/>
+          <w:sz w:val="18"/>
         </w:rPr>
         <w:t>Source: gradle/cpf-stack.properties</w:t>
       </w:r>
@@ -1049,30 +1067,25 @@
         <w:keepNext/>
       </w:pPr>
       <w:r>
+        <w:rPr>
+          <w:rFonts w:ascii="Noto Sans KR" w:hAnsi="Noto Sans KR" w:eastAsia="Noto Sans KR" w:cs="Noto Sans KR"/>
+        </w:rPr>
         <w:t>2 제품 모듈 · 실행 단위</w:t>
       </w:r>
     </w:p>
     <w:p>
       <w:pPr>
         <w:spacing w:before="80" w:after="200"/>
-        <w:ind w:left="173" w:right="58"/>
-        <w:shd w:fill="F3F7FB"/>
+        <w:ind w:left="170" w:right="113"/>
+        <w:shd w:fill="F3F7FA"/>
+        <w:pStyle w:val="CPFSectionLead"/>
         <w:pBdr>
-          <w:left w:val="single" w:sz="18" w:space="8" w:color="4F46E5"/>
+          <w:left w:val="single" w:sz="16" w:space="7" w:color="8AA4BE"/>
         </w:pBdr>
       </w:pPr>
       <w:r>
         <w:rPr>
-          <w:b/>
-          <w:color w:val="362D91"/>
-          <w:sz w:val="20"/>
-        </w:rPr>
-        <w:t xml:space="preserve">이 장을 보는 이유  </w:t>
-      </w:r>
-      <w:r>
-        <w:rPr>
-          <w:color w:val="26374C"/>
-          <w:sz w:val="20"/>
+          <w:rFonts w:ascii="Noto Sans KR" w:hAnsi="Noto Sans KR" w:eastAsia="Noto Sans KR" w:cs="Noto Sans KR"/>
         </w:rPr>
         <w:t>어떤 Artifact가 무엇을 소유하고 무엇이 독립 Runtime인지 검수합니다.</w:t>
       </w:r>
@@ -1082,6 +1095,9 @@
         <w:pStyle w:val="CPFLabel"/>
       </w:pPr>
       <w:r>
+        <w:rPr>
+          <w:rFonts w:ascii="Noto Sans KR" w:hAnsi="Noto Sans KR" w:eastAsia="Noto Sans KR" w:cs="Noto Sans KR"/>
+        </w:rPr>
         <w:t>Owner / Deployable</w:t>
       </w:r>
     </w:p>
@@ -1100,16 +1116,17 @@
       </w:tblGrid>
       <w:tr>
         <w:trPr>
+          <w:trHeight w:hRule="atLeast" w:val="397"/>
           <w:tblHeader w:val="true"/>
         </w:trPr>
         <w:tc>
           <w:tcPr>
-            <w:tcW w:type="dxa" w:w="1857"/>
-            <w:shd w:fill="223A57"/>
+            <w:tcW w:type="dxa" w:w="2680"/>
+            <w:shd w:fill="0D2B45"/>
             <w:tcMar>
-              <w:top w:w="90" w:type="dxa"/>
+              <w:top w:w="70" w:type="dxa"/>
               <w:start w:w="100" w:type="dxa"/>
-              <w:bottom w:w="90" w:type="dxa"/>
+              <w:bottom w:w="70" w:type="dxa"/>
               <w:end w:w="100" w:type="dxa"/>
             </w:tcMar>
             <w:vAlign w:val="center"/>
@@ -1117,13 +1134,14 @@
           <w:p>
             <w:pPr>
               <w:spacing w:before="0" w:after="0" w:line="252" w:lineRule="auto"/>
-              <w:jc w:val="left"/>
+              <w:jc w:val="center"/>
             </w:pPr>
             <w:r>
               <w:rPr>
+                <w:rFonts w:ascii="Noto Sans KR" w:hAnsi="Noto Sans KR" w:eastAsia="Noto Sans KR" w:cs="Noto Sans KR"/>
                 <w:b/>
                 <w:color w:val="FFFFFF"/>
-                <w:sz w:val="16"/>
+                <w:sz w:val="18"/>
               </w:rPr>
               <w:t>영역</w:t>
             </w:r>
@@ -1131,12 +1149,12 @@
         </w:tc>
         <w:tc>
           <w:tcPr>
-            <w:tcW w:type="dxa" w:w="4442"/>
-            <w:shd w:fill="223A57"/>
+            <w:tcW w:type="dxa" w:w="3742"/>
+            <w:shd w:fill="0D2B45"/>
             <w:tcMar>
-              <w:top w:w="90" w:type="dxa"/>
+              <w:top w:w="70" w:type="dxa"/>
               <w:start w:w="100" w:type="dxa"/>
-              <w:bottom w:w="90" w:type="dxa"/>
+              <w:bottom w:w="70" w:type="dxa"/>
               <w:end w:w="100" w:type="dxa"/>
             </w:tcMar>
             <w:vAlign w:val="center"/>
@@ -1144,13 +1162,14 @@
           <w:p>
             <w:pPr>
               <w:spacing w:before="0" w:after="0" w:line="252" w:lineRule="auto"/>
-              <w:jc w:val="left"/>
+              <w:jc w:val="center"/>
             </w:pPr>
             <w:r>
               <w:rPr>
+                <w:rFonts w:ascii="Noto Sans KR" w:hAnsi="Noto Sans KR" w:eastAsia="Noto Sans KR" w:cs="Noto Sans KR"/>
                 <w:b/>
                 <w:color w:val="FFFFFF"/>
-                <w:sz w:val="16"/>
+                <w:sz w:val="18"/>
               </w:rPr>
               <w:t>Owner/Artifact</w:t>
             </w:r>
@@ -1158,12 +1177,12 @@
         </w:tc>
         <w:tc>
           <w:tcPr>
-            <w:tcW w:type="dxa" w:w="3060"/>
-            <w:shd w:fill="223A57"/>
+            <w:tcW w:type="dxa" w:w="3480"/>
+            <w:shd w:fill="0D2B45"/>
             <w:tcMar>
-              <w:top w:w="90" w:type="dxa"/>
+              <w:top w:w="70" w:type="dxa"/>
               <w:start w:w="100" w:type="dxa"/>
-              <w:bottom w:w="90" w:type="dxa"/>
+              <w:bottom w:w="70" w:type="dxa"/>
               <w:end w:w="100" w:type="dxa"/>
             </w:tcMar>
             <w:vAlign w:val="center"/>
@@ -1171,13 +1190,14 @@
           <w:p>
             <w:pPr>
               <w:spacing w:before="0" w:after="0" w:line="252" w:lineRule="auto"/>
-              <w:jc w:val="left"/>
+              <w:jc w:val="center"/>
             </w:pPr>
             <w:r>
               <w:rPr>
+                <w:rFonts w:ascii="Noto Sans KR" w:hAnsi="Noto Sans KR" w:eastAsia="Noto Sans KR" w:cs="Noto Sans KR"/>
                 <w:b/>
                 <w:color w:val="FFFFFF"/>
-                <w:sz w:val="16"/>
+                <w:sz w:val="18"/>
               </w:rPr>
               <w:t>실행 형태</w:t>
             </w:r>
@@ -1185,12 +1205,12 @@
         </w:tc>
         <w:tc>
           <w:tcPr>
-            <w:tcW w:type="dxa" w:w="5888"/>
-            <w:shd w:fill="223A57"/>
+            <w:tcW w:type="dxa" w:w="5913"/>
+            <w:shd w:fill="0D2B45"/>
             <w:tcMar>
-              <w:top w:w="90" w:type="dxa"/>
+              <w:top w:w="70" w:type="dxa"/>
               <w:start w:w="100" w:type="dxa"/>
-              <w:bottom w:w="90" w:type="dxa"/>
+              <w:bottom w:w="70" w:type="dxa"/>
               <w:end w:w="100" w:type="dxa"/>
             </w:tcMar>
             <w:vAlign w:val="center"/>
@@ -1198,13 +1218,14 @@
           <w:p>
             <w:pPr>
               <w:spacing w:before="0" w:after="0" w:line="252" w:lineRule="auto"/>
-              <w:jc w:val="left"/>
+              <w:jc w:val="center"/>
             </w:pPr>
             <w:r>
               <w:rPr>
+                <w:rFonts w:ascii="Noto Sans KR" w:hAnsi="Noto Sans KR" w:eastAsia="Noto Sans KR" w:cs="Noto Sans KR"/>
                 <w:b/>
                 <w:color w:val="FFFFFF"/>
-                <w:sz w:val="16"/>
+                <w:sz w:val="18"/>
               </w:rPr>
               <w:t>기술 검수 포인트</w:t>
             </w:r>
@@ -1214,26 +1235,31 @@
       <w:tr>
         <w:trPr>
           <w:cantSplit/>
+          <w:trHeight w:hRule="atLeast" w:val="351"/>
         </w:trPr>
         <w:tc>
           <w:tcPr>
-            <w:tcW w:type="dxa" w:w="1857"/>
+            <w:tcW w:type="dxa" w:w="2680"/>
             <w:tcMar>
-              <w:top w:w="90" w:type="dxa"/>
+              <w:top w:w="70" w:type="dxa"/>
               <w:start w:w="100" w:type="dxa"/>
-              <w:bottom w:w="90" w:type="dxa"/>
+              <w:bottom w:w="70" w:type="dxa"/>
               <w:end w:w="100" w:type="dxa"/>
             </w:tcMar>
             <w:vAlign w:val="center"/>
+            <w:shd w:fill="FFFFFF"/>
           </w:tcPr>
           <w:p>
             <w:pPr>
               <w:spacing w:after="0" w:line="252" w:lineRule="auto" w:before="0"/>
+              <w:jc w:val="left"/>
             </w:pPr>
             <w:r>
               <w:rPr>
-                <w:rFonts w:ascii="Noto Sans KR" w:hAnsi="Noto Sans KR" w:eastAsia="Noto Sans KR"/>
-                <w:sz w:val="17"/>
+                <w:rFonts w:ascii="Noto Sans KR" w:hAnsi="Noto Sans KR" w:eastAsia="Noto Sans KR" w:cs="Noto Sans KR"/>
+                <w:b w:val="0"/>
+                <w:color w:val="243547"/>
+                <w:sz w:val="18"/>
               </w:rPr>
               <w:t>기술 핵심</w:t>
             </w:r>
@@ -1241,23 +1267,27 @@
         </w:tc>
         <w:tc>
           <w:tcPr>
-            <w:tcW w:type="dxa" w:w="4442"/>
+            <w:tcW w:type="dxa" w:w="3742"/>
             <w:tcMar>
-              <w:top w:w="90" w:type="dxa"/>
+              <w:top w:w="70" w:type="dxa"/>
               <w:start w:w="100" w:type="dxa"/>
-              <w:bottom w:w="90" w:type="dxa"/>
+              <w:bottom w:w="70" w:type="dxa"/>
               <w:end w:w="100" w:type="dxa"/>
             </w:tcMar>
             <w:vAlign w:val="center"/>
+            <w:shd w:fill="FFFFFF"/>
           </w:tcPr>
           <w:p>
             <w:pPr>
               <w:spacing w:after="0" w:line="252" w:lineRule="auto" w:before="0"/>
+              <w:jc w:val="left"/>
             </w:pPr>
             <w:r>
               <w:rPr>
-                <w:rFonts w:ascii="Noto Sans KR" w:hAnsi="Noto Sans KR" w:eastAsia="Noto Sans KR"/>
-                <w:sz w:val="17"/>
+                <w:rFonts w:ascii="Noto Sans KR" w:hAnsi="Noto Sans KR" w:eastAsia="Noto Sans KR" w:cs="Noto Sans KR"/>
+                <w:b w:val="0"/>
+                <w:color w:val="243547"/>
+                <w:sz w:val="18"/>
               </w:rPr>
               <w:t>cpf-core</w:t>
             </w:r>
@@ -1265,23 +1295,27 @@
         </w:tc>
         <w:tc>
           <w:tcPr>
-            <w:tcW w:type="dxa" w:w="3060"/>
+            <w:tcW w:type="dxa" w:w="3480"/>
             <w:tcMar>
-              <w:top w:w="90" w:type="dxa"/>
+              <w:top w:w="70" w:type="dxa"/>
               <w:start w:w="100" w:type="dxa"/>
-              <w:bottom w:w="90" w:type="dxa"/>
+              <w:bottom w:w="70" w:type="dxa"/>
               <w:end w:w="100" w:type="dxa"/>
             </w:tcMar>
             <w:vAlign w:val="center"/>
+            <w:shd w:fill="FFFFFF"/>
           </w:tcPr>
           <w:p>
             <w:pPr>
               <w:spacing w:after="0" w:line="252" w:lineRule="auto" w:before="0"/>
+              <w:jc w:val="left"/>
             </w:pPr>
             <w:r>
               <w:rPr>
-                <w:rFonts w:ascii="Noto Sans KR" w:hAnsi="Noto Sans KR" w:eastAsia="Noto Sans KR"/>
-                <w:sz w:val="17"/>
+                <w:rFonts w:ascii="Noto Sans KR" w:hAnsi="Noto Sans KR" w:eastAsia="Noto Sans KR" w:cs="Noto Sans KR"/>
+                <w:b w:val="0"/>
+                <w:color w:val="243547"/>
+                <w:sz w:val="18"/>
               </w:rPr>
               <w:t>Library</w:t>
             </w:r>
@@ -1289,23 +1323,27 @@
         </w:tc>
         <w:tc>
           <w:tcPr>
-            <w:tcW w:type="dxa" w:w="5888"/>
+            <w:tcW w:type="dxa" w:w="5913"/>
             <w:tcMar>
-              <w:top w:w="90" w:type="dxa"/>
+              <w:top w:w="70" w:type="dxa"/>
               <w:start w:w="100" w:type="dxa"/>
-              <w:bottom w:w="90" w:type="dxa"/>
+              <w:bottom w:w="70" w:type="dxa"/>
               <w:end w:w="100" w:type="dxa"/>
             </w:tcMar>
             <w:vAlign w:val="center"/>
+            <w:shd w:fill="FFFFFF"/>
           </w:tcPr>
           <w:p>
             <w:pPr>
               <w:spacing w:after="0" w:line="252" w:lineRule="auto" w:before="0"/>
+              <w:jc w:val="left"/>
             </w:pPr>
             <w:r>
               <w:rPr>
-                <w:rFonts w:ascii="Noto Sans KR" w:hAnsi="Noto Sans KR" w:eastAsia="Noto Sans KR"/>
-                <w:sz w:val="17"/>
+                <w:rFonts w:ascii="Noto Sans KR" w:hAnsi="Noto Sans KR" w:eastAsia="Noto Sans KR" w:cs="Noto Sans KR"/>
+                <w:b w:val="0"/>
+                <w:color w:val="243547"/>
+                <w:sz w:val="18"/>
               </w:rPr>
               <w:t>topology-independent 계약만</w:t>
             </w:r>
@@ -1315,27 +1353,31 @@
       <w:tr>
         <w:trPr>
           <w:cantSplit/>
+          <w:trHeight w:hRule="atLeast" w:val="351"/>
         </w:trPr>
         <w:tc>
           <w:tcPr>
-            <w:tcW w:type="dxa" w:w="1857"/>
+            <w:tcW w:type="dxa" w:w="2680"/>
             <w:tcMar>
-              <w:top w:w="90" w:type="dxa"/>
+              <w:top w:w="70" w:type="dxa"/>
               <w:start w:w="100" w:type="dxa"/>
-              <w:bottom w:w="90" w:type="dxa"/>
+              <w:bottom w:w="70" w:type="dxa"/>
               <w:end w:w="100" w:type="dxa"/>
             </w:tcMar>
             <w:vAlign w:val="center"/>
-            <w:shd w:fill="F5F8FB"/>
+            <w:shd w:fill="F7FAFC"/>
           </w:tcPr>
           <w:p>
             <w:pPr>
               <w:spacing w:after="0" w:line="252" w:lineRule="auto" w:before="0"/>
+              <w:jc w:val="left"/>
             </w:pPr>
             <w:r>
               <w:rPr>
-                <w:rFonts w:ascii="Noto Sans KR" w:hAnsi="Noto Sans KR" w:eastAsia="Noto Sans KR"/>
-                <w:sz w:val="17"/>
+                <w:rFonts w:ascii="Noto Sans KR" w:hAnsi="Noto Sans KR" w:eastAsia="Noto Sans KR" w:cs="Noto Sans KR"/>
+                <w:b w:val="0"/>
+                <w:color w:val="243547"/>
+                <w:sz w:val="18"/>
               </w:rPr>
               <w:t>업무 공통</w:t>
             </w:r>
@@ -1343,24 +1385,27 @@
         </w:tc>
         <w:tc>
           <w:tcPr>
-            <w:tcW w:type="dxa" w:w="4442"/>
+            <w:tcW w:type="dxa" w:w="3742"/>
             <w:tcMar>
-              <w:top w:w="90" w:type="dxa"/>
+              <w:top w:w="70" w:type="dxa"/>
               <w:start w:w="100" w:type="dxa"/>
-              <w:bottom w:w="90" w:type="dxa"/>
+              <w:bottom w:w="70" w:type="dxa"/>
               <w:end w:w="100" w:type="dxa"/>
             </w:tcMar>
             <w:vAlign w:val="center"/>
-            <w:shd w:fill="F5F8FB"/>
+            <w:shd w:fill="F7FAFC"/>
           </w:tcPr>
           <w:p>
             <w:pPr>
               <w:spacing w:after="0" w:line="252" w:lineRule="auto" w:before="0"/>
+              <w:jc w:val="left"/>
             </w:pPr>
             <w:r>
               <w:rPr>
-                <w:rFonts w:ascii="Noto Sans KR" w:hAnsi="Noto Sans KR" w:eastAsia="Noto Sans KR"/>
-                <w:sz w:val="17"/>
+                <w:rFonts w:ascii="Noto Sans KR" w:hAnsi="Noto Sans KR" w:eastAsia="Noto Sans KR" w:cs="Noto Sans KR"/>
+                <w:b w:val="0"/>
+                <w:color w:val="243547"/>
+                <w:sz w:val="18"/>
               </w:rPr>
               <w:t>cpf-common</w:t>
             </w:r>
@@ -1368,24 +1413,27 @@
         </w:tc>
         <w:tc>
           <w:tcPr>
-            <w:tcW w:type="dxa" w:w="3060"/>
+            <w:tcW w:type="dxa" w:w="3480"/>
             <w:tcMar>
-              <w:top w:w="90" w:type="dxa"/>
+              <w:top w:w="70" w:type="dxa"/>
               <w:start w:w="100" w:type="dxa"/>
-              <w:bottom w:w="90" w:type="dxa"/>
+              <w:bottom w:w="70" w:type="dxa"/>
               <w:end w:w="100" w:type="dxa"/>
             </w:tcMar>
             <w:vAlign w:val="center"/>
-            <w:shd w:fill="F5F8FB"/>
+            <w:shd w:fill="F7FAFC"/>
           </w:tcPr>
           <w:p>
             <w:pPr>
               <w:spacing w:after="0" w:line="252" w:lineRule="auto" w:before="0"/>
+              <w:jc w:val="left"/>
             </w:pPr>
             <w:r>
               <w:rPr>
-                <w:rFonts w:ascii="Noto Sans KR" w:hAnsi="Noto Sans KR" w:eastAsia="Noto Sans KR"/>
-                <w:sz w:val="17"/>
+                <w:rFonts w:ascii="Noto Sans KR" w:hAnsi="Noto Sans KR" w:eastAsia="Noto Sans KR" w:cs="Noto Sans KR"/>
+                <w:b w:val="0"/>
+                <w:color w:val="243547"/>
+                <w:sz w:val="18"/>
               </w:rPr>
               <w:t>Library</w:t>
             </w:r>
@@ -1393,24 +1441,27 @@
         </w:tc>
         <w:tc>
           <w:tcPr>
-            <w:tcW w:type="dxa" w:w="5888"/>
+            <w:tcW w:type="dxa" w:w="5913"/>
             <w:tcMar>
-              <w:top w:w="90" w:type="dxa"/>
+              <w:top w:w="70" w:type="dxa"/>
               <w:start w:w="100" w:type="dxa"/>
-              <w:bottom w:w="90" w:type="dxa"/>
+              <w:bottom w:w="70" w:type="dxa"/>
               <w:end w:w="100" w:type="dxa"/>
             </w:tcMar>
             <w:vAlign w:val="center"/>
-            <w:shd w:fill="F5F8FB"/>
+            <w:shd w:fill="F7FAFC"/>
           </w:tcPr>
           <w:p>
             <w:pPr>
               <w:spacing w:after="0" w:line="252" w:lineRule="auto" w:before="0"/>
+              <w:jc w:val="left"/>
             </w:pPr>
             <w:r>
               <w:rPr>
-                <w:rFonts w:ascii="Noto Sans KR" w:hAnsi="Noto Sans KR" w:eastAsia="Noto Sans KR"/>
-                <w:sz w:val="17"/>
+                <w:rFonts w:ascii="Noto Sans KR" w:hAnsi="Noto Sans KR" w:eastAsia="Noto Sans KR" w:cs="Noto Sans KR"/>
+                <w:b w:val="0"/>
+                <w:color w:val="243547"/>
+                <w:sz w:val="18"/>
               </w:rPr>
               <w:t>고객 업무 공통 계약</w:t>
             </w:r>
@@ -1420,26 +1471,31 @@
       <w:tr>
         <w:trPr>
           <w:cantSplit/>
+          <w:trHeight w:hRule="atLeast" w:val="351"/>
         </w:trPr>
         <w:tc>
           <w:tcPr>
-            <w:tcW w:type="dxa" w:w="1857"/>
+            <w:tcW w:type="dxa" w:w="2680"/>
             <w:tcMar>
-              <w:top w:w="90" w:type="dxa"/>
+              <w:top w:w="70" w:type="dxa"/>
               <w:start w:w="100" w:type="dxa"/>
-              <w:bottom w:w="90" w:type="dxa"/>
+              <w:bottom w:w="70" w:type="dxa"/>
               <w:end w:w="100" w:type="dxa"/>
             </w:tcMar>
             <w:vAlign w:val="center"/>
+            <w:shd w:fill="FFFFFF"/>
           </w:tcPr>
           <w:p>
             <w:pPr>
               <w:spacing w:after="0" w:line="252" w:lineRule="auto" w:before="0"/>
+              <w:jc w:val="left"/>
             </w:pPr>
             <w:r>
               <w:rPr>
-                <w:rFonts w:ascii="Noto Sans KR" w:hAnsi="Noto Sans KR" w:eastAsia="Noto Sans KR"/>
-                <w:sz w:val="17"/>
+                <w:rFonts w:ascii="Noto Sans KR" w:hAnsi="Noto Sans KR" w:eastAsia="Noto Sans KR" w:cs="Noto Sans KR"/>
+                <w:b w:val="0"/>
+                <w:color w:val="243547"/>
+                <w:sz w:val="18"/>
               </w:rPr>
               <w:t>플랫폼 운영</w:t>
             </w:r>
@@ -1447,23 +1503,27 @@
         </w:tc>
         <w:tc>
           <w:tcPr>
-            <w:tcW w:type="dxa" w:w="4442"/>
+            <w:tcW w:type="dxa" w:w="3742"/>
             <w:tcMar>
-              <w:top w:w="90" w:type="dxa"/>
+              <w:top w:w="70" w:type="dxa"/>
               <w:start w:w="100" w:type="dxa"/>
-              <w:bottom w:w="90" w:type="dxa"/>
+              <w:bottom w:w="70" w:type="dxa"/>
               <w:end w:w="100" w:type="dxa"/>
             </w:tcMar>
             <w:vAlign w:val="center"/>
+            <w:shd w:fill="FFFFFF"/>
           </w:tcPr>
           <w:p>
             <w:pPr>
               <w:spacing w:after="0" w:line="252" w:lineRule="auto" w:before="0"/>
+              <w:jc w:val="left"/>
             </w:pPr>
             <w:r>
               <w:rPr>
-                <w:rFonts w:ascii="Noto Sans KR" w:hAnsi="Noto Sans KR" w:eastAsia="Noto Sans KR"/>
-                <w:sz w:val="17"/>
+                <w:rFonts w:ascii="Noto Sans KR" w:hAnsi="Noto Sans KR" w:eastAsia="Noto Sans KR" w:cs="Noto Sans KR"/>
+                <w:b w:val="0"/>
+                <w:color w:val="243547"/>
+                <w:sz w:val="18"/>
               </w:rPr>
               <w:t>cpf-admin</w:t>
             </w:r>
@@ -1471,23 +1531,27 @@
         </w:tc>
         <w:tc>
           <w:tcPr>
-            <w:tcW w:type="dxa" w:w="3060"/>
+            <w:tcW w:type="dxa" w:w="3480"/>
             <w:tcMar>
-              <w:top w:w="90" w:type="dxa"/>
+              <w:top w:w="70" w:type="dxa"/>
               <w:start w:w="100" w:type="dxa"/>
-              <w:bottom w:w="90" w:type="dxa"/>
+              <w:bottom w:w="70" w:type="dxa"/>
               <w:end w:w="100" w:type="dxa"/>
             </w:tcMar>
             <w:vAlign w:val="center"/>
+            <w:shd w:fill="FFFFFF"/>
           </w:tcPr>
           <w:p>
             <w:pPr>
               <w:spacing w:after="0" w:line="252" w:lineRule="auto" w:before="0"/>
+              <w:jc w:val="left"/>
             </w:pPr>
             <w:r>
               <w:rPr>
-                <w:rFonts w:ascii="Noto Sans KR" w:hAnsi="Noto Sans KR" w:eastAsia="Noto Sans KR"/>
-                <w:sz w:val="17"/>
+                <w:rFonts w:ascii="Noto Sans KR" w:hAnsi="Noto Sans KR" w:eastAsia="Noto Sans KR" w:cs="Noto Sans KR"/>
+                <w:b w:val="0"/>
+                <w:color w:val="243547"/>
+                <w:sz w:val="18"/>
               </w:rPr>
               <w:t>Runtime/관리 Surface</w:t>
             </w:r>
@@ -1495,23 +1559,27 @@
         </w:tc>
         <w:tc>
           <w:tcPr>
-            <w:tcW w:type="dxa" w:w="5888"/>
+            <w:tcW w:type="dxa" w:w="5913"/>
             <w:tcMar>
-              <w:top w:w="90" w:type="dxa"/>
+              <w:top w:w="70" w:type="dxa"/>
               <w:start w:w="100" w:type="dxa"/>
-              <w:bottom w:w="90" w:type="dxa"/>
+              <w:bottom w:w="70" w:type="dxa"/>
               <w:end w:w="100" w:type="dxa"/>
             </w:tcMar>
             <w:vAlign w:val="center"/>
+            <w:shd w:fill="FFFFFF"/>
           </w:tcPr>
           <w:p>
             <w:pPr>
               <w:spacing w:after="0" w:line="252" w:lineRule="auto" w:before="0"/>
+              <w:jc w:val="left"/>
             </w:pPr>
             <w:r>
               <w:rPr>
-                <w:rFonts w:ascii="Noto Sans KR" w:hAnsi="Noto Sans KR" w:eastAsia="Noto Sans KR"/>
-                <w:sz w:val="17"/>
+                <w:rFonts w:ascii="Noto Sans KR" w:hAnsi="Noto Sans KR" w:eastAsia="Noto Sans KR" w:cs="Noto Sans KR"/>
+                <w:b w:val="0"/>
+                <w:color w:val="243547"/>
+                <w:sz w:val="18"/>
               </w:rPr>
               <w:t>운영·감사·제어</w:t>
             </w:r>
@@ -1521,27 +1589,31 @@
       <w:tr>
         <w:trPr>
           <w:cantSplit/>
+          <w:trHeight w:hRule="atLeast" w:val="351"/>
         </w:trPr>
         <w:tc>
           <w:tcPr>
-            <w:tcW w:type="dxa" w:w="1857"/>
+            <w:tcW w:type="dxa" w:w="2680"/>
             <w:tcMar>
-              <w:top w:w="90" w:type="dxa"/>
+              <w:top w:w="70" w:type="dxa"/>
               <w:start w:w="100" w:type="dxa"/>
-              <w:bottom w:w="90" w:type="dxa"/>
+              <w:bottom w:w="70" w:type="dxa"/>
               <w:end w:w="100" w:type="dxa"/>
             </w:tcMar>
             <w:vAlign w:val="center"/>
-            <w:shd w:fill="F5F8FB"/>
+            <w:shd w:fill="F7FAFC"/>
           </w:tcPr>
           <w:p>
             <w:pPr>
               <w:spacing w:after="0" w:line="252" w:lineRule="auto" w:before="0"/>
+              <w:jc w:val="left"/>
             </w:pPr>
             <w:r>
               <w:rPr>
-                <w:rFonts w:ascii="Noto Sans KR" w:hAnsi="Noto Sans KR" w:eastAsia="Noto Sans KR"/>
-                <w:sz w:val="17"/>
+                <w:rFonts w:ascii="Noto Sans KR" w:hAnsi="Noto Sans KR" w:eastAsia="Noto Sans KR" w:cs="Noto Sans KR"/>
+                <w:b w:val="0"/>
+                <w:color w:val="243547"/>
+                <w:sz w:val="18"/>
               </w:rPr>
               <w:t>업무 관리자</w:t>
             </w:r>
@@ -1549,24 +1621,27 @@
         </w:tc>
         <w:tc>
           <w:tcPr>
-            <w:tcW w:type="dxa" w:w="4442"/>
+            <w:tcW w:type="dxa" w:w="3742"/>
             <w:tcMar>
-              <w:top w:w="90" w:type="dxa"/>
+              <w:top w:w="70" w:type="dxa"/>
               <w:start w:w="100" w:type="dxa"/>
-              <w:bottom w:w="90" w:type="dxa"/>
+              <w:bottom w:w="70" w:type="dxa"/>
               <w:end w:w="100" w:type="dxa"/>
             </w:tcMar>
             <w:vAlign w:val="center"/>
-            <w:shd w:fill="F5F8FB"/>
+            <w:shd w:fill="F7FAFC"/>
           </w:tcPr>
           <w:p>
             <w:pPr>
               <w:spacing w:after="0" w:line="252" w:lineRule="auto" w:before="0"/>
+              <w:jc w:val="left"/>
             </w:pPr>
             <w:r>
               <w:rPr>
-                <w:rFonts w:ascii="Noto Sans KR" w:hAnsi="Noto Sans KR" w:eastAsia="Noto Sans KR"/>
-                <w:sz w:val="17"/>
+                <w:rFonts w:ascii="Noto Sans KR" w:hAnsi="Noto Sans KR" w:eastAsia="Noto Sans KR" w:cs="Noto Sans KR"/>
+                <w:b w:val="0"/>
+                <w:color w:val="243547"/>
+                <w:sz w:val="18"/>
               </w:rPr>
               <w:t>cpf-backoffice</w:t>
             </w:r>
@@ -1574,24 +1649,27 @@
         </w:tc>
         <w:tc>
           <w:tcPr>
-            <w:tcW w:type="dxa" w:w="3060"/>
+            <w:tcW w:type="dxa" w:w="3480"/>
             <w:tcMar>
-              <w:top w:w="90" w:type="dxa"/>
+              <w:top w:w="70" w:type="dxa"/>
               <w:start w:w="100" w:type="dxa"/>
-              <w:bottom w:w="90" w:type="dxa"/>
+              <w:bottom w:w="70" w:type="dxa"/>
               <w:end w:w="100" w:type="dxa"/>
             </w:tcMar>
             <w:vAlign w:val="center"/>
-            <w:shd w:fill="F5F8FB"/>
+            <w:shd w:fill="F7FAFC"/>
           </w:tcPr>
           <w:p>
             <w:pPr>
               <w:spacing w:after="0" w:line="252" w:lineRule="auto" w:before="0"/>
+              <w:jc w:val="left"/>
             </w:pPr>
             <w:r>
               <w:rPr>
-                <w:rFonts w:ascii="Noto Sans KR" w:hAnsi="Noto Sans KR" w:eastAsia="Noto Sans KR"/>
-                <w:sz w:val="17"/>
+                <w:rFonts w:ascii="Noto Sans KR" w:hAnsi="Noto Sans KR" w:eastAsia="Noto Sans KR" w:cs="Noto Sans KR"/>
+                <w:b w:val="0"/>
+                <w:color w:val="243547"/>
+                <w:sz w:val="18"/>
               </w:rPr>
               <w:t>선택 Runtime/BFF</w:t>
             </w:r>
@@ -1599,24 +1677,27 @@
         </w:tc>
         <w:tc>
           <w:tcPr>
-            <w:tcW w:type="dxa" w:w="5888"/>
+            <w:tcW w:type="dxa" w:w="5913"/>
             <w:tcMar>
-              <w:top w:w="90" w:type="dxa"/>
+              <w:top w:w="70" w:type="dxa"/>
               <w:start w:w="100" w:type="dxa"/>
-              <w:bottom w:w="90" w:type="dxa"/>
+              <w:bottom w:w="70" w:type="dxa"/>
               <w:end w:w="100" w:type="dxa"/>
             </w:tcMar>
             <w:vAlign w:val="center"/>
-            <w:shd w:fill="F5F8FB"/>
+            <w:shd w:fill="F7FAFC"/>
           </w:tcPr>
           <w:p>
             <w:pPr>
               <w:spacing w:after="0" w:line="252" w:lineRule="auto" w:before="0"/>
+              <w:jc w:val="left"/>
             </w:pPr>
             <w:r>
               <w:rPr>
-                <w:rFonts w:ascii="Noto Sans KR" w:hAnsi="Noto Sans KR" w:eastAsia="Noto Sans KR"/>
-                <w:sz w:val="17"/>
+                <w:rFonts w:ascii="Noto Sans KR" w:hAnsi="Noto Sans KR" w:eastAsia="Noto Sans KR" w:cs="Noto Sans KR"/>
+                <w:b w:val="0"/>
+                <w:color w:val="243547"/>
+                <w:sz w:val="18"/>
               </w:rPr>
               <w:t>DB Owner 아님, 제거 가능</w:t>
             </w:r>
@@ -1626,26 +1707,31 @@
       <w:tr>
         <w:trPr>
           <w:cantSplit/>
+          <w:trHeight w:hRule="atLeast" w:val="351"/>
         </w:trPr>
         <w:tc>
           <w:tcPr>
-            <w:tcW w:type="dxa" w:w="1857"/>
+            <w:tcW w:type="dxa" w:w="2680"/>
             <w:tcMar>
-              <w:top w:w="90" w:type="dxa"/>
+              <w:top w:w="70" w:type="dxa"/>
               <w:start w:w="100" w:type="dxa"/>
-              <w:bottom w:w="90" w:type="dxa"/>
+              <w:bottom w:w="70" w:type="dxa"/>
               <w:end w:w="100" w:type="dxa"/>
             </w:tcMar>
             <w:vAlign w:val="center"/>
+            <w:shd w:fill="FFFFFF"/>
           </w:tcPr>
           <w:p>
             <w:pPr>
               <w:spacing w:after="0" w:line="252" w:lineRule="auto" w:before="0"/>
+              <w:jc w:val="left"/>
             </w:pPr>
             <w:r>
               <w:rPr>
-                <w:rFonts w:ascii="Noto Sans KR" w:hAnsi="Noto Sans KR" w:eastAsia="Noto Sans KR"/>
-                <w:sz w:val="17"/>
+                <w:rFonts w:ascii="Noto Sans KR" w:hAnsi="Noto Sans KR" w:eastAsia="Noto Sans KR" w:cs="Noto Sans KR"/>
+                <w:b w:val="0"/>
+                <w:color w:val="243547"/>
+                <w:sz w:val="18"/>
               </w:rPr>
               <w:t>Batch</w:t>
             </w:r>
@@ -1653,23 +1739,27 @@
         </w:tc>
         <w:tc>
           <w:tcPr>
-            <w:tcW w:type="dxa" w:w="4442"/>
+            <w:tcW w:type="dxa" w:w="3742"/>
             <w:tcMar>
-              <w:top w:w="90" w:type="dxa"/>
+              <w:top w:w="70" w:type="dxa"/>
               <w:start w:w="100" w:type="dxa"/>
-              <w:bottom w:w="90" w:type="dxa"/>
+              <w:bottom w:w="70" w:type="dxa"/>
               <w:end w:w="100" w:type="dxa"/>
             </w:tcMar>
             <w:vAlign w:val="center"/>
+            <w:shd w:fill="FFFFFF"/>
           </w:tcPr>
           <w:p>
             <w:pPr>
               <w:spacing w:after="0" w:line="252" w:lineRule="auto" w:before="0"/>
+              <w:jc w:val="left"/>
             </w:pPr>
             <w:r>
               <w:rPr>
-                <w:rFonts w:ascii="Noto Sans KR" w:hAnsi="Noto Sans KR" w:eastAsia="Noto Sans KR"/>
-                <w:sz w:val="17"/>
+                <w:rFonts w:ascii="Noto Sans KR" w:hAnsi="Noto Sans KR" w:eastAsia="Noto Sans KR" w:cs="Noto Sans KR"/>
+                <w:b w:val="0"/>
+                <w:color w:val="243547"/>
+                <w:sz w:val="18"/>
               </w:rPr>
               <w:t>cpf-batch</w:t>
             </w:r>
@@ -1677,23 +1767,27 @@
         </w:tc>
         <w:tc>
           <w:tcPr>
-            <w:tcW w:type="dxa" w:w="3060"/>
+            <w:tcW w:type="dxa" w:w="3480"/>
             <w:tcMar>
-              <w:top w:w="90" w:type="dxa"/>
+              <w:top w:w="70" w:type="dxa"/>
               <w:start w:w="100" w:type="dxa"/>
-              <w:bottom w:w="90" w:type="dxa"/>
+              <w:bottom w:w="70" w:type="dxa"/>
               <w:end w:w="100" w:type="dxa"/>
             </w:tcMar>
             <w:vAlign w:val="center"/>
+            <w:shd w:fill="FFFFFF"/>
           </w:tcPr>
           <w:p>
             <w:pPr>
               <w:spacing w:after="0" w:line="252" w:lineRule="auto" w:before="0"/>
+              <w:jc w:val="left"/>
             </w:pPr>
             <w:r>
               <w:rPr>
-                <w:rFonts w:ascii="Noto Sans KR" w:hAnsi="Noto Sans KR" w:eastAsia="Noto Sans KR"/>
-                <w:sz w:val="17"/>
+                <w:rFonts w:ascii="Noto Sans KR" w:hAnsi="Noto Sans KR" w:eastAsia="Noto Sans KR" w:cs="Noto Sans KR"/>
+                <w:b w:val="0"/>
+                <w:color w:val="243547"/>
+                <w:sz w:val="18"/>
               </w:rPr>
               <w:t>Library + 독립 Runtime</w:t>
             </w:r>
@@ -1701,23 +1795,27 @@
         </w:tc>
         <w:tc>
           <w:tcPr>
-            <w:tcW w:type="dxa" w:w="5888"/>
+            <w:tcW w:type="dxa" w:w="5913"/>
             <w:tcMar>
-              <w:top w:w="90" w:type="dxa"/>
+              <w:top w:w="70" w:type="dxa"/>
               <w:start w:w="100" w:type="dxa"/>
-              <w:bottom w:w="90" w:type="dxa"/>
+              <w:bottom w:w="70" w:type="dxa"/>
               <w:end w:w="100" w:type="dxa"/>
             </w:tcMar>
             <w:vAlign w:val="center"/>
+            <w:shd w:fill="FFFFFF"/>
           </w:tcPr>
           <w:p>
             <w:pPr>
               <w:spacing w:after="0" w:line="252" w:lineRule="auto" w:before="0"/>
+              <w:jc w:val="left"/>
             </w:pPr>
             <w:r>
               <w:rPr>
-                <w:rFonts w:ascii="Noto Sans KR" w:hAnsi="Noto Sans KR" w:eastAsia="Noto Sans KR"/>
-                <w:sz w:val="17"/>
+                <w:rFonts w:ascii="Noto Sans KR" w:hAnsi="Noto Sans KR" w:eastAsia="Noto Sans KR" w:cs="Noto Sans KR"/>
+                <w:b w:val="0"/>
+                <w:color w:val="243547"/>
+                <w:sz w:val="18"/>
               </w:rPr>
               <w:t>control-plane/scheduler/worker/center-cut/agent</w:t>
             </w:r>
@@ -1727,27 +1825,31 @@
       <w:tr>
         <w:trPr>
           <w:cantSplit/>
+          <w:trHeight w:hRule="atLeast" w:val="351"/>
         </w:trPr>
         <w:tc>
           <w:tcPr>
-            <w:tcW w:type="dxa" w:w="1857"/>
+            <w:tcW w:type="dxa" w:w="2680"/>
             <w:tcMar>
-              <w:top w:w="90" w:type="dxa"/>
+              <w:top w:w="70" w:type="dxa"/>
               <w:start w:w="100" w:type="dxa"/>
-              <w:bottom w:w="90" w:type="dxa"/>
+              <w:bottom w:w="70" w:type="dxa"/>
               <w:end w:w="100" w:type="dxa"/>
             </w:tcMar>
             <w:vAlign w:val="center"/>
-            <w:shd w:fill="F5F8FB"/>
+            <w:shd w:fill="F7FAFC"/>
           </w:tcPr>
           <w:p>
             <w:pPr>
               <w:spacing w:after="0" w:line="252" w:lineRule="auto" w:before="0"/>
+              <w:jc w:val="left"/>
             </w:pPr>
             <w:r>
               <w:rPr>
-                <w:rFonts w:ascii="Noto Sans KR" w:hAnsi="Noto Sans KR" w:eastAsia="Noto Sans KR"/>
-                <w:sz w:val="17"/>
+                <w:rFonts w:ascii="Noto Sans KR" w:hAnsi="Noto Sans KR" w:eastAsia="Noto Sans KR" w:cs="Noto Sans KR"/>
+                <w:b w:val="0"/>
+                <w:color w:val="243547"/>
+                <w:sz w:val="18"/>
               </w:rPr>
               <w:t>Generated Domain</w:t>
             </w:r>
@@ -1755,24 +1857,27 @@
         </w:tc>
         <w:tc>
           <w:tcPr>
-            <w:tcW w:type="dxa" w:w="4442"/>
+            <w:tcW w:type="dxa" w:w="3742"/>
             <w:tcMar>
-              <w:top w:w="90" w:type="dxa"/>
+              <w:top w:w="70" w:type="dxa"/>
               <w:start w:w="100" w:type="dxa"/>
-              <w:bottom w:w="90" w:type="dxa"/>
+              <w:bottom w:w="70" w:type="dxa"/>
               <w:end w:w="100" w:type="dxa"/>
             </w:tcMar>
             <w:vAlign w:val="center"/>
-            <w:shd w:fill="F5F8FB"/>
+            <w:shd w:fill="F7FAFC"/>
           </w:tcPr>
           <w:p>
             <w:pPr>
               <w:spacing w:after="0" w:line="252" w:lineRule="auto" w:before="0"/>
+              <w:jc w:val="left"/>
             </w:pPr>
             <w:r>
               <w:rPr>
-                <w:rFonts w:ascii="Noto Sans KR" w:hAnsi="Noto Sans KR" w:eastAsia="Noto Sans KR"/>
-                <w:sz w:val="17"/>
+                <w:rFonts w:ascii="Noto Sans KR" w:hAnsi="Noto Sans KR" w:eastAsia="Noto Sans KR" w:cs="Noto Sans KR"/>
+                <w:b w:val="0"/>
+                <w:color w:val="243547"/>
+                <w:sz w:val="18"/>
               </w:rPr>
               <w:t>cpf-&lt;domain&gt;</w:t>
             </w:r>
@@ -1780,24 +1885,27 @@
         </w:tc>
         <w:tc>
           <w:tcPr>
-            <w:tcW w:type="dxa" w:w="3060"/>
+            <w:tcW w:type="dxa" w:w="3480"/>
             <w:tcMar>
-              <w:top w:w="90" w:type="dxa"/>
+              <w:top w:w="70" w:type="dxa"/>
               <w:start w:w="100" w:type="dxa"/>
-              <w:bottom w:w="90" w:type="dxa"/>
+              <w:bottom w:w="70" w:type="dxa"/>
               <w:end w:w="100" w:type="dxa"/>
             </w:tcMar>
             <w:vAlign w:val="center"/>
-            <w:shd w:fill="F5F8FB"/>
+            <w:shd w:fill="F7FAFC"/>
           </w:tcPr>
           <w:p>
             <w:pPr>
               <w:spacing w:after="0" w:line="252" w:lineRule="auto" w:before="0"/>
+              <w:jc w:val="left"/>
             </w:pPr>
             <w:r>
               <w:rPr>
-                <w:rFonts w:ascii="Noto Sans KR" w:hAnsi="Noto Sans KR" w:eastAsia="Noto Sans KR"/>
-                <w:sz w:val="17"/>
+                <w:rFonts w:ascii="Noto Sans KR" w:hAnsi="Noto Sans KR" w:eastAsia="Noto Sans KR" w:cs="Noto Sans KR"/>
+                <w:b w:val="0"/>
+                <w:color w:val="243547"/>
+                <w:sz w:val="18"/>
               </w:rPr>
               <w:t>Online/선택 Batch</w:t>
             </w:r>
@@ -1805,24 +1913,27 @@
         </w:tc>
         <w:tc>
           <w:tcPr>
-            <w:tcW w:type="dxa" w:w="5888"/>
+            <w:tcW w:type="dxa" w:w="5913"/>
             <w:tcMar>
-              <w:top w:w="90" w:type="dxa"/>
+              <w:top w:w="70" w:type="dxa"/>
               <w:start w:w="100" w:type="dxa"/>
-              <w:bottom w:w="90" w:type="dxa"/>
+              <w:bottom w:w="70" w:type="dxa"/>
               <w:end w:w="100" w:type="dxa"/>
             </w:tcMar>
             <w:vAlign w:val="center"/>
-            <w:shd w:fill="F5F8FB"/>
+            <w:shd w:fill="F7FAFC"/>
           </w:tcPr>
           <w:p>
             <w:pPr>
               <w:spacing w:after="0" w:line="252" w:lineRule="auto" w:before="0"/>
+              <w:jc w:val="left"/>
             </w:pPr>
             <w:r>
               <w:rPr>
-                <w:rFonts w:ascii="Noto Sans KR" w:hAnsi="Noto Sans KR" w:eastAsia="Noto Sans KR"/>
-                <w:sz w:val="17"/>
+                <w:rFonts w:ascii="Noto Sans KR" w:hAnsi="Noto Sans KR" w:eastAsia="Noto Sans KR" w:cs="Noto Sans KR"/>
+                <w:b w:val="0"/>
+                <w:color w:val="243547"/>
+                <w:sz w:val="18"/>
               </w:rPr>
               <w:t>Public Starter만 직접 참조</w:t>
             </w:r>
@@ -1832,26 +1943,31 @@
       <w:tr>
         <w:trPr>
           <w:cantSplit/>
+          <w:trHeight w:hRule="atLeast" w:val="351"/>
         </w:trPr>
         <w:tc>
           <w:tcPr>
-            <w:tcW w:type="dxa" w:w="1857"/>
+            <w:tcW w:type="dxa" w:w="2680"/>
             <w:tcMar>
-              <w:top w:w="90" w:type="dxa"/>
+              <w:top w:w="70" w:type="dxa"/>
               <w:start w:w="100" w:type="dxa"/>
-              <w:bottom w:w="90" w:type="dxa"/>
+              <w:bottom w:w="70" w:type="dxa"/>
               <w:end w:w="100" w:type="dxa"/>
             </w:tcMar>
             <w:vAlign w:val="center"/>
+            <w:shd w:fill="FFFFFF"/>
           </w:tcPr>
           <w:p>
             <w:pPr>
               <w:spacing w:after="0" w:line="252" w:lineRule="auto" w:before="0"/>
+              <w:jc w:val="left"/>
             </w:pPr>
             <w:r>
               <w:rPr>
-                <w:rFonts w:ascii="Noto Sans KR" w:hAnsi="Noto Sans KR" w:eastAsia="Noto Sans KR"/>
-                <w:sz w:val="17"/>
+                <w:rFonts w:ascii="Noto Sans KR" w:hAnsi="Noto Sans KR" w:eastAsia="Noto Sans KR" w:cs="Noto Sans KR"/>
+                <w:b w:val="0"/>
+                <w:color w:val="243547"/>
+                <w:sz w:val="18"/>
               </w:rPr>
               <w:t>Gateway</w:t>
             </w:r>
@@ -1859,23 +1975,27 @@
         </w:tc>
         <w:tc>
           <w:tcPr>
-            <w:tcW w:type="dxa" w:w="4442"/>
+            <w:tcW w:type="dxa" w:w="3742"/>
             <w:tcMar>
-              <w:top w:w="90" w:type="dxa"/>
+              <w:top w:w="70" w:type="dxa"/>
               <w:start w:w="100" w:type="dxa"/>
-              <w:bottom w:w="90" w:type="dxa"/>
+              <w:bottom w:w="70" w:type="dxa"/>
               <w:end w:w="100" w:type="dxa"/>
             </w:tcMar>
             <w:vAlign w:val="center"/>
+            <w:shd w:fill="FFFFFF"/>
           </w:tcPr>
           <w:p>
             <w:pPr>
               <w:spacing w:after="0" w:line="252" w:lineRule="auto" w:before="0"/>
+              <w:jc w:val="left"/>
             </w:pPr>
             <w:r>
               <w:rPr>
-                <w:rFonts w:ascii="Noto Sans KR" w:hAnsi="Noto Sans KR" w:eastAsia="Noto Sans KR"/>
-                <w:sz w:val="17"/>
+                <w:rFonts w:ascii="Noto Sans KR" w:hAnsi="Noto Sans KR" w:eastAsia="Noto Sans KR" w:cs="Noto Sans KR"/>
+                <w:b w:val="0"/>
+                <w:color w:val="243547"/>
+                <w:sz w:val="18"/>
               </w:rPr>
               <w:t>선택 Edge</w:t>
             </w:r>
@@ -1883,23 +2003,27 @@
         </w:tc>
         <w:tc>
           <w:tcPr>
-            <w:tcW w:type="dxa" w:w="3060"/>
+            <w:tcW w:type="dxa" w:w="3480"/>
             <w:tcMar>
-              <w:top w:w="90" w:type="dxa"/>
+              <w:top w:w="70" w:type="dxa"/>
               <w:start w:w="100" w:type="dxa"/>
-              <w:bottom w:w="90" w:type="dxa"/>
+              <w:bottom w:w="70" w:type="dxa"/>
               <w:end w:w="100" w:type="dxa"/>
             </w:tcMar>
             <w:vAlign w:val="center"/>
+            <w:shd w:fill="FFFFFF"/>
           </w:tcPr>
           <w:p>
             <w:pPr>
               <w:spacing w:after="0" w:line="252" w:lineRule="auto" w:before="0"/>
+              <w:jc w:val="left"/>
             </w:pPr>
             <w:r>
               <w:rPr>
-                <w:rFonts w:ascii="Noto Sans KR" w:hAnsi="Noto Sans KR" w:eastAsia="Noto Sans KR"/>
-                <w:sz w:val="17"/>
+                <w:rFonts w:ascii="Noto Sans KR" w:hAnsi="Noto Sans KR" w:eastAsia="Noto Sans KR" w:cs="Noto Sans KR"/>
+                <w:b w:val="0"/>
+                <w:color w:val="243547"/>
+                <w:sz w:val="18"/>
               </w:rPr>
               <w:t>외부 Entry</w:t>
             </w:r>
@@ -1907,23 +2031,27 @@
         </w:tc>
         <w:tc>
           <w:tcPr>
-            <w:tcW w:type="dxa" w:w="5888"/>
+            <w:tcW w:type="dxa" w:w="5913"/>
             <w:tcMar>
-              <w:top w:w="90" w:type="dxa"/>
+              <w:top w:w="70" w:type="dxa"/>
               <w:start w:w="100" w:type="dxa"/>
-              <w:bottom w:w="90" w:type="dxa"/>
+              <w:bottom w:w="70" w:type="dxa"/>
               <w:end w:w="100" w:type="dxa"/>
             </w:tcMar>
             <w:vAlign w:val="center"/>
+            <w:shd w:fill="FFFFFF"/>
           </w:tcPr>
           <w:p>
             <w:pPr>
               <w:spacing w:after="0" w:line="252" w:lineRule="auto" w:before="0"/>
+              <w:jc w:val="left"/>
             </w:pPr>
             <w:r>
               <w:rPr>
-                <w:rFonts w:ascii="Noto Sans KR" w:hAnsi="Noto Sans KR" w:eastAsia="Noto Sans KR"/>
-                <w:sz w:val="17"/>
+                <w:rFonts w:ascii="Noto Sans KR" w:hAnsi="Noto Sans KR" w:eastAsia="Noto Sans KR" w:cs="Noto Sans KR"/>
+                <w:b w:val="0"/>
+                <w:color w:val="243547"/>
+                <w:sz w:val="18"/>
               </w:rPr>
               <w:t>내부 Domain 호출 경로가 아님</w:t>
             </w:r>
@@ -1937,30 +2065,25 @@
         <w:keepNext/>
       </w:pPr>
       <w:r>
+        <w:rPr>
+          <w:rFonts w:ascii="Noto Sans KR" w:hAnsi="Noto Sans KR" w:eastAsia="Noto Sans KR" w:cs="Noto Sans KR"/>
+        </w:rPr>
         <w:t>3 Public Surface · 설정 경계</w:t>
       </w:r>
     </w:p>
     <w:p>
       <w:pPr>
         <w:spacing w:before="80" w:after="200"/>
-        <w:ind w:left="173" w:right="58"/>
-        <w:shd w:fill="F3F7FB"/>
+        <w:ind w:left="170" w:right="113"/>
+        <w:shd w:fill="F3F7FA"/>
+        <w:pStyle w:val="CPFSectionLead"/>
         <w:pBdr>
-          <w:left w:val="single" w:sz="18" w:space="8" w:color="4F46E5"/>
+          <w:left w:val="single" w:sz="16" w:space="7" w:color="8AA4BE"/>
         </w:pBdr>
       </w:pPr>
       <w:r>
         <w:rPr>
-          <w:b/>
-          <w:color w:val="362D91"/>
-          <w:sz w:val="20"/>
-        </w:rPr>
-        <w:t xml:space="preserve">이 장을 보는 이유  </w:t>
-      </w:r>
-      <w:r>
-        <w:rPr>
-          <w:color w:val="26374C"/>
-          <w:sz w:val="20"/>
+          <w:rFonts w:ascii="Noto Sans KR" w:hAnsi="Noto Sans KR" w:eastAsia="Noto Sans KR" w:cs="Noto Sans KR"/>
         </w:rPr>
         <w:t>Consumer가 실제로 의존할 Surface와 내부 구현을 구분합니다.</w:t>
       </w:r>
@@ -1970,6 +2093,9 @@
         <w:pStyle w:val="CPFLabel"/>
       </w:pPr>
       <w:r>
+        <w:rPr>
+          <w:rFonts w:ascii="Noto Sans KR" w:hAnsi="Noto Sans KR" w:eastAsia="Noto Sans KR" w:cs="Noto Sans KR"/>
+        </w:rPr>
         <w:t>Public Surface</w:t>
       </w:r>
     </w:p>
@@ -1987,16 +2113,17 @@
       </w:tblGrid>
       <w:tr>
         <w:trPr>
+          <w:trHeight w:hRule="atLeast" w:val="397"/>
           <w:tblHeader w:val="true"/>
         </w:trPr>
         <w:tc>
           <w:tcPr>
-            <w:tcW w:type="dxa" w:w="3050"/>
-            <w:shd w:fill="223A57"/>
+            <w:tcW w:type="dxa" w:w="2763"/>
+            <w:shd w:fill="0D2B45"/>
             <w:tcMar>
-              <w:top w:w="90" w:type="dxa"/>
+              <w:top w:w="70" w:type="dxa"/>
               <w:start w:w="100" w:type="dxa"/>
-              <w:bottom w:w="90" w:type="dxa"/>
+              <w:bottom w:w="70" w:type="dxa"/>
               <w:end w:w="100" w:type="dxa"/>
             </w:tcMar>
             <w:vAlign w:val="center"/>
@@ -2004,13 +2131,14 @@
           <w:p>
             <w:pPr>
               <w:spacing w:before="0" w:after="0" w:line="252" w:lineRule="auto"/>
-              <w:jc w:val="left"/>
+              <w:jc w:val="center"/>
             </w:pPr>
             <w:r>
               <w:rPr>
+                <w:rFonts w:ascii="Noto Sans KR" w:hAnsi="Noto Sans KR" w:eastAsia="Noto Sans KR" w:cs="Noto Sans KR"/>
                 <w:b/>
                 <w:color w:val="FFFFFF"/>
-                <w:sz w:val="16"/>
+                <w:sz w:val="18"/>
               </w:rPr>
               <w:t>분류</w:t>
             </w:r>
@@ -2018,12 +2146,12 @@
         </w:tc>
         <w:tc>
           <w:tcPr>
-            <w:tcW w:type="dxa" w:w="7320"/>
-            <w:shd w:fill="223A57"/>
+            <w:tcW w:type="dxa" w:w="7290"/>
+            <w:shd w:fill="0D2B45"/>
             <w:tcMar>
-              <w:top w:w="90" w:type="dxa"/>
+              <w:top w:w="70" w:type="dxa"/>
               <w:start w:w="100" w:type="dxa"/>
-              <w:bottom w:w="90" w:type="dxa"/>
+              <w:bottom w:w="70" w:type="dxa"/>
               <w:end w:w="100" w:type="dxa"/>
             </w:tcMar>
             <w:vAlign w:val="center"/>
@@ -2031,13 +2159,14 @@
           <w:p>
             <w:pPr>
               <w:spacing w:before="0" w:after="0" w:line="252" w:lineRule="auto"/>
-              <w:jc w:val="left"/>
+              <w:jc w:val="center"/>
             </w:pPr>
             <w:r>
               <w:rPr>
+                <w:rFonts w:ascii="Noto Sans KR" w:hAnsi="Noto Sans KR" w:eastAsia="Noto Sans KR" w:cs="Noto Sans KR"/>
                 <w:b/>
                 <w:color w:val="FFFFFF"/>
-                <w:sz w:val="16"/>
+                <w:sz w:val="18"/>
               </w:rPr>
               <w:t>대표 Surface</w:t>
             </w:r>
@@ -2045,12 +2174,12 @@
         </w:tc>
         <w:tc>
           <w:tcPr>
-            <w:tcW w:type="dxa" w:w="4880"/>
-            <w:shd w:fill="223A57"/>
+            <w:tcW w:type="dxa" w:w="5763"/>
+            <w:shd w:fill="0D2B45"/>
             <w:tcMar>
-              <w:top w:w="90" w:type="dxa"/>
+              <w:top w:w="70" w:type="dxa"/>
               <w:start w:w="100" w:type="dxa"/>
-              <w:bottom w:w="90" w:type="dxa"/>
+              <w:bottom w:w="70" w:type="dxa"/>
               <w:end w:w="100" w:type="dxa"/>
             </w:tcMar>
             <w:vAlign w:val="center"/>
@@ -2058,13 +2187,14 @@
           <w:p>
             <w:pPr>
               <w:spacing w:before="0" w:after="0" w:line="252" w:lineRule="auto"/>
-              <w:jc w:val="left"/>
+              <w:jc w:val="center"/>
             </w:pPr>
             <w:r>
               <w:rPr>
+                <w:rFonts w:ascii="Noto Sans KR" w:hAnsi="Noto Sans KR" w:eastAsia="Noto Sans KR" w:cs="Noto Sans KR"/>
                 <w:b/>
                 <w:color w:val="FFFFFF"/>
-                <w:sz w:val="16"/>
+                <w:sz w:val="18"/>
               </w:rPr>
               <w:t>검수 기준</w:t>
             </w:r>
@@ -2074,26 +2204,31 @@
       <w:tr>
         <w:trPr>
           <w:cantSplit/>
+          <w:trHeight w:hRule="atLeast" w:val="351"/>
         </w:trPr>
         <w:tc>
           <w:tcPr>
-            <w:tcW w:type="dxa" w:w="3050"/>
+            <w:tcW w:type="dxa" w:w="2763"/>
             <w:tcMar>
-              <w:top w:w="90" w:type="dxa"/>
+              <w:top w:w="70" w:type="dxa"/>
               <w:start w:w="100" w:type="dxa"/>
-              <w:bottom w:w="90" w:type="dxa"/>
+              <w:bottom w:w="70" w:type="dxa"/>
               <w:end w:w="100" w:type="dxa"/>
             </w:tcMar>
             <w:vAlign w:val="center"/>
+            <w:shd w:fill="FFFFFF"/>
           </w:tcPr>
           <w:p>
             <w:pPr>
               <w:spacing w:after="0" w:line="252" w:lineRule="auto" w:before="0"/>
+              <w:jc w:val="left"/>
             </w:pPr>
             <w:r>
               <w:rPr>
-                <w:rFonts w:ascii="Noto Sans KR" w:hAnsi="Noto Sans KR" w:eastAsia="Noto Sans KR"/>
-                <w:sz w:val="17"/>
+                <w:rFonts w:ascii="Noto Sans KR" w:hAnsi="Noto Sans KR" w:eastAsia="Noto Sans KR" w:cs="Noto Sans KR"/>
+                <w:b w:val="0"/>
+                <w:color w:val="243547"/>
+                <w:sz w:val="18"/>
               </w:rPr>
               <w:t>Web/Service</w:t>
             </w:r>
@@ -2101,23 +2236,27 @@
         </w:tc>
         <w:tc>
           <w:tcPr>
-            <w:tcW w:type="dxa" w:w="7320"/>
+            <w:tcW w:type="dxa" w:w="7290"/>
             <w:tcMar>
-              <w:top w:w="90" w:type="dxa"/>
+              <w:top w:w="70" w:type="dxa"/>
               <w:start w:w="100" w:type="dxa"/>
-              <w:bottom w:w="90" w:type="dxa"/>
+              <w:bottom w:w="70" w:type="dxa"/>
               <w:end w:w="100" w:type="dxa"/>
             </w:tcMar>
             <w:vAlign w:val="center"/>
+            <w:shd w:fill="FFFFFF"/>
           </w:tcPr>
           <w:p>
             <w:pPr>
               <w:spacing w:after="0" w:line="252" w:lineRule="auto" w:before="0"/>
+              <w:jc w:val="left"/>
             </w:pPr>
             <w:r>
               <w:rPr>
-                <w:rFonts w:ascii="Noto Sans KR" w:hAnsi="Noto Sans KR" w:eastAsia="Noto Sans KR"/>
-                <w:sz w:val="17"/>
+                <w:rFonts w:ascii="Noto Sans KR" w:hAnsi="Noto Sans KR" w:eastAsia="Noto Sans KR" w:cs="Noto Sans KR"/>
+                <w:b w:val="0"/>
+                <w:color w:val="243547"/>
+                <w:sz w:val="18"/>
               </w:rPr>
               <w:t>@CpfController / @CpfService</w:t>
             </w:r>
@@ -2125,23 +2264,27 @@
         </w:tc>
         <w:tc>
           <w:tcPr>
-            <w:tcW w:type="dxa" w:w="4880"/>
+            <w:tcW w:type="dxa" w:w="5763"/>
             <w:tcMar>
-              <w:top w:w="90" w:type="dxa"/>
+              <w:top w:w="70" w:type="dxa"/>
               <w:start w:w="100" w:type="dxa"/>
-              <w:bottom w:w="90" w:type="dxa"/>
+              <w:bottom w:w="70" w:type="dxa"/>
               <w:end w:w="100" w:type="dxa"/>
             </w:tcMar>
             <w:vAlign w:val="center"/>
+            <w:shd w:fill="FFFFFF"/>
           </w:tcPr>
           <w:p>
             <w:pPr>
               <w:spacing w:after="0" w:line="252" w:lineRule="auto" w:before="0"/>
+              <w:jc w:val="left"/>
             </w:pPr>
             <w:r>
               <w:rPr>
-                <w:rFonts w:ascii="Noto Sans KR" w:hAnsi="Noto Sans KR" w:eastAsia="Noto Sans KR"/>
-                <w:sz w:val="17"/>
+                <w:rFonts w:ascii="Noto Sans KR" w:hAnsi="Noto Sans KR" w:eastAsia="Noto Sans KR" w:cs="Noto Sans KR"/>
+                <w:b w:val="0"/>
+                <w:color w:val="243547"/>
+                <w:sz w:val="18"/>
               </w:rPr>
               <w:t>업무 진입·규칙</w:t>
             </w:r>
@@ -2151,27 +2294,31 @@
       <w:tr>
         <w:trPr>
           <w:cantSplit/>
+          <w:trHeight w:hRule="atLeast" w:val="351"/>
         </w:trPr>
         <w:tc>
           <w:tcPr>
-            <w:tcW w:type="dxa" w:w="3050"/>
+            <w:tcW w:type="dxa" w:w="2763"/>
             <w:tcMar>
-              <w:top w:w="90" w:type="dxa"/>
+              <w:top w:w="70" w:type="dxa"/>
               <w:start w:w="100" w:type="dxa"/>
-              <w:bottom w:w="90" w:type="dxa"/>
+              <w:bottom w:w="70" w:type="dxa"/>
               <w:end w:w="100" w:type="dxa"/>
             </w:tcMar>
             <w:vAlign w:val="center"/>
-            <w:shd w:fill="F5F8FB"/>
+            <w:shd w:fill="F7FAFC"/>
           </w:tcPr>
           <w:p>
             <w:pPr>
               <w:spacing w:after="0" w:line="252" w:lineRule="auto" w:before="0"/>
+              <w:jc w:val="left"/>
             </w:pPr>
             <w:r>
               <w:rPr>
-                <w:rFonts w:ascii="Noto Sans KR" w:hAnsi="Noto Sans KR" w:eastAsia="Noto Sans KR"/>
-                <w:sz w:val="17"/>
+                <w:rFonts w:ascii="Noto Sans KR" w:hAnsi="Noto Sans KR" w:eastAsia="Noto Sans KR" w:cs="Noto Sans KR"/>
+                <w:b w:val="0"/>
+                <w:color w:val="243547"/>
+                <w:sz w:val="18"/>
               </w:rPr>
               <w:t>Persistence</w:t>
             </w:r>
@@ -2179,24 +2326,27 @@
         </w:tc>
         <w:tc>
           <w:tcPr>
-            <w:tcW w:type="dxa" w:w="7320"/>
+            <w:tcW w:type="dxa" w:w="7290"/>
             <w:tcMar>
-              <w:top w:w="90" w:type="dxa"/>
+              <w:top w:w="70" w:type="dxa"/>
               <w:start w:w="100" w:type="dxa"/>
-              <w:bottom w:w="90" w:type="dxa"/>
+              <w:bottom w:w="70" w:type="dxa"/>
               <w:end w:w="100" w:type="dxa"/>
             </w:tcMar>
             <w:vAlign w:val="center"/>
-            <w:shd w:fill="F5F8FB"/>
+            <w:shd w:fill="F7FAFC"/>
           </w:tcPr>
           <w:p>
             <w:pPr>
               <w:spacing w:after="0" w:line="252" w:lineRule="auto" w:before="0"/>
+              <w:jc w:val="left"/>
             </w:pPr>
             <w:r>
               <w:rPr>
-                <w:rFonts w:ascii="Noto Sans KR" w:hAnsi="Noto Sans KR" w:eastAsia="Noto Sans KR"/>
-                <w:sz w:val="17"/>
+                <w:rFonts w:ascii="Noto Sans KR" w:hAnsi="Noto Sans KR" w:eastAsia="Noto Sans KR" w:cs="Noto Sans KR"/>
+                <w:b w:val="0"/>
+                <w:color w:val="243547"/>
+                <w:sz w:val="18"/>
               </w:rPr>
               <w:t>@CpfRepository / CpfCrudRepository / @CpfTransactional</w:t>
             </w:r>
@@ -2204,24 +2354,27 @@
         </w:tc>
         <w:tc>
           <w:tcPr>
-            <w:tcW w:type="dxa" w:w="4880"/>
+            <w:tcW w:type="dxa" w:w="5763"/>
             <w:tcMar>
-              <w:top w:w="90" w:type="dxa"/>
+              <w:top w:w="70" w:type="dxa"/>
               <w:start w:w="100" w:type="dxa"/>
-              <w:bottom w:w="90" w:type="dxa"/>
+              <w:bottom w:w="70" w:type="dxa"/>
               <w:end w:w="100" w:type="dxa"/>
             </w:tcMar>
             <w:vAlign w:val="center"/>
-            <w:shd w:fill="F5F8FB"/>
+            <w:shd w:fill="F7FAFC"/>
           </w:tcPr>
           <w:p>
             <w:pPr>
               <w:spacing w:after="0" w:line="252" w:lineRule="auto" w:before="0"/>
+              <w:jc w:val="left"/>
             </w:pPr>
             <w:r>
               <w:rPr>
-                <w:rFonts w:ascii="Noto Sans KR" w:hAnsi="Noto Sans KR" w:eastAsia="Noto Sans KR"/>
-                <w:sz w:val="17"/>
+                <w:rFonts w:ascii="Noto Sans KR" w:hAnsi="Noto Sans KR" w:eastAsia="Noto Sans KR" w:cs="Noto Sans KR"/>
+                <w:b w:val="0"/>
+                <w:color w:val="243547"/>
+                <w:sz w:val="18"/>
               </w:rPr>
               <w:t>Owner DB, Local Tx</w:t>
             </w:r>
@@ -2231,26 +2384,31 @@
       <w:tr>
         <w:trPr>
           <w:cantSplit/>
+          <w:trHeight w:hRule="atLeast" w:val="351"/>
         </w:trPr>
         <w:tc>
           <w:tcPr>
-            <w:tcW w:type="dxa" w:w="3050"/>
+            <w:tcW w:type="dxa" w:w="2763"/>
             <w:tcMar>
-              <w:top w:w="90" w:type="dxa"/>
+              <w:top w:w="70" w:type="dxa"/>
               <w:start w:w="100" w:type="dxa"/>
-              <w:bottom w:w="90" w:type="dxa"/>
+              <w:bottom w:w="70" w:type="dxa"/>
               <w:end w:w="100" w:type="dxa"/>
             </w:tcMar>
             <w:vAlign w:val="center"/>
+            <w:shd w:fill="FFFFFF"/>
           </w:tcPr>
           <w:p>
             <w:pPr>
               <w:spacing w:after="0" w:line="252" w:lineRule="auto" w:before="0"/>
+              <w:jc w:val="left"/>
             </w:pPr>
             <w:r>
               <w:rPr>
-                <w:rFonts w:ascii="Noto Sans KR" w:hAnsi="Noto Sans KR" w:eastAsia="Noto Sans KR"/>
-                <w:sz w:val="17"/>
+                <w:rFonts w:ascii="Noto Sans KR" w:hAnsi="Noto Sans KR" w:eastAsia="Noto Sans KR" w:cs="Noto Sans KR"/>
+                <w:b w:val="0"/>
+                <w:color w:val="243547"/>
+                <w:sz w:val="18"/>
               </w:rPr>
               <w:t>Domain</w:t>
             </w:r>
@@ -2258,23 +2416,27 @@
         </w:tc>
         <w:tc>
           <w:tcPr>
-            <w:tcW w:type="dxa" w:w="7320"/>
+            <w:tcW w:type="dxa" w:w="7290"/>
             <w:tcMar>
-              <w:top w:w="90" w:type="dxa"/>
+              <w:top w:w="70" w:type="dxa"/>
               <w:start w:w="100" w:type="dxa"/>
-              <w:bottom w:w="90" w:type="dxa"/>
+              <w:bottom w:w="70" w:type="dxa"/>
               <w:end w:w="100" w:type="dxa"/>
             </w:tcMar>
             <w:vAlign w:val="center"/>
+            <w:shd w:fill="FFFFFF"/>
           </w:tcPr>
           <w:p>
             <w:pPr>
               <w:spacing w:after="0" w:line="252" w:lineRule="auto" w:before="0"/>
+              <w:jc w:val="left"/>
             </w:pPr>
             <w:r>
               <w:rPr>
-                <w:rFonts w:ascii="Noto Sans KR" w:hAnsi="Noto Sans KR" w:eastAsia="Noto Sans KR"/>
-                <w:sz w:val="17"/>
+                <w:rFonts w:ascii="Noto Sans KR" w:hAnsi="Noto Sans KR" w:eastAsia="Noto Sans KR" w:cs="Noto Sans KR"/>
+                <w:b w:val="0"/>
+                <w:color w:val="243547"/>
+                <w:sz w:val="18"/>
               </w:rPr>
               <w:t>CpfDomainClient / @CpfOnlineTransaction</w:t>
             </w:r>
@@ -2282,23 +2444,27 @@
         </w:tc>
         <w:tc>
           <w:tcPr>
-            <w:tcW w:type="dxa" w:w="4880"/>
+            <w:tcW w:type="dxa" w:w="5763"/>
             <w:tcMar>
-              <w:top w:w="90" w:type="dxa"/>
+              <w:top w:w="70" w:type="dxa"/>
               <w:start w:w="100" w:type="dxa"/>
-              <w:bottom w:w="90" w:type="dxa"/>
+              <w:bottom w:w="70" w:type="dxa"/>
               <w:end w:w="100" w:type="dxa"/>
             </w:tcMar>
             <w:vAlign w:val="center"/>
+            <w:shd w:fill="FFFFFF"/>
           </w:tcPr>
           <w:p>
             <w:pPr>
               <w:spacing w:after="0" w:line="252" w:lineRule="auto" w:before="0"/>
+              <w:jc w:val="left"/>
             </w:pPr>
             <w:r>
               <w:rPr>
-                <w:rFonts w:ascii="Noto Sans KR" w:hAnsi="Noto Sans KR" w:eastAsia="Noto Sans KR"/>
-                <w:sz w:val="17"/>
+                <w:rFonts w:ascii="Noto Sans KR" w:hAnsi="Noto Sans KR" w:eastAsia="Noto Sans KR" w:cs="Noto Sans KR"/>
+                <w:b w:val="0"/>
+                <w:color w:val="243547"/>
+                <w:sz w:val="18"/>
               </w:rPr>
               <w:t>Same JVM/Remote 동일 업무 계약</w:t>
             </w:r>
@@ -2308,27 +2474,31 @@
       <w:tr>
         <w:trPr>
           <w:cantSplit/>
+          <w:trHeight w:hRule="atLeast" w:val="351"/>
         </w:trPr>
         <w:tc>
           <w:tcPr>
-            <w:tcW w:type="dxa" w:w="3050"/>
+            <w:tcW w:type="dxa" w:w="2763"/>
             <w:tcMar>
-              <w:top w:w="90" w:type="dxa"/>
+              <w:top w:w="70" w:type="dxa"/>
               <w:start w:w="100" w:type="dxa"/>
-              <w:bottom w:w="90" w:type="dxa"/>
+              <w:bottom w:w="70" w:type="dxa"/>
               <w:end w:w="100" w:type="dxa"/>
             </w:tcMar>
             <w:vAlign w:val="center"/>
-            <w:shd w:fill="F5F8FB"/>
+            <w:shd w:fill="F7FAFC"/>
           </w:tcPr>
           <w:p>
             <w:pPr>
               <w:spacing w:after="0" w:line="252" w:lineRule="auto" w:before="0"/>
+              <w:jc w:val="left"/>
             </w:pPr>
             <w:r>
               <w:rPr>
-                <w:rFonts w:ascii="Noto Sans KR" w:hAnsi="Noto Sans KR" w:eastAsia="Noto Sans KR"/>
-                <w:sz w:val="17"/>
+                <w:rFonts w:ascii="Noto Sans KR" w:hAnsi="Noto Sans KR" w:eastAsia="Noto Sans KR" w:cs="Noto Sans KR"/>
+                <w:b w:val="0"/>
+                <w:color w:val="243547"/>
+                <w:sz w:val="18"/>
               </w:rPr>
               <w:t>Reliability</w:t>
             </w:r>
@@ -2336,24 +2506,27 @@
         </w:tc>
         <w:tc>
           <w:tcPr>
-            <w:tcW w:type="dxa" w:w="7320"/>
+            <w:tcW w:type="dxa" w:w="7290"/>
             <w:tcMar>
-              <w:top w:w="90" w:type="dxa"/>
+              <w:top w:w="70" w:type="dxa"/>
               <w:start w:w="100" w:type="dxa"/>
-              <w:bottom w:w="90" w:type="dxa"/>
+              <w:bottom w:w="70" w:type="dxa"/>
               <w:end w:w="100" w:type="dxa"/>
             </w:tcMar>
             <w:vAlign w:val="center"/>
-            <w:shd w:fill="F5F8FB"/>
+            <w:shd w:fill="F7FAFC"/>
           </w:tcPr>
           <w:p>
             <w:pPr>
               <w:spacing w:after="0" w:line="252" w:lineRule="auto" w:before="0"/>
+              <w:jc w:val="left"/>
             </w:pPr>
             <w:r>
               <w:rPr>
-                <w:rFonts w:ascii="Noto Sans KR" w:hAnsi="Noto Sans KR" w:eastAsia="Noto Sans KR"/>
-                <w:sz w:val="17"/>
+                <w:rFonts w:ascii="Noto Sans KR" w:hAnsi="Noto Sans KR" w:eastAsia="Noto Sans KR" w:cs="Noto Sans KR"/>
+                <w:b w:val="0"/>
+                <w:color w:val="243547"/>
+                <w:sz w:val="18"/>
               </w:rPr>
               <w:t>CpfResult / @CpfRetry / @CpfTimeout / @CpfIdempotent</w:t>
             </w:r>
@@ -2361,24 +2534,27 @@
         </w:tc>
         <w:tc>
           <w:tcPr>
-            <w:tcW w:type="dxa" w:w="4880"/>
+            <w:tcW w:type="dxa" w:w="5763"/>
             <w:tcMar>
-              <w:top w:w="90" w:type="dxa"/>
+              <w:top w:w="70" w:type="dxa"/>
               <w:start w:w="100" w:type="dxa"/>
-              <w:bottom w:w="90" w:type="dxa"/>
+              <w:bottom w:w="70" w:type="dxa"/>
               <w:end w:w="100" w:type="dxa"/>
             </w:tcMar>
             <w:vAlign w:val="center"/>
-            <w:shd w:fill="F5F8FB"/>
+            <w:shd w:fill="F7FAFC"/>
           </w:tcPr>
           <w:p>
             <w:pPr>
               <w:spacing w:after="0" w:line="252" w:lineRule="auto" w:before="0"/>
+              <w:jc w:val="left"/>
             </w:pPr>
             <w:r>
               <w:rPr>
-                <w:rFonts w:ascii="Noto Sans KR" w:hAnsi="Noto Sans KR" w:eastAsia="Noto Sans KR"/>
-                <w:sz w:val="17"/>
+                <w:rFonts w:ascii="Noto Sans KR" w:hAnsi="Noto Sans KR" w:eastAsia="Noto Sans KR" w:cs="Noto Sans KR"/>
+                <w:b w:val="0"/>
+                <w:color w:val="243547"/>
+                <w:sz w:val="18"/>
               </w:rPr>
               <w:t>UNKNOWN·Retry·중복 처리</w:t>
             </w:r>
@@ -2388,26 +2564,31 @@
       <w:tr>
         <w:trPr>
           <w:cantSplit/>
+          <w:trHeight w:hRule="atLeast" w:val="351"/>
         </w:trPr>
         <w:tc>
           <w:tcPr>
-            <w:tcW w:type="dxa" w:w="3050"/>
+            <w:tcW w:type="dxa" w:w="2763"/>
             <w:tcMar>
-              <w:top w:w="90" w:type="dxa"/>
+              <w:top w:w="70" w:type="dxa"/>
               <w:start w:w="100" w:type="dxa"/>
-              <w:bottom w:w="90" w:type="dxa"/>
+              <w:bottom w:w="70" w:type="dxa"/>
               <w:end w:w="100" w:type="dxa"/>
             </w:tcMar>
             <w:vAlign w:val="center"/>
+            <w:shd w:fill="FFFFFF"/>
           </w:tcPr>
           <w:p>
             <w:pPr>
               <w:spacing w:after="0" w:line="252" w:lineRule="auto" w:before="0"/>
+              <w:jc w:val="left"/>
             </w:pPr>
             <w:r>
               <w:rPr>
-                <w:rFonts w:ascii="Noto Sans KR" w:hAnsi="Noto Sans KR" w:eastAsia="Noto Sans KR"/>
-                <w:sz w:val="17"/>
+                <w:rFonts w:ascii="Noto Sans KR" w:hAnsi="Noto Sans KR" w:eastAsia="Noto Sans KR" w:cs="Noto Sans KR"/>
+                <w:b w:val="0"/>
+                <w:color w:val="243547"/>
+                <w:sz w:val="18"/>
               </w:rPr>
               <w:t>Integration</w:t>
             </w:r>
@@ -2415,23 +2596,27 @@
         </w:tc>
         <w:tc>
           <w:tcPr>
-            <w:tcW w:type="dxa" w:w="7320"/>
+            <w:tcW w:type="dxa" w:w="7290"/>
             <w:tcMar>
-              <w:top w:w="90" w:type="dxa"/>
+              <w:top w:w="70" w:type="dxa"/>
               <w:start w:w="100" w:type="dxa"/>
-              <w:bottom w:w="90" w:type="dxa"/>
+              <w:bottom w:w="70" w:type="dxa"/>
               <w:end w:w="100" w:type="dxa"/>
             </w:tcMar>
             <w:vAlign w:val="center"/>
+            <w:shd w:fill="FFFFFF"/>
           </w:tcPr>
           <w:p>
             <w:pPr>
               <w:spacing w:after="0" w:line="252" w:lineRule="auto" w:before="0"/>
+              <w:jc w:val="left"/>
             </w:pPr>
             <w:r>
               <w:rPr>
-                <w:rFonts w:ascii="Noto Sans KR" w:hAnsi="Noto Sans KR" w:eastAsia="Noto Sans KR"/>
-                <w:sz w:val="17"/>
+                <w:rFonts w:ascii="Noto Sans KR" w:hAnsi="Noto Sans KR" w:eastAsia="Noto Sans KR" w:cs="Noto Sans KR"/>
+                <w:b w:val="0"/>
+                <w:color w:val="243547"/>
+                <w:sz w:val="18"/>
               </w:rPr>
               <w:t>@CpfClient</w:t>
             </w:r>
@@ -2439,23 +2624,27 @@
         </w:tc>
         <w:tc>
           <w:tcPr>
-            <w:tcW w:type="dxa" w:w="4880"/>
+            <w:tcW w:type="dxa" w:w="5763"/>
             <w:tcMar>
-              <w:top w:w="90" w:type="dxa"/>
+              <w:top w:w="70" w:type="dxa"/>
               <w:start w:w="100" w:type="dxa"/>
-              <w:bottom w:w="90" w:type="dxa"/>
+              <w:bottom w:w="70" w:type="dxa"/>
               <w:end w:w="100" w:type="dxa"/>
             </w:tcMar>
             <w:vAlign w:val="center"/>
+            <w:shd w:fill="FFFFFF"/>
           </w:tcPr>
           <w:p>
             <w:pPr>
               <w:spacing w:after="0" w:line="252" w:lineRule="auto" w:before="0"/>
+              <w:jc w:val="left"/>
             </w:pPr>
             <w:r>
               <w:rPr>
-                <w:rFonts w:ascii="Noto Sans KR" w:hAnsi="Noto Sans KR" w:eastAsia="Noto Sans KR"/>
-                <w:sz w:val="17"/>
+                <w:rFonts w:ascii="Noto Sans KR" w:hAnsi="Noto Sans KR" w:eastAsia="Noto Sans KR" w:cs="Noto Sans KR"/>
+                <w:b w:val="0"/>
+                <w:color w:val="243547"/>
+                <w:sz w:val="18"/>
               </w:rPr>
               <w:t>외부 경계·실패 정책</w:t>
             </w:r>
@@ -2465,27 +2654,31 @@
       <w:tr>
         <w:trPr>
           <w:cantSplit/>
+          <w:trHeight w:hRule="atLeast" w:val="351"/>
         </w:trPr>
         <w:tc>
           <w:tcPr>
-            <w:tcW w:type="dxa" w:w="3050"/>
+            <w:tcW w:type="dxa" w:w="2763"/>
             <w:tcMar>
-              <w:top w:w="90" w:type="dxa"/>
+              <w:top w:w="70" w:type="dxa"/>
               <w:start w:w="100" w:type="dxa"/>
-              <w:bottom w:w="90" w:type="dxa"/>
+              <w:bottom w:w="70" w:type="dxa"/>
               <w:end w:w="100" w:type="dxa"/>
             </w:tcMar>
             <w:vAlign w:val="center"/>
-            <w:shd w:fill="F5F8FB"/>
+            <w:shd w:fill="F7FAFC"/>
           </w:tcPr>
           <w:p>
             <w:pPr>
               <w:spacing w:after="0" w:line="252" w:lineRule="auto" w:before="0"/>
+              <w:jc w:val="left"/>
             </w:pPr>
             <w:r>
               <w:rPr>
-                <w:rFonts w:ascii="Noto Sans KR" w:hAnsi="Noto Sans KR" w:eastAsia="Noto Sans KR"/>
-                <w:sz w:val="17"/>
+                <w:rFonts w:ascii="Noto Sans KR" w:hAnsi="Noto Sans KR" w:eastAsia="Noto Sans KR" w:cs="Noto Sans KR"/>
+                <w:b w:val="0"/>
+                <w:color w:val="243547"/>
+                <w:sz w:val="18"/>
               </w:rPr>
               <w:t>Async</w:t>
             </w:r>
@@ -2493,24 +2686,27 @@
         </w:tc>
         <w:tc>
           <w:tcPr>
-            <w:tcW w:type="dxa" w:w="7320"/>
+            <w:tcW w:type="dxa" w:w="7290"/>
             <w:tcMar>
-              <w:top w:w="90" w:type="dxa"/>
+              <w:top w:w="70" w:type="dxa"/>
               <w:start w:w="100" w:type="dxa"/>
-              <w:bottom w:w="90" w:type="dxa"/>
+              <w:bottom w:w="70" w:type="dxa"/>
               <w:end w:w="100" w:type="dxa"/>
             </w:tcMar>
             <w:vAlign w:val="center"/>
-            <w:shd w:fill="F5F8FB"/>
+            <w:shd w:fill="F7FAFC"/>
           </w:tcPr>
           <w:p>
             <w:pPr>
               <w:spacing w:after="0" w:line="252" w:lineRule="auto" w:before="0"/>
+              <w:jc w:val="left"/>
             </w:pPr>
             <w:r>
               <w:rPr>
-                <w:rFonts w:ascii="Noto Sans KR" w:hAnsi="Noto Sans KR" w:eastAsia="Noto Sans KR"/>
-                <w:sz w:val="17"/>
+                <w:rFonts w:ascii="Noto Sans KR" w:hAnsi="Noto Sans KR" w:eastAsia="Noto Sans KR" w:cs="Noto Sans KR"/>
+                <w:b w:val="0"/>
+                <w:color w:val="243547"/>
+                <w:sz w:val="18"/>
               </w:rPr>
               <w:t>CpfMessagingTemplate / @CpfMessageListener</w:t>
             </w:r>
@@ -2518,24 +2714,27 @@
         </w:tc>
         <w:tc>
           <w:tcPr>
-            <w:tcW w:type="dxa" w:w="4880"/>
+            <w:tcW w:type="dxa" w:w="5763"/>
             <w:tcMar>
-              <w:top w:w="90" w:type="dxa"/>
+              <w:top w:w="70" w:type="dxa"/>
               <w:start w:w="100" w:type="dxa"/>
-              <w:bottom w:w="90" w:type="dxa"/>
+              <w:bottom w:w="70" w:type="dxa"/>
               <w:end w:w="100" w:type="dxa"/>
             </w:tcMar>
             <w:vAlign w:val="center"/>
-            <w:shd w:fill="F5F8FB"/>
+            <w:shd w:fill="F7FAFC"/>
           </w:tcPr>
           <w:p>
             <w:pPr>
               <w:spacing w:after="0" w:line="252" w:lineRule="auto" w:before="0"/>
+              <w:jc w:val="left"/>
             </w:pPr>
             <w:r>
               <w:rPr>
-                <w:rFonts w:ascii="Noto Sans KR" w:hAnsi="Noto Sans KR" w:eastAsia="Noto Sans KR"/>
-                <w:sz w:val="17"/>
+                <w:rFonts w:ascii="Noto Sans KR" w:hAnsi="Noto Sans KR" w:eastAsia="Noto Sans KR" w:cs="Noto Sans KR"/>
+                <w:b w:val="0"/>
+                <w:color w:val="243547"/>
+                <w:sz w:val="18"/>
               </w:rPr>
               <w:t>Context·Idempotency·Replay</w:t>
             </w:r>
@@ -2545,26 +2744,31 @@
       <w:tr>
         <w:trPr>
           <w:cantSplit/>
+          <w:trHeight w:hRule="atLeast" w:val="351"/>
         </w:trPr>
         <w:tc>
           <w:tcPr>
-            <w:tcW w:type="dxa" w:w="3050"/>
+            <w:tcW w:type="dxa" w:w="2763"/>
             <w:tcMar>
-              <w:top w:w="90" w:type="dxa"/>
+              <w:top w:w="70" w:type="dxa"/>
               <w:start w:w="100" w:type="dxa"/>
-              <w:bottom w:w="90" w:type="dxa"/>
+              <w:bottom w:w="70" w:type="dxa"/>
               <w:end w:w="100" w:type="dxa"/>
             </w:tcMar>
             <w:vAlign w:val="center"/>
+            <w:shd w:fill="FFFFFF"/>
           </w:tcPr>
           <w:p>
             <w:pPr>
               <w:spacing w:after="0" w:line="252" w:lineRule="auto" w:before="0"/>
+              <w:jc w:val="left"/>
             </w:pPr>
             <w:r>
               <w:rPr>
-                <w:rFonts w:ascii="Noto Sans KR" w:hAnsi="Noto Sans KR" w:eastAsia="Noto Sans KR"/>
-                <w:sz w:val="17"/>
+                <w:rFonts w:ascii="Noto Sans KR" w:hAnsi="Noto Sans KR" w:eastAsia="Noto Sans KR" w:cs="Noto Sans KR"/>
+                <w:b w:val="0"/>
+                <w:color w:val="243547"/>
+                <w:sz w:val="18"/>
               </w:rPr>
               <w:t>Security</w:t>
             </w:r>
@@ -2572,23 +2776,27 @@
         </w:tc>
         <w:tc>
           <w:tcPr>
-            <w:tcW w:type="dxa" w:w="7320"/>
+            <w:tcW w:type="dxa" w:w="7290"/>
             <w:tcMar>
-              <w:top w:w="90" w:type="dxa"/>
+              <w:top w:w="70" w:type="dxa"/>
               <w:start w:w="100" w:type="dxa"/>
-              <w:bottom w:w="90" w:type="dxa"/>
+              <w:bottom w:w="70" w:type="dxa"/>
               <w:end w:w="100" w:type="dxa"/>
             </w:tcMar>
             <w:vAlign w:val="center"/>
+            <w:shd w:fill="FFFFFF"/>
           </w:tcPr>
           <w:p>
             <w:pPr>
               <w:spacing w:after="0" w:line="252" w:lineRule="auto" w:before="0"/>
+              <w:jc w:val="left"/>
             </w:pPr>
             <w:r>
               <w:rPr>
-                <w:rFonts w:ascii="Noto Sans KR" w:hAnsi="Noto Sans KR" w:eastAsia="Noto Sans KR"/>
-                <w:sz w:val="17"/>
+                <w:rFonts w:ascii="Noto Sans KR" w:hAnsi="Noto Sans KR" w:eastAsia="Noto Sans KR" w:cs="Noto Sans KR"/>
+                <w:b w:val="0"/>
+                <w:color w:val="243547"/>
+                <w:sz w:val="18"/>
               </w:rPr>
               <w:t>@CpfPermission / @CpfApprovalRequired / @CpfAudit</w:t>
             </w:r>
@@ -2596,23 +2804,27 @@
         </w:tc>
         <w:tc>
           <w:tcPr>
-            <w:tcW w:type="dxa" w:w="4880"/>
+            <w:tcW w:type="dxa" w:w="5763"/>
             <w:tcMar>
-              <w:top w:w="90" w:type="dxa"/>
+              <w:top w:w="70" w:type="dxa"/>
               <w:start w:w="100" w:type="dxa"/>
-              <w:bottom w:w="90" w:type="dxa"/>
+              <w:bottom w:w="70" w:type="dxa"/>
               <w:end w:w="100" w:type="dxa"/>
             </w:tcMar>
             <w:vAlign w:val="center"/>
+            <w:shd w:fill="FFFFFF"/>
           </w:tcPr>
           <w:p>
             <w:pPr>
               <w:spacing w:after="0" w:line="252" w:lineRule="auto" w:before="0"/>
+              <w:jc w:val="left"/>
             </w:pPr>
             <w:r>
               <w:rPr>
-                <w:rFonts w:ascii="Noto Sans KR" w:hAnsi="Noto Sans KR" w:eastAsia="Noto Sans KR"/>
-                <w:sz w:val="17"/>
+                <w:rFonts w:ascii="Noto Sans KR" w:hAnsi="Noto Sans KR" w:eastAsia="Noto Sans KR" w:cs="Noto Sans KR"/>
+                <w:b w:val="0"/>
+                <w:color w:val="243547"/>
+                <w:sz w:val="18"/>
               </w:rPr>
               <w:t>권한·승인·감사</w:t>
             </w:r>
@@ -2622,27 +2834,31 @@
       <w:tr>
         <w:trPr>
           <w:cantSplit/>
+          <w:trHeight w:hRule="atLeast" w:val="351"/>
         </w:trPr>
         <w:tc>
           <w:tcPr>
-            <w:tcW w:type="dxa" w:w="3050"/>
+            <w:tcW w:type="dxa" w:w="2763"/>
             <w:tcMar>
-              <w:top w:w="90" w:type="dxa"/>
+              <w:top w:w="70" w:type="dxa"/>
               <w:start w:w="100" w:type="dxa"/>
-              <w:bottom w:w="90" w:type="dxa"/>
+              <w:bottom w:w="70" w:type="dxa"/>
               <w:end w:w="100" w:type="dxa"/>
             </w:tcMar>
             <w:vAlign w:val="center"/>
-            <w:shd w:fill="F5F8FB"/>
+            <w:shd w:fill="F7FAFC"/>
           </w:tcPr>
           <w:p>
             <w:pPr>
               <w:spacing w:after="0" w:line="252" w:lineRule="auto" w:before="0"/>
+              <w:jc w:val="left"/>
             </w:pPr>
             <w:r>
               <w:rPr>
-                <w:rFonts w:ascii="Noto Sans KR" w:hAnsi="Noto Sans KR" w:eastAsia="Noto Sans KR"/>
-                <w:sz w:val="17"/>
+                <w:rFonts w:ascii="Noto Sans KR" w:hAnsi="Noto Sans KR" w:eastAsia="Noto Sans KR" w:cs="Noto Sans KR"/>
+                <w:b w:val="0"/>
+                <w:color w:val="243547"/>
+                <w:sz w:val="18"/>
               </w:rPr>
               <w:t>Batch</w:t>
             </w:r>
@@ -2650,24 +2866,27 @@
         </w:tc>
         <w:tc>
           <w:tcPr>
-            <w:tcW w:type="dxa" w:w="7320"/>
+            <w:tcW w:type="dxa" w:w="7290"/>
             <w:tcMar>
-              <w:top w:w="90" w:type="dxa"/>
+              <w:top w:w="70" w:type="dxa"/>
               <w:start w:w="100" w:type="dxa"/>
-              <w:bottom w:w="90" w:type="dxa"/>
+              <w:bottom w:w="70" w:type="dxa"/>
               <w:end w:w="100" w:type="dxa"/>
             </w:tcMar>
             <w:vAlign w:val="center"/>
-            <w:shd w:fill="F5F8FB"/>
+            <w:shd w:fill="F7FAFC"/>
           </w:tcPr>
           <w:p>
             <w:pPr>
               <w:spacing w:after="0" w:line="252" w:lineRule="auto" w:before="0"/>
+              <w:jc w:val="left"/>
             </w:pPr>
             <w:r>
               <w:rPr>
-                <w:rFonts w:ascii="Noto Sans KR" w:hAnsi="Noto Sans KR" w:eastAsia="Noto Sans KR"/>
-                <w:sz w:val="17"/>
+                <w:rFonts w:ascii="Noto Sans KR" w:hAnsi="Noto Sans KR" w:eastAsia="Noto Sans KR" w:cs="Noto Sans KR"/>
+                <w:b w:val="0"/>
+                <w:color w:val="243547"/>
+                <w:sz w:val="18"/>
               </w:rPr>
               <w:t>@CpfBatchJob / @CpfBatchStep</w:t>
             </w:r>
@@ -2675,24 +2894,27 @@
         </w:tc>
         <w:tc>
           <w:tcPr>
-            <w:tcW w:type="dxa" w:w="4880"/>
+            <w:tcW w:type="dxa" w:w="5763"/>
             <w:tcMar>
-              <w:top w:w="90" w:type="dxa"/>
+              <w:top w:w="70" w:type="dxa"/>
               <w:start w:w="100" w:type="dxa"/>
-              <w:bottom w:w="90" w:type="dxa"/>
+              <w:bottom w:w="70" w:type="dxa"/>
               <w:end w:w="100" w:type="dxa"/>
             </w:tcMar>
             <w:vAlign w:val="center"/>
-            <w:shd w:fill="F5F8FB"/>
+            <w:shd w:fill="F7FAFC"/>
           </w:tcPr>
           <w:p>
             <w:pPr>
               <w:spacing w:after="0" w:line="252" w:lineRule="auto" w:before="0"/>
+              <w:jc w:val="left"/>
             </w:pPr>
             <w:r>
               <w:rPr>
-                <w:rFonts w:ascii="Noto Sans KR" w:hAnsi="Noto Sans KR" w:eastAsia="Noto Sans KR"/>
-                <w:sz w:val="17"/>
+                <w:rFonts w:ascii="Noto Sans KR" w:hAnsi="Noto Sans KR" w:eastAsia="Noto Sans KR" w:cs="Noto Sans KR"/>
+                <w:b w:val="0"/>
+                <w:color w:val="243547"/>
+                <w:sz w:val="18"/>
               </w:rPr>
               <w:t>Job/Step 계약</w:t>
             </w:r>
@@ -2700,107 +2922,56 @@
         </w:tc>
       </w:tr>
     </w:tbl>
-    <w:tbl>
-      <w:tblPr>
-        <w:tblW w:type="auto" w:w="0"/>
-        <w:jc w:val="center"/>
-        <w:tblLayout w:type="fixed"/>
-        <w:tblLook w:firstColumn="1" w:firstRow="1" w:lastColumn="0" w:lastRow="0" w:noHBand="0" w:noVBand="1" w:val="04A0"/>
-      </w:tblPr>
-      <w:tblGrid>
-        <w:gridCol w:w="7625"/>
-        <w:gridCol w:w="7625"/>
-      </w:tblGrid>
-      <w:tr>
-        <w:trPr>
-          <w:tblHeader w:val="true"/>
-        </w:trPr>
-        <w:tc>
-          <w:tcPr>
-            <w:tcW w:type="dxa" w:w="3812"/>
-            <w:shd w:fill="223A57"/>
-            <w:tcMar>
-              <w:top w:w="90" w:type="dxa"/>
-              <w:start w:w="100" w:type="dxa"/>
-              <w:bottom w:w="90" w:type="dxa"/>
-              <w:end w:w="100" w:type="dxa"/>
-            </w:tcMar>
-            <w:vAlign w:val="center"/>
-          </w:tcPr>
-          <w:p>
-            <w:pPr>
-              <w:spacing w:before="0" w:after="0" w:line="252" w:lineRule="auto"/>
-              <w:jc w:val="left"/>
-            </w:pPr>
-            <w:r>
-              <w:rPr>
-                <w:b/>
-                <w:color w:val="FFFFFF"/>
-                <w:sz w:val="16"/>
-              </w:rPr>
-              <w:t>경계</w:t>
-            </w:r>
-          </w:p>
-        </w:tc>
-        <w:tc>
-          <w:tcPr>
-            <w:tcW w:type="dxa" w:w="11437"/>
-            <w:shd w:fill="223A57"/>
-            <w:tcMar>
-              <w:top w:w="90" w:type="dxa"/>
-              <w:start w:w="100" w:type="dxa"/>
-              <w:bottom w:w="90" w:type="dxa"/>
-              <w:end w:w="100" w:type="dxa"/>
-            </w:tcMar>
-            <w:vAlign w:val="center"/>
-          </w:tcPr>
-          <w:p>
-            <w:pPr>
-              <w:spacing w:before="0" w:after="0" w:line="252" w:lineRule="auto"/>
-              <w:jc w:val="left"/>
-            </w:pPr>
-            <w:r>
-              <w:rPr>
-                <w:b/>
-                <w:color w:val="FFFFFF"/>
-                <w:sz w:val="16"/>
-              </w:rPr>
-              <w:t>Public BOM/Starter에서 Internal Leaf를 노출하지 않고, 외부 모듈이 Internal package를 직접 참조하지 않는지 확인합니다.</w:t>
-            </w:r>
-          </w:p>
-        </w:tc>
-      </w:tr>
-    </w:tbl>
+    <w:p>
+      <w:pPr>
+        <w:pStyle w:val="CPFCallout"/>
+        <w:shd w:fill="EEF5FB"/>
+        <w:pBdr>
+          <w:left w:val="single" w:sz="18" w:space="8" w:color="4F46E5"/>
+        </w:pBdr>
+        <w:spacing w:before="80" w:after="140"/>
+        <w:ind w:left="170" w:right="113"/>
+      </w:pPr>
+      <w:r>
+        <w:rPr>
+          <w:rFonts w:ascii="Noto Sans KR" w:hAnsi="Noto Sans KR" w:eastAsia="Noto Sans KR" w:cs="Noto Sans KR"/>
+          <w:b/>
+          <w:color w:val="4F46E5"/>
+        </w:rPr>
+        <w:t xml:space="preserve">경계  </w:t>
+      </w:r>
+      <w:r>
+        <w:rPr>
+          <w:rFonts w:ascii="Noto Sans KR" w:hAnsi="Noto Sans KR" w:eastAsia="Noto Sans KR" w:cs="Noto Sans KR"/>
+        </w:rPr>
+        <w:t>Public BOM/Starter에서 Internal Leaf를 노출하지 않고, 외부 모듈이 Internal package를 직접 참조하지 않는지 확인합니다.</w:t>
+      </w:r>
+    </w:p>
     <w:p>
       <w:pPr>
         <w:pStyle w:val="Heading1"/>
         <w:keepNext/>
       </w:pPr>
       <w:r>
+        <w:rPr>
+          <w:rFonts w:ascii="Noto Sans KR" w:hAnsi="Noto Sans KR" w:eastAsia="Noto Sans KR" w:cs="Noto Sans KR"/>
+        </w:rPr>
         <w:t>4 Runtime Identity · 운영 연계</w:t>
       </w:r>
     </w:p>
     <w:p>
       <w:pPr>
         <w:spacing w:before="80" w:after="200"/>
-        <w:ind w:left="173" w:right="58"/>
-        <w:shd w:fill="F3F7FB"/>
+        <w:ind w:left="170" w:right="113"/>
+        <w:shd w:fill="F3F7FA"/>
+        <w:pStyle w:val="CPFSectionLead"/>
         <w:pBdr>
-          <w:left w:val="single" w:sz="18" w:space="8" w:color="4F46E5"/>
+          <w:left w:val="single" w:sz="16" w:space="7" w:color="8AA4BE"/>
         </w:pBdr>
       </w:pPr>
       <w:r>
         <w:rPr>
-          <w:b/>
-          <w:color w:val="362D91"/>
-          <w:sz w:val="20"/>
-        </w:rPr>
-        <w:t xml:space="preserve">이 장을 보는 이유  </w:t>
-      </w:r>
-      <w:r>
-        <w:rPr>
-          <w:color w:val="26374C"/>
-          <w:sz w:val="20"/>
+          <w:rFonts w:ascii="Noto Sans KR" w:hAnsi="Noto Sans KR" w:eastAsia="Noto Sans KR" w:cs="Noto Sans KR"/>
         </w:rPr>
         <w:t>실행 후 추적과 운영 제어에 필요한 기술 필드를 대조합니다.</w:t>
       </w:r>
@@ -2810,6 +2981,9 @@
         <w:pStyle w:val="CPFLabel"/>
       </w:pPr>
       <w:r>
+        <w:rPr>
+          <w:rFonts w:ascii="Noto Sans KR" w:hAnsi="Noto Sans KR" w:eastAsia="Noto Sans KR" w:cs="Noto Sans KR"/>
+        </w:rPr>
         <w:t>Runtime Identity</w:t>
       </w:r>
     </w:p>
@@ -2827,16 +3001,17 @@
       </w:tblGrid>
       <w:tr>
         <w:trPr>
+          <w:trHeight w:hRule="atLeast" w:val="397"/>
           <w:tblHeader w:val="true"/>
         </w:trPr>
         <w:tc>
           <w:tcPr>
-            <w:tcW w:type="dxa" w:w="3050"/>
-            <w:shd w:fill="223A57"/>
+            <w:tcW w:type="dxa" w:w="3938"/>
+            <w:shd w:fill="0D2B45"/>
             <w:tcMar>
-              <w:top w:w="90" w:type="dxa"/>
+              <w:top w:w="70" w:type="dxa"/>
               <w:start w:w="100" w:type="dxa"/>
-              <w:bottom w:w="90" w:type="dxa"/>
+              <w:bottom w:w="70" w:type="dxa"/>
               <w:end w:w="100" w:type="dxa"/>
             </w:tcMar>
             <w:vAlign w:val="center"/>
@@ -2844,13 +3019,14 @@
           <w:p>
             <w:pPr>
               <w:spacing w:before="0" w:after="0" w:line="252" w:lineRule="auto"/>
-              <w:jc w:val="left"/>
+              <w:jc w:val="center"/>
             </w:pPr>
             <w:r>
               <w:rPr>
+                <w:rFonts w:ascii="Noto Sans KR" w:hAnsi="Noto Sans KR" w:eastAsia="Noto Sans KR" w:cs="Noto Sans KR"/>
                 <w:b/>
                 <w:color w:val="FFFFFF"/>
-                <w:sz w:val="16"/>
+                <w:sz w:val="18"/>
               </w:rPr>
               <w:t>항목</w:t>
             </w:r>
@@ -2858,12 +3034,12 @@
         </w:tc>
         <w:tc>
           <w:tcPr>
-            <w:tcW w:type="dxa" w:w="7320"/>
-            <w:shd w:fill="223A57"/>
+            <w:tcW w:type="dxa" w:w="5278"/>
+            <w:shd w:fill="0D2B45"/>
             <w:tcMar>
-              <w:top w:w="90" w:type="dxa"/>
+              <w:top w:w="70" w:type="dxa"/>
               <w:start w:w="100" w:type="dxa"/>
-              <w:bottom w:w="90" w:type="dxa"/>
+              <w:bottom w:w="70" w:type="dxa"/>
               <w:end w:w="100" w:type="dxa"/>
             </w:tcMar>
             <w:vAlign w:val="center"/>
@@ -2871,13 +3047,14 @@
           <w:p>
             <w:pPr>
               <w:spacing w:before="0" w:after="0" w:line="252" w:lineRule="auto"/>
-              <w:jc w:val="left"/>
+              <w:jc w:val="center"/>
             </w:pPr>
             <w:r>
               <w:rPr>
+                <w:rFonts w:ascii="Noto Sans KR" w:hAnsi="Noto Sans KR" w:eastAsia="Noto Sans KR" w:cs="Noto Sans KR"/>
                 <w:b/>
                 <w:color w:val="FFFFFF"/>
-                <w:sz w:val="16"/>
+                <w:sz w:val="18"/>
               </w:rPr>
               <w:t>역할</w:t>
             </w:r>
@@ -2885,12 +3062,12 @@
         </w:tc>
         <w:tc>
           <w:tcPr>
-            <w:tcW w:type="dxa" w:w="4880"/>
-            <w:shd w:fill="223A57"/>
+            <w:tcW w:type="dxa" w:w="6601"/>
+            <w:shd w:fill="0D2B45"/>
             <w:tcMar>
-              <w:top w:w="90" w:type="dxa"/>
+              <w:top w:w="70" w:type="dxa"/>
               <w:start w:w="100" w:type="dxa"/>
-              <w:bottom w:w="90" w:type="dxa"/>
+              <w:bottom w:w="70" w:type="dxa"/>
               <w:end w:w="100" w:type="dxa"/>
             </w:tcMar>
             <w:vAlign w:val="center"/>
@@ -2898,13 +3075,14 @@
           <w:p>
             <w:pPr>
               <w:spacing w:before="0" w:after="0" w:line="252" w:lineRule="auto"/>
-              <w:jc w:val="left"/>
+              <w:jc w:val="center"/>
             </w:pPr>
             <w:r>
               <w:rPr>
+                <w:rFonts w:ascii="Noto Sans KR" w:hAnsi="Noto Sans KR" w:eastAsia="Noto Sans KR" w:cs="Noto Sans KR"/>
                 <w:b/>
                 <w:color w:val="FFFFFF"/>
-                <w:sz w:val="16"/>
+                <w:sz w:val="18"/>
               </w:rPr>
               <w:t>전파/관찰</w:t>
             </w:r>
@@ -2914,26 +3092,31 @@
       <w:tr>
         <w:trPr>
           <w:cantSplit/>
+          <w:trHeight w:hRule="atLeast" w:val="351"/>
         </w:trPr>
         <w:tc>
           <w:tcPr>
-            <w:tcW w:type="dxa" w:w="3050"/>
+            <w:tcW w:type="dxa" w:w="3938"/>
             <w:tcMar>
-              <w:top w:w="90" w:type="dxa"/>
+              <w:top w:w="70" w:type="dxa"/>
               <w:start w:w="100" w:type="dxa"/>
-              <w:bottom w:w="90" w:type="dxa"/>
+              <w:bottom w:w="70" w:type="dxa"/>
               <w:end w:w="100" w:type="dxa"/>
             </w:tcMar>
             <w:vAlign w:val="center"/>
+            <w:shd w:fill="FFFFFF"/>
           </w:tcPr>
           <w:p>
             <w:pPr>
               <w:spacing w:after="0" w:line="252" w:lineRule="auto" w:before="0"/>
+              <w:jc w:val="left"/>
             </w:pPr>
             <w:r>
               <w:rPr>
-                <w:rFonts w:ascii="Noto Sans KR" w:hAnsi="Noto Sans KR" w:eastAsia="Noto Sans KR"/>
-                <w:sz w:val="17"/>
+                <w:rFonts w:ascii="Noto Sans KR" w:hAnsi="Noto Sans KR" w:eastAsia="Noto Sans KR" w:cs="Noto Sans KR"/>
+                <w:b w:val="0"/>
+                <w:color w:val="243547"/>
+                <w:sz w:val="18"/>
               </w:rPr>
               <w:t>transactionId</w:t>
             </w:r>
@@ -2941,23 +3124,27 @@
         </w:tc>
         <w:tc>
           <w:tcPr>
-            <w:tcW w:type="dxa" w:w="7320"/>
+            <w:tcW w:type="dxa" w:w="5278"/>
             <w:tcMar>
-              <w:top w:w="90" w:type="dxa"/>
+              <w:top w:w="70" w:type="dxa"/>
               <w:start w:w="100" w:type="dxa"/>
-              <w:bottom w:w="90" w:type="dxa"/>
+              <w:bottom w:w="70" w:type="dxa"/>
               <w:end w:w="100" w:type="dxa"/>
             </w:tcMar>
             <w:vAlign w:val="center"/>
+            <w:shd w:fill="FFFFFF"/>
           </w:tcPr>
           <w:p>
             <w:pPr>
               <w:spacing w:after="0" w:line="252" w:lineRule="auto" w:before="0"/>
+              <w:jc w:val="left"/>
             </w:pPr>
             <w:r>
               <w:rPr>
-                <w:rFonts w:ascii="Noto Sans KR" w:hAnsi="Noto Sans KR" w:eastAsia="Noto Sans KR"/>
-                <w:sz w:val="17"/>
+                <w:rFonts w:ascii="Noto Sans KR" w:hAnsi="Noto Sans KR" w:eastAsia="Noto Sans KR" w:cs="Noto Sans KR"/>
+                <w:b w:val="0"/>
+                <w:color w:val="243547"/>
+                <w:sz w:val="18"/>
               </w:rPr>
               <w:t>거래 전체 식별</w:t>
             </w:r>
@@ -2965,23 +3152,27 @@
         </w:tc>
         <w:tc>
           <w:tcPr>
-            <w:tcW w:type="dxa" w:w="4880"/>
+            <w:tcW w:type="dxa" w:w="6601"/>
             <w:tcMar>
-              <w:top w:w="90" w:type="dxa"/>
+              <w:top w:w="70" w:type="dxa"/>
               <w:start w:w="100" w:type="dxa"/>
-              <w:bottom w:w="90" w:type="dxa"/>
+              <w:bottom w:w="70" w:type="dxa"/>
               <w:end w:w="100" w:type="dxa"/>
             </w:tcMar>
             <w:vAlign w:val="center"/>
+            <w:shd w:fill="FFFFFF"/>
           </w:tcPr>
           <w:p>
             <w:pPr>
               <w:spacing w:after="0" w:line="252" w:lineRule="auto" w:before="0"/>
+              <w:jc w:val="left"/>
             </w:pPr>
             <w:r>
               <w:rPr>
-                <w:rFonts w:ascii="Noto Sans KR" w:hAnsi="Noto Sans KR" w:eastAsia="Noto Sans KR"/>
-                <w:sz w:val="17"/>
+                <w:rFonts w:ascii="Noto Sans KR" w:hAnsi="Noto Sans KR" w:eastAsia="Noto Sans KR" w:cs="Noto Sans KR"/>
+                <w:b w:val="0"/>
+                <w:color w:val="243547"/>
+                <w:sz w:val="18"/>
               </w:rPr>
               <w:t>System6·Trace</w:t>
             </w:r>
@@ -2991,27 +3182,31 @@
       <w:tr>
         <w:trPr>
           <w:cantSplit/>
+          <w:trHeight w:hRule="atLeast" w:val="351"/>
         </w:trPr>
         <w:tc>
           <w:tcPr>
-            <w:tcW w:type="dxa" w:w="3050"/>
+            <w:tcW w:type="dxa" w:w="3938"/>
             <w:tcMar>
-              <w:top w:w="90" w:type="dxa"/>
+              <w:top w:w="70" w:type="dxa"/>
               <w:start w:w="100" w:type="dxa"/>
-              <w:bottom w:w="90" w:type="dxa"/>
+              <w:bottom w:w="70" w:type="dxa"/>
               <w:end w:w="100" w:type="dxa"/>
             </w:tcMar>
             <w:vAlign w:val="center"/>
-            <w:shd w:fill="F5F8FB"/>
+            <w:shd w:fill="F7FAFC"/>
           </w:tcPr>
           <w:p>
             <w:pPr>
               <w:spacing w:after="0" w:line="252" w:lineRule="auto" w:before="0"/>
+              <w:jc w:val="left"/>
             </w:pPr>
             <w:r>
               <w:rPr>
-                <w:rFonts w:ascii="Noto Sans KR" w:hAnsi="Noto Sans KR" w:eastAsia="Noto Sans KR"/>
-                <w:sz w:val="17"/>
+                <w:rFonts w:ascii="Noto Sans KR" w:hAnsi="Noto Sans KR" w:eastAsia="Noto Sans KR" w:cs="Noto Sans KR"/>
+                <w:b w:val="0"/>
+                <w:color w:val="243547"/>
+                <w:sz w:val="18"/>
               </w:rPr>
               <w:t>operationId</w:t>
             </w:r>
@@ -3019,24 +3214,27 @@
         </w:tc>
         <w:tc>
           <w:tcPr>
-            <w:tcW w:type="dxa" w:w="7320"/>
+            <w:tcW w:type="dxa" w:w="5278"/>
             <w:tcMar>
-              <w:top w:w="90" w:type="dxa"/>
+              <w:top w:w="70" w:type="dxa"/>
               <w:start w:w="100" w:type="dxa"/>
-              <w:bottom w:w="90" w:type="dxa"/>
+              <w:bottom w:w="70" w:type="dxa"/>
               <w:end w:w="100" w:type="dxa"/>
             </w:tcMar>
             <w:vAlign w:val="center"/>
-            <w:shd w:fill="F5F8FB"/>
+            <w:shd w:fill="F7FAFC"/>
           </w:tcPr>
           <w:p>
             <w:pPr>
               <w:spacing w:after="0" w:line="252" w:lineRule="auto" w:before="0"/>
+              <w:jc w:val="left"/>
             </w:pPr>
             <w:r>
               <w:rPr>
-                <w:rFonts w:ascii="Noto Sans KR" w:hAnsi="Noto Sans KR" w:eastAsia="Noto Sans KR"/>
-                <w:sz w:val="17"/>
+                <w:rFonts w:ascii="Noto Sans KR" w:hAnsi="Noto Sans KR" w:eastAsia="Noto Sans KR" w:cs="Noto Sans KR"/>
+                <w:b w:val="0"/>
+                <w:color w:val="243547"/>
+                <w:sz w:val="18"/>
               </w:rPr>
               <w:t>업무 Operation 단일 정본</w:t>
             </w:r>
@@ -3044,24 +3242,27 @@
         </w:tc>
         <w:tc>
           <w:tcPr>
-            <w:tcW w:type="dxa" w:w="4880"/>
+            <w:tcW w:type="dxa" w:w="6601"/>
             <w:tcMar>
-              <w:top w:w="90" w:type="dxa"/>
+              <w:top w:w="70" w:type="dxa"/>
               <w:start w:w="100" w:type="dxa"/>
-              <w:bottom w:w="90" w:type="dxa"/>
+              <w:bottom w:w="70" w:type="dxa"/>
               <w:end w:w="100" w:type="dxa"/>
             </w:tcMar>
             <w:vAlign w:val="center"/>
-            <w:shd w:fill="F5F8FB"/>
+            <w:shd w:fill="F7FAFC"/>
           </w:tcPr>
           <w:p>
             <w:pPr>
               <w:spacing w:after="0" w:line="252" w:lineRule="auto" w:before="0"/>
+              <w:jc w:val="left"/>
             </w:pPr>
             <w:r>
               <w:rPr>
-                <w:rFonts w:ascii="Noto Sans KR" w:hAnsi="Noto Sans KR" w:eastAsia="Noto Sans KR"/>
-                <w:sz w:val="17"/>
+                <w:rFonts w:ascii="Noto Sans KR" w:hAnsi="Noto Sans KR" w:eastAsia="Noto Sans KR" w:cs="Noto Sans KR"/>
+                <w:b w:val="0"/>
+                <w:color w:val="243547"/>
+                <w:sz w:val="18"/>
               </w:rPr>
               <w:t>Annotation/OpenAPI/Header/Client/ADM/Log</w:t>
             </w:r>
@@ -3071,26 +3272,31 @@
       <w:tr>
         <w:trPr>
           <w:cantSplit/>
+          <w:trHeight w:hRule="atLeast" w:val="351"/>
         </w:trPr>
         <w:tc>
           <w:tcPr>
-            <w:tcW w:type="dxa" w:w="3050"/>
+            <w:tcW w:type="dxa" w:w="3938"/>
             <w:tcMar>
-              <w:top w:w="90" w:type="dxa"/>
+              <w:top w:w="70" w:type="dxa"/>
               <w:start w:w="100" w:type="dxa"/>
-              <w:bottom w:w="90" w:type="dxa"/>
+              <w:bottom w:w="70" w:type="dxa"/>
               <w:end w:w="100" w:type="dxa"/>
             </w:tcMar>
             <w:vAlign w:val="center"/>
+            <w:shd w:fill="FFFFFF"/>
           </w:tcPr>
           <w:p>
             <w:pPr>
               <w:spacing w:after="0" w:line="252" w:lineRule="auto" w:before="0"/>
+              <w:jc w:val="left"/>
             </w:pPr>
             <w:r>
               <w:rPr>
-                <w:rFonts w:ascii="Noto Sans KR" w:hAnsi="Noto Sans KR" w:eastAsia="Noto Sans KR"/>
-                <w:sz w:val="17"/>
+                <w:rFonts w:ascii="Noto Sans KR" w:hAnsi="Noto Sans KR" w:eastAsia="Noto Sans KR" w:cs="Noto Sans KR"/>
+                <w:b w:val="0"/>
+                <w:color w:val="243547"/>
+                <w:sz w:val="18"/>
               </w:rPr>
               <w:t>instanceId</w:t>
             </w:r>
@@ -3098,23 +3304,27 @@
         </w:tc>
         <w:tc>
           <w:tcPr>
-            <w:tcW w:type="dxa" w:w="7320"/>
+            <w:tcW w:type="dxa" w:w="5278"/>
             <w:tcMar>
-              <w:top w:w="90" w:type="dxa"/>
+              <w:top w:w="70" w:type="dxa"/>
               <w:start w:w="100" w:type="dxa"/>
-              <w:bottom w:w="90" w:type="dxa"/>
+              <w:bottom w:w="70" w:type="dxa"/>
               <w:end w:w="100" w:type="dxa"/>
             </w:tcMar>
             <w:vAlign w:val="center"/>
+            <w:shd w:fill="FFFFFF"/>
           </w:tcPr>
           <w:p>
             <w:pPr>
               <w:spacing w:after="0" w:line="252" w:lineRule="auto" w:before="0"/>
+              <w:jc w:val="left"/>
             </w:pPr>
             <w:r>
               <w:rPr>
-                <w:rFonts w:ascii="Noto Sans KR" w:hAnsi="Noto Sans KR" w:eastAsia="Noto Sans KR"/>
-                <w:sz w:val="17"/>
+                <w:rFonts w:ascii="Noto Sans KR" w:hAnsi="Noto Sans KR" w:eastAsia="Noto Sans KR" w:cs="Noto Sans KR"/>
+                <w:b w:val="0"/>
+                <w:color w:val="243547"/>
+                <w:sz w:val="18"/>
               </w:rPr>
               <w:t>현재 Runtime Instance</w:t>
             </w:r>
@@ -3122,23 +3332,27 @@
         </w:tc>
         <w:tc>
           <w:tcPr>
-            <w:tcW w:type="dxa" w:w="4880"/>
+            <w:tcW w:type="dxa" w:w="6601"/>
             <w:tcMar>
-              <w:top w:w="90" w:type="dxa"/>
+              <w:top w:w="70" w:type="dxa"/>
               <w:start w:w="100" w:type="dxa"/>
-              <w:bottom w:w="90" w:type="dxa"/>
+              <w:bottom w:w="70" w:type="dxa"/>
               <w:end w:w="100" w:type="dxa"/>
             </w:tcMar>
             <w:vAlign w:val="center"/>
+            <w:shd w:fill="FFFFFF"/>
           </w:tcPr>
           <w:p>
             <w:pPr>
               <w:spacing w:after="0" w:line="252" w:lineRule="auto" w:before="0"/>
+              <w:jc w:val="left"/>
             </w:pPr>
             <w:r>
               <w:rPr>
-                <w:rFonts w:ascii="Noto Sans KR" w:hAnsi="Noto Sans KR" w:eastAsia="Noto Sans KR"/>
-                <w:sz w:val="17"/>
+                <w:rFonts w:ascii="Noto Sans KR" w:hAnsi="Noto Sans KR" w:eastAsia="Noto Sans KR" w:cs="Noto Sans KR"/>
+                <w:b w:val="0"/>
+                <w:color w:val="243547"/>
+                <w:sz w:val="18"/>
               </w:rPr>
               <w:t>Header 제외, Runtime/ADM/Log</w:t>
             </w:r>
@@ -3148,27 +3362,31 @@
       <w:tr>
         <w:trPr>
           <w:cantSplit/>
+          <w:trHeight w:hRule="atLeast" w:val="351"/>
         </w:trPr>
         <w:tc>
           <w:tcPr>
-            <w:tcW w:type="dxa" w:w="3050"/>
+            <w:tcW w:type="dxa" w:w="3938"/>
             <w:tcMar>
-              <w:top w:w="90" w:type="dxa"/>
+              <w:top w:w="70" w:type="dxa"/>
               <w:start w:w="100" w:type="dxa"/>
-              <w:bottom w:w="90" w:type="dxa"/>
+              <w:bottom w:w="70" w:type="dxa"/>
               <w:end w:w="100" w:type="dxa"/>
             </w:tcMar>
             <w:vAlign w:val="center"/>
-            <w:shd w:fill="F5F8FB"/>
+            <w:shd w:fill="F7FAFC"/>
           </w:tcPr>
           <w:p>
             <w:pPr>
               <w:spacing w:after="0" w:line="252" w:lineRule="auto" w:before="0"/>
+              <w:jc w:val="left"/>
             </w:pPr>
             <w:r>
               <w:rPr>
-                <w:rFonts w:ascii="Noto Sans KR" w:hAnsi="Noto Sans KR" w:eastAsia="Noto Sans KR"/>
-                <w:sz w:val="17"/>
+                <w:rFonts w:ascii="Noto Sans KR" w:hAnsi="Noto Sans KR" w:eastAsia="Noto Sans KR" w:cs="Noto Sans KR"/>
+                <w:b w:val="0"/>
+                <w:color w:val="243547"/>
+                <w:sz w:val="18"/>
               </w:rPr>
               <w:t>systemCode</w:t>
             </w:r>
@@ -3176,24 +3394,27 @@
         </w:tc>
         <w:tc>
           <w:tcPr>
-            <w:tcW w:type="dxa" w:w="7320"/>
+            <w:tcW w:type="dxa" w:w="5278"/>
             <w:tcMar>
-              <w:top w:w="90" w:type="dxa"/>
+              <w:top w:w="70" w:type="dxa"/>
               <w:start w:w="100" w:type="dxa"/>
-              <w:bottom w:w="90" w:type="dxa"/>
+              <w:bottom w:w="70" w:type="dxa"/>
               <w:end w:w="100" w:type="dxa"/>
             </w:tcMar>
             <w:vAlign w:val="center"/>
-            <w:shd w:fill="F5F8FB"/>
+            <w:shd w:fill="F7FAFC"/>
           </w:tcPr>
           <w:p>
             <w:pPr>
               <w:spacing w:after="0" w:line="252" w:lineRule="auto" w:before="0"/>
+              <w:jc w:val="left"/>
             </w:pPr>
             <w:r>
               <w:rPr>
-                <w:rFonts w:ascii="Noto Sans KR" w:hAnsi="Noto Sans KR" w:eastAsia="Noto Sans KR"/>
-                <w:sz w:val="17"/>
+                <w:rFonts w:ascii="Noto Sans KR" w:hAnsi="Noto Sans KR" w:eastAsia="Noto Sans KR" w:cs="Noto Sans KR"/>
+                <w:b w:val="0"/>
+                <w:color w:val="243547"/>
+                <w:sz w:val="18"/>
               </w:rPr>
               <w:t>현재 System</w:t>
             </w:r>
@@ -3201,24 +3422,27 @@
         </w:tc>
         <w:tc>
           <w:tcPr>
-            <w:tcW w:type="dxa" w:w="4880"/>
+            <w:tcW w:type="dxa" w:w="6601"/>
             <w:tcMar>
-              <w:top w:w="90" w:type="dxa"/>
+              <w:top w:w="70" w:type="dxa"/>
               <w:start w:w="100" w:type="dxa"/>
-              <w:bottom w:w="90" w:type="dxa"/>
+              <w:bottom w:w="70" w:type="dxa"/>
               <w:end w:w="100" w:type="dxa"/>
             </w:tcMar>
             <w:vAlign w:val="center"/>
-            <w:shd w:fill="F5F8FB"/>
+            <w:shd w:fill="F7FAFC"/>
           </w:tcPr>
           <w:p>
             <w:pPr>
               <w:spacing w:after="0" w:line="252" w:lineRule="auto" w:before="0"/>
+              <w:jc w:val="left"/>
             </w:pPr>
             <w:r>
               <w:rPr>
-                <w:rFonts w:ascii="Noto Sans KR" w:hAnsi="Noto Sans KR" w:eastAsia="Noto Sans KR"/>
-                <w:sz w:val="17"/>
+                <w:rFonts w:ascii="Noto Sans KR" w:hAnsi="Noto Sans KR" w:eastAsia="Noto Sans KR" w:cs="Noto Sans KR"/>
+                <w:b w:val="0"/>
+                <w:color w:val="243547"/>
+                <w:sz w:val="18"/>
               </w:rPr>
               <w:t>System6 hop</w:t>
             </w:r>
@@ -3228,26 +3452,31 @@
       <w:tr>
         <w:trPr>
           <w:cantSplit/>
+          <w:trHeight w:hRule="atLeast" w:val="351"/>
         </w:trPr>
         <w:tc>
           <w:tcPr>
-            <w:tcW w:type="dxa" w:w="3050"/>
+            <w:tcW w:type="dxa" w:w="3938"/>
             <w:tcMar>
-              <w:top w:w="90" w:type="dxa"/>
+              <w:top w:w="70" w:type="dxa"/>
               <w:start w:w="100" w:type="dxa"/>
-              <w:bottom w:w="90" w:type="dxa"/>
+              <w:bottom w:w="70" w:type="dxa"/>
               <w:end w:w="100" w:type="dxa"/>
             </w:tcMar>
             <w:vAlign w:val="center"/>
+            <w:shd w:fill="FFFFFF"/>
           </w:tcPr>
           <w:p>
             <w:pPr>
               <w:spacing w:after="0" w:line="252" w:lineRule="auto" w:before="0"/>
+              <w:jc w:val="left"/>
             </w:pPr>
             <w:r>
               <w:rPr>
-                <w:rFonts w:ascii="Noto Sans KR" w:hAnsi="Noto Sans KR" w:eastAsia="Noto Sans KR"/>
-                <w:sz w:val="17"/>
+                <w:rFonts w:ascii="Noto Sans KR" w:hAnsi="Noto Sans KR" w:eastAsia="Noto Sans KR" w:cs="Noto Sans KR"/>
+                <w:b w:val="0"/>
+                <w:color w:val="243547"/>
+                <w:sz w:val="18"/>
               </w:rPr>
               <w:t>originalSystemCode</w:t>
             </w:r>
@@ -3255,23 +3484,27 @@
         </w:tc>
         <w:tc>
           <w:tcPr>
-            <w:tcW w:type="dxa" w:w="7320"/>
+            <w:tcW w:type="dxa" w:w="5278"/>
             <w:tcMar>
-              <w:top w:w="90" w:type="dxa"/>
+              <w:top w:w="70" w:type="dxa"/>
               <w:start w:w="100" w:type="dxa"/>
-              <w:bottom w:w="90" w:type="dxa"/>
+              <w:bottom w:w="70" w:type="dxa"/>
               <w:end w:w="100" w:type="dxa"/>
             </w:tcMar>
             <w:vAlign w:val="center"/>
+            <w:shd w:fill="FFFFFF"/>
           </w:tcPr>
           <w:p>
             <w:pPr>
               <w:spacing w:after="0" w:line="252" w:lineRule="auto" w:before="0"/>
+              <w:jc w:val="left"/>
             </w:pPr>
             <w:r>
               <w:rPr>
-                <w:rFonts w:ascii="Noto Sans KR" w:hAnsi="Noto Sans KR" w:eastAsia="Noto Sans KR"/>
-                <w:sz w:val="17"/>
+                <w:rFonts w:ascii="Noto Sans KR" w:hAnsi="Noto Sans KR" w:eastAsia="Noto Sans KR" w:cs="Noto Sans KR"/>
+                <w:b w:val="0"/>
+                <w:color w:val="243547"/>
+                <w:sz w:val="18"/>
               </w:rPr>
               <w:t>최초 System</w:t>
             </w:r>
@@ -3279,23 +3512,27 @@
         </w:tc>
         <w:tc>
           <w:tcPr>
-            <w:tcW w:type="dxa" w:w="4880"/>
+            <w:tcW w:type="dxa" w:w="6601"/>
             <w:tcMar>
-              <w:top w:w="90" w:type="dxa"/>
+              <w:top w:w="70" w:type="dxa"/>
               <w:start w:w="100" w:type="dxa"/>
-              <w:bottom w:w="90" w:type="dxa"/>
+              <w:bottom w:w="70" w:type="dxa"/>
               <w:end w:w="100" w:type="dxa"/>
             </w:tcMar>
             <w:vAlign w:val="center"/>
+            <w:shd w:fill="FFFFFF"/>
           </w:tcPr>
           <w:p>
             <w:pPr>
               <w:spacing w:after="0" w:line="252" w:lineRule="auto" w:before="0"/>
+              <w:jc w:val="left"/>
             </w:pPr>
             <w:r>
               <w:rPr>
-                <w:rFonts w:ascii="Noto Sans KR" w:hAnsi="Noto Sans KR" w:eastAsia="Noto Sans KR"/>
-                <w:sz w:val="17"/>
+                <w:rFonts w:ascii="Noto Sans KR" w:hAnsi="Noto Sans KR" w:eastAsia="Noto Sans KR" w:cs="Noto Sans KR"/>
+                <w:b w:val="0"/>
+                <w:color w:val="243547"/>
+                <w:sz w:val="18"/>
               </w:rPr>
               <w:t>불변</w:t>
             </w:r>
@@ -3306,30 +3543,45 @@
     <w:p>
       <w:pPr>
         <w:pStyle w:val="ListBullet"/>
-        <w:spacing w:after="40"/>
+        <w:spacing w:after="64" w:line="269" w:lineRule="auto"/>
         <w:ind w:left="454" w:hanging="198"/>
       </w:pPr>
       <w:r>
+        <w:rPr>
+          <w:rFonts w:ascii="Noto Sans KR" w:hAnsi="Noto Sans KR" w:eastAsia="Noto Sans KR" w:cs="Noto Sans KR"/>
+          <w:color w:val="243547"/>
+          <w:sz w:val="20"/>
+        </w:rPr>
         <w:t>Same JVM은 Context/in-process를 사용하고 self-HTTP를 만들지 않습니다.</w:t>
       </w:r>
     </w:p>
     <w:p>
       <w:pPr>
         <w:pStyle w:val="ListBullet"/>
-        <w:spacing w:after="40"/>
+        <w:spacing w:after="64" w:line="269" w:lineRule="auto"/>
         <w:ind w:left="454" w:hanging="198"/>
       </w:pPr>
       <w:r>
+        <w:rPr>
+          <w:rFonts w:ascii="Noto Sans KR" w:hAnsi="Noto Sans KR" w:eastAsia="Noto Sans KR" w:cs="Noto Sans KR"/>
+          <w:color w:val="243547"/>
+          <w:sz w:val="20"/>
+        </w:rPr>
         <w:t>Remote Domain은 System6/Transport를 사용하되 Gateway를 경유시키지 않습니다.</w:t>
       </w:r>
     </w:p>
     <w:p>
       <w:pPr>
         <w:pStyle w:val="ListBullet"/>
-        <w:spacing w:after="40"/>
+        <w:spacing w:after="64" w:line="269" w:lineRule="auto"/>
         <w:ind w:left="454" w:hanging="198"/>
       </w:pPr>
       <w:r>
+        <w:rPr>
+          <w:rFonts w:ascii="Noto Sans KR" w:hAnsi="Noto Sans KR" w:eastAsia="Noto Sans KR" w:cs="Noto Sans KR"/>
+          <w:color w:val="243547"/>
+          <w:sz w:val="20"/>
+        </w:rPr>
         <w:t>외부 경계에는 Canonical 내부 Header6를 그대로 전달하지 않습니다.</w:t>
       </w:r>
     </w:p>
@@ -3337,41 +3589,38 @@
       <w:pPr>
         <w:pStyle w:val="Heading1"/>
         <w:keepNext/>
+        <w:spacing w:before="440" w:after="140"/>
       </w:pPr>
       <w:r>
+        <w:rPr>
+          <w:rFonts w:ascii="Noto Sans KR" w:hAnsi="Noto Sans KR" w:eastAsia="Noto Sans KR" w:cs="Noto Sans KR"/>
+        </w:rPr>
         <w:t>5 기술 Acceptance Matrix</w:t>
       </w:r>
     </w:p>
     <w:p>
       <w:pPr>
         <w:spacing w:before="80" w:after="200"/>
-        <w:ind w:left="173" w:right="58"/>
-        <w:shd w:fill="F3F7FB"/>
+        <w:ind w:left="170" w:right="113"/>
+        <w:shd w:fill="F3F7FA"/>
+        <w:pStyle w:val="CPFSectionLead"/>
         <w:pBdr>
-          <w:left w:val="single" w:sz="18" w:space="8" w:color="4F46E5"/>
+          <w:left w:val="single" w:sz="16" w:space="7" w:color="8AA4BE"/>
         </w:pBdr>
       </w:pPr>
       <w:r>
-        <w:rPr>
-          <w:b/>
-          <w:color w:val="362D91"/>
-          <w:sz w:val="20"/>
-        </w:rPr>
-        <w:t xml:space="preserve">이 장을 보는 이유  </w:t>
-      </w:r>
-      <w:r>
-        <w:rPr>
-          <w:color w:val="26374C"/>
-          <w:sz w:val="20"/>
-        </w:rPr>
-        <w:t>제품 사양이 문서에만 존재하지 않고 실제 Source·Runtime·DB3까지 닫혔는지 검수합니다.</w:t>
+        <w:t>제품 사양이 문서에만 존재하지 않고 실제 Source·Runtime·DB3까지 닫혔는지 검수합니다. 미실행 검증은 PASS로 기록하지 않으며 Starter·Topology·DB3·Generator·Operations 영향은 연결된 Consumer까지 일치해야 합니다.</w:t>
       </w:r>
     </w:p>
     <w:p>
       <w:pPr>
         <w:pStyle w:val="CPFLabel"/>
+        <w:spacing w:before="120"/>
       </w:pPr>
       <w:r>
+        <w:rPr>
+          <w:rFonts w:ascii="Noto Sans KR" w:hAnsi="Noto Sans KR" w:eastAsia="Noto Sans KR" w:cs="Noto Sans KR"/>
+        </w:rPr>
         <w:t>Acceptance</w:t>
       </w:r>
     </w:p>
@@ -3388,30 +3637,32 @@
       </w:tblGrid>
       <w:tr>
         <w:trPr>
+          <w:trHeight w:hRule="atLeast" w:val="397"/>
           <w:tblHeader w:val="true"/>
         </w:trPr>
         <w:tc>
           <w:tcPr>
-            <w:tcW w:type="dxa" w:w="3812"/>
-            <w:shd w:fill="223A57"/>
+            <w:tcW w:type="dxa" w:w="5055"/>
+            <w:shd w:fill="0D2B45"/>
             <w:tcMar>
-              <w:top w:w="90" w:type="dxa"/>
-              <w:start w:w="100" w:type="dxa"/>
-              <w:bottom w:w="90" w:type="dxa"/>
-              <w:end w:w="100" w:type="dxa"/>
+              <w:top w:w="45" w:type="dxa"/>
+              <w:start w:w="80" w:type="dxa"/>
+              <w:bottom w:w="45" w:type="dxa"/>
+              <w:end w:w="80" w:type="dxa"/>
             </w:tcMar>
             <w:vAlign w:val="center"/>
           </w:tcPr>
           <w:p>
             <w:pPr>
               <w:spacing w:before="0" w:after="0" w:line="252" w:lineRule="auto"/>
-              <w:jc w:val="left"/>
+              <w:jc w:val="center"/>
             </w:pPr>
             <w:r>
               <w:rPr>
+                <w:rFonts w:ascii="Noto Sans KR" w:hAnsi="Noto Sans KR" w:eastAsia="Noto Sans KR" w:cs="Noto Sans KR"/>
                 <w:b/>
                 <w:color w:val="FFFFFF"/>
-                <w:sz w:val="16"/>
+                <w:sz w:val="18"/>
               </w:rPr>
               <w:t>검수 항목</w:t>
             </w:r>
@@ -3419,26 +3670,27 @@
         </w:tc>
         <w:tc>
           <w:tcPr>
-            <w:tcW w:type="dxa" w:w="11437"/>
-            <w:shd w:fill="223A57"/>
+            <w:tcW w:type="dxa" w:w="10762"/>
+            <w:shd w:fill="0D2B45"/>
             <w:tcMar>
-              <w:top w:w="90" w:type="dxa"/>
-              <w:start w:w="100" w:type="dxa"/>
-              <w:bottom w:w="90" w:type="dxa"/>
-              <w:end w:w="100" w:type="dxa"/>
+              <w:top w:w="45" w:type="dxa"/>
+              <w:start w:w="80" w:type="dxa"/>
+              <w:bottom w:w="45" w:type="dxa"/>
+              <w:end w:w="80" w:type="dxa"/>
             </w:tcMar>
             <w:vAlign w:val="center"/>
           </w:tcPr>
           <w:p>
             <w:pPr>
               <w:spacing w:before="0" w:after="0" w:line="252" w:lineRule="auto"/>
-              <w:jc w:val="left"/>
+              <w:jc w:val="center"/>
             </w:pPr>
             <w:r>
               <w:rPr>
+                <w:rFonts w:ascii="Noto Sans KR" w:hAnsi="Noto Sans KR" w:eastAsia="Noto Sans KR" w:cs="Noto Sans KR"/>
                 <w:b/>
                 <w:color w:val="FFFFFF"/>
-                <w:sz w:val="16"/>
+                <w:sz w:val="18"/>
               </w:rPr>
               <w:t>PASS 조건</w:t>
             </w:r>
@@ -3448,26 +3700,31 @@
       <w:tr>
         <w:trPr>
           <w:cantSplit/>
+          <w:trHeight w:hRule="atLeast" w:val="351"/>
         </w:trPr>
         <w:tc>
           <w:tcPr>
-            <w:tcW w:type="dxa" w:w="3812"/>
+            <w:tcW w:type="dxa" w:w="5055"/>
             <w:tcMar>
-              <w:top w:w="90" w:type="dxa"/>
-              <w:start w:w="100" w:type="dxa"/>
-              <w:bottom w:w="90" w:type="dxa"/>
-              <w:end w:w="100" w:type="dxa"/>
+              <w:top w:w="45" w:type="dxa"/>
+              <w:start w:w="80" w:type="dxa"/>
+              <w:bottom w:w="45" w:type="dxa"/>
+              <w:end w:w="80" w:type="dxa"/>
             </w:tcMar>
             <w:vAlign w:val="center"/>
+            <w:shd w:fill="FFFFFF"/>
           </w:tcPr>
           <w:p>
             <w:pPr>
               <w:spacing w:after="0" w:line="252" w:lineRule="auto" w:before="0"/>
+              <w:jc w:val="left"/>
             </w:pPr>
             <w:r>
               <w:rPr>
-                <w:rFonts w:ascii="Noto Sans KR" w:hAnsi="Noto Sans KR" w:eastAsia="Noto Sans KR"/>
-                <w:sz w:val="17"/>
+                <w:rFonts w:ascii="Noto Sans KR" w:hAnsi="Noto Sans KR" w:eastAsia="Noto Sans KR" w:cs="Noto Sans KR"/>
+                <w:b w:val="0"/>
+                <w:color w:val="243547"/>
+                <w:sz w:val="18"/>
               </w:rPr>
               <w:t>Build</w:t>
             </w:r>
@@ -3475,23 +3732,27 @@
         </w:tc>
         <w:tc>
           <w:tcPr>
-            <w:tcW w:type="dxa" w:w="11437"/>
+            <w:tcW w:type="dxa" w:w="10762"/>
             <w:tcMar>
-              <w:top w:w="90" w:type="dxa"/>
-              <w:start w:w="100" w:type="dxa"/>
-              <w:bottom w:w="90" w:type="dxa"/>
-              <w:end w:w="100" w:type="dxa"/>
+              <w:top w:w="45" w:type="dxa"/>
+              <w:start w:w="80" w:type="dxa"/>
+              <w:bottom w:w="45" w:type="dxa"/>
+              <w:end w:w="80" w:type="dxa"/>
             </w:tcMar>
             <w:vAlign w:val="center"/>
+            <w:shd w:fill="FFFFFF"/>
           </w:tcPr>
           <w:p>
             <w:pPr>
               <w:spacing w:after="0" w:line="252" w:lineRule="auto" w:before="0"/>
+              <w:jc w:val="left"/>
             </w:pPr>
             <w:r>
               <w:rPr>
-                <w:rFonts w:ascii="Noto Sans KR" w:hAnsi="Noto Sans KR" w:eastAsia="Noto Sans KR"/>
-                <w:sz w:val="17"/>
+                <w:rFonts w:ascii="Noto Sans KR" w:hAnsi="Noto Sans KR" w:eastAsia="Noto Sans KR" w:cs="Noto Sans KR"/>
+                <w:b w:val="0"/>
+                <w:color w:val="243547"/>
+                <w:sz w:val="18"/>
               </w:rPr>
               <w:t>Wrapper 기준 compile/test 성공</w:t>
             </w:r>
@@ -3501,27 +3762,31 @@
       <w:tr>
         <w:trPr>
           <w:cantSplit/>
+          <w:trHeight w:hRule="atLeast" w:val="351"/>
         </w:trPr>
         <w:tc>
           <w:tcPr>
-            <w:tcW w:type="dxa" w:w="3812"/>
+            <w:tcW w:type="dxa" w:w="5055"/>
             <w:tcMar>
-              <w:top w:w="90" w:type="dxa"/>
-              <w:start w:w="100" w:type="dxa"/>
-              <w:bottom w:w="90" w:type="dxa"/>
-              <w:end w:w="100" w:type="dxa"/>
+              <w:top w:w="45" w:type="dxa"/>
+              <w:start w:w="80" w:type="dxa"/>
+              <w:bottom w:w="45" w:type="dxa"/>
+              <w:end w:w="80" w:type="dxa"/>
             </w:tcMar>
             <w:vAlign w:val="center"/>
-            <w:shd w:fill="F5F8FB"/>
+            <w:shd w:fill="F7FAFC"/>
           </w:tcPr>
           <w:p>
             <w:pPr>
               <w:spacing w:after="0" w:line="252" w:lineRule="auto" w:before="0"/>
+              <w:jc w:val="left"/>
             </w:pPr>
             <w:r>
               <w:rPr>
-                <w:rFonts w:ascii="Noto Sans KR" w:hAnsi="Noto Sans KR" w:eastAsia="Noto Sans KR"/>
-                <w:sz w:val="17"/>
+                <w:rFonts w:ascii="Noto Sans KR" w:hAnsi="Noto Sans KR" w:eastAsia="Noto Sans KR" w:cs="Noto Sans KR"/>
+                <w:b w:val="0"/>
+                <w:color w:val="243547"/>
+                <w:sz w:val="18"/>
               </w:rPr>
               <w:t>Starter</w:t>
             </w:r>
@@ -3529,24 +3794,27 @@
         </w:tc>
         <w:tc>
           <w:tcPr>
-            <w:tcW w:type="dxa" w:w="11437"/>
+            <w:tcW w:type="dxa" w:w="10762"/>
             <w:tcMar>
-              <w:top w:w="90" w:type="dxa"/>
-              <w:start w:w="100" w:type="dxa"/>
-              <w:bottom w:w="90" w:type="dxa"/>
-              <w:end w:w="100" w:type="dxa"/>
+              <w:top w:w="45" w:type="dxa"/>
+              <w:start w:w="80" w:type="dxa"/>
+              <w:bottom w:w="45" w:type="dxa"/>
+              <w:end w:w="80" w:type="dxa"/>
             </w:tcMar>
             <w:vAlign w:val="center"/>
-            <w:shd w:fill="F5F8FB"/>
+            <w:shd w:fill="F7FAFC"/>
           </w:tcPr>
           <w:p>
             <w:pPr>
               <w:spacing w:after="0" w:line="252" w:lineRule="auto" w:before="0"/>
+              <w:jc w:val="left"/>
             </w:pPr>
             <w:r>
               <w:rPr>
-                <w:rFonts w:ascii="Noto Sans KR" w:hAnsi="Noto Sans KR" w:eastAsia="Noto Sans KR"/>
-                <w:sz w:val="17"/>
+                <w:rFonts w:ascii="Noto Sans KR" w:hAnsi="Noto Sans KR" w:eastAsia="Noto Sans KR" w:cs="Noto Sans KR"/>
+                <w:b w:val="0"/>
+                <w:color w:val="243547"/>
+                <w:sz w:val="18"/>
               </w:rPr>
               <w:t>Public Surface→AutoConfiguration→실제 Consumer 연결</w:t>
             </w:r>
@@ -3556,26 +3824,31 @@
       <w:tr>
         <w:trPr>
           <w:cantSplit/>
+          <w:trHeight w:hRule="atLeast" w:val="351"/>
         </w:trPr>
         <w:tc>
           <w:tcPr>
-            <w:tcW w:type="dxa" w:w="3812"/>
+            <w:tcW w:type="dxa" w:w="5055"/>
             <w:tcMar>
-              <w:top w:w="90" w:type="dxa"/>
-              <w:start w:w="100" w:type="dxa"/>
-              <w:bottom w:w="90" w:type="dxa"/>
-              <w:end w:w="100" w:type="dxa"/>
+              <w:top w:w="45" w:type="dxa"/>
+              <w:start w:w="80" w:type="dxa"/>
+              <w:bottom w:w="45" w:type="dxa"/>
+              <w:end w:w="80" w:type="dxa"/>
             </w:tcMar>
             <w:vAlign w:val="center"/>
+            <w:shd w:fill="FFFFFF"/>
           </w:tcPr>
           <w:p>
             <w:pPr>
               <w:spacing w:after="0" w:line="252" w:lineRule="auto" w:before="0"/>
+              <w:jc w:val="left"/>
             </w:pPr>
             <w:r>
               <w:rPr>
-                <w:rFonts w:ascii="Noto Sans KR" w:hAnsi="Noto Sans KR" w:eastAsia="Noto Sans KR"/>
-                <w:sz w:val="17"/>
+                <w:rFonts w:ascii="Noto Sans KR" w:hAnsi="Noto Sans KR" w:eastAsia="Noto Sans KR" w:cs="Noto Sans KR"/>
+                <w:b w:val="0"/>
+                <w:color w:val="243547"/>
+                <w:sz w:val="18"/>
               </w:rPr>
               <w:t>Topology</w:t>
             </w:r>
@@ -3583,23 +3856,27 @@
         </w:tc>
         <w:tc>
           <w:tcPr>
-            <w:tcW w:type="dxa" w:w="11437"/>
+            <w:tcW w:type="dxa" w:w="10762"/>
             <w:tcMar>
-              <w:top w:w="90" w:type="dxa"/>
-              <w:start w:w="100" w:type="dxa"/>
-              <w:bottom w:w="90" w:type="dxa"/>
-              <w:end w:w="100" w:type="dxa"/>
+              <w:top w:w="45" w:type="dxa"/>
+              <w:start w:w="80" w:type="dxa"/>
+              <w:bottom w:w="45" w:type="dxa"/>
+              <w:end w:w="80" w:type="dxa"/>
             </w:tcMar>
             <w:vAlign w:val="center"/>
+            <w:shd w:fill="FFFFFF"/>
           </w:tcPr>
           <w:p>
             <w:pPr>
               <w:spacing w:after="0" w:line="252" w:lineRule="auto" w:before="0"/>
+              <w:jc w:val="left"/>
             </w:pPr>
             <w:r>
               <w:rPr>
-                <w:rFonts w:ascii="Noto Sans KR" w:hAnsi="Noto Sans KR" w:eastAsia="Noto Sans KR"/>
-                <w:sz w:val="17"/>
+                <w:rFonts w:ascii="Noto Sans KR" w:hAnsi="Noto Sans KR" w:eastAsia="Noto Sans KR" w:cs="Noto Sans KR"/>
+                <w:b w:val="0"/>
+                <w:color w:val="243547"/>
+                <w:sz w:val="18"/>
               </w:rPr>
               <w:t>Same JVM/Remote 계약 parity, self-HTTP 0</w:t>
             </w:r>
@@ -3609,27 +3886,31 @@
       <w:tr>
         <w:trPr>
           <w:cantSplit/>
+          <w:trHeight w:hRule="atLeast" w:val="351"/>
         </w:trPr>
         <w:tc>
           <w:tcPr>
-            <w:tcW w:type="dxa" w:w="3812"/>
+            <w:tcW w:type="dxa" w:w="5055"/>
             <w:tcMar>
-              <w:top w:w="90" w:type="dxa"/>
-              <w:start w:w="100" w:type="dxa"/>
-              <w:bottom w:w="90" w:type="dxa"/>
-              <w:end w:w="100" w:type="dxa"/>
+              <w:top w:w="45" w:type="dxa"/>
+              <w:start w:w="80" w:type="dxa"/>
+              <w:bottom w:w="45" w:type="dxa"/>
+              <w:end w:w="80" w:type="dxa"/>
             </w:tcMar>
             <w:vAlign w:val="center"/>
-            <w:shd w:fill="F5F8FB"/>
+            <w:shd w:fill="F7FAFC"/>
           </w:tcPr>
           <w:p>
             <w:pPr>
               <w:spacing w:after="0" w:line="252" w:lineRule="auto" w:before="0"/>
+              <w:jc w:val="left"/>
             </w:pPr>
             <w:r>
               <w:rPr>
-                <w:rFonts w:ascii="Noto Sans KR" w:hAnsi="Noto Sans KR" w:eastAsia="Noto Sans KR"/>
-                <w:sz w:val="17"/>
+                <w:rFonts w:ascii="Noto Sans KR" w:hAnsi="Noto Sans KR" w:eastAsia="Noto Sans KR" w:cs="Noto Sans KR"/>
+                <w:b w:val="0"/>
+                <w:color w:val="243547"/>
+                <w:sz w:val="18"/>
               </w:rPr>
               <w:t>DB3</w:t>
             </w:r>
@@ -3637,24 +3918,27 @@
         </w:tc>
         <w:tc>
           <w:tcPr>
-            <w:tcW w:type="dxa" w:w="11437"/>
+            <w:tcW w:type="dxa" w:w="10762"/>
             <w:tcMar>
-              <w:top w:w="90" w:type="dxa"/>
-              <w:start w:w="100" w:type="dxa"/>
-              <w:bottom w:w="90" w:type="dxa"/>
-              <w:end w:w="100" w:type="dxa"/>
+              <w:top w:w="45" w:type="dxa"/>
+              <w:start w:w="80" w:type="dxa"/>
+              <w:bottom w:w="45" w:type="dxa"/>
+              <w:end w:w="80" w:type="dxa"/>
             </w:tcMar>
             <w:vAlign w:val="center"/>
-            <w:shd w:fill="F5F8FB"/>
+            <w:shd w:fill="F7FAFC"/>
           </w:tcPr>
           <w:p>
             <w:pPr>
               <w:spacing w:after="0" w:line="252" w:lineRule="auto" w:before="0"/>
+              <w:jc w:val="left"/>
             </w:pPr>
             <w:r>
               <w:rPr>
-                <w:rFonts w:ascii="Noto Sans KR" w:hAnsi="Noto Sans KR" w:eastAsia="Noto Sans KR"/>
-                <w:sz w:val="17"/>
+                <w:rFonts w:ascii="Noto Sans KR" w:hAnsi="Noto Sans KR" w:eastAsia="Noto Sans KR" w:cs="Noto Sans KR"/>
+                <w:b w:val="0"/>
+                <w:color w:val="243547"/>
+                <w:sz w:val="18"/>
               </w:rPr>
               <w:t>Oracle/PostgreSQL/MariaDB Install/Upgrade/Recovery/Runtime parity</w:t>
             </w:r>
@@ -3664,26 +3948,31 @@
       <w:tr>
         <w:trPr>
           <w:cantSplit/>
+          <w:trHeight w:hRule="atLeast" w:val="351"/>
         </w:trPr>
         <w:tc>
           <w:tcPr>
-            <w:tcW w:type="dxa" w:w="3812"/>
+            <w:tcW w:type="dxa" w:w="5055"/>
             <w:tcMar>
-              <w:top w:w="90" w:type="dxa"/>
-              <w:start w:w="100" w:type="dxa"/>
-              <w:bottom w:w="90" w:type="dxa"/>
-              <w:end w:w="100" w:type="dxa"/>
+              <w:top w:w="45" w:type="dxa"/>
+              <w:start w:w="80" w:type="dxa"/>
+              <w:bottom w:w="45" w:type="dxa"/>
+              <w:end w:w="80" w:type="dxa"/>
             </w:tcMar>
             <w:vAlign w:val="center"/>
+            <w:shd w:fill="FFFFFF"/>
           </w:tcPr>
           <w:p>
             <w:pPr>
               <w:spacing w:after="0" w:line="252" w:lineRule="auto" w:before="0"/>
+              <w:jc w:val="left"/>
             </w:pPr>
             <w:r>
               <w:rPr>
-                <w:rFonts w:ascii="Noto Sans KR" w:hAnsi="Noto Sans KR" w:eastAsia="Noto Sans KR"/>
-                <w:sz w:val="17"/>
+                <w:rFonts w:ascii="Noto Sans KR" w:hAnsi="Noto Sans KR" w:eastAsia="Noto Sans KR" w:cs="Noto Sans KR"/>
+                <w:b w:val="0"/>
+                <w:color w:val="243547"/>
+                <w:sz w:val="18"/>
               </w:rPr>
               <w:t>Generator</w:t>
             </w:r>
@@ -3691,23 +3980,27 @@
         </w:tc>
         <w:tc>
           <w:tcPr>
-            <w:tcW w:type="dxa" w:w="11437"/>
+            <w:tcW w:type="dxa" w:w="10762"/>
             <w:tcMar>
-              <w:top w:w="90" w:type="dxa"/>
-              <w:start w:w="100" w:type="dxa"/>
-              <w:bottom w:w="90" w:type="dxa"/>
-              <w:end w:w="100" w:type="dxa"/>
+              <w:top w:w="45" w:type="dxa"/>
+              <w:start w:w="80" w:type="dxa"/>
+              <w:bottom w:w="45" w:type="dxa"/>
+              <w:end w:w="80" w:type="dxa"/>
             </w:tcMar>
             <w:vAlign w:val="center"/>
+            <w:shd w:fill="FFFFFF"/>
           </w:tcPr>
           <w:p>
             <w:pPr>
               <w:spacing w:after="0" w:line="252" w:lineRule="auto" w:before="0"/>
+              <w:jc w:val="left"/>
             </w:pPr>
             <w:r>
               <w:rPr>
-                <w:rFonts w:ascii="Noto Sans KR" w:hAnsi="Noto Sans KR" w:eastAsia="Noto Sans KR"/>
-                <w:sz w:val="17"/>
+                <w:rFonts w:ascii="Noto Sans KR" w:hAnsi="Noto Sans KR" w:eastAsia="Noto Sans KR" w:cs="Noto Sans KR"/>
+                <w:b w:val="0"/>
+                <w:color w:val="243547"/>
+                <w:sz w:val="18"/>
               </w:rPr>
               <w:t>Canonical 입력→fresh generation→compile/test</w:t>
             </w:r>
@@ -3717,27 +4010,31 @@
       <w:tr>
         <w:trPr>
           <w:cantSplit/>
+          <w:trHeight w:hRule="atLeast" w:val="351"/>
         </w:trPr>
         <w:tc>
           <w:tcPr>
-            <w:tcW w:type="dxa" w:w="3812"/>
+            <w:tcW w:type="dxa" w:w="5055"/>
             <w:tcMar>
-              <w:top w:w="90" w:type="dxa"/>
-              <w:start w:w="100" w:type="dxa"/>
-              <w:bottom w:w="90" w:type="dxa"/>
-              <w:end w:w="100" w:type="dxa"/>
+              <w:top w:w="45" w:type="dxa"/>
+              <w:start w:w="80" w:type="dxa"/>
+              <w:bottom w:w="45" w:type="dxa"/>
+              <w:end w:w="80" w:type="dxa"/>
             </w:tcMar>
             <w:vAlign w:val="center"/>
-            <w:shd w:fill="F5F8FB"/>
+            <w:shd w:fill="F7FAFC"/>
           </w:tcPr>
           <w:p>
             <w:pPr>
               <w:spacing w:after="0" w:line="252" w:lineRule="auto" w:before="0"/>
+              <w:jc w:val="left"/>
             </w:pPr>
             <w:r>
               <w:rPr>
-                <w:rFonts w:ascii="Noto Sans KR" w:hAnsi="Noto Sans KR" w:eastAsia="Noto Sans KR"/>
-                <w:sz w:val="17"/>
+                <w:rFonts w:ascii="Noto Sans KR" w:hAnsi="Noto Sans KR" w:eastAsia="Noto Sans KR" w:cs="Noto Sans KR"/>
+                <w:b w:val="0"/>
+                <w:color w:val="243547"/>
+                <w:sz w:val="18"/>
               </w:rPr>
               <w:t>Operations</w:t>
             </w:r>
@@ -3745,24 +4042,27 @@
         </w:tc>
         <w:tc>
           <w:tcPr>
-            <w:tcW w:type="dxa" w:w="11437"/>
+            <w:tcW w:type="dxa" w:w="10762"/>
             <w:tcMar>
-              <w:top w:w="90" w:type="dxa"/>
-              <w:start w:w="100" w:type="dxa"/>
-              <w:bottom w:w="90" w:type="dxa"/>
-              <w:end w:w="100" w:type="dxa"/>
+              <w:top w:w="45" w:type="dxa"/>
+              <w:start w:w="80" w:type="dxa"/>
+              <w:bottom w:w="45" w:type="dxa"/>
+              <w:end w:w="80" w:type="dxa"/>
             </w:tcMar>
             <w:vAlign w:val="center"/>
-            <w:shd w:fill="F5F8FB"/>
+            <w:shd w:fill="F7FAFC"/>
           </w:tcPr>
           <w:p>
             <w:pPr>
               <w:spacing w:after="0" w:line="252" w:lineRule="auto" w:before="0"/>
+              <w:jc w:val="left"/>
             </w:pPr>
             <w:r>
               <w:rPr>
-                <w:rFonts w:ascii="Noto Sans KR" w:hAnsi="Noto Sans KR" w:eastAsia="Noto Sans KR"/>
-                <w:sz w:val="17"/>
+                <w:rFonts w:ascii="Noto Sans KR" w:hAnsi="Noto Sans KR" w:eastAsia="Noto Sans KR" w:cs="Noto Sans KR"/>
+                <w:b w:val="0"/>
+                <w:color w:val="243547"/>
+                <w:sz w:val="18"/>
               </w:rPr>
               <w:t>transactionId/operationId/instanceId 추적 가능</w:t>
             </w:r>
@@ -3772,26 +4072,31 @@
       <w:tr>
         <w:trPr>
           <w:cantSplit/>
+          <w:trHeight w:hRule="atLeast" w:val="351"/>
         </w:trPr>
         <w:tc>
           <w:tcPr>
-            <w:tcW w:type="dxa" w:w="3812"/>
+            <w:tcW w:type="dxa" w:w="5055"/>
             <w:tcMar>
-              <w:top w:w="90" w:type="dxa"/>
-              <w:start w:w="100" w:type="dxa"/>
-              <w:bottom w:w="90" w:type="dxa"/>
-              <w:end w:w="100" w:type="dxa"/>
+              <w:top w:w="45" w:type="dxa"/>
+              <w:start w:w="80" w:type="dxa"/>
+              <w:bottom w:w="45" w:type="dxa"/>
+              <w:end w:w="80" w:type="dxa"/>
             </w:tcMar>
             <w:vAlign w:val="center"/>
+            <w:shd w:fill="FFFFFF"/>
           </w:tcPr>
           <w:p>
             <w:pPr>
               <w:spacing w:after="0" w:line="252" w:lineRule="auto" w:before="0"/>
+              <w:jc w:val="left"/>
             </w:pPr>
             <w:r>
               <w:rPr>
-                <w:rFonts w:ascii="Noto Sans KR" w:hAnsi="Noto Sans KR" w:eastAsia="Noto Sans KR"/>
-                <w:sz w:val="17"/>
+                <w:rFonts w:ascii="Noto Sans KR" w:hAnsi="Noto Sans KR" w:eastAsia="Noto Sans KR" w:cs="Noto Sans KR"/>
+                <w:b w:val="0"/>
+                <w:color w:val="243547"/>
+                <w:sz w:val="18"/>
               </w:rPr>
               <w:t>Security</w:t>
             </w:r>
@@ -3799,23 +4104,27 @@
         </w:tc>
         <w:tc>
           <w:tcPr>
-            <w:tcW w:type="dxa" w:w="11437"/>
+            <w:tcW w:type="dxa" w:w="10762"/>
             <w:tcMar>
-              <w:top w:w="90" w:type="dxa"/>
-              <w:start w:w="100" w:type="dxa"/>
-              <w:bottom w:w="90" w:type="dxa"/>
-              <w:end w:w="100" w:type="dxa"/>
+              <w:top w:w="45" w:type="dxa"/>
+              <w:start w:w="80" w:type="dxa"/>
+              <w:bottom w:w="45" w:type="dxa"/>
+              <w:end w:w="80" w:type="dxa"/>
             </w:tcMar>
             <w:vAlign w:val="center"/>
+            <w:shd w:fill="FFFFFF"/>
           </w:tcPr>
           <w:p>
             <w:pPr>
               <w:spacing w:after="0" w:line="252" w:lineRule="auto" w:before="0"/>
+              <w:jc w:val="left"/>
             </w:pPr>
             <w:r>
               <w:rPr>
-                <w:rFonts w:ascii="Noto Sans KR" w:hAnsi="Noto Sans KR" w:eastAsia="Noto Sans KR"/>
-                <w:sz w:val="17"/>
+                <w:rFonts w:ascii="Noto Sans KR" w:hAnsi="Noto Sans KR" w:eastAsia="Noto Sans KR" w:cs="Noto Sans KR"/>
+                <w:b w:val="0"/>
+                <w:color w:val="243547"/>
+                <w:sz w:val="18"/>
               </w:rPr>
               <w:t>Permission/Reason/Approval/Audit 및 Secret/PII 원문 0</w:t>
             </w:r>
@@ -3825,27 +4134,31 @@
       <w:tr>
         <w:trPr>
           <w:cantSplit/>
+          <w:trHeight w:hRule="atLeast" w:val="351"/>
         </w:trPr>
         <w:tc>
           <w:tcPr>
-            <w:tcW w:type="dxa" w:w="3812"/>
+            <w:tcW w:type="dxa" w:w="5055"/>
             <w:tcMar>
-              <w:top w:w="90" w:type="dxa"/>
-              <w:start w:w="100" w:type="dxa"/>
-              <w:bottom w:w="90" w:type="dxa"/>
-              <w:end w:w="100" w:type="dxa"/>
+              <w:top w:w="45" w:type="dxa"/>
+              <w:start w:w="80" w:type="dxa"/>
+              <w:bottom w:w="45" w:type="dxa"/>
+              <w:end w:w="80" w:type="dxa"/>
             </w:tcMar>
             <w:vAlign w:val="center"/>
-            <w:shd w:fill="F5F8FB"/>
+            <w:shd w:fill="F7FAFC"/>
           </w:tcPr>
           <w:p>
             <w:pPr>
               <w:spacing w:after="0" w:line="252" w:lineRule="auto" w:before="0"/>
+              <w:jc w:val="left"/>
             </w:pPr>
             <w:r>
               <w:rPr>
-                <w:rFonts w:ascii="Noto Sans KR" w:hAnsi="Noto Sans KR" w:eastAsia="Noto Sans KR"/>
-                <w:sz w:val="17"/>
+                <w:rFonts w:ascii="Noto Sans KR" w:hAnsi="Noto Sans KR" w:eastAsia="Noto Sans KR" w:cs="Noto Sans KR"/>
+                <w:b w:val="0"/>
+                <w:color w:val="243547"/>
+                <w:sz w:val="18"/>
               </w:rPr>
               <w:t>Failure</w:t>
             </w:r>
@@ -3853,24 +4166,27 @@
         </w:tc>
         <w:tc>
           <w:tcPr>
-            <w:tcW w:type="dxa" w:w="11437"/>
+            <w:tcW w:type="dxa" w:w="10762"/>
             <w:tcMar>
-              <w:top w:w="90" w:type="dxa"/>
-              <w:start w:w="100" w:type="dxa"/>
-              <w:bottom w:w="90" w:type="dxa"/>
-              <w:end w:w="100" w:type="dxa"/>
+              <w:top w:w="45" w:type="dxa"/>
+              <w:start w:w="80" w:type="dxa"/>
+              <w:bottom w:w="45" w:type="dxa"/>
+              <w:end w:w="80" w:type="dxa"/>
             </w:tcMar>
             <w:vAlign w:val="center"/>
-            <w:shd w:fill="F5F8FB"/>
+            <w:shd w:fill="F7FAFC"/>
           </w:tcPr>
           <w:p>
             <w:pPr>
               <w:spacing w:after="0" w:line="252" w:lineRule="auto" w:before="0"/>
+              <w:jc w:val="left"/>
             </w:pPr>
             <w:r>
               <w:rPr>
-                <w:rFonts w:ascii="Noto Sans KR" w:hAnsi="Noto Sans KR" w:eastAsia="Noto Sans KR"/>
-                <w:sz w:val="17"/>
+                <w:rFonts w:ascii="Noto Sans KR" w:hAnsi="Noto Sans KR" w:eastAsia="Noto Sans KR" w:cs="Noto Sans KR"/>
+                <w:b w:val="0"/>
+                <w:color w:val="243547"/>
+                <w:sz w:val="18"/>
               </w:rPr>
               <w:t>Timeout/Retry/UNKNOWN/Reconcile 경로 존재</w:t>
             </w:r>
@@ -3880,26 +4196,31 @@
       <w:tr>
         <w:trPr>
           <w:cantSplit/>
+          <w:trHeight w:hRule="atLeast" w:val="351"/>
         </w:trPr>
         <w:tc>
           <w:tcPr>
-            <w:tcW w:type="dxa" w:w="3812"/>
+            <w:tcW w:type="dxa" w:w="5055"/>
             <w:tcMar>
-              <w:top w:w="90" w:type="dxa"/>
-              <w:start w:w="100" w:type="dxa"/>
-              <w:bottom w:w="90" w:type="dxa"/>
-              <w:end w:w="100" w:type="dxa"/>
+              <w:top w:w="45" w:type="dxa"/>
+              <w:start w:w="80" w:type="dxa"/>
+              <w:bottom w:w="45" w:type="dxa"/>
+              <w:end w:w="80" w:type="dxa"/>
             </w:tcMar>
             <w:vAlign w:val="center"/>
+            <w:shd w:fill="FFFFFF"/>
           </w:tcPr>
           <w:p>
             <w:pPr>
               <w:spacing w:after="0" w:line="252" w:lineRule="auto" w:before="0"/>
+              <w:jc w:val="left"/>
             </w:pPr>
             <w:r>
               <w:rPr>
-                <w:rFonts w:ascii="Noto Sans KR" w:hAnsi="Noto Sans KR" w:eastAsia="Noto Sans KR"/>
-                <w:sz w:val="17"/>
+                <w:rFonts w:ascii="Noto Sans KR" w:hAnsi="Noto Sans KR" w:eastAsia="Noto Sans KR" w:cs="Noto Sans KR"/>
+                <w:b w:val="0"/>
+                <w:color w:val="243547"/>
+                <w:sz w:val="18"/>
               </w:rPr>
               <w:t>Evidence</w:t>
             </w:r>
@@ -3907,25 +4228,23 @@
         </w:tc>
         <w:tc>
           <w:tcPr>
-            <w:tcW w:type="dxa" w:w="11437"/>
+            <w:tcW w:type="dxa" w:w="10762"/>
             <w:tcMar>
-              <w:top w:w="90" w:type="dxa"/>
-              <w:start w:w="100" w:type="dxa"/>
-              <w:bottom w:w="90" w:type="dxa"/>
-              <w:end w:w="100" w:type="dxa"/>
+              <w:top w:w="45" w:type="dxa"/>
+              <w:start w:w="80" w:type="dxa"/>
+              <w:bottom w:w="45" w:type="dxa"/>
+              <w:end w:w="80" w:type="dxa"/>
             </w:tcMar>
             <w:vAlign w:val="center"/>
+            <w:shd w:fill="FFFFFF"/>
           </w:tcPr>
           <w:p>
             <w:pPr>
               <w:spacing w:after="0" w:line="252" w:lineRule="auto" w:before="0"/>
+              <w:jc w:val="left"/>
             </w:pPr>
             <w:r>
-              <w:rPr>
-                <w:rFonts w:ascii="Noto Sans KR" w:hAnsi="Noto Sans KR" w:eastAsia="Noto Sans KR"/>
-                <w:sz w:val="17"/>
-              </w:rPr>
-              <w:t>실행 명령·ExitCode·Source SHA와 결과 일치</w:t>
+              <w:t>실행 명령·ExitCode·Source Identity와 결과 일치</w:t>
             </w:r>
           </w:p>
         </w:tc>
@@ -3935,7 +4254,7 @@
       <w:headerReference w:type="default" r:id="rId9"/>
       <w:footerReference w:type="default" r:id="rId10"/>
       <w:pgSz w:w="16838" w:h="11906" w:orient="landscape"/>
-      <w:pgMar w:top="737" w:right="794" w:bottom="794" w:left="794" w:header="397" w:footer="454" w:gutter="0"/>
+      <w:pgMar w:top="510" w:right="510" w:bottom="510" w:left="510" w:header="255" w:footer="312" w:gutter="0"/>
       <w:cols w:space="720"/>
       <w:docGrid w:linePitch="360"/>
     </w:sectPr>
@@ -4355,7 +4674,7 @@
     <w:rPr>
       <w:rFonts w:ascii="Noto Sans KR" w:hAnsi="Noto Sans KR" w:eastAsia="Noto Sans KR"/>
       <w:color w:val="243547"/>
-      <w:sz w:val="19"/>
+      <w:sz w:val="20"/>
     </w:rPr>
   </w:style>
   <w:style w:type="paragraph" w:styleId="Header">
@@ -4413,7 +4732,7 @@
     <w:pPr>
       <w:keepNext/>
       <w:keepLines/>
-      <w:spacing w:before="480" w:after="180"/>
+      <w:spacing w:before="800" w:after="160"/>
       <w:outlineLvl w:val="0"/>
     </w:pPr>
     <w:rPr>
@@ -4421,7 +4740,7 @@
       <w:b/>
       <w:bCs/>
       <w:color w:val="17324D"/>
-      <w:sz w:val="38"/>
+      <w:sz w:val="34"/>
       <w:szCs w:val="28"/>
     </w:rPr>
   </w:style>
@@ -4437,7 +4756,7 @@
     <w:pPr>
       <w:keepNext/>
       <w:keepLines/>
-      <w:spacing w:before="340" w:after="120"/>
+      <w:spacing w:before="360" w:after="80"/>
       <w:ind w:left="113"/>
       <w:outlineLvl w:val="1"/>
     </w:pPr>
@@ -4446,7 +4765,7 @@
       <w:b/>
       <w:bCs/>
       <w:color w:val="4F46E5"/>
-      <w:sz w:val="28"/>
+      <w:sz w:val="27"/>
       <w:szCs w:val="26"/>
     </w:rPr>
   </w:style>
@@ -4462,7 +4781,7 @@
     <w:pPr>
       <w:keepNext/>
       <w:keepLines/>
-      <w:spacing w:before="240" w:after="80"/>
+      <w:spacing w:before="240" w:after="60"/>
       <w:ind w:left="255"/>
       <w:outlineLvl w:val="2"/>
     </w:pPr>
@@ -4471,7 +4790,7 @@
       <w:b/>
       <w:bCs/>
       <w:color w:val="17324D"/>
-      <w:sz w:val="22"/>
+      <w:sz w:val="23"/>
     </w:rPr>
   </w:style>
   <w:style w:type="paragraph" w:styleId="Heading4">
@@ -4702,10 +5021,12 @@
     <w:qFormat/>
     <w:rsid w:val="00FC693F"/>
     <w:pPr>
+      <w:keepNext/>
+      <w:keepLines/>
       <w:pBdr>
         <w:bottom w:val="single" w:sz="8" w:space="4" w:color="4F81BD" w:themeColor="accent1"/>
       </w:pBdr>
-      <w:spacing w:after="200" w:line="240" w:lineRule="auto"/>
+      <w:spacing w:after="140" w:line="240" w:lineRule="auto" w:before="0"/>
       <w:contextualSpacing/>
     </w:pPr>
     <w:rPr>
@@ -4714,7 +5035,7 @@
       <w:color w:val="071A2B"/>
       <w:spacing w:val="5"/>
       <w:kern w:val="28"/>
-      <w:sz w:val="50"/>
+      <w:sz w:val="48"/>
       <w:szCs w:val="52"/>
     </w:rPr>
   </w:style>
@@ -4742,9 +5063,12 @@
     <w:qFormat/>
     <w:rsid w:val="00FC693F"/>
     <w:pPr>
+      <w:keepNext/>
+      <w:keepLines/>
       <w:numPr>
         <w:ilvl w:val="1"/>
       </w:numPr>
+      <w:spacing w:before="0" w:after="180"/>
     </w:pPr>
     <w:rPr>
       <w:rFonts w:asciiTheme="majorHAnsi" w:eastAsiaTheme="majorEastAsia" w:hAnsiTheme="majorHAnsi" w:cstheme="majorBidi" w:ascii="Noto Sans KR" w:hAnsi="Noto Sans KR" w:eastAsia="Noto Sans KR"/>
@@ -4753,7 +5077,7 @@
       <w:iCs/>
       <w:color w:val="5E7186"/>
       <w:spacing w:val="15"/>
-      <w:sz w:val="22"/>
+      <w:sz w:val="23"/>
       <w:szCs w:val="24"/>
     </w:rPr>
   </w:style>
@@ -16048,39 +16372,119 @@
   <w:style w:type="paragraph" w:customStyle="1" w:styleId="CPFCode">
     <w:name w:val="CPF Code"/>
     <w:pPr>
-      <w:spacing w:before="40" w:after="80"/>
+      <w:spacing w:before="100" w:after="140" w:line="240" w:lineRule="auto"/>
       <w:ind w:left="283" w:right="170"/>
     </w:pPr>
     <w:rPr>
-      <w:rFonts w:ascii="DejaVu Sans Mono" w:hAnsi="DejaVu Sans Mono" w:eastAsia="DejaVu Sans Mono"/>
-      <w:color w:val="071A2B"/>
-      <w:sz w:val="16"/>
+      <w:rFonts w:ascii="Noto Sans KR" w:hAnsi="Noto Sans KR" w:eastAsia="DejaVu Sans Mono"/>
+      <w:b w:val="0"/>
+      <w:color w:val="F4F8FC"/>
+      <w:sz w:val="18"/>
     </w:rPr>
   </w:style>
   <w:style w:type="paragraph" w:customStyle="1" w:styleId="CPFCaption">
     <w:name w:val="CPF Caption"/>
     <w:pPr>
-      <w:spacing w:before="40" w:after="100"/>
+      <w:spacing w:before="60" w:after="160"/>
       <w:ind w:left="255" w:right="255"/>
     </w:pPr>
     <w:rPr>
       <w:rFonts w:ascii="Noto Sans KR" w:hAnsi="Noto Sans KR" w:eastAsia="Noto Sans KR"/>
       <w:color w:val="5E7186"/>
-      <w:sz w:val="16"/>
+      <w:sz w:val="18"/>
     </w:rPr>
   </w:style>
   <w:style w:type="paragraph" w:customStyle="1" w:styleId="CPFLabel">
     <w:name w:val="CPF Label"/>
     <w:pPr>
       <w:keepNext/>
-      <w:spacing w:before="140" w:after="40"/>
+      <w:spacing w:before="200" w:after="80"/>
       <w:ind w:left="255"/>
     </w:pPr>
     <w:rPr>
       <w:rFonts w:ascii="Noto Sans KR" w:hAnsi="Noto Sans KR" w:eastAsia="Noto Sans KR"/>
       <w:b/>
-      <w:color w:val="7154C7"/>
-      <w:sz w:val="21"/>
+      <w:color w:val="4F46E5"/>
+      <w:sz w:val="20"/>
+    </w:rPr>
+  </w:style>
+  <w:style w:type="paragraph" w:customStyle="1" w:styleId="CPFLead">
+    <w:name w:val="CPF Lead"/>
+    <w:basedOn w:val="Normal"/>
+    <w:pPr>
+      <w:spacing w:before="60" w:after="180" w:line="283" w:lineRule="auto"/>
+    </w:pPr>
+    <w:rPr>
+      <w:rFonts w:ascii="Noto Sans KR" w:hAnsi="Noto Sans KR"/>
+      <w:b w:val="0"/>
+      <w:color w:val="243547"/>
+      <w:sz w:val="20"/>
+    </w:rPr>
+  </w:style>
+  <w:style w:type="paragraph" w:customStyle="1" w:styleId="CPFSectionLead">
+    <w:name w:val="CPF Section Lead"/>
+    <w:basedOn w:val="Normal"/>
+    <w:pPr>
+      <w:spacing w:before="40" w:after="160" w:line="276" w:lineRule="auto"/>
+    </w:pPr>
+    <w:rPr>
+      <w:rFonts w:ascii="Noto Sans KR" w:hAnsi="Noto Sans KR"/>
+      <w:b w:val="0"/>
+      <w:color w:val="243547"/>
+      <w:sz w:val="19"/>
+    </w:rPr>
+  </w:style>
+  <w:style w:type="paragraph" w:customStyle="1" w:styleId="CPFCallout">
+    <w:name w:val="CPF Callout"/>
+    <w:basedOn w:val="Normal"/>
+    <w:pPr>
+      <w:spacing w:before="80" w:after="140" w:line="269" w:lineRule="auto"/>
+    </w:pPr>
+    <w:rPr>
+      <w:rFonts w:ascii="Noto Sans KR" w:hAnsi="Noto Sans KR"/>
+      <w:b w:val="0"/>
+      <w:color w:val="243547"/>
+      <w:sz w:val="19"/>
+    </w:rPr>
+  </w:style>
+  <w:style w:type="paragraph" w:customStyle="1" w:styleId="CPFWarning">
+    <w:name w:val="CPF Warning"/>
+    <w:basedOn w:val="Normal"/>
+    <w:pPr>
+      <w:spacing w:before="80" w:after="140" w:line="269" w:lineRule="auto"/>
+    </w:pPr>
+    <w:rPr>
+      <w:rFonts w:ascii="Noto Sans KR" w:hAnsi="Noto Sans KR"/>
+      <w:b w:val="0"/>
+      <w:color w:val="A85600"/>
+      <w:sz w:val="19"/>
+    </w:rPr>
+  </w:style>
+  <w:style w:type="paragraph" w:customStyle="1" w:styleId="CPFSource">
+    <w:name w:val="CPF Source"/>
+    <w:basedOn w:val="Normal"/>
+    <w:pPr>
+      <w:spacing w:before="60" w:after="120" w:line="252" w:lineRule="auto"/>
+    </w:pPr>
+    <w:rPr>
+      <w:rFonts w:ascii="Noto Sans KR" w:hAnsi="Noto Sans KR"/>
+      <w:b w:val="0"/>
+      <w:color w:val="5E7186"/>
+      <w:sz w:val="18"/>
+    </w:rPr>
+  </w:style>
+  <w:style w:type="paragraph" w:customStyle="1" w:styleId="CPFTOCEntry">
+    <w:name w:val="CPF TOC Entry"/>
+    <w:basedOn w:val="Normal"/>
+    <w:pPr>
+      <w:spacing w:before="0" w:after="50" w:line="252" w:lineRule="auto"/>
+      <w:ind w:left="113"/>
+    </w:pPr>
+    <w:rPr>
+      <w:rFonts w:ascii="Noto Sans KR" w:hAnsi="Noto Sans KR"/>
+      <w:b w:val="0"/>
+      <w:color w:val="243547"/>
+      <w:sz w:val="20"/>
     </w:rPr>
   </w:style>
 </w:styles>

--- a/cpf-docs/deliverables/기술사양서.docx
+++ b/cpf-docs/deliverables/기술사양서.docx
@@ -287,7 +287,6 @@
         <w:rPr>
           <w:rFonts w:ascii="Noto Sans KR" w:hAnsi="Noto Sans KR" w:eastAsia="Noto Sans KR" w:cs="Noto Sans KR"/>
         </w:rPr>
-        <w:br w:type="page"/>
       </w:r>
     </w:p>
     <w:p>
@@ -911,6 +910,7 @@
       <w:pPr>
         <w:pStyle w:val="Heading1"/>
         <w:keepNext w:val="true"/>
+        <w:pageBreakBefore w:val="0"/>
         <w:rPr/>
       </w:pPr>
       <w:bookmarkStart w:id="0" w:name="__RefHeading___Toc5330_1421710836"/>
@@ -1068,16 +1068,16 @@
             <w:shd w:fill="183B63" w:val="clear"/>
             <w:vAlign w:val="center"/>
             <w:tcMar>
-              <w:top w:w="70" w:type="dxa"/>
-              <w:start w:w="90" w:type="dxa"/>
-              <w:bottom w:w="70" w:type="dxa"/>
-              <w:end w:w="90" w:type="dxa"/>
+              <w:top w:w="80" w:type="dxa"/>
+              <w:start w:w="100" w:type="dxa"/>
+              <w:bottom w:w="80" w:type="dxa"/>
+              <w:end w:w="100" w:type="dxa"/>
             </w:tcMar>
           </w:tcPr>
           <w:p>
             <w:pPr>
               <w:pStyle w:val="Normal"/>
-              <w:spacing w:lineRule="auto" w:line="274" w:before="0" w:after="46"/>
+              <w:spacing w:lineRule="auto" w:line="269" w:before="0" w:after="70"/>
               <w:ind w:start="0" w:end="0"/>
               <w:jc w:val="center"/>
               <w:rPr/>
@@ -1086,8 +1086,8 @@
               <w:rPr>
                 <w:rFonts w:ascii="Noto Sans KR" w:hAnsi="Noto Sans KR" w:cs="Noto Sans KR" w:eastAsia="Noto Sans KR"/>
                 <w:b/>
+                <w:sz w:val="19"/>
                 <w:color w:val="FFFFFF"/>
-                <w:sz w:val="18"/>
               </w:rPr>
               <w:t>항목</w:t>
             </w:r>
@@ -1105,16 +1105,16 @@
             <w:shd w:fill="183B63" w:val="clear"/>
             <w:vAlign w:val="center"/>
             <w:tcMar>
-              <w:top w:w="70" w:type="dxa"/>
-              <w:start w:w="90" w:type="dxa"/>
-              <w:bottom w:w="70" w:type="dxa"/>
-              <w:end w:w="90" w:type="dxa"/>
+              <w:top w:w="80" w:type="dxa"/>
+              <w:start w:w="100" w:type="dxa"/>
+              <w:bottom w:w="80" w:type="dxa"/>
+              <w:end w:w="100" w:type="dxa"/>
             </w:tcMar>
           </w:tcPr>
           <w:p>
             <w:pPr>
               <w:pStyle w:val="Normal"/>
-              <w:spacing w:lineRule="auto" w:line="274" w:before="0" w:after="46"/>
+              <w:spacing w:lineRule="auto" w:line="269" w:before="0" w:after="70"/>
               <w:ind w:start="0" w:end="0"/>
               <w:jc w:val="center"/>
               <w:rPr/>
@@ -1123,8 +1123,8 @@
               <w:rPr>
                 <w:rFonts w:ascii="Noto Sans KR" w:hAnsi="Noto Sans KR" w:cs="Noto Sans KR" w:eastAsia="Noto Sans KR"/>
                 <w:b/>
+                <w:sz w:val="19"/>
                 <w:color w:val="FFFFFF"/>
-                <w:sz w:val="18"/>
               </w:rPr>
               <w:t>정본</w:t>
             </w:r>
@@ -1132,8 +1132,8 @@
               <w:rPr>
                 <w:rFonts w:eastAsia="Noto Sans KR" w:cs="Noto Sans KR" w:ascii="Noto Sans KR" w:hAnsi="Noto Sans KR"/>
                 <w:b/>
+                <w:sz w:val="19"/>
                 <w:color w:val="FFFFFF"/>
-                <w:sz w:val="18"/>
               </w:rPr>
               <w:t>/</w:t>
             </w:r>
@@ -1141,8 +1141,8 @@
               <w:rPr>
                 <w:rFonts w:ascii="Noto Sans KR" w:hAnsi="Noto Sans KR" w:cs="Noto Sans KR" w:eastAsia="Noto Sans KR"/>
                 <w:b/>
+                <w:sz w:val="19"/>
                 <w:color w:val="FFFFFF"/>
-                <w:sz w:val="18"/>
               </w:rPr>
               <w:t>버전</w:t>
             </w:r>
@@ -1160,16 +1160,16 @@
             <w:shd w:fill="183B63" w:val="clear"/>
             <w:vAlign w:val="center"/>
             <w:tcMar>
-              <w:top w:w="70" w:type="dxa"/>
-              <w:start w:w="90" w:type="dxa"/>
-              <w:bottom w:w="70" w:type="dxa"/>
-              <w:end w:w="90" w:type="dxa"/>
+              <w:top w:w="80" w:type="dxa"/>
+              <w:start w:w="100" w:type="dxa"/>
+              <w:bottom w:w="80" w:type="dxa"/>
+              <w:end w:w="100" w:type="dxa"/>
             </w:tcMar>
           </w:tcPr>
           <w:p>
             <w:pPr>
               <w:pStyle w:val="Normal"/>
-              <w:spacing w:lineRule="auto" w:line="274" w:before="0" w:after="46"/>
+              <w:spacing w:lineRule="auto" w:line="269" w:before="0" w:after="70"/>
               <w:ind w:start="0" w:end="0"/>
               <w:jc w:val="center"/>
               <w:rPr/>
@@ -1178,8 +1178,8 @@
               <w:rPr>
                 <w:rFonts w:ascii="Noto Sans KR" w:hAnsi="Noto Sans KR" w:cs="Noto Sans KR" w:eastAsia="Noto Sans KR"/>
                 <w:b/>
+                <w:sz w:val="19"/>
                 <w:color w:val="FFFFFF"/>
-                <w:sz w:val="18"/>
               </w:rPr>
               <w:t>검수 포인트</w:t>
             </w:r>
@@ -1203,16 +1203,16 @@
             <w:shd w:fill="FFFFFF" w:val="clear"/>
             <w:vAlign w:val="center"/>
             <w:tcMar>
-              <w:top w:w="58" w:type="dxa"/>
-              <w:start w:w="90" w:type="dxa"/>
-              <w:bottom w:w="58" w:type="dxa"/>
-              <w:end w:w="90" w:type="dxa"/>
+              <w:top w:w="80" w:type="dxa"/>
+              <w:start w:w="100" w:type="dxa"/>
+              <w:bottom w:w="80" w:type="dxa"/>
+              <w:end w:w="100" w:type="dxa"/>
             </w:tcMar>
           </w:tcPr>
           <w:p>
             <w:pPr>
               <w:pStyle w:val="Normal"/>
-              <w:spacing w:lineRule="auto" w:line="274" w:before="0" w:after="46"/>
+              <w:spacing w:lineRule="auto" w:line="269" w:before="0" w:after="70"/>
               <w:ind w:start="0" w:end="0"/>
               <w:jc w:val="left"/>
               <w:rPr/>
@@ -1240,16 +1240,16 @@
             <w:shd w:fill="FFFFFF" w:val="clear"/>
             <w:vAlign w:val="center"/>
             <w:tcMar>
-              <w:top w:w="58" w:type="dxa"/>
-              <w:start w:w="90" w:type="dxa"/>
-              <w:bottom w:w="58" w:type="dxa"/>
-              <w:end w:w="90" w:type="dxa"/>
+              <w:top w:w="80" w:type="dxa"/>
+              <w:start w:w="100" w:type="dxa"/>
+              <w:bottom w:w="80" w:type="dxa"/>
+              <w:end w:w="100" w:type="dxa"/>
             </w:tcMar>
           </w:tcPr>
           <w:p>
             <w:pPr>
               <w:pStyle w:val="Normal"/>
-              <w:spacing w:lineRule="auto" w:line="274" w:before="0" w:after="46"/>
+              <w:spacing w:lineRule="auto" w:line="269" w:before="0" w:after="70"/>
               <w:ind w:start="0" w:end="0"/>
               <w:jc w:val="left"/>
               <w:rPr/>
@@ -1277,16 +1277,16 @@
             <w:shd w:fill="FFFFFF" w:val="clear"/>
             <w:vAlign w:val="center"/>
             <w:tcMar>
-              <w:top w:w="58" w:type="dxa"/>
-              <w:start w:w="90" w:type="dxa"/>
-              <w:bottom w:w="58" w:type="dxa"/>
-              <w:end w:w="90" w:type="dxa"/>
+              <w:top w:w="80" w:type="dxa"/>
+              <w:start w:w="100" w:type="dxa"/>
+              <w:bottom w:w="80" w:type="dxa"/>
+              <w:end w:w="100" w:type="dxa"/>
             </w:tcMar>
           </w:tcPr>
           <w:p>
             <w:pPr>
               <w:pStyle w:val="Normal"/>
-              <w:spacing w:lineRule="auto" w:line="274" w:before="0" w:after="46"/>
+              <w:spacing w:lineRule="auto" w:line="269" w:before="0" w:after="70"/>
               <w:ind w:start="0" w:end="0"/>
               <w:jc w:val="left"/>
               <w:rPr/>
@@ -1347,16 +1347,16 @@
             <w:shd w:fill="F4F7FB" w:val="clear"/>
             <w:vAlign w:val="center"/>
             <w:tcMar>
-              <w:top w:w="58" w:type="dxa"/>
-              <w:start w:w="90" w:type="dxa"/>
-              <w:bottom w:w="58" w:type="dxa"/>
-              <w:end w:w="90" w:type="dxa"/>
+              <w:top w:w="80" w:type="dxa"/>
+              <w:start w:w="100" w:type="dxa"/>
+              <w:bottom w:w="80" w:type="dxa"/>
+              <w:end w:w="100" w:type="dxa"/>
             </w:tcMar>
           </w:tcPr>
           <w:p>
             <w:pPr>
               <w:pStyle w:val="Normal"/>
-              <w:spacing w:lineRule="auto" w:line="274" w:before="0" w:after="46"/>
+              <w:spacing w:lineRule="auto" w:line="269" w:before="0" w:after="70"/>
               <w:ind w:start="0" w:end="0"/>
               <w:jc w:val="left"/>
               <w:rPr/>
@@ -1384,16 +1384,16 @@
             <w:shd w:fill="F4F7FB" w:val="clear"/>
             <w:vAlign w:val="center"/>
             <w:tcMar>
-              <w:top w:w="58" w:type="dxa"/>
-              <w:start w:w="90" w:type="dxa"/>
-              <w:bottom w:w="58" w:type="dxa"/>
-              <w:end w:w="90" w:type="dxa"/>
+              <w:top w:w="80" w:type="dxa"/>
+              <w:start w:w="100" w:type="dxa"/>
+              <w:bottom w:w="80" w:type="dxa"/>
+              <w:end w:w="100" w:type="dxa"/>
             </w:tcMar>
           </w:tcPr>
           <w:p>
             <w:pPr>
               <w:pStyle w:val="Normal"/>
-              <w:spacing w:lineRule="auto" w:line="274" w:before="0" w:after="46"/>
+              <w:spacing w:lineRule="auto" w:line="269" w:before="0" w:after="70"/>
               <w:ind w:start="0" w:end="0"/>
               <w:jc w:val="left"/>
               <w:rPr/>
@@ -1421,16 +1421,16 @@
             <w:shd w:fill="F4F7FB" w:val="clear"/>
             <w:vAlign w:val="center"/>
             <w:tcMar>
-              <w:top w:w="58" w:type="dxa"/>
-              <w:start w:w="90" w:type="dxa"/>
-              <w:bottom w:w="58" w:type="dxa"/>
-              <w:end w:w="90" w:type="dxa"/>
+              <w:top w:w="80" w:type="dxa"/>
+              <w:start w:w="100" w:type="dxa"/>
+              <w:bottom w:w="80" w:type="dxa"/>
+              <w:end w:w="100" w:type="dxa"/>
             </w:tcMar>
           </w:tcPr>
           <w:p>
             <w:pPr>
               <w:pStyle w:val="Normal"/>
-              <w:spacing w:lineRule="auto" w:line="274" w:before="0" w:after="46"/>
+              <w:spacing w:lineRule="auto" w:line="269" w:before="0" w:after="70"/>
               <w:ind w:start="0" w:end="0"/>
               <w:jc w:val="left"/>
               <w:rPr/>
@@ -1473,16 +1473,16 @@
             <w:shd w:fill="FFFFFF" w:val="clear"/>
             <w:vAlign w:val="center"/>
             <w:tcMar>
-              <w:top w:w="58" w:type="dxa"/>
-              <w:start w:w="90" w:type="dxa"/>
-              <w:bottom w:w="58" w:type="dxa"/>
-              <w:end w:w="90" w:type="dxa"/>
+              <w:top w:w="80" w:type="dxa"/>
+              <w:start w:w="100" w:type="dxa"/>
+              <w:bottom w:w="80" w:type="dxa"/>
+              <w:end w:w="100" w:type="dxa"/>
             </w:tcMar>
           </w:tcPr>
           <w:p>
             <w:pPr>
               <w:pStyle w:val="Normal"/>
-              <w:spacing w:lineRule="auto" w:line="274" w:before="0" w:after="46"/>
+              <w:spacing w:lineRule="auto" w:line="269" w:before="0" w:after="70"/>
               <w:ind w:start="0" w:end="0"/>
               <w:jc w:val="left"/>
               <w:rPr/>
@@ -1510,16 +1510,16 @@
             <w:shd w:fill="FFFFFF" w:val="clear"/>
             <w:vAlign w:val="center"/>
             <w:tcMar>
-              <w:top w:w="58" w:type="dxa"/>
-              <w:start w:w="90" w:type="dxa"/>
-              <w:bottom w:w="58" w:type="dxa"/>
-              <w:end w:w="90" w:type="dxa"/>
+              <w:top w:w="80" w:type="dxa"/>
+              <w:start w:w="100" w:type="dxa"/>
+              <w:bottom w:w="80" w:type="dxa"/>
+              <w:end w:w="100" w:type="dxa"/>
             </w:tcMar>
           </w:tcPr>
           <w:p>
             <w:pPr>
               <w:pStyle w:val="Normal"/>
-              <w:spacing w:lineRule="auto" w:line="274" w:before="0" w:after="46"/>
+              <w:spacing w:lineRule="auto" w:line="269" w:before="0" w:after="70"/>
               <w:ind w:start="0" w:end="0"/>
               <w:jc w:val="left"/>
               <w:rPr/>
@@ -1547,16 +1547,16 @@
             <w:shd w:fill="FFFFFF" w:val="clear"/>
             <w:vAlign w:val="center"/>
             <w:tcMar>
-              <w:top w:w="58" w:type="dxa"/>
-              <w:start w:w="90" w:type="dxa"/>
-              <w:bottom w:w="58" w:type="dxa"/>
-              <w:end w:w="90" w:type="dxa"/>
+              <w:top w:w="80" w:type="dxa"/>
+              <w:start w:w="100" w:type="dxa"/>
+              <w:bottom w:w="80" w:type="dxa"/>
+              <w:end w:w="100" w:type="dxa"/>
             </w:tcMar>
           </w:tcPr>
           <w:p>
             <w:pPr>
               <w:pStyle w:val="Normal"/>
-              <w:spacing w:lineRule="auto" w:line="274" w:before="0" w:after="46"/>
+              <w:spacing w:lineRule="auto" w:line="269" w:before="0" w:after="70"/>
               <w:ind w:start="0" w:end="0"/>
               <w:jc w:val="left"/>
               <w:rPr/>
@@ -1599,16 +1599,16 @@
             <w:shd w:fill="F4F7FB" w:val="clear"/>
             <w:vAlign w:val="center"/>
             <w:tcMar>
-              <w:top w:w="58" w:type="dxa"/>
-              <w:start w:w="90" w:type="dxa"/>
-              <w:bottom w:w="58" w:type="dxa"/>
-              <w:end w:w="90" w:type="dxa"/>
+              <w:top w:w="80" w:type="dxa"/>
+              <w:start w:w="100" w:type="dxa"/>
+              <w:bottom w:w="80" w:type="dxa"/>
+              <w:end w:w="100" w:type="dxa"/>
             </w:tcMar>
           </w:tcPr>
           <w:p>
             <w:pPr>
               <w:pStyle w:val="Normal"/>
-              <w:spacing w:lineRule="auto" w:line="274" w:before="0" w:after="46"/>
+              <w:spacing w:lineRule="auto" w:line="269" w:before="0" w:after="70"/>
               <w:ind w:start="0" w:end="0"/>
               <w:jc w:val="left"/>
               <w:rPr/>
@@ -1636,16 +1636,16 @@
             <w:shd w:fill="F4F7FB" w:val="clear"/>
             <w:vAlign w:val="center"/>
             <w:tcMar>
-              <w:top w:w="58" w:type="dxa"/>
-              <w:start w:w="90" w:type="dxa"/>
-              <w:bottom w:w="58" w:type="dxa"/>
-              <w:end w:w="90" w:type="dxa"/>
+              <w:top w:w="80" w:type="dxa"/>
+              <w:start w:w="100" w:type="dxa"/>
+              <w:bottom w:w="80" w:type="dxa"/>
+              <w:end w:w="100" w:type="dxa"/>
             </w:tcMar>
           </w:tcPr>
           <w:p>
             <w:pPr>
               <w:pStyle w:val="Normal"/>
-              <w:spacing w:lineRule="auto" w:line="274" w:before="0" w:after="46"/>
+              <w:spacing w:lineRule="auto" w:line="269" w:before="0" w:after="70"/>
               <w:ind w:start="0" w:end="0"/>
               <w:jc w:val="left"/>
               <w:rPr/>
@@ -1673,16 +1673,16 @@
             <w:shd w:fill="F4F7FB" w:val="clear"/>
             <w:vAlign w:val="center"/>
             <w:tcMar>
-              <w:top w:w="58" w:type="dxa"/>
-              <w:start w:w="90" w:type="dxa"/>
-              <w:bottom w:w="58" w:type="dxa"/>
-              <w:end w:w="90" w:type="dxa"/>
+              <w:top w:w="80" w:type="dxa"/>
+              <w:start w:w="100" w:type="dxa"/>
+              <w:bottom w:w="80" w:type="dxa"/>
+              <w:end w:w="100" w:type="dxa"/>
             </w:tcMar>
           </w:tcPr>
           <w:p>
             <w:pPr>
               <w:pStyle w:val="Normal"/>
-              <w:spacing w:lineRule="auto" w:line="274" w:before="0" w:after="46"/>
+              <w:spacing w:lineRule="auto" w:line="269" w:before="0" w:after="70"/>
               <w:ind w:start="0" w:end="0"/>
               <w:jc w:val="left"/>
               <w:rPr/>
@@ -1725,16 +1725,16 @@
             <w:shd w:fill="FFFFFF" w:val="clear"/>
             <w:vAlign w:val="center"/>
             <w:tcMar>
-              <w:top w:w="58" w:type="dxa"/>
-              <w:start w:w="90" w:type="dxa"/>
-              <w:bottom w:w="58" w:type="dxa"/>
-              <w:end w:w="90" w:type="dxa"/>
+              <w:top w:w="80" w:type="dxa"/>
+              <w:start w:w="100" w:type="dxa"/>
+              <w:bottom w:w="80" w:type="dxa"/>
+              <w:end w:w="100" w:type="dxa"/>
             </w:tcMar>
           </w:tcPr>
           <w:p>
             <w:pPr>
               <w:pStyle w:val="Normal"/>
-              <w:spacing w:lineRule="auto" w:line="274" w:before="0" w:after="46"/>
+              <w:spacing w:lineRule="auto" w:line="269" w:before="0" w:after="70"/>
               <w:ind w:start="0" w:end="0"/>
               <w:jc w:val="left"/>
               <w:rPr/>
@@ -1762,16 +1762,16 @@
             <w:shd w:fill="FFFFFF" w:val="clear"/>
             <w:vAlign w:val="center"/>
             <w:tcMar>
-              <w:top w:w="58" w:type="dxa"/>
-              <w:start w:w="90" w:type="dxa"/>
-              <w:bottom w:w="58" w:type="dxa"/>
-              <w:end w:w="90" w:type="dxa"/>
+              <w:top w:w="80" w:type="dxa"/>
+              <w:start w:w="100" w:type="dxa"/>
+              <w:bottom w:w="80" w:type="dxa"/>
+              <w:end w:w="100" w:type="dxa"/>
             </w:tcMar>
           </w:tcPr>
           <w:p>
             <w:pPr>
               <w:pStyle w:val="Normal"/>
-              <w:spacing w:lineRule="auto" w:line="274" w:before="0" w:after="46"/>
+              <w:spacing w:lineRule="auto" w:line="269" w:before="0" w:after="70"/>
               <w:ind w:start="0" w:end="0"/>
               <w:jc w:val="left"/>
               <w:rPr/>
@@ -1799,16 +1799,16 @@
             <w:shd w:fill="FFFFFF" w:val="clear"/>
             <w:vAlign w:val="center"/>
             <w:tcMar>
-              <w:top w:w="58" w:type="dxa"/>
-              <w:start w:w="90" w:type="dxa"/>
-              <w:bottom w:w="58" w:type="dxa"/>
-              <w:end w:w="90" w:type="dxa"/>
+              <w:top w:w="80" w:type="dxa"/>
+              <w:start w:w="100" w:type="dxa"/>
+              <w:bottom w:w="80" w:type="dxa"/>
+              <w:end w:w="100" w:type="dxa"/>
             </w:tcMar>
           </w:tcPr>
           <w:p>
             <w:pPr>
               <w:pStyle w:val="Normal"/>
-              <w:spacing w:lineRule="auto" w:line="274" w:before="0" w:after="46"/>
+              <w:spacing w:lineRule="auto" w:line="269" w:before="0" w:after="70"/>
               <w:ind w:start="0" w:end="0"/>
               <w:jc w:val="left"/>
               <w:rPr/>
@@ -1851,16 +1851,16 @@
             <w:shd w:fill="F4F7FB" w:val="clear"/>
             <w:vAlign w:val="center"/>
             <w:tcMar>
-              <w:top w:w="58" w:type="dxa"/>
-              <w:start w:w="90" w:type="dxa"/>
-              <w:bottom w:w="58" w:type="dxa"/>
-              <w:end w:w="90" w:type="dxa"/>
+              <w:top w:w="80" w:type="dxa"/>
+              <w:start w:w="100" w:type="dxa"/>
+              <w:bottom w:w="80" w:type="dxa"/>
+              <w:end w:w="100" w:type="dxa"/>
             </w:tcMar>
           </w:tcPr>
           <w:p>
             <w:pPr>
               <w:pStyle w:val="Normal"/>
-              <w:spacing w:lineRule="auto" w:line="274" w:before="0" w:after="46"/>
+              <w:spacing w:lineRule="auto" w:line="269" w:before="0" w:after="70"/>
               <w:ind w:start="0" w:end="0"/>
               <w:jc w:val="left"/>
               <w:rPr/>
@@ -1888,16 +1888,16 @@
             <w:shd w:fill="F4F7FB" w:val="clear"/>
             <w:vAlign w:val="center"/>
             <w:tcMar>
-              <w:top w:w="58" w:type="dxa"/>
-              <w:start w:w="90" w:type="dxa"/>
-              <w:bottom w:w="58" w:type="dxa"/>
-              <w:end w:w="90" w:type="dxa"/>
+              <w:top w:w="80" w:type="dxa"/>
+              <w:start w:w="100" w:type="dxa"/>
+              <w:bottom w:w="80" w:type="dxa"/>
+              <w:end w:w="100" w:type="dxa"/>
             </w:tcMar>
           </w:tcPr>
           <w:p>
             <w:pPr>
               <w:pStyle w:val="Normal"/>
-              <w:spacing w:lineRule="auto" w:line="274" w:before="0" w:after="46"/>
+              <w:spacing w:lineRule="auto" w:line="269" w:before="0" w:after="70"/>
               <w:ind w:start="0" w:end="0"/>
               <w:jc w:val="left"/>
               <w:rPr/>
@@ -1925,16 +1925,16 @@
             <w:shd w:fill="F4F7FB" w:val="clear"/>
             <w:vAlign w:val="center"/>
             <w:tcMar>
-              <w:top w:w="58" w:type="dxa"/>
-              <w:start w:w="90" w:type="dxa"/>
-              <w:bottom w:w="58" w:type="dxa"/>
-              <w:end w:w="90" w:type="dxa"/>
+              <w:top w:w="80" w:type="dxa"/>
+              <w:start w:w="100" w:type="dxa"/>
+              <w:bottom w:w="80" w:type="dxa"/>
+              <w:end w:w="100" w:type="dxa"/>
             </w:tcMar>
           </w:tcPr>
           <w:p>
             <w:pPr>
               <w:pStyle w:val="Normal"/>
-              <w:spacing w:lineRule="auto" w:line="274" w:before="0" w:after="46"/>
+              <w:spacing w:lineRule="auto" w:line="269" w:before="0" w:after="70"/>
               <w:ind w:start="0" w:end="0"/>
               <w:jc w:val="left"/>
               <w:rPr/>
@@ -1977,16 +1977,16 @@
             <w:shd w:fill="FFFFFF" w:val="clear"/>
             <w:vAlign w:val="center"/>
             <w:tcMar>
-              <w:top w:w="58" w:type="dxa"/>
-              <w:start w:w="90" w:type="dxa"/>
-              <w:bottom w:w="58" w:type="dxa"/>
-              <w:end w:w="90" w:type="dxa"/>
+              <w:top w:w="80" w:type="dxa"/>
+              <w:start w:w="100" w:type="dxa"/>
+              <w:bottom w:w="80" w:type="dxa"/>
+              <w:end w:w="100" w:type="dxa"/>
             </w:tcMar>
           </w:tcPr>
           <w:p>
             <w:pPr>
               <w:pStyle w:val="Normal"/>
-              <w:spacing w:lineRule="auto" w:line="274" w:before="0" w:after="46"/>
+              <w:spacing w:lineRule="auto" w:line="269" w:before="0" w:after="70"/>
               <w:ind w:start="0" w:end="0"/>
               <w:jc w:val="left"/>
               <w:rPr/>
@@ -2023,16 +2023,16 @@
             <w:shd w:fill="FFFFFF" w:val="clear"/>
             <w:vAlign w:val="center"/>
             <w:tcMar>
-              <w:top w:w="58" w:type="dxa"/>
-              <w:start w:w="90" w:type="dxa"/>
-              <w:bottom w:w="58" w:type="dxa"/>
-              <w:end w:w="90" w:type="dxa"/>
+              <w:top w:w="80" w:type="dxa"/>
+              <w:start w:w="100" w:type="dxa"/>
+              <w:bottom w:w="80" w:type="dxa"/>
+              <w:end w:w="100" w:type="dxa"/>
             </w:tcMar>
           </w:tcPr>
           <w:p>
             <w:pPr>
               <w:pStyle w:val="Normal"/>
-              <w:spacing w:lineRule="auto" w:line="274" w:before="0" w:after="46"/>
+              <w:spacing w:lineRule="auto" w:line="269" w:before="0" w:after="70"/>
               <w:ind w:start="0" w:end="0"/>
               <w:jc w:val="left"/>
               <w:rPr/>
@@ -2060,16 +2060,16 @@
             <w:shd w:fill="FFFFFF" w:val="clear"/>
             <w:vAlign w:val="center"/>
             <w:tcMar>
-              <w:top w:w="58" w:type="dxa"/>
-              <w:start w:w="90" w:type="dxa"/>
-              <w:bottom w:w="58" w:type="dxa"/>
-              <w:end w:w="90" w:type="dxa"/>
+              <w:top w:w="80" w:type="dxa"/>
+              <w:start w:w="100" w:type="dxa"/>
+              <w:bottom w:w="80" w:type="dxa"/>
+              <w:end w:w="100" w:type="dxa"/>
             </w:tcMar>
           </w:tcPr>
           <w:p>
             <w:pPr>
               <w:pStyle w:val="Normal"/>
-              <w:spacing w:lineRule="auto" w:line="274" w:before="0" w:after="46"/>
+              <w:spacing w:lineRule="auto" w:line="269" w:before="0" w:after="70"/>
               <w:ind w:start="0" w:end="0"/>
               <w:jc w:val="left"/>
               <w:rPr/>
@@ -2108,6 +2108,7 @@
       <w:pPr>
         <w:pStyle w:val="Heading1"/>
         <w:keepNext w:val="true"/>
+        <w:pageBreakBefore w:val="0"/>
         <w:rPr/>
       </w:pPr>
       <w:bookmarkStart w:id="2" w:name="__RefHeading___Toc5334_1421710836"/>
@@ -2302,16 +2303,16 @@
             <w:shd w:fill="183B63" w:val="clear"/>
             <w:vAlign w:val="center"/>
             <w:tcMar>
-              <w:top w:w="70" w:type="dxa"/>
-              <w:start w:w="90" w:type="dxa"/>
-              <w:bottom w:w="70" w:type="dxa"/>
-              <w:end w:w="90" w:type="dxa"/>
+              <w:top w:w="80" w:type="dxa"/>
+              <w:start w:w="100" w:type="dxa"/>
+              <w:bottom w:w="80" w:type="dxa"/>
+              <w:end w:w="100" w:type="dxa"/>
             </w:tcMar>
           </w:tcPr>
           <w:p>
             <w:pPr>
               <w:pStyle w:val="Normal"/>
-              <w:spacing w:lineRule="auto" w:line="274" w:before="0" w:after="46"/>
+              <w:spacing w:lineRule="auto" w:line="269" w:before="0" w:after="70"/>
               <w:ind w:start="0" w:end="0"/>
               <w:jc w:val="center"/>
               <w:rPr/>
@@ -2320,8 +2321,8 @@
               <w:rPr>
                 <w:rFonts w:ascii="Noto Sans KR" w:hAnsi="Noto Sans KR" w:cs="Noto Sans KR" w:eastAsia="Noto Sans KR"/>
                 <w:b/>
+                <w:sz w:val="19"/>
                 <w:color w:val="FFFFFF"/>
-                <w:sz w:val="18"/>
               </w:rPr>
               <w:t>영역</w:t>
             </w:r>
@@ -2339,16 +2340,16 @@
             <w:shd w:fill="183B63" w:val="clear"/>
             <w:vAlign w:val="center"/>
             <w:tcMar>
-              <w:top w:w="70" w:type="dxa"/>
-              <w:start w:w="90" w:type="dxa"/>
-              <w:bottom w:w="70" w:type="dxa"/>
-              <w:end w:w="90" w:type="dxa"/>
+              <w:top w:w="80" w:type="dxa"/>
+              <w:start w:w="100" w:type="dxa"/>
+              <w:bottom w:w="80" w:type="dxa"/>
+              <w:end w:w="100" w:type="dxa"/>
             </w:tcMar>
           </w:tcPr>
           <w:p>
             <w:pPr>
               <w:pStyle w:val="Normal"/>
-              <w:spacing w:lineRule="auto" w:line="274" w:before="0" w:after="46"/>
+              <w:spacing w:lineRule="auto" w:line="269" w:before="0" w:after="70"/>
               <w:ind w:start="0" w:end="0"/>
               <w:jc w:val="center"/>
               <w:rPr/>
@@ -2357,8 +2358,8 @@
               <w:rPr>
                 <w:rFonts w:eastAsia="Noto Sans KR" w:cs="Noto Sans KR" w:ascii="Noto Sans KR" w:hAnsi="Noto Sans KR"/>
                 <w:b/>
+                <w:sz w:val="19"/>
                 <w:color w:val="FFFFFF"/>
-                <w:sz w:val="18"/>
               </w:rPr>
               <w:t>Owner/Artifact</w:t>
             </w:r>
@@ -2376,16 +2377,16 @@
             <w:shd w:fill="183B63" w:val="clear"/>
             <w:vAlign w:val="center"/>
             <w:tcMar>
-              <w:top w:w="70" w:type="dxa"/>
-              <w:start w:w="90" w:type="dxa"/>
-              <w:bottom w:w="70" w:type="dxa"/>
-              <w:end w:w="90" w:type="dxa"/>
+              <w:top w:w="80" w:type="dxa"/>
+              <w:start w:w="100" w:type="dxa"/>
+              <w:bottom w:w="80" w:type="dxa"/>
+              <w:end w:w="100" w:type="dxa"/>
             </w:tcMar>
           </w:tcPr>
           <w:p>
             <w:pPr>
               <w:pStyle w:val="Normal"/>
-              <w:spacing w:lineRule="auto" w:line="274" w:before="0" w:after="46"/>
+              <w:spacing w:lineRule="auto" w:line="269" w:before="0" w:after="70"/>
               <w:ind w:start="0" w:end="0"/>
               <w:jc w:val="center"/>
               <w:rPr/>
@@ -2394,8 +2395,8 @@
               <w:rPr>
                 <w:rFonts w:ascii="Noto Sans KR" w:hAnsi="Noto Sans KR" w:cs="Noto Sans KR" w:eastAsia="Noto Sans KR"/>
                 <w:b/>
+                <w:sz w:val="19"/>
                 <w:color w:val="FFFFFF"/>
-                <w:sz w:val="18"/>
               </w:rPr>
               <w:t>실행 형태</w:t>
             </w:r>
@@ -2413,16 +2414,16 @@
             <w:shd w:fill="183B63" w:val="clear"/>
             <w:vAlign w:val="center"/>
             <w:tcMar>
-              <w:top w:w="70" w:type="dxa"/>
-              <w:start w:w="90" w:type="dxa"/>
-              <w:bottom w:w="70" w:type="dxa"/>
-              <w:end w:w="90" w:type="dxa"/>
+              <w:top w:w="80" w:type="dxa"/>
+              <w:start w:w="100" w:type="dxa"/>
+              <w:bottom w:w="80" w:type="dxa"/>
+              <w:end w:w="100" w:type="dxa"/>
             </w:tcMar>
           </w:tcPr>
           <w:p>
             <w:pPr>
               <w:pStyle w:val="Normal"/>
-              <w:spacing w:lineRule="auto" w:line="274" w:before="0" w:after="46"/>
+              <w:spacing w:lineRule="auto" w:line="269" w:before="0" w:after="70"/>
               <w:ind w:start="0" w:end="0"/>
               <w:jc w:val="center"/>
               <w:rPr/>
@@ -2431,8 +2432,8 @@
               <w:rPr>
                 <w:rFonts w:ascii="Noto Sans KR" w:hAnsi="Noto Sans KR" w:cs="Noto Sans KR" w:eastAsia="Noto Sans KR"/>
                 <w:b/>
+                <w:sz w:val="19"/>
                 <w:color w:val="FFFFFF"/>
-                <w:sz w:val="18"/>
               </w:rPr>
               <w:t>기술 검수 포인트</w:t>
             </w:r>
@@ -2456,16 +2457,16 @@
             <w:shd w:fill="FFFFFF" w:val="clear"/>
             <w:vAlign w:val="center"/>
             <w:tcMar>
-              <w:top w:w="58" w:type="dxa"/>
-              <w:start w:w="90" w:type="dxa"/>
-              <w:bottom w:w="58" w:type="dxa"/>
-              <w:end w:w="90" w:type="dxa"/>
+              <w:top w:w="80" w:type="dxa"/>
+              <w:start w:w="100" w:type="dxa"/>
+              <w:bottom w:w="80" w:type="dxa"/>
+              <w:end w:w="100" w:type="dxa"/>
             </w:tcMar>
           </w:tcPr>
           <w:p>
             <w:pPr>
               <w:pStyle w:val="Normal"/>
-              <w:spacing w:lineRule="auto" w:line="274" w:before="0" w:after="46"/>
+              <w:spacing w:lineRule="auto" w:line="269" w:before="0" w:after="70"/>
               <w:ind w:start="0" w:end="0"/>
               <w:jc w:val="left"/>
               <w:rPr/>
@@ -2493,16 +2494,16 @@
             <w:shd w:fill="FFFFFF" w:val="clear"/>
             <w:vAlign w:val="center"/>
             <w:tcMar>
-              <w:top w:w="58" w:type="dxa"/>
-              <w:start w:w="90" w:type="dxa"/>
-              <w:bottom w:w="58" w:type="dxa"/>
-              <w:end w:w="90" w:type="dxa"/>
+              <w:top w:w="80" w:type="dxa"/>
+              <w:start w:w="100" w:type="dxa"/>
+              <w:bottom w:w="80" w:type="dxa"/>
+              <w:end w:w="100" w:type="dxa"/>
             </w:tcMar>
           </w:tcPr>
           <w:p>
             <w:pPr>
               <w:pStyle w:val="Normal"/>
-              <w:spacing w:lineRule="auto" w:line="274" w:before="0" w:after="46"/>
+              <w:spacing w:lineRule="auto" w:line="269" w:before="0" w:after="70"/>
               <w:ind w:start="0" w:end="0"/>
               <w:jc w:val="left"/>
               <w:rPr/>
@@ -2530,16 +2531,16 @@
             <w:shd w:fill="FFFFFF" w:val="clear"/>
             <w:vAlign w:val="center"/>
             <w:tcMar>
-              <w:top w:w="58" w:type="dxa"/>
-              <w:start w:w="90" w:type="dxa"/>
-              <w:bottom w:w="58" w:type="dxa"/>
-              <w:end w:w="90" w:type="dxa"/>
+              <w:top w:w="80" w:type="dxa"/>
+              <w:start w:w="100" w:type="dxa"/>
+              <w:bottom w:w="80" w:type="dxa"/>
+              <w:end w:w="100" w:type="dxa"/>
             </w:tcMar>
           </w:tcPr>
           <w:p>
             <w:pPr>
               <w:pStyle w:val="Normal"/>
-              <w:spacing w:lineRule="auto" w:line="274" w:before="0" w:after="46"/>
+              <w:spacing w:lineRule="auto" w:line="269" w:before="0" w:after="70"/>
               <w:ind w:start="0" w:end="0"/>
               <w:jc w:val="left"/>
               <w:rPr/>
@@ -2567,16 +2568,16 @@
             <w:shd w:fill="FFFFFF" w:val="clear"/>
             <w:vAlign w:val="center"/>
             <w:tcMar>
-              <w:top w:w="58" w:type="dxa"/>
-              <w:start w:w="90" w:type="dxa"/>
-              <w:bottom w:w="58" w:type="dxa"/>
-              <w:end w:w="90" w:type="dxa"/>
+              <w:top w:w="80" w:type="dxa"/>
+              <w:start w:w="100" w:type="dxa"/>
+              <w:bottom w:w="80" w:type="dxa"/>
+              <w:end w:w="100" w:type="dxa"/>
             </w:tcMar>
           </w:tcPr>
           <w:p>
             <w:pPr>
               <w:pStyle w:val="Normal"/>
-              <w:spacing w:lineRule="auto" w:line="274" w:before="0" w:after="46"/>
+              <w:spacing w:lineRule="auto" w:line="269" w:before="0" w:after="70"/>
               <w:ind w:start="0" w:end="0"/>
               <w:jc w:val="left"/>
               <w:rPr/>
@@ -2619,16 +2620,16 @@
             <w:shd w:fill="F4F7FB" w:val="clear"/>
             <w:vAlign w:val="center"/>
             <w:tcMar>
-              <w:top w:w="58" w:type="dxa"/>
-              <w:start w:w="90" w:type="dxa"/>
-              <w:bottom w:w="58" w:type="dxa"/>
-              <w:end w:w="90" w:type="dxa"/>
+              <w:top w:w="80" w:type="dxa"/>
+              <w:start w:w="100" w:type="dxa"/>
+              <w:bottom w:w="80" w:type="dxa"/>
+              <w:end w:w="100" w:type="dxa"/>
             </w:tcMar>
           </w:tcPr>
           <w:p>
             <w:pPr>
               <w:pStyle w:val="Normal"/>
-              <w:spacing w:lineRule="auto" w:line="274" w:before="0" w:after="46"/>
+              <w:spacing w:lineRule="auto" w:line="269" w:before="0" w:after="70"/>
               <w:ind w:start="0" w:end="0"/>
               <w:jc w:val="left"/>
               <w:rPr/>
@@ -2656,16 +2657,16 @@
             <w:shd w:fill="F4F7FB" w:val="clear"/>
             <w:vAlign w:val="center"/>
             <w:tcMar>
-              <w:top w:w="58" w:type="dxa"/>
-              <w:start w:w="90" w:type="dxa"/>
-              <w:bottom w:w="58" w:type="dxa"/>
-              <w:end w:w="90" w:type="dxa"/>
+              <w:top w:w="80" w:type="dxa"/>
+              <w:start w:w="100" w:type="dxa"/>
+              <w:bottom w:w="80" w:type="dxa"/>
+              <w:end w:w="100" w:type="dxa"/>
             </w:tcMar>
           </w:tcPr>
           <w:p>
             <w:pPr>
               <w:pStyle w:val="Normal"/>
-              <w:spacing w:lineRule="auto" w:line="274" w:before="0" w:after="46"/>
+              <w:spacing w:lineRule="auto" w:line="269" w:before="0" w:after="70"/>
               <w:ind w:start="0" w:end="0"/>
               <w:jc w:val="left"/>
               <w:rPr/>
@@ -2693,16 +2694,16 @@
             <w:shd w:fill="F4F7FB" w:val="clear"/>
             <w:vAlign w:val="center"/>
             <w:tcMar>
-              <w:top w:w="58" w:type="dxa"/>
-              <w:start w:w="90" w:type="dxa"/>
-              <w:bottom w:w="58" w:type="dxa"/>
-              <w:end w:w="90" w:type="dxa"/>
+              <w:top w:w="80" w:type="dxa"/>
+              <w:start w:w="100" w:type="dxa"/>
+              <w:bottom w:w="80" w:type="dxa"/>
+              <w:end w:w="100" w:type="dxa"/>
             </w:tcMar>
           </w:tcPr>
           <w:p>
             <w:pPr>
               <w:pStyle w:val="Normal"/>
-              <w:spacing w:lineRule="auto" w:line="274" w:before="0" w:after="46"/>
+              <w:spacing w:lineRule="auto" w:line="269" w:before="0" w:after="70"/>
               <w:ind w:start="0" w:end="0"/>
               <w:jc w:val="left"/>
               <w:rPr/>
@@ -2730,16 +2731,16 @@
             <w:shd w:fill="F4F7FB" w:val="clear"/>
             <w:vAlign w:val="center"/>
             <w:tcMar>
-              <w:top w:w="58" w:type="dxa"/>
-              <w:start w:w="90" w:type="dxa"/>
-              <w:bottom w:w="58" w:type="dxa"/>
-              <w:end w:w="90" w:type="dxa"/>
+              <w:top w:w="80" w:type="dxa"/>
+              <w:start w:w="100" w:type="dxa"/>
+              <w:bottom w:w="80" w:type="dxa"/>
+              <w:end w:w="100" w:type="dxa"/>
             </w:tcMar>
           </w:tcPr>
           <w:p>
             <w:pPr>
               <w:pStyle w:val="Normal"/>
-              <w:spacing w:lineRule="auto" w:line="274" w:before="0" w:after="46"/>
+              <w:spacing w:lineRule="auto" w:line="269" w:before="0" w:after="70"/>
               <w:ind w:start="0" w:end="0"/>
               <w:jc w:val="left"/>
               <w:rPr/>
@@ -2773,16 +2774,16 @@
             <w:shd w:fill="FFFFFF" w:val="clear"/>
             <w:vAlign w:val="center"/>
             <w:tcMar>
-              <w:top w:w="58" w:type="dxa"/>
-              <w:start w:w="90" w:type="dxa"/>
-              <w:bottom w:w="58" w:type="dxa"/>
-              <w:end w:w="90" w:type="dxa"/>
+              <w:top w:w="80" w:type="dxa"/>
+              <w:start w:w="100" w:type="dxa"/>
+              <w:bottom w:w="80" w:type="dxa"/>
+              <w:end w:w="100" w:type="dxa"/>
             </w:tcMar>
           </w:tcPr>
           <w:p>
             <w:pPr>
               <w:pStyle w:val="Normal"/>
-              <w:spacing w:lineRule="auto" w:line="274" w:before="0" w:after="46"/>
+              <w:spacing w:lineRule="auto" w:line="269" w:before="0" w:after="70"/>
               <w:ind w:start="0" w:end="0"/>
               <w:jc w:val="left"/>
               <w:rPr/>
@@ -2810,16 +2811,16 @@
             <w:shd w:fill="FFFFFF" w:val="clear"/>
             <w:vAlign w:val="center"/>
             <w:tcMar>
-              <w:top w:w="58" w:type="dxa"/>
-              <w:start w:w="90" w:type="dxa"/>
-              <w:bottom w:w="58" w:type="dxa"/>
-              <w:end w:w="90" w:type="dxa"/>
+              <w:top w:w="80" w:type="dxa"/>
+              <w:start w:w="100" w:type="dxa"/>
+              <w:bottom w:w="80" w:type="dxa"/>
+              <w:end w:w="100" w:type="dxa"/>
             </w:tcMar>
           </w:tcPr>
           <w:p>
             <w:pPr>
               <w:pStyle w:val="Normal"/>
-              <w:spacing w:lineRule="auto" w:line="274" w:before="0" w:after="46"/>
+              <w:spacing w:lineRule="auto" w:line="269" w:before="0" w:after="70"/>
               <w:ind w:start="0" w:end="0"/>
               <w:jc w:val="left"/>
               <w:rPr/>
@@ -2847,16 +2848,16 @@
             <w:shd w:fill="FFFFFF" w:val="clear"/>
             <w:vAlign w:val="center"/>
             <w:tcMar>
-              <w:top w:w="58" w:type="dxa"/>
-              <w:start w:w="90" w:type="dxa"/>
-              <w:bottom w:w="58" w:type="dxa"/>
-              <w:end w:w="90" w:type="dxa"/>
+              <w:top w:w="80" w:type="dxa"/>
+              <w:start w:w="100" w:type="dxa"/>
+              <w:bottom w:w="80" w:type="dxa"/>
+              <w:end w:w="100" w:type="dxa"/>
             </w:tcMar>
           </w:tcPr>
           <w:p>
             <w:pPr>
               <w:pStyle w:val="Normal"/>
-              <w:spacing w:lineRule="auto" w:line="274" w:before="0" w:after="46"/>
+              <w:spacing w:lineRule="auto" w:line="269" w:before="0" w:after="70"/>
               <w:ind w:start="0" w:end="0"/>
               <w:jc w:val="left"/>
               <w:rPr/>
@@ -2902,16 +2903,16 @@
             <w:shd w:fill="FFFFFF" w:val="clear"/>
             <w:vAlign w:val="center"/>
             <w:tcMar>
-              <w:top w:w="58" w:type="dxa"/>
-              <w:start w:w="90" w:type="dxa"/>
-              <w:bottom w:w="58" w:type="dxa"/>
-              <w:end w:w="90" w:type="dxa"/>
+              <w:top w:w="80" w:type="dxa"/>
+              <w:start w:w="100" w:type="dxa"/>
+              <w:bottom w:w="80" w:type="dxa"/>
+              <w:end w:w="100" w:type="dxa"/>
             </w:tcMar>
           </w:tcPr>
           <w:p>
             <w:pPr>
               <w:pStyle w:val="Normal"/>
-              <w:spacing w:lineRule="auto" w:line="274" w:before="0" w:after="46"/>
+              <w:spacing w:lineRule="auto" w:line="269" w:before="0" w:after="70"/>
               <w:ind w:start="0" w:end="0"/>
               <w:jc w:val="left"/>
               <w:rPr/>
@@ -2981,16 +2982,16 @@
             <w:shd w:fill="F4F7FB" w:val="clear"/>
             <w:vAlign w:val="center"/>
             <w:tcMar>
-              <w:top w:w="58" w:type="dxa"/>
-              <w:start w:w="90" w:type="dxa"/>
-              <w:bottom w:w="58" w:type="dxa"/>
-              <w:end w:w="90" w:type="dxa"/>
+              <w:top w:w="80" w:type="dxa"/>
+              <w:start w:w="100" w:type="dxa"/>
+              <w:bottom w:w="80" w:type="dxa"/>
+              <w:end w:w="100" w:type="dxa"/>
             </w:tcMar>
           </w:tcPr>
           <w:p>
             <w:pPr>
               <w:pStyle w:val="Normal"/>
-              <w:spacing w:lineRule="auto" w:line="274" w:before="0" w:after="46"/>
+              <w:spacing w:lineRule="auto" w:line="269" w:before="0" w:after="70"/>
               <w:ind w:start="0" w:end="0"/>
               <w:jc w:val="left"/>
               <w:rPr/>
@@ -3018,16 +3019,16 @@
             <w:shd w:fill="F4F7FB" w:val="clear"/>
             <w:vAlign w:val="center"/>
             <w:tcMar>
-              <w:top w:w="58" w:type="dxa"/>
-              <w:start w:w="90" w:type="dxa"/>
-              <w:bottom w:w="58" w:type="dxa"/>
-              <w:end w:w="90" w:type="dxa"/>
+              <w:top w:w="80" w:type="dxa"/>
+              <w:start w:w="100" w:type="dxa"/>
+              <w:bottom w:w="80" w:type="dxa"/>
+              <w:end w:w="100" w:type="dxa"/>
             </w:tcMar>
           </w:tcPr>
           <w:p>
             <w:pPr>
               <w:pStyle w:val="Normal"/>
-              <w:spacing w:lineRule="auto" w:line="274" w:before="0" w:after="46"/>
+              <w:spacing w:lineRule="auto" w:line="269" w:before="0" w:after="70"/>
               <w:ind w:start="0" w:end="0"/>
               <w:jc w:val="left"/>
               <w:rPr/>
@@ -3055,16 +3056,16 @@
             <w:shd w:fill="F4F7FB" w:val="clear"/>
             <w:vAlign w:val="center"/>
             <w:tcMar>
-              <w:top w:w="58" w:type="dxa"/>
-              <w:start w:w="90" w:type="dxa"/>
-              <w:bottom w:w="58" w:type="dxa"/>
-              <w:end w:w="90" w:type="dxa"/>
+              <w:top w:w="80" w:type="dxa"/>
+              <w:start w:w="100" w:type="dxa"/>
+              <w:bottom w:w="80" w:type="dxa"/>
+              <w:end w:w="100" w:type="dxa"/>
             </w:tcMar>
           </w:tcPr>
           <w:p>
             <w:pPr>
               <w:pStyle w:val="Normal"/>
-              <w:spacing w:lineRule="auto" w:line="274" w:before="0" w:after="46"/>
+              <w:spacing w:lineRule="auto" w:line="269" w:before="0" w:after="70"/>
               <w:ind w:start="0" w:end="0"/>
               <w:jc w:val="left"/>
               <w:rPr/>
@@ -3101,16 +3102,16 @@
             <w:shd w:fill="F4F7FB" w:val="clear"/>
             <w:vAlign w:val="center"/>
             <w:tcMar>
-              <w:top w:w="58" w:type="dxa"/>
-              <w:start w:w="90" w:type="dxa"/>
-              <w:bottom w:w="58" w:type="dxa"/>
-              <w:end w:w="90" w:type="dxa"/>
+              <w:top w:w="80" w:type="dxa"/>
+              <w:start w:w="100" w:type="dxa"/>
+              <w:bottom w:w="80" w:type="dxa"/>
+              <w:end w:w="100" w:type="dxa"/>
             </w:tcMar>
           </w:tcPr>
           <w:p>
             <w:pPr>
               <w:pStyle w:val="Normal"/>
-              <w:spacing w:lineRule="auto" w:line="274" w:before="0" w:after="46"/>
+              <w:spacing w:lineRule="auto" w:line="269" w:before="0" w:after="70"/>
               <w:ind w:start="0" w:end="0"/>
               <w:jc w:val="left"/>
               <w:rPr/>
@@ -3171,16 +3172,16 @@
             <w:shd w:fill="FFFFFF" w:val="clear"/>
             <w:vAlign w:val="center"/>
             <w:tcMar>
-              <w:top w:w="58" w:type="dxa"/>
-              <w:start w:w="90" w:type="dxa"/>
-              <w:bottom w:w="58" w:type="dxa"/>
-              <w:end w:w="90" w:type="dxa"/>
+              <w:top w:w="80" w:type="dxa"/>
+              <w:start w:w="100" w:type="dxa"/>
+              <w:bottom w:w="80" w:type="dxa"/>
+              <w:end w:w="100" w:type="dxa"/>
             </w:tcMar>
           </w:tcPr>
           <w:p>
             <w:pPr>
               <w:pStyle w:val="Normal"/>
-              <w:spacing w:lineRule="auto" w:line="274" w:before="0" w:after="46"/>
+              <w:spacing w:lineRule="auto" w:line="269" w:before="0" w:after="70"/>
               <w:ind w:start="0" w:end="0"/>
               <w:jc w:val="left"/>
               <w:rPr/>
@@ -3208,16 +3209,16 @@
             <w:shd w:fill="FFFFFF" w:val="clear"/>
             <w:vAlign w:val="center"/>
             <w:tcMar>
-              <w:top w:w="58" w:type="dxa"/>
-              <w:start w:w="90" w:type="dxa"/>
-              <w:bottom w:w="58" w:type="dxa"/>
-              <w:end w:w="90" w:type="dxa"/>
+              <w:top w:w="80" w:type="dxa"/>
+              <w:start w:w="100" w:type="dxa"/>
+              <w:bottom w:w="80" w:type="dxa"/>
+              <w:end w:w="100" w:type="dxa"/>
             </w:tcMar>
           </w:tcPr>
           <w:p>
             <w:pPr>
               <w:pStyle w:val="Normal"/>
-              <w:spacing w:lineRule="auto" w:line="274" w:before="0" w:after="46"/>
+              <w:spacing w:lineRule="auto" w:line="269" w:before="0" w:after="70"/>
               <w:ind w:start="0" w:end="0"/>
               <w:jc w:val="left"/>
               <w:rPr/>
@@ -3245,16 +3246,16 @@
             <w:shd w:fill="FFFFFF" w:val="clear"/>
             <w:vAlign w:val="center"/>
             <w:tcMar>
-              <w:top w:w="58" w:type="dxa"/>
-              <w:start w:w="90" w:type="dxa"/>
-              <w:bottom w:w="58" w:type="dxa"/>
-              <w:end w:w="90" w:type="dxa"/>
+              <w:top w:w="80" w:type="dxa"/>
+              <w:start w:w="100" w:type="dxa"/>
+              <w:bottom w:w="80" w:type="dxa"/>
+              <w:end w:w="100" w:type="dxa"/>
             </w:tcMar>
           </w:tcPr>
           <w:p>
             <w:pPr>
               <w:pStyle w:val="Normal"/>
-              <w:spacing w:lineRule="auto" w:line="274" w:before="0" w:after="46"/>
+              <w:spacing w:lineRule="auto" w:line="269" w:before="0" w:after="70"/>
               <w:ind w:start="0" w:end="0"/>
               <w:jc w:val="left"/>
               <w:rPr/>
@@ -3300,16 +3301,16 @@
             <w:shd w:fill="FFFFFF" w:val="clear"/>
             <w:vAlign w:val="center"/>
             <w:tcMar>
-              <w:top w:w="58" w:type="dxa"/>
-              <w:start w:w="90" w:type="dxa"/>
-              <w:bottom w:w="58" w:type="dxa"/>
-              <w:end w:w="90" w:type="dxa"/>
+              <w:top w:w="80" w:type="dxa"/>
+              <w:start w:w="100" w:type="dxa"/>
+              <w:bottom w:w="80" w:type="dxa"/>
+              <w:end w:w="100" w:type="dxa"/>
             </w:tcMar>
           </w:tcPr>
           <w:p>
             <w:pPr>
               <w:pStyle w:val="Normal"/>
-              <w:spacing w:lineRule="auto" w:line="274" w:before="0" w:after="46"/>
+              <w:spacing w:lineRule="auto" w:line="269" w:before="0" w:after="70"/>
               <w:ind w:start="0" w:end="0"/>
               <w:jc w:val="left"/>
               <w:rPr/>
@@ -3343,16 +3344,16 @@
             <w:shd w:fill="F4F7FB" w:val="clear"/>
             <w:vAlign w:val="center"/>
             <w:tcMar>
-              <w:top w:w="58" w:type="dxa"/>
-              <w:start w:w="90" w:type="dxa"/>
-              <w:bottom w:w="58" w:type="dxa"/>
-              <w:end w:w="90" w:type="dxa"/>
+              <w:top w:w="80" w:type="dxa"/>
+              <w:start w:w="100" w:type="dxa"/>
+              <w:bottom w:w="80" w:type="dxa"/>
+              <w:end w:w="100" w:type="dxa"/>
             </w:tcMar>
           </w:tcPr>
           <w:p>
             <w:pPr>
               <w:pStyle w:val="Normal"/>
-              <w:spacing w:lineRule="auto" w:line="274" w:before="0" w:after="46"/>
+              <w:spacing w:lineRule="auto" w:line="269" w:before="0" w:after="70"/>
               <w:ind w:start="0" w:end="0"/>
               <w:jc w:val="left"/>
               <w:rPr/>
@@ -3380,16 +3381,16 @@
             <w:shd w:fill="F4F7FB" w:val="clear"/>
             <w:vAlign w:val="center"/>
             <w:tcMar>
-              <w:top w:w="58" w:type="dxa"/>
-              <w:start w:w="90" w:type="dxa"/>
-              <w:bottom w:w="58" w:type="dxa"/>
-              <w:end w:w="90" w:type="dxa"/>
+              <w:top w:w="80" w:type="dxa"/>
+              <w:start w:w="100" w:type="dxa"/>
+              <w:bottom w:w="80" w:type="dxa"/>
+              <w:end w:w="100" w:type="dxa"/>
             </w:tcMar>
           </w:tcPr>
           <w:p>
             <w:pPr>
               <w:pStyle w:val="Normal"/>
-              <w:spacing w:lineRule="auto" w:line="274" w:before="0" w:after="46"/>
+              <w:spacing w:lineRule="auto" w:line="269" w:before="0" w:after="70"/>
               <w:ind w:start="0" w:end="0"/>
               <w:jc w:val="left"/>
               <w:rPr/>
@@ -3417,16 +3418,16 @@
             <w:shd w:fill="F4F7FB" w:val="clear"/>
             <w:vAlign w:val="center"/>
             <w:tcMar>
-              <w:top w:w="58" w:type="dxa"/>
-              <w:start w:w="90" w:type="dxa"/>
-              <w:bottom w:w="58" w:type="dxa"/>
-              <w:end w:w="90" w:type="dxa"/>
+              <w:top w:w="80" w:type="dxa"/>
+              <w:start w:w="100" w:type="dxa"/>
+              <w:bottom w:w="80" w:type="dxa"/>
+              <w:end w:w="100" w:type="dxa"/>
             </w:tcMar>
           </w:tcPr>
           <w:p>
             <w:pPr>
               <w:pStyle w:val="Normal"/>
-              <w:spacing w:lineRule="auto" w:line="274" w:before="0" w:after="46"/>
+              <w:spacing w:lineRule="auto" w:line="269" w:before="0" w:after="70"/>
               <w:ind w:start="0" w:end="0"/>
               <w:jc w:val="left"/>
               <w:rPr/>
@@ -3472,16 +3473,16 @@
             <w:shd w:fill="F4F7FB" w:val="clear"/>
             <w:vAlign w:val="center"/>
             <w:tcMar>
-              <w:top w:w="58" w:type="dxa"/>
-              <w:start w:w="90" w:type="dxa"/>
-              <w:bottom w:w="58" w:type="dxa"/>
-              <w:end w:w="90" w:type="dxa"/>
+              <w:top w:w="80" w:type="dxa"/>
+              <w:start w:w="100" w:type="dxa"/>
+              <w:bottom w:w="80" w:type="dxa"/>
+              <w:end w:w="100" w:type="dxa"/>
             </w:tcMar>
           </w:tcPr>
           <w:p>
             <w:pPr>
               <w:pStyle w:val="Normal"/>
-              <w:spacing w:lineRule="auto" w:line="274" w:before="0" w:after="46"/>
+              <w:spacing w:lineRule="auto" w:line="269" w:before="0" w:after="70"/>
               <w:ind w:start="0" w:end="0"/>
               <w:jc w:val="left"/>
               <w:rPr/>
@@ -3524,16 +3525,16 @@
             <w:shd w:fill="FFFFFF" w:val="clear"/>
             <w:vAlign w:val="center"/>
             <w:tcMar>
-              <w:top w:w="58" w:type="dxa"/>
-              <w:start w:w="90" w:type="dxa"/>
-              <w:bottom w:w="58" w:type="dxa"/>
-              <w:end w:w="90" w:type="dxa"/>
+              <w:top w:w="80" w:type="dxa"/>
+              <w:start w:w="100" w:type="dxa"/>
+              <w:bottom w:w="80" w:type="dxa"/>
+              <w:end w:w="100" w:type="dxa"/>
             </w:tcMar>
           </w:tcPr>
           <w:p>
             <w:pPr>
               <w:pStyle w:val="Normal"/>
-              <w:spacing w:lineRule="auto" w:line="274" w:before="0" w:after="46"/>
+              <w:spacing w:lineRule="auto" w:line="269" w:before="0" w:after="70"/>
               <w:ind w:start="0" w:end="0"/>
               <w:jc w:val="left"/>
               <w:rPr/>
@@ -3561,16 +3562,16 @@
             <w:shd w:fill="FFFFFF" w:val="clear"/>
             <w:vAlign w:val="center"/>
             <w:tcMar>
-              <w:top w:w="58" w:type="dxa"/>
-              <w:start w:w="90" w:type="dxa"/>
-              <w:bottom w:w="58" w:type="dxa"/>
-              <w:end w:w="90" w:type="dxa"/>
+              <w:top w:w="80" w:type="dxa"/>
+              <w:start w:w="100" w:type="dxa"/>
+              <w:bottom w:w="80" w:type="dxa"/>
+              <w:end w:w="100" w:type="dxa"/>
             </w:tcMar>
           </w:tcPr>
           <w:p>
             <w:pPr>
               <w:pStyle w:val="Normal"/>
-              <w:spacing w:lineRule="auto" w:line="274" w:before="0" w:after="46"/>
+              <w:spacing w:lineRule="auto" w:line="269" w:before="0" w:after="70"/>
               <w:ind w:start="0" w:end="0"/>
               <w:jc w:val="left"/>
               <w:rPr/>
@@ -3607,16 +3608,16 @@
             <w:shd w:fill="FFFFFF" w:val="clear"/>
             <w:vAlign w:val="center"/>
             <w:tcMar>
-              <w:top w:w="58" w:type="dxa"/>
-              <w:start w:w="90" w:type="dxa"/>
-              <w:bottom w:w="58" w:type="dxa"/>
-              <w:end w:w="90" w:type="dxa"/>
+              <w:top w:w="80" w:type="dxa"/>
+              <w:start w:w="100" w:type="dxa"/>
+              <w:bottom w:w="80" w:type="dxa"/>
+              <w:end w:w="100" w:type="dxa"/>
             </w:tcMar>
           </w:tcPr>
           <w:p>
             <w:pPr>
               <w:pStyle w:val="Normal"/>
-              <w:spacing w:lineRule="auto" w:line="274" w:before="0" w:after="46"/>
+              <w:spacing w:lineRule="auto" w:line="269" w:before="0" w:after="70"/>
               <w:ind w:start="0" w:end="0"/>
               <w:jc w:val="left"/>
               <w:rPr/>
@@ -3653,16 +3654,16 @@
             <w:shd w:fill="FFFFFF" w:val="clear"/>
             <w:vAlign w:val="center"/>
             <w:tcMar>
-              <w:top w:w="58" w:type="dxa"/>
-              <w:start w:w="90" w:type="dxa"/>
-              <w:bottom w:w="58" w:type="dxa"/>
-              <w:end w:w="90" w:type="dxa"/>
+              <w:top w:w="80" w:type="dxa"/>
+              <w:start w:w="100" w:type="dxa"/>
+              <w:bottom w:w="80" w:type="dxa"/>
+              <w:end w:w="100" w:type="dxa"/>
             </w:tcMar>
           </w:tcPr>
           <w:p>
             <w:pPr>
               <w:pStyle w:val="Normal"/>
-              <w:spacing w:lineRule="auto" w:line="274" w:before="0" w:after="46"/>
+              <w:spacing w:lineRule="auto" w:line="269" w:before="0" w:after="70"/>
               <w:ind w:start="0" w:end="0"/>
               <w:jc w:val="left"/>
               <w:rPr/>
@@ -3702,6 +3703,7 @@
       <w:pPr>
         <w:pStyle w:val="Heading1"/>
         <w:keepNext w:val="true"/>
+        <w:pageBreakBefore w:val="0"/>
         <w:rPr/>
       </w:pPr>
       <w:bookmarkStart w:id="4" w:name="__RefHeading___Toc5338_1421710836"/>
@@ -3877,16 +3879,16 @@
             <w:shd w:fill="183B63" w:val="clear"/>
             <w:vAlign w:val="center"/>
             <w:tcMar>
-              <w:top w:w="70" w:type="dxa"/>
-              <w:start w:w="90" w:type="dxa"/>
-              <w:bottom w:w="70" w:type="dxa"/>
-              <w:end w:w="90" w:type="dxa"/>
+              <w:top w:w="80" w:type="dxa"/>
+              <w:start w:w="100" w:type="dxa"/>
+              <w:bottom w:w="80" w:type="dxa"/>
+              <w:end w:w="100" w:type="dxa"/>
             </w:tcMar>
           </w:tcPr>
           <w:p>
             <w:pPr>
               <w:pStyle w:val="Normal"/>
-              <w:spacing w:lineRule="auto" w:line="274" w:before="0" w:after="46"/>
+              <w:spacing w:lineRule="auto" w:line="269" w:before="0" w:after="70"/>
               <w:ind w:start="0" w:end="0"/>
               <w:jc w:val="center"/>
               <w:rPr/>
@@ -3895,8 +3897,8 @@
               <w:rPr>
                 <w:rFonts w:ascii="Noto Sans KR" w:hAnsi="Noto Sans KR" w:cs="Noto Sans KR" w:eastAsia="Noto Sans KR"/>
                 <w:b/>
+                <w:sz w:val="19"/>
                 <w:color w:val="FFFFFF"/>
-                <w:sz w:val="18"/>
               </w:rPr>
               <w:t>분류</w:t>
             </w:r>
@@ -3914,16 +3916,16 @@
             <w:shd w:fill="183B63" w:val="clear"/>
             <w:vAlign w:val="center"/>
             <w:tcMar>
-              <w:top w:w="70" w:type="dxa"/>
-              <w:start w:w="90" w:type="dxa"/>
-              <w:bottom w:w="70" w:type="dxa"/>
-              <w:end w:w="90" w:type="dxa"/>
+              <w:top w:w="80" w:type="dxa"/>
+              <w:start w:w="100" w:type="dxa"/>
+              <w:bottom w:w="80" w:type="dxa"/>
+              <w:end w:w="100" w:type="dxa"/>
             </w:tcMar>
           </w:tcPr>
           <w:p>
             <w:pPr>
               <w:pStyle w:val="Normal"/>
-              <w:spacing w:lineRule="auto" w:line="274" w:before="0" w:after="46"/>
+              <w:spacing w:lineRule="auto" w:line="269" w:before="0" w:after="70"/>
               <w:ind w:start="0" w:end="0"/>
               <w:jc w:val="center"/>
               <w:rPr/>
@@ -3932,8 +3934,8 @@
               <w:rPr>
                 <w:rFonts w:ascii="Noto Sans KR" w:hAnsi="Noto Sans KR" w:cs="Noto Sans KR" w:eastAsia="Noto Sans KR"/>
                 <w:b/>
+                <w:sz w:val="19"/>
                 <w:color w:val="FFFFFF"/>
-                <w:sz w:val="18"/>
               </w:rPr>
               <w:t xml:space="preserve">대표 </w:t>
             </w:r>
@@ -3941,8 +3943,8 @@
               <w:rPr>
                 <w:rFonts w:eastAsia="Noto Sans KR" w:cs="Noto Sans KR" w:ascii="Noto Sans KR" w:hAnsi="Noto Sans KR"/>
                 <w:b/>
+                <w:sz w:val="19"/>
                 <w:color w:val="FFFFFF"/>
-                <w:sz w:val="18"/>
               </w:rPr>
               <w:t>Surface</w:t>
             </w:r>
@@ -3960,16 +3962,16 @@
             <w:shd w:fill="183B63" w:val="clear"/>
             <w:vAlign w:val="center"/>
             <w:tcMar>
-              <w:top w:w="70" w:type="dxa"/>
-              <w:start w:w="90" w:type="dxa"/>
-              <w:bottom w:w="70" w:type="dxa"/>
-              <w:end w:w="90" w:type="dxa"/>
+              <w:top w:w="80" w:type="dxa"/>
+              <w:start w:w="100" w:type="dxa"/>
+              <w:bottom w:w="80" w:type="dxa"/>
+              <w:end w:w="100" w:type="dxa"/>
             </w:tcMar>
           </w:tcPr>
           <w:p>
             <w:pPr>
               <w:pStyle w:val="Normal"/>
-              <w:spacing w:lineRule="auto" w:line="274" w:before="0" w:after="46"/>
+              <w:spacing w:lineRule="auto" w:line="269" w:before="0" w:after="70"/>
               <w:ind w:start="0" w:end="0"/>
               <w:jc w:val="center"/>
               <w:rPr/>
@@ -3978,8 +3980,8 @@
               <w:rPr>
                 <w:rFonts w:ascii="Noto Sans KR" w:hAnsi="Noto Sans KR" w:cs="Noto Sans KR" w:eastAsia="Noto Sans KR"/>
                 <w:b/>
+                <w:sz w:val="19"/>
                 <w:color w:val="FFFFFF"/>
-                <w:sz w:val="18"/>
               </w:rPr>
               <w:t>검수 기준</w:t>
             </w:r>
@@ -4003,16 +4005,16 @@
             <w:shd w:fill="FFFFFF" w:val="clear"/>
             <w:vAlign w:val="center"/>
             <w:tcMar>
-              <w:top w:w="58" w:type="dxa"/>
-              <w:start w:w="90" w:type="dxa"/>
-              <w:bottom w:w="58" w:type="dxa"/>
-              <w:end w:w="90" w:type="dxa"/>
+              <w:top w:w="80" w:type="dxa"/>
+              <w:start w:w="100" w:type="dxa"/>
+              <w:bottom w:w="80" w:type="dxa"/>
+              <w:end w:w="100" w:type="dxa"/>
             </w:tcMar>
           </w:tcPr>
           <w:p>
             <w:pPr>
               <w:pStyle w:val="Normal"/>
-              <w:spacing w:lineRule="auto" w:line="274" w:before="0" w:after="46"/>
+              <w:spacing w:lineRule="auto" w:line="269" w:before="0" w:after="70"/>
               <w:ind w:start="0" w:end="0"/>
               <w:jc w:val="left"/>
               <w:rPr/>
@@ -4040,16 +4042,16 @@
             <w:shd w:fill="FFFFFF" w:val="clear"/>
             <w:vAlign w:val="center"/>
             <w:tcMar>
-              <w:top w:w="58" w:type="dxa"/>
-              <w:start w:w="90" w:type="dxa"/>
-              <w:bottom w:w="58" w:type="dxa"/>
-              <w:end w:w="90" w:type="dxa"/>
+              <w:top w:w="80" w:type="dxa"/>
+              <w:start w:w="100" w:type="dxa"/>
+              <w:bottom w:w="80" w:type="dxa"/>
+              <w:end w:w="100" w:type="dxa"/>
             </w:tcMar>
           </w:tcPr>
           <w:p>
             <w:pPr>
               <w:pStyle w:val="Normal"/>
-              <w:spacing w:lineRule="auto" w:line="274" w:before="0" w:after="46"/>
+              <w:spacing w:lineRule="auto" w:line="269" w:before="0" w:after="70"/>
               <w:ind w:start="0" w:end="0"/>
               <w:jc w:val="left"/>
               <w:rPr/>
@@ -4061,7 +4063,7 @@
                 <w:color w:val="1C3553"/>
                 <w:sz w:val="18"/>
               </w:rPr>
-              <w:t>@CpfRestController / @CpfService</w:t>
+              <w:t>@CpfController / @CpfService</w:t>
             </w:r>
           </w:p>
         </w:tc>
@@ -4077,16 +4079,16 @@
             <w:shd w:fill="FFFFFF" w:val="clear"/>
             <w:vAlign w:val="center"/>
             <w:tcMar>
-              <w:top w:w="58" w:type="dxa"/>
-              <w:start w:w="90" w:type="dxa"/>
-              <w:bottom w:w="58" w:type="dxa"/>
-              <w:end w:w="90" w:type="dxa"/>
+              <w:top w:w="80" w:type="dxa"/>
+              <w:start w:w="100" w:type="dxa"/>
+              <w:bottom w:w="80" w:type="dxa"/>
+              <w:end w:w="100" w:type="dxa"/>
             </w:tcMar>
           </w:tcPr>
           <w:p>
             <w:pPr>
               <w:pStyle w:val="Normal"/>
-              <w:spacing w:lineRule="auto" w:line="274" w:before="0" w:after="46"/>
+              <w:spacing w:lineRule="auto" w:line="269" w:before="0" w:after="70"/>
               <w:ind w:start="0" w:end="0"/>
               <w:jc w:val="left"/>
               <w:rPr/>
@@ -4138,16 +4140,16 @@
             <w:shd w:fill="F4F7FB" w:val="clear"/>
             <w:vAlign w:val="center"/>
             <w:tcMar>
-              <w:top w:w="58" w:type="dxa"/>
-              <w:start w:w="90" w:type="dxa"/>
-              <w:bottom w:w="58" w:type="dxa"/>
-              <w:end w:w="90" w:type="dxa"/>
+              <w:top w:w="80" w:type="dxa"/>
+              <w:start w:w="100" w:type="dxa"/>
+              <w:bottom w:w="80" w:type="dxa"/>
+              <w:end w:w="100" w:type="dxa"/>
             </w:tcMar>
           </w:tcPr>
           <w:p>
             <w:pPr>
               <w:pStyle w:val="Normal"/>
-              <w:spacing w:lineRule="auto" w:line="274" w:before="0" w:after="46"/>
+              <w:spacing w:lineRule="auto" w:line="269" w:before="0" w:after="70"/>
               <w:ind w:start="0" w:end="0"/>
               <w:jc w:val="left"/>
               <w:rPr/>
@@ -4175,16 +4177,16 @@
             <w:shd w:fill="F4F7FB" w:val="clear"/>
             <w:vAlign w:val="center"/>
             <w:tcMar>
-              <w:top w:w="58" w:type="dxa"/>
-              <w:start w:w="90" w:type="dxa"/>
-              <w:bottom w:w="58" w:type="dxa"/>
-              <w:end w:w="90" w:type="dxa"/>
+              <w:top w:w="80" w:type="dxa"/>
+              <w:start w:w="100" w:type="dxa"/>
+              <w:bottom w:w="80" w:type="dxa"/>
+              <w:end w:w="100" w:type="dxa"/>
             </w:tcMar>
           </w:tcPr>
           <w:p>
             <w:pPr>
               <w:pStyle w:val="Normal"/>
-              <w:spacing w:lineRule="auto" w:line="274" w:before="0" w:after="46"/>
+              <w:spacing w:lineRule="auto" w:line="269" w:before="0" w:after="70"/>
               <w:ind w:start="0" w:end="0"/>
               <w:jc w:val="left"/>
               <w:rPr/>
@@ -4212,16 +4214,16 @@
             <w:shd w:fill="F4F7FB" w:val="clear"/>
             <w:vAlign w:val="center"/>
             <w:tcMar>
-              <w:top w:w="58" w:type="dxa"/>
-              <w:start w:w="90" w:type="dxa"/>
-              <w:bottom w:w="58" w:type="dxa"/>
-              <w:end w:w="90" w:type="dxa"/>
+              <w:top w:w="80" w:type="dxa"/>
+              <w:start w:w="100" w:type="dxa"/>
+              <w:bottom w:w="80" w:type="dxa"/>
+              <w:end w:w="100" w:type="dxa"/>
             </w:tcMar>
           </w:tcPr>
           <w:p>
             <w:pPr>
               <w:pStyle w:val="Normal"/>
-              <w:spacing w:lineRule="auto" w:line="274" w:before="0" w:after="46"/>
+              <w:spacing w:lineRule="auto" w:line="269" w:before="0" w:after="70"/>
               <w:ind w:start="0" w:end="0"/>
               <w:jc w:val="left"/>
               <w:rPr/>
@@ -4255,16 +4257,16 @@
             <w:shd w:fill="FFFFFF" w:val="clear"/>
             <w:vAlign w:val="center"/>
             <w:tcMar>
-              <w:top w:w="58" w:type="dxa"/>
-              <w:start w:w="90" w:type="dxa"/>
-              <w:bottom w:w="58" w:type="dxa"/>
-              <w:end w:w="90" w:type="dxa"/>
+              <w:top w:w="80" w:type="dxa"/>
+              <w:start w:w="100" w:type="dxa"/>
+              <w:bottom w:w="80" w:type="dxa"/>
+              <w:end w:w="100" w:type="dxa"/>
             </w:tcMar>
           </w:tcPr>
           <w:p>
             <w:pPr>
               <w:pStyle w:val="Normal"/>
-              <w:spacing w:lineRule="auto" w:line="274" w:before="0" w:after="46"/>
+              <w:spacing w:lineRule="auto" w:line="269" w:before="0" w:after="70"/>
               <w:ind w:start="0" w:end="0"/>
               <w:jc w:val="left"/>
               <w:rPr/>
@@ -4292,16 +4294,16 @@
             <w:shd w:fill="FFFFFF" w:val="clear"/>
             <w:vAlign w:val="center"/>
             <w:tcMar>
-              <w:top w:w="58" w:type="dxa"/>
-              <w:start w:w="90" w:type="dxa"/>
-              <w:bottom w:w="58" w:type="dxa"/>
-              <w:end w:w="90" w:type="dxa"/>
+              <w:top w:w="80" w:type="dxa"/>
+              <w:start w:w="100" w:type="dxa"/>
+              <w:bottom w:w="80" w:type="dxa"/>
+              <w:end w:w="100" w:type="dxa"/>
             </w:tcMar>
           </w:tcPr>
           <w:p>
             <w:pPr>
               <w:pStyle w:val="Normal"/>
-              <w:spacing w:lineRule="auto" w:line="274" w:before="0" w:after="46"/>
+              <w:spacing w:lineRule="auto" w:line="269" w:before="0" w:after="70"/>
               <w:ind w:start="0" w:end="0"/>
               <w:jc w:val="left"/>
               <w:rPr/>
@@ -4329,16 +4331,16 @@
             <w:shd w:fill="FFFFFF" w:val="clear"/>
             <w:vAlign w:val="center"/>
             <w:tcMar>
-              <w:top w:w="58" w:type="dxa"/>
-              <w:start w:w="90" w:type="dxa"/>
-              <w:bottom w:w="58" w:type="dxa"/>
-              <w:end w:w="90" w:type="dxa"/>
+              <w:top w:w="80" w:type="dxa"/>
+              <w:start w:w="100" w:type="dxa"/>
+              <w:bottom w:w="80" w:type="dxa"/>
+              <w:end w:w="100" w:type="dxa"/>
             </w:tcMar>
           </w:tcPr>
           <w:p>
             <w:pPr>
               <w:pStyle w:val="Normal"/>
-              <w:spacing w:lineRule="auto" w:line="274" w:before="0" w:after="46"/>
+              <w:spacing w:lineRule="auto" w:line="269" w:before="0" w:after="70"/>
               <w:ind w:start="0" w:end="0"/>
               <w:jc w:val="left"/>
               <w:rPr/>
@@ -4381,16 +4383,16 @@
             <w:shd w:fill="F4F7FB" w:val="clear"/>
             <w:vAlign w:val="center"/>
             <w:tcMar>
-              <w:top w:w="58" w:type="dxa"/>
-              <w:start w:w="90" w:type="dxa"/>
-              <w:bottom w:w="58" w:type="dxa"/>
-              <w:end w:w="90" w:type="dxa"/>
+              <w:top w:w="80" w:type="dxa"/>
+              <w:start w:w="100" w:type="dxa"/>
+              <w:bottom w:w="80" w:type="dxa"/>
+              <w:end w:w="100" w:type="dxa"/>
             </w:tcMar>
           </w:tcPr>
           <w:p>
             <w:pPr>
               <w:pStyle w:val="Normal"/>
-              <w:spacing w:lineRule="auto" w:line="274" w:before="0" w:after="46"/>
+              <w:spacing w:lineRule="auto" w:line="269" w:before="0" w:after="70"/>
               <w:ind w:start="0" w:end="0"/>
               <w:jc w:val="left"/>
               <w:rPr/>
@@ -4418,16 +4420,16 @@
             <w:shd w:fill="F4F7FB" w:val="clear"/>
             <w:vAlign w:val="center"/>
             <w:tcMar>
-              <w:top w:w="58" w:type="dxa"/>
-              <w:start w:w="90" w:type="dxa"/>
-              <w:bottom w:w="58" w:type="dxa"/>
-              <w:end w:w="90" w:type="dxa"/>
+              <w:top w:w="80" w:type="dxa"/>
+              <w:start w:w="100" w:type="dxa"/>
+              <w:bottom w:w="80" w:type="dxa"/>
+              <w:end w:w="100" w:type="dxa"/>
             </w:tcMar>
           </w:tcPr>
           <w:p>
             <w:pPr>
               <w:pStyle w:val="Normal"/>
-              <w:spacing w:lineRule="auto" w:line="274" w:before="0" w:after="46"/>
+              <w:spacing w:lineRule="auto" w:line="269" w:before="0" w:after="70"/>
               <w:ind w:start="0" w:end="0"/>
               <w:jc w:val="left"/>
               <w:rPr/>
@@ -4439,7 +4441,7 @@
                 <w:color w:val="1C3553"/>
                 <w:sz w:val="18"/>
               </w:rPr>
-              <w:t>CpfResult / @CpfRetry / @CpfTimeLimiter / @CpfIdempotent</w:t>
+              <w:t>CpfResult / @CpfRetry / @CpfTimeout / @CpfIdempotent</w:t>
             </w:r>
           </w:p>
         </w:tc>
@@ -4455,16 +4457,16 @@
             <w:shd w:fill="F4F7FB" w:val="clear"/>
             <w:vAlign w:val="center"/>
             <w:tcMar>
-              <w:top w:w="58" w:type="dxa"/>
-              <w:start w:w="90" w:type="dxa"/>
-              <w:bottom w:w="58" w:type="dxa"/>
-              <w:end w:w="90" w:type="dxa"/>
+              <w:top w:w="80" w:type="dxa"/>
+              <w:start w:w="100" w:type="dxa"/>
+              <w:bottom w:w="80" w:type="dxa"/>
+              <w:end w:w="100" w:type="dxa"/>
             </w:tcMar>
           </w:tcPr>
           <w:p>
             <w:pPr>
               <w:pStyle w:val="Normal"/>
-              <w:spacing w:lineRule="auto" w:line="274" w:before="0" w:after="46"/>
+              <w:spacing w:lineRule="auto" w:line="269" w:before="0" w:after="70"/>
               <w:ind w:start="0" w:end="0"/>
               <w:jc w:val="left"/>
               <w:rPr/>
@@ -4507,16 +4509,16 @@
             <w:shd w:fill="FFFFFF" w:val="clear"/>
             <w:vAlign w:val="center"/>
             <w:tcMar>
-              <w:top w:w="58" w:type="dxa"/>
-              <w:start w:w="90" w:type="dxa"/>
-              <w:bottom w:w="58" w:type="dxa"/>
-              <w:end w:w="90" w:type="dxa"/>
+              <w:top w:w="80" w:type="dxa"/>
+              <w:start w:w="100" w:type="dxa"/>
+              <w:bottom w:w="80" w:type="dxa"/>
+              <w:end w:w="100" w:type="dxa"/>
             </w:tcMar>
           </w:tcPr>
           <w:p>
             <w:pPr>
               <w:pStyle w:val="Normal"/>
-              <w:spacing w:lineRule="auto" w:line="274" w:before="0" w:after="46"/>
+              <w:spacing w:lineRule="auto" w:line="269" w:before="0" w:after="70"/>
               <w:ind w:start="0" w:end="0"/>
               <w:jc w:val="left"/>
               <w:rPr/>
@@ -4544,16 +4546,16 @@
             <w:shd w:fill="FFFFFF" w:val="clear"/>
             <w:vAlign w:val="center"/>
             <w:tcMar>
-              <w:top w:w="58" w:type="dxa"/>
-              <w:start w:w="90" w:type="dxa"/>
-              <w:bottom w:w="58" w:type="dxa"/>
-              <w:end w:w="90" w:type="dxa"/>
+              <w:top w:w="80" w:type="dxa"/>
+              <w:start w:w="100" w:type="dxa"/>
+              <w:bottom w:w="80" w:type="dxa"/>
+              <w:end w:w="100" w:type="dxa"/>
             </w:tcMar>
           </w:tcPr>
           <w:p>
             <w:pPr>
               <w:pStyle w:val="Normal"/>
-              <w:spacing w:lineRule="auto" w:line="274" w:before="0" w:after="46"/>
+              <w:spacing w:lineRule="auto" w:line="269" w:before="0" w:after="70"/>
               <w:ind w:start="0" w:end="0"/>
               <w:jc w:val="left"/>
               <w:rPr/>
@@ -4581,16 +4583,16 @@
             <w:shd w:fill="FFFFFF" w:val="clear"/>
             <w:vAlign w:val="center"/>
             <w:tcMar>
-              <w:top w:w="58" w:type="dxa"/>
-              <w:start w:w="90" w:type="dxa"/>
-              <w:bottom w:w="58" w:type="dxa"/>
-              <w:end w:w="90" w:type="dxa"/>
+              <w:top w:w="80" w:type="dxa"/>
+              <w:start w:w="100" w:type="dxa"/>
+              <w:bottom w:w="80" w:type="dxa"/>
+              <w:end w:w="100" w:type="dxa"/>
             </w:tcMar>
           </w:tcPr>
           <w:p>
             <w:pPr>
               <w:pStyle w:val="Normal"/>
-              <w:spacing w:lineRule="auto" w:line="274" w:before="0" w:after="46"/>
+              <w:spacing w:lineRule="auto" w:line="269" w:before="0" w:after="70"/>
               <w:ind w:start="0" w:end="0"/>
               <w:jc w:val="left"/>
               <w:rPr/>
@@ -4642,16 +4644,16 @@
             <w:shd w:fill="F4F7FB" w:val="clear"/>
             <w:vAlign w:val="center"/>
             <w:tcMar>
-              <w:top w:w="58" w:type="dxa"/>
-              <w:start w:w="90" w:type="dxa"/>
-              <w:bottom w:w="58" w:type="dxa"/>
-              <w:end w:w="90" w:type="dxa"/>
+              <w:top w:w="80" w:type="dxa"/>
+              <w:start w:w="100" w:type="dxa"/>
+              <w:bottom w:w="80" w:type="dxa"/>
+              <w:end w:w="100" w:type="dxa"/>
             </w:tcMar>
           </w:tcPr>
           <w:p>
             <w:pPr>
               <w:pStyle w:val="Normal"/>
-              <w:spacing w:lineRule="auto" w:line="274" w:before="0" w:after="46"/>
+              <w:spacing w:lineRule="auto" w:line="269" w:before="0" w:after="70"/>
               <w:ind w:start="0" w:end="0"/>
               <w:jc w:val="left"/>
               <w:rPr/>
@@ -4679,16 +4681,16 @@
             <w:shd w:fill="F4F7FB" w:val="clear"/>
             <w:vAlign w:val="center"/>
             <w:tcMar>
-              <w:top w:w="58" w:type="dxa"/>
-              <w:start w:w="90" w:type="dxa"/>
-              <w:bottom w:w="58" w:type="dxa"/>
-              <w:end w:w="90" w:type="dxa"/>
+              <w:top w:w="80" w:type="dxa"/>
+              <w:start w:w="100" w:type="dxa"/>
+              <w:bottom w:w="80" w:type="dxa"/>
+              <w:end w:w="100" w:type="dxa"/>
             </w:tcMar>
           </w:tcPr>
           <w:p>
             <w:pPr>
               <w:pStyle w:val="Normal"/>
-              <w:spacing w:lineRule="auto" w:line="274" w:before="0" w:after="46"/>
+              <w:spacing w:lineRule="auto" w:line="269" w:before="0" w:after="70"/>
               <w:ind w:start="0" w:end="0"/>
               <w:jc w:val="left"/>
               <w:rPr/>
@@ -4716,16 +4718,16 @@
             <w:shd w:fill="F4F7FB" w:val="clear"/>
             <w:vAlign w:val="center"/>
             <w:tcMar>
-              <w:top w:w="58" w:type="dxa"/>
-              <w:start w:w="90" w:type="dxa"/>
-              <w:bottom w:w="58" w:type="dxa"/>
-              <w:end w:w="90" w:type="dxa"/>
+              <w:top w:w="80" w:type="dxa"/>
+              <w:start w:w="100" w:type="dxa"/>
+              <w:bottom w:w="80" w:type="dxa"/>
+              <w:end w:w="100" w:type="dxa"/>
             </w:tcMar>
           </w:tcPr>
           <w:p>
             <w:pPr>
               <w:pStyle w:val="Normal"/>
-              <w:spacing w:lineRule="auto" w:line="274" w:before="0" w:after="46"/>
+              <w:spacing w:lineRule="auto" w:line="269" w:before="0" w:after="70"/>
               <w:ind w:start="0" w:end="0"/>
               <w:jc w:val="left"/>
               <w:rPr/>
@@ -4759,16 +4761,16 @@
             <w:shd w:fill="FFFFFF" w:val="clear"/>
             <w:vAlign w:val="center"/>
             <w:tcMar>
-              <w:top w:w="58" w:type="dxa"/>
-              <w:start w:w="90" w:type="dxa"/>
-              <w:bottom w:w="58" w:type="dxa"/>
-              <w:end w:w="90" w:type="dxa"/>
+              <w:top w:w="80" w:type="dxa"/>
+              <w:start w:w="100" w:type="dxa"/>
+              <w:bottom w:w="80" w:type="dxa"/>
+              <w:end w:w="100" w:type="dxa"/>
             </w:tcMar>
           </w:tcPr>
           <w:p>
             <w:pPr>
               <w:pStyle w:val="Normal"/>
-              <w:spacing w:lineRule="auto" w:line="274" w:before="0" w:after="46"/>
+              <w:spacing w:lineRule="auto" w:line="269" w:before="0" w:after="70"/>
               <w:ind w:start="0" w:end="0"/>
               <w:jc w:val="left"/>
               <w:rPr/>
@@ -4796,16 +4798,16 @@
             <w:shd w:fill="FFFFFF" w:val="clear"/>
             <w:vAlign w:val="center"/>
             <w:tcMar>
-              <w:top w:w="58" w:type="dxa"/>
-              <w:start w:w="90" w:type="dxa"/>
-              <w:bottom w:w="58" w:type="dxa"/>
-              <w:end w:w="90" w:type="dxa"/>
+              <w:top w:w="80" w:type="dxa"/>
+              <w:start w:w="100" w:type="dxa"/>
+              <w:bottom w:w="80" w:type="dxa"/>
+              <w:end w:w="100" w:type="dxa"/>
             </w:tcMar>
           </w:tcPr>
           <w:p>
             <w:pPr>
               <w:pStyle w:val="Normal"/>
-              <w:spacing w:lineRule="auto" w:line="274" w:before="0" w:after="46"/>
+              <w:spacing w:lineRule="auto" w:line="269" w:before="0" w:after="70"/>
               <w:ind w:start="0" w:end="0"/>
               <w:jc w:val="left"/>
               <w:rPr/>
@@ -4833,16 +4835,16 @@
             <w:shd w:fill="FFFFFF" w:val="clear"/>
             <w:vAlign w:val="center"/>
             <w:tcMar>
-              <w:top w:w="58" w:type="dxa"/>
-              <w:start w:w="90" w:type="dxa"/>
-              <w:bottom w:w="58" w:type="dxa"/>
-              <w:end w:w="90" w:type="dxa"/>
+              <w:top w:w="80" w:type="dxa"/>
+              <w:start w:w="100" w:type="dxa"/>
+              <w:bottom w:w="80" w:type="dxa"/>
+              <w:end w:w="100" w:type="dxa"/>
             </w:tcMar>
           </w:tcPr>
           <w:p>
             <w:pPr>
               <w:pStyle w:val="Normal"/>
-              <w:spacing w:lineRule="auto" w:line="274" w:before="0" w:after="46"/>
+              <w:spacing w:lineRule="auto" w:line="269" w:before="0" w:after="70"/>
               <w:ind w:start="0" w:end="0"/>
               <w:jc w:val="left"/>
               <w:rPr/>
@@ -4912,16 +4914,16 @@
             <w:shd w:fill="F4F7FB" w:val="clear"/>
             <w:vAlign w:val="center"/>
             <w:tcMar>
-              <w:top w:w="58" w:type="dxa"/>
-              <w:start w:w="90" w:type="dxa"/>
-              <w:bottom w:w="58" w:type="dxa"/>
-              <w:end w:w="90" w:type="dxa"/>
+              <w:top w:w="80" w:type="dxa"/>
+              <w:start w:w="100" w:type="dxa"/>
+              <w:bottom w:w="80" w:type="dxa"/>
+              <w:end w:w="100" w:type="dxa"/>
             </w:tcMar>
           </w:tcPr>
           <w:p>
             <w:pPr>
               <w:pStyle w:val="Normal"/>
-              <w:spacing w:lineRule="auto" w:line="274" w:before="0" w:after="46"/>
+              <w:spacing w:lineRule="auto" w:line="269" w:before="0" w:after="70"/>
               <w:ind w:start="0" w:end="0"/>
               <w:jc w:val="left"/>
               <w:rPr/>
@@ -4949,16 +4951,16 @@
             <w:shd w:fill="F4F7FB" w:val="clear"/>
             <w:vAlign w:val="center"/>
             <w:tcMar>
-              <w:top w:w="58" w:type="dxa"/>
-              <w:start w:w="90" w:type="dxa"/>
-              <w:bottom w:w="58" w:type="dxa"/>
-              <w:end w:w="90" w:type="dxa"/>
+              <w:top w:w="80" w:type="dxa"/>
+              <w:start w:w="100" w:type="dxa"/>
+              <w:bottom w:w="80" w:type="dxa"/>
+              <w:end w:w="100" w:type="dxa"/>
             </w:tcMar>
           </w:tcPr>
           <w:p>
             <w:pPr>
               <w:pStyle w:val="Normal"/>
-              <w:spacing w:lineRule="auto" w:line="274" w:before="0" w:after="46"/>
+              <w:spacing w:lineRule="auto" w:line="269" w:before="0" w:after="70"/>
               <w:ind w:start="0" w:end="0"/>
               <w:jc w:val="left"/>
               <w:rPr/>
@@ -4986,16 +4988,16 @@
             <w:shd w:fill="F4F7FB" w:val="clear"/>
             <w:vAlign w:val="center"/>
             <w:tcMar>
-              <w:top w:w="58" w:type="dxa"/>
-              <w:start w:w="90" w:type="dxa"/>
-              <w:bottom w:w="58" w:type="dxa"/>
-              <w:end w:w="90" w:type="dxa"/>
+              <w:top w:w="80" w:type="dxa"/>
+              <w:start w:w="100" w:type="dxa"/>
+              <w:bottom w:w="80" w:type="dxa"/>
+              <w:end w:w="100" w:type="dxa"/>
             </w:tcMar>
           </w:tcPr>
           <w:p>
             <w:pPr>
               <w:pStyle w:val="Normal"/>
-              <w:spacing w:lineRule="auto" w:line="274" w:before="0" w:after="46"/>
+              <w:spacing w:lineRule="auto" w:line="269" w:before="0" w:after="70"/>
               <w:ind w:start="0" w:end="0"/>
               <w:jc w:val="left"/>
               <w:rPr/>
@@ -5100,6 +5102,7 @@
       <w:pPr>
         <w:pStyle w:val="Heading1"/>
         <w:keepNext w:val="true"/>
+        <w:pageBreakBefore w:val="0"/>
         <w:rPr/>
       </w:pPr>
       <w:bookmarkStart w:id="6" w:name="__RefHeading___Toc5342_1421710836"/>
@@ -5257,16 +5260,16 @@
             <w:shd w:fill="183B63" w:val="clear"/>
             <w:vAlign w:val="center"/>
             <w:tcMar>
-              <w:top w:w="70" w:type="dxa"/>
-              <w:start w:w="90" w:type="dxa"/>
-              <w:bottom w:w="70" w:type="dxa"/>
-              <w:end w:w="90" w:type="dxa"/>
+              <w:top w:w="80" w:type="dxa"/>
+              <w:start w:w="100" w:type="dxa"/>
+              <w:bottom w:w="80" w:type="dxa"/>
+              <w:end w:w="100" w:type="dxa"/>
             </w:tcMar>
           </w:tcPr>
           <w:p>
             <w:pPr>
               <w:pStyle w:val="Normal"/>
-              <w:spacing w:lineRule="auto" w:line="274" w:before="0" w:after="46"/>
+              <w:spacing w:lineRule="auto" w:line="269" w:before="0" w:after="70"/>
               <w:ind w:start="0" w:end="0"/>
               <w:jc w:val="center"/>
               <w:rPr/>
@@ -5275,8 +5278,8 @@
               <w:rPr>
                 <w:rFonts w:ascii="Noto Sans KR" w:hAnsi="Noto Sans KR" w:cs="Noto Sans KR" w:eastAsia="Noto Sans KR"/>
                 <w:b/>
+                <w:sz w:val="19"/>
                 <w:color w:val="FFFFFF"/>
-                <w:sz w:val="18"/>
               </w:rPr>
               <w:t>항목</w:t>
             </w:r>
@@ -5294,16 +5297,16 @@
             <w:shd w:fill="183B63" w:val="clear"/>
             <w:vAlign w:val="center"/>
             <w:tcMar>
-              <w:top w:w="70" w:type="dxa"/>
-              <w:start w:w="90" w:type="dxa"/>
-              <w:bottom w:w="70" w:type="dxa"/>
-              <w:end w:w="90" w:type="dxa"/>
+              <w:top w:w="80" w:type="dxa"/>
+              <w:start w:w="100" w:type="dxa"/>
+              <w:bottom w:w="80" w:type="dxa"/>
+              <w:end w:w="100" w:type="dxa"/>
             </w:tcMar>
           </w:tcPr>
           <w:p>
             <w:pPr>
               <w:pStyle w:val="Normal"/>
-              <w:spacing w:lineRule="auto" w:line="274" w:before="0" w:after="46"/>
+              <w:spacing w:lineRule="auto" w:line="269" w:before="0" w:after="70"/>
               <w:ind w:start="0" w:end="0"/>
               <w:jc w:val="center"/>
               <w:rPr/>
@@ -5312,8 +5315,8 @@
               <w:rPr>
                 <w:rFonts w:ascii="Noto Sans KR" w:hAnsi="Noto Sans KR" w:cs="Noto Sans KR" w:eastAsia="Noto Sans KR"/>
                 <w:b/>
+                <w:sz w:val="19"/>
                 <w:color w:val="FFFFFF"/>
-                <w:sz w:val="18"/>
               </w:rPr>
               <w:t>역할</w:t>
             </w:r>
@@ -5331,16 +5334,16 @@
             <w:shd w:fill="183B63" w:val="clear"/>
             <w:vAlign w:val="center"/>
             <w:tcMar>
-              <w:top w:w="70" w:type="dxa"/>
-              <w:start w:w="90" w:type="dxa"/>
-              <w:bottom w:w="70" w:type="dxa"/>
-              <w:end w:w="90" w:type="dxa"/>
+              <w:top w:w="80" w:type="dxa"/>
+              <w:start w:w="100" w:type="dxa"/>
+              <w:bottom w:w="80" w:type="dxa"/>
+              <w:end w:w="100" w:type="dxa"/>
             </w:tcMar>
           </w:tcPr>
           <w:p>
             <w:pPr>
               <w:pStyle w:val="Normal"/>
-              <w:spacing w:lineRule="auto" w:line="274" w:before="0" w:after="46"/>
+              <w:spacing w:lineRule="auto" w:line="269" w:before="0" w:after="70"/>
               <w:ind w:start="0" w:end="0"/>
               <w:jc w:val="center"/>
               <w:rPr/>
@@ -5349,8 +5352,8 @@
               <w:rPr>
                 <w:rFonts w:ascii="Noto Sans KR" w:hAnsi="Noto Sans KR" w:cs="Noto Sans KR" w:eastAsia="Noto Sans KR"/>
                 <w:b/>
+                <w:sz w:val="19"/>
                 <w:color w:val="FFFFFF"/>
-                <w:sz w:val="18"/>
               </w:rPr>
               <w:t>전파</w:t>
             </w:r>
@@ -5358,8 +5361,8 @@
               <w:rPr>
                 <w:rFonts w:eastAsia="Noto Sans KR" w:cs="Noto Sans KR" w:ascii="Noto Sans KR" w:hAnsi="Noto Sans KR"/>
                 <w:b/>
+                <w:sz w:val="19"/>
                 <w:color w:val="FFFFFF"/>
-                <w:sz w:val="18"/>
               </w:rPr>
               <w:t>/</w:t>
             </w:r>
@@ -5367,8 +5370,8 @@
               <w:rPr>
                 <w:rFonts w:ascii="Noto Sans KR" w:hAnsi="Noto Sans KR" w:cs="Noto Sans KR" w:eastAsia="Noto Sans KR"/>
                 <w:b/>
+                <w:sz w:val="19"/>
                 <w:color w:val="FFFFFF"/>
-                <w:sz w:val="18"/>
               </w:rPr>
               <w:t>관찰</w:t>
             </w:r>
@@ -5392,16 +5395,16 @@
             <w:shd w:fill="FFFFFF" w:val="clear"/>
             <w:vAlign w:val="center"/>
             <w:tcMar>
-              <w:top w:w="58" w:type="dxa"/>
-              <w:start w:w="90" w:type="dxa"/>
-              <w:bottom w:w="58" w:type="dxa"/>
-              <w:end w:w="90" w:type="dxa"/>
+              <w:top w:w="80" w:type="dxa"/>
+              <w:start w:w="100" w:type="dxa"/>
+              <w:bottom w:w="80" w:type="dxa"/>
+              <w:end w:w="100" w:type="dxa"/>
             </w:tcMar>
           </w:tcPr>
           <w:p>
             <w:pPr>
               <w:pStyle w:val="Normal"/>
-              <w:spacing w:lineRule="auto" w:line="274" w:before="0" w:after="46"/>
+              <w:spacing w:lineRule="auto" w:line="269" w:before="0" w:after="70"/>
               <w:ind w:start="0" w:end="0"/>
               <w:jc w:val="left"/>
               <w:rPr/>
@@ -5429,16 +5432,16 @@
             <w:shd w:fill="FFFFFF" w:val="clear"/>
             <w:vAlign w:val="center"/>
             <w:tcMar>
-              <w:top w:w="58" w:type="dxa"/>
-              <w:start w:w="90" w:type="dxa"/>
-              <w:bottom w:w="58" w:type="dxa"/>
-              <w:end w:w="90" w:type="dxa"/>
+              <w:top w:w="80" w:type="dxa"/>
+              <w:start w:w="100" w:type="dxa"/>
+              <w:bottom w:w="80" w:type="dxa"/>
+              <w:end w:w="100" w:type="dxa"/>
             </w:tcMar>
           </w:tcPr>
           <w:p>
             <w:pPr>
               <w:pStyle w:val="Normal"/>
-              <w:spacing w:lineRule="auto" w:line="274" w:before="0" w:after="46"/>
+              <w:spacing w:lineRule="auto" w:line="269" w:before="0" w:after="70"/>
               <w:ind w:start="0" w:end="0"/>
               <w:jc w:val="left"/>
               <w:rPr/>
@@ -5466,16 +5469,16 @@
             <w:shd w:fill="FFFFFF" w:val="clear"/>
             <w:vAlign w:val="center"/>
             <w:tcMar>
-              <w:top w:w="58" w:type="dxa"/>
-              <w:start w:w="90" w:type="dxa"/>
-              <w:bottom w:w="58" w:type="dxa"/>
-              <w:end w:w="90" w:type="dxa"/>
+              <w:top w:w="80" w:type="dxa"/>
+              <w:start w:w="100" w:type="dxa"/>
+              <w:bottom w:w="80" w:type="dxa"/>
+              <w:end w:w="100" w:type="dxa"/>
             </w:tcMar>
           </w:tcPr>
           <w:p>
             <w:pPr>
               <w:pStyle w:val="Normal"/>
-              <w:spacing w:lineRule="auto" w:line="274" w:before="0" w:after="46"/>
+              <w:spacing w:lineRule="auto" w:line="269" w:before="0" w:after="70"/>
               <w:ind w:start="0" w:end="0"/>
               <w:jc w:val="left"/>
               <w:rPr/>
@@ -5509,16 +5512,16 @@
             <w:shd w:fill="F4F7FB" w:val="clear"/>
             <w:vAlign w:val="center"/>
             <w:tcMar>
-              <w:top w:w="58" w:type="dxa"/>
-              <w:start w:w="90" w:type="dxa"/>
-              <w:bottom w:w="58" w:type="dxa"/>
-              <w:end w:w="90" w:type="dxa"/>
+              <w:top w:w="80" w:type="dxa"/>
+              <w:start w:w="100" w:type="dxa"/>
+              <w:bottom w:w="80" w:type="dxa"/>
+              <w:end w:w="100" w:type="dxa"/>
             </w:tcMar>
           </w:tcPr>
           <w:p>
             <w:pPr>
               <w:pStyle w:val="Normal"/>
-              <w:spacing w:lineRule="auto" w:line="274" w:before="0" w:after="46"/>
+              <w:spacing w:lineRule="auto" w:line="269" w:before="0" w:after="70"/>
               <w:ind w:start="0" w:end="0"/>
               <w:jc w:val="left"/>
               <w:rPr/>
@@ -5546,16 +5549,16 @@
             <w:shd w:fill="F4F7FB" w:val="clear"/>
             <w:vAlign w:val="center"/>
             <w:tcMar>
-              <w:top w:w="58" w:type="dxa"/>
-              <w:start w:w="90" w:type="dxa"/>
-              <w:bottom w:w="58" w:type="dxa"/>
-              <w:end w:w="90" w:type="dxa"/>
+              <w:top w:w="80" w:type="dxa"/>
+              <w:start w:w="100" w:type="dxa"/>
+              <w:bottom w:w="80" w:type="dxa"/>
+              <w:end w:w="100" w:type="dxa"/>
             </w:tcMar>
           </w:tcPr>
           <w:p>
             <w:pPr>
               <w:pStyle w:val="Normal"/>
-              <w:spacing w:lineRule="auto" w:line="274" w:before="0" w:after="46"/>
+              <w:spacing w:lineRule="auto" w:line="269" w:before="0" w:after="70"/>
               <w:ind w:start="0" w:end="0"/>
               <w:jc w:val="left"/>
               <w:rPr/>
@@ -5601,16 +5604,16 @@
             <w:shd w:fill="F4F7FB" w:val="clear"/>
             <w:vAlign w:val="center"/>
             <w:tcMar>
-              <w:top w:w="58" w:type="dxa"/>
-              <w:start w:w="90" w:type="dxa"/>
-              <w:bottom w:w="58" w:type="dxa"/>
-              <w:end w:w="90" w:type="dxa"/>
+              <w:top w:w="80" w:type="dxa"/>
+              <w:start w:w="100" w:type="dxa"/>
+              <w:bottom w:w="80" w:type="dxa"/>
+              <w:end w:w="100" w:type="dxa"/>
             </w:tcMar>
           </w:tcPr>
           <w:p>
             <w:pPr>
               <w:pStyle w:val="Normal"/>
-              <w:spacing w:lineRule="auto" w:line="274" w:before="0" w:after="46"/>
+              <w:spacing w:lineRule="auto" w:line="269" w:before="0" w:after="70"/>
               <w:ind w:start="0" w:end="0"/>
               <w:jc w:val="left"/>
               <w:rPr/>
@@ -5644,16 +5647,16 @@
             <w:shd w:fill="FFFFFF" w:val="clear"/>
             <w:vAlign w:val="center"/>
             <w:tcMar>
-              <w:top w:w="58" w:type="dxa"/>
-              <w:start w:w="90" w:type="dxa"/>
-              <w:bottom w:w="58" w:type="dxa"/>
-              <w:end w:w="90" w:type="dxa"/>
+              <w:top w:w="80" w:type="dxa"/>
+              <w:start w:w="100" w:type="dxa"/>
+              <w:bottom w:w="80" w:type="dxa"/>
+              <w:end w:w="100" w:type="dxa"/>
             </w:tcMar>
           </w:tcPr>
           <w:p>
             <w:pPr>
               <w:pStyle w:val="Normal"/>
-              <w:spacing w:lineRule="auto" w:line="274" w:before="0" w:after="46"/>
+              <w:spacing w:lineRule="auto" w:line="269" w:before="0" w:after="70"/>
               <w:ind w:start="0" w:end="0"/>
               <w:jc w:val="left"/>
               <w:rPr/>
@@ -5681,16 +5684,16 @@
             <w:shd w:fill="FFFFFF" w:val="clear"/>
             <w:vAlign w:val="center"/>
             <w:tcMar>
-              <w:top w:w="58" w:type="dxa"/>
-              <w:start w:w="90" w:type="dxa"/>
-              <w:bottom w:w="58" w:type="dxa"/>
-              <w:end w:w="90" w:type="dxa"/>
+              <w:top w:w="80" w:type="dxa"/>
+              <w:start w:w="100" w:type="dxa"/>
+              <w:bottom w:w="80" w:type="dxa"/>
+              <w:end w:w="100" w:type="dxa"/>
             </w:tcMar>
           </w:tcPr>
           <w:p>
             <w:pPr>
               <w:pStyle w:val="Normal"/>
-              <w:spacing w:lineRule="auto" w:line="274" w:before="0" w:after="46"/>
+              <w:spacing w:lineRule="auto" w:line="269" w:before="0" w:after="70"/>
               <w:ind w:start="0" w:end="0"/>
               <w:jc w:val="left"/>
               <w:rPr/>
@@ -5727,16 +5730,16 @@
             <w:shd w:fill="FFFFFF" w:val="clear"/>
             <w:vAlign w:val="center"/>
             <w:tcMar>
-              <w:top w:w="58" w:type="dxa"/>
-              <w:start w:w="90" w:type="dxa"/>
-              <w:bottom w:w="58" w:type="dxa"/>
-              <w:end w:w="90" w:type="dxa"/>
+              <w:top w:w="80" w:type="dxa"/>
+              <w:start w:w="100" w:type="dxa"/>
+              <w:bottom w:w="80" w:type="dxa"/>
+              <w:end w:w="100" w:type="dxa"/>
             </w:tcMar>
           </w:tcPr>
           <w:p>
             <w:pPr>
               <w:pStyle w:val="Normal"/>
-              <w:spacing w:lineRule="auto" w:line="274" w:before="0" w:after="46"/>
+              <w:spacing w:lineRule="auto" w:line="269" w:before="0" w:after="70"/>
               <w:ind w:start="0" w:end="0"/>
               <w:jc w:val="left"/>
               <w:rPr/>
@@ -5788,16 +5791,16 @@
             <w:shd w:fill="F4F7FB" w:val="clear"/>
             <w:vAlign w:val="center"/>
             <w:tcMar>
-              <w:top w:w="58" w:type="dxa"/>
-              <w:start w:w="90" w:type="dxa"/>
-              <w:bottom w:w="58" w:type="dxa"/>
-              <w:end w:w="90" w:type="dxa"/>
+              <w:top w:w="80" w:type="dxa"/>
+              <w:start w:w="100" w:type="dxa"/>
+              <w:bottom w:w="80" w:type="dxa"/>
+              <w:end w:w="100" w:type="dxa"/>
             </w:tcMar>
           </w:tcPr>
           <w:p>
             <w:pPr>
               <w:pStyle w:val="Normal"/>
-              <w:spacing w:lineRule="auto" w:line="274" w:before="0" w:after="46"/>
+              <w:spacing w:lineRule="auto" w:line="269" w:before="0" w:after="70"/>
               <w:ind w:start="0" w:end="0"/>
               <w:jc w:val="left"/>
               <w:rPr/>
@@ -5825,16 +5828,16 @@
             <w:shd w:fill="F4F7FB" w:val="clear"/>
             <w:vAlign w:val="center"/>
             <w:tcMar>
-              <w:top w:w="58" w:type="dxa"/>
-              <w:start w:w="90" w:type="dxa"/>
-              <w:bottom w:w="58" w:type="dxa"/>
-              <w:end w:w="90" w:type="dxa"/>
+              <w:top w:w="80" w:type="dxa"/>
+              <w:start w:w="100" w:type="dxa"/>
+              <w:bottom w:w="80" w:type="dxa"/>
+              <w:end w:w="100" w:type="dxa"/>
             </w:tcMar>
           </w:tcPr>
           <w:p>
             <w:pPr>
               <w:pStyle w:val="Normal"/>
-              <w:spacing w:lineRule="auto" w:line="274" w:before="0" w:after="46"/>
+              <w:spacing w:lineRule="auto" w:line="269" w:before="0" w:after="70"/>
               <w:ind w:start="0" w:end="0"/>
               <w:jc w:val="left"/>
               <w:rPr/>
@@ -5871,16 +5874,16 @@
             <w:shd w:fill="F4F7FB" w:val="clear"/>
             <w:vAlign w:val="center"/>
             <w:tcMar>
-              <w:top w:w="58" w:type="dxa"/>
-              <w:start w:w="90" w:type="dxa"/>
-              <w:bottom w:w="58" w:type="dxa"/>
-              <w:end w:w="90" w:type="dxa"/>
+              <w:top w:w="80" w:type="dxa"/>
+              <w:start w:w="100" w:type="dxa"/>
+              <w:bottom w:w="80" w:type="dxa"/>
+              <w:end w:w="100" w:type="dxa"/>
             </w:tcMar>
           </w:tcPr>
           <w:p>
             <w:pPr>
               <w:pStyle w:val="Normal"/>
-              <w:spacing w:lineRule="auto" w:line="274" w:before="0" w:after="46"/>
+              <w:spacing w:lineRule="auto" w:line="269" w:before="0" w:after="70"/>
               <w:ind w:start="0" w:end="0"/>
               <w:jc w:val="left"/>
               <w:rPr/>
@@ -5914,16 +5917,16 @@
             <w:shd w:fill="FFFFFF" w:val="clear"/>
             <w:vAlign w:val="center"/>
             <w:tcMar>
-              <w:top w:w="58" w:type="dxa"/>
-              <w:start w:w="90" w:type="dxa"/>
-              <w:bottom w:w="58" w:type="dxa"/>
-              <w:end w:w="90" w:type="dxa"/>
+              <w:top w:w="80" w:type="dxa"/>
+              <w:start w:w="100" w:type="dxa"/>
+              <w:bottom w:w="80" w:type="dxa"/>
+              <w:end w:w="100" w:type="dxa"/>
             </w:tcMar>
           </w:tcPr>
           <w:p>
             <w:pPr>
               <w:pStyle w:val="Normal"/>
-              <w:spacing w:lineRule="auto" w:line="274" w:before="0" w:after="46"/>
+              <w:spacing w:lineRule="auto" w:line="269" w:before="0" w:after="70"/>
               <w:ind w:start="0" w:end="0"/>
               <w:jc w:val="left"/>
               <w:rPr/>
@@ -5951,16 +5954,16 @@
             <w:shd w:fill="FFFFFF" w:val="clear"/>
             <w:vAlign w:val="center"/>
             <w:tcMar>
-              <w:top w:w="58" w:type="dxa"/>
-              <w:start w:w="90" w:type="dxa"/>
-              <w:bottom w:w="58" w:type="dxa"/>
-              <w:end w:w="90" w:type="dxa"/>
+              <w:top w:w="80" w:type="dxa"/>
+              <w:start w:w="100" w:type="dxa"/>
+              <w:bottom w:w="80" w:type="dxa"/>
+              <w:end w:w="100" w:type="dxa"/>
             </w:tcMar>
           </w:tcPr>
           <w:p>
             <w:pPr>
               <w:pStyle w:val="Normal"/>
-              <w:spacing w:lineRule="auto" w:line="274" w:before="0" w:after="46"/>
+              <w:spacing w:lineRule="auto" w:line="269" w:before="0" w:after="70"/>
               <w:ind w:start="0" w:end="0"/>
               <w:jc w:val="left"/>
               <w:rPr/>
@@ -5997,16 +6000,16 @@
             <w:shd w:fill="FFFFFF" w:val="clear"/>
             <w:vAlign w:val="center"/>
             <w:tcMar>
-              <w:top w:w="58" w:type="dxa"/>
-              <w:start w:w="90" w:type="dxa"/>
-              <w:bottom w:w="58" w:type="dxa"/>
-              <w:end w:w="90" w:type="dxa"/>
+              <w:top w:w="80" w:type="dxa"/>
+              <w:start w:w="100" w:type="dxa"/>
+              <w:bottom w:w="80" w:type="dxa"/>
+              <w:end w:w="100" w:type="dxa"/>
             </w:tcMar>
           </w:tcPr>
           <w:p>
             <w:pPr>
               <w:pStyle w:val="Normal"/>
-              <w:spacing w:lineRule="auto" w:line="274" w:before="0" w:after="46"/>
+              <w:spacing w:lineRule="auto" w:line="269" w:before="0" w:after="70"/>
               <w:ind w:start="0" w:end="0"/>
               <w:jc w:val="left"/>
               <w:rPr/>
@@ -6227,6 +6230,7 @@
       <w:pPr>
         <w:pStyle w:val="Heading1"/>
         <w:keepNext w:val="true"/>
+        <w:pageBreakBefore w:val="0"/>
         <w:spacing w:before="440" w:after="140"/>
         <w:rPr/>
       </w:pPr>
@@ -6451,16 +6455,16 @@
             <w:shd w:fill="183B63" w:val="clear"/>
             <w:vAlign w:val="center"/>
             <w:tcMar>
-              <w:top w:w="70" w:type="dxa"/>
-              <w:start w:w="90" w:type="dxa"/>
-              <w:bottom w:w="70" w:type="dxa"/>
-              <w:end w:w="90" w:type="dxa"/>
+              <w:top w:w="80" w:type="dxa"/>
+              <w:start w:w="100" w:type="dxa"/>
+              <w:bottom w:w="80" w:type="dxa"/>
+              <w:end w:w="100" w:type="dxa"/>
             </w:tcMar>
           </w:tcPr>
           <w:p>
             <w:pPr>
               <w:pStyle w:val="Normal"/>
-              <w:spacing w:lineRule="auto" w:line="274" w:before="0" w:after="46"/>
+              <w:spacing w:lineRule="auto" w:line="269" w:before="0" w:after="70"/>
               <w:ind w:start="0" w:end="0"/>
               <w:jc w:val="center"/>
               <w:rPr/>
@@ -6469,8 +6473,8 @@
               <w:rPr>
                 <w:rFonts w:ascii="Noto Sans KR" w:hAnsi="Noto Sans KR" w:cs="Noto Sans KR" w:eastAsia="Noto Sans KR"/>
                 <w:b/>
+                <w:sz w:val="19"/>
                 <w:color w:val="FFFFFF"/>
-                <w:sz w:val="18"/>
               </w:rPr>
               <w:t>검수 항목</w:t>
             </w:r>
@@ -6488,16 +6492,16 @@
             <w:shd w:fill="183B63" w:val="clear"/>
             <w:vAlign w:val="center"/>
             <w:tcMar>
-              <w:top w:w="70" w:type="dxa"/>
-              <w:start w:w="90" w:type="dxa"/>
-              <w:bottom w:w="70" w:type="dxa"/>
-              <w:end w:w="90" w:type="dxa"/>
+              <w:top w:w="80" w:type="dxa"/>
+              <w:start w:w="100" w:type="dxa"/>
+              <w:bottom w:w="80" w:type="dxa"/>
+              <w:end w:w="100" w:type="dxa"/>
             </w:tcMar>
           </w:tcPr>
           <w:p>
             <w:pPr>
               <w:pStyle w:val="Normal"/>
-              <w:spacing w:lineRule="auto" w:line="274" w:before="0" w:after="46"/>
+              <w:spacing w:lineRule="auto" w:line="269" w:before="0" w:after="70"/>
               <w:ind w:start="0" w:end="0"/>
               <w:jc w:val="center"/>
               <w:rPr/>
@@ -6506,8 +6510,8 @@
               <w:rPr>
                 <w:rFonts w:eastAsia="Noto Sans KR" w:cs="Noto Sans KR" w:ascii="Noto Sans KR" w:hAnsi="Noto Sans KR"/>
                 <w:b/>
+                <w:sz w:val="19"/>
                 <w:color w:val="FFFFFF"/>
-                <w:sz w:val="18"/>
               </w:rPr>
               <w:t xml:space="preserve">PASS </w:t>
             </w:r>
@@ -6515,8 +6519,8 @@
               <w:rPr>
                 <w:rFonts w:ascii="Noto Sans KR" w:hAnsi="Noto Sans KR" w:cs="Noto Sans KR" w:eastAsia="Noto Sans KR"/>
                 <w:b/>
+                <w:sz w:val="19"/>
                 <w:color w:val="FFFFFF"/>
-                <w:sz w:val="18"/>
               </w:rPr>
               <w:t>조건</w:t>
             </w:r>
@@ -6540,16 +6544,16 @@
             <w:shd w:fill="FFFFFF" w:val="clear"/>
             <w:vAlign w:val="center"/>
             <w:tcMar>
-              <w:top w:w="58" w:type="dxa"/>
-              <w:start w:w="90" w:type="dxa"/>
-              <w:bottom w:w="58" w:type="dxa"/>
-              <w:end w:w="90" w:type="dxa"/>
+              <w:top w:w="80" w:type="dxa"/>
+              <w:start w:w="100" w:type="dxa"/>
+              <w:bottom w:w="80" w:type="dxa"/>
+              <w:end w:w="100" w:type="dxa"/>
             </w:tcMar>
           </w:tcPr>
           <w:p>
             <w:pPr>
               <w:pStyle w:val="Normal"/>
-              <w:spacing w:lineRule="auto" w:line="274" w:before="0" w:after="46"/>
+              <w:spacing w:lineRule="auto" w:line="269" w:before="0" w:after="70"/>
               <w:ind w:start="0" w:end="0"/>
               <w:jc w:val="left"/>
               <w:rPr/>
@@ -6577,16 +6581,16 @@
             <w:shd w:fill="FFFFFF" w:val="clear"/>
             <w:vAlign w:val="center"/>
             <w:tcMar>
-              <w:top w:w="58" w:type="dxa"/>
-              <w:start w:w="90" w:type="dxa"/>
-              <w:bottom w:w="58" w:type="dxa"/>
-              <w:end w:w="90" w:type="dxa"/>
+              <w:top w:w="80" w:type="dxa"/>
+              <w:start w:w="100" w:type="dxa"/>
+              <w:bottom w:w="80" w:type="dxa"/>
+              <w:end w:w="100" w:type="dxa"/>
             </w:tcMar>
           </w:tcPr>
           <w:p>
             <w:pPr>
               <w:pStyle w:val="Normal"/>
-              <w:spacing w:lineRule="auto" w:line="274" w:before="0" w:after="46"/>
+              <w:spacing w:lineRule="auto" w:line="269" w:before="0" w:after="70"/>
               <w:ind w:start="0" w:end="0"/>
               <w:jc w:val="left"/>
               <w:rPr/>
@@ -6647,16 +6651,16 @@
             <w:shd w:fill="F4F7FB" w:val="clear"/>
             <w:vAlign w:val="center"/>
             <w:tcMar>
-              <w:top w:w="58" w:type="dxa"/>
-              <w:start w:w="90" w:type="dxa"/>
-              <w:bottom w:w="58" w:type="dxa"/>
-              <w:end w:w="90" w:type="dxa"/>
+              <w:top w:w="80" w:type="dxa"/>
+              <w:start w:w="100" w:type="dxa"/>
+              <w:bottom w:w="80" w:type="dxa"/>
+              <w:end w:w="100" w:type="dxa"/>
             </w:tcMar>
           </w:tcPr>
           <w:p>
             <w:pPr>
               <w:pStyle w:val="Normal"/>
-              <w:spacing w:lineRule="auto" w:line="274" w:before="0" w:after="46"/>
+              <w:spacing w:lineRule="auto" w:line="269" w:before="0" w:after="70"/>
               <w:ind w:start="0" w:end="0"/>
               <w:jc w:val="left"/>
               <w:rPr/>
@@ -6684,16 +6688,16 @@
             <w:shd w:fill="F4F7FB" w:val="clear"/>
             <w:vAlign w:val="center"/>
             <w:tcMar>
-              <w:top w:w="58" w:type="dxa"/>
-              <w:start w:w="90" w:type="dxa"/>
-              <w:bottom w:w="58" w:type="dxa"/>
-              <w:end w:w="90" w:type="dxa"/>
+              <w:top w:w="80" w:type="dxa"/>
+              <w:start w:w="100" w:type="dxa"/>
+              <w:bottom w:w="80" w:type="dxa"/>
+              <w:end w:w="100" w:type="dxa"/>
             </w:tcMar>
           </w:tcPr>
           <w:p>
             <w:pPr>
               <w:pStyle w:val="Normal"/>
-              <w:spacing w:lineRule="auto" w:line="274" w:before="0" w:after="46"/>
+              <w:spacing w:lineRule="auto" w:line="269" w:before="0" w:after="70"/>
               <w:ind w:start="0" w:end="0"/>
               <w:jc w:val="left"/>
               <w:rPr/>
@@ -6754,16 +6758,16 @@
             <w:shd w:fill="FFFFFF" w:val="clear"/>
             <w:vAlign w:val="center"/>
             <w:tcMar>
-              <w:top w:w="58" w:type="dxa"/>
-              <w:start w:w="90" w:type="dxa"/>
-              <w:bottom w:w="58" w:type="dxa"/>
-              <w:end w:w="90" w:type="dxa"/>
+              <w:top w:w="80" w:type="dxa"/>
+              <w:start w:w="100" w:type="dxa"/>
+              <w:bottom w:w="80" w:type="dxa"/>
+              <w:end w:w="100" w:type="dxa"/>
             </w:tcMar>
           </w:tcPr>
           <w:p>
             <w:pPr>
               <w:pStyle w:val="Normal"/>
-              <w:spacing w:lineRule="auto" w:line="274" w:before="0" w:after="46"/>
+              <w:spacing w:lineRule="auto" w:line="269" w:before="0" w:after="70"/>
               <w:ind w:start="0" w:end="0"/>
               <w:jc w:val="left"/>
               <w:rPr/>
@@ -6791,16 +6795,16 @@
             <w:shd w:fill="FFFFFF" w:val="clear"/>
             <w:vAlign w:val="center"/>
             <w:tcMar>
-              <w:top w:w="58" w:type="dxa"/>
-              <w:start w:w="90" w:type="dxa"/>
-              <w:bottom w:w="58" w:type="dxa"/>
-              <w:end w:w="90" w:type="dxa"/>
+              <w:top w:w="80" w:type="dxa"/>
+              <w:start w:w="100" w:type="dxa"/>
+              <w:bottom w:w="80" w:type="dxa"/>
+              <w:end w:w="100" w:type="dxa"/>
             </w:tcMar>
           </w:tcPr>
           <w:p>
             <w:pPr>
               <w:pStyle w:val="Normal"/>
-              <w:spacing w:lineRule="auto" w:line="274" w:before="0" w:after="46"/>
+              <w:spacing w:lineRule="auto" w:line="269" w:before="0" w:after="70"/>
               <w:ind w:start="0" w:end="0"/>
               <w:jc w:val="left"/>
               <w:rPr/>
@@ -6852,16 +6856,16 @@
             <w:shd w:fill="F4F7FB" w:val="clear"/>
             <w:vAlign w:val="center"/>
             <w:tcMar>
-              <w:top w:w="58" w:type="dxa"/>
-              <w:start w:w="90" w:type="dxa"/>
-              <w:bottom w:w="58" w:type="dxa"/>
-              <w:end w:w="90" w:type="dxa"/>
+              <w:top w:w="80" w:type="dxa"/>
+              <w:start w:w="100" w:type="dxa"/>
+              <w:bottom w:w="80" w:type="dxa"/>
+              <w:end w:w="100" w:type="dxa"/>
             </w:tcMar>
           </w:tcPr>
           <w:p>
             <w:pPr>
               <w:pStyle w:val="Normal"/>
-              <w:spacing w:lineRule="auto" w:line="274" w:before="0" w:after="46"/>
+              <w:spacing w:lineRule="auto" w:line="269" w:before="0" w:after="70"/>
               <w:ind w:start="0" w:end="0"/>
               <w:jc w:val="left"/>
               <w:rPr/>
@@ -6889,16 +6893,16 @@
             <w:shd w:fill="F4F7FB" w:val="clear"/>
             <w:vAlign w:val="center"/>
             <w:tcMar>
-              <w:top w:w="58" w:type="dxa"/>
-              <w:start w:w="90" w:type="dxa"/>
-              <w:bottom w:w="58" w:type="dxa"/>
-              <w:end w:w="90" w:type="dxa"/>
+              <w:top w:w="80" w:type="dxa"/>
+              <w:start w:w="100" w:type="dxa"/>
+              <w:bottom w:w="80" w:type="dxa"/>
+              <w:end w:w="100" w:type="dxa"/>
             </w:tcMar>
           </w:tcPr>
           <w:p>
             <w:pPr>
               <w:pStyle w:val="Normal"/>
-              <w:spacing w:lineRule="auto" w:line="274" w:before="0" w:after="46"/>
+              <w:spacing w:lineRule="auto" w:line="269" w:before="0" w:after="70"/>
               <w:ind w:start="0" w:end="0"/>
               <w:jc w:val="left"/>
               <w:rPr/>
@@ -6932,16 +6936,16 @@
             <w:shd w:fill="FFFFFF" w:val="clear"/>
             <w:vAlign w:val="center"/>
             <w:tcMar>
-              <w:top w:w="58" w:type="dxa"/>
-              <w:start w:w="90" w:type="dxa"/>
-              <w:bottom w:w="58" w:type="dxa"/>
-              <w:end w:w="90" w:type="dxa"/>
+              <w:top w:w="80" w:type="dxa"/>
+              <w:start w:w="100" w:type="dxa"/>
+              <w:bottom w:w="80" w:type="dxa"/>
+              <w:end w:w="100" w:type="dxa"/>
             </w:tcMar>
           </w:tcPr>
           <w:p>
             <w:pPr>
               <w:pStyle w:val="Normal"/>
-              <w:spacing w:lineRule="auto" w:line="274" w:before="0" w:after="46"/>
+              <w:spacing w:lineRule="auto" w:line="269" w:before="0" w:after="70"/>
               <w:ind w:start="0" w:end="0"/>
               <w:jc w:val="left"/>
               <w:rPr/>
@@ -6969,16 +6973,16 @@
             <w:shd w:fill="FFFFFF" w:val="clear"/>
             <w:vAlign w:val="center"/>
             <w:tcMar>
-              <w:top w:w="58" w:type="dxa"/>
-              <w:start w:w="90" w:type="dxa"/>
-              <w:bottom w:w="58" w:type="dxa"/>
-              <w:end w:w="90" w:type="dxa"/>
+              <w:top w:w="80" w:type="dxa"/>
+              <w:start w:w="100" w:type="dxa"/>
+              <w:bottom w:w="80" w:type="dxa"/>
+              <w:end w:w="100" w:type="dxa"/>
             </w:tcMar>
           </w:tcPr>
           <w:p>
             <w:pPr>
               <w:pStyle w:val="Normal"/>
-              <w:spacing w:lineRule="auto" w:line="274" w:before="0" w:after="46"/>
+              <w:spacing w:lineRule="auto" w:line="269" w:before="0" w:after="70"/>
               <w:ind w:start="0" w:end="0"/>
               <w:jc w:val="left"/>
               <w:rPr/>
@@ -7030,16 +7034,16 @@
             <w:shd w:fill="F4F7FB" w:val="clear"/>
             <w:vAlign w:val="center"/>
             <w:tcMar>
-              <w:top w:w="58" w:type="dxa"/>
-              <w:start w:w="90" w:type="dxa"/>
-              <w:bottom w:w="58" w:type="dxa"/>
-              <w:end w:w="90" w:type="dxa"/>
+              <w:top w:w="80" w:type="dxa"/>
+              <w:start w:w="100" w:type="dxa"/>
+              <w:bottom w:w="80" w:type="dxa"/>
+              <w:end w:w="100" w:type="dxa"/>
             </w:tcMar>
           </w:tcPr>
           <w:p>
             <w:pPr>
               <w:pStyle w:val="Normal"/>
-              <w:spacing w:lineRule="auto" w:line="274" w:before="0" w:after="46"/>
+              <w:spacing w:lineRule="auto" w:line="269" w:before="0" w:after="70"/>
               <w:ind w:start="0" w:end="0"/>
               <w:jc w:val="left"/>
               <w:rPr/>
@@ -7067,16 +7071,16 @@
             <w:shd w:fill="F4F7FB" w:val="clear"/>
             <w:vAlign w:val="center"/>
             <w:tcMar>
-              <w:top w:w="58" w:type="dxa"/>
-              <w:start w:w="90" w:type="dxa"/>
-              <w:bottom w:w="58" w:type="dxa"/>
-              <w:end w:w="90" w:type="dxa"/>
+              <w:top w:w="80" w:type="dxa"/>
+              <w:start w:w="100" w:type="dxa"/>
+              <w:bottom w:w="80" w:type="dxa"/>
+              <w:end w:w="100" w:type="dxa"/>
             </w:tcMar>
           </w:tcPr>
           <w:p>
             <w:pPr>
               <w:pStyle w:val="Normal"/>
-              <w:spacing w:lineRule="auto" w:line="274" w:before="0" w:after="46"/>
+              <w:spacing w:lineRule="auto" w:line="269" w:before="0" w:after="70"/>
               <w:ind w:start="0" w:end="0"/>
               <w:jc w:val="left"/>
               <w:rPr/>
@@ -7119,16 +7123,16 @@
             <w:shd w:fill="FFFFFF" w:val="clear"/>
             <w:vAlign w:val="center"/>
             <w:tcMar>
-              <w:top w:w="58" w:type="dxa"/>
-              <w:start w:w="90" w:type="dxa"/>
-              <w:bottom w:w="58" w:type="dxa"/>
-              <w:end w:w="90" w:type="dxa"/>
+              <w:top w:w="80" w:type="dxa"/>
+              <w:start w:w="100" w:type="dxa"/>
+              <w:bottom w:w="80" w:type="dxa"/>
+              <w:end w:w="100" w:type="dxa"/>
             </w:tcMar>
           </w:tcPr>
           <w:p>
             <w:pPr>
               <w:pStyle w:val="Normal"/>
-              <w:spacing w:lineRule="auto" w:line="274" w:before="0" w:after="46"/>
+              <w:spacing w:lineRule="auto" w:line="269" w:before="0" w:after="70"/>
               <w:ind w:start="0" w:end="0"/>
               <w:jc w:val="left"/>
               <w:rPr/>
@@ -7156,16 +7160,16 @@
             <w:shd w:fill="FFFFFF" w:val="clear"/>
             <w:vAlign w:val="center"/>
             <w:tcMar>
-              <w:top w:w="58" w:type="dxa"/>
-              <w:start w:w="90" w:type="dxa"/>
-              <w:bottom w:w="58" w:type="dxa"/>
-              <w:end w:w="90" w:type="dxa"/>
+              <w:top w:w="80" w:type="dxa"/>
+              <w:start w:w="100" w:type="dxa"/>
+              <w:bottom w:w="80" w:type="dxa"/>
+              <w:end w:w="100" w:type="dxa"/>
             </w:tcMar>
           </w:tcPr>
           <w:p>
             <w:pPr>
               <w:pStyle w:val="Normal"/>
-              <w:spacing w:lineRule="auto" w:line="274" w:before="0" w:after="46"/>
+              <w:spacing w:lineRule="auto" w:line="269" w:before="0" w:after="70"/>
               <w:ind w:start="0" w:end="0"/>
               <w:jc w:val="left"/>
               <w:rPr/>
@@ -7235,16 +7239,16 @@
             <w:shd w:fill="F4F7FB" w:val="clear"/>
             <w:vAlign w:val="center"/>
             <w:tcMar>
-              <w:top w:w="58" w:type="dxa"/>
-              <w:start w:w="90" w:type="dxa"/>
-              <w:bottom w:w="58" w:type="dxa"/>
-              <w:end w:w="90" w:type="dxa"/>
+              <w:top w:w="80" w:type="dxa"/>
+              <w:start w:w="100" w:type="dxa"/>
+              <w:bottom w:w="80" w:type="dxa"/>
+              <w:end w:w="100" w:type="dxa"/>
             </w:tcMar>
           </w:tcPr>
           <w:p>
             <w:pPr>
               <w:pStyle w:val="Normal"/>
-              <w:spacing w:lineRule="auto" w:line="274" w:before="0" w:after="46"/>
+              <w:spacing w:lineRule="auto" w:line="269" w:before="0" w:after="70"/>
               <w:ind w:start="0" w:end="0"/>
               <w:jc w:val="left"/>
               <w:rPr/>
@@ -7272,16 +7276,16 @@
             <w:shd w:fill="F4F7FB" w:val="clear"/>
             <w:vAlign w:val="center"/>
             <w:tcMar>
-              <w:top w:w="58" w:type="dxa"/>
-              <w:start w:w="90" w:type="dxa"/>
-              <w:bottom w:w="58" w:type="dxa"/>
-              <w:end w:w="90" w:type="dxa"/>
+              <w:top w:w="80" w:type="dxa"/>
+              <w:start w:w="100" w:type="dxa"/>
+              <w:bottom w:w="80" w:type="dxa"/>
+              <w:end w:w="100" w:type="dxa"/>
             </w:tcMar>
           </w:tcPr>
           <w:p>
             <w:pPr>
               <w:pStyle w:val="Normal"/>
-              <w:spacing w:lineRule="auto" w:line="274" w:before="0" w:after="46"/>
+              <w:spacing w:lineRule="auto" w:line="269" w:before="0" w:after="70"/>
               <w:ind w:start="0" w:end="0"/>
               <w:jc w:val="left"/>
               <w:rPr/>
@@ -7324,16 +7328,16 @@
             <w:shd w:fill="FFFFFF" w:val="clear"/>
             <w:vAlign w:val="center"/>
             <w:tcMar>
-              <w:top w:w="58" w:type="dxa"/>
-              <w:start w:w="90" w:type="dxa"/>
-              <w:bottom w:w="58" w:type="dxa"/>
-              <w:end w:w="90" w:type="dxa"/>
+              <w:top w:w="80" w:type="dxa"/>
+              <w:start w:w="100" w:type="dxa"/>
+              <w:bottom w:w="80" w:type="dxa"/>
+              <w:end w:w="100" w:type="dxa"/>
             </w:tcMar>
           </w:tcPr>
           <w:p>
             <w:pPr>
               <w:pStyle w:val="Normal"/>
-              <w:spacing w:lineRule="auto" w:line="274" w:before="0" w:after="46"/>
+              <w:spacing w:lineRule="auto" w:line="269" w:before="0" w:after="70"/>
               <w:ind w:start="0" w:end="0"/>
               <w:jc w:val="left"/>
               <w:rPr/>
@@ -7361,16 +7365,16 @@
             <w:shd w:fill="FFFFFF" w:val="clear"/>
             <w:vAlign w:val="center"/>
             <w:tcMar>
-              <w:top w:w="58" w:type="dxa"/>
-              <w:start w:w="90" w:type="dxa"/>
-              <w:bottom w:w="58" w:type="dxa"/>
-              <w:end w:w="90" w:type="dxa"/>
+              <w:top w:w="80" w:type="dxa"/>
+              <w:start w:w="100" w:type="dxa"/>
+              <w:bottom w:w="80" w:type="dxa"/>
+              <w:end w:w="100" w:type="dxa"/>
             </w:tcMar>
           </w:tcPr>
           <w:p>
             <w:pPr>
               <w:pStyle w:val="Normal"/>
-              <w:spacing w:lineRule="auto" w:line="274" w:before="0" w:after="46"/>
+              <w:spacing w:lineRule="auto" w:line="269" w:before="0" w:after="70"/>
               <w:ind w:start="0" w:end="0"/>
               <w:jc w:val="left"/>
               <w:rPr/>
@@ -7409,6 +7413,7 @@
     <w:p>
       <w:pPr>
         <w:pStyle w:val="Heading1"/>
+        <w:pageBreakBefore w:val="0"/>
         <w:rPr/>
       </w:pPr>
       <w:bookmarkStart w:id="10" w:name="__RefHeading___Toc5350_1421710836"/>
@@ -7739,6 +7744,7 @@
     <w:p>
       <w:pPr>
         <w:pStyle w:val="Heading1"/>
+        <w:pageBreakBefore w:val="0"/>
         <w:rPr/>
       </w:pPr>
       <w:bookmarkStart w:id="14" w:name="__RefHeading___Toc5358_1421710836"/>
@@ -7829,7 +7835,7 @@
         <w:rPr>
           <w:rFonts w:eastAsia="Noto Sans KR" w:ascii="Noto Sans KR" w:hAnsi="Noto Sans KR" w:cs="Noto Sans KR"/>
         </w:rPr>
-        <w:t>@CpfClient, @CpfTimeLimiter, @CpfRetry</w:t>
+        <w:t>@CpfClient, @CpfTimeout, @CpfRetry</w:t>
       </w:r>
       <w:r>
         <w:rPr>
@@ -7994,6 +8000,7 @@
     <w:p>
       <w:pPr>
         <w:pStyle w:val="Heading1"/>
+        <w:pageBreakBefore w:val="0"/>
         <w:rPr/>
       </w:pPr>
       <w:bookmarkStart w:id="17" w:name="__RefHeading___Toc5364_1421710836"/>
@@ -8251,24 +8258,24 @@
             <w:tcW w:type="dxa" w:w="1607108"/>
             <w:vAlign w:val="center"/>
             <w:tcMar>
-              <w:top w:w="70" w:type="dxa"/>
-              <w:start w:w="90" w:type="dxa"/>
-              <w:bottom w:w="70" w:type="dxa"/>
-              <w:end w:w="90" w:type="dxa"/>
+              <w:top w:w="80" w:type="dxa"/>
+              <w:start w:w="100" w:type="dxa"/>
+              <w:bottom w:w="80" w:type="dxa"/>
+              <w:end w:w="100" w:type="dxa"/>
             </w:tcMar>
             <w:shd w:fill="183B63" w:val="clear"/>
           </w:tcPr>
           <w:p>
             <w:pPr>
-              <w:spacing w:before="0" w:after="46" w:line="274" w:lineRule="auto"/>
+              <w:spacing w:before="0" w:after="20" w:line="240" w:lineRule="auto"/>
               <w:jc w:val="center"/>
             </w:pPr>
             <w:r>
               <w:rPr>
                 <w:rFonts w:ascii="Noto Sans KR" w:hAnsi="Noto Sans KR" w:eastAsia="Noto Sans KR" w:cs="Noto Sans KR"/>
                 <w:b/>
+                <w:sz w:val="19"/>
                 <w:color w:val="FFFFFF"/>
-                <w:sz w:val="18"/>
               </w:rPr>
               <w:t>검수 축</w:t>
             </w:r>
@@ -8279,24 +8286,24 @@
             <w:tcW w:type="dxa" w:w="8437322"/>
             <w:vAlign w:val="center"/>
             <w:tcMar>
-              <w:top w:w="70" w:type="dxa"/>
-              <w:start w:w="90" w:type="dxa"/>
-              <w:bottom w:w="70" w:type="dxa"/>
-              <w:end w:w="90" w:type="dxa"/>
+              <w:top w:w="80" w:type="dxa"/>
+              <w:start w:w="100" w:type="dxa"/>
+              <w:bottom w:w="80" w:type="dxa"/>
+              <w:end w:w="100" w:type="dxa"/>
             </w:tcMar>
             <w:shd w:fill="183B63" w:val="clear"/>
           </w:tcPr>
           <w:p>
             <w:pPr>
-              <w:spacing w:before="0" w:after="46" w:line="274" w:lineRule="auto"/>
+              <w:spacing w:before="0" w:after="20" w:line="240" w:lineRule="auto"/>
               <w:jc w:val="center"/>
             </w:pPr>
             <w:r>
               <w:rPr>
                 <w:rFonts w:ascii="Noto Sans KR" w:hAnsi="Noto Sans KR" w:eastAsia="Noto Sans KR" w:cs="Noto Sans KR"/>
                 <w:b/>
+                <w:sz w:val="19"/>
                 <w:color w:val="FFFFFF"/>
-                <w:sz w:val="18"/>
               </w:rPr>
               <w:t>Release Acceptance</w:t>
             </w:r>
@@ -8312,16 +8319,16 @@
             <w:tcW w:type="dxa" w:w="1607108"/>
             <w:vAlign w:val="center"/>
             <w:tcMar>
-              <w:top w:w="58" w:type="dxa"/>
-              <w:start w:w="90" w:type="dxa"/>
-              <w:bottom w:w="58" w:type="dxa"/>
-              <w:end w:w="90" w:type="dxa"/>
+              <w:top w:w="80" w:type="dxa"/>
+              <w:start w:w="100" w:type="dxa"/>
+              <w:bottom w:w="80" w:type="dxa"/>
+              <w:end w:w="100" w:type="dxa"/>
             </w:tcMar>
             <w:shd w:fill="FFFFFF" w:val="clear"/>
           </w:tcPr>
           <w:p>
             <w:pPr>
-              <w:spacing w:before="0" w:after="46" w:line="274" w:lineRule="auto"/>
+              <w:spacing w:before="0" w:after="20" w:line="240" w:lineRule="auto"/>
               <w:jc w:val="left"/>
             </w:pPr>
             <w:r>
@@ -8339,16 +8346,16 @@
             <w:tcW w:type="dxa" w:w="8437322"/>
             <w:vAlign w:val="center"/>
             <w:tcMar>
-              <w:top w:w="58" w:type="dxa"/>
-              <w:start w:w="90" w:type="dxa"/>
-              <w:bottom w:w="58" w:type="dxa"/>
-              <w:end w:w="90" w:type="dxa"/>
+              <w:top w:w="80" w:type="dxa"/>
+              <w:start w:w="100" w:type="dxa"/>
+              <w:bottom w:w="80" w:type="dxa"/>
+              <w:end w:w="100" w:type="dxa"/>
             </w:tcMar>
             <w:shd w:fill="FFFFFF" w:val="clear"/>
           </w:tcPr>
           <w:p>
             <w:pPr>
-              <w:spacing w:before="0" w:after="46" w:line="274" w:lineRule="auto"/>
+              <w:spacing w:before="0" w:after="20" w:line="240" w:lineRule="auto"/>
               <w:jc w:val="left"/>
             </w:pPr>
             <w:r>
@@ -8371,16 +8378,16 @@
             <w:tcW w:type="dxa" w:w="1607108"/>
             <w:vAlign w:val="center"/>
             <w:tcMar>
-              <w:top w:w="58" w:type="dxa"/>
-              <w:start w:w="90" w:type="dxa"/>
-              <w:bottom w:w="58" w:type="dxa"/>
-              <w:end w:w="90" w:type="dxa"/>
+              <w:top w:w="80" w:type="dxa"/>
+              <w:start w:w="100" w:type="dxa"/>
+              <w:bottom w:w="80" w:type="dxa"/>
+              <w:end w:w="100" w:type="dxa"/>
             </w:tcMar>
             <w:shd w:fill="F4F7FB" w:val="clear"/>
           </w:tcPr>
           <w:p>
             <w:pPr>
-              <w:spacing w:before="0" w:after="46" w:line="274" w:lineRule="auto"/>
+              <w:spacing w:before="0" w:after="20" w:line="240" w:lineRule="auto"/>
               <w:jc w:val="left"/>
             </w:pPr>
             <w:r>
@@ -8398,16 +8405,16 @@
             <w:tcW w:type="dxa" w:w="8437322"/>
             <w:vAlign w:val="center"/>
             <w:tcMar>
-              <w:top w:w="58" w:type="dxa"/>
-              <w:start w:w="90" w:type="dxa"/>
-              <w:bottom w:w="58" w:type="dxa"/>
-              <w:end w:w="90" w:type="dxa"/>
+              <w:top w:w="80" w:type="dxa"/>
+              <w:start w:w="100" w:type="dxa"/>
+              <w:bottom w:w="80" w:type="dxa"/>
+              <w:end w:w="100" w:type="dxa"/>
             </w:tcMar>
             <w:shd w:fill="F4F7FB" w:val="clear"/>
           </w:tcPr>
           <w:p>
             <w:pPr>
-              <w:spacing w:before="0" w:after="46" w:line="274" w:lineRule="auto"/>
+              <w:spacing w:before="0" w:after="20" w:line="240" w:lineRule="auto"/>
               <w:jc w:val="left"/>
             </w:pPr>
             <w:r>
@@ -8430,16 +8437,16 @@
             <w:tcW w:type="dxa" w:w="1607108"/>
             <w:vAlign w:val="center"/>
             <w:tcMar>
-              <w:top w:w="58" w:type="dxa"/>
-              <w:start w:w="90" w:type="dxa"/>
-              <w:bottom w:w="58" w:type="dxa"/>
-              <w:end w:w="90" w:type="dxa"/>
+              <w:top w:w="80" w:type="dxa"/>
+              <w:start w:w="100" w:type="dxa"/>
+              <w:bottom w:w="80" w:type="dxa"/>
+              <w:end w:w="100" w:type="dxa"/>
             </w:tcMar>
             <w:shd w:fill="FFFFFF" w:val="clear"/>
           </w:tcPr>
           <w:p>
             <w:pPr>
-              <w:spacing w:before="0" w:after="46" w:line="274" w:lineRule="auto"/>
+              <w:spacing w:before="0" w:after="20" w:line="240" w:lineRule="auto"/>
               <w:jc w:val="left"/>
             </w:pPr>
             <w:r>
@@ -8457,16 +8464,16 @@
             <w:tcW w:type="dxa" w:w="8437322"/>
             <w:vAlign w:val="center"/>
             <w:tcMar>
-              <w:top w:w="58" w:type="dxa"/>
-              <w:start w:w="90" w:type="dxa"/>
-              <w:bottom w:w="58" w:type="dxa"/>
-              <w:end w:w="90" w:type="dxa"/>
+              <w:top w:w="80" w:type="dxa"/>
+              <w:start w:w="100" w:type="dxa"/>
+              <w:bottom w:w="80" w:type="dxa"/>
+              <w:end w:w="100" w:type="dxa"/>
             </w:tcMar>
             <w:shd w:fill="FFFFFF" w:val="clear"/>
           </w:tcPr>
           <w:p>
             <w:pPr>
-              <w:spacing w:before="0" w:after="46" w:line="274" w:lineRule="auto"/>
+              <w:spacing w:before="0" w:after="20" w:line="240" w:lineRule="auto"/>
               <w:jc w:val="left"/>
             </w:pPr>
             <w:r>
@@ -8489,16 +8496,16 @@
             <w:tcW w:type="dxa" w:w="1607108"/>
             <w:vAlign w:val="center"/>
             <w:tcMar>
-              <w:top w:w="58" w:type="dxa"/>
-              <w:start w:w="90" w:type="dxa"/>
-              <w:bottom w:w="58" w:type="dxa"/>
-              <w:end w:w="90" w:type="dxa"/>
+              <w:top w:w="80" w:type="dxa"/>
+              <w:start w:w="100" w:type="dxa"/>
+              <w:bottom w:w="80" w:type="dxa"/>
+              <w:end w:w="100" w:type="dxa"/>
             </w:tcMar>
             <w:shd w:fill="F4F7FB" w:val="clear"/>
           </w:tcPr>
           <w:p>
             <w:pPr>
-              <w:spacing w:before="0" w:after="46" w:line="274" w:lineRule="auto"/>
+              <w:spacing w:before="0" w:after="20" w:line="240" w:lineRule="auto"/>
               <w:jc w:val="left"/>
             </w:pPr>
             <w:r>
@@ -8516,16 +8523,16 @@
             <w:tcW w:type="dxa" w:w="8437322"/>
             <w:vAlign w:val="center"/>
             <w:tcMar>
-              <w:top w:w="58" w:type="dxa"/>
-              <w:start w:w="90" w:type="dxa"/>
-              <w:bottom w:w="58" w:type="dxa"/>
-              <w:end w:w="90" w:type="dxa"/>
+              <w:top w:w="80" w:type="dxa"/>
+              <w:start w:w="100" w:type="dxa"/>
+              <w:bottom w:w="80" w:type="dxa"/>
+              <w:end w:w="100" w:type="dxa"/>
             </w:tcMar>
             <w:shd w:fill="F4F7FB" w:val="clear"/>
           </w:tcPr>
           <w:p>
             <w:pPr>
-              <w:spacing w:before="0" w:after="46" w:line="274" w:lineRule="auto"/>
+              <w:spacing w:before="0" w:after="20" w:line="240" w:lineRule="auto"/>
               <w:jc w:val="left"/>
             </w:pPr>
             <w:r>
@@ -8548,16 +8555,16 @@
             <w:tcW w:type="dxa" w:w="1607108"/>
             <w:vAlign w:val="center"/>
             <w:tcMar>
-              <w:top w:w="58" w:type="dxa"/>
-              <w:start w:w="90" w:type="dxa"/>
-              <w:bottom w:w="58" w:type="dxa"/>
-              <w:end w:w="90" w:type="dxa"/>
+              <w:top w:w="80" w:type="dxa"/>
+              <w:start w:w="100" w:type="dxa"/>
+              <w:bottom w:w="80" w:type="dxa"/>
+              <w:end w:w="100" w:type="dxa"/>
             </w:tcMar>
             <w:shd w:fill="FFFFFF" w:val="clear"/>
           </w:tcPr>
           <w:p>
             <w:pPr>
-              <w:spacing w:before="0" w:after="46" w:line="274" w:lineRule="auto"/>
+              <w:spacing w:before="0" w:after="20" w:line="240" w:lineRule="auto"/>
               <w:jc w:val="left"/>
             </w:pPr>
             <w:r>
@@ -8575,16 +8582,16 @@
             <w:tcW w:type="dxa" w:w="8437322"/>
             <w:vAlign w:val="center"/>
             <w:tcMar>
-              <w:top w:w="58" w:type="dxa"/>
-              <w:start w:w="90" w:type="dxa"/>
-              <w:bottom w:w="58" w:type="dxa"/>
-              <w:end w:w="90" w:type="dxa"/>
+              <w:top w:w="80" w:type="dxa"/>
+              <w:start w:w="100" w:type="dxa"/>
+              <w:bottom w:w="80" w:type="dxa"/>
+              <w:end w:w="100" w:type="dxa"/>
             </w:tcMar>
             <w:shd w:fill="FFFFFF" w:val="clear"/>
           </w:tcPr>
           <w:p>
             <w:pPr>
-              <w:spacing w:before="0" w:after="46" w:line="274" w:lineRule="auto"/>
+              <w:spacing w:before="0" w:after="20" w:line="240" w:lineRule="auto"/>
               <w:jc w:val="left"/>
             </w:pPr>
             <w:r>
@@ -8607,16 +8614,16 @@
             <w:tcW w:type="dxa" w:w="1607108"/>
             <w:vAlign w:val="center"/>
             <w:tcMar>
-              <w:top w:w="58" w:type="dxa"/>
-              <w:start w:w="90" w:type="dxa"/>
-              <w:bottom w:w="58" w:type="dxa"/>
-              <w:end w:w="90" w:type="dxa"/>
+              <w:top w:w="80" w:type="dxa"/>
+              <w:start w:w="100" w:type="dxa"/>
+              <w:bottom w:w="80" w:type="dxa"/>
+              <w:end w:w="100" w:type="dxa"/>
             </w:tcMar>
             <w:shd w:fill="F4F7FB" w:val="clear"/>
           </w:tcPr>
           <w:p>
             <w:pPr>
-              <w:spacing w:before="0" w:after="46" w:line="274" w:lineRule="auto"/>
+              <w:spacing w:before="0" w:after="20" w:line="240" w:lineRule="auto"/>
               <w:jc w:val="left"/>
             </w:pPr>
             <w:r>
@@ -8634,16 +8641,16 @@
             <w:tcW w:type="dxa" w:w="8437322"/>
             <w:vAlign w:val="center"/>
             <w:tcMar>
-              <w:top w:w="58" w:type="dxa"/>
-              <w:start w:w="90" w:type="dxa"/>
-              <w:bottom w:w="58" w:type="dxa"/>
-              <w:end w:w="90" w:type="dxa"/>
+              <w:top w:w="80" w:type="dxa"/>
+              <w:start w:w="100" w:type="dxa"/>
+              <w:bottom w:w="80" w:type="dxa"/>
+              <w:end w:w="100" w:type="dxa"/>
             </w:tcMar>
             <w:shd w:fill="F4F7FB" w:val="clear"/>
           </w:tcPr>
           <w:p>
             <w:pPr>
-              <w:spacing w:before="0" w:after="46" w:line="274" w:lineRule="auto"/>
+              <w:spacing w:before="0" w:after="20" w:line="240" w:lineRule="auto"/>
               <w:jc w:val="left"/>
             </w:pPr>
             <w:r>
@@ -8666,16 +8673,16 @@
             <w:tcW w:type="dxa" w:w="1607108"/>
             <w:vAlign w:val="center"/>
             <w:tcMar>
-              <w:top w:w="58" w:type="dxa"/>
-              <w:start w:w="90" w:type="dxa"/>
-              <w:bottom w:w="58" w:type="dxa"/>
-              <w:end w:w="90" w:type="dxa"/>
+              <w:top w:w="80" w:type="dxa"/>
+              <w:start w:w="100" w:type="dxa"/>
+              <w:bottom w:w="80" w:type="dxa"/>
+              <w:end w:w="100" w:type="dxa"/>
             </w:tcMar>
             <w:shd w:fill="FFFFFF" w:val="clear"/>
           </w:tcPr>
           <w:p>
             <w:pPr>
-              <w:spacing w:before="0" w:after="46" w:line="274" w:lineRule="auto"/>
+              <w:spacing w:before="0" w:after="20" w:line="240" w:lineRule="auto"/>
               <w:jc w:val="left"/>
             </w:pPr>
             <w:r>
@@ -8693,16 +8700,16 @@
             <w:tcW w:type="dxa" w:w="8437322"/>
             <w:vAlign w:val="center"/>
             <w:tcMar>
-              <w:top w:w="58" w:type="dxa"/>
-              <w:start w:w="90" w:type="dxa"/>
-              <w:bottom w:w="58" w:type="dxa"/>
-              <w:end w:w="90" w:type="dxa"/>
+              <w:top w:w="80" w:type="dxa"/>
+              <w:start w:w="100" w:type="dxa"/>
+              <w:bottom w:w="80" w:type="dxa"/>
+              <w:end w:w="100" w:type="dxa"/>
             </w:tcMar>
             <w:shd w:fill="FFFFFF" w:val="clear"/>
           </w:tcPr>
           <w:p>
             <w:pPr>
-              <w:spacing w:before="0" w:after="46" w:line="274" w:lineRule="auto"/>
+              <w:spacing w:before="0" w:after="20" w:line="240" w:lineRule="auto"/>
               <w:jc w:val="left"/>
             </w:pPr>
             <w:r>
@@ -8725,16 +8732,16 @@
             <w:tcW w:type="dxa" w:w="1607108"/>
             <w:vAlign w:val="center"/>
             <w:tcMar>
-              <w:top w:w="58" w:type="dxa"/>
-              <w:start w:w="90" w:type="dxa"/>
-              <w:bottom w:w="58" w:type="dxa"/>
-              <w:end w:w="90" w:type="dxa"/>
+              <w:top w:w="80" w:type="dxa"/>
+              <w:start w:w="100" w:type="dxa"/>
+              <w:bottom w:w="80" w:type="dxa"/>
+              <w:end w:w="100" w:type="dxa"/>
             </w:tcMar>
             <w:shd w:fill="F4F7FB" w:val="clear"/>
           </w:tcPr>
           <w:p>
             <w:pPr>
-              <w:spacing w:before="0" w:after="46" w:line="274" w:lineRule="auto"/>
+              <w:spacing w:before="0" w:after="20" w:line="240" w:lineRule="auto"/>
               <w:jc w:val="left"/>
             </w:pPr>
             <w:r>
@@ -8752,16 +8759,16 @@
             <w:tcW w:type="dxa" w:w="8437322"/>
             <w:vAlign w:val="center"/>
             <w:tcMar>
-              <w:top w:w="58" w:type="dxa"/>
-              <w:start w:w="90" w:type="dxa"/>
-              <w:bottom w:w="58" w:type="dxa"/>
-              <w:end w:w="90" w:type="dxa"/>
+              <w:top w:w="80" w:type="dxa"/>
+              <w:start w:w="100" w:type="dxa"/>
+              <w:bottom w:w="80" w:type="dxa"/>
+              <w:end w:w="100" w:type="dxa"/>
             </w:tcMar>
             <w:shd w:fill="F4F7FB" w:val="clear"/>
           </w:tcPr>
           <w:p>
             <w:pPr>
-              <w:spacing w:before="0" w:after="46" w:line="274" w:lineRule="auto"/>
+              <w:spacing w:before="0" w:after="20" w:line="240" w:lineRule="auto"/>
               <w:jc w:val="left"/>
             </w:pPr>
             <w:r>
@@ -8784,16 +8791,16 @@
             <w:tcW w:type="dxa" w:w="1607108"/>
             <w:vAlign w:val="center"/>
             <w:tcMar>
-              <w:top w:w="58" w:type="dxa"/>
-              <w:start w:w="90" w:type="dxa"/>
-              <w:bottom w:w="58" w:type="dxa"/>
-              <w:end w:w="90" w:type="dxa"/>
+              <w:top w:w="80" w:type="dxa"/>
+              <w:start w:w="100" w:type="dxa"/>
+              <w:bottom w:w="80" w:type="dxa"/>
+              <w:end w:w="100" w:type="dxa"/>
             </w:tcMar>
             <w:shd w:fill="FFFFFF" w:val="clear"/>
           </w:tcPr>
           <w:p>
             <w:pPr>
-              <w:spacing w:before="0" w:after="46" w:line="274" w:lineRule="auto"/>
+              <w:spacing w:before="0" w:after="20" w:line="240" w:lineRule="auto"/>
               <w:jc w:val="left"/>
             </w:pPr>
             <w:r>
@@ -8811,16 +8818,16 @@
             <w:tcW w:type="dxa" w:w="8437322"/>
             <w:vAlign w:val="center"/>
             <w:tcMar>
-              <w:top w:w="58" w:type="dxa"/>
-              <w:start w:w="90" w:type="dxa"/>
-              <w:bottom w:w="58" w:type="dxa"/>
-              <w:end w:w="90" w:type="dxa"/>
+              <w:top w:w="80" w:type="dxa"/>
+              <w:start w:w="100" w:type="dxa"/>
+              <w:bottom w:w="80" w:type="dxa"/>
+              <w:end w:w="100" w:type="dxa"/>
             </w:tcMar>
             <w:shd w:fill="FFFFFF" w:val="clear"/>
           </w:tcPr>
           <w:p>
             <w:pPr>
-              <w:spacing w:before="0" w:after="46" w:line="274" w:lineRule="auto"/>
+              <w:spacing w:before="0" w:after="20" w:line="240" w:lineRule="auto"/>
               <w:jc w:val="left"/>
             </w:pPr>
             <w:r>
@@ -9968,7 +9975,7 @@
     <w:pPr>
       <w:widowControl/>
       <w:bidi w:val="0"/>
-      <w:spacing w:lineRule="auto" w:line="312" w:before="0" w:after="180"/>
+      <w:spacing w:lineRule="auto" w:line="317" w:before="0" w:after="170"/>
       <w:jc w:val="start"/>
     </w:pPr>
     <w:rPr>
@@ -9992,7 +9999,7 @@
       <w:keepNext/>
       <w:keepLines/>
       <w:widowControl/>
-      <w:spacing w:lineRule="auto" w:line="259" w:before="1120" w:after="260"/>
+      <w:spacing w:lineRule="auto" w:line="259" w:before="1160" w:after="240"/>
       <w:outlineLvl w:val="0"/>
     </w:pPr>
     <w:rPr>
@@ -10017,7 +10024,7 @@
       <w:keepNext/>
       <w:keepLines/>
       <w:widowControl/>
-      <w:spacing w:lineRule="auto" w:line="259" w:before="640" w:after="170"/>
+      <w:spacing w:lineRule="auto" w:line="259" w:before="640" w:after="150"/>
       <w:ind w:start="113"/>
       <w:outlineLvl w:val="1"/>
     </w:pPr>
@@ -10043,7 +10050,7 @@
       <w:keepNext/>
       <w:keepLines/>
       <w:widowControl/>
-      <w:spacing w:lineRule="auto" w:line="264" w:before="420" w:after="130"/>
+      <w:spacing w:lineRule="auto" w:line="264" w:before="400" w:after="120"/>
       <w:ind w:start="255"/>
       <w:outlineLvl w:val="2"/>
     </w:pPr>
@@ -11144,7 +11151,7 @@
     <w:pPr>
       <w:keepNext w:val="false"/>
       <w:widowControl/>
-      <w:spacing w:lineRule="auto" w:line="324" w:before="0" w:after="220"/>
+      <w:spacing w:lineRule="auto" w:line="324" w:before="0" w:after="200"/>
     </w:pPr>
     <w:rPr>
       <w:rFonts w:ascii="Noto Sans KR" w:hAnsi="Noto Sans KR" w:eastAsia="Noto Sans KR" w:cs="Noto Sans KR"/>
@@ -11240,7 +11247,7 @@
       <w:keepNext/>
       <w:keepLines/>
       <w:widowControl/>
-      <w:spacing w:lineRule="auto" w:line="276" w:before="180" w:after="100"/>
+      <w:spacing w:lineRule="auto" w:line="276" w:before="180" w:after="120"/>
     </w:pPr>
     <w:rPr>
       <w:rFonts w:ascii="Noto Sans KR" w:hAnsi="Noto Sans KR" w:eastAsia="Noto Sans KR" w:cs="Noto Sans KR"/>
@@ -11256,7 +11263,7 @@
     <w:pPr>
       <w:keepNext w:val="true"/>
       <w:widowControl/>
-      <w:spacing w:lineRule="auto" w:line="288" w:before="0" w:after="140"/>
+      <w:spacing w:lineRule="auto" w:line="288" w:before="0" w:after="120"/>
     </w:pPr>
     <w:rPr>
       <w:rFonts w:ascii="Noto Sans KR" w:hAnsi="Noto Sans KR" w:eastAsia="Noto Sans KR" w:cs="Noto Sans KR"/>

--- a/cpf-docs/deliverables/기술사양서.docx
+++ b/cpf-docs/deliverables/기술사양서.docx
@@ -2989,20 +2989,7 @@
             </w:tcMar>
           </w:tcPr>
           <w:p>
-            <w:pPr>
-              <w:pStyle w:val="Normal"/>
-              <w:spacing w:lineRule="auto" w:line="269" w:before="0" w:after="70"/>
-              <w:ind w:start="0" w:end="0"/>
-              <w:jc w:val="left"/>
-              <w:rPr/>
-            </w:pPr>
-            <w:r>
-              <w:rPr>
-                <w:rFonts w:ascii="Noto Sans KR" w:hAnsi="Noto Sans KR" w:cs="Noto Sans KR" w:eastAsia="Noto Sans KR"/>
-                <w:b w:val="false"/>
-                <w:color w:val="1C3553"/>
-                <w:sz w:val="18"/>
-              </w:rPr>
+            <w:r>
               <w:t>업무 관리자</w:t>
             </w:r>
           </w:p>
@@ -3026,20 +3013,7 @@
             </w:tcMar>
           </w:tcPr>
           <w:p>
-            <w:pPr>
-              <w:pStyle w:val="Normal"/>
-              <w:spacing w:lineRule="auto" w:line="269" w:before="0" w:after="70"/>
-              <w:ind w:start="0" w:end="0"/>
-              <w:jc w:val="left"/>
-              <w:rPr/>
-            </w:pPr>
-            <w:r>
-              <w:rPr>
-                <w:rFonts w:eastAsia="Noto Sans KR" w:cs="Noto Sans KR" w:ascii="Noto Sans KR" w:hAnsi="Noto Sans KR"/>
-                <w:b w:val="false"/>
-                <w:color w:val="1C3553"/>
-                <w:sz w:val="18"/>
-              </w:rPr>
+            <w:r>
               <w:t>cpf-backoffice</w:t>
             </w:r>
           </w:p>
@@ -3063,30 +3037,8 @@
             </w:tcMar>
           </w:tcPr>
           <w:p>
-            <w:pPr>
-              <w:pStyle w:val="Normal"/>
-              <w:spacing w:lineRule="auto" w:line="269" w:before="0" w:after="70"/>
-              <w:ind w:start="0" w:end="0"/>
-              <w:jc w:val="left"/>
-              <w:rPr/>
-            </w:pPr>
-            <w:r>
-              <w:rPr>
-                <w:rFonts w:ascii="Noto Sans KR" w:hAnsi="Noto Sans KR" w:cs="Noto Sans KR" w:eastAsia="Noto Sans KR"/>
-                <w:b w:val="false"/>
-                <w:color w:val="1C3553"/>
-                <w:sz w:val="18"/>
-              </w:rPr>
-              <w:t xml:space="preserve">선택 </w:t>
-            </w:r>
-            <w:r>
-              <w:rPr>
-                <w:rFonts w:eastAsia="Noto Sans KR" w:cs="Noto Sans KR" w:ascii="Noto Sans KR" w:hAnsi="Noto Sans KR"/>
-                <w:b w:val="false"/>
-                <w:color w:val="1C3553"/>
-                <w:sz w:val="18"/>
-              </w:rPr>
-              <w:t>Runtime/BFF</w:t>
+            <w:r>
+              <w:t>Optional Prebuilt Business Domain</w:t>
             </w:r>
           </w:p>
         </w:tc>
@@ -3109,48 +3061,8 @@
             </w:tcMar>
           </w:tcPr>
           <w:p>
-            <w:pPr>
-              <w:pStyle w:val="Normal"/>
-              <w:spacing w:lineRule="auto" w:line="269" w:before="0" w:after="70"/>
-              <w:ind w:start="0" w:end="0"/>
-              <w:jc w:val="left"/>
-              <w:rPr/>
-            </w:pPr>
-            <w:r>
-              <w:rPr>
-                <w:rFonts w:eastAsia="Noto Sans KR" w:cs="Noto Sans KR" w:ascii="Noto Sans KR" w:hAnsi="Noto Sans KR"/>
-                <w:b w:val="false"/>
-                <w:color w:val="1C3553"/>
-                <w:sz w:val="18"/>
-              </w:rPr>
-              <w:t xml:space="preserve">DB Owner </w:t>
-            </w:r>
-            <w:r>
-              <w:rPr>
-                <w:rFonts w:ascii="Noto Sans KR" w:hAnsi="Noto Sans KR" w:cs="Noto Sans KR" w:eastAsia="Noto Sans KR"/>
-                <w:b w:val="false"/>
-                <w:color w:val="1C3553"/>
-                <w:sz w:val="18"/>
-              </w:rPr>
-              <w:t>아님</w:t>
-            </w:r>
-            <w:r>
-              <w:rPr>
-                <w:rFonts w:eastAsia="Noto Sans KR" w:cs="Noto Sans KR" w:ascii="Noto Sans KR" w:hAnsi="Noto Sans KR"/>
-                <w:b w:val="false"/>
-                <w:color w:val="1C3553"/>
-                <w:sz w:val="18"/>
-              </w:rPr>
-              <w:t xml:space="preserve">, </w:t>
-            </w:r>
-            <w:r>
-              <w:rPr>
-                <w:rFonts w:ascii="Noto Sans KR" w:hAnsi="Noto Sans KR" w:cs="Noto Sans KR" w:eastAsia="Noto Sans KR"/>
-                <w:b w:val="false"/>
-                <w:color w:val="1C3553"/>
-                <w:sz w:val="18"/>
-              </w:rPr>
-              <w:t>제거 가능</w:t>
+            <w:r>
+              <w:t>MBW 업무관리 Owner; 플랫폼 Control Plane 아님; 타 Domain DB 직접 접근 금지</w:t>
             </w:r>
           </w:p>
         </w:tc>

--- a/cpf-docs/deliverables/기술사양서.docx
+++ b/cpf-docs/deliverables/기술사양서.docx
@@ -8763,6 +8763,115 @@
           <w:rFonts w:ascii="Noto Sans KR" w:hAnsi="Noto Sans KR" w:eastAsia="Noto Sans KR" w:cs="Noto Sans KR"/>
         </w:rPr>
         <w:t>Source: gradle/cpf-stack.properties · cpf-tools/generator · cpf-tools/runtime/cli</w:t>
+      </w:r>
+    </w:p>
+    <w:p>
+      <w:pPr>
+        <w:pStyle w:val="Heading1"/>
+      </w:pPr>
+      <w:r>
+        <w:t>9 Public Tooling과 Runtime 실행 사양</w:t>
+      </w:r>
+    </w:p>
+    <w:p>
+      <w:pPr>
+        <w:pStyle w:val="CPFSectionLead"/>
+      </w:pPr>
+      <w:r>
+        <w:t>고객 개발자에게 노출되는 실행 Surface와 Framework 개발 전용 Surface를 분리하고 Java 25/DB3/Runtime Identity 조건을 같은 사양으로 확인합니다.</w:t>
+      </w:r>
+    </w:p>
+    <w:p>
+      <w:pPr>
+        <w:pStyle w:val="Heading2"/>
+      </w:pPr>
+      <w:r>
+        <w:t>Public CLI</w:t>
+      </w:r>
+    </w:p>
+    <w:p>
+      <w:pPr>
+        <w:pStyle w:val="ListBullet"/>
+      </w:pPr>
+      <w:r>
+        <w:t>bootstrap / domain-new / domain-sync — 환경과 Generated Domain Lifecycle</w:t>
+      </w:r>
+    </w:p>
+    <w:p>
+      <w:pPr>
+        <w:pStyle w:val="ListBullet"/>
+      </w:pPr>
+      <w:r>
+        <w:t>build / test — 공식 Build/Test 진입점</w:t>
+      </w:r>
+    </w:p>
+    <w:p>
+      <w:pPr>
+        <w:pStyle w:val="ListBullet"/>
+      </w:pPr>
+      <w:r>
+        <w:t>run / stop / reset / status — Public Runtime Lifecycle</w:t>
+      </w:r>
+    </w:p>
+    <w:p>
+      <w:pPr>
+        <w:pStyle w:val="ListBullet"/>
+      </w:pPr>
+      <w:r>
+        <w:t>doctor / version / help — Prerequisite, Source Identity, Capability Surface 확인</w:t>
+      </w:r>
+    </w:p>
+    <w:p>
+      <w:pPr>
+        <w:pStyle w:val="Heading2"/>
+      </w:pPr>
+      <w:r>
+        <w:t>Internal Tooling</w:t>
+      </w:r>
+    </w:p>
+    <w:p>
+      <w:r>
+        <w:t>`dev`, `verify`, `publish`, `release`는 Framework 개발·검증·배포 전용 Namespace입니다. Public Distribution에서 Internal Capability가 노출되지 않으면 명령을 실행하지 않고 prerequisite/capability 오류로 종료합니다.</w:t>
+      </w:r>
+    </w:p>
+    <w:p>
+      <w:pPr>
+        <w:pStyle w:val="Heading2"/>
+      </w:pPr>
+      <w:r>
+        <w:t>Runtime 조건</w:t>
+      </w:r>
+    </w:p>
+    <w:p>
+      <w:pPr>
+        <w:pStyle w:val="ListBullet"/>
+      </w:pPr>
+      <w:r>
+        <w:t>Java 25를 공식 Runtime 기준으로 사용합니다.</w:t>
+      </w:r>
+    </w:p>
+    <w:p>
+      <w:pPr>
+        <w:pStyle w:val="ListBullet"/>
+      </w:pPr>
+      <w:r>
+        <w:t>DB Vendor는 Oracle/PostgreSQL/MariaDB를 동일 Canonical Lifecycle로 지원합니다.</w:t>
+      </w:r>
+    </w:p>
+    <w:p>
+      <w:pPr>
+        <w:pStyle w:val="ListBullet"/>
+      </w:pPr>
+      <w:r>
+        <w:t>instanceId는 explicit 설정을 우선하고 미설정 시 Hostname을 사용하며 Header에는 포함하지 않습니다.</w:t>
+      </w:r>
+    </w:p>
+    <w:p>
+      <w:pPr>
+        <w:pStyle w:val="CPFSource"/>
+      </w:pPr>
+      <w:r>
+        <w:t>Source: cpf-tools/runtime/cli/java/CpfCli.java · gradle/cpf-runtime/*.properties · cpf-tools/db</w:t>
       </w:r>
     </w:p>
     <w:sectPr>
